--- a/public/CV Peter Bardenhagen.docx
+++ b/public/CV Peter Bardenhagen.docx
@@ -110,9 +110,9 @@
       <w:pPr>
         <w:rPr>
           <w:rFonts w:ascii="Aptos Narrow" w:hAnsi="Aptos Narrow" w:cs="Arial"/>
-          <w:color w:val="000000" w:themeColor="text1"/>
-          <w:sz w:val="20"/>
-          <w:szCs w:val="20"/>
+          <w:sz w:val="20"/>
+          <w:szCs w:val="20"/>
+          <w:lang w:val="de-DE"/>
         </w:rPr>
       </w:pPr>
       <w:hyperlink r:id="rId8" w:history="1">
@@ -123,6 +123,7 @@
             <w:b/>
             <w:bCs/>
             <w:color w:val="auto"/>
+            <w:lang w:val="de-DE"/>
           </w:rPr>
           <w:t>peter@bardenhagen.xyz</w:t>
         </w:r>
@@ -132,6 +133,7 @@
           <w:rFonts w:ascii="Aptos Narrow" w:hAnsi="Aptos Narrow"/>
           <w:b/>
           <w:bCs/>
+          <w:lang w:val="de-DE"/>
         </w:rPr>
         <w:t xml:space="preserve">   </w:t>
       </w:r>
@@ -143,6 +145,7 @@
           <w:color w:val="000000" w:themeColor="text1"/>
           <w:sz w:val="20"/>
           <w:szCs w:val="20"/>
+          <w:lang w:val="de-DE"/>
         </w:rPr>
         <w:t>+61 (0) 452 491 013</w:t>
       </w:r>
@@ -152,8 +155,42 @@
           <w:color w:val="000000" w:themeColor="text1"/>
           <w:sz w:val="20"/>
           <w:szCs w:val="20"/>
+          <w:lang w:val="de-DE"/>
         </w:rPr>
         <w:t xml:space="preserve">   </w:t>
+      </w:r>
+      <w:r>
+        <w:rPr>
+          <w:rFonts w:ascii="Aptos Narrow" w:hAnsi="Aptos Narrow" w:cs="Arial"/>
+          <w:b/>
+          <w:bCs/>
+          <w:sz w:val="20"/>
+          <w:szCs w:val="20"/>
+          <w:lang w:val="de-DE"/>
+        </w:rPr>
+        <w:t>AI Resume</w:t>
+      </w:r>
+      <w:r>
+        <w:rPr>
+          <w:rFonts w:ascii="Aptos Narrow" w:hAnsi="Aptos Narrow" w:cs="Arial"/>
+          <w:b/>
+          <w:bCs/>
+          <w:sz w:val="20"/>
+          <w:szCs w:val="20"/>
+          <w:lang w:val="de-DE"/>
+        </w:rPr>
+        <w:t>:</w:t>
+      </w:r>
+      <w:r>
+        <w:rPr>
+          <w:rFonts w:ascii="Aptos Narrow" w:hAnsi="Aptos Narrow" w:cs="Arial"/>
+          <w:b/>
+          <w:bCs/>
+          <w:sz w:val="20"/>
+          <w:szCs w:val="20"/>
+          <w:lang w:val="de-DE"/>
+        </w:rPr>
+        <w:t xml:space="preserve"> </w:t>
       </w:r>
       <w:hyperlink r:id="rId9" w:history="1">
         <w:r>
@@ -165,15 +202,19 @@
             <w:color w:val="000000" w:themeColor="text1"/>
             <w:sz w:val="20"/>
             <w:szCs w:val="20"/>
+            <w:lang w:val="de-DE"/>
           </w:rPr>
-          <w:t>https://www.linkedin.com/in/peterbardenhagen</w:t>
+          <w:t>peter.bardenhagen.xyz</w:t>
         </w:r>
       </w:hyperlink>
       <w:r>
         <w:rPr>
           <w:rFonts w:ascii="Aptos Narrow" w:hAnsi="Aptos Narrow" w:cs="Arial"/>
-          <w:sz w:val="20"/>
-          <w:szCs w:val="20"/>
+          <w:b/>
+          <w:bCs/>
+          <w:sz w:val="20"/>
+          <w:szCs w:val="20"/>
+          <w:lang w:val="de-DE"/>
         </w:rPr>
         <w:t xml:space="preserve"> </w:t>
       </w:r>
@@ -440,7 +481,6 @@
       <w:pPr>
         <w:rPr>
           <w:rFonts w:ascii="Aptos Narrow" w:hAnsi="Aptos Narrow" w:cstheme="minorHAnsi"/>
-          <w:b/>
           <w:color w:val="000000" w:themeColor="text1"/>
           <w:sz w:val="20"/>
           <w:szCs w:val="20"/>
@@ -532,6 +572,1964 @@
         <w:ind w:left="0"/>
         <w:jc w:val="left"/>
         <w:rPr>
+          <w:rFonts w:ascii="Aptos Narrow" w:hAnsi="Aptos Narrow"/>
+          <w:color w:val="000000" w:themeColor="text1"/>
+          <w:sz w:val="20"/>
+          <w:szCs w:val="20"/>
+        </w:rPr>
+      </w:pPr>
+      <w:r>
+        <w:rPr>
+          <w:rFonts w:ascii="Aptos Narrow" w:hAnsi="Aptos Narrow"/>
+          <w:color w:val="000000" w:themeColor="text1"/>
+          <w:sz w:val="20"/>
+          <w:szCs w:val="20"/>
+        </w:rPr>
+        <w:t>TECHNICAL SKILLS</w:t>
+      </w:r>
+    </w:p>
+    <w:tbl>
+      <w:tblPr>
+        <w:tblStyle w:val="TableGrid"/>
+        <w:tblW w:w="0" w:type="auto"/>
+        <w:tblLook w:val="04A0" w:firstRow="1" w:lastRow="0" w:firstColumn="1" w:lastColumn="0" w:noHBand="0" w:noVBand="1"/>
+      </w:tblPr>
+      <w:tblGrid>
+        <w:gridCol w:w="1809"/>
+        <w:gridCol w:w="993"/>
+        <w:gridCol w:w="1417"/>
+        <w:gridCol w:w="2552"/>
+        <w:gridCol w:w="992"/>
+        <w:gridCol w:w="1473"/>
+      </w:tblGrid>
+      <w:tr>
+        <w:tc>
+          <w:tcPr>
+            <w:tcW w:w="1809" w:type="dxa"/>
+            <w:shd w:val="pct20" w:color="auto" w:fill="auto"/>
+          </w:tcPr>
+          <w:p>
+            <w:pPr>
+              <w:rPr>
+                <w:rFonts w:ascii="Aptos Narrow" w:hAnsi="Aptos Narrow" w:cstheme="minorHAnsi"/>
+                <w:b/>
+                <w:color w:val="000000" w:themeColor="text1"/>
+                <w:sz w:val="16"/>
+                <w:szCs w:val="16"/>
+              </w:rPr>
+            </w:pPr>
+            <w:r>
+              <w:rPr>
+                <w:rFonts w:ascii="Aptos Narrow" w:hAnsi="Aptos Narrow" w:cstheme="minorHAnsi"/>
+                <w:b/>
+                <w:color w:val="000000" w:themeColor="text1"/>
+                <w:sz w:val="16"/>
+                <w:szCs w:val="16"/>
+              </w:rPr>
+              <w:t>Skill</w:t>
+            </w:r>
+          </w:p>
+        </w:tc>
+        <w:tc>
+          <w:tcPr>
+            <w:tcW w:w="993" w:type="dxa"/>
+            <w:shd w:val="pct20" w:color="auto" w:fill="auto"/>
+          </w:tcPr>
+          <w:p>
+            <w:pPr>
+              <w:rPr>
+                <w:rFonts w:ascii="Aptos Narrow" w:hAnsi="Aptos Narrow" w:cstheme="minorHAnsi"/>
+                <w:b/>
+                <w:color w:val="000000" w:themeColor="text1"/>
+                <w:sz w:val="16"/>
+                <w:szCs w:val="16"/>
+              </w:rPr>
+            </w:pPr>
+            <w:r>
+              <w:rPr>
+                <w:rFonts w:ascii="Aptos Narrow" w:hAnsi="Aptos Narrow" w:cstheme="minorHAnsi"/>
+                <w:b/>
+                <w:color w:val="000000" w:themeColor="text1"/>
+                <w:sz w:val="16"/>
+                <w:szCs w:val="16"/>
+              </w:rPr>
+              <w:t>Years</w:t>
+            </w:r>
+          </w:p>
+        </w:tc>
+        <w:tc>
+          <w:tcPr>
+            <w:tcW w:w="1417" w:type="dxa"/>
+            <w:shd w:val="pct20" w:color="auto" w:fill="auto"/>
+          </w:tcPr>
+          <w:p>
+            <w:pPr>
+              <w:rPr>
+                <w:rFonts w:ascii="Aptos Narrow" w:hAnsi="Aptos Narrow" w:cstheme="minorHAnsi"/>
+                <w:b/>
+                <w:color w:val="000000" w:themeColor="text1"/>
+                <w:sz w:val="16"/>
+                <w:szCs w:val="16"/>
+              </w:rPr>
+            </w:pPr>
+            <w:r>
+              <w:rPr>
+                <w:rFonts w:ascii="Aptos Narrow" w:hAnsi="Aptos Narrow" w:cstheme="minorHAnsi"/>
+                <w:b/>
+                <w:color w:val="000000" w:themeColor="text1"/>
+                <w:sz w:val="16"/>
+                <w:szCs w:val="16"/>
+              </w:rPr>
+              <w:t>Level</w:t>
+            </w:r>
+          </w:p>
+        </w:tc>
+        <w:tc>
+          <w:tcPr>
+            <w:tcW w:w="2552" w:type="dxa"/>
+            <w:shd w:val="pct20" w:color="auto" w:fill="auto"/>
+          </w:tcPr>
+          <w:p>
+            <w:pPr>
+              <w:rPr>
+                <w:rFonts w:ascii="Aptos Narrow" w:hAnsi="Aptos Narrow" w:cstheme="minorHAnsi"/>
+                <w:b/>
+                <w:color w:val="000000" w:themeColor="text1"/>
+                <w:sz w:val="16"/>
+                <w:szCs w:val="16"/>
+              </w:rPr>
+            </w:pPr>
+            <w:r>
+              <w:rPr>
+                <w:rFonts w:ascii="Aptos Narrow" w:hAnsi="Aptos Narrow" w:cstheme="minorHAnsi"/>
+                <w:b/>
+                <w:color w:val="000000" w:themeColor="text1"/>
+                <w:sz w:val="16"/>
+                <w:szCs w:val="16"/>
+              </w:rPr>
+              <w:t>Skill</w:t>
+            </w:r>
+          </w:p>
+        </w:tc>
+        <w:tc>
+          <w:tcPr>
+            <w:tcW w:w="992" w:type="dxa"/>
+            <w:shd w:val="pct20" w:color="auto" w:fill="auto"/>
+          </w:tcPr>
+          <w:p>
+            <w:pPr>
+              <w:rPr>
+                <w:rFonts w:ascii="Aptos Narrow" w:hAnsi="Aptos Narrow" w:cstheme="minorHAnsi"/>
+                <w:b/>
+                <w:color w:val="000000" w:themeColor="text1"/>
+                <w:sz w:val="16"/>
+                <w:szCs w:val="16"/>
+              </w:rPr>
+            </w:pPr>
+            <w:r>
+              <w:rPr>
+                <w:rFonts w:ascii="Aptos Narrow" w:hAnsi="Aptos Narrow" w:cstheme="minorHAnsi"/>
+                <w:b/>
+                <w:color w:val="000000" w:themeColor="text1"/>
+                <w:sz w:val="16"/>
+                <w:szCs w:val="16"/>
+              </w:rPr>
+              <w:t>Years</w:t>
+            </w:r>
+          </w:p>
+        </w:tc>
+        <w:tc>
+          <w:tcPr>
+            <w:tcW w:w="1473" w:type="dxa"/>
+            <w:shd w:val="pct20" w:color="auto" w:fill="auto"/>
+          </w:tcPr>
+          <w:p>
+            <w:pPr>
+              <w:rPr>
+                <w:rFonts w:ascii="Aptos Narrow" w:hAnsi="Aptos Narrow" w:cstheme="minorHAnsi"/>
+                <w:b/>
+                <w:color w:val="000000" w:themeColor="text1"/>
+                <w:sz w:val="16"/>
+                <w:szCs w:val="16"/>
+              </w:rPr>
+            </w:pPr>
+            <w:r>
+              <w:rPr>
+                <w:rFonts w:ascii="Aptos Narrow" w:hAnsi="Aptos Narrow" w:cstheme="minorHAnsi"/>
+                <w:b/>
+                <w:color w:val="000000" w:themeColor="text1"/>
+                <w:sz w:val="16"/>
+                <w:szCs w:val="16"/>
+              </w:rPr>
+              <w:t>Level</w:t>
+            </w:r>
+          </w:p>
+        </w:tc>
+      </w:tr>
+      <w:tr>
+        <w:tc>
+          <w:tcPr>
+            <w:tcW w:w="1809" w:type="dxa"/>
+          </w:tcPr>
+          <w:p>
+            <w:pPr>
+              <w:rPr>
+                <w:rFonts w:ascii="Aptos Narrow" w:hAnsi="Aptos Narrow" w:cstheme="minorHAnsi"/>
+                <w:b/>
+                <w:color w:val="000000" w:themeColor="text1"/>
+                <w:sz w:val="16"/>
+                <w:szCs w:val="16"/>
+              </w:rPr>
+            </w:pPr>
+            <w:r>
+              <w:rPr>
+                <w:rFonts w:ascii="Aptos Narrow" w:hAnsi="Aptos Narrow" w:cstheme="minorHAnsi"/>
+                <w:b/>
+                <w:color w:val="000000" w:themeColor="text1"/>
+                <w:sz w:val="16"/>
+                <w:szCs w:val="16"/>
+              </w:rPr>
+              <w:t>.Net C#</w:t>
+            </w:r>
+          </w:p>
+        </w:tc>
+        <w:tc>
+          <w:tcPr>
+            <w:tcW w:w="993" w:type="dxa"/>
+          </w:tcPr>
+          <w:p>
+            <w:pPr>
+              <w:rPr>
+                <w:rFonts w:ascii="Aptos Narrow" w:hAnsi="Aptos Narrow" w:cstheme="minorHAnsi"/>
+                <w:bCs/>
+                <w:color w:val="000000" w:themeColor="text1"/>
+                <w:sz w:val="16"/>
+                <w:szCs w:val="16"/>
+              </w:rPr>
+            </w:pPr>
+            <w:r>
+              <w:rPr>
+                <w:rFonts w:ascii="Aptos Narrow" w:hAnsi="Aptos Narrow" w:cstheme="minorHAnsi"/>
+                <w:bCs/>
+                <w:color w:val="000000" w:themeColor="text1"/>
+                <w:sz w:val="16"/>
+                <w:szCs w:val="16"/>
+              </w:rPr>
+              <w:t>10+</w:t>
+            </w:r>
+          </w:p>
+        </w:tc>
+        <w:tc>
+          <w:tcPr>
+            <w:tcW w:w="1417" w:type="dxa"/>
+          </w:tcPr>
+          <w:p>
+            <w:pPr>
+              <w:rPr>
+                <w:rFonts w:ascii="Aptos Narrow" w:hAnsi="Aptos Narrow" w:cstheme="minorHAnsi"/>
+                <w:bCs/>
+                <w:color w:val="000000" w:themeColor="text1"/>
+                <w:sz w:val="16"/>
+                <w:szCs w:val="16"/>
+              </w:rPr>
+            </w:pPr>
+            <w:r>
+              <w:rPr>
+                <w:rFonts w:ascii="Aptos Narrow" w:hAnsi="Aptos Narrow" w:cstheme="minorHAnsi"/>
+                <w:bCs/>
+                <w:color w:val="000000" w:themeColor="text1"/>
+                <w:sz w:val="16"/>
+                <w:szCs w:val="16"/>
+              </w:rPr>
+              <w:t>Lead</w:t>
+            </w:r>
+          </w:p>
+        </w:tc>
+        <w:tc>
+          <w:tcPr>
+            <w:tcW w:w="2552" w:type="dxa"/>
+          </w:tcPr>
+          <w:p>
+            <w:pPr>
+              <w:rPr>
+                <w:rFonts w:ascii="Aptos Narrow" w:hAnsi="Aptos Narrow" w:cstheme="minorHAnsi"/>
+                <w:b/>
+                <w:color w:val="000000" w:themeColor="text1"/>
+                <w:sz w:val="16"/>
+                <w:szCs w:val="16"/>
+              </w:rPr>
+            </w:pPr>
+            <w:r>
+              <w:rPr>
+                <w:rFonts w:ascii="Aptos Narrow" w:hAnsi="Aptos Narrow" w:cstheme="minorHAnsi"/>
+                <w:b/>
+                <w:color w:val="000000" w:themeColor="text1"/>
+                <w:sz w:val="16"/>
+                <w:szCs w:val="16"/>
+              </w:rPr>
+              <w:t>Project Management</w:t>
+            </w:r>
+          </w:p>
+        </w:tc>
+        <w:tc>
+          <w:tcPr>
+            <w:tcW w:w="992" w:type="dxa"/>
+          </w:tcPr>
+          <w:p>
+            <w:pPr>
+              <w:rPr>
+                <w:rFonts w:ascii="Aptos Narrow" w:hAnsi="Aptos Narrow" w:cstheme="minorHAnsi"/>
+                <w:bCs/>
+                <w:color w:val="000000" w:themeColor="text1"/>
+                <w:sz w:val="16"/>
+                <w:szCs w:val="16"/>
+              </w:rPr>
+            </w:pPr>
+            <w:r>
+              <w:rPr>
+                <w:rFonts w:ascii="Aptos Narrow" w:hAnsi="Aptos Narrow" w:cstheme="minorHAnsi"/>
+                <w:bCs/>
+                <w:color w:val="000000" w:themeColor="text1"/>
+                <w:sz w:val="16"/>
+                <w:szCs w:val="16"/>
+              </w:rPr>
+              <w:t>7</w:t>
+            </w:r>
+          </w:p>
+        </w:tc>
+        <w:tc>
+          <w:tcPr>
+            <w:tcW w:w="1473" w:type="dxa"/>
+          </w:tcPr>
+          <w:p>
+            <w:pPr>
+              <w:rPr>
+                <w:rFonts w:ascii="Aptos Narrow" w:hAnsi="Aptos Narrow" w:cstheme="minorHAnsi"/>
+                <w:bCs/>
+                <w:color w:val="000000" w:themeColor="text1"/>
+                <w:sz w:val="16"/>
+                <w:szCs w:val="16"/>
+              </w:rPr>
+            </w:pPr>
+            <w:r>
+              <w:rPr>
+                <w:rFonts w:ascii="Aptos Narrow" w:hAnsi="Aptos Narrow" w:cstheme="minorHAnsi"/>
+                <w:bCs/>
+                <w:color w:val="000000" w:themeColor="text1"/>
+                <w:sz w:val="16"/>
+                <w:szCs w:val="16"/>
+              </w:rPr>
+              <w:t>Senior</w:t>
+            </w:r>
+          </w:p>
+        </w:tc>
+      </w:tr>
+      <w:tr>
+        <w:tc>
+          <w:tcPr>
+            <w:tcW w:w="1809" w:type="dxa"/>
+          </w:tcPr>
+          <w:p>
+            <w:pPr>
+              <w:rPr>
+                <w:rFonts w:ascii="Aptos Narrow" w:hAnsi="Aptos Narrow" w:cstheme="minorHAnsi"/>
+                <w:b/>
+                <w:color w:val="000000" w:themeColor="text1"/>
+                <w:sz w:val="16"/>
+                <w:szCs w:val="16"/>
+              </w:rPr>
+            </w:pPr>
+            <w:r>
+              <w:rPr>
+                <w:rFonts w:ascii="Aptos Narrow" w:hAnsi="Aptos Narrow" w:cstheme="minorHAnsi"/>
+                <w:b/>
+                <w:color w:val="000000" w:themeColor="text1"/>
+                <w:sz w:val="16"/>
+                <w:szCs w:val="16"/>
+              </w:rPr>
+              <w:t>Python</w:t>
+            </w:r>
+          </w:p>
+        </w:tc>
+        <w:tc>
+          <w:tcPr>
+            <w:tcW w:w="993" w:type="dxa"/>
+          </w:tcPr>
+          <w:p>
+            <w:pPr>
+              <w:rPr>
+                <w:rFonts w:ascii="Aptos Narrow" w:hAnsi="Aptos Narrow" w:cstheme="minorHAnsi"/>
+                <w:bCs/>
+                <w:color w:val="000000" w:themeColor="text1"/>
+                <w:sz w:val="16"/>
+                <w:szCs w:val="16"/>
+              </w:rPr>
+            </w:pPr>
+            <w:r>
+              <w:rPr>
+                <w:rFonts w:ascii="Aptos Narrow" w:hAnsi="Aptos Narrow" w:cstheme="minorHAnsi"/>
+                <w:bCs/>
+                <w:color w:val="000000" w:themeColor="text1"/>
+                <w:sz w:val="16"/>
+                <w:szCs w:val="16"/>
+              </w:rPr>
+              <w:t>2</w:t>
+            </w:r>
+          </w:p>
+        </w:tc>
+        <w:tc>
+          <w:tcPr>
+            <w:tcW w:w="1417" w:type="dxa"/>
+          </w:tcPr>
+          <w:p>
+            <w:pPr>
+              <w:rPr>
+                <w:rFonts w:ascii="Aptos Narrow" w:hAnsi="Aptos Narrow" w:cstheme="minorHAnsi"/>
+                <w:bCs/>
+                <w:color w:val="000000" w:themeColor="text1"/>
+                <w:sz w:val="16"/>
+                <w:szCs w:val="16"/>
+              </w:rPr>
+            </w:pPr>
+            <w:r>
+              <w:rPr>
+                <w:rFonts w:ascii="Aptos Narrow" w:hAnsi="Aptos Narrow" w:cstheme="minorHAnsi"/>
+                <w:bCs/>
+                <w:color w:val="000000" w:themeColor="text1"/>
+                <w:sz w:val="16"/>
+                <w:szCs w:val="16"/>
+              </w:rPr>
+              <w:t>Mid</w:t>
+            </w:r>
+          </w:p>
+        </w:tc>
+        <w:tc>
+          <w:tcPr>
+            <w:tcW w:w="2552" w:type="dxa"/>
+          </w:tcPr>
+          <w:p>
+            <w:pPr>
+              <w:rPr>
+                <w:rFonts w:ascii="Aptos Narrow" w:hAnsi="Aptos Narrow" w:cstheme="minorHAnsi"/>
+                <w:b/>
+                <w:color w:val="000000" w:themeColor="text1"/>
+                <w:sz w:val="16"/>
+                <w:szCs w:val="16"/>
+              </w:rPr>
+            </w:pPr>
+            <w:r>
+              <w:rPr>
+                <w:rFonts w:ascii="Aptos Narrow" w:hAnsi="Aptos Narrow" w:cstheme="minorHAnsi"/>
+                <w:b/>
+                <w:color w:val="000000" w:themeColor="text1"/>
+                <w:sz w:val="16"/>
+                <w:szCs w:val="16"/>
+              </w:rPr>
+              <w:t>Solutions Architecture</w:t>
+            </w:r>
+          </w:p>
+        </w:tc>
+        <w:tc>
+          <w:tcPr>
+            <w:tcW w:w="992" w:type="dxa"/>
+          </w:tcPr>
+          <w:p>
+            <w:pPr>
+              <w:rPr>
+                <w:rFonts w:ascii="Aptos Narrow" w:hAnsi="Aptos Narrow" w:cstheme="minorHAnsi"/>
+                <w:bCs/>
+                <w:color w:val="000000" w:themeColor="text1"/>
+                <w:sz w:val="16"/>
+                <w:szCs w:val="16"/>
+              </w:rPr>
+            </w:pPr>
+            <w:r>
+              <w:rPr>
+                <w:rFonts w:ascii="Aptos Narrow" w:hAnsi="Aptos Narrow" w:cstheme="minorHAnsi"/>
+                <w:bCs/>
+                <w:color w:val="000000" w:themeColor="text1"/>
+                <w:sz w:val="16"/>
+                <w:szCs w:val="16"/>
+              </w:rPr>
+              <w:t>7</w:t>
+            </w:r>
+          </w:p>
+        </w:tc>
+        <w:tc>
+          <w:tcPr>
+            <w:tcW w:w="1473" w:type="dxa"/>
+          </w:tcPr>
+          <w:p>
+            <w:pPr>
+              <w:rPr>
+                <w:rFonts w:ascii="Aptos Narrow" w:hAnsi="Aptos Narrow" w:cstheme="minorHAnsi"/>
+                <w:bCs/>
+                <w:color w:val="000000" w:themeColor="text1"/>
+                <w:sz w:val="16"/>
+                <w:szCs w:val="16"/>
+              </w:rPr>
+            </w:pPr>
+            <w:r>
+              <w:rPr>
+                <w:rFonts w:ascii="Aptos Narrow" w:hAnsi="Aptos Narrow" w:cstheme="minorHAnsi"/>
+                <w:bCs/>
+                <w:color w:val="000000" w:themeColor="text1"/>
+                <w:sz w:val="16"/>
+                <w:szCs w:val="16"/>
+              </w:rPr>
+              <w:t>Lead</w:t>
+            </w:r>
+          </w:p>
+        </w:tc>
+      </w:tr>
+      <w:tr>
+        <w:tc>
+          <w:tcPr>
+            <w:tcW w:w="1809" w:type="dxa"/>
+          </w:tcPr>
+          <w:p>
+            <w:pPr>
+              <w:rPr>
+                <w:rFonts w:ascii="Aptos Narrow" w:hAnsi="Aptos Narrow" w:cstheme="minorHAnsi"/>
+                <w:b/>
+                <w:color w:val="000000" w:themeColor="text1"/>
+                <w:sz w:val="16"/>
+                <w:szCs w:val="16"/>
+              </w:rPr>
+            </w:pPr>
+            <w:r>
+              <w:rPr>
+                <w:rFonts w:ascii="Aptos Narrow" w:hAnsi="Aptos Narrow" w:cstheme="minorHAnsi"/>
+                <w:b/>
+                <w:color w:val="000000" w:themeColor="text1"/>
+                <w:sz w:val="16"/>
+                <w:szCs w:val="16"/>
+              </w:rPr>
+              <w:t>React</w:t>
+            </w:r>
+          </w:p>
+        </w:tc>
+        <w:tc>
+          <w:tcPr>
+            <w:tcW w:w="993" w:type="dxa"/>
+          </w:tcPr>
+          <w:p>
+            <w:pPr>
+              <w:rPr>
+                <w:rFonts w:ascii="Aptos Narrow" w:hAnsi="Aptos Narrow" w:cstheme="minorHAnsi"/>
+                <w:bCs/>
+                <w:color w:val="000000" w:themeColor="text1"/>
+                <w:sz w:val="16"/>
+                <w:szCs w:val="16"/>
+              </w:rPr>
+            </w:pPr>
+            <w:r>
+              <w:rPr>
+                <w:rFonts w:ascii="Aptos Narrow" w:hAnsi="Aptos Narrow" w:cstheme="minorHAnsi"/>
+                <w:bCs/>
+                <w:color w:val="000000" w:themeColor="text1"/>
+                <w:sz w:val="16"/>
+                <w:szCs w:val="16"/>
+              </w:rPr>
+              <w:t>2</w:t>
+            </w:r>
+          </w:p>
+        </w:tc>
+        <w:tc>
+          <w:tcPr>
+            <w:tcW w:w="1417" w:type="dxa"/>
+          </w:tcPr>
+          <w:p>
+            <w:pPr>
+              <w:rPr>
+                <w:rFonts w:ascii="Aptos Narrow" w:hAnsi="Aptos Narrow" w:cstheme="minorHAnsi"/>
+                <w:bCs/>
+                <w:color w:val="000000" w:themeColor="text1"/>
+                <w:sz w:val="16"/>
+                <w:szCs w:val="16"/>
+              </w:rPr>
+            </w:pPr>
+            <w:r>
+              <w:rPr>
+                <w:rFonts w:ascii="Aptos Narrow" w:hAnsi="Aptos Narrow" w:cstheme="minorHAnsi"/>
+                <w:bCs/>
+                <w:color w:val="000000" w:themeColor="text1"/>
+                <w:sz w:val="16"/>
+                <w:szCs w:val="16"/>
+              </w:rPr>
+              <w:t>Mid</w:t>
+            </w:r>
+          </w:p>
+        </w:tc>
+        <w:tc>
+          <w:tcPr>
+            <w:tcW w:w="2552" w:type="dxa"/>
+          </w:tcPr>
+          <w:p>
+            <w:pPr>
+              <w:rPr>
+                <w:rFonts w:ascii="Aptos Narrow" w:hAnsi="Aptos Narrow" w:cstheme="minorHAnsi"/>
+                <w:b/>
+                <w:color w:val="000000" w:themeColor="text1"/>
+                <w:sz w:val="16"/>
+                <w:szCs w:val="16"/>
+              </w:rPr>
+            </w:pPr>
+            <w:r>
+              <w:rPr>
+                <w:rFonts w:ascii="Aptos Narrow" w:hAnsi="Aptos Narrow" w:cstheme="minorHAnsi"/>
+                <w:b/>
+                <w:color w:val="000000" w:themeColor="text1"/>
+                <w:sz w:val="16"/>
+                <w:szCs w:val="16"/>
+              </w:rPr>
+              <w:t>Enterprise Architecture</w:t>
+            </w:r>
+          </w:p>
+        </w:tc>
+        <w:tc>
+          <w:tcPr>
+            <w:tcW w:w="992" w:type="dxa"/>
+          </w:tcPr>
+          <w:p>
+            <w:pPr>
+              <w:rPr>
+                <w:rFonts w:ascii="Aptos Narrow" w:hAnsi="Aptos Narrow" w:cstheme="minorHAnsi"/>
+                <w:bCs/>
+                <w:color w:val="000000" w:themeColor="text1"/>
+                <w:sz w:val="16"/>
+                <w:szCs w:val="16"/>
+              </w:rPr>
+            </w:pPr>
+            <w:r>
+              <w:rPr>
+                <w:rFonts w:ascii="Aptos Narrow" w:hAnsi="Aptos Narrow" w:cstheme="minorHAnsi"/>
+                <w:bCs/>
+                <w:color w:val="000000" w:themeColor="text1"/>
+                <w:sz w:val="16"/>
+                <w:szCs w:val="16"/>
+              </w:rPr>
+              <w:t>2</w:t>
+            </w:r>
+          </w:p>
+        </w:tc>
+        <w:tc>
+          <w:tcPr>
+            <w:tcW w:w="1473" w:type="dxa"/>
+          </w:tcPr>
+          <w:p>
+            <w:pPr>
+              <w:rPr>
+                <w:rFonts w:ascii="Aptos Narrow" w:hAnsi="Aptos Narrow" w:cstheme="minorHAnsi"/>
+                <w:bCs/>
+                <w:color w:val="000000" w:themeColor="text1"/>
+                <w:sz w:val="16"/>
+                <w:szCs w:val="16"/>
+              </w:rPr>
+            </w:pPr>
+            <w:r>
+              <w:rPr>
+                <w:rFonts w:ascii="Aptos Narrow" w:hAnsi="Aptos Narrow" w:cstheme="minorHAnsi"/>
+                <w:bCs/>
+                <w:color w:val="000000" w:themeColor="text1"/>
+                <w:sz w:val="16"/>
+                <w:szCs w:val="16"/>
+              </w:rPr>
+              <w:t>Mid</w:t>
+            </w:r>
+          </w:p>
+        </w:tc>
+      </w:tr>
+      <w:tr>
+        <w:tc>
+          <w:tcPr>
+            <w:tcW w:w="1809" w:type="dxa"/>
+          </w:tcPr>
+          <w:p>
+            <w:pPr>
+              <w:rPr>
+                <w:rFonts w:ascii="Aptos Narrow" w:hAnsi="Aptos Narrow" w:cstheme="minorHAnsi"/>
+                <w:b/>
+                <w:color w:val="000000" w:themeColor="text1"/>
+                <w:sz w:val="16"/>
+                <w:szCs w:val="16"/>
+              </w:rPr>
+            </w:pPr>
+            <w:r>
+              <w:rPr>
+                <w:rFonts w:ascii="Aptos Narrow" w:hAnsi="Aptos Narrow" w:cstheme="minorHAnsi"/>
+                <w:b/>
+                <w:color w:val="000000" w:themeColor="text1"/>
+                <w:sz w:val="16"/>
+                <w:szCs w:val="16"/>
+              </w:rPr>
+              <w:t>Angular</w:t>
+            </w:r>
+          </w:p>
+        </w:tc>
+        <w:tc>
+          <w:tcPr>
+            <w:tcW w:w="993" w:type="dxa"/>
+          </w:tcPr>
+          <w:p>
+            <w:pPr>
+              <w:rPr>
+                <w:rFonts w:ascii="Aptos Narrow" w:hAnsi="Aptos Narrow" w:cstheme="minorHAnsi"/>
+                <w:bCs/>
+                <w:color w:val="000000" w:themeColor="text1"/>
+                <w:sz w:val="16"/>
+                <w:szCs w:val="16"/>
+              </w:rPr>
+            </w:pPr>
+            <w:r>
+              <w:rPr>
+                <w:rFonts w:ascii="Aptos Narrow" w:hAnsi="Aptos Narrow" w:cstheme="minorHAnsi"/>
+                <w:bCs/>
+                <w:color w:val="000000" w:themeColor="text1"/>
+                <w:sz w:val="16"/>
+                <w:szCs w:val="16"/>
+              </w:rPr>
+              <w:t>3</w:t>
+            </w:r>
+          </w:p>
+        </w:tc>
+        <w:tc>
+          <w:tcPr>
+            <w:tcW w:w="1417" w:type="dxa"/>
+          </w:tcPr>
+          <w:p>
+            <w:pPr>
+              <w:rPr>
+                <w:rFonts w:ascii="Aptos Narrow" w:hAnsi="Aptos Narrow" w:cstheme="minorHAnsi"/>
+                <w:bCs/>
+                <w:color w:val="000000" w:themeColor="text1"/>
+                <w:sz w:val="16"/>
+                <w:szCs w:val="16"/>
+              </w:rPr>
+            </w:pPr>
+            <w:r>
+              <w:rPr>
+                <w:rFonts w:ascii="Aptos Narrow" w:hAnsi="Aptos Narrow" w:cstheme="minorHAnsi"/>
+                <w:bCs/>
+                <w:color w:val="000000" w:themeColor="text1"/>
+                <w:sz w:val="16"/>
+                <w:szCs w:val="16"/>
+              </w:rPr>
+              <w:t>Mid</w:t>
+            </w:r>
+          </w:p>
+        </w:tc>
+        <w:tc>
+          <w:tcPr>
+            <w:tcW w:w="2552" w:type="dxa"/>
+          </w:tcPr>
+          <w:p>
+            <w:pPr>
+              <w:rPr>
+                <w:rFonts w:ascii="Aptos Narrow" w:hAnsi="Aptos Narrow" w:cstheme="minorHAnsi"/>
+                <w:b/>
+                <w:color w:val="000000" w:themeColor="text1"/>
+                <w:sz w:val="16"/>
+                <w:szCs w:val="16"/>
+              </w:rPr>
+            </w:pPr>
+            <w:r>
+              <w:rPr>
+                <w:rFonts w:ascii="Aptos Narrow" w:hAnsi="Aptos Narrow" w:cstheme="minorHAnsi"/>
+                <w:b/>
+                <w:color w:val="000000" w:themeColor="text1"/>
+                <w:sz w:val="16"/>
+                <w:szCs w:val="16"/>
+              </w:rPr>
+              <w:t>Presales</w:t>
+            </w:r>
+          </w:p>
+        </w:tc>
+        <w:tc>
+          <w:tcPr>
+            <w:tcW w:w="992" w:type="dxa"/>
+          </w:tcPr>
+          <w:p>
+            <w:pPr>
+              <w:rPr>
+                <w:rFonts w:ascii="Aptos Narrow" w:hAnsi="Aptos Narrow" w:cstheme="minorHAnsi"/>
+                <w:bCs/>
+                <w:color w:val="000000" w:themeColor="text1"/>
+                <w:sz w:val="16"/>
+                <w:szCs w:val="16"/>
+              </w:rPr>
+            </w:pPr>
+            <w:r>
+              <w:rPr>
+                <w:rFonts w:ascii="Aptos Narrow" w:hAnsi="Aptos Narrow" w:cstheme="minorHAnsi"/>
+                <w:bCs/>
+                <w:color w:val="000000" w:themeColor="text1"/>
+                <w:sz w:val="16"/>
+                <w:szCs w:val="16"/>
+              </w:rPr>
+              <w:t>10</w:t>
+            </w:r>
+          </w:p>
+        </w:tc>
+        <w:tc>
+          <w:tcPr>
+            <w:tcW w:w="1473" w:type="dxa"/>
+          </w:tcPr>
+          <w:p>
+            <w:pPr>
+              <w:rPr>
+                <w:rFonts w:ascii="Aptos Narrow" w:hAnsi="Aptos Narrow" w:cstheme="minorHAnsi"/>
+                <w:bCs/>
+                <w:color w:val="000000" w:themeColor="text1"/>
+                <w:sz w:val="16"/>
+                <w:szCs w:val="16"/>
+              </w:rPr>
+            </w:pPr>
+            <w:r>
+              <w:rPr>
+                <w:rFonts w:ascii="Aptos Narrow" w:hAnsi="Aptos Narrow" w:cstheme="minorHAnsi"/>
+                <w:bCs/>
+                <w:color w:val="000000" w:themeColor="text1"/>
+                <w:sz w:val="16"/>
+                <w:szCs w:val="16"/>
+              </w:rPr>
+              <w:t>Lead</w:t>
+            </w:r>
+          </w:p>
+        </w:tc>
+      </w:tr>
+      <w:tr>
+        <w:tc>
+          <w:tcPr>
+            <w:tcW w:w="1809" w:type="dxa"/>
+          </w:tcPr>
+          <w:p>
+            <w:pPr>
+              <w:rPr>
+                <w:rFonts w:ascii="Aptos Narrow" w:hAnsi="Aptos Narrow" w:cstheme="minorHAnsi"/>
+                <w:b/>
+                <w:color w:val="000000" w:themeColor="text1"/>
+                <w:sz w:val="16"/>
+                <w:szCs w:val="16"/>
+              </w:rPr>
+            </w:pPr>
+            <w:r>
+              <w:rPr>
+                <w:rFonts w:ascii="Aptos Narrow" w:hAnsi="Aptos Narrow" w:cstheme="minorHAnsi"/>
+                <w:b/>
+                <w:color w:val="000000" w:themeColor="text1"/>
+                <w:sz w:val="16"/>
+                <w:szCs w:val="16"/>
+              </w:rPr>
+              <w:t>Azure</w:t>
+            </w:r>
+          </w:p>
+        </w:tc>
+        <w:tc>
+          <w:tcPr>
+            <w:tcW w:w="993" w:type="dxa"/>
+          </w:tcPr>
+          <w:p>
+            <w:pPr>
+              <w:rPr>
+                <w:rFonts w:ascii="Aptos Narrow" w:hAnsi="Aptos Narrow" w:cstheme="minorHAnsi"/>
+                <w:bCs/>
+                <w:color w:val="000000" w:themeColor="text1"/>
+                <w:sz w:val="16"/>
+                <w:szCs w:val="16"/>
+              </w:rPr>
+            </w:pPr>
+            <w:r>
+              <w:rPr>
+                <w:rFonts w:ascii="Aptos Narrow" w:hAnsi="Aptos Narrow" w:cstheme="minorHAnsi"/>
+                <w:bCs/>
+                <w:color w:val="000000" w:themeColor="text1"/>
+                <w:sz w:val="16"/>
+                <w:szCs w:val="16"/>
+              </w:rPr>
+              <w:t>6</w:t>
+            </w:r>
+          </w:p>
+        </w:tc>
+        <w:tc>
+          <w:tcPr>
+            <w:tcW w:w="1417" w:type="dxa"/>
+          </w:tcPr>
+          <w:p>
+            <w:pPr>
+              <w:rPr>
+                <w:rFonts w:ascii="Aptos Narrow" w:hAnsi="Aptos Narrow" w:cstheme="minorHAnsi"/>
+                <w:bCs/>
+                <w:color w:val="000000" w:themeColor="text1"/>
+                <w:sz w:val="16"/>
+                <w:szCs w:val="16"/>
+              </w:rPr>
+            </w:pPr>
+            <w:r>
+              <w:rPr>
+                <w:rFonts w:ascii="Aptos Narrow" w:hAnsi="Aptos Narrow" w:cstheme="minorHAnsi"/>
+                <w:bCs/>
+                <w:color w:val="000000" w:themeColor="text1"/>
+                <w:sz w:val="16"/>
+                <w:szCs w:val="16"/>
+              </w:rPr>
+              <w:t>Senior</w:t>
+            </w:r>
+          </w:p>
+        </w:tc>
+        <w:tc>
+          <w:tcPr>
+            <w:tcW w:w="2552" w:type="dxa"/>
+          </w:tcPr>
+          <w:p>
+            <w:pPr>
+              <w:rPr>
+                <w:rFonts w:ascii="Aptos Narrow" w:hAnsi="Aptos Narrow" w:cstheme="minorHAnsi"/>
+                <w:b/>
+                <w:color w:val="000000" w:themeColor="text1"/>
+                <w:sz w:val="16"/>
+                <w:szCs w:val="16"/>
+              </w:rPr>
+            </w:pPr>
+            <w:r>
+              <w:rPr>
+                <w:rFonts w:ascii="Aptos Narrow" w:hAnsi="Aptos Narrow" w:cstheme="minorHAnsi"/>
+                <w:b/>
+                <w:color w:val="000000" w:themeColor="text1"/>
+                <w:sz w:val="16"/>
+                <w:szCs w:val="16"/>
+              </w:rPr>
+              <w:t>Databricks</w:t>
+            </w:r>
+          </w:p>
+        </w:tc>
+        <w:tc>
+          <w:tcPr>
+            <w:tcW w:w="992" w:type="dxa"/>
+          </w:tcPr>
+          <w:p>
+            <w:pPr>
+              <w:rPr>
+                <w:rFonts w:ascii="Aptos Narrow" w:hAnsi="Aptos Narrow" w:cstheme="minorHAnsi"/>
+                <w:bCs/>
+                <w:color w:val="000000" w:themeColor="text1"/>
+                <w:sz w:val="16"/>
+                <w:szCs w:val="16"/>
+              </w:rPr>
+            </w:pPr>
+            <w:r>
+              <w:rPr>
+                <w:rFonts w:ascii="Aptos Narrow" w:hAnsi="Aptos Narrow" w:cstheme="minorHAnsi"/>
+                <w:bCs/>
+                <w:color w:val="000000" w:themeColor="text1"/>
+                <w:sz w:val="16"/>
+                <w:szCs w:val="16"/>
+              </w:rPr>
+              <w:t>1</w:t>
+            </w:r>
+          </w:p>
+        </w:tc>
+        <w:tc>
+          <w:tcPr>
+            <w:tcW w:w="1473" w:type="dxa"/>
+          </w:tcPr>
+          <w:p>
+            <w:pPr>
+              <w:rPr>
+                <w:rFonts w:ascii="Aptos Narrow" w:hAnsi="Aptos Narrow" w:cstheme="minorHAnsi"/>
+                <w:bCs/>
+                <w:color w:val="000000" w:themeColor="text1"/>
+                <w:sz w:val="16"/>
+                <w:szCs w:val="16"/>
+              </w:rPr>
+            </w:pPr>
+            <w:r>
+              <w:rPr>
+                <w:rFonts w:ascii="Aptos Narrow" w:hAnsi="Aptos Narrow" w:cstheme="minorHAnsi"/>
+                <w:bCs/>
+                <w:color w:val="000000" w:themeColor="text1"/>
+                <w:sz w:val="16"/>
+                <w:szCs w:val="16"/>
+              </w:rPr>
+              <w:t>New</w:t>
+            </w:r>
+          </w:p>
+        </w:tc>
+      </w:tr>
+      <w:tr>
+        <w:tc>
+          <w:tcPr>
+            <w:tcW w:w="1809" w:type="dxa"/>
+          </w:tcPr>
+          <w:p>
+            <w:pPr>
+              <w:rPr>
+                <w:rFonts w:ascii="Aptos Narrow" w:hAnsi="Aptos Narrow" w:cstheme="minorHAnsi"/>
+                <w:b/>
+                <w:color w:val="000000" w:themeColor="text1"/>
+                <w:sz w:val="16"/>
+                <w:szCs w:val="16"/>
+              </w:rPr>
+            </w:pPr>
+            <w:r>
+              <w:rPr>
+                <w:rFonts w:ascii="Aptos Narrow" w:hAnsi="Aptos Narrow" w:cstheme="minorHAnsi"/>
+                <w:b/>
+                <w:color w:val="000000" w:themeColor="text1"/>
+                <w:sz w:val="16"/>
+                <w:szCs w:val="16"/>
+              </w:rPr>
+              <w:t>AWS</w:t>
+            </w:r>
+          </w:p>
+        </w:tc>
+        <w:tc>
+          <w:tcPr>
+            <w:tcW w:w="993" w:type="dxa"/>
+          </w:tcPr>
+          <w:p>
+            <w:pPr>
+              <w:rPr>
+                <w:rFonts w:ascii="Aptos Narrow" w:hAnsi="Aptos Narrow" w:cstheme="minorHAnsi"/>
+                <w:bCs/>
+                <w:color w:val="000000" w:themeColor="text1"/>
+                <w:sz w:val="16"/>
+                <w:szCs w:val="16"/>
+              </w:rPr>
+            </w:pPr>
+            <w:r>
+              <w:rPr>
+                <w:rFonts w:ascii="Aptos Narrow" w:hAnsi="Aptos Narrow" w:cstheme="minorHAnsi"/>
+                <w:bCs/>
+                <w:color w:val="000000" w:themeColor="text1"/>
+                <w:sz w:val="16"/>
+                <w:szCs w:val="16"/>
+              </w:rPr>
+              <w:t>6</w:t>
+            </w:r>
+          </w:p>
+        </w:tc>
+        <w:tc>
+          <w:tcPr>
+            <w:tcW w:w="1417" w:type="dxa"/>
+          </w:tcPr>
+          <w:p>
+            <w:pPr>
+              <w:rPr>
+                <w:rFonts w:ascii="Aptos Narrow" w:hAnsi="Aptos Narrow" w:cstheme="minorHAnsi"/>
+                <w:bCs/>
+                <w:color w:val="000000" w:themeColor="text1"/>
+                <w:sz w:val="16"/>
+                <w:szCs w:val="16"/>
+              </w:rPr>
+            </w:pPr>
+            <w:r>
+              <w:rPr>
+                <w:rFonts w:ascii="Aptos Narrow" w:hAnsi="Aptos Narrow" w:cstheme="minorHAnsi"/>
+                <w:bCs/>
+                <w:color w:val="000000" w:themeColor="text1"/>
+                <w:sz w:val="16"/>
+                <w:szCs w:val="16"/>
+              </w:rPr>
+              <w:t>Mid</w:t>
+            </w:r>
+          </w:p>
+        </w:tc>
+        <w:tc>
+          <w:tcPr>
+            <w:tcW w:w="2552" w:type="dxa"/>
+          </w:tcPr>
+          <w:p>
+            <w:pPr>
+              <w:rPr>
+                <w:rFonts w:ascii="Aptos Narrow" w:hAnsi="Aptos Narrow" w:cstheme="minorHAnsi"/>
+                <w:b/>
+                <w:color w:val="000000" w:themeColor="text1"/>
+                <w:sz w:val="16"/>
+                <w:szCs w:val="16"/>
+              </w:rPr>
+            </w:pPr>
+            <w:r>
+              <w:rPr>
+                <w:rFonts w:ascii="Aptos Narrow" w:hAnsi="Aptos Narrow" w:cstheme="minorHAnsi"/>
+                <w:b/>
+                <w:color w:val="000000" w:themeColor="text1"/>
+                <w:sz w:val="16"/>
+                <w:szCs w:val="16"/>
+              </w:rPr>
+              <w:t>Optimizely</w:t>
+            </w:r>
+          </w:p>
+        </w:tc>
+        <w:tc>
+          <w:tcPr>
+            <w:tcW w:w="992" w:type="dxa"/>
+          </w:tcPr>
+          <w:p>
+            <w:pPr>
+              <w:rPr>
+                <w:rFonts w:ascii="Aptos Narrow" w:hAnsi="Aptos Narrow" w:cstheme="minorHAnsi"/>
+                <w:bCs/>
+                <w:color w:val="000000" w:themeColor="text1"/>
+                <w:sz w:val="16"/>
+                <w:szCs w:val="16"/>
+              </w:rPr>
+            </w:pPr>
+            <w:r>
+              <w:rPr>
+                <w:rFonts w:ascii="Aptos Narrow" w:hAnsi="Aptos Narrow" w:cstheme="minorHAnsi"/>
+                <w:bCs/>
+                <w:color w:val="000000" w:themeColor="text1"/>
+                <w:sz w:val="16"/>
+                <w:szCs w:val="16"/>
+              </w:rPr>
+              <w:t>3</w:t>
+            </w:r>
+          </w:p>
+        </w:tc>
+        <w:tc>
+          <w:tcPr>
+            <w:tcW w:w="1473" w:type="dxa"/>
+          </w:tcPr>
+          <w:p>
+            <w:pPr>
+              <w:rPr>
+                <w:rFonts w:ascii="Aptos Narrow" w:hAnsi="Aptos Narrow" w:cstheme="minorHAnsi"/>
+                <w:bCs/>
+                <w:color w:val="000000" w:themeColor="text1"/>
+                <w:sz w:val="16"/>
+                <w:szCs w:val="16"/>
+              </w:rPr>
+            </w:pPr>
+            <w:r>
+              <w:rPr>
+                <w:rFonts w:ascii="Aptos Narrow" w:hAnsi="Aptos Narrow" w:cstheme="minorHAnsi"/>
+                <w:bCs/>
+                <w:color w:val="000000" w:themeColor="text1"/>
+                <w:sz w:val="16"/>
+                <w:szCs w:val="16"/>
+              </w:rPr>
+              <w:t>Lead</w:t>
+            </w:r>
+          </w:p>
+        </w:tc>
+      </w:tr>
+      <w:tr>
+        <w:tc>
+          <w:tcPr>
+            <w:tcW w:w="1809" w:type="dxa"/>
+          </w:tcPr>
+          <w:p>
+            <w:pPr>
+              <w:rPr>
+                <w:rFonts w:ascii="Aptos Narrow" w:hAnsi="Aptos Narrow" w:cstheme="minorHAnsi"/>
+                <w:b/>
+                <w:color w:val="000000" w:themeColor="text1"/>
+                <w:sz w:val="16"/>
+                <w:szCs w:val="16"/>
+              </w:rPr>
+            </w:pPr>
+            <w:r>
+              <w:rPr>
+                <w:rFonts w:ascii="Aptos Narrow" w:hAnsi="Aptos Narrow" w:cstheme="minorHAnsi"/>
+                <w:b/>
+                <w:color w:val="000000" w:themeColor="text1"/>
+                <w:sz w:val="16"/>
+                <w:szCs w:val="16"/>
+              </w:rPr>
+              <w:t>GCP</w:t>
+            </w:r>
+          </w:p>
+        </w:tc>
+        <w:tc>
+          <w:tcPr>
+            <w:tcW w:w="993" w:type="dxa"/>
+          </w:tcPr>
+          <w:p>
+            <w:pPr>
+              <w:rPr>
+                <w:rFonts w:ascii="Aptos Narrow" w:hAnsi="Aptos Narrow" w:cstheme="minorHAnsi"/>
+                <w:bCs/>
+                <w:color w:val="000000" w:themeColor="text1"/>
+                <w:sz w:val="16"/>
+                <w:szCs w:val="16"/>
+              </w:rPr>
+            </w:pPr>
+            <w:r>
+              <w:rPr>
+                <w:rFonts w:ascii="Aptos Narrow" w:hAnsi="Aptos Narrow" w:cstheme="minorHAnsi"/>
+                <w:bCs/>
+                <w:color w:val="000000" w:themeColor="text1"/>
+                <w:sz w:val="16"/>
+                <w:szCs w:val="16"/>
+              </w:rPr>
+              <w:t>1</w:t>
+            </w:r>
+          </w:p>
+        </w:tc>
+        <w:tc>
+          <w:tcPr>
+            <w:tcW w:w="1417" w:type="dxa"/>
+          </w:tcPr>
+          <w:p>
+            <w:pPr>
+              <w:rPr>
+                <w:rFonts w:ascii="Aptos Narrow" w:hAnsi="Aptos Narrow" w:cstheme="minorHAnsi"/>
+                <w:bCs/>
+                <w:color w:val="000000" w:themeColor="text1"/>
+                <w:sz w:val="16"/>
+                <w:szCs w:val="16"/>
+              </w:rPr>
+            </w:pPr>
+            <w:r>
+              <w:rPr>
+                <w:rFonts w:ascii="Aptos Narrow" w:hAnsi="Aptos Narrow" w:cstheme="minorHAnsi"/>
+                <w:bCs/>
+                <w:color w:val="000000" w:themeColor="text1"/>
+                <w:sz w:val="16"/>
+                <w:szCs w:val="16"/>
+              </w:rPr>
+              <w:t>Mid</w:t>
+            </w:r>
+          </w:p>
+        </w:tc>
+        <w:tc>
+          <w:tcPr>
+            <w:tcW w:w="2552" w:type="dxa"/>
+          </w:tcPr>
+          <w:p>
+            <w:pPr>
+              <w:rPr>
+                <w:rFonts w:ascii="Aptos Narrow" w:hAnsi="Aptos Narrow" w:cstheme="minorHAnsi"/>
+                <w:b/>
+                <w:color w:val="000000" w:themeColor="text1"/>
+                <w:sz w:val="16"/>
+                <w:szCs w:val="16"/>
+              </w:rPr>
+            </w:pPr>
+            <w:r>
+              <w:rPr>
+                <w:rFonts w:ascii="Aptos Narrow" w:hAnsi="Aptos Narrow" w:cstheme="minorHAnsi"/>
+                <w:b/>
+                <w:color w:val="000000" w:themeColor="text1"/>
+                <w:sz w:val="16"/>
+                <w:szCs w:val="16"/>
+              </w:rPr>
+              <w:t>Umbraco</w:t>
+            </w:r>
+          </w:p>
+        </w:tc>
+        <w:tc>
+          <w:tcPr>
+            <w:tcW w:w="992" w:type="dxa"/>
+          </w:tcPr>
+          <w:p>
+            <w:pPr>
+              <w:rPr>
+                <w:rFonts w:ascii="Aptos Narrow" w:hAnsi="Aptos Narrow" w:cstheme="minorHAnsi"/>
+                <w:bCs/>
+                <w:color w:val="000000" w:themeColor="text1"/>
+                <w:sz w:val="16"/>
+                <w:szCs w:val="16"/>
+              </w:rPr>
+            </w:pPr>
+            <w:r>
+              <w:rPr>
+                <w:rFonts w:ascii="Aptos Narrow" w:hAnsi="Aptos Narrow" w:cstheme="minorHAnsi"/>
+                <w:bCs/>
+                <w:color w:val="000000" w:themeColor="text1"/>
+                <w:sz w:val="16"/>
+                <w:szCs w:val="16"/>
+              </w:rPr>
+              <w:t>7</w:t>
+            </w:r>
+          </w:p>
+        </w:tc>
+        <w:tc>
+          <w:tcPr>
+            <w:tcW w:w="1473" w:type="dxa"/>
+          </w:tcPr>
+          <w:p>
+            <w:pPr>
+              <w:rPr>
+                <w:rFonts w:ascii="Aptos Narrow" w:hAnsi="Aptos Narrow" w:cstheme="minorHAnsi"/>
+                <w:bCs/>
+                <w:color w:val="000000" w:themeColor="text1"/>
+                <w:sz w:val="16"/>
+                <w:szCs w:val="16"/>
+              </w:rPr>
+            </w:pPr>
+            <w:r>
+              <w:rPr>
+                <w:rFonts w:ascii="Aptos Narrow" w:hAnsi="Aptos Narrow" w:cstheme="minorHAnsi"/>
+                <w:bCs/>
+                <w:color w:val="000000" w:themeColor="text1"/>
+                <w:sz w:val="16"/>
+                <w:szCs w:val="16"/>
+              </w:rPr>
+              <w:t>Lead</w:t>
+            </w:r>
+          </w:p>
+        </w:tc>
+      </w:tr>
+      <w:tr>
+        <w:tc>
+          <w:tcPr>
+            <w:tcW w:w="1809" w:type="dxa"/>
+          </w:tcPr>
+          <w:p>
+            <w:pPr>
+              <w:rPr>
+                <w:rFonts w:ascii="Aptos Narrow" w:hAnsi="Aptos Narrow" w:cstheme="minorHAnsi"/>
+                <w:b/>
+                <w:color w:val="000000" w:themeColor="text1"/>
+                <w:sz w:val="16"/>
+                <w:szCs w:val="16"/>
+              </w:rPr>
+            </w:pPr>
+            <w:r>
+              <w:rPr>
+                <w:rFonts w:ascii="Aptos Narrow" w:hAnsi="Aptos Narrow" w:cstheme="minorHAnsi"/>
+                <w:b/>
+                <w:color w:val="000000" w:themeColor="text1"/>
+                <w:sz w:val="16"/>
+                <w:szCs w:val="16"/>
+              </w:rPr>
+              <w:t>SQL</w:t>
+            </w:r>
+          </w:p>
+        </w:tc>
+        <w:tc>
+          <w:tcPr>
+            <w:tcW w:w="993" w:type="dxa"/>
+          </w:tcPr>
+          <w:p>
+            <w:pPr>
+              <w:rPr>
+                <w:rFonts w:ascii="Aptos Narrow" w:hAnsi="Aptos Narrow" w:cstheme="minorHAnsi"/>
+                <w:bCs/>
+                <w:color w:val="000000" w:themeColor="text1"/>
+                <w:sz w:val="16"/>
+                <w:szCs w:val="16"/>
+              </w:rPr>
+            </w:pPr>
+            <w:r>
+              <w:rPr>
+                <w:rFonts w:ascii="Aptos Narrow" w:hAnsi="Aptos Narrow" w:cstheme="minorHAnsi"/>
+                <w:bCs/>
+                <w:color w:val="000000" w:themeColor="text1"/>
+                <w:sz w:val="16"/>
+                <w:szCs w:val="16"/>
+              </w:rPr>
+              <w:t>10+</w:t>
+            </w:r>
+          </w:p>
+        </w:tc>
+        <w:tc>
+          <w:tcPr>
+            <w:tcW w:w="1417" w:type="dxa"/>
+          </w:tcPr>
+          <w:p>
+            <w:pPr>
+              <w:rPr>
+                <w:rFonts w:ascii="Aptos Narrow" w:hAnsi="Aptos Narrow" w:cstheme="minorHAnsi"/>
+                <w:bCs/>
+                <w:color w:val="000000" w:themeColor="text1"/>
+                <w:sz w:val="16"/>
+                <w:szCs w:val="16"/>
+              </w:rPr>
+            </w:pPr>
+            <w:r>
+              <w:rPr>
+                <w:rFonts w:ascii="Aptos Narrow" w:hAnsi="Aptos Narrow" w:cstheme="minorHAnsi"/>
+                <w:bCs/>
+                <w:color w:val="000000" w:themeColor="text1"/>
+                <w:sz w:val="16"/>
+                <w:szCs w:val="16"/>
+              </w:rPr>
+              <w:t>Lead</w:t>
+            </w:r>
+          </w:p>
+        </w:tc>
+        <w:tc>
+          <w:tcPr>
+            <w:tcW w:w="2552" w:type="dxa"/>
+          </w:tcPr>
+          <w:p>
+            <w:pPr>
+              <w:rPr>
+                <w:rFonts w:ascii="Aptos Narrow" w:hAnsi="Aptos Narrow" w:cstheme="minorHAnsi"/>
+                <w:b/>
+                <w:color w:val="000000" w:themeColor="text1"/>
+                <w:sz w:val="16"/>
+                <w:szCs w:val="16"/>
+              </w:rPr>
+            </w:pPr>
+            <w:proofErr w:type="spellStart"/>
+            <w:r>
+              <w:rPr>
+                <w:rFonts w:ascii="Aptos Narrow" w:hAnsi="Aptos Narrow" w:cstheme="minorHAnsi"/>
+                <w:b/>
+                <w:color w:val="000000" w:themeColor="text1"/>
+                <w:sz w:val="16"/>
+                <w:szCs w:val="16"/>
+              </w:rPr>
+              <w:t>WebFlow</w:t>
+            </w:r>
+            <w:proofErr w:type="spellEnd"/>
+          </w:p>
+        </w:tc>
+        <w:tc>
+          <w:tcPr>
+            <w:tcW w:w="992" w:type="dxa"/>
+          </w:tcPr>
+          <w:p>
+            <w:pPr>
+              <w:rPr>
+                <w:rFonts w:ascii="Aptos Narrow" w:hAnsi="Aptos Narrow" w:cstheme="minorHAnsi"/>
+                <w:bCs/>
+                <w:color w:val="000000" w:themeColor="text1"/>
+                <w:sz w:val="16"/>
+                <w:szCs w:val="16"/>
+              </w:rPr>
+            </w:pPr>
+            <w:r>
+              <w:rPr>
+                <w:rFonts w:ascii="Aptos Narrow" w:hAnsi="Aptos Narrow" w:cstheme="minorHAnsi"/>
+                <w:bCs/>
+                <w:color w:val="000000" w:themeColor="text1"/>
+                <w:sz w:val="16"/>
+                <w:szCs w:val="16"/>
+              </w:rPr>
+              <w:t>2</w:t>
+            </w:r>
+          </w:p>
+        </w:tc>
+        <w:tc>
+          <w:tcPr>
+            <w:tcW w:w="1473" w:type="dxa"/>
+          </w:tcPr>
+          <w:p>
+            <w:pPr>
+              <w:rPr>
+                <w:rFonts w:ascii="Aptos Narrow" w:hAnsi="Aptos Narrow" w:cstheme="minorHAnsi"/>
+                <w:bCs/>
+                <w:color w:val="000000" w:themeColor="text1"/>
+                <w:sz w:val="16"/>
+                <w:szCs w:val="16"/>
+              </w:rPr>
+            </w:pPr>
+            <w:r>
+              <w:rPr>
+                <w:rFonts w:ascii="Aptos Narrow" w:hAnsi="Aptos Narrow" w:cstheme="minorHAnsi"/>
+                <w:bCs/>
+                <w:color w:val="000000" w:themeColor="text1"/>
+                <w:sz w:val="16"/>
+                <w:szCs w:val="16"/>
+              </w:rPr>
+              <w:t>Senior</w:t>
+            </w:r>
+          </w:p>
+        </w:tc>
+      </w:tr>
+      <w:tr>
+        <w:tc>
+          <w:tcPr>
+            <w:tcW w:w="1809" w:type="dxa"/>
+          </w:tcPr>
+          <w:p>
+            <w:pPr>
+              <w:rPr>
+                <w:rFonts w:ascii="Aptos Narrow" w:hAnsi="Aptos Narrow" w:cstheme="minorHAnsi"/>
+                <w:b/>
+                <w:color w:val="000000" w:themeColor="text1"/>
+                <w:sz w:val="16"/>
+                <w:szCs w:val="16"/>
+              </w:rPr>
+            </w:pPr>
+            <w:r>
+              <w:rPr>
+                <w:rFonts w:ascii="Aptos Narrow" w:hAnsi="Aptos Narrow" w:cstheme="minorHAnsi"/>
+                <w:b/>
+                <w:color w:val="000000" w:themeColor="text1"/>
+                <w:sz w:val="16"/>
+                <w:szCs w:val="16"/>
+              </w:rPr>
+              <w:t>WCAG</w:t>
+            </w:r>
+          </w:p>
+        </w:tc>
+        <w:tc>
+          <w:tcPr>
+            <w:tcW w:w="993" w:type="dxa"/>
+          </w:tcPr>
+          <w:p>
+            <w:pPr>
+              <w:rPr>
+                <w:rFonts w:ascii="Aptos Narrow" w:hAnsi="Aptos Narrow" w:cstheme="minorHAnsi"/>
+                <w:bCs/>
+                <w:color w:val="000000" w:themeColor="text1"/>
+                <w:sz w:val="16"/>
+                <w:szCs w:val="16"/>
+              </w:rPr>
+            </w:pPr>
+            <w:r>
+              <w:rPr>
+                <w:rFonts w:ascii="Aptos Narrow" w:hAnsi="Aptos Narrow" w:cstheme="minorHAnsi"/>
+                <w:bCs/>
+                <w:color w:val="000000" w:themeColor="text1"/>
+                <w:sz w:val="16"/>
+                <w:szCs w:val="16"/>
+              </w:rPr>
+              <w:t>10+</w:t>
+            </w:r>
+          </w:p>
+        </w:tc>
+        <w:tc>
+          <w:tcPr>
+            <w:tcW w:w="1417" w:type="dxa"/>
+          </w:tcPr>
+          <w:p>
+            <w:pPr>
+              <w:rPr>
+                <w:rFonts w:ascii="Aptos Narrow" w:hAnsi="Aptos Narrow" w:cstheme="minorHAnsi"/>
+                <w:bCs/>
+                <w:color w:val="000000" w:themeColor="text1"/>
+                <w:sz w:val="16"/>
+                <w:szCs w:val="16"/>
+              </w:rPr>
+            </w:pPr>
+            <w:r>
+              <w:rPr>
+                <w:rFonts w:ascii="Aptos Narrow" w:hAnsi="Aptos Narrow" w:cstheme="minorHAnsi"/>
+                <w:bCs/>
+                <w:color w:val="000000" w:themeColor="text1"/>
+                <w:sz w:val="16"/>
+                <w:szCs w:val="16"/>
+              </w:rPr>
+              <w:t>Lead</w:t>
+            </w:r>
+          </w:p>
+        </w:tc>
+        <w:tc>
+          <w:tcPr>
+            <w:tcW w:w="2552" w:type="dxa"/>
+          </w:tcPr>
+          <w:p>
+            <w:pPr>
+              <w:rPr>
+                <w:rFonts w:ascii="Aptos Narrow" w:hAnsi="Aptos Narrow" w:cstheme="minorHAnsi"/>
+                <w:b/>
+                <w:color w:val="000000" w:themeColor="text1"/>
+                <w:sz w:val="16"/>
+                <w:szCs w:val="16"/>
+              </w:rPr>
+            </w:pPr>
+            <w:proofErr w:type="spellStart"/>
+            <w:r>
+              <w:rPr>
+                <w:rFonts w:ascii="Aptos Narrow" w:hAnsi="Aptos Narrow" w:cstheme="minorHAnsi"/>
+                <w:b/>
+                <w:color w:val="000000" w:themeColor="text1"/>
+                <w:sz w:val="16"/>
+                <w:szCs w:val="16"/>
+              </w:rPr>
+              <w:t>FlutterFlow</w:t>
+            </w:r>
+            <w:proofErr w:type="spellEnd"/>
+          </w:p>
+        </w:tc>
+        <w:tc>
+          <w:tcPr>
+            <w:tcW w:w="992" w:type="dxa"/>
+          </w:tcPr>
+          <w:p>
+            <w:pPr>
+              <w:rPr>
+                <w:rFonts w:ascii="Aptos Narrow" w:hAnsi="Aptos Narrow" w:cstheme="minorHAnsi"/>
+                <w:bCs/>
+                <w:color w:val="000000" w:themeColor="text1"/>
+                <w:sz w:val="16"/>
+                <w:szCs w:val="16"/>
+              </w:rPr>
+            </w:pPr>
+            <w:r>
+              <w:rPr>
+                <w:rFonts w:ascii="Aptos Narrow" w:hAnsi="Aptos Narrow" w:cstheme="minorHAnsi"/>
+                <w:bCs/>
+                <w:color w:val="000000" w:themeColor="text1"/>
+                <w:sz w:val="16"/>
+                <w:szCs w:val="16"/>
+              </w:rPr>
+              <w:t>2</w:t>
+            </w:r>
+          </w:p>
+        </w:tc>
+        <w:tc>
+          <w:tcPr>
+            <w:tcW w:w="1473" w:type="dxa"/>
+          </w:tcPr>
+          <w:p>
+            <w:pPr>
+              <w:rPr>
+                <w:rFonts w:ascii="Aptos Narrow" w:hAnsi="Aptos Narrow" w:cstheme="minorHAnsi"/>
+                <w:bCs/>
+                <w:color w:val="000000" w:themeColor="text1"/>
+                <w:sz w:val="16"/>
+                <w:szCs w:val="16"/>
+              </w:rPr>
+            </w:pPr>
+            <w:r>
+              <w:rPr>
+                <w:rFonts w:ascii="Aptos Narrow" w:hAnsi="Aptos Narrow" w:cstheme="minorHAnsi"/>
+                <w:bCs/>
+                <w:color w:val="000000" w:themeColor="text1"/>
+                <w:sz w:val="16"/>
+                <w:szCs w:val="16"/>
+              </w:rPr>
+              <w:t>Senior</w:t>
+            </w:r>
+          </w:p>
+        </w:tc>
+      </w:tr>
+      <w:tr>
+        <w:tc>
+          <w:tcPr>
+            <w:tcW w:w="1809" w:type="dxa"/>
+          </w:tcPr>
+          <w:p>
+            <w:pPr>
+              <w:rPr>
+                <w:rFonts w:ascii="Aptos Narrow" w:hAnsi="Aptos Narrow" w:cstheme="minorHAnsi"/>
+                <w:b/>
+                <w:color w:val="000000" w:themeColor="text1"/>
+                <w:sz w:val="16"/>
+                <w:szCs w:val="16"/>
+              </w:rPr>
+            </w:pPr>
+            <w:r>
+              <w:rPr>
+                <w:rFonts w:ascii="Aptos Narrow" w:hAnsi="Aptos Narrow" w:cstheme="minorHAnsi"/>
+                <w:b/>
+                <w:color w:val="000000" w:themeColor="text1"/>
+                <w:sz w:val="16"/>
+                <w:szCs w:val="16"/>
+              </w:rPr>
+              <w:t>TOGAF</w:t>
+            </w:r>
+          </w:p>
+        </w:tc>
+        <w:tc>
+          <w:tcPr>
+            <w:tcW w:w="993" w:type="dxa"/>
+          </w:tcPr>
+          <w:p>
+            <w:pPr>
+              <w:rPr>
+                <w:rFonts w:ascii="Aptos Narrow" w:hAnsi="Aptos Narrow" w:cstheme="minorHAnsi"/>
+                <w:bCs/>
+                <w:color w:val="000000" w:themeColor="text1"/>
+                <w:sz w:val="16"/>
+                <w:szCs w:val="16"/>
+              </w:rPr>
+            </w:pPr>
+            <w:r>
+              <w:rPr>
+                <w:rFonts w:ascii="Aptos Narrow" w:hAnsi="Aptos Narrow" w:cstheme="minorHAnsi"/>
+                <w:bCs/>
+                <w:color w:val="000000" w:themeColor="text1"/>
+                <w:sz w:val="16"/>
+                <w:szCs w:val="16"/>
+              </w:rPr>
+              <w:t>3</w:t>
+            </w:r>
+          </w:p>
+        </w:tc>
+        <w:tc>
+          <w:tcPr>
+            <w:tcW w:w="1417" w:type="dxa"/>
+          </w:tcPr>
+          <w:p>
+            <w:pPr>
+              <w:rPr>
+                <w:rFonts w:ascii="Aptos Narrow" w:hAnsi="Aptos Narrow" w:cstheme="minorHAnsi"/>
+                <w:bCs/>
+                <w:color w:val="000000" w:themeColor="text1"/>
+                <w:sz w:val="16"/>
+                <w:szCs w:val="16"/>
+              </w:rPr>
+            </w:pPr>
+            <w:r>
+              <w:rPr>
+                <w:rFonts w:ascii="Aptos Narrow" w:hAnsi="Aptos Narrow" w:cstheme="minorHAnsi"/>
+                <w:bCs/>
+                <w:color w:val="000000" w:themeColor="text1"/>
+                <w:sz w:val="16"/>
+                <w:szCs w:val="16"/>
+              </w:rPr>
+              <w:t>Mid</w:t>
+            </w:r>
+          </w:p>
+        </w:tc>
+        <w:tc>
+          <w:tcPr>
+            <w:tcW w:w="2552" w:type="dxa"/>
+          </w:tcPr>
+          <w:p>
+            <w:pPr>
+              <w:rPr>
+                <w:rFonts w:ascii="Aptos Narrow" w:hAnsi="Aptos Narrow" w:cstheme="minorHAnsi"/>
+                <w:b/>
+                <w:color w:val="000000" w:themeColor="text1"/>
+                <w:sz w:val="16"/>
+                <w:szCs w:val="16"/>
+              </w:rPr>
+            </w:pPr>
+            <w:r>
+              <w:rPr>
+                <w:rFonts w:ascii="Aptos Narrow" w:hAnsi="Aptos Narrow" w:cstheme="minorHAnsi"/>
+                <w:b/>
+                <w:color w:val="000000" w:themeColor="text1"/>
+                <w:sz w:val="16"/>
+                <w:szCs w:val="16"/>
+              </w:rPr>
+              <w:t>Software Engineering Manager</w:t>
+            </w:r>
+          </w:p>
+        </w:tc>
+        <w:tc>
+          <w:tcPr>
+            <w:tcW w:w="992" w:type="dxa"/>
+          </w:tcPr>
+          <w:p>
+            <w:pPr>
+              <w:rPr>
+                <w:rFonts w:ascii="Aptos Narrow" w:hAnsi="Aptos Narrow" w:cstheme="minorHAnsi"/>
+                <w:bCs/>
+                <w:color w:val="000000" w:themeColor="text1"/>
+                <w:sz w:val="16"/>
+                <w:szCs w:val="16"/>
+              </w:rPr>
+            </w:pPr>
+            <w:r>
+              <w:rPr>
+                <w:rFonts w:ascii="Aptos Narrow" w:hAnsi="Aptos Narrow" w:cstheme="minorHAnsi"/>
+                <w:bCs/>
+                <w:color w:val="000000" w:themeColor="text1"/>
+                <w:sz w:val="16"/>
+                <w:szCs w:val="16"/>
+              </w:rPr>
+              <w:t>7</w:t>
+            </w:r>
+          </w:p>
+        </w:tc>
+        <w:tc>
+          <w:tcPr>
+            <w:tcW w:w="1473" w:type="dxa"/>
+          </w:tcPr>
+          <w:p>
+            <w:pPr>
+              <w:rPr>
+                <w:rFonts w:ascii="Aptos Narrow" w:hAnsi="Aptos Narrow" w:cstheme="minorHAnsi"/>
+                <w:bCs/>
+                <w:color w:val="000000" w:themeColor="text1"/>
+                <w:sz w:val="16"/>
+                <w:szCs w:val="16"/>
+              </w:rPr>
+            </w:pPr>
+            <w:r>
+              <w:rPr>
+                <w:rFonts w:ascii="Aptos Narrow" w:hAnsi="Aptos Narrow" w:cstheme="minorHAnsi"/>
+                <w:bCs/>
+                <w:color w:val="000000" w:themeColor="text1"/>
+                <w:sz w:val="16"/>
+                <w:szCs w:val="16"/>
+              </w:rPr>
+              <w:t>Lead</w:t>
+            </w:r>
+          </w:p>
+        </w:tc>
+      </w:tr>
+      <w:tr>
+        <w:tc>
+          <w:tcPr>
+            <w:tcW w:w="1809" w:type="dxa"/>
+          </w:tcPr>
+          <w:p>
+            <w:pPr>
+              <w:rPr>
+                <w:rFonts w:ascii="Aptos Narrow" w:hAnsi="Aptos Narrow" w:cstheme="minorHAnsi"/>
+                <w:b/>
+                <w:color w:val="000000" w:themeColor="text1"/>
+                <w:sz w:val="16"/>
+                <w:szCs w:val="16"/>
+              </w:rPr>
+            </w:pPr>
+            <w:r>
+              <w:rPr>
+                <w:rFonts w:ascii="Aptos Narrow" w:hAnsi="Aptos Narrow" w:cstheme="minorHAnsi"/>
+                <w:b/>
+                <w:color w:val="000000" w:themeColor="text1"/>
+                <w:sz w:val="16"/>
+                <w:szCs w:val="16"/>
+              </w:rPr>
+              <w:t>ArchiMate</w:t>
+            </w:r>
+          </w:p>
+        </w:tc>
+        <w:tc>
+          <w:tcPr>
+            <w:tcW w:w="993" w:type="dxa"/>
+          </w:tcPr>
+          <w:p>
+            <w:pPr>
+              <w:rPr>
+                <w:rFonts w:ascii="Aptos Narrow" w:hAnsi="Aptos Narrow" w:cstheme="minorHAnsi"/>
+                <w:bCs/>
+                <w:color w:val="000000" w:themeColor="text1"/>
+                <w:sz w:val="16"/>
+                <w:szCs w:val="16"/>
+              </w:rPr>
+            </w:pPr>
+            <w:r>
+              <w:rPr>
+                <w:rFonts w:ascii="Aptos Narrow" w:hAnsi="Aptos Narrow" w:cstheme="minorHAnsi"/>
+                <w:bCs/>
+                <w:color w:val="000000" w:themeColor="text1"/>
+                <w:sz w:val="16"/>
+                <w:szCs w:val="16"/>
+              </w:rPr>
+              <w:t>1</w:t>
+            </w:r>
+          </w:p>
+        </w:tc>
+        <w:tc>
+          <w:tcPr>
+            <w:tcW w:w="1417" w:type="dxa"/>
+          </w:tcPr>
+          <w:p>
+            <w:pPr>
+              <w:rPr>
+                <w:rFonts w:ascii="Aptos Narrow" w:hAnsi="Aptos Narrow" w:cstheme="minorHAnsi"/>
+                <w:bCs/>
+                <w:color w:val="000000" w:themeColor="text1"/>
+                <w:sz w:val="16"/>
+                <w:szCs w:val="16"/>
+              </w:rPr>
+            </w:pPr>
+            <w:r>
+              <w:rPr>
+                <w:rFonts w:ascii="Aptos Narrow" w:hAnsi="Aptos Narrow" w:cstheme="minorHAnsi"/>
+                <w:bCs/>
+                <w:color w:val="000000" w:themeColor="text1"/>
+                <w:sz w:val="16"/>
+                <w:szCs w:val="16"/>
+              </w:rPr>
+              <w:t>New</w:t>
+            </w:r>
+          </w:p>
+        </w:tc>
+        <w:tc>
+          <w:tcPr>
+            <w:tcW w:w="2552" w:type="dxa"/>
+          </w:tcPr>
+          <w:p>
+            <w:pPr>
+              <w:rPr>
+                <w:rFonts w:ascii="Aptos Narrow" w:hAnsi="Aptos Narrow" w:cstheme="minorHAnsi"/>
+                <w:b/>
+                <w:color w:val="000000" w:themeColor="text1"/>
+                <w:sz w:val="16"/>
+                <w:szCs w:val="16"/>
+              </w:rPr>
+            </w:pPr>
+            <w:r>
+              <w:rPr>
+                <w:rFonts w:ascii="Aptos Narrow" w:hAnsi="Aptos Narrow" w:cstheme="minorHAnsi"/>
+                <w:b/>
+                <w:color w:val="000000" w:themeColor="text1"/>
+                <w:sz w:val="16"/>
+                <w:szCs w:val="16"/>
+              </w:rPr>
+              <w:t>D365</w:t>
+            </w:r>
+          </w:p>
+        </w:tc>
+        <w:tc>
+          <w:tcPr>
+            <w:tcW w:w="992" w:type="dxa"/>
+          </w:tcPr>
+          <w:p>
+            <w:pPr>
+              <w:rPr>
+                <w:rFonts w:ascii="Aptos Narrow" w:hAnsi="Aptos Narrow" w:cstheme="minorHAnsi"/>
+                <w:bCs/>
+                <w:color w:val="000000" w:themeColor="text1"/>
+                <w:sz w:val="16"/>
+                <w:szCs w:val="16"/>
+              </w:rPr>
+            </w:pPr>
+            <w:r>
+              <w:rPr>
+                <w:rFonts w:ascii="Aptos Narrow" w:hAnsi="Aptos Narrow" w:cstheme="minorHAnsi"/>
+                <w:bCs/>
+                <w:color w:val="000000" w:themeColor="text1"/>
+                <w:sz w:val="16"/>
+                <w:szCs w:val="16"/>
+              </w:rPr>
+              <w:t>1</w:t>
+            </w:r>
+          </w:p>
+        </w:tc>
+        <w:tc>
+          <w:tcPr>
+            <w:tcW w:w="1473" w:type="dxa"/>
+          </w:tcPr>
+          <w:p>
+            <w:pPr>
+              <w:rPr>
+                <w:rFonts w:ascii="Aptos Narrow" w:hAnsi="Aptos Narrow" w:cstheme="minorHAnsi"/>
+                <w:bCs/>
+                <w:color w:val="000000" w:themeColor="text1"/>
+                <w:sz w:val="16"/>
+                <w:szCs w:val="16"/>
+              </w:rPr>
+            </w:pPr>
+            <w:r>
+              <w:rPr>
+                <w:rFonts w:ascii="Aptos Narrow" w:hAnsi="Aptos Narrow" w:cstheme="minorHAnsi"/>
+                <w:bCs/>
+                <w:color w:val="000000" w:themeColor="text1"/>
+                <w:sz w:val="16"/>
+                <w:szCs w:val="16"/>
+              </w:rPr>
+              <w:t>New</w:t>
+            </w:r>
+          </w:p>
+        </w:tc>
+      </w:tr>
+    </w:tbl>
+    <w:p>
+      <w:pPr>
+        <w:rPr>
+          <w:rFonts w:ascii="Aptos Narrow" w:hAnsi="Aptos Narrow" w:cstheme="minorHAnsi"/>
+          <w:b/>
+          <w:color w:val="000000" w:themeColor="text1"/>
+          <w:sz w:val="20"/>
+          <w:szCs w:val="20"/>
+        </w:rPr>
+      </w:pPr>
+    </w:p>
+    <w:p>
+      <w:pPr>
+        <w:pStyle w:val="Title"/>
+        <w:pBdr>
+          <w:top w:val="single" w:sz="4" w:space="1" w:color="auto"/>
+        </w:pBdr>
+        <w:spacing w:line="264" w:lineRule="auto"/>
+        <w:ind w:left="0"/>
+        <w:jc w:val="left"/>
+        <w:rPr>
           <w:rFonts w:ascii="Aptos Narrow" w:hAnsi="Aptos Narrow" w:cs="Arial"/>
           <w:color w:val="000000" w:themeColor="text1"/>
           <w:sz w:val="20"/>
@@ -1089,16 +3087,6 @@
     </w:p>
     <w:p>
       <w:pPr>
-        <w:spacing w:after="0" w:line="264" w:lineRule="auto"/>
-        <w:rPr>
-          <w:rFonts w:ascii="Aptos Narrow" w:hAnsi="Aptos Narrow" w:cs="Arial"/>
-          <w:b/>
-          <w:color w:val="000000" w:themeColor="text1"/>
-          <w:sz w:val="20"/>
-          <w:szCs w:val="20"/>
-        </w:rPr>
-      </w:pPr>
-      <w:r>
         <w:rPr>
           <w:rFonts w:ascii="Aptos Narrow" w:hAnsi="Aptos Narrow" w:cs="Arial"/>
           <w:b/>
@@ -1107,6 +3095,40 @@
           <w:sz w:val="20"/>
           <w:szCs w:val="20"/>
         </w:rPr>
+      </w:pPr>
+      <w:r>
+        <w:rPr>
+          <w:rFonts w:ascii="Aptos Narrow" w:hAnsi="Aptos Narrow" w:cs="Arial"/>
+          <w:b/>
+          <w:bCs/>
+          <w:color w:val="000000" w:themeColor="text1"/>
+          <w:sz w:val="20"/>
+          <w:szCs w:val="20"/>
+        </w:rPr>
+        <w:br w:type="page"/>
+      </w:r>
+    </w:p>
+    <w:p>
+      <w:pPr>
+        <w:spacing w:after="0" w:line="264" w:lineRule="auto"/>
+        <w:rPr>
+          <w:rFonts w:ascii="Aptos Narrow" w:hAnsi="Aptos Narrow" w:cs="Arial"/>
+          <w:b/>
+          <w:color w:val="000000" w:themeColor="text1"/>
+          <w:sz w:val="20"/>
+          <w:szCs w:val="20"/>
+        </w:rPr>
+      </w:pPr>
+      <w:r>
+        <w:rPr>
+          <w:rFonts w:ascii="Aptos Narrow" w:hAnsi="Aptos Narrow" w:cs="Arial"/>
+          <w:b/>
+          <w:bCs/>
+          <w:color w:val="000000" w:themeColor="text1"/>
+          <w:sz w:val="20"/>
+          <w:szCs w:val="20"/>
+        </w:rPr>
+        <w:lastRenderedPageBreak/>
         <w:t xml:space="preserve">Position: </w:t>
       </w:r>
       <w:r>
@@ -1841,7 +3863,6 @@
           <w:sz w:val="20"/>
           <w:szCs w:val="20"/>
         </w:rPr>
-        <w:lastRenderedPageBreak/>
         <w:t xml:space="preserve">Digital Advisory Architect - </w:t>
       </w:r>
       <w:r>
@@ -4145,6 +6166,7 @@
           <w:sz w:val="20"/>
           <w:szCs w:val="20"/>
         </w:rPr>
+        <w:lastRenderedPageBreak/>
         <w:t xml:space="preserve">Transformed delivery model from waterfall to agile, 3 feature teams, </w:t>
       </w:r>
       <w:r>
@@ -4663,6 +6685,15 @@
       <w:r>
         <w:rPr>
           <w:rFonts w:ascii="Aptos Narrow" w:hAnsi="Aptos Narrow" w:cs="Arial"/>
+          <w:color w:val="000000" w:themeColor="text1"/>
+          <w:sz w:val="20"/>
+          <w:szCs w:val="20"/>
+        </w:rPr>
+        <w:br/>
+      </w:r>
+      <w:r>
+        <w:rPr>
+          <w:rFonts w:ascii="Aptos Narrow" w:hAnsi="Aptos Narrow" w:cs="Arial"/>
           <w:b/>
           <w:bCs/>
           <w:color w:val="000000" w:themeColor="text1"/>
@@ -4776,7 +6807,6 @@
           <w:sz w:val="20"/>
           <w:szCs w:val="20"/>
         </w:rPr>
-        <w:lastRenderedPageBreak/>
         <w:t>Company:</w:t>
       </w:r>
       <w:r>
@@ -6261,15 +8291,6 @@
     </w:p>
     <w:p>
       <w:pPr>
-        <w:spacing w:after="0" w:line="264" w:lineRule="auto"/>
-        <w:rPr>
-          <w:rFonts w:ascii="Aptos Narrow" w:hAnsi="Aptos Narrow" w:cs="Arial"/>
-          <w:color w:val="000000" w:themeColor="text1"/>
-          <w:sz w:val="20"/>
-          <w:szCs w:val="20"/>
-        </w:rPr>
-      </w:pPr>
-      <w:r>
         <w:rPr>
           <w:rFonts w:ascii="Aptos Narrow" w:hAnsi="Aptos Narrow" w:cs="Arial"/>
           <w:b/>
@@ -6278,6 +8299,39 @@
           <w:sz w:val="20"/>
           <w:szCs w:val="20"/>
         </w:rPr>
+      </w:pPr>
+      <w:r>
+        <w:rPr>
+          <w:rFonts w:ascii="Aptos Narrow" w:hAnsi="Aptos Narrow" w:cs="Arial"/>
+          <w:b/>
+          <w:bCs/>
+          <w:color w:val="000000" w:themeColor="text1"/>
+          <w:sz w:val="20"/>
+          <w:szCs w:val="20"/>
+        </w:rPr>
+        <w:br w:type="page"/>
+      </w:r>
+    </w:p>
+    <w:p>
+      <w:pPr>
+        <w:spacing w:after="0" w:line="264" w:lineRule="auto"/>
+        <w:rPr>
+          <w:rFonts w:ascii="Aptos Narrow" w:hAnsi="Aptos Narrow" w:cs="Arial"/>
+          <w:color w:val="000000" w:themeColor="text1"/>
+          <w:sz w:val="20"/>
+          <w:szCs w:val="20"/>
+        </w:rPr>
+      </w:pPr>
+      <w:r>
+        <w:rPr>
+          <w:rFonts w:ascii="Aptos Narrow" w:hAnsi="Aptos Narrow" w:cs="Arial"/>
+          <w:b/>
+          <w:bCs/>
+          <w:color w:val="000000" w:themeColor="text1"/>
+          <w:sz w:val="20"/>
+          <w:szCs w:val="20"/>
+        </w:rPr>
+        <w:lastRenderedPageBreak/>
         <w:t xml:space="preserve">Position: </w:t>
       </w:r>
       <w:r>
@@ -6750,6 +8804,16 @@
     </w:p>
     <w:p>
       <w:pPr>
+        <w:rPr>
+          <w:rFonts w:ascii="Aptos Narrow" w:hAnsi="Aptos Narrow" w:cs="Arial"/>
+          <w:color w:val="000000" w:themeColor="text1"/>
+          <w:sz w:val="20"/>
+          <w:szCs w:val="20"/>
+        </w:rPr>
+      </w:pPr>
+    </w:p>
+    <w:p>
+      <w:pPr>
         <w:spacing w:after="0" w:line="264" w:lineRule="auto"/>
         <w:rPr>
           <w:rFonts w:ascii="Aptos Narrow" w:hAnsi="Aptos Narrow" w:cs="Arial"/>
@@ -6760,9 +8824,7 @@
           <w:szCs w:val="20"/>
         </w:rPr>
       </w:pPr>
-    </w:p>
-    <w:p>
-      <w:pPr>
+      <w:r>
         <w:rPr>
           <w:rFonts w:ascii="Aptos Narrow" w:hAnsi="Aptos Narrow" w:cs="Arial"/>
           <w:b/>
@@ -6771,41 +8833,6 @@
           <w:sz w:val="20"/>
           <w:szCs w:val="20"/>
         </w:rPr>
-      </w:pPr>
-      <w:r>
-        <w:rPr>
-          <w:rFonts w:ascii="Aptos Narrow" w:hAnsi="Aptos Narrow" w:cs="Arial"/>
-          <w:b/>
-          <w:bCs/>
-          <w:color w:val="000000" w:themeColor="text1"/>
-          <w:sz w:val="20"/>
-          <w:szCs w:val="20"/>
-        </w:rPr>
-        <w:br w:type="page"/>
-      </w:r>
-    </w:p>
-    <w:p>
-      <w:pPr>
-        <w:spacing w:after="0" w:line="264" w:lineRule="auto"/>
-        <w:rPr>
-          <w:rFonts w:ascii="Aptos Narrow" w:hAnsi="Aptos Narrow" w:cs="Arial"/>
-          <w:b/>
-          <w:bCs/>
-          <w:color w:val="000000" w:themeColor="text1"/>
-          <w:sz w:val="20"/>
-          <w:szCs w:val="20"/>
-        </w:rPr>
-      </w:pPr>
-      <w:r>
-        <w:rPr>
-          <w:rFonts w:ascii="Aptos Narrow" w:hAnsi="Aptos Narrow" w:cs="Arial"/>
-          <w:b/>
-          <w:bCs/>
-          <w:color w:val="000000" w:themeColor="text1"/>
-          <w:sz w:val="20"/>
-          <w:szCs w:val="20"/>
-        </w:rPr>
-        <w:lastRenderedPageBreak/>
         <w:t xml:space="preserve">Position: </w:t>
       </w:r>
       <w:r>
@@ -11216,6 +13243,7 @@
   <w:style w:type="character" w:default="1" w:styleId="DefaultParagraphFont">
     <w:name w:val="Default Paragraph Font"/>
     <w:uiPriority w:val="1"/>
+    <w:semiHidden/>
     <w:unhideWhenUsed/>
   </w:style>
   <w:style w:type="table" w:default="1" w:styleId="TableNormal">

--- a/public/CV Peter Bardenhagen.docx
+++ b/public/CV Peter Bardenhagen.docx
@@ -440,16 +440,2850 @@
           <w:sz w:val="20"/>
           <w:szCs w:val="20"/>
         </w:rPr>
-        <w:t>education</w:t>
+        <w:br/>
+      </w:r>
+      <w:r>
+        <w:rPr>
+          <w:rFonts w:ascii="Aptos Narrow" w:hAnsi="Aptos Narrow"/>
+          <w:color w:val="000000" w:themeColor="text1"/>
+          <w:sz w:val="20"/>
+          <w:szCs w:val="20"/>
+        </w:rPr>
+        <w:t>SKILLS</w:t>
+      </w:r>
+      <w:r>
+        <w:rPr>
+          <w:rFonts w:ascii="Aptos Narrow" w:hAnsi="Aptos Narrow"/>
+          <w:color w:val="000000" w:themeColor="text1"/>
+          <w:sz w:val="20"/>
+          <w:szCs w:val="20"/>
+        </w:rPr>
+        <w:t xml:space="preserve"> MATRIX</w:t>
       </w:r>
     </w:p>
+    <w:tbl>
+      <w:tblPr>
+        <w:tblStyle w:val="TableGrid"/>
+        <w:tblW w:w="4970" w:type="pct"/>
+        <w:tblLook w:val="04A0" w:firstRow="1" w:lastRow="0" w:firstColumn="1" w:lastColumn="0" w:noHBand="0" w:noVBand="1"/>
+      </w:tblPr>
+      <w:tblGrid>
+        <w:gridCol w:w="2406"/>
+        <w:gridCol w:w="589"/>
+        <w:gridCol w:w="2837"/>
+        <w:gridCol w:w="589"/>
+        <w:gridCol w:w="2171"/>
+        <w:gridCol w:w="589"/>
+      </w:tblGrid>
+      <w:tr>
+        <w:tc>
+          <w:tcPr>
+            <w:tcW w:w="2406" w:type="dxa"/>
+            <w:shd w:val="pct20" w:color="auto" w:fill="auto"/>
+          </w:tcPr>
+          <w:p>
+            <w:pPr>
+              <w:rPr>
+                <w:rFonts w:ascii="Aptos Narrow" w:hAnsi="Aptos Narrow" w:cstheme="minorHAnsi"/>
+                <w:b/>
+                <w:color w:val="000000" w:themeColor="text1"/>
+                <w:sz w:val="16"/>
+                <w:szCs w:val="16"/>
+              </w:rPr>
+            </w:pPr>
+            <w:r>
+              <w:rPr>
+                <w:rFonts w:ascii="Aptos Narrow" w:hAnsi="Aptos Narrow" w:cstheme="minorHAnsi"/>
+                <w:b/>
+                <w:color w:val="000000" w:themeColor="text1"/>
+                <w:sz w:val="16"/>
+                <w:szCs w:val="16"/>
+              </w:rPr>
+              <w:t>Technical Skills</w:t>
+            </w:r>
+          </w:p>
+        </w:tc>
+        <w:tc>
+          <w:tcPr>
+            <w:tcW w:w="589" w:type="dxa"/>
+            <w:shd w:val="pct20" w:color="auto" w:fill="auto"/>
+          </w:tcPr>
+          <w:p>
+            <w:pPr>
+              <w:rPr>
+                <w:rFonts w:ascii="Aptos Narrow" w:hAnsi="Aptos Narrow" w:cstheme="minorHAnsi"/>
+                <w:b/>
+                <w:color w:val="000000" w:themeColor="text1"/>
+                <w:sz w:val="16"/>
+                <w:szCs w:val="16"/>
+              </w:rPr>
+            </w:pPr>
+            <w:r>
+              <w:rPr>
+                <w:rFonts w:ascii="Aptos Narrow" w:hAnsi="Aptos Narrow" w:cstheme="minorHAnsi"/>
+                <w:b/>
+                <w:color w:val="000000" w:themeColor="text1"/>
+                <w:sz w:val="16"/>
+                <w:szCs w:val="16"/>
+              </w:rPr>
+              <w:t>Years</w:t>
+            </w:r>
+          </w:p>
+        </w:tc>
+        <w:tc>
+          <w:tcPr>
+            <w:tcW w:w="2837" w:type="dxa"/>
+            <w:shd w:val="pct20" w:color="auto" w:fill="auto"/>
+          </w:tcPr>
+          <w:p>
+            <w:pPr>
+              <w:rPr>
+                <w:rFonts w:ascii="Aptos Narrow" w:hAnsi="Aptos Narrow" w:cstheme="minorHAnsi"/>
+                <w:b/>
+                <w:color w:val="000000" w:themeColor="text1"/>
+                <w:sz w:val="16"/>
+                <w:szCs w:val="16"/>
+              </w:rPr>
+            </w:pPr>
+            <w:r>
+              <w:rPr>
+                <w:rFonts w:ascii="Aptos Narrow" w:hAnsi="Aptos Narrow" w:cstheme="minorHAnsi"/>
+                <w:b/>
+                <w:color w:val="000000" w:themeColor="text1"/>
+                <w:sz w:val="16"/>
+                <w:szCs w:val="16"/>
+              </w:rPr>
+              <w:t>Roles</w:t>
+            </w:r>
+          </w:p>
+        </w:tc>
+        <w:tc>
+          <w:tcPr>
+            <w:tcW w:w="589" w:type="dxa"/>
+            <w:shd w:val="pct20" w:color="auto" w:fill="auto"/>
+          </w:tcPr>
+          <w:p>
+            <w:pPr>
+              <w:rPr>
+                <w:rFonts w:ascii="Aptos Narrow" w:hAnsi="Aptos Narrow" w:cstheme="minorHAnsi"/>
+                <w:b/>
+                <w:color w:val="000000" w:themeColor="text1"/>
+                <w:sz w:val="16"/>
+                <w:szCs w:val="16"/>
+              </w:rPr>
+            </w:pPr>
+            <w:r>
+              <w:rPr>
+                <w:rFonts w:ascii="Aptos Narrow" w:hAnsi="Aptos Narrow" w:cstheme="minorHAnsi"/>
+                <w:b/>
+                <w:color w:val="000000" w:themeColor="text1"/>
+                <w:sz w:val="16"/>
+                <w:szCs w:val="16"/>
+              </w:rPr>
+              <w:t>Years</w:t>
+            </w:r>
+          </w:p>
+        </w:tc>
+        <w:tc>
+          <w:tcPr>
+            <w:tcW w:w="2171" w:type="dxa"/>
+            <w:shd w:val="pct20" w:color="auto" w:fill="auto"/>
+          </w:tcPr>
+          <w:p>
+            <w:pPr>
+              <w:rPr>
+                <w:rFonts w:ascii="Aptos Narrow" w:hAnsi="Aptos Narrow" w:cstheme="minorHAnsi"/>
+                <w:b/>
+                <w:color w:val="000000" w:themeColor="text1"/>
+                <w:sz w:val="16"/>
+                <w:szCs w:val="16"/>
+              </w:rPr>
+            </w:pPr>
+            <w:r>
+              <w:rPr>
+                <w:rFonts w:ascii="Aptos Narrow" w:hAnsi="Aptos Narrow" w:cstheme="minorHAnsi"/>
+                <w:b/>
+                <w:color w:val="000000" w:themeColor="text1"/>
+                <w:sz w:val="16"/>
+                <w:szCs w:val="16"/>
+              </w:rPr>
+              <w:t>Products</w:t>
+            </w:r>
+          </w:p>
+        </w:tc>
+        <w:tc>
+          <w:tcPr>
+            <w:tcW w:w="589" w:type="dxa"/>
+            <w:shd w:val="pct20" w:color="auto" w:fill="auto"/>
+          </w:tcPr>
+          <w:p>
+            <w:pPr>
+              <w:rPr>
+                <w:rFonts w:ascii="Aptos Narrow" w:hAnsi="Aptos Narrow" w:cstheme="minorHAnsi"/>
+                <w:b/>
+                <w:color w:val="000000" w:themeColor="text1"/>
+                <w:sz w:val="16"/>
+                <w:szCs w:val="16"/>
+              </w:rPr>
+            </w:pPr>
+            <w:r>
+              <w:rPr>
+                <w:rFonts w:ascii="Aptos Narrow" w:hAnsi="Aptos Narrow" w:cstheme="minorHAnsi"/>
+                <w:b/>
+                <w:color w:val="000000" w:themeColor="text1"/>
+                <w:sz w:val="16"/>
+                <w:szCs w:val="16"/>
+              </w:rPr>
+              <w:t>Years</w:t>
+            </w:r>
+          </w:p>
+        </w:tc>
+      </w:tr>
+      <w:tr>
+        <w:tc>
+          <w:tcPr>
+            <w:tcW w:w="2406" w:type="dxa"/>
+          </w:tcPr>
+          <w:p>
+            <w:pPr>
+              <w:rPr>
+                <w:rFonts w:ascii="Aptos Narrow" w:hAnsi="Aptos Narrow" w:cstheme="minorHAnsi"/>
+                <w:b/>
+                <w:color w:val="000000" w:themeColor="text1"/>
+                <w:sz w:val="16"/>
+                <w:szCs w:val="16"/>
+              </w:rPr>
+            </w:pPr>
+            <w:r>
+              <w:rPr>
+                <w:rFonts w:ascii="Aptos Narrow" w:hAnsi="Aptos Narrow" w:cstheme="minorHAnsi"/>
+                <w:b/>
+                <w:color w:val="000000" w:themeColor="text1"/>
+                <w:sz w:val="16"/>
+                <w:szCs w:val="16"/>
+              </w:rPr>
+              <w:t>.Net</w:t>
+            </w:r>
+            <w:r>
+              <w:rPr>
+                <w:rFonts w:ascii="Aptos Narrow" w:hAnsi="Aptos Narrow" w:cstheme="minorHAnsi"/>
+                <w:b/>
+                <w:color w:val="000000" w:themeColor="text1"/>
+                <w:sz w:val="16"/>
+                <w:szCs w:val="16"/>
+              </w:rPr>
+              <w:t xml:space="preserve"> 8.0, ASP.Net,</w:t>
+            </w:r>
+            <w:r>
+              <w:rPr>
+                <w:rFonts w:ascii="Aptos Narrow" w:hAnsi="Aptos Narrow" w:cstheme="minorHAnsi"/>
+                <w:b/>
+                <w:color w:val="000000" w:themeColor="text1"/>
+                <w:sz w:val="16"/>
+                <w:szCs w:val="16"/>
+              </w:rPr>
+              <w:t xml:space="preserve"> C#</w:t>
+            </w:r>
+          </w:p>
+        </w:tc>
+        <w:tc>
+          <w:tcPr>
+            <w:tcW w:w="589" w:type="dxa"/>
+          </w:tcPr>
+          <w:p>
+            <w:pPr>
+              <w:rPr>
+                <w:rFonts w:ascii="Aptos Narrow" w:hAnsi="Aptos Narrow" w:cstheme="minorHAnsi"/>
+                <w:bCs/>
+                <w:color w:val="000000" w:themeColor="text1"/>
+                <w:sz w:val="16"/>
+                <w:szCs w:val="16"/>
+              </w:rPr>
+            </w:pPr>
+            <w:r>
+              <w:rPr>
+                <w:rFonts w:ascii="Aptos Narrow" w:hAnsi="Aptos Narrow" w:cstheme="minorHAnsi"/>
+                <w:bCs/>
+                <w:color w:val="000000" w:themeColor="text1"/>
+                <w:sz w:val="16"/>
+                <w:szCs w:val="16"/>
+              </w:rPr>
+              <w:t>10+</w:t>
+            </w:r>
+          </w:p>
+        </w:tc>
+        <w:tc>
+          <w:tcPr>
+            <w:tcW w:w="2837" w:type="dxa"/>
+          </w:tcPr>
+          <w:p>
+            <w:pPr>
+              <w:rPr>
+                <w:rFonts w:ascii="Aptos Narrow" w:hAnsi="Aptos Narrow" w:cstheme="minorHAnsi"/>
+                <w:b/>
+                <w:color w:val="000000" w:themeColor="text1"/>
+                <w:sz w:val="16"/>
+                <w:szCs w:val="16"/>
+              </w:rPr>
+            </w:pPr>
+            <w:r>
+              <w:rPr>
+                <w:rFonts w:ascii="Aptos Narrow" w:hAnsi="Aptos Narrow" w:cstheme="minorHAnsi"/>
+                <w:b/>
+                <w:color w:val="000000" w:themeColor="text1"/>
+                <w:sz w:val="16"/>
+                <w:szCs w:val="16"/>
+              </w:rPr>
+              <w:t>Enterprise Architect</w:t>
+            </w:r>
+          </w:p>
+        </w:tc>
+        <w:tc>
+          <w:tcPr>
+            <w:tcW w:w="589" w:type="dxa"/>
+          </w:tcPr>
+          <w:p>
+            <w:pPr>
+              <w:rPr>
+                <w:rFonts w:ascii="Aptos Narrow" w:hAnsi="Aptos Narrow" w:cstheme="minorHAnsi"/>
+                <w:bCs/>
+                <w:color w:val="000000" w:themeColor="text1"/>
+                <w:sz w:val="16"/>
+                <w:szCs w:val="16"/>
+              </w:rPr>
+            </w:pPr>
+            <w:r>
+              <w:rPr>
+                <w:rFonts w:ascii="Aptos Narrow" w:hAnsi="Aptos Narrow" w:cstheme="minorHAnsi"/>
+                <w:bCs/>
+                <w:color w:val="000000" w:themeColor="text1"/>
+                <w:sz w:val="16"/>
+                <w:szCs w:val="16"/>
+              </w:rPr>
+              <w:t>2</w:t>
+            </w:r>
+          </w:p>
+        </w:tc>
+        <w:tc>
+          <w:tcPr>
+            <w:tcW w:w="2171" w:type="dxa"/>
+          </w:tcPr>
+          <w:p>
+            <w:pPr>
+              <w:rPr>
+                <w:rFonts w:ascii="Aptos Narrow" w:hAnsi="Aptos Narrow" w:cstheme="minorHAnsi"/>
+                <w:bCs/>
+                <w:color w:val="000000" w:themeColor="text1"/>
+                <w:sz w:val="16"/>
+                <w:szCs w:val="16"/>
+              </w:rPr>
+            </w:pPr>
+            <w:r>
+              <w:rPr>
+                <w:rFonts w:ascii="Aptos Narrow" w:hAnsi="Aptos Narrow" w:cstheme="minorHAnsi"/>
+                <w:b/>
+                <w:color w:val="000000" w:themeColor="text1"/>
+                <w:sz w:val="16"/>
+                <w:szCs w:val="16"/>
+              </w:rPr>
+              <w:t>D365 CRM &amp; D365 FinOps</w:t>
+            </w:r>
+          </w:p>
+        </w:tc>
+        <w:tc>
+          <w:tcPr>
+            <w:tcW w:w="589" w:type="dxa"/>
+          </w:tcPr>
+          <w:p>
+            <w:pPr>
+              <w:rPr>
+                <w:rFonts w:ascii="Aptos Narrow" w:hAnsi="Aptos Narrow" w:cstheme="minorHAnsi"/>
+                <w:bCs/>
+                <w:color w:val="000000" w:themeColor="text1"/>
+                <w:sz w:val="16"/>
+                <w:szCs w:val="16"/>
+              </w:rPr>
+            </w:pPr>
+            <w:r>
+              <w:rPr>
+                <w:rFonts w:ascii="Aptos Narrow" w:hAnsi="Aptos Narrow" w:cstheme="minorHAnsi"/>
+                <w:bCs/>
+                <w:color w:val="000000" w:themeColor="text1"/>
+                <w:sz w:val="16"/>
+                <w:szCs w:val="16"/>
+              </w:rPr>
+              <w:t>2</w:t>
+            </w:r>
+          </w:p>
+        </w:tc>
+      </w:tr>
+      <w:tr>
+        <w:tc>
+          <w:tcPr>
+            <w:tcW w:w="2406" w:type="dxa"/>
+          </w:tcPr>
+          <w:p>
+            <w:pPr>
+              <w:rPr>
+                <w:rFonts w:ascii="Aptos Narrow" w:hAnsi="Aptos Narrow" w:cstheme="minorHAnsi"/>
+                <w:b/>
+                <w:color w:val="000000" w:themeColor="text1"/>
+                <w:sz w:val="16"/>
+                <w:szCs w:val="16"/>
+              </w:rPr>
+            </w:pPr>
+            <w:r>
+              <w:rPr>
+                <w:rFonts w:ascii="Aptos Narrow" w:hAnsi="Aptos Narrow" w:cstheme="minorHAnsi"/>
+                <w:b/>
+                <w:color w:val="000000" w:themeColor="text1"/>
+                <w:sz w:val="16"/>
+                <w:szCs w:val="16"/>
+              </w:rPr>
+              <w:t>Angular</w:t>
+            </w:r>
+          </w:p>
+        </w:tc>
+        <w:tc>
+          <w:tcPr>
+            <w:tcW w:w="589" w:type="dxa"/>
+          </w:tcPr>
+          <w:p>
+            <w:pPr>
+              <w:rPr>
+                <w:rFonts w:ascii="Aptos Narrow" w:hAnsi="Aptos Narrow" w:cstheme="minorHAnsi"/>
+                <w:bCs/>
+                <w:color w:val="000000" w:themeColor="text1"/>
+                <w:sz w:val="16"/>
+                <w:szCs w:val="16"/>
+              </w:rPr>
+            </w:pPr>
+            <w:r>
+              <w:rPr>
+                <w:rFonts w:ascii="Aptos Narrow" w:hAnsi="Aptos Narrow" w:cstheme="minorHAnsi"/>
+                <w:bCs/>
+                <w:color w:val="000000" w:themeColor="text1"/>
+                <w:sz w:val="16"/>
+                <w:szCs w:val="16"/>
+              </w:rPr>
+              <w:t>3</w:t>
+            </w:r>
+          </w:p>
+        </w:tc>
+        <w:tc>
+          <w:tcPr>
+            <w:tcW w:w="2837" w:type="dxa"/>
+          </w:tcPr>
+          <w:p>
+            <w:pPr>
+              <w:rPr>
+                <w:rFonts w:ascii="Aptos Narrow" w:hAnsi="Aptos Narrow" w:cstheme="minorHAnsi"/>
+                <w:b/>
+                <w:color w:val="000000" w:themeColor="text1"/>
+                <w:sz w:val="16"/>
+                <w:szCs w:val="16"/>
+              </w:rPr>
+            </w:pPr>
+            <w:r>
+              <w:rPr>
+                <w:rFonts w:ascii="Aptos Narrow" w:hAnsi="Aptos Narrow" w:cstheme="minorHAnsi"/>
+                <w:b/>
+                <w:color w:val="000000" w:themeColor="text1"/>
+                <w:sz w:val="16"/>
+                <w:szCs w:val="16"/>
+              </w:rPr>
+              <w:t>Presales</w:t>
+            </w:r>
+          </w:p>
+        </w:tc>
+        <w:tc>
+          <w:tcPr>
+            <w:tcW w:w="589" w:type="dxa"/>
+          </w:tcPr>
+          <w:p>
+            <w:pPr>
+              <w:rPr>
+                <w:rFonts w:ascii="Aptos Narrow" w:hAnsi="Aptos Narrow" w:cstheme="minorHAnsi"/>
+                <w:bCs/>
+                <w:color w:val="000000" w:themeColor="text1"/>
+                <w:sz w:val="16"/>
+                <w:szCs w:val="16"/>
+              </w:rPr>
+            </w:pPr>
+            <w:r>
+              <w:rPr>
+                <w:rFonts w:ascii="Aptos Narrow" w:hAnsi="Aptos Narrow" w:cstheme="minorHAnsi"/>
+                <w:bCs/>
+                <w:color w:val="000000" w:themeColor="text1"/>
+                <w:sz w:val="16"/>
+                <w:szCs w:val="16"/>
+              </w:rPr>
+              <w:t>7</w:t>
+            </w:r>
+          </w:p>
+        </w:tc>
+        <w:tc>
+          <w:tcPr>
+            <w:tcW w:w="2171" w:type="dxa"/>
+          </w:tcPr>
+          <w:p>
+            <w:pPr>
+              <w:rPr>
+                <w:rFonts w:ascii="Aptos Narrow" w:hAnsi="Aptos Narrow" w:cstheme="minorHAnsi"/>
+                <w:bCs/>
+                <w:color w:val="000000" w:themeColor="text1"/>
+                <w:sz w:val="16"/>
+                <w:szCs w:val="16"/>
+              </w:rPr>
+            </w:pPr>
+            <w:r>
+              <w:rPr>
+                <w:rFonts w:ascii="Aptos Narrow" w:hAnsi="Aptos Narrow" w:cstheme="minorHAnsi"/>
+                <w:b/>
+                <w:color w:val="000000" w:themeColor="text1"/>
+                <w:sz w:val="16"/>
+                <w:szCs w:val="16"/>
+              </w:rPr>
+              <w:t>Databricks</w:t>
+            </w:r>
+          </w:p>
+        </w:tc>
+        <w:tc>
+          <w:tcPr>
+            <w:tcW w:w="589" w:type="dxa"/>
+          </w:tcPr>
+          <w:p>
+            <w:pPr>
+              <w:rPr>
+                <w:rFonts w:ascii="Aptos Narrow" w:hAnsi="Aptos Narrow" w:cstheme="minorHAnsi"/>
+                <w:bCs/>
+                <w:color w:val="000000" w:themeColor="text1"/>
+                <w:sz w:val="16"/>
+                <w:szCs w:val="16"/>
+              </w:rPr>
+            </w:pPr>
+            <w:r>
+              <w:rPr>
+                <w:rFonts w:ascii="Aptos Narrow" w:hAnsi="Aptos Narrow" w:cstheme="minorHAnsi"/>
+                <w:bCs/>
+                <w:color w:val="000000" w:themeColor="text1"/>
+                <w:sz w:val="16"/>
+                <w:szCs w:val="16"/>
+              </w:rPr>
+              <w:t>1</w:t>
+            </w:r>
+          </w:p>
+        </w:tc>
+      </w:tr>
+      <w:tr>
+        <w:tc>
+          <w:tcPr>
+            <w:tcW w:w="2406" w:type="dxa"/>
+          </w:tcPr>
+          <w:p>
+            <w:pPr>
+              <w:rPr>
+                <w:rFonts w:ascii="Aptos Narrow" w:hAnsi="Aptos Narrow" w:cstheme="minorHAnsi"/>
+                <w:b/>
+                <w:color w:val="000000" w:themeColor="text1"/>
+                <w:sz w:val="16"/>
+                <w:szCs w:val="16"/>
+              </w:rPr>
+            </w:pPr>
+            <w:r>
+              <w:rPr>
+                <w:rFonts w:ascii="Aptos Narrow" w:hAnsi="Aptos Narrow" w:cstheme="minorHAnsi"/>
+                <w:b/>
+                <w:color w:val="000000" w:themeColor="text1"/>
+                <w:sz w:val="16"/>
+                <w:szCs w:val="16"/>
+              </w:rPr>
+              <w:t>Python</w:t>
+            </w:r>
+          </w:p>
+        </w:tc>
+        <w:tc>
+          <w:tcPr>
+            <w:tcW w:w="589" w:type="dxa"/>
+          </w:tcPr>
+          <w:p>
+            <w:pPr>
+              <w:rPr>
+                <w:rFonts w:ascii="Aptos Narrow" w:hAnsi="Aptos Narrow" w:cstheme="minorHAnsi"/>
+                <w:bCs/>
+                <w:color w:val="000000" w:themeColor="text1"/>
+                <w:sz w:val="16"/>
+                <w:szCs w:val="16"/>
+              </w:rPr>
+            </w:pPr>
+            <w:r>
+              <w:rPr>
+                <w:rFonts w:ascii="Aptos Narrow" w:hAnsi="Aptos Narrow" w:cstheme="minorHAnsi"/>
+                <w:bCs/>
+                <w:color w:val="000000" w:themeColor="text1"/>
+                <w:sz w:val="16"/>
+                <w:szCs w:val="16"/>
+              </w:rPr>
+              <w:t>1</w:t>
+            </w:r>
+          </w:p>
+        </w:tc>
+        <w:tc>
+          <w:tcPr>
+            <w:tcW w:w="2837" w:type="dxa"/>
+          </w:tcPr>
+          <w:p>
+            <w:pPr>
+              <w:rPr>
+                <w:rFonts w:ascii="Aptos Narrow" w:hAnsi="Aptos Narrow" w:cstheme="minorHAnsi"/>
+                <w:b/>
+                <w:color w:val="000000" w:themeColor="text1"/>
+                <w:sz w:val="16"/>
+                <w:szCs w:val="16"/>
+              </w:rPr>
+            </w:pPr>
+            <w:r>
+              <w:rPr>
+                <w:rFonts w:ascii="Aptos Narrow" w:hAnsi="Aptos Narrow" w:cstheme="minorHAnsi"/>
+                <w:b/>
+                <w:color w:val="000000" w:themeColor="text1"/>
+                <w:sz w:val="16"/>
+                <w:szCs w:val="16"/>
+              </w:rPr>
+              <w:t>Product Owner</w:t>
+            </w:r>
+          </w:p>
+        </w:tc>
+        <w:tc>
+          <w:tcPr>
+            <w:tcW w:w="589" w:type="dxa"/>
+          </w:tcPr>
+          <w:p>
+            <w:pPr>
+              <w:rPr>
+                <w:rFonts w:ascii="Aptos Narrow" w:hAnsi="Aptos Narrow" w:cstheme="minorHAnsi"/>
+                <w:bCs/>
+                <w:color w:val="000000" w:themeColor="text1"/>
+                <w:sz w:val="16"/>
+                <w:szCs w:val="16"/>
+              </w:rPr>
+            </w:pPr>
+            <w:r>
+              <w:rPr>
+                <w:rFonts w:ascii="Aptos Narrow" w:hAnsi="Aptos Narrow" w:cstheme="minorHAnsi"/>
+                <w:bCs/>
+                <w:color w:val="000000" w:themeColor="text1"/>
+                <w:sz w:val="16"/>
+                <w:szCs w:val="16"/>
+              </w:rPr>
+              <w:t>3</w:t>
+            </w:r>
+          </w:p>
+        </w:tc>
+        <w:tc>
+          <w:tcPr>
+            <w:tcW w:w="2171" w:type="dxa"/>
+          </w:tcPr>
+          <w:p>
+            <w:pPr>
+              <w:rPr>
+                <w:rFonts w:ascii="Aptos Narrow" w:hAnsi="Aptos Narrow" w:cstheme="minorHAnsi"/>
+                <w:b/>
+                <w:color w:val="000000" w:themeColor="text1"/>
+                <w:sz w:val="16"/>
+                <w:szCs w:val="16"/>
+              </w:rPr>
+            </w:pPr>
+            <w:r>
+              <w:rPr>
+                <w:rFonts w:ascii="Aptos Narrow" w:hAnsi="Aptos Narrow" w:cstheme="minorHAnsi"/>
+                <w:b/>
+                <w:color w:val="000000" w:themeColor="text1"/>
+                <w:sz w:val="16"/>
+                <w:szCs w:val="16"/>
+              </w:rPr>
+              <w:t>Datadog</w:t>
+            </w:r>
+          </w:p>
+        </w:tc>
+        <w:tc>
+          <w:tcPr>
+            <w:tcW w:w="589" w:type="dxa"/>
+          </w:tcPr>
+          <w:p>
+            <w:pPr>
+              <w:rPr>
+                <w:rFonts w:ascii="Aptos Narrow" w:hAnsi="Aptos Narrow" w:cstheme="minorHAnsi"/>
+                <w:bCs/>
+                <w:color w:val="000000" w:themeColor="text1"/>
+                <w:sz w:val="16"/>
+                <w:szCs w:val="16"/>
+              </w:rPr>
+            </w:pPr>
+            <w:r>
+              <w:rPr>
+                <w:rFonts w:ascii="Aptos Narrow" w:hAnsi="Aptos Narrow" w:cstheme="minorHAnsi"/>
+                <w:bCs/>
+                <w:color w:val="000000" w:themeColor="text1"/>
+                <w:sz w:val="16"/>
+                <w:szCs w:val="16"/>
+              </w:rPr>
+              <w:t>3</w:t>
+            </w:r>
+          </w:p>
+        </w:tc>
+      </w:tr>
+      <w:tr>
+        <w:tc>
+          <w:tcPr>
+            <w:tcW w:w="2406" w:type="dxa"/>
+          </w:tcPr>
+          <w:p>
+            <w:pPr>
+              <w:rPr>
+                <w:rFonts w:ascii="Aptos Narrow" w:hAnsi="Aptos Narrow" w:cstheme="minorHAnsi"/>
+                <w:b/>
+                <w:color w:val="000000" w:themeColor="text1"/>
+                <w:sz w:val="16"/>
+                <w:szCs w:val="16"/>
+              </w:rPr>
+            </w:pPr>
+            <w:r>
+              <w:rPr>
+                <w:rFonts w:ascii="Aptos Narrow" w:hAnsi="Aptos Narrow" w:cstheme="minorHAnsi"/>
+                <w:b/>
+                <w:color w:val="000000" w:themeColor="text1"/>
+                <w:sz w:val="16"/>
+                <w:szCs w:val="16"/>
+              </w:rPr>
+              <w:t>Typescript</w:t>
+            </w:r>
+            <w:r>
+              <w:rPr>
+                <w:rFonts w:ascii="Aptos Narrow" w:hAnsi="Aptos Narrow" w:cstheme="minorHAnsi"/>
+                <w:b/>
+                <w:color w:val="000000" w:themeColor="text1"/>
+                <w:sz w:val="16"/>
+                <w:szCs w:val="16"/>
+              </w:rPr>
+              <w:t xml:space="preserve"> </w:t>
+            </w:r>
+          </w:p>
+        </w:tc>
+        <w:tc>
+          <w:tcPr>
+            <w:tcW w:w="589" w:type="dxa"/>
+          </w:tcPr>
+          <w:p>
+            <w:pPr>
+              <w:rPr>
+                <w:rFonts w:ascii="Aptos Narrow" w:hAnsi="Aptos Narrow" w:cstheme="minorHAnsi"/>
+                <w:bCs/>
+                <w:color w:val="000000" w:themeColor="text1"/>
+                <w:sz w:val="16"/>
+                <w:szCs w:val="16"/>
+              </w:rPr>
+            </w:pPr>
+            <w:r>
+              <w:rPr>
+                <w:rFonts w:ascii="Aptos Narrow" w:hAnsi="Aptos Narrow" w:cstheme="minorHAnsi"/>
+                <w:bCs/>
+                <w:color w:val="000000" w:themeColor="text1"/>
+                <w:sz w:val="16"/>
+                <w:szCs w:val="16"/>
+              </w:rPr>
+              <w:t>3</w:t>
+            </w:r>
+          </w:p>
+        </w:tc>
+        <w:tc>
+          <w:tcPr>
+            <w:tcW w:w="2837" w:type="dxa"/>
+          </w:tcPr>
+          <w:p>
+            <w:pPr>
+              <w:rPr>
+                <w:rFonts w:ascii="Aptos Narrow" w:hAnsi="Aptos Narrow" w:cstheme="minorHAnsi"/>
+                <w:b/>
+                <w:color w:val="000000" w:themeColor="text1"/>
+                <w:sz w:val="16"/>
+                <w:szCs w:val="16"/>
+              </w:rPr>
+            </w:pPr>
+            <w:r>
+              <w:rPr>
+                <w:rFonts w:ascii="Aptos Narrow" w:hAnsi="Aptos Narrow" w:cstheme="minorHAnsi"/>
+                <w:b/>
+                <w:color w:val="000000" w:themeColor="text1"/>
+                <w:sz w:val="16"/>
+                <w:szCs w:val="16"/>
+              </w:rPr>
+              <w:t>Project Management</w:t>
+            </w:r>
+          </w:p>
+        </w:tc>
+        <w:tc>
+          <w:tcPr>
+            <w:tcW w:w="589" w:type="dxa"/>
+          </w:tcPr>
+          <w:p>
+            <w:pPr>
+              <w:rPr>
+                <w:rFonts w:ascii="Aptos Narrow" w:hAnsi="Aptos Narrow" w:cstheme="minorHAnsi"/>
+                <w:bCs/>
+                <w:color w:val="000000" w:themeColor="text1"/>
+                <w:sz w:val="16"/>
+                <w:szCs w:val="16"/>
+              </w:rPr>
+            </w:pPr>
+            <w:r>
+              <w:rPr>
+                <w:rFonts w:ascii="Aptos Narrow" w:hAnsi="Aptos Narrow" w:cstheme="minorHAnsi"/>
+                <w:bCs/>
+                <w:color w:val="000000" w:themeColor="text1"/>
+                <w:sz w:val="16"/>
+                <w:szCs w:val="16"/>
+              </w:rPr>
+              <w:t>3</w:t>
+            </w:r>
+          </w:p>
+        </w:tc>
+        <w:tc>
+          <w:tcPr>
+            <w:tcW w:w="2171" w:type="dxa"/>
+          </w:tcPr>
+          <w:p>
+            <w:pPr>
+              <w:rPr>
+                <w:rFonts w:ascii="Aptos Narrow" w:hAnsi="Aptos Narrow" w:cstheme="minorHAnsi"/>
+                <w:bCs/>
+                <w:color w:val="000000" w:themeColor="text1"/>
+                <w:sz w:val="16"/>
+                <w:szCs w:val="16"/>
+              </w:rPr>
+            </w:pPr>
+            <w:proofErr w:type="spellStart"/>
+            <w:r>
+              <w:rPr>
+                <w:rFonts w:ascii="Aptos Narrow" w:hAnsi="Aptos Narrow" w:cstheme="minorHAnsi"/>
+                <w:b/>
+                <w:color w:val="000000" w:themeColor="text1"/>
+                <w:sz w:val="16"/>
+                <w:szCs w:val="16"/>
+              </w:rPr>
+              <w:t>Flutter</w:t>
+            </w:r>
+            <w:r>
+              <w:rPr>
+                <w:rFonts w:ascii="Aptos Narrow" w:hAnsi="Aptos Narrow" w:cstheme="minorHAnsi"/>
+                <w:b/>
+                <w:color w:val="000000" w:themeColor="text1"/>
+                <w:sz w:val="16"/>
+                <w:szCs w:val="16"/>
+              </w:rPr>
+              <w:t>F</w:t>
+            </w:r>
+            <w:r>
+              <w:rPr>
+                <w:rFonts w:ascii="Aptos Narrow" w:hAnsi="Aptos Narrow" w:cstheme="minorHAnsi"/>
+                <w:b/>
+                <w:color w:val="000000" w:themeColor="text1"/>
+                <w:sz w:val="16"/>
+                <w:szCs w:val="16"/>
+              </w:rPr>
+              <w:t>low</w:t>
+            </w:r>
+            <w:proofErr w:type="spellEnd"/>
+            <w:r>
+              <w:rPr>
+                <w:rFonts w:ascii="Aptos Narrow" w:hAnsi="Aptos Narrow" w:cstheme="minorHAnsi"/>
+                <w:b/>
+                <w:color w:val="000000" w:themeColor="text1"/>
+                <w:sz w:val="16"/>
+                <w:szCs w:val="16"/>
+              </w:rPr>
+              <w:t xml:space="preserve"> (</w:t>
+            </w:r>
+            <w:r>
+              <w:rPr>
+                <w:rFonts w:ascii="Aptos Narrow" w:hAnsi="Aptos Narrow" w:cstheme="minorHAnsi"/>
+                <w:b/>
+                <w:color w:val="000000" w:themeColor="text1"/>
+                <w:sz w:val="16"/>
+                <w:szCs w:val="16"/>
+              </w:rPr>
+              <w:t>low-code)</w:t>
+            </w:r>
+          </w:p>
+        </w:tc>
+        <w:tc>
+          <w:tcPr>
+            <w:tcW w:w="589" w:type="dxa"/>
+          </w:tcPr>
+          <w:p>
+            <w:pPr>
+              <w:rPr>
+                <w:rFonts w:ascii="Aptos Narrow" w:hAnsi="Aptos Narrow" w:cstheme="minorHAnsi"/>
+                <w:bCs/>
+                <w:color w:val="000000" w:themeColor="text1"/>
+                <w:sz w:val="16"/>
+                <w:szCs w:val="16"/>
+              </w:rPr>
+            </w:pPr>
+            <w:r>
+              <w:rPr>
+                <w:rFonts w:ascii="Aptos Narrow" w:hAnsi="Aptos Narrow" w:cstheme="minorHAnsi"/>
+                <w:bCs/>
+                <w:color w:val="000000" w:themeColor="text1"/>
+                <w:sz w:val="16"/>
+                <w:szCs w:val="16"/>
+              </w:rPr>
+              <w:t>2</w:t>
+            </w:r>
+          </w:p>
+        </w:tc>
+      </w:tr>
+      <w:tr>
+        <w:tc>
+          <w:tcPr>
+            <w:tcW w:w="2406" w:type="dxa"/>
+            <w:tcBorders>
+              <w:bottom w:val="single" w:sz="4" w:space="0" w:color="auto"/>
+            </w:tcBorders>
+          </w:tcPr>
+          <w:p>
+            <w:pPr>
+              <w:rPr>
+                <w:rFonts w:ascii="Aptos Narrow" w:hAnsi="Aptos Narrow" w:cstheme="minorHAnsi"/>
+                <w:b/>
+                <w:color w:val="000000" w:themeColor="text1"/>
+                <w:sz w:val="16"/>
+                <w:szCs w:val="16"/>
+              </w:rPr>
+            </w:pPr>
+            <w:r>
+              <w:rPr>
+                <w:rFonts w:ascii="Aptos Narrow" w:hAnsi="Aptos Narrow" w:cstheme="minorHAnsi"/>
+                <w:b/>
+                <w:color w:val="000000" w:themeColor="text1"/>
+                <w:sz w:val="16"/>
+                <w:szCs w:val="16"/>
+              </w:rPr>
+              <w:t xml:space="preserve">Node.js / </w:t>
+            </w:r>
+            <w:r>
+              <w:rPr>
+                <w:rFonts w:ascii="Aptos Narrow" w:hAnsi="Aptos Narrow" w:cstheme="minorHAnsi"/>
+                <w:b/>
+                <w:color w:val="000000" w:themeColor="text1"/>
+                <w:sz w:val="16"/>
+                <w:szCs w:val="16"/>
+              </w:rPr>
+              <w:t>React</w:t>
+            </w:r>
+            <w:r>
+              <w:rPr>
+                <w:rFonts w:ascii="Aptos Narrow" w:hAnsi="Aptos Narrow" w:cstheme="minorHAnsi"/>
+                <w:b/>
+                <w:color w:val="000000" w:themeColor="text1"/>
+                <w:sz w:val="16"/>
+                <w:szCs w:val="16"/>
+              </w:rPr>
+              <w:t xml:space="preserve"> / </w:t>
+            </w:r>
+            <w:proofErr w:type="spellStart"/>
+            <w:r>
+              <w:rPr>
+                <w:rFonts w:ascii="Aptos Narrow" w:hAnsi="Aptos Narrow" w:cstheme="minorHAnsi"/>
+                <w:b/>
+                <w:color w:val="000000" w:themeColor="text1"/>
+                <w:sz w:val="16"/>
+                <w:szCs w:val="16"/>
+              </w:rPr>
+              <w:t>NextJS</w:t>
+            </w:r>
+            <w:proofErr w:type="spellEnd"/>
+            <w:r>
+              <w:rPr>
+                <w:rFonts w:ascii="Aptos Narrow" w:hAnsi="Aptos Narrow" w:cstheme="minorHAnsi"/>
+                <w:b/>
+                <w:color w:val="000000" w:themeColor="text1"/>
+                <w:sz w:val="16"/>
+                <w:szCs w:val="16"/>
+              </w:rPr>
+              <w:t xml:space="preserve"> / Vue.js</w:t>
+            </w:r>
+          </w:p>
+        </w:tc>
+        <w:tc>
+          <w:tcPr>
+            <w:tcW w:w="589" w:type="dxa"/>
+            <w:tcBorders>
+              <w:bottom w:val="single" w:sz="4" w:space="0" w:color="auto"/>
+            </w:tcBorders>
+          </w:tcPr>
+          <w:p>
+            <w:pPr>
+              <w:rPr>
+                <w:rFonts w:ascii="Aptos Narrow" w:hAnsi="Aptos Narrow" w:cstheme="minorHAnsi"/>
+                <w:bCs/>
+                <w:color w:val="000000" w:themeColor="text1"/>
+                <w:sz w:val="16"/>
+                <w:szCs w:val="16"/>
+              </w:rPr>
+            </w:pPr>
+            <w:r>
+              <w:rPr>
+                <w:rFonts w:ascii="Aptos Narrow" w:hAnsi="Aptos Narrow" w:cstheme="minorHAnsi"/>
+                <w:bCs/>
+                <w:color w:val="000000" w:themeColor="text1"/>
+                <w:sz w:val="16"/>
+                <w:szCs w:val="16"/>
+              </w:rPr>
+              <w:t>3</w:t>
+            </w:r>
+          </w:p>
+        </w:tc>
+        <w:tc>
+          <w:tcPr>
+            <w:tcW w:w="2837" w:type="dxa"/>
+          </w:tcPr>
+          <w:p>
+            <w:pPr>
+              <w:rPr>
+                <w:rFonts w:ascii="Aptos Narrow" w:hAnsi="Aptos Narrow" w:cstheme="minorHAnsi"/>
+                <w:b/>
+                <w:color w:val="000000" w:themeColor="text1"/>
+                <w:sz w:val="16"/>
+                <w:szCs w:val="16"/>
+              </w:rPr>
+            </w:pPr>
+            <w:r>
+              <w:rPr>
+                <w:rFonts w:ascii="Aptos Narrow" w:hAnsi="Aptos Narrow" w:cstheme="minorHAnsi"/>
+                <w:b/>
+                <w:color w:val="000000" w:themeColor="text1"/>
+                <w:sz w:val="16"/>
+                <w:szCs w:val="16"/>
+              </w:rPr>
+              <w:t>Solutions Architecture</w:t>
+            </w:r>
+          </w:p>
+        </w:tc>
+        <w:tc>
+          <w:tcPr>
+            <w:tcW w:w="589" w:type="dxa"/>
+          </w:tcPr>
+          <w:p>
+            <w:pPr>
+              <w:rPr>
+                <w:rFonts w:ascii="Aptos Narrow" w:hAnsi="Aptos Narrow" w:cstheme="minorHAnsi"/>
+                <w:bCs/>
+                <w:color w:val="000000" w:themeColor="text1"/>
+                <w:sz w:val="16"/>
+                <w:szCs w:val="16"/>
+              </w:rPr>
+            </w:pPr>
+            <w:r>
+              <w:rPr>
+                <w:rFonts w:ascii="Aptos Narrow" w:hAnsi="Aptos Narrow" w:cstheme="minorHAnsi"/>
+                <w:bCs/>
+                <w:color w:val="000000" w:themeColor="text1"/>
+                <w:sz w:val="16"/>
+                <w:szCs w:val="16"/>
+              </w:rPr>
+              <w:t>7</w:t>
+            </w:r>
+          </w:p>
+        </w:tc>
+        <w:tc>
+          <w:tcPr>
+            <w:tcW w:w="2171" w:type="dxa"/>
+          </w:tcPr>
+          <w:p>
+            <w:pPr>
+              <w:rPr>
+                <w:rFonts w:ascii="Aptos Narrow" w:hAnsi="Aptos Narrow" w:cstheme="minorHAnsi"/>
+                <w:bCs/>
+                <w:color w:val="000000" w:themeColor="text1"/>
+                <w:sz w:val="16"/>
+                <w:szCs w:val="16"/>
+              </w:rPr>
+            </w:pPr>
+            <w:r>
+              <w:rPr>
+                <w:rFonts w:ascii="Aptos Narrow" w:hAnsi="Aptos Narrow" w:cstheme="minorHAnsi"/>
+                <w:b/>
+                <w:color w:val="000000" w:themeColor="text1"/>
+                <w:sz w:val="16"/>
+                <w:szCs w:val="16"/>
+              </w:rPr>
+              <w:t>Optimizely</w:t>
+            </w:r>
+          </w:p>
+        </w:tc>
+        <w:tc>
+          <w:tcPr>
+            <w:tcW w:w="589" w:type="dxa"/>
+          </w:tcPr>
+          <w:p>
+            <w:pPr>
+              <w:rPr>
+                <w:rFonts w:ascii="Aptos Narrow" w:hAnsi="Aptos Narrow" w:cstheme="minorHAnsi"/>
+                <w:bCs/>
+                <w:color w:val="000000" w:themeColor="text1"/>
+                <w:sz w:val="16"/>
+                <w:szCs w:val="16"/>
+              </w:rPr>
+            </w:pPr>
+            <w:r>
+              <w:rPr>
+                <w:rFonts w:ascii="Aptos Narrow" w:hAnsi="Aptos Narrow" w:cstheme="minorHAnsi"/>
+                <w:bCs/>
+                <w:color w:val="000000" w:themeColor="text1"/>
+                <w:sz w:val="16"/>
+                <w:szCs w:val="16"/>
+              </w:rPr>
+              <w:t>3</w:t>
+            </w:r>
+          </w:p>
+        </w:tc>
+      </w:tr>
+      <w:tr>
+        <w:tc>
+          <w:tcPr>
+            <w:tcW w:w="2406" w:type="dxa"/>
+            <w:tcBorders>
+              <w:bottom w:val="single" w:sz="4" w:space="0" w:color="auto"/>
+            </w:tcBorders>
+            <w:shd w:val="clear" w:color="auto" w:fill="auto"/>
+          </w:tcPr>
+          <w:p>
+            <w:pPr>
+              <w:rPr>
+                <w:rFonts w:ascii="Aptos Narrow" w:hAnsi="Aptos Narrow" w:cstheme="minorHAnsi"/>
+                <w:b/>
+                <w:color w:val="000000" w:themeColor="text1"/>
+                <w:sz w:val="16"/>
+                <w:szCs w:val="16"/>
+              </w:rPr>
+            </w:pPr>
+          </w:p>
+        </w:tc>
+        <w:tc>
+          <w:tcPr>
+            <w:tcW w:w="589" w:type="dxa"/>
+            <w:tcBorders>
+              <w:bottom w:val="single" w:sz="4" w:space="0" w:color="auto"/>
+            </w:tcBorders>
+            <w:shd w:val="clear" w:color="auto" w:fill="auto"/>
+          </w:tcPr>
+          <w:p>
+            <w:pPr>
+              <w:rPr>
+                <w:rFonts w:ascii="Aptos Narrow" w:hAnsi="Aptos Narrow" w:cstheme="minorHAnsi"/>
+                <w:bCs/>
+                <w:color w:val="000000" w:themeColor="text1"/>
+                <w:sz w:val="16"/>
+                <w:szCs w:val="16"/>
+              </w:rPr>
+            </w:pPr>
+          </w:p>
+        </w:tc>
+        <w:tc>
+          <w:tcPr>
+            <w:tcW w:w="2837" w:type="dxa"/>
+          </w:tcPr>
+          <w:p>
+            <w:pPr>
+              <w:rPr>
+                <w:rFonts w:ascii="Aptos Narrow" w:hAnsi="Aptos Narrow" w:cstheme="minorHAnsi"/>
+                <w:b/>
+                <w:color w:val="000000" w:themeColor="text1"/>
+                <w:sz w:val="16"/>
+                <w:szCs w:val="16"/>
+              </w:rPr>
+            </w:pPr>
+            <w:r>
+              <w:rPr>
+                <w:rFonts w:ascii="Aptos Narrow" w:hAnsi="Aptos Narrow" w:cstheme="minorHAnsi"/>
+                <w:b/>
+                <w:color w:val="000000" w:themeColor="text1"/>
+                <w:sz w:val="16"/>
+                <w:szCs w:val="16"/>
+              </w:rPr>
+              <w:t xml:space="preserve">Software Engineering Manager </w:t>
+            </w:r>
+          </w:p>
+        </w:tc>
+        <w:tc>
+          <w:tcPr>
+            <w:tcW w:w="589" w:type="dxa"/>
+          </w:tcPr>
+          <w:p>
+            <w:pPr>
+              <w:rPr>
+                <w:rFonts w:ascii="Aptos Narrow" w:hAnsi="Aptos Narrow" w:cstheme="minorHAnsi"/>
+                <w:bCs/>
+                <w:color w:val="000000" w:themeColor="text1"/>
+                <w:sz w:val="16"/>
+                <w:szCs w:val="16"/>
+              </w:rPr>
+            </w:pPr>
+            <w:r>
+              <w:rPr>
+                <w:rFonts w:ascii="Aptos Narrow" w:hAnsi="Aptos Narrow" w:cstheme="minorHAnsi"/>
+                <w:bCs/>
+                <w:color w:val="000000" w:themeColor="text1"/>
+                <w:sz w:val="16"/>
+                <w:szCs w:val="16"/>
+              </w:rPr>
+              <w:t>7</w:t>
+            </w:r>
+          </w:p>
+        </w:tc>
+        <w:tc>
+          <w:tcPr>
+            <w:tcW w:w="2171" w:type="dxa"/>
+          </w:tcPr>
+          <w:p>
+            <w:pPr>
+              <w:rPr>
+                <w:rFonts w:ascii="Aptos Narrow" w:hAnsi="Aptos Narrow" w:cstheme="minorHAnsi"/>
+                <w:bCs/>
+                <w:color w:val="000000" w:themeColor="text1"/>
+                <w:sz w:val="16"/>
+                <w:szCs w:val="16"/>
+              </w:rPr>
+            </w:pPr>
+            <w:r>
+              <w:rPr>
+                <w:rFonts w:ascii="Aptos Narrow" w:hAnsi="Aptos Narrow" w:cstheme="minorHAnsi"/>
+                <w:b/>
+                <w:color w:val="000000" w:themeColor="text1"/>
+                <w:sz w:val="16"/>
+                <w:szCs w:val="16"/>
+              </w:rPr>
+              <w:t>Twilio</w:t>
+            </w:r>
+          </w:p>
+        </w:tc>
+        <w:tc>
+          <w:tcPr>
+            <w:tcW w:w="589" w:type="dxa"/>
+          </w:tcPr>
+          <w:p>
+            <w:pPr>
+              <w:rPr>
+                <w:rFonts w:ascii="Aptos Narrow" w:hAnsi="Aptos Narrow" w:cstheme="minorHAnsi"/>
+                <w:bCs/>
+                <w:color w:val="000000" w:themeColor="text1"/>
+                <w:sz w:val="16"/>
+                <w:szCs w:val="16"/>
+              </w:rPr>
+            </w:pPr>
+            <w:r>
+              <w:rPr>
+                <w:rFonts w:ascii="Aptos Narrow" w:hAnsi="Aptos Narrow" w:cstheme="minorHAnsi"/>
+                <w:bCs/>
+                <w:color w:val="000000" w:themeColor="text1"/>
+                <w:sz w:val="16"/>
+                <w:szCs w:val="16"/>
+              </w:rPr>
+              <w:t>2</w:t>
+            </w:r>
+          </w:p>
+        </w:tc>
+      </w:tr>
+      <w:tr>
+        <w:tc>
+          <w:tcPr>
+            <w:tcW w:w="2406" w:type="dxa"/>
+            <w:shd w:val="pct20" w:color="auto" w:fill="auto"/>
+          </w:tcPr>
+          <w:p>
+            <w:pPr>
+              <w:tabs>
+                <w:tab w:val="center" w:pos="1095"/>
+              </w:tabs>
+              <w:rPr>
+                <w:rFonts w:ascii="Aptos Narrow" w:hAnsi="Aptos Narrow" w:cstheme="minorHAnsi"/>
+                <w:b/>
+                <w:color w:val="000000" w:themeColor="text1"/>
+                <w:sz w:val="16"/>
+                <w:szCs w:val="16"/>
+              </w:rPr>
+            </w:pPr>
+            <w:r>
+              <w:rPr>
+                <w:rFonts w:ascii="Aptos Narrow" w:hAnsi="Aptos Narrow" w:cstheme="minorHAnsi"/>
+                <w:b/>
+                <w:color w:val="000000" w:themeColor="text1"/>
+                <w:sz w:val="16"/>
+                <w:szCs w:val="16"/>
+              </w:rPr>
+              <w:t>Cloud Platforms</w:t>
+            </w:r>
+          </w:p>
+        </w:tc>
+        <w:tc>
+          <w:tcPr>
+            <w:tcW w:w="589" w:type="dxa"/>
+            <w:shd w:val="pct20" w:color="auto" w:fill="auto"/>
+          </w:tcPr>
+          <w:p>
+            <w:pPr>
+              <w:rPr>
+                <w:rFonts w:ascii="Aptos Narrow" w:hAnsi="Aptos Narrow" w:cstheme="minorHAnsi"/>
+                <w:bCs/>
+                <w:color w:val="000000" w:themeColor="text1"/>
+                <w:sz w:val="16"/>
+                <w:szCs w:val="16"/>
+              </w:rPr>
+            </w:pPr>
+            <w:r>
+              <w:rPr>
+                <w:rFonts w:ascii="Aptos Narrow" w:hAnsi="Aptos Narrow" w:cstheme="minorHAnsi"/>
+                <w:b/>
+                <w:color w:val="000000" w:themeColor="text1"/>
+                <w:sz w:val="16"/>
+                <w:szCs w:val="16"/>
+              </w:rPr>
+              <w:t>Years</w:t>
+            </w:r>
+          </w:p>
+        </w:tc>
+        <w:tc>
+          <w:tcPr>
+            <w:tcW w:w="2837" w:type="dxa"/>
+            <w:tcBorders>
+              <w:bottom w:val="single" w:sz="4" w:space="0" w:color="auto"/>
+            </w:tcBorders>
+          </w:tcPr>
+          <w:p>
+            <w:pPr>
+              <w:rPr>
+                <w:rFonts w:ascii="Aptos Narrow" w:hAnsi="Aptos Narrow" w:cstheme="minorHAnsi"/>
+                <w:b/>
+                <w:color w:val="000000" w:themeColor="text1"/>
+                <w:sz w:val="16"/>
+                <w:szCs w:val="16"/>
+              </w:rPr>
+            </w:pPr>
+          </w:p>
+        </w:tc>
+        <w:tc>
+          <w:tcPr>
+            <w:tcW w:w="589" w:type="dxa"/>
+            <w:tcBorders>
+              <w:bottom w:val="single" w:sz="4" w:space="0" w:color="auto"/>
+            </w:tcBorders>
+          </w:tcPr>
+          <w:p>
+            <w:pPr>
+              <w:rPr>
+                <w:rFonts w:ascii="Aptos Narrow" w:hAnsi="Aptos Narrow" w:cstheme="minorHAnsi"/>
+                <w:bCs/>
+                <w:color w:val="000000" w:themeColor="text1"/>
+                <w:sz w:val="16"/>
+                <w:szCs w:val="16"/>
+              </w:rPr>
+            </w:pPr>
+          </w:p>
+        </w:tc>
+        <w:tc>
+          <w:tcPr>
+            <w:tcW w:w="2171" w:type="dxa"/>
+            <w:tcBorders>
+              <w:bottom w:val="single" w:sz="4" w:space="0" w:color="auto"/>
+            </w:tcBorders>
+          </w:tcPr>
+          <w:p>
+            <w:pPr>
+              <w:rPr>
+                <w:rFonts w:ascii="Aptos Narrow" w:hAnsi="Aptos Narrow" w:cstheme="minorHAnsi"/>
+                <w:b/>
+                <w:color w:val="000000" w:themeColor="text1"/>
+                <w:sz w:val="16"/>
+                <w:szCs w:val="16"/>
+              </w:rPr>
+            </w:pPr>
+            <w:r>
+              <w:rPr>
+                <w:rFonts w:ascii="Aptos Narrow" w:hAnsi="Aptos Narrow" w:cstheme="minorHAnsi"/>
+                <w:b/>
+                <w:color w:val="000000" w:themeColor="text1"/>
+                <w:sz w:val="16"/>
+                <w:szCs w:val="16"/>
+              </w:rPr>
+              <w:t>Umbraco</w:t>
+            </w:r>
+          </w:p>
+        </w:tc>
+        <w:tc>
+          <w:tcPr>
+            <w:tcW w:w="589" w:type="dxa"/>
+            <w:tcBorders>
+              <w:bottom w:val="single" w:sz="4" w:space="0" w:color="auto"/>
+            </w:tcBorders>
+          </w:tcPr>
+          <w:p>
+            <w:pPr>
+              <w:rPr>
+                <w:rFonts w:ascii="Aptos Narrow" w:hAnsi="Aptos Narrow" w:cstheme="minorHAnsi"/>
+                <w:bCs/>
+                <w:color w:val="000000" w:themeColor="text1"/>
+                <w:sz w:val="16"/>
+                <w:szCs w:val="16"/>
+              </w:rPr>
+            </w:pPr>
+            <w:r>
+              <w:rPr>
+                <w:rFonts w:ascii="Aptos Narrow" w:hAnsi="Aptos Narrow" w:cstheme="minorHAnsi"/>
+                <w:bCs/>
+                <w:color w:val="000000" w:themeColor="text1"/>
+                <w:sz w:val="16"/>
+                <w:szCs w:val="16"/>
+              </w:rPr>
+              <w:t>7</w:t>
+            </w:r>
+          </w:p>
+        </w:tc>
+      </w:tr>
+      <w:tr>
+        <w:tc>
+          <w:tcPr>
+            <w:tcW w:w="2406" w:type="dxa"/>
+            <w:vMerge w:val="restart"/>
+          </w:tcPr>
+          <w:p>
+            <w:pPr>
+              <w:tabs>
+                <w:tab w:val="center" w:pos="1095"/>
+              </w:tabs>
+              <w:rPr>
+                <w:rFonts w:ascii="Aptos Narrow" w:hAnsi="Aptos Narrow" w:cstheme="minorHAnsi"/>
+                <w:b/>
+                <w:color w:val="000000" w:themeColor="text1"/>
+                <w:sz w:val="16"/>
+                <w:szCs w:val="16"/>
+              </w:rPr>
+            </w:pPr>
+            <w:r>
+              <w:rPr>
+                <w:rFonts w:ascii="Aptos Narrow" w:hAnsi="Aptos Narrow" w:cstheme="minorHAnsi"/>
+                <w:b/>
+                <w:color w:val="000000" w:themeColor="text1"/>
+                <w:sz w:val="16"/>
+                <w:szCs w:val="16"/>
+              </w:rPr>
+              <w:t xml:space="preserve">AWS </w:t>
+            </w:r>
+            <w:r>
+              <w:rPr>
+                <w:rFonts w:ascii="Aptos Narrow" w:hAnsi="Aptos Narrow" w:cstheme="minorHAnsi"/>
+                <w:bCs/>
+                <w:color w:val="000000" w:themeColor="text1"/>
+                <w:sz w:val="12"/>
+                <w:szCs w:val="12"/>
+              </w:rPr>
+              <w:t>e.g.</w:t>
+            </w:r>
+            <w:r>
+              <w:rPr>
+                <w:rFonts w:ascii="Aptos Narrow" w:hAnsi="Aptos Narrow" w:cstheme="minorHAnsi"/>
+                <w:bCs/>
+                <w:color w:val="000000" w:themeColor="text1"/>
+                <w:sz w:val="12"/>
+                <w:szCs w:val="12"/>
+              </w:rPr>
+              <w:t xml:space="preserve"> </w:t>
+            </w:r>
+            <w:r>
+              <w:rPr>
+                <w:rFonts w:ascii="Aptos Narrow" w:hAnsi="Aptos Narrow" w:cstheme="minorHAnsi"/>
+                <w:bCs/>
+                <w:color w:val="000000" w:themeColor="text1"/>
+                <w:sz w:val="12"/>
+                <w:szCs w:val="12"/>
+              </w:rPr>
+              <w:t xml:space="preserve">CloudFormation, </w:t>
+            </w:r>
+            <w:r>
+              <w:rPr>
+                <w:rFonts w:ascii="Aptos Narrow" w:hAnsi="Aptos Narrow" w:cstheme="minorHAnsi"/>
+                <w:bCs/>
+                <w:color w:val="000000" w:themeColor="text1"/>
+                <w:sz w:val="12"/>
+                <w:szCs w:val="12"/>
+              </w:rPr>
+              <w:t xml:space="preserve">CloudFront, </w:t>
+            </w:r>
+            <w:r>
+              <w:rPr>
+                <w:rFonts w:ascii="Aptos Narrow" w:hAnsi="Aptos Narrow" w:cstheme="minorHAnsi"/>
+                <w:bCs/>
+                <w:color w:val="000000" w:themeColor="text1"/>
+                <w:sz w:val="12"/>
+                <w:szCs w:val="12"/>
+              </w:rPr>
+              <w:t>EC2, EKS</w:t>
+            </w:r>
+            <w:r>
+              <w:rPr>
+                <w:rFonts w:ascii="Aptos Narrow" w:hAnsi="Aptos Narrow" w:cstheme="minorHAnsi"/>
+                <w:bCs/>
+                <w:color w:val="000000" w:themeColor="text1"/>
+                <w:sz w:val="12"/>
+                <w:szCs w:val="12"/>
+              </w:rPr>
+              <w:t xml:space="preserve">, </w:t>
+            </w:r>
+            <w:r>
+              <w:rPr>
+                <w:rFonts w:ascii="Aptos Narrow" w:hAnsi="Aptos Narrow" w:cstheme="minorHAnsi"/>
+                <w:bCs/>
+                <w:color w:val="000000" w:themeColor="text1"/>
+                <w:sz w:val="12"/>
+                <w:szCs w:val="12"/>
+              </w:rPr>
+              <w:t>S3, VPCs or RDS</w:t>
+            </w:r>
+          </w:p>
+        </w:tc>
+        <w:tc>
+          <w:tcPr>
+            <w:tcW w:w="589" w:type="dxa"/>
+            <w:vMerge w:val="restart"/>
+          </w:tcPr>
+          <w:p>
+            <w:pPr>
+              <w:rPr>
+                <w:rFonts w:ascii="Aptos Narrow" w:hAnsi="Aptos Narrow" w:cstheme="minorHAnsi"/>
+                <w:bCs/>
+                <w:color w:val="000000" w:themeColor="text1"/>
+                <w:sz w:val="16"/>
+                <w:szCs w:val="16"/>
+              </w:rPr>
+            </w:pPr>
+            <w:r>
+              <w:rPr>
+                <w:rFonts w:ascii="Aptos Narrow" w:hAnsi="Aptos Narrow" w:cstheme="minorHAnsi"/>
+                <w:bCs/>
+                <w:color w:val="000000" w:themeColor="text1"/>
+                <w:sz w:val="16"/>
+                <w:szCs w:val="16"/>
+              </w:rPr>
+              <w:t>6</w:t>
+            </w:r>
+          </w:p>
+        </w:tc>
+        <w:tc>
+          <w:tcPr>
+            <w:tcW w:w="2837" w:type="dxa"/>
+            <w:tcBorders>
+              <w:bottom w:val="single" w:sz="4" w:space="0" w:color="auto"/>
+            </w:tcBorders>
+          </w:tcPr>
+          <w:p>
+            <w:pPr>
+              <w:rPr>
+                <w:rFonts w:ascii="Aptos Narrow" w:hAnsi="Aptos Narrow" w:cstheme="minorHAnsi"/>
+                <w:b/>
+                <w:color w:val="000000" w:themeColor="text1"/>
+                <w:sz w:val="16"/>
+                <w:szCs w:val="16"/>
+              </w:rPr>
+            </w:pPr>
+          </w:p>
+        </w:tc>
+        <w:tc>
+          <w:tcPr>
+            <w:tcW w:w="589" w:type="dxa"/>
+            <w:tcBorders>
+              <w:bottom w:val="single" w:sz="4" w:space="0" w:color="auto"/>
+            </w:tcBorders>
+          </w:tcPr>
+          <w:p>
+            <w:pPr>
+              <w:rPr>
+                <w:rFonts w:ascii="Aptos Narrow" w:hAnsi="Aptos Narrow" w:cstheme="minorHAnsi"/>
+                <w:bCs/>
+                <w:color w:val="000000" w:themeColor="text1"/>
+                <w:sz w:val="16"/>
+                <w:szCs w:val="16"/>
+              </w:rPr>
+            </w:pPr>
+          </w:p>
+        </w:tc>
+        <w:tc>
+          <w:tcPr>
+            <w:tcW w:w="2171" w:type="dxa"/>
+            <w:tcBorders>
+              <w:bottom w:val="single" w:sz="4" w:space="0" w:color="auto"/>
+            </w:tcBorders>
+          </w:tcPr>
+          <w:p>
+            <w:pPr>
+              <w:rPr>
+                <w:rFonts w:ascii="Aptos Narrow" w:hAnsi="Aptos Narrow" w:cstheme="minorHAnsi"/>
+                <w:bCs/>
+                <w:color w:val="000000" w:themeColor="text1"/>
+                <w:sz w:val="16"/>
+                <w:szCs w:val="16"/>
+              </w:rPr>
+            </w:pPr>
+            <w:proofErr w:type="spellStart"/>
+            <w:r>
+              <w:rPr>
+                <w:rFonts w:ascii="Aptos Narrow" w:hAnsi="Aptos Narrow" w:cstheme="minorHAnsi"/>
+                <w:b/>
+                <w:color w:val="000000" w:themeColor="text1"/>
+                <w:sz w:val="16"/>
+                <w:szCs w:val="16"/>
+              </w:rPr>
+              <w:t>Webflow</w:t>
+            </w:r>
+            <w:proofErr w:type="spellEnd"/>
+            <w:r>
+              <w:rPr>
+                <w:rFonts w:ascii="Aptos Narrow" w:hAnsi="Aptos Narrow" w:cstheme="minorHAnsi"/>
+                <w:b/>
+                <w:color w:val="000000" w:themeColor="text1"/>
+                <w:sz w:val="16"/>
+                <w:szCs w:val="16"/>
+              </w:rPr>
+              <w:t xml:space="preserve"> (low-code)</w:t>
+            </w:r>
+          </w:p>
+        </w:tc>
+        <w:tc>
+          <w:tcPr>
+            <w:tcW w:w="589" w:type="dxa"/>
+            <w:tcBorders>
+              <w:bottom w:val="single" w:sz="4" w:space="0" w:color="auto"/>
+            </w:tcBorders>
+          </w:tcPr>
+          <w:p>
+            <w:pPr>
+              <w:rPr>
+                <w:rFonts w:ascii="Aptos Narrow" w:hAnsi="Aptos Narrow" w:cstheme="minorHAnsi"/>
+                <w:bCs/>
+                <w:color w:val="000000" w:themeColor="text1"/>
+                <w:sz w:val="16"/>
+                <w:szCs w:val="16"/>
+              </w:rPr>
+            </w:pPr>
+            <w:r>
+              <w:rPr>
+                <w:rFonts w:ascii="Aptos Narrow" w:hAnsi="Aptos Narrow" w:cstheme="minorHAnsi"/>
+                <w:bCs/>
+                <w:color w:val="000000" w:themeColor="text1"/>
+                <w:sz w:val="16"/>
+                <w:szCs w:val="16"/>
+              </w:rPr>
+              <w:t>7</w:t>
+            </w:r>
+          </w:p>
+        </w:tc>
+      </w:tr>
+      <w:tr>
+        <w:tc>
+          <w:tcPr>
+            <w:tcW w:w="2406" w:type="dxa"/>
+            <w:vMerge/>
+            <w:tcBorders>
+              <w:bottom w:val="single" w:sz="4" w:space="0" w:color="auto"/>
+            </w:tcBorders>
+          </w:tcPr>
+          <w:p>
+            <w:pPr>
+              <w:rPr>
+                <w:rFonts w:ascii="Aptos Narrow" w:hAnsi="Aptos Narrow" w:cstheme="minorHAnsi"/>
+                <w:b/>
+                <w:color w:val="000000" w:themeColor="text1"/>
+                <w:sz w:val="16"/>
+                <w:szCs w:val="16"/>
+              </w:rPr>
+            </w:pPr>
+          </w:p>
+        </w:tc>
+        <w:tc>
+          <w:tcPr>
+            <w:tcW w:w="589" w:type="dxa"/>
+            <w:vMerge/>
+            <w:tcBorders>
+              <w:bottom w:val="single" w:sz="4" w:space="0" w:color="auto"/>
+            </w:tcBorders>
+          </w:tcPr>
+          <w:p>
+            <w:pPr>
+              <w:rPr>
+                <w:rFonts w:ascii="Aptos Narrow" w:hAnsi="Aptos Narrow" w:cstheme="minorHAnsi"/>
+                <w:bCs/>
+                <w:color w:val="000000" w:themeColor="text1"/>
+                <w:sz w:val="16"/>
+                <w:szCs w:val="16"/>
+              </w:rPr>
+            </w:pPr>
+          </w:p>
+        </w:tc>
+        <w:tc>
+          <w:tcPr>
+            <w:tcW w:w="2837" w:type="dxa"/>
+            <w:shd w:val="pct20" w:color="auto" w:fill="auto"/>
+          </w:tcPr>
+          <w:p>
+            <w:pPr>
+              <w:rPr>
+                <w:rFonts w:ascii="Aptos Narrow" w:hAnsi="Aptos Narrow" w:cstheme="minorHAnsi"/>
+                <w:b/>
+                <w:color w:val="000000" w:themeColor="text1"/>
+                <w:sz w:val="16"/>
+                <w:szCs w:val="16"/>
+              </w:rPr>
+            </w:pPr>
+            <w:r>
+              <w:rPr>
+                <w:rFonts w:ascii="Aptos Narrow" w:hAnsi="Aptos Narrow" w:cstheme="minorHAnsi"/>
+                <w:b/>
+                <w:color w:val="000000" w:themeColor="text1"/>
+                <w:sz w:val="16"/>
+                <w:szCs w:val="16"/>
+              </w:rPr>
+              <w:t>Certifications</w:t>
+            </w:r>
+          </w:p>
+        </w:tc>
+        <w:tc>
+          <w:tcPr>
+            <w:tcW w:w="589" w:type="dxa"/>
+            <w:shd w:val="pct20" w:color="auto" w:fill="auto"/>
+          </w:tcPr>
+          <w:p>
+            <w:pPr>
+              <w:rPr>
+                <w:rFonts w:ascii="Aptos Narrow" w:hAnsi="Aptos Narrow" w:cstheme="minorHAnsi"/>
+                <w:bCs/>
+                <w:color w:val="000000" w:themeColor="text1"/>
+                <w:sz w:val="16"/>
+                <w:szCs w:val="16"/>
+              </w:rPr>
+            </w:pPr>
+          </w:p>
+        </w:tc>
+        <w:tc>
+          <w:tcPr>
+            <w:tcW w:w="2171" w:type="dxa"/>
+            <w:shd w:val="pct20" w:color="auto" w:fill="auto"/>
+          </w:tcPr>
+          <w:p>
+            <w:pPr>
+              <w:rPr>
+                <w:rFonts w:ascii="Aptos Narrow" w:hAnsi="Aptos Narrow" w:cstheme="minorHAnsi"/>
+                <w:b/>
+                <w:color w:val="000000" w:themeColor="text1"/>
+                <w:sz w:val="16"/>
+                <w:szCs w:val="16"/>
+              </w:rPr>
+            </w:pPr>
+          </w:p>
+        </w:tc>
+        <w:tc>
+          <w:tcPr>
+            <w:tcW w:w="589" w:type="dxa"/>
+            <w:shd w:val="pct20" w:color="auto" w:fill="auto"/>
+          </w:tcPr>
+          <w:p>
+            <w:pPr>
+              <w:rPr>
+                <w:rFonts w:ascii="Aptos Narrow" w:hAnsi="Aptos Narrow" w:cstheme="minorHAnsi"/>
+                <w:bCs/>
+                <w:color w:val="000000" w:themeColor="text1"/>
+                <w:sz w:val="16"/>
+                <w:szCs w:val="16"/>
+              </w:rPr>
+            </w:pPr>
+          </w:p>
+        </w:tc>
+      </w:tr>
+      <w:tr>
+        <w:tc>
+          <w:tcPr>
+            <w:tcW w:w="2406" w:type="dxa"/>
+            <w:vMerge w:val="restart"/>
+            <w:shd w:val="clear" w:color="auto" w:fill="auto"/>
+          </w:tcPr>
+          <w:p>
+            <w:pPr>
+              <w:rPr>
+                <w:rFonts w:ascii="Aptos Narrow" w:hAnsi="Aptos Narrow" w:cstheme="minorHAnsi"/>
+                <w:b/>
+                <w:color w:val="000000" w:themeColor="text1"/>
+                <w:sz w:val="16"/>
+                <w:szCs w:val="16"/>
+              </w:rPr>
+            </w:pPr>
+            <w:r>
+              <w:rPr>
+                <w:rFonts w:ascii="Aptos Narrow" w:hAnsi="Aptos Narrow" w:cstheme="minorHAnsi"/>
+                <w:b/>
+                <w:color w:val="000000" w:themeColor="text1"/>
+                <w:sz w:val="16"/>
+                <w:szCs w:val="16"/>
+              </w:rPr>
+              <w:t xml:space="preserve">Azure </w:t>
+            </w:r>
+            <w:r>
+              <w:rPr>
+                <w:rFonts w:ascii="Aptos Narrow" w:hAnsi="Aptos Narrow" w:cstheme="minorHAnsi"/>
+                <w:bCs/>
+                <w:color w:val="000000" w:themeColor="text1"/>
+                <w:sz w:val="12"/>
+                <w:szCs w:val="12"/>
+              </w:rPr>
+              <w:t>e.g.</w:t>
+            </w:r>
+            <w:r>
+              <w:rPr>
+                <w:rFonts w:ascii="Aptos Narrow" w:hAnsi="Aptos Narrow" w:cstheme="minorHAnsi"/>
+                <w:bCs/>
+                <w:color w:val="000000" w:themeColor="text1"/>
+                <w:sz w:val="12"/>
+                <w:szCs w:val="12"/>
+              </w:rPr>
+              <w:t xml:space="preserve"> AI, AI Search, API, </w:t>
+            </w:r>
+            <w:r>
+              <w:rPr>
+                <w:rFonts w:ascii="Aptos Narrow" w:hAnsi="Aptos Narrow" w:cstheme="minorHAnsi"/>
+                <w:bCs/>
+                <w:color w:val="000000" w:themeColor="text1"/>
+                <w:sz w:val="12"/>
+                <w:szCs w:val="12"/>
+              </w:rPr>
+              <w:t xml:space="preserve">Bicep, </w:t>
+            </w:r>
+            <w:r>
+              <w:rPr>
+                <w:rFonts w:ascii="Aptos Narrow" w:hAnsi="Aptos Narrow" w:cstheme="minorHAnsi"/>
+                <w:bCs/>
+                <w:color w:val="000000" w:themeColor="text1"/>
+                <w:sz w:val="12"/>
+                <w:szCs w:val="12"/>
+              </w:rPr>
+              <w:t xml:space="preserve">Copilot Studio (no-code), </w:t>
+            </w:r>
+            <w:r>
+              <w:rPr>
+                <w:rFonts w:ascii="Aptos Narrow" w:hAnsi="Aptos Narrow" w:cstheme="minorHAnsi"/>
+                <w:bCs/>
+                <w:color w:val="000000" w:themeColor="text1"/>
+                <w:sz w:val="12"/>
+                <w:szCs w:val="12"/>
+              </w:rPr>
+              <w:t>Cost</w:t>
+            </w:r>
+            <w:r>
+              <w:rPr>
+                <w:rFonts w:ascii="Aptos Narrow" w:hAnsi="Aptos Narrow" w:cstheme="minorHAnsi"/>
+                <w:bCs/>
+                <w:color w:val="000000" w:themeColor="text1"/>
+                <w:sz w:val="12"/>
+                <w:szCs w:val="12"/>
+              </w:rPr>
+              <w:t xml:space="preserve"> Management, DevOps,</w:t>
+            </w:r>
+            <w:r>
+              <w:rPr>
+                <w:rFonts w:ascii="Aptos Narrow" w:hAnsi="Aptos Narrow" w:cstheme="minorHAnsi"/>
+                <w:bCs/>
+                <w:color w:val="000000" w:themeColor="text1"/>
+                <w:sz w:val="12"/>
+                <w:szCs w:val="12"/>
+              </w:rPr>
+              <w:t xml:space="preserve"> </w:t>
+            </w:r>
+            <w:r>
+              <w:rPr>
+                <w:rFonts w:ascii="Aptos Narrow" w:hAnsi="Aptos Narrow" w:cstheme="minorHAnsi"/>
+                <w:bCs/>
+                <w:color w:val="000000" w:themeColor="text1"/>
+                <w:sz w:val="12"/>
+                <w:szCs w:val="12"/>
+              </w:rPr>
+              <w:t xml:space="preserve">Docker, </w:t>
+            </w:r>
+            <w:r>
+              <w:rPr>
+                <w:rFonts w:ascii="Aptos Narrow" w:hAnsi="Aptos Narrow" w:cstheme="minorHAnsi"/>
+                <w:bCs/>
+                <w:color w:val="000000" w:themeColor="text1"/>
+                <w:sz w:val="12"/>
+                <w:szCs w:val="12"/>
+              </w:rPr>
+              <w:t xml:space="preserve">Entra, </w:t>
+            </w:r>
+            <w:r>
+              <w:rPr>
+                <w:rFonts w:ascii="Aptos Narrow" w:hAnsi="Aptos Narrow" w:cstheme="minorHAnsi"/>
+                <w:bCs/>
+                <w:color w:val="000000" w:themeColor="text1"/>
+                <w:sz w:val="12"/>
+                <w:szCs w:val="12"/>
+              </w:rPr>
+              <w:t xml:space="preserve">Entra B2C, </w:t>
+            </w:r>
+            <w:r>
+              <w:rPr>
+                <w:rFonts w:ascii="Aptos Narrow" w:hAnsi="Aptos Narrow" w:cstheme="minorHAnsi"/>
+                <w:bCs/>
+                <w:color w:val="000000" w:themeColor="text1"/>
+                <w:sz w:val="12"/>
+                <w:szCs w:val="12"/>
+              </w:rPr>
+              <w:t xml:space="preserve">Insights, </w:t>
+            </w:r>
+            <w:r>
+              <w:rPr>
+                <w:rFonts w:ascii="Aptos Narrow" w:hAnsi="Aptos Narrow" w:cstheme="minorHAnsi"/>
+                <w:bCs/>
+                <w:color w:val="000000" w:themeColor="text1"/>
+                <w:sz w:val="12"/>
+                <w:szCs w:val="12"/>
+              </w:rPr>
+              <w:t>Functions,</w:t>
+            </w:r>
+            <w:r>
+              <w:rPr>
+                <w:rFonts w:ascii="Aptos Narrow" w:hAnsi="Aptos Narrow" w:cstheme="minorHAnsi"/>
+                <w:bCs/>
+                <w:color w:val="000000" w:themeColor="text1"/>
+                <w:sz w:val="12"/>
+                <w:szCs w:val="12"/>
+              </w:rPr>
+              <w:t xml:space="preserve"> Log Analytics, </w:t>
+            </w:r>
+            <w:r>
+              <w:rPr>
+                <w:rFonts w:ascii="Aptos Narrow" w:hAnsi="Aptos Narrow" w:cstheme="minorHAnsi"/>
+                <w:bCs/>
+                <w:color w:val="000000" w:themeColor="text1"/>
+                <w:sz w:val="12"/>
+                <w:szCs w:val="12"/>
+              </w:rPr>
+              <w:t xml:space="preserve">Logic Apps, M365, </w:t>
+            </w:r>
+            <w:r>
+              <w:rPr>
+                <w:rFonts w:ascii="Aptos Narrow" w:hAnsi="Aptos Narrow" w:cstheme="minorHAnsi"/>
+                <w:bCs/>
+                <w:color w:val="000000" w:themeColor="text1"/>
+                <w:sz w:val="12"/>
+                <w:szCs w:val="12"/>
+              </w:rPr>
+              <w:t xml:space="preserve">Power Automate (no-code), </w:t>
+            </w:r>
+            <w:proofErr w:type="spellStart"/>
+            <w:r>
+              <w:rPr>
+                <w:rFonts w:ascii="Aptos Narrow" w:hAnsi="Aptos Narrow" w:cstheme="minorHAnsi"/>
+                <w:bCs/>
+                <w:color w:val="000000" w:themeColor="text1"/>
+                <w:sz w:val="12"/>
+                <w:szCs w:val="12"/>
+              </w:rPr>
+              <w:t>PowerBI</w:t>
+            </w:r>
+            <w:proofErr w:type="spellEnd"/>
+            <w:r>
+              <w:rPr>
+                <w:rFonts w:ascii="Aptos Narrow" w:hAnsi="Aptos Narrow" w:cstheme="minorHAnsi"/>
+                <w:bCs/>
+                <w:color w:val="000000" w:themeColor="text1"/>
+                <w:sz w:val="12"/>
+                <w:szCs w:val="12"/>
+              </w:rPr>
+              <w:t>, Storage, SQL, Teams, VMs, VPC</w:t>
+            </w:r>
+          </w:p>
+        </w:tc>
+        <w:tc>
+          <w:tcPr>
+            <w:tcW w:w="589" w:type="dxa"/>
+            <w:vMerge w:val="restart"/>
+            <w:shd w:val="clear" w:color="auto" w:fill="auto"/>
+          </w:tcPr>
+          <w:p>
+            <w:pPr>
+              <w:rPr>
+                <w:rFonts w:ascii="Aptos Narrow" w:hAnsi="Aptos Narrow" w:cstheme="minorHAnsi"/>
+                <w:b/>
+                <w:color w:val="000000" w:themeColor="text1"/>
+                <w:sz w:val="16"/>
+                <w:szCs w:val="16"/>
+              </w:rPr>
+            </w:pPr>
+            <w:r>
+              <w:rPr>
+                <w:rFonts w:ascii="Aptos Narrow" w:hAnsi="Aptos Narrow" w:cstheme="minorHAnsi"/>
+                <w:bCs/>
+                <w:color w:val="000000" w:themeColor="text1"/>
+                <w:sz w:val="16"/>
+                <w:szCs w:val="16"/>
+              </w:rPr>
+              <w:t>6</w:t>
+            </w:r>
+          </w:p>
+        </w:tc>
+        <w:tc>
+          <w:tcPr>
+            <w:tcW w:w="2837" w:type="dxa"/>
+            <w:tcBorders>
+              <w:bottom w:val="single" w:sz="4" w:space="0" w:color="auto"/>
+            </w:tcBorders>
+          </w:tcPr>
+          <w:p>
+            <w:pPr>
+              <w:rPr>
+                <w:rFonts w:ascii="Aptos Narrow" w:hAnsi="Aptos Narrow" w:cstheme="minorHAnsi"/>
+                <w:b/>
+                <w:color w:val="000000" w:themeColor="text1"/>
+                <w:sz w:val="16"/>
+                <w:szCs w:val="16"/>
+              </w:rPr>
+            </w:pPr>
+            <w:r>
+              <w:rPr>
+                <w:rFonts w:ascii="Aptos Narrow" w:hAnsi="Aptos Narrow" w:cstheme="minorHAnsi"/>
+                <w:b/>
+                <w:color w:val="000000" w:themeColor="text1"/>
+                <w:sz w:val="16"/>
+                <w:szCs w:val="16"/>
+              </w:rPr>
+              <w:t>ArchiMate</w:t>
+            </w:r>
+          </w:p>
+        </w:tc>
+        <w:tc>
+          <w:tcPr>
+            <w:tcW w:w="589" w:type="dxa"/>
+            <w:tcBorders>
+              <w:bottom w:val="single" w:sz="4" w:space="0" w:color="auto"/>
+            </w:tcBorders>
+          </w:tcPr>
+          <w:p>
+            <w:pPr>
+              <w:rPr>
+                <w:rFonts w:ascii="Aptos Narrow" w:hAnsi="Aptos Narrow" w:cstheme="minorHAnsi"/>
+                <w:bCs/>
+                <w:color w:val="000000" w:themeColor="text1"/>
+                <w:sz w:val="16"/>
+                <w:szCs w:val="16"/>
+              </w:rPr>
+            </w:pPr>
+          </w:p>
+        </w:tc>
+        <w:tc>
+          <w:tcPr>
+            <w:tcW w:w="2171" w:type="dxa"/>
+            <w:tcBorders>
+              <w:bottom w:val="single" w:sz="4" w:space="0" w:color="auto"/>
+            </w:tcBorders>
+          </w:tcPr>
+          <w:p>
+            <w:pPr>
+              <w:rPr>
+                <w:rFonts w:ascii="Aptos Narrow" w:hAnsi="Aptos Narrow" w:cstheme="minorHAnsi"/>
+                <w:b/>
+                <w:color w:val="000000" w:themeColor="text1"/>
+                <w:sz w:val="16"/>
+                <w:szCs w:val="16"/>
+              </w:rPr>
+            </w:pPr>
+            <w:r>
+              <w:rPr>
+                <w:rFonts w:ascii="Aptos Narrow" w:hAnsi="Aptos Narrow" w:cstheme="minorHAnsi"/>
+                <w:b/>
+                <w:color w:val="000000" w:themeColor="text1"/>
+                <w:sz w:val="16"/>
+                <w:szCs w:val="16"/>
+              </w:rPr>
+              <w:t>MBA Candidate, UQ</w:t>
+            </w:r>
+          </w:p>
+        </w:tc>
+        <w:tc>
+          <w:tcPr>
+            <w:tcW w:w="589" w:type="dxa"/>
+            <w:tcBorders>
+              <w:bottom w:val="single" w:sz="4" w:space="0" w:color="auto"/>
+            </w:tcBorders>
+          </w:tcPr>
+          <w:p>
+            <w:pPr>
+              <w:rPr>
+                <w:rFonts w:ascii="Aptos Narrow" w:hAnsi="Aptos Narrow" w:cstheme="minorHAnsi"/>
+                <w:bCs/>
+                <w:color w:val="000000" w:themeColor="text1"/>
+                <w:sz w:val="16"/>
+                <w:szCs w:val="16"/>
+              </w:rPr>
+            </w:pPr>
+          </w:p>
+        </w:tc>
+      </w:tr>
+      <w:tr>
+        <w:tc>
+          <w:tcPr>
+            <w:tcW w:w="2406" w:type="dxa"/>
+            <w:vMerge/>
+            <w:shd w:val="clear" w:color="auto" w:fill="auto"/>
+          </w:tcPr>
+          <w:p>
+            <w:pPr>
+              <w:rPr>
+                <w:rFonts w:ascii="Aptos Narrow" w:hAnsi="Aptos Narrow" w:cstheme="minorHAnsi"/>
+                <w:b/>
+                <w:color w:val="000000" w:themeColor="text1"/>
+                <w:sz w:val="16"/>
+                <w:szCs w:val="16"/>
+              </w:rPr>
+            </w:pPr>
+          </w:p>
+        </w:tc>
+        <w:tc>
+          <w:tcPr>
+            <w:tcW w:w="589" w:type="dxa"/>
+            <w:vMerge/>
+            <w:shd w:val="clear" w:color="auto" w:fill="auto"/>
+          </w:tcPr>
+          <w:p>
+            <w:pPr>
+              <w:rPr>
+                <w:rFonts w:ascii="Aptos Narrow" w:hAnsi="Aptos Narrow" w:cstheme="minorHAnsi"/>
+                <w:bCs/>
+                <w:color w:val="000000" w:themeColor="text1"/>
+                <w:sz w:val="16"/>
+                <w:szCs w:val="16"/>
+              </w:rPr>
+            </w:pPr>
+          </w:p>
+        </w:tc>
+        <w:tc>
+          <w:tcPr>
+            <w:tcW w:w="2837" w:type="dxa"/>
+            <w:tcBorders>
+              <w:bottom w:val="single" w:sz="4" w:space="0" w:color="auto"/>
+            </w:tcBorders>
+          </w:tcPr>
+          <w:p>
+            <w:pPr>
+              <w:rPr>
+                <w:rFonts w:ascii="Aptos Narrow" w:hAnsi="Aptos Narrow" w:cstheme="minorHAnsi"/>
+                <w:b/>
+                <w:color w:val="000000" w:themeColor="text1"/>
+                <w:sz w:val="16"/>
+                <w:szCs w:val="16"/>
+              </w:rPr>
+            </w:pPr>
+            <w:r>
+              <w:rPr>
+                <w:rFonts w:ascii="Aptos Narrow" w:hAnsi="Aptos Narrow" w:cstheme="minorHAnsi"/>
+                <w:b/>
+                <w:color w:val="000000" w:themeColor="text1"/>
+                <w:sz w:val="16"/>
+                <w:szCs w:val="16"/>
+              </w:rPr>
+              <w:t>AWS Solution Architect Associate</w:t>
+            </w:r>
+          </w:p>
+        </w:tc>
+        <w:tc>
+          <w:tcPr>
+            <w:tcW w:w="589" w:type="dxa"/>
+            <w:tcBorders>
+              <w:bottom w:val="single" w:sz="4" w:space="0" w:color="auto"/>
+            </w:tcBorders>
+          </w:tcPr>
+          <w:p>
+            <w:pPr>
+              <w:rPr>
+                <w:rFonts w:ascii="Aptos Narrow" w:hAnsi="Aptos Narrow" w:cstheme="minorHAnsi"/>
+                <w:bCs/>
+                <w:color w:val="000000" w:themeColor="text1"/>
+                <w:sz w:val="16"/>
+                <w:szCs w:val="16"/>
+              </w:rPr>
+            </w:pPr>
+          </w:p>
+        </w:tc>
+        <w:tc>
+          <w:tcPr>
+            <w:tcW w:w="2171" w:type="dxa"/>
+            <w:tcBorders>
+              <w:bottom w:val="single" w:sz="4" w:space="0" w:color="auto"/>
+            </w:tcBorders>
+          </w:tcPr>
+          <w:p>
+            <w:pPr>
+              <w:rPr>
+                <w:rFonts w:ascii="Aptos Narrow" w:hAnsi="Aptos Narrow" w:cstheme="minorHAnsi"/>
+                <w:b/>
+                <w:color w:val="000000" w:themeColor="text1"/>
+                <w:sz w:val="16"/>
+                <w:szCs w:val="16"/>
+              </w:rPr>
+            </w:pPr>
+            <w:proofErr w:type="spellStart"/>
+            <w:r>
+              <w:rPr>
+                <w:rFonts w:ascii="Aptos Narrow" w:hAnsi="Aptos Narrow" w:cstheme="minorHAnsi"/>
+                <w:b/>
+                <w:color w:val="000000" w:themeColor="text1"/>
+                <w:sz w:val="16"/>
+                <w:szCs w:val="16"/>
+              </w:rPr>
+              <w:t>SAFe</w:t>
+            </w:r>
+            <w:proofErr w:type="spellEnd"/>
+            <w:r>
+              <w:rPr>
+                <w:rFonts w:ascii="Aptos Narrow" w:hAnsi="Aptos Narrow" w:cstheme="minorHAnsi"/>
+                <w:b/>
+                <w:color w:val="000000" w:themeColor="text1"/>
+                <w:sz w:val="16"/>
+                <w:szCs w:val="16"/>
+              </w:rPr>
+              <w:t xml:space="preserve"> Agilist</w:t>
+            </w:r>
+          </w:p>
+        </w:tc>
+        <w:tc>
+          <w:tcPr>
+            <w:tcW w:w="589" w:type="dxa"/>
+            <w:tcBorders>
+              <w:bottom w:val="single" w:sz="4" w:space="0" w:color="auto"/>
+            </w:tcBorders>
+          </w:tcPr>
+          <w:p>
+            <w:pPr>
+              <w:rPr>
+                <w:rFonts w:ascii="Aptos Narrow" w:hAnsi="Aptos Narrow" w:cstheme="minorHAnsi"/>
+                <w:bCs/>
+                <w:color w:val="000000" w:themeColor="text1"/>
+                <w:sz w:val="16"/>
+                <w:szCs w:val="16"/>
+              </w:rPr>
+            </w:pPr>
+          </w:p>
+        </w:tc>
+      </w:tr>
+      <w:tr>
+        <w:tc>
+          <w:tcPr>
+            <w:tcW w:w="2406" w:type="dxa"/>
+            <w:vMerge/>
+            <w:shd w:val="clear" w:color="auto" w:fill="auto"/>
+          </w:tcPr>
+          <w:p>
+            <w:pPr>
+              <w:rPr>
+                <w:rFonts w:ascii="Aptos Narrow" w:hAnsi="Aptos Narrow" w:cstheme="minorHAnsi"/>
+                <w:b/>
+                <w:color w:val="000000" w:themeColor="text1"/>
+                <w:sz w:val="16"/>
+                <w:szCs w:val="16"/>
+              </w:rPr>
+            </w:pPr>
+          </w:p>
+        </w:tc>
+        <w:tc>
+          <w:tcPr>
+            <w:tcW w:w="589" w:type="dxa"/>
+            <w:vMerge/>
+            <w:shd w:val="clear" w:color="auto" w:fill="auto"/>
+          </w:tcPr>
+          <w:p>
+            <w:pPr>
+              <w:rPr>
+                <w:rFonts w:ascii="Aptos Narrow" w:hAnsi="Aptos Narrow" w:cstheme="minorHAnsi"/>
+                <w:bCs/>
+                <w:color w:val="000000" w:themeColor="text1"/>
+                <w:sz w:val="16"/>
+                <w:szCs w:val="16"/>
+              </w:rPr>
+            </w:pPr>
+          </w:p>
+        </w:tc>
+        <w:tc>
+          <w:tcPr>
+            <w:tcW w:w="2837" w:type="dxa"/>
+            <w:tcBorders>
+              <w:bottom w:val="single" w:sz="4" w:space="0" w:color="auto"/>
+            </w:tcBorders>
+          </w:tcPr>
+          <w:p>
+            <w:pPr>
+              <w:rPr>
+                <w:rFonts w:ascii="Aptos Narrow" w:hAnsi="Aptos Narrow" w:cstheme="minorHAnsi"/>
+                <w:b/>
+                <w:color w:val="000000" w:themeColor="text1"/>
+                <w:sz w:val="16"/>
+                <w:szCs w:val="16"/>
+              </w:rPr>
+            </w:pPr>
+            <w:r>
+              <w:rPr>
+                <w:rFonts w:ascii="Aptos Narrow" w:hAnsi="Aptos Narrow" w:cstheme="minorHAnsi"/>
+                <w:b/>
+                <w:color w:val="000000" w:themeColor="text1"/>
+                <w:sz w:val="16"/>
+                <w:szCs w:val="16"/>
+              </w:rPr>
+              <w:t>Databricks Fundamentals</w:t>
+            </w:r>
+          </w:p>
+        </w:tc>
+        <w:tc>
+          <w:tcPr>
+            <w:tcW w:w="589" w:type="dxa"/>
+            <w:tcBorders>
+              <w:bottom w:val="single" w:sz="4" w:space="0" w:color="auto"/>
+            </w:tcBorders>
+          </w:tcPr>
+          <w:p>
+            <w:pPr>
+              <w:rPr>
+                <w:rFonts w:ascii="Aptos Narrow" w:hAnsi="Aptos Narrow" w:cstheme="minorHAnsi"/>
+                <w:bCs/>
+                <w:color w:val="000000" w:themeColor="text1"/>
+                <w:sz w:val="16"/>
+                <w:szCs w:val="16"/>
+              </w:rPr>
+            </w:pPr>
+          </w:p>
+        </w:tc>
+        <w:tc>
+          <w:tcPr>
+            <w:tcW w:w="2171" w:type="dxa"/>
+            <w:tcBorders>
+              <w:bottom w:val="single" w:sz="4" w:space="0" w:color="auto"/>
+            </w:tcBorders>
+          </w:tcPr>
+          <w:p>
+            <w:pPr>
+              <w:rPr>
+                <w:rFonts w:ascii="Aptos Narrow" w:hAnsi="Aptos Narrow" w:cstheme="minorHAnsi"/>
+                <w:b/>
+                <w:color w:val="000000" w:themeColor="text1"/>
+                <w:sz w:val="16"/>
+                <w:szCs w:val="16"/>
+              </w:rPr>
+            </w:pPr>
+            <w:r>
+              <w:rPr>
+                <w:rFonts w:ascii="Aptos Narrow" w:hAnsi="Aptos Narrow" w:cstheme="minorHAnsi"/>
+                <w:b/>
+                <w:color w:val="000000" w:themeColor="text1"/>
+                <w:sz w:val="16"/>
+                <w:szCs w:val="16"/>
+              </w:rPr>
+              <w:t>Optimizely Content Cloud Developer</w:t>
+            </w:r>
+          </w:p>
+        </w:tc>
+        <w:tc>
+          <w:tcPr>
+            <w:tcW w:w="589" w:type="dxa"/>
+            <w:tcBorders>
+              <w:bottom w:val="single" w:sz="4" w:space="0" w:color="auto"/>
+            </w:tcBorders>
+          </w:tcPr>
+          <w:p>
+            <w:pPr>
+              <w:rPr>
+                <w:rFonts w:ascii="Aptos Narrow" w:hAnsi="Aptos Narrow" w:cstheme="minorHAnsi"/>
+                <w:bCs/>
+                <w:color w:val="000000" w:themeColor="text1"/>
+                <w:sz w:val="16"/>
+                <w:szCs w:val="16"/>
+              </w:rPr>
+            </w:pPr>
+          </w:p>
+        </w:tc>
+      </w:tr>
+      <w:tr>
+        <w:tc>
+          <w:tcPr>
+            <w:tcW w:w="2406" w:type="dxa"/>
+            <w:vMerge/>
+          </w:tcPr>
+          <w:p>
+            <w:pPr>
+              <w:rPr>
+                <w:rFonts w:ascii="Aptos Narrow" w:hAnsi="Aptos Narrow" w:cstheme="minorHAnsi"/>
+                <w:b/>
+                <w:color w:val="000000" w:themeColor="text1"/>
+                <w:sz w:val="16"/>
+                <w:szCs w:val="16"/>
+              </w:rPr>
+            </w:pPr>
+          </w:p>
+        </w:tc>
+        <w:tc>
+          <w:tcPr>
+            <w:tcW w:w="589" w:type="dxa"/>
+            <w:vMerge/>
+          </w:tcPr>
+          <w:p>
+            <w:pPr>
+              <w:rPr>
+                <w:rFonts w:ascii="Aptos Narrow" w:hAnsi="Aptos Narrow" w:cstheme="minorHAnsi"/>
+                <w:bCs/>
+                <w:color w:val="000000" w:themeColor="text1"/>
+                <w:sz w:val="16"/>
+                <w:szCs w:val="16"/>
+              </w:rPr>
+            </w:pPr>
+          </w:p>
+        </w:tc>
+        <w:tc>
+          <w:tcPr>
+            <w:tcW w:w="2837" w:type="dxa"/>
+            <w:tcBorders>
+              <w:bottom w:val="single" w:sz="4" w:space="0" w:color="auto"/>
+            </w:tcBorders>
+          </w:tcPr>
+          <w:p>
+            <w:pPr>
+              <w:rPr>
+                <w:rFonts w:ascii="Aptos Narrow" w:hAnsi="Aptos Narrow" w:cstheme="minorHAnsi"/>
+                <w:b/>
+                <w:color w:val="000000" w:themeColor="text1"/>
+                <w:sz w:val="16"/>
+                <w:szCs w:val="16"/>
+              </w:rPr>
+            </w:pPr>
+            <w:r>
+              <w:rPr>
+                <w:rFonts w:ascii="Aptos Narrow" w:hAnsi="Aptos Narrow" w:cstheme="minorHAnsi"/>
+                <w:b/>
+                <w:color w:val="000000" w:themeColor="text1"/>
+                <w:sz w:val="16"/>
+                <w:szCs w:val="16"/>
+              </w:rPr>
+              <w:t>ITIL Foundation</w:t>
+            </w:r>
+          </w:p>
+        </w:tc>
+        <w:tc>
+          <w:tcPr>
+            <w:tcW w:w="589" w:type="dxa"/>
+            <w:tcBorders>
+              <w:bottom w:val="single" w:sz="4" w:space="0" w:color="auto"/>
+            </w:tcBorders>
+          </w:tcPr>
+          <w:p>
+            <w:pPr>
+              <w:rPr>
+                <w:rFonts w:ascii="Aptos Narrow" w:hAnsi="Aptos Narrow" w:cstheme="minorHAnsi"/>
+                <w:bCs/>
+                <w:color w:val="000000" w:themeColor="text1"/>
+                <w:sz w:val="16"/>
+                <w:szCs w:val="16"/>
+              </w:rPr>
+            </w:pPr>
+          </w:p>
+        </w:tc>
+        <w:tc>
+          <w:tcPr>
+            <w:tcW w:w="2171" w:type="dxa"/>
+            <w:tcBorders>
+              <w:bottom w:val="single" w:sz="4" w:space="0" w:color="auto"/>
+            </w:tcBorders>
+          </w:tcPr>
+          <w:p>
+            <w:pPr>
+              <w:rPr>
+                <w:rFonts w:ascii="Aptos Narrow" w:hAnsi="Aptos Narrow" w:cstheme="minorHAnsi"/>
+                <w:b/>
+                <w:color w:val="000000" w:themeColor="text1"/>
+                <w:sz w:val="16"/>
+                <w:szCs w:val="16"/>
+              </w:rPr>
+            </w:pPr>
+            <w:r>
+              <w:rPr>
+                <w:rFonts w:ascii="Aptos Narrow" w:hAnsi="Aptos Narrow" w:cstheme="minorHAnsi"/>
+                <w:b/>
+                <w:color w:val="000000" w:themeColor="text1"/>
+                <w:sz w:val="16"/>
+                <w:szCs w:val="16"/>
+              </w:rPr>
+              <w:t>TOGAF</w:t>
+            </w:r>
+          </w:p>
+        </w:tc>
+        <w:tc>
+          <w:tcPr>
+            <w:tcW w:w="589" w:type="dxa"/>
+            <w:tcBorders>
+              <w:bottom w:val="single" w:sz="4" w:space="0" w:color="auto"/>
+            </w:tcBorders>
+          </w:tcPr>
+          <w:p>
+            <w:pPr>
+              <w:rPr>
+                <w:rFonts w:ascii="Aptos Narrow" w:hAnsi="Aptos Narrow" w:cstheme="minorHAnsi"/>
+                <w:bCs/>
+                <w:color w:val="000000" w:themeColor="text1"/>
+                <w:sz w:val="16"/>
+                <w:szCs w:val="16"/>
+              </w:rPr>
+            </w:pPr>
+          </w:p>
+        </w:tc>
+      </w:tr>
+      <w:tr>
+        <w:tc>
+          <w:tcPr>
+            <w:tcW w:w="2406" w:type="dxa"/>
+            <w:vMerge w:val="restart"/>
+          </w:tcPr>
+          <w:p>
+            <w:pPr>
+              <w:rPr>
+                <w:rFonts w:ascii="Aptos Narrow" w:hAnsi="Aptos Narrow" w:cstheme="minorHAnsi"/>
+                <w:b/>
+                <w:color w:val="000000" w:themeColor="text1"/>
+                <w:sz w:val="16"/>
+                <w:szCs w:val="16"/>
+              </w:rPr>
+            </w:pPr>
+            <w:r>
+              <w:rPr>
+                <w:rFonts w:ascii="Aptos Narrow" w:hAnsi="Aptos Narrow" w:cstheme="minorHAnsi"/>
+                <w:b/>
+                <w:color w:val="000000" w:themeColor="text1"/>
+                <w:sz w:val="16"/>
+                <w:szCs w:val="16"/>
+              </w:rPr>
+              <w:t>GCP</w:t>
+            </w:r>
+            <w:r>
+              <w:rPr>
+                <w:rFonts w:ascii="Aptos Narrow" w:hAnsi="Aptos Narrow" w:cstheme="minorHAnsi"/>
+                <w:b/>
+                <w:color w:val="000000" w:themeColor="text1"/>
+                <w:sz w:val="16"/>
+                <w:szCs w:val="16"/>
+              </w:rPr>
+              <w:t xml:space="preserve"> </w:t>
+            </w:r>
+            <w:r>
+              <w:rPr>
+                <w:rFonts w:ascii="Aptos Narrow" w:hAnsi="Aptos Narrow" w:cstheme="minorHAnsi"/>
+                <w:bCs/>
+                <w:color w:val="000000" w:themeColor="text1"/>
+                <w:sz w:val="12"/>
+                <w:szCs w:val="12"/>
+              </w:rPr>
+              <w:t>e.g.</w:t>
+            </w:r>
+            <w:r>
+              <w:rPr>
+                <w:rFonts w:ascii="Aptos Narrow" w:hAnsi="Aptos Narrow" w:cstheme="minorHAnsi"/>
+                <w:bCs/>
+                <w:color w:val="000000" w:themeColor="text1"/>
+                <w:sz w:val="12"/>
+                <w:szCs w:val="12"/>
+              </w:rPr>
+              <w:t xml:space="preserve"> </w:t>
+            </w:r>
+            <w:r>
+              <w:rPr>
+                <w:rFonts w:ascii="Aptos Narrow" w:hAnsi="Aptos Narrow" w:cstheme="minorHAnsi"/>
+                <w:bCs/>
+                <w:color w:val="000000" w:themeColor="text1"/>
+                <w:sz w:val="12"/>
+                <w:szCs w:val="12"/>
+              </w:rPr>
+              <w:t>Collab, Cloud Networking, Compute, Identity Platform</w:t>
+            </w:r>
+          </w:p>
+        </w:tc>
+        <w:tc>
+          <w:tcPr>
+            <w:tcW w:w="589" w:type="dxa"/>
+            <w:vMerge w:val="restart"/>
+          </w:tcPr>
+          <w:p>
+            <w:pPr>
+              <w:rPr>
+                <w:rFonts w:ascii="Aptos Narrow" w:hAnsi="Aptos Narrow" w:cstheme="minorHAnsi"/>
+                <w:bCs/>
+                <w:color w:val="000000" w:themeColor="text1"/>
+                <w:sz w:val="16"/>
+                <w:szCs w:val="16"/>
+              </w:rPr>
+            </w:pPr>
+            <w:r>
+              <w:rPr>
+                <w:rFonts w:ascii="Aptos Narrow" w:hAnsi="Aptos Narrow" w:cstheme="minorHAnsi"/>
+                <w:bCs/>
+                <w:color w:val="000000" w:themeColor="text1"/>
+                <w:sz w:val="16"/>
+                <w:szCs w:val="16"/>
+              </w:rPr>
+              <w:t>1</w:t>
+            </w:r>
+          </w:p>
+        </w:tc>
+        <w:tc>
+          <w:tcPr>
+            <w:tcW w:w="2837" w:type="dxa"/>
+            <w:tcBorders>
+              <w:top w:val="single" w:sz="4" w:space="0" w:color="auto"/>
+            </w:tcBorders>
+          </w:tcPr>
+          <w:p>
+            <w:pPr>
+              <w:rPr>
+                <w:rFonts w:ascii="Aptos Narrow" w:hAnsi="Aptos Narrow" w:cstheme="minorHAnsi"/>
+                <w:b/>
+                <w:color w:val="000000" w:themeColor="text1"/>
+                <w:sz w:val="16"/>
+                <w:szCs w:val="16"/>
+              </w:rPr>
+            </w:pPr>
+            <w:r>
+              <w:rPr>
+                <w:rFonts w:ascii="Aptos Narrow" w:hAnsi="Aptos Narrow" w:cstheme="minorHAnsi"/>
+                <w:b/>
+                <w:color w:val="000000" w:themeColor="text1"/>
+                <w:sz w:val="16"/>
+                <w:szCs w:val="16"/>
+              </w:rPr>
+              <w:t>Professional Scrum Master</w:t>
+            </w:r>
+          </w:p>
+        </w:tc>
+        <w:tc>
+          <w:tcPr>
+            <w:tcW w:w="589" w:type="dxa"/>
+            <w:tcBorders>
+              <w:top w:val="single" w:sz="4" w:space="0" w:color="auto"/>
+            </w:tcBorders>
+          </w:tcPr>
+          <w:p>
+            <w:pPr>
+              <w:rPr>
+                <w:rFonts w:ascii="Aptos Narrow" w:hAnsi="Aptos Narrow" w:cstheme="minorHAnsi"/>
+                <w:bCs/>
+                <w:color w:val="000000" w:themeColor="text1"/>
+                <w:sz w:val="16"/>
+                <w:szCs w:val="16"/>
+              </w:rPr>
+            </w:pPr>
+          </w:p>
+        </w:tc>
+        <w:tc>
+          <w:tcPr>
+            <w:tcW w:w="2171" w:type="dxa"/>
+            <w:tcBorders>
+              <w:top w:val="single" w:sz="4" w:space="0" w:color="auto"/>
+            </w:tcBorders>
+          </w:tcPr>
+          <w:p>
+            <w:pPr>
+              <w:rPr>
+                <w:rFonts w:ascii="Aptos Narrow" w:hAnsi="Aptos Narrow" w:cstheme="minorHAnsi"/>
+                <w:b/>
+                <w:color w:val="000000" w:themeColor="text1"/>
+                <w:sz w:val="16"/>
+                <w:szCs w:val="16"/>
+              </w:rPr>
+            </w:pPr>
+            <w:r>
+              <w:rPr>
+                <w:rFonts w:ascii="Aptos Narrow" w:hAnsi="Aptos Narrow" w:cstheme="minorHAnsi"/>
+                <w:b/>
+                <w:color w:val="000000" w:themeColor="text1"/>
+                <w:sz w:val="16"/>
+                <w:szCs w:val="16"/>
+              </w:rPr>
+              <w:t>Umbraco Level 2</w:t>
+            </w:r>
+          </w:p>
+        </w:tc>
+        <w:tc>
+          <w:tcPr>
+            <w:tcW w:w="589" w:type="dxa"/>
+            <w:tcBorders>
+              <w:top w:val="single" w:sz="4" w:space="0" w:color="auto"/>
+            </w:tcBorders>
+          </w:tcPr>
+          <w:p>
+            <w:pPr>
+              <w:rPr>
+                <w:rFonts w:ascii="Aptos Narrow" w:hAnsi="Aptos Narrow" w:cstheme="minorHAnsi"/>
+                <w:bCs/>
+                <w:color w:val="000000" w:themeColor="text1"/>
+                <w:sz w:val="16"/>
+                <w:szCs w:val="16"/>
+              </w:rPr>
+            </w:pPr>
+          </w:p>
+        </w:tc>
+      </w:tr>
+      <w:tr>
+        <w:tc>
+          <w:tcPr>
+            <w:tcW w:w="2406" w:type="dxa"/>
+            <w:vMerge/>
+          </w:tcPr>
+          <w:p>
+            <w:pPr>
+              <w:rPr>
+                <w:rFonts w:ascii="Aptos Narrow" w:hAnsi="Aptos Narrow" w:cstheme="minorHAnsi"/>
+                <w:b/>
+                <w:color w:val="000000" w:themeColor="text1"/>
+                <w:sz w:val="16"/>
+                <w:szCs w:val="16"/>
+              </w:rPr>
+            </w:pPr>
+          </w:p>
+        </w:tc>
+        <w:tc>
+          <w:tcPr>
+            <w:tcW w:w="589" w:type="dxa"/>
+            <w:vMerge/>
+          </w:tcPr>
+          <w:p>
+            <w:pPr>
+              <w:rPr>
+                <w:rFonts w:ascii="Aptos Narrow" w:hAnsi="Aptos Narrow" w:cstheme="minorHAnsi"/>
+                <w:bCs/>
+                <w:color w:val="000000" w:themeColor="text1"/>
+                <w:sz w:val="16"/>
+                <w:szCs w:val="16"/>
+              </w:rPr>
+            </w:pPr>
+          </w:p>
+        </w:tc>
+        <w:tc>
+          <w:tcPr>
+            <w:tcW w:w="2837" w:type="dxa"/>
+          </w:tcPr>
+          <w:p>
+            <w:pPr>
+              <w:rPr>
+                <w:rFonts w:ascii="Aptos Narrow" w:hAnsi="Aptos Narrow" w:cstheme="minorHAnsi"/>
+                <w:b/>
+                <w:color w:val="000000" w:themeColor="text1"/>
+                <w:sz w:val="16"/>
+                <w:szCs w:val="16"/>
+              </w:rPr>
+            </w:pPr>
+            <w:r>
+              <w:rPr>
+                <w:rFonts w:ascii="Aptos Narrow" w:hAnsi="Aptos Narrow" w:cstheme="minorHAnsi"/>
+                <w:b/>
+                <w:color w:val="000000" w:themeColor="text1"/>
+                <w:sz w:val="16"/>
+                <w:szCs w:val="16"/>
+              </w:rPr>
+              <w:t>Professional Scrum Product Owner</w:t>
+            </w:r>
+          </w:p>
+        </w:tc>
+        <w:tc>
+          <w:tcPr>
+            <w:tcW w:w="589" w:type="dxa"/>
+          </w:tcPr>
+          <w:p>
+            <w:pPr>
+              <w:rPr>
+                <w:rFonts w:ascii="Aptos Narrow" w:hAnsi="Aptos Narrow" w:cstheme="minorHAnsi"/>
+                <w:bCs/>
+                <w:color w:val="000000" w:themeColor="text1"/>
+                <w:sz w:val="16"/>
+                <w:szCs w:val="16"/>
+              </w:rPr>
+            </w:pPr>
+          </w:p>
+        </w:tc>
+        <w:tc>
+          <w:tcPr>
+            <w:tcW w:w="2171" w:type="dxa"/>
+          </w:tcPr>
+          <w:p>
+            <w:pPr>
+              <w:rPr>
+                <w:rFonts w:ascii="Aptos Narrow" w:hAnsi="Aptos Narrow" w:cstheme="minorHAnsi"/>
+                <w:b/>
+                <w:bCs/>
+                <w:color w:val="000000" w:themeColor="text1"/>
+                <w:sz w:val="16"/>
+                <w:szCs w:val="16"/>
+              </w:rPr>
+            </w:pPr>
+            <w:r>
+              <w:rPr>
+                <w:rFonts w:ascii="Aptos Narrow" w:hAnsi="Aptos Narrow" w:cstheme="minorHAnsi"/>
+                <w:b/>
+                <w:bCs/>
+                <w:color w:val="000000" w:themeColor="text1"/>
+                <w:sz w:val="16"/>
+                <w:szCs w:val="16"/>
+              </w:rPr>
+              <w:t xml:space="preserve">Mental Health First Aid Officer and </w:t>
+            </w:r>
+            <w:r>
+              <w:rPr>
+                <w:rFonts w:ascii="Aptos Narrow" w:hAnsi="Aptos Narrow" w:cstheme="minorHAnsi"/>
+                <w:b/>
+                <w:bCs/>
+                <w:color w:val="000000" w:themeColor="text1"/>
+                <w:sz w:val="16"/>
+                <w:szCs w:val="16"/>
+              </w:rPr>
+              <w:t xml:space="preserve">St John’s </w:t>
+            </w:r>
+            <w:r>
+              <w:rPr>
+                <w:rFonts w:ascii="Aptos Narrow" w:hAnsi="Aptos Narrow" w:cstheme="minorHAnsi"/>
+                <w:b/>
+                <w:bCs/>
+                <w:color w:val="000000" w:themeColor="text1"/>
+                <w:sz w:val="16"/>
+                <w:szCs w:val="16"/>
+              </w:rPr>
+              <w:t>First Aid</w:t>
+            </w:r>
+          </w:p>
+        </w:tc>
+        <w:tc>
+          <w:tcPr>
+            <w:tcW w:w="589" w:type="dxa"/>
+          </w:tcPr>
+          <w:p>
+            <w:pPr>
+              <w:rPr>
+                <w:rFonts w:ascii="Aptos Narrow" w:hAnsi="Aptos Narrow" w:cstheme="minorHAnsi"/>
+                <w:bCs/>
+                <w:color w:val="000000" w:themeColor="text1"/>
+                <w:sz w:val="16"/>
+                <w:szCs w:val="16"/>
+              </w:rPr>
+            </w:pPr>
+          </w:p>
+        </w:tc>
+      </w:tr>
+    </w:tbl>
     <w:p>
       <w:pPr>
-        <w:pStyle w:val="ListParagraph"/>
-        <w:numPr>
-          <w:ilvl w:val="0"/>
-          <w:numId w:val="3"/>
-        </w:numPr>
         <w:rPr>
           <w:rFonts w:ascii="Aptos Narrow" w:hAnsi="Aptos Narrow" w:cstheme="minorHAnsi"/>
           <w:b/>
@@ -458,109 +3292,6 @@
           <w:szCs w:val="20"/>
         </w:rPr>
       </w:pPr>
-      <w:r>
-        <w:rPr>
-          <w:rFonts w:ascii="Aptos Narrow" w:hAnsi="Aptos Narrow" w:cstheme="minorHAnsi"/>
-          <w:color w:val="000000" w:themeColor="text1"/>
-          <w:sz w:val="20"/>
-          <w:szCs w:val="20"/>
-        </w:rPr>
-        <w:t>AWS Solution Architect Associate, Optimizely Content Cloud Developer, Umbraco Level 2</w:t>
-      </w:r>
-      <w:r>
-        <w:rPr>
-          <w:rFonts w:ascii="Aptos Narrow" w:hAnsi="Aptos Narrow" w:cstheme="minorHAnsi"/>
-          <w:color w:val="000000" w:themeColor="text1"/>
-          <w:sz w:val="20"/>
-          <w:szCs w:val="20"/>
-        </w:rPr>
-        <w:t>, Databricks</w:t>
-      </w:r>
-    </w:p>
-    <w:p>
-      <w:pPr>
-        <w:rPr>
-          <w:rFonts w:ascii="Aptos Narrow" w:hAnsi="Aptos Narrow" w:cstheme="minorHAnsi"/>
-          <w:color w:val="000000" w:themeColor="text1"/>
-          <w:sz w:val="20"/>
-          <w:szCs w:val="20"/>
-        </w:rPr>
-      </w:pPr>
-      <w:r>
-        <w:rPr>
-          <w:rFonts w:ascii="Aptos Narrow" w:hAnsi="Aptos Narrow" w:cstheme="minorHAnsi"/>
-          <w:color w:val="000000" w:themeColor="text1"/>
-          <w:sz w:val="20"/>
-          <w:szCs w:val="20"/>
-        </w:rPr>
-        <w:t xml:space="preserve">ArchiMate, TOGAF, ITIL, Prince2 Practitioner, PSM, PSPO, </w:t>
-      </w:r>
-      <w:proofErr w:type="spellStart"/>
-      <w:r>
-        <w:rPr>
-          <w:rFonts w:ascii="Aptos Narrow" w:hAnsi="Aptos Narrow" w:cstheme="minorHAnsi"/>
-          <w:color w:val="000000" w:themeColor="text1"/>
-          <w:sz w:val="20"/>
-          <w:szCs w:val="20"/>
-        </w:rPr>
-        <w:t>SAFe</w:t>
-      </w:r>
-      <w:proofErr w:type="spellEnd"/>
-      <w:r>
-        <w:rPr>
-          <w:rFonts w:ascii="Aptos Narrow" w:hAnsi="Aptos Narrow" w:cstheme="minorHAnsi"/>
-          <w:color w:val="000000" w:themeColor="text1"/>
-          <w:sz w:val="20"/>
-          <w:szCs w:val="20"/>
-        </w:rPr>
-        <w:t xml:space="preserve"> Agilist</w:t>
-      </w:r>
-      <w:r>
-        <w:rPr>
-          <w:rFonts w:ascii="Aptos Narrow" w:hAnsi="Aptos Narrow" w:cstheme="minorHAnsi"/>
-          <w:b/>
-          <w:color w:val="000000" w:themeColor="text1"/>
-          <w:sz w:val="20"/>
-          <w:szCs w:val="20"/>
-        </w:rPr>
-        <w:br/>
-      </w:r>
-      <w:r>
-        <w:rPr>
-          <w:rFonts w:ascii="Aptos Narrow" w:hAnsi="Aptos Narrow" w:cstheme="minorHAnsi"/>
-          <w:color w:val="000000" w:themeColor="text1"/>
-          <w:sz w:val="20"/>
-          <w:szCs w:val="20"/>
-        </w:rPr>
-        <w:t>Mental Health First Aid Officer and St John’s Ambulance First Aid</w:t>
-      </w:r>
-      <w:r>
-        <w:rPr>
-          <w:rFonts w:ascii="Aptos Narrow" w:hAnsi="Aptos Narrow" w:cstheme="minorHAnsi"/>
-          <w:b/>
-          <w:color w:val="000000" w:themeColor="text1"/>
-          <w:sz w:val="20"/>
-          <w:szCs w:val="20"/>
-        </w:rPr>
-        <w:br/>
-      </w:r>
-      <w:r>
-        <w:rPr>
-          <w:rFonts w:ascii="Aptos Narrow" w:hAnsi="Aptos Narrow" w:cstheme="minorHAnsi"/>
-          <w:sz w:val="20"/>
-          <w:szCs w:val="20"/>
-        </w:rPr>
-        <w:t>Master of Business Administration (MBA)</w:t>
-      </w:r>
-      <w:r>
-        <w:rPr>
-          <w:rFonts w:ascii="Aptos Narrow" w:hAnsi="Aptos Narrow" w:cstheme="minorHAnsi"/>
-          <w:color w:val="000000" w:themeColor="text1"/>
-          <w:sz w:val="20"/>
-          <w:szCs w:val="20"/>
-        </w:rPr>
-        <w:t xml:space="preserve"> Candidate, The University of Queensland</w:t>
-      </w:r>
     </w:p>
     <w:p>
       <w:pPr>
@@ -572,1964 +3303,6 @@
         <w:ind w:left="0"/>
         <w:jc w:val="left"/>
         <w:rPr>
-          <w:rFonts w:ascii="Aptos Narrow" w:hAnsi="Aptos Narrow"/>
-          <w:color w:val="000000" w:themeColor="text1"/>
-          <w:sz w:val="20"/>
-          <w:szCs w:val="20"/>
-        </w:rPr>
-      </w:pPr>
-      <w:r>
-        <w:rPr>
-          <w:rFonts w:ascii="Aptos Narrow" w:hAnsi="Aptos Narrow"/>
-          <w:color w:val="000000" w:themeColor="text1"/>
-          <w:sz w:val="20"/>
-          <w:szCs w:val="20"/>
-        </w:rPr>
-        <w:t>TECHNICAL SKILLS</w:t>
-      </w:r>
-    </w:p>
-    <w:tbl>
-      <w:tblPr>
-        <w:tblStyle w:val="TableGrid"/>
-        <w:tblW w:w="0" w:type="auto"/>
-        <w:tblLook w:val="04A0" w:firstRow="1" w:lastRow="0" w:firstColumn="1" w:lastColumn="0" w:noHBand="0" w:noVBand="1"/>
-      </w:tblPr>
-      <w:tblGrid>
-        <w:gridCol w:w="1809"/>
-        <w:gridCol w:w="993"/>
-        <w:gridCol w:w="1417"/>
-        <w:gridCol w:w="2552"/>
-        <w:gridCol w:w="992"/>
-        <w:gridCol w:w="1473"/>
-      </w:tblGrid>
-      <w:tr>
-        <w:tc>
-          <w:tcPr>
-            <w:tcW w:w="1809" w:type="dxa"/>
-            <w:shd w:val="pct20" w:color="auto" w:fill="auto"/>
-          </w:tcPr>
-          <w:p>
-            <w:pPr>
-              <w:rPr>
-                <w:rFonts w:ascii="Aptos Narrow" w:hAnsi="Aptos Narrow" w:cstheme="minorHAnsi"/>
-                <w:b/>
-                <w:color w:val="000000" w:themeColor="text1"/>
-                <w:sz w:val="16"/>
-                <w:szCs w:val="16"/>
-              </w:rPr>
-            </w:pPr>
-            <w:r>
-              <w:rPr>
-                <w:rFonts w:ascii="Aptos Narrow" w:hAnsi="Aptos Narrow" w:cstheme="minorHAnsi"/>
-                <w:b/>
-                <w:color w:val="000000" w:themeColor="text1"/>
-                <w:sz w:val="16"/>
-                <w:szCs w:val="16"/>
-              </w:rPr>
-              <w:t>Skill</w:t>
-            </w:r>
-          </w:p>
-        </w:tc>
-        <w:tc>
-          <w:tcPr>
-            <w:tcW w:w="993" w:type="dxa"/>
-            <w:shd w:val="pct20" w:color="auto" w:fill="auto"/>
-          </w:tcPr>
-          <w:p>
-            <w:pPr>
-              <w:rPr>
-                <w:rFonts w:ascii="Aptos Narrow" w:hAnsi="Aptos Narrow" w:cstheme="minorHAnsi"/>
-                <w:b/>
-                <w:color w:val="000000" w:themeColor="text1"/>
-                <w:sz w:val="16"/>
-                <w:szCs w:val="16"/>
-              </w:rPr>
-            </w:pPr>
-            <w:r>
-              <w:rPr>
-                <w:rFonts w:ascii="Aptos Narrow" w:hAnsi="Aptos Narrow" w:cstheme="minorHAnsi"/>
-                <w:b/>
-                <w:color w:val="000000" w:themeColor="text1"/>
-                <w:sz w:val="16"/>
-                <w:szCs w:val="16"/>
-              </w:rPr>
-              <w:t>Years</w:t>
-            </w:r>
-          </w:p>
-        </w:tc>
-        <w:tc>
-          <w:tcPr>
-            <w:tcW w:w="1417" w:type="dxa"/>
-            <w:shd w:val="pct20" w:color="auto" w:fill="auto"/>
-          </w:tcPr>
-          <w:p>
-            <w:pPr>
-              <w:rPr>
-                <w:rFonts w:ascii="Aptos Narrow" w:hAnsi="Aptos Narrow" w:cstheme="minorHAnsi"/>
-                <w:b/>
-                <w:color w:val="000000" w:themeColor="text1"/>
-                <w:sz w:val="16"/>
-                <w:szCs w:val="16"/>
-              </w:rPr>
-            </w:pPr>
-            <w:r>
-              <w:rPr>
-                <w:rFonts w:ascii="Aptos Narrow" w:hAnsi="Aptos Narrow" w:cstheme="minorHAnsi"/>
-                <w:b/>
-                <w:color w:val="000000" w:themeColor="text1"/>
-                <w:sz w:val="16"/>
-                <w:szCs w:val="16"/>
-              </w:rPr>
-              <w:t>Level</w:t>
-            </w:r>
-          </w:p>
-        </w:tc>
-        <w:tc>
-          <w:tcPr>
-            <w:tcW w:w="2552" w:type="dxa"/>
-            <w:shd w:val="pct20" w:color="auto" w:fill="auto"/>
-          </w:tcPr>
-          <w:p>
-            <w:pPr>
-              <w:rPr>
-                <w:rFonts w:ascii="Aptos Narrow" w:hAnsi="Aptos Narrow" w:cstheme="minorHAnsi"/>
-                <w:b/>
-                <w:color w:val="000000" w:themeColor="text1"/>
-                <w:sz w:val="16"/>
-                <w:szCs w:val="16"/>
-              </w:rPr>
-            </w:pPr>
-            <w:r>
-              <w:rPr>
-                <w:rFonts w:ascii="Aptos Narrow" w:hAnsi="Aptos Narrow" w:cstheme="minorHAnsi"/>
-                <w:b/>
-                <w:color w:val="000000" w:themeColor="text1"/>
-                <w:sz w:val="16"/>
-                <w:szCs w:val="16"/>
-              </w:rPr>
-              <w:t>Skill</w:t>
-            </w:r>
-          </w:p>
-        </w:tc>
-        <w:tc>
-          <w:tcPr>
-            <w:tcW w:w="992" w:type="dxa"/>
-            <w:shd w:val="pct20" w:color="auto" w:fill="auto"/>
-          </w:tcPr>
-          <w:p>
-            <w:pPr>
-              <w:rPr>
-                <w:rFonts w:ascii="Aptos Narrow" w:hAnsi="Aptos Narrow" w:cstheme="minorHAnsi"/>
-                <w:b/>
-                <w:color w:val="000000" w:themeColor="text1"/>
-                <w:sz w:val="16"/>
-                <w:szCs w:val="16"/>
-              </w:rPr>
-            </w:pPr>
-            <w:r>
-              <w:rPr>
-                <w:rFonts w:ascii="Aptos Narrow" w:hAnsi="Aptos Narrow" w:cstheme="minorHAnsi"/>
-                <w:b/>
-                <w:color w:val="000000" w:themeColor="text1"/>
-                <w:sz w:val="16"/>
-                <w:szCs w:val="16"/>
-              </w:rPr>
-              <w:t>Years</w:t>
-            </w:r>
-          </w:p>
-        </w:tc>
-        <w:tc>
-          <w:tcPr>
-            <w:tcW w:w="1473" w:type="dxa"/>
-            <w:shd w:val="pct20" w:color="auto" w:fill="auto"/>
-          </w:tcPr>
-          <w:p>
-            <w:pPr>
-              <w:rPr>
-                <w:rFonts w:ascii="Aptos Narrow" w:hAnsi="Aptos Narrow" w:cstheme="minorHAnsi"/>
-                <w:b/>
-                <w:color w:val="000000" w:themeColor="text1"/>
-                <w:sz w:val="16"/>
-                <w:szCs w:val="16"/>
-              </w:rPr>
-            </w:pPr>
-            <w:r>
-              <w:rPr>
-                <w:rFonts w:ascii="Aptos Narrow" w:hAnsi="Aptos Narrow" w:cstheme="minorHAnsi"/>
-                <w:b/>
-                <w:color w:val="000000" w:themeColor="text1"/>
-                <w:sz w:val="16"/>
-                <w:szCs w:val="16"/>
-              </w:rPr>
-              <w:t>Level</w:t>
-            </w:r>
-          </w:p>
-        </w:tc>
-      </w:tr>
-      <w:tr>
-        <w:tc>
-          <w:tcPr>
-            <w:tcW w:w="1809" w:type="dxa"/>
-          </w:tcPr>
-          <w:p>
-            <w:pPr>
-              <w:rPr>
-                <w:rFonts w:ascii="Aptos Narrow" w:hAnsi="Aptos Narrow" w:cstheme="minorHAnsi"/>
-                <w:b/>
-                <w:color w:val="000000" w:themeColor="text1"/>
-                <w:sz w:val="16"/>
-                <w:szCs w:val="16"/>
-              </w:rPr>
-            </w:pPr>
-            <w:r>
-              <w:rPr>
-                <w:rFonts w:ascii="Aptos Narrow" w:hAnsi="Aptos Narrow" w:cstheme="minorHAnsi"/>
-                <w:b/>
-                <w:color w:val="000000" w:themeColor="text1"/>
-                <w:sz w:val="16"/>
-                <w:szCs w:val="16"/>
-              </w:rPr>
-              <w:t>.Net C#</w:t>
-            </w:r>
-          </w:p>
-        </w:tc>
-        <w:tc>
-          <w:tcPr>
-            <w:tcW w:w="993" w:type="dxa"/>
-          </w:tcPr>
-          <w:p>
-            <w:pPr>
-              <w:rPr>
-                <w:rFonts w:ascii="Aptos Narrow" w:hAnsi="Aptos Narrow" w:cstheme="minorHAnsi"/>
-                <w:bCs/>
-                <w:color w:val="000000" w:themeColor="text1"/>
-                <w:sz w:val="16"/>
-                <w:szCs w:val="16"/>
-              </w:rPr>
-            </w:pPr>
-            <w:r>
-              <w:rPr>
-                <w:rFonts w:ascii="Aptos Narrow" w:hAnsi="Aptos Narrow" w:cstheme="minorHAnsi"/>
-                <w:bCs/>
-                <w:color w:val="000000" w:themeColor="text1"/>
-                <w:sz w:val="16"/>
-                <w:szCs w:val="16"/>
-              </w:rPr>
-              <w:t>10+</w:t>
-            </w:r>
-          </w:p>
-        </w:tc>
-        <w:tc>
-          <w:tcPr>
-            <w:tcW w:w="1417" w:type="dxa"/>
-          </w:tcPr>
-          <w:p>
-            <w:pPr>
-              <w:rPr>
-                <w:rFonts w:ascii="Aptos Narrow" w:hAnsi="Aptos Narrow" w:cstheme="minorHAnsi"/>
-                <w:bCs/>
-                <w:color w:val="000000" w:themeColor="text1"/>
-                <w:sz w:val="16"/>
-                <w:szCs w:val="16"/>
-              </w:rPr>
-            </w:pPr>
-            <w:r>
-              <w:rPr>
-                <w:rFonts w:ascii="Aptos Narrow" w:hAnsi="Aptos Narrow" w:cstheme="minorHAnsi"/>
-                <w:bCs/>
-                <w:color w:val="000000" w:themeColor="text1"/>
-                <w:sz w:val="16"/>
-                <w:szCs w:val="16"/>
-              </w:rPr>
-              <w:t>Lead</w:t>
-            </w:r>
-          </w:p>
-        </w:tc>
-        <w:tc>
-          <w:tcPr>
-            <w:tcW w:w="2552" w:type="dxa"/>
-          </w:tcPr>
-          <w:p>
-            <w:pPr>
-              <w:rPr>
-                <w:rFonts w:ascii="Aptos Narrow" w:hAnsi="Aptos Narrow" w:cstheme="minorHAnsi"/>
-                <w:b/>
-                <w:color w:val="000000" w:themeColor="text1"/>
-                <w:sz w:val="16"/>
-                <w:szCs w:val="16"/>
-              </w:rPr>
-            </w:pPr>
-            <w:r>
-              <w:rPr>
-                <w:rFonts w:ascii="Aptos Narrow" w:hAnsi="Aptos Narrow" w:cstheme="minorHAnsi"/>
-                <w:b/>
-                <w:color w:val="000000" w:themeColor="text1"/>
-                <w:sz w:val="16"/>
-                <w:szCs w:val="16"/>
-              </w:rPr>
-              <w:t>Project Management</w:t>
-            </w:r>
-          </w:p>
-        </w:tc>
-        <w:tc>
-          <w:tcPr>
-            <w:tcW w:w="992" w:type="dxa"/>
-          </w:tcPr>
-          <w:p>
-            <w:pPr>
-              <w:rPr>
-                <w:rFonts w:ascii="Aptos Narrow" w:hAnsi="Aptos Narrow" w:cstheme="minorHAnsi"/>
-                <w:bCs/>
-                <w:color w:val="000000" w:themeColor="text1"/>
-                <w:sz w:val="16"/>
-                <w:szCs w:val="16"/>
-              </w:rPr>
-            </w:pPr>
-            <w:r>
-              <w:rPr>
-                <w:rFonts w:ascii="Aptos Narrow" w:hAnsi="Aptos Narrow" w:cstheme="minorHAnsi"/>
-                <w:bCs/>
-                <w:color w:val="000000" w:themeColor="text1"/>
-                <w:sz w:val="16"/>
-                <w:szCs w:val="16"/>
-              </w:rPr>
-              <w:t>7</w:t>
-            </w:r>
-          </w:p>
-        </w:tc>
-        <w:tc>
-          <w:tcPr>
-            <w:tcW w:w="1473" w:type="dxa"/>
-          </w:tcPr>
-          <w:p>
-            <w:pPr>
-              <w:rPr>
-                <w:rFonts w:ascii="Aptos Narrow" w:hAnsi="Aptos Narrow" w:cstheme="minorHAnsi"/>
-                <w:bCs/>
-                <w:color w:val="000000" w:themeColor="text1"/>
-                <w:sz w:val="16"/>
-                <w:szCs w:val="16"/>
-              </w:rPr>
-            </w:pPr>
-            <w:r>
-              <w:rPr>
-                <w:rFonts w:ascii="Aptos Narrow" w:hAnsi="Aptos Narrow" w:cstheme="minorHAnsi"/>
-                <w:bCs/>
-                <w:color w:val="000000" w:themeColor="text1"/>
-                <w:sz w:val="16"/>
-                <w:szCs w:val="16"/>
-              </w:rPr>
-              <w:t>Senior</w:t>
-            </w:r>
-          </w:p>
-        </w:tc>
-      </w:tr>
-      <w:tr>
-        <w:tc>
-          <w:tcPr>
-            <w:tcW w:w="1809" w:type="dxa"/>
-          </w:tcPr>
-          <w:p>
-            <w:pPr>
-              <w:rPr>
-                <w:rFonts w:ascii="Aptos Narrow" w:hAnsi="Aptos Narrow" w:cstheme="minorHAnsi"/>
-                <w:b/>
-                <w:color w:val="000000" w:themeColor="text1"/>
-                <w:sz w:val="16"/>
-                <w:szCs w:val="16"/>
-              </w:rPr>
-            </w:pPr>
-            <w:r>
-              <w:rPr>
-                <w:rFonts w:ascii="Aptos Narrow" w:hAnsi="Aptos Narrow" w:cstheme="minorHAnsi"/>
-                <w:b/>
-                <w:color w:val="000000" w:themeColor="text1"/>
-                <w:sz w:val="16"/>
-                <w:szCs w:val="16"/>
-              </w:rPr>
-              <w:t>Python</w:t>
-            </w:r>
-          </w:p>
-        </w:tc>
-        <w:tc>
-          <w:tcPr>
-            <w:tcW w:w="993" w:type="dxa"/>
-          </w:tcPr>
-          <w:p>
-            <w:pPr>
-              <w:rPr>
-                <w:rFonts w:ascii="Aptos Narrow" w:hAnsi="Aptos Narrow" w:cstheme="minorHAnsi"/>
-                <w:bCs/>
-                <w:color w:val="000000" w:themeColor="text1"/>
-                <w:sz w:val="16"/>
-                <w:szCs w:val="16"/>
-              </w:rPr>
-            </w:pPr>
-            <w:r>
-              <w:rPr>
-                <w:rFonts w:ascii="Aptos Narrow" w:hAnsi="Aptos Narrow" w:cstheme="minorHAnsi"/>
-                <w:bCs/>
-                <w:color w:val="000000" w:themeColor="text1"/>
-                <w:sz w:val="16"/>
-                <w:szCs w:val="16"/>
-              </w:rPr>
-              <w:t>2</w:t>
-            </w:r>
-          </w:p>
-        </w:tc>
-        <w:tc>
-          <w:tcPr>
-            <w:tcW w:w="1417" w:type="dxa"/>
-          </w:tcPr>
-          <w:p>
-            <w:pPr>
-              <w:rPr>
-                <w:rFonts w:ascii="Aptos Narrow" w:hAnsi="Aptos Narrow" w:cstheme="minorHAnsi"/>
-                <w:bCs/>
-                <w:color w:val="000000" w:themeColor="text1"/>
-                <w:sz w:val="16"/>
-                <w:szCs w:val="16"/>
-              </w:rPr>
-            </w:pPr>
-            <w:r>
-              <w:rPr>
-                <w:rFonts w:ascii="Aptos Narrow" w:hAnsi="Aptos Narrow" w:cstheme="minorHAnsi"/>
-                <w:bCs/>
-                <w:color w:val="000000" w:themeColor="text1"/>
-                <w:sz w:val="16"/>
-                <w:szCs w:val="16"/>
-              </w:rPr>
-              <w:t>Mid</w:t>
-            </w:r>
-          </w:p>
-        </w:tc>
-        <w:tc>
-          <w:tcPr>
-            <w:tcW w:w="2552" w:type="dxa"/>
-          </w:tcPr>
-          <w:p>
-            <w:pPr>
-              <w:rPr>
-                <w:rFonts w:ascii="Aptos Narrow" w:hAnsi="Aptos Narrow" w:cstheme="minorHAnsi"/>
-                <w:b/>
-                <w:color w:val="000000" w:themeColor="text1"/>
-                <w:sz w:val="16"/>
-                <w:szCs w:val="16"/>
-              </w:rPr>
-            </w:pPr>
-            <w:r>
-              <w:rPr>
-                <w:rFonts w:ascii="Aptos Narrow" w:hAnsi="Aptos Narrow" w:cstheme="minorHAnsi"/>
-                <w:b/>
-                <w:color w:val="000000" w:themeColor="text1"/>
-                <w:sz w:val="16"/>
-                <w:szCs w:val="16"/>
-              </w:rPr>
-              <w:t>Solutions Architecture</w:t>
-            </w:r>
-          </w:p>
-        </w:tc>
-        <w:tc>
-          <w:tcPr>
-            <w:tcW w:w="992" w:type="dxa"/>
-          </w:tcPr>
-          <w:p>
-            <w:pPr>
-              <w:rPr>
-                <w:rFonts w:ascii="Aptos Narrow" w:hAnsi="Aptos Narrow" w:cstheme="minorHAnsi"/>
-                <w:bCs/>
-                <w:color w:val="000000" w:themeColor="text1"/>
-                <w:sz w:val="16"/>
-                <w:szCs w:val="16"/>
-              </w:rPr>
-            </w:pPr>
-            <w:r>
-              <w:rPr>
-                <w:rFonts w:ascii="Aptos Narrow" w:hAnsi="Aptos Narrow" w:cstheme="minorHAnsi"/>
-                <w:bCs/>
-                <w:color w:val="000000" w:themeColor="text1"/>
-                <w:sz w:val="16"/>
-                <w:szCs w:val="16"/>
-              </w:rPr>
-              <w:t>7</w:t>
-            </w:r>
-          </w:p>
-        </w:tc>
-        <w:tc>
-          <w:tcPr>
-            <w:tcW w:w="1473" w:type="dxa"/>
-          </w:tcPr>
-          <w:p>
-            <w:pPr>
-              <w:rPr>
-                <w:rFonts w:ascii="Aptos Narrow" w:hAnsi="Aptos Narrow" w:cstheme="minorHAnsi"/>
-                <w:bCs/>
-                <w:color w:val="000000" w:themeColor="text1"/>
-                <w:sz w:val="16"/>
-                <w:szCs w:val="16"/>
-              </w:rPr>
-            </w:pPr>
-            <w:r>
-              <w:rPr>
-                <w:rFonts w:ascii="Aptos Narrow" w:hAnsi="Aptos Narrow" w:cstheme="minorHAnsi"/>
-                <w:bCs/>
-                <w:color w:val="000000" w:themeColor="text1"/>
-                <w:sz w:val="16"/>
-                <w:szCs w:val="16"/>
-              </w:rPr>
-              <w:t>Lead</w:t>
-            </w:r>
-          </w:p>
-        </w:tc>
-      </w:tr>
-      <w:tr>
-        <w:tc>
-          <w:tcPr>
-            <w:tcW w:w="1809" w:type="dxa"/>
-          </w:tcPr>
-          <w:p>
-            <w:pPr>
-              <w:rPr>
-                <w:rFonts w:ascii="Aptos Narrow" w:hAnsi="Aptos Narrow" w:cstheme="minorHAnsi"/>
-                <w:b/>
-                <w:color w:val="000000" w:themeColor="text1"/>
-                <w:sz w:val="16"/>
-                <w:szCs w:val="16"/>
-              </w:rPr>
-            </w:pPr>
-            <w:r>
-              <w:rPr>
-                <w:rFonts w:ascii="Aptos Narrow" w:hAnsi="Aptos Narrow" w:cstheme="minorHAnsi"/>
-                <w:b/>
-                <w:color w:val="000000" w:themeColor="text1"/>
-                <w:sz w:val="16"/>
-                <w:szCs w:val="16"/>
-              </w:rPr>
-              <w:t>React</w:t>
-            </w:r>
-          </w:p>
-        </w:tc>
-        <w:tc>
-          <w:tcPr>
-            <w:tcW w:w="993" w:type="dxa"/>
-          </w:tcPr>
-          <w:p>
-            <w:pPr>
-              <w:rPr>
-                <w:rFonts w:ascii="Aptos Narrow" w:hAnsi="Aptos Narrow" w:cstheme="minorHAnsi"/>
-                <w:bCs/>
-                <w:color w:val="000000" w:themeColor="text1"/>
-                <w:sz w:val="16"/>
-                <w:szCs w:val="16"/>
-              </w:rPr>
-            </w:pPr>
-            <w:r>
-              <w:rPr>
-                <w:rFonts w:ascii="Aptos Narrow" w:hAnsi="Aptos Narrow" w:cstheme="minorHAnsi"/>
-                <w:bCs/>
-                <w:color w:val="000000" w:themeColor="text1"/>
-                <w:sz w:val="16"/>
-                <w:szCs w:val="16"/>
-              </w:rPr>
-              <w:t>2</w:t>
-            </w:r>
-          </w:p>
-        </w:tc>
-        <w:tc>
-          <w:tcPr>
-            <w:tcW w:w="1417" w:type="dxa"/>
-          </w:tcPr>
-          <w:p>
-            <w:pPr>
-              <w:rPr>
-                <w:rFonts w:ascii="Aptos Narrow" w:hAnsi="Aptos Narrow" w:cstheme="minorHAnsi"/>
-                <w:bCs/>
-                <w:color w:val="000000" w:themeColor="text1"/>
-                <w:sz w:val="16"/>
-                <w:szCs w:val="16"/>
-              </w:rPr>
-            </w:pPr>
-            <w:r>
-              <w:rPr>
-                <w:rFonts w:ascii="Aptos Narrow" w:hAnsi="Aptos Narrow" w:cstheme="minorHAnsi"/>
-                <w:bCs/>
-                <w:color w:val="000000" w:themeColor="text1"/>
-                <w:sz w:val="16"/>
-                <w:szCs w:val="16"/>
-              </w:rPr>
-              <w:t>Mid</w:t>
-            </w:r>
-          </w:p>
-        </w:tc>
-        <w:tc>
-          <w:tcPr>
-            <w:tcW w:w="2552" w:type="dxa"/>
-          </w:tcPr>
-          <w:p>
-            <w:pPr>
-              <w:rPr>
-                <w:rFonts w:ascii="Aptos Narrow" w:hAnsi="Aptos Narrow" w:cstheme="minorHAnsi"/>
-                <w:b/>
-                <w:color w:val="000000" w:themeColor="text1"/>
-                <w:sz w:val="16"/>
-                <w:szCs w:val="16"/>
-              </w:rPr>
-            </w:pPr>
-            <w:r>
-              <w:rPr>
-                <w:rFonts w:ascii="Aptos Narrow" w:hAnsi="Aptos Narrow" w:cstheme="minorHAnsi"/>
-                <w:b/>
-                <w:color w:val="000000" w:themeColor="text1"/>
-                <w:sz w:val="16"/>
-                <w:szCs w:val="16"/>
-              </w:rPr>
-              <w:t>Enterprise Architecture</w:t>
-            </w:r>
-          </w:p>
-        </w:tc>
-        <w:tc>
-          <w:tcPr>
-            <w:tcW w:w="992" w:type="dxa"/>
-          </w:tcPr>
-          <w:p>
-            <w:pPr>
-              <w:rPr>
-                <w:rFonts w:ascii="Aptos Narrow" w:hAnsi="Aptos Narrow" w:cstheme="minorHAnsi"/>
-                <w:bCs/>
-                <w:color w:val="000000" w:themeColor="text1"/>
-                <w:sz w:val="16"/>
-                <w:szCs w:val="16"/>
-              </w:rPr>
-            </w:pPr>
-            <w:r>
-              <w:rPr>
-                <w:rFonts w:ascii="Aptos Narrow" w:hAnsi="Aptos Narrow" w:cstheme="minorHAnsi"/>
-                <w:bCs/>
-                <w:color w:val="000000" w:themeColor="text1"/>
-                <w:sz w:val="16"/>
-                <w:szCs w:val="16"/>
-              </w:rPr>
-              <w:t>2</w:t>
-            </w:r>
-          </w:p>
-        </w:tc>
-        <w:tc>
-          <w:tcPr>
-            <w:tcW w:w="1473" w:type="dxa"/>
-          </w:tcPr>
-          <w:p>
-            <w:pPr>
-              <w:rPr>
-                <w:rFonts w:ascii="Aptos Narrow" w:hAnsi="Aptos Narrow" w:cstheme="minorHAnsi"/>
-                <w:bCs/>
-                <w:color w:val="000000" w:themeColor="text1"/>
-                <w:sz w:val="16"/>
-                <w:szCs w:val="16"/>
-              </w:rPr>
-            </w:pPr>
-            <w:r>
-              <w:rPr>
-                <w:rFonts w:ascii="Aptos Narrow" w:hAnsi="Aptos Narrow" w:cstheme="minorHAnsi"/>
-                <w:bCs/>
-                <w:color w:val="000000" w:themeColor="text1"/>
-                <w:sz w:val="16"/>
-                <w:szCs w:val="16"/>
-              </w:rPr>
-              <w:t>Mid</w:t>
-            </w:r>
-          </w:p>
-        </w:tc>
-      </w:tr>
-      <w:tr>
-        <w:tc>
-          <w:tcPr>
-            <w:tcW w:w="1809" w:type="dxa"/>
-          </w:tcPr>
-          <w:p>
-            <w:pPr>
-              <w:rPr>
-                <w:rFonts w:ascii="Aptos Narrow" w:hAnsi="Aptos Narrow" w:cstheme="minorHAnsi"/>
-                <w:b/>
-                <w:color w:val="000000" w:themeColor="text1"/>
-                <w:sz w:val="16"/>
-                <w:szCs w:val="16"/>
-              </w:rPr>
-            </w:pPr>
-            <w:r>
-              <w:rPr>
-                <w:rFonts w:ascii="Aptos Narrow" w:hAnsi="Aptos Narrow" w:cstheme="minorHAnsi"/>
-                <w:b/>
-                <w:color w:val="000000" w:themeColor="text1"/>
-                <w:sz w:val="16"/>
-                <w:szCs w:val="16"/>
-              </w:rPr>
-              <w:t>Angular</w:t>
-            </w:r>
-          </w:p>
-        </w:tc>
-        <w:tc>
-          <w:tcPr>
-            <w:tcW w:w="993" w:type="dxa"/>
-          </w:tcPr>
-          <w:p>
-            <w:pPr>
-              <w:rPr>
-                <w:rFonts w:ascii="Aptos Narrow" w:hAnsi="Aptos Narrow" w:cstheme="minorHAnsi"/>
-                <w:bCs/>
-                <w:color w:val="000000" w:themeColor="text1"/>
-                <w:sz w:val="16"/>
-                <w:szCs w:val="16"/>
-              </w:rPr>
-            </w:pPr>
-            <w:r>
-              <w:rPr>
-                <w:rFonts w:ascii="Aptos Narrow" w:hAnsi="Aptos Narrow" w:cstheme="minorHAnsi"/>
-                <w:bCs/>
-                <w:color w:val="000000" w:themeColor="text1"/>
-                <w:sz w:val="16"/>
-                <w:szCs w:val="16"/>
-              </w:rPr>
-              <w:t>3</w:t>
-            </w:r>
-          </w:p>
-        </w:tc>
-        <w:tc>
-          <w:tcPr>
-            <w:tcW w:w="1417" w:type="dxa"/>
-          </w:tcPr>
-          <w:p>
-            <w:pPr>
-              <w:rPr>
-                <w:rFonts w:ascii="Aptos Narrow" w:hAnsi="Aptos Narrow" w:cstheme="minorHAnsi"/>
-                <w:bCs/>
-                <w:color w:val="000000" w:themeColor="text1"/>
-                <w:sz w:val="16"/>
-                <w:szCs w:val="16"/>
-              </w:rPr>
-            </w:pPr>
-            <w:r>
-              <w:rPr>
-                <w:rFonts w:ascii="Aptos Narrow" w:hAnsi="Aptos Narrow" w:cstheme="minorHAnsi"/>
-                <w:bCs/>
-                <w:color w:val="000000" w:themeColor="text1"/>
-                <w:sz w:val="16"/>
-                <w:szCs w:val="16"/>
-              </w:rPr>
-              <w:t>Mid</w:t>
-            </w:r>
-          </w:p>
-        </w:tc>
-        <w:tc>
-          <w:tcPr>
-            <w:tcW w:w="2552" w:type="dxa"/>
-          </w:tcPr>
-          <w:p>
-            <w:pPr>
-              <w:rPr>
-                <w:rFonts w:ascii="Aptos Narrow" w:hAnsi="Aptos Narrow" w:cstheme="minorHAnsi"/>
-                <w:b/>
-                <w:color w:val="000000" w:themeColor="text1"/>
-                <w:sz w:val="16"/>
-                <w:szCs w:val="16"/>
-              </w:rPr>
-            </w:pPr>
-            <w:r>
-              <w:rPr>
-                <w:rFonts w:ascii="Aptos Narrow" w:hAnsi="Aptos Narrow" w:cstheme="minorHAnsi"/>
-                <w:b/>
-                <w:color w:val="000000" w:themeColor="text1"/>
-                <w:sz w:val="16"/>
-                <w:szCs w:val="16"/>
-              </w:rPr>
-              <w:t>Presales</w:t>
-            </w:r>
-          </w:p>
-        </w:tc>
-        <w:tc>
-          <w:tcPr>
-            <w:tcW w:w="992" w:type="dxa"/>
-          </w:tcPr>
-          <w:p>
-            <w:pPr>
-              <w:rPr>
-                <w:rFonts w:ascii="Aptos Narrow" w:hAnsi="Aptos Narrow" w:cstheme="minorHAnsi"/>
-                <w:bCs/>
-                <w:color w:val="000000" w:themeColor="text1"/>
-                <w:sz w:val="16"/>
-                <w:szCs w:val="16"/>
-              </w:rPr>
-            </w:pPr>
-            <w:r>
-              <w:rPr>
-                <w:rFonts w:ascii="Aptos Narrow" w:hAnsi="Aptos Narrow" w:cstheme="minorHAnsi"/>
-                <w:bCs/>
-                <w:color w:val="000000" w:themeColor="text1"/>
-                <w:sz w:val="16"/>
-                <w:szCs w:val="16"/>
-              </w:rPr>
-              <w:t>10</w:t>
-            </w:r>
-          </w:p>
-        </w:tc>
-        <w:tc>
-          <w:tcPr>
-            <w:tcW w:w="1473" w:type="dxa"/>
-          </w:tcPr>
-          <w:p>
-            <w:pPr>
-              <w:rPr>
-                <w:rFonts w:ascii="Aptos Narrow" w:hAnsi="Aptos Narrow" w:cstheme="minorHAnsi"/>
-                <w:bCs/>
-                <w:color w:val="000000" w:themeColor="text1"/>
-                <w:sz w:val="16"/>
-                <w:szCs w:val="16"/>
-              </w:rPr>
-            </w:pPr>
-            <w:r>
-              <w:rPr>
-                <w:rFonts w:ascii="Aptos Narrow" w:hAnsi="Aptos Narrow" w:cstheme="minorHAnsi"/>
-                <w:bCs/>
-                <w:color w:val="000000" w:themeColor="text1"/>
-                <w:sz w:val="16"/>
-                <w:szCs w:val="16"/>
-              </w:rPr>
-              <w:t>Lead</w:t>
-            </w:r>
-          </w:p>
-        </w:tc>
-      </w:tr>
-      <w:tr>
-        <w:tc>
-          <w:tcPr>
-            <w:tcW w:w="1809" w:type="dxa"/>
-          </w:tcPr>
-          <w:p>
-            <w:pPr>
-              <w:rPr>
-                <w:rFonts w:ascii="Aptos Narrow" w:hAnsi="Aptos Narrow" w:cstheme="minorHAnsi"/>
-                <w:b/>
-                <w:color w:val="000000" w:themeColor="text1"/>
-                <w:sz w:val="16"/>
-                <w:szCs w:val="16"/>
-              </w:rPr>
-            </w:pPr>
-            <w:r>
-              <w:rPr>
-                <w:rFonts w:ascii="Aptos Narrow" w:hAnsi="Aptos Narrow" w:cstheme="minorHAnsi"/>
-                <w:b/>
-                <w:color w:val="000000" w:themeColor="text1"/>
-                <w:sz w:val="16"/>
-                <w:szCs w:val="16"/>
-              </w:rPr>
-              <w:t>Azure</w:t>
-            </w:r>
-          </w:p>
-        </w:tc>
-        <w:tc>
-          <w:tcPr>
-            <w:tcW w:w="993" w:type="dxa"/>
-          </w:tcPr>
-          <w:p>
-            <w:pPr>
-              <w:rPr>
-                <w:rFonts w:ascii="Aptos Narrow" w:hAnsi="Aptos Narrow" w:cstheme="minorHAnsi"/>
-                <w:bCs/>
-                <w:color w:val="000000" w:themeColor="text1"/>
-                <w:sz w:val="16"/>
-                <w:szCs w:val="16"/>
-              </w:rPr>
-            </w:pPr>
-            <w:r>
-              <w:rPr>
-                <w:rFonts w:ascii="Aptos Narrow" w:hAnsi="Aptos Narrow" w:cstheme="minorHAnsi"/>
-                <w:bCs/>
-                <w:color w:val="000000" w:themeColor="text1"/>
-                <w:sz w:val="16"/>
-                <w:szCs w:val="16"/>
-              </w:rPr>
-              <w:t>6</w:t>
-            </w:r>
-          </w:p>
-        </w:tc>
-        <w:tc>
-          <w:tcPr>
-            <w:tcW w:w="1417" w:type="dxa"/>
-          </w:tcPr>
-          <w:p>
-            <w:pPr>
-              <w:rPr>
-                <w:rFonts w:ascii="Aptos Narrow" w:hAnsi="Aptos Narrow" w:cstheme="minorHAnsi"/>
-                <w:bCs/>
-                <w:color w:val="000000" w:themeColor="text1"/>
-                <w:sz w:val="16"/>
-                <w:szCs w:val="16"/>
-              </w:rPr>
-            </w:pPr>
-            <w:r>
-              <w:rPr>
-                <w:rFonts w:ascii="Aptos Narrow" w:hAnsi="Aptos Narrow" w:cstheme="minorHAnsi"/>
-                <w:bCs/>
-                <w:color w:val="000000" w:themeColor="text1"/>
-                <w:sz w:val="16"/>
-                <w:szCs w:val="16"/>
-              </w:rPr>
-              <w:t>Senior</w:t>
-            </w:r>
-          </w:p>
-        </w:tc>
-        <w:tc>
-          <w:tcPr>
-            <w:tcW w:w="2552" w:type="dxa"/>
-          </w:tcPr>
-          <w:p>
-            <w:pPr>
-              <w:rPr>
-                <w:rFonts w:ascii="Aptos Narrow" w:hAnsi="Aptos Narrow" w:cstheme="minorHAnsi"/>
-                <w:b/>
-                <w:color w:val="000000" w:themeColor="text1"/>
-                <w:sz w:val="16"/>
-                <w:szCs w:val="16"/>
-              </w:rPr>
-            </w:pPr>
-            <w:r>
-              <w:rPr>
-                <w:rFonts w:ascii="Aptos Narrow" w:hAnsi="Aptos Narrow" w:cstheme="minorHAnsi"/>
-                <w:b/>
-                <w:color w:val="000000" w:themeColor="text1"/>
-                <w:sz w:val="16"/>
-                <w:szCs w:val="16"/>
-              </w:rPr>
-              <w:t>Databricks</w:t>
-            </w:r>
-          </w:p>
-        </w:tc>
-        <w:tc>
-          <w:tcPr>
-            <w:tcW w:w="992" w:type="dxa"/>
-          </w:tcPr>
-          <w:p>
-            <w:pPr>
-              <w:rPr>
-                <w:rFonts w:ascii="Aptos Narrow" w:hAnsi="Aptos Narrow" w:cstheme="minorHAnsi"/>
-                <w:bCs/>
-                <w:color w:val="000000" w:themeColor="text1"/>
-                <w:sz w:val="16"/>
-                <w:szCs w:val="16"/>
-              </w:rPr>
-            </w:pPr>
-            <w:r>
-              <w:rPr>
-                <w:rFonts w:ascii="Aptos Narrow" w:hAnsi="Aptos Narrow" w:cstheme="minorHAnsi"/>
-                <w:bCs/>
-                <w:color w:val="000000" w:themeColor="text1"/>
-                <w:sz w:val="16"/>
-                <w:szCs w:val="16"/>
-              </w:rPr>
-              <w:t>1</w:t>
-            </w:r>
-          </w:p>
-        </w:tc>
-        <w:tc>
-          <w:tcPr>
-            <w:tcW w:w="1473" w:type="dxa"/>
-          </w:tcPr>
-          <w:p>
-            <w:pPr>
-              <w:rPr>
-                <w:rFonts w:ascii="Aptos Narrow" w:hAnsi="Aptos Narrow" w:cstheme="minorHAnsi"/>
-                <w:bCs/>
-                <w:color w:val="000000" w:themeColor="text1"/>
-                <w:sz w:val="16"/>
-                <w:szCs w:val="16"/>
-              </w:rPr>
-            </w:pPr>
-            <w:r>
-              <w:rPr>
-                <w:rFonts w:ascii="Aptos Narrow" w:hAnsi="Aptos Narrow" w:cstheme="minorHAnsi"/>
-                <w:bCs/>
-                <w:color w:val="000000" w:themeColor="text1"/>
-                <w:sz w:val="16"/>
-                <w:szCs w:val="16"/>
-              </w:rPr>
-              <w:t>New</w:t>
-            </w:r>
-          </w:p>
-        </w:tc>
-      </w:tr>
-      <w:tr>
-        <w:tc>
-          <w:tcPr>
-            <w:tcW w:w="1809" w:type="dxa"/>
-          </w:tcPr>
-          <w:p>
-            <w:pPr>
-              <w:rPr>
-                <w:rFonts w:ascii="Aptos Narrow" w:hAnsi="Aptos Narrow" w:cstheme="minorHAnsi"/>
-                <w:b/>
-                <w:color w:val="000000" w:themeColor="text1"/>
-                <w:sz w:val="16"/>
-                <w:szCs w:val="16"/>
-              </w:rPr>
-            </w:pPr>
-            <w:r>
-              <w:rPr>
-                <w:rFonts w:ascii="Aptos Narrow" w:hAnsi="Aptos Narrow" w:cstheme="minorHAnsi"/>
-                <w:b/>
-                <w:color w:val="000000" w:themeColor="text1"/>
-                <w:sz w:val="16"/>
-                <w:szCs w:val="16"/>
-              </w:rPr>
-              <w:t>AWS</w:t>
-            </w:r>
-          </w:p>
-        </w:tc>
-        <w:tc>
-          <w:tcPr>
-            <w:tcW w:w="993" w:type="dxa"/>
-          </w:tcPr>
-          <w:p>
-            <w:pPr>
-              <w:rPr>
-                <w:rFonts w:ascii="Aptos Narrow" w:hAnsi="Aptos Narrow" w:cstheme="minorHAnsi"/>
-                <w:bCs/>
-                <w:color w:val="000000" w:themeColor="text1"/>
-                <w:sz w:val="16"/>
-                <w:szCs w:val="16"/>
-              </w:rPr>
-            </w:pPr>
-            <w:r>
-              <w:rPr>
-                <w:rFonts w:ascii="Aptos Narrow" w:hAnsi="Aptos Narrow" w:cstheme="minorHAnsi"/>
-                <w:bCs/>
-                <w:color w:val="000000" w:themeColor="text1"/>
-                <w:sz w:val="16"/>
-                <w:szCs w:val="16"/>
-              </w:rPr>
-              <w:t>6</w:t>
-            </w:r>
-          </w:p>
-        </w:tc>
-        <w:tc>
-          <w:tcPr>
-            <w:tcW w:w="1417" w:type="dxa"/>
-          </w:tcPr>
-          <w:p>
-            <w:pPr>
-              <w:rPr>
-                <w:rFonts w:ascii="Aptos Narrow" w:hAnsi="Aptos Narrow" w:cstheme="minorHAnsi"/>
-                <w:bCs/>
-                <w:color w:val="000000" w:themeColor="text1"/>
-                <w:sz w:val="16"/>
-                <w:szCs w:val="16"/>
-              </w:rPr>
-            </w:pPr>
-            <w:r>
-              <w:rPr>
-                <w:rFonts w:ascii="Aptos Narrow" w:hAnsi="Aptos Narrow" w:cstheme="minorHAnsi"/>
-                <w:bCs/>
-                <w:color w:val="000000" w:themeColor="text1"/>
-                <w:sz w:val="16"/>
-                <w:szCs w:val="16"/>
-              </w:rPr>
-              <w:t>Mid</w:t>
-            </w:r>
-          </w:p>
-        </w:tc>
-        <w:tc>
-          <w:tcPr>
-            <w:tcW w:w="2552" w:type="dxa"/>
-          </w:tcPr>
-          <w:p>
-            <w:pPr>
-              <w:rPr>
-                <w:rFonts w:ascii="Aptos Narrow" w:hAnsi="Aptos Narrow" w:cstheme="minorHAnsi"/>
-                <w:b/>
-                <w:color w:val="000000" w:themeColor="text1"/>
-                <w:sz w:val="16"/>
-                <w:szCs w:val="16"/>
-              </w:rPr>
-            </w:pPr>
-            <w:r>
-              <w:rPr>
-                <w:rFonts w:ascii="Aptos Narrow" w:hAnsi="Aptos Narrow" w:cstheme="minorHAnsi"/>
-                <w:b/>
-                <w:color w:val="000000" w:themeColor="text1"/>
-                <w:sz w:val="16"/>
-                <w:szCs w:val="16"/>
-              </w:rPr>
-              <w:t>Optimizely</w:t>
-            </w:r>
-          </w:p>
-        </w:tc>
-        <w:tc>
-          <w:tcPr>
-            <w:tcW w:w="992" w:type="dxa"/>
-          </w:tcPr>
-          <w:p>
-            <w:pPr>
-              <w:rPr>
-                <w:rFonts w:ascii="Aptos Narrow" w:hAnsi="Aptos Narrow" w:cstheme="minorHAnsi"/>
-                <w:bCs/>
-                <w:color w:val="000000" w:themeColor="text1"/>
-                <w:sz w:val="16"/>
-                <w:szCs w:val="16"/>
-              </w:rPr>
-            </w:pPr>
-            <w:r>
-              <w:rPr>
-                <w:rFonts w:ascii="Aptos Narrow" w:hAnsi="Aptos Narrow" w:cstheme="minorHAnsi"/>
-                <w:bCs/>
-                <w:color w:val="000000" w:themeColor="text1"/>
-                <w:sz w:val="16"/>
-                <w:szCs w:val="16"/>
-              </w:rPr>
-              <w:t>3</w:t>
-            </w:r>
-          </w:p>
-        </w:tc>
-        <w:tc>
-          <w:tcPr>
-            <w:tcW w:w="1473" w:type="dxa"/>
-          </w:tcPr>
-          <w:p>
-            <w:pPr>
-              <w:rPr>
-                <w:rFonts w:ascii="Aptos Narrow" w:hAnsi="Aptos Narrow" w:cstheme="minorHAnsi"/>
-                <w:bCs/>
-                <w:color w:val="000000" w:themeColor="text1"/>
-                <w:sz w:val="16"/>
-                <w:szCs w:val="16"/>
-              </w:rPr>
-            </w:pPr>
-            <w:r>
-              <w:rPr>
-                <w:rFonts w:ascii="Aptos Narrow" w:hAnsi="Aptos Narrow" w:cstheme="minorHAnsi"/>
-                <w:bCs/>
-                <w:color w:val="000000" w:themeColor="text1"/>
-                <w:sz w:val="16"/>
-                <w:szCs w:val="16"/>
-              </w:rPr>
-              <w:t>Lead</w:t>
-            </w:r>
-          </w:p>
-        </w:tc>
-      </w:tr>
-      <w:tr>
-        <w:tc>
-          <w:tcPr>
-            <w:tcW w:w="1809" w:type="dxa"/>
-          </w:tcPr>
-          <w:p>
-            <w:pPr>
-              <w:rPr>
-                <w:rFonts w:ascii="Aptos Narrow" w:hAnsi="Aptos Narrow" w:cstheme="minorHAnsi"/>
-                <w:b/>
-                <w:color w:val="000000" w:themeColor="text1"/>
-                <w:sz w:val="16"/>
-                <w:szCs w:val="16"/>
-              </w:rPr>
-            </w:pPr>
-            <w:r>
-              <w:rPr>
-                <w:rFonts w:ascii="Aptos Narrow" w:hAnsi="Aptos Narrow" w:cstheme="minorHAnsi"/>
-                <w:b/>
-                <w:color w:val="000000" w:themeColor="text1"/>
-                <w:sz w:val="16"/>
-                <w:szCs w:val="16"/>
-              </w:rPr>
-              <w:t>GCP</w:t>
-            </w:r>
-          </w:p>
-        </w:tc>
-        <w:tc>
-          <w:tcPr>
-            <w:tcW w:w="993" w:type="dxa"/>
-          </w:tcPr>
-          <w:p>
-            <w:pPr>
-              <w:rPr>
-                <w:rFonts w:ascii="Aptos Narrow" w:hAnsi="Aptos Narrow" w:cstheme="minorHAnsi"/>
-                <w:bCs/>
-                <w:color w:val="000000" w:themeColor="text1"/>
-                <w:sz w:val="16"/>
-                <w:szCs w:val="16"/>
-              </w:rPr>
-            </w:pPr>
-            <w:r>
-              <w:rPr>
-                <w:rFonts w:ascii="Aptos Narrow" w:hAnsi="Aptos Narrow" w:cstheme="minorHAnsi"/>
-                <w:bCs/>
-                <w:color w:val="000000" w:themeColor="text1"/>
-                <w:sz w:val="16"/>
-                <w:szCs w:val="16"/>
-              </w:rPr>
-              <w:t>1</w:t>
-            </w:r>
-          </w:p>
-        </w:tc>
-        <w:tc>
-          <w:tcPr>
-            <w:tcW w:w="1417" w:type="dxa"/>
-          </w:tcPr>
-          <w:p>
-            <w:pPr>
-              <w:rPr>
-                <w:rFonts w:ascii="Aptos Narrow" w:hAnsi="Aptos Narrow" w:cstheme="minorHAnsi"/>
-                <w:bCs/>
-                <w:color w:val="000000" w:themeColor="text1"/>
-                <w:sz w:val="16"/>
-                <w:szCs w:val="16"/>
-              </w:rPr>
-            </w:pPr>
-            <w:r>
-              <w:rPr>
-                <w:rFonts w:ascii="Aptos Narrow" w:hAnsi="Aptos Narrow" w:cstheme="minorHAnsi"/>
-                <w:bCs/>
-                <w:color w:val="000000" w:themeColor="text1"/>
-                <w:sz w:val="16"/>
-                <w:szCs w:val="16"/>
-              </w:rPr>
-              <w:t>Mid</w:t>
-            </w:r>
-          </w:p>
-        </w:tc>
-        <w:tc>
-          <w:tcPr>
-            <w:tcW w:w="2552" w:type="dxa"/>
-          </w:tcPr>
-          <w:p>
-            <w:pPr>
-              <w:rPr>
-                <w:rFonts w:ascii="Aptos Narrow" w:hAnsi="Aptos Narrow" w:cstheme="minorHAnsi"/>
-                <w:b/>
-                <w:color w:val="000000" w:themeColor="text1"/>
-                <w:sz w:val="16"/>
-                <w:szCs w:val="16"/>
-              </w:rPr>
-            </w:pPr>
-            <w:r>
-              <w:rPr>
-                <w:rFonts w:ascii="Aptos Narrow" w:hAnsi="Aptos Narrow" w:cstheme="minorHAnsi"/>
-                <w:b/>
-                <w:color w:val="000000" w:themeColor="text1"/>
-                <w:sz w:val="16"/>
-                <w:szCs w:val="16"/>
-              </w:rPr>
-              <w:t>Umbraco</w:t>
-            </w:r>
-          </w:p>
-        </w:tc>
-        <w:tc>
-          <w:tcPr>
-            <w:tcW w:w="992" w:type="dxa"/>
-          </w:tcPr>
-          <w:p>
-            <w:pPr>
-              <w:rPr>
-                <w:rFonts w:ascii="Aptos Narrow" w:hAnsi="Aptos Narrow" w:cstheme="minorHAnsi"/>
-                <w:bCs/>
-                <w:color w:val="000000" w:themeColor="text1"/>
-                <w:sz w:val="16"/>
-                <w:szCs w:val="16"/>
-              </w:rPr>
-            </w:pPr>
-            <w:r>
-              <w:rPr>
-                <w:rFonts w:ascii="Aptos Narrow" w:hAnsi="Aptos Narrow" w:cstheme="minorHAnsi"/>
-                <w:bCs/>
-                <w:color w:val="000000" w:themeColor="text1"/>
-                <w:sz w:val="16"/>
-                <w:szCs w:val="16"/>
-              </w:rPr>
-              <w:t>7</w:t>
-            </w:r>
-          </w:p>
-        </w:tc>
-        <w:tc>
-          <w:tcPr>
-            <w:tcW w:w="1473" w:type="dxa"/>
-          </w:tcPr>
-          <w:p>
-            <w:pPr>
-              <w:rPr>
-                <w:rFonts w:ascii="Aptos Narrow" w:hAnsi="Aptos Narrow" w:cstheme="minorHAnsi"/>
-                <w:bCs/>
-                <w:color w:val="000000" w:themeColor="text1"/>
-                <w:sz w:val="16"/>
-                <w:szCs w:val="16"/>
-              </w:rPr>
-            </w:pPr>
-            <w:r>
-              <w:rPr>
-                <w:rFonts w:ascii="Aptos Narrow" w:hAnsi="Aptos Narrow" w:cstheme="minorHAnsi"/>
-                <w:bCs/>
-                <w:color w:val="000000" w:themeColor="text1"/>
-                <w:sz w:val="16"/>
-                <w:szCs w:val="16"/>
-              </w:rPr>
-              <w:t>Lead</w:t>
-            </w:r>
-          </w:p>
-        </w:tc>
-      </w:tr>
-      <w:tr>
-        <w:tc>
-          <w:tcPr>
-            <w:tcW w:w="1809" w:type="dxa"/>
-          </w:tcPr>
-          <w:p>
-            <w:pPr>
-              <w:rPr>
-                <w:rFonts w:ascii="Aptos Narrow" w:hAnsi="Aptos Narrow" w:cstheme="minorHAnsi"/>
-                <w:b/>
-                <w:color w:val="000000" w:themeColor="text1"/>
-                <w:sz w:val="16"/>
-                <w:szCs w:val="16"/>
-              </w:rPr>
-            </w:pPr>
-            <w:r>
-              <w:rPr>
-                <w:rFonts w:ascii="Aptos Narrow" w:hAnsi="Aptos Narrow" w:cstheme="minorHAnsi"/>
-                <w:b/>
-                <w:color w:val="000000" w:themeColor="text1"/>
-                <w:sz w:val="16"/>
-                <w:szCs w:val="16"/>
-              </w:rPr>
-              <w:t>SQL</w:t>
-            </w:r>
-          </w:p>
-        </w:tc>
-        <w:tc>
-          <w:tcPr>
-            <w:tcW w:w="993" w:type="dxa"/>
-          </w:tcPr>
-          <w:p>
-            <w:pPr>
-              <w:rPr>
-                <w:rFonts w:ascii="Aptos Narrow" w:hAnsi="Aptos Narrow" w:cstheme="minorHAnsi"/>
-                <w:bCs/>
-                <w:color w:val="000000" w:themeColor="text1"/>
-                <w:sz w:val="16"/>
-                <w:szCs w:val="16"/>
-              </w:rPr>
-            </w:pPr>
-            <w:r>
-              <w:rPr>
-                <w:rFonts w:ascii="Aptos Narrow" w:hAnsi="Aptos Narrow" w:cstheme="minorHAnsi"/>
-                <w:bCs/>
-                <w:color w:val="000000" w:themeColor="text1"/>
-                <w:sz w:val="16"/>
-                <w:szCs w:val="16"/>
-              </w:rPr>
-              <w:t>10+</w:t>
-            </w:r>
-          </w:p>
-        </w:tc>
-        <w:tc>
-          <w:tcPr>
-            <w:tcW w:w="1417" w:type="dxa"/>
-          </w:tcPr>
-          <w:p>
-            <w:pPr>
-              <w:rPr>
-                <w:rFonts w:ascii="Aptos Narrow" w:hAnsi="Aptos Narrow" w:cstheme="minorHAnsi"/>
-                <w:bCs/>
-                <w:color w:val="000000" w:themeColor="text1"/>
-                <w:sz w:val="16"/>
-                <w:szCs w:val="16"/>
-              </w:rPr>
-            </w:pPr>
-            <w:r>
-              <w:rPr>
-                <w:rFonts w:ascii="Aptos Narrow" w:hAnsi="Aptos Narrow" w:cstheme="minorHAnsi"/>
-                <w:bCs/>
-                <w:color w:val="000000" w:themeColor="text1"/>
-                <w:sz w:val="16"/>
-                <w:szCs w:val="16"/>
-              </w:rPr>
-              <w:t>Lead</w:t>
-            </w:r>
-          </w:p>
-        </w:tc>
-        <w:tc>
-          <w:tcPr>
-            <w:tcW w:w="2552" w:type="dxa"/>
-          </w:tcPr>
-          <w:p>
-            <w:pPr>
-              <w:rPr>
-                <w:rFonts w:ascii="Aptos Narrow" w:hAnsi="Aptos Narrow" w:cstheme="minorHAnsi"/>
-                <w:b/>
-                <w:color w:val="000000" w:themeColor="text1"/>
-                <w:sz w:val="16"/>
-                <w:szCs w:val="16"/>
-              </w:rPr>
-            </w:pPr>
-            <w:proofErr w:type="spellStart"/>
-            <w:r>
-              <w:rPr>
-                <w:rFonts w:ascii="Aptos Narrow" w:hAnsi="Aptos Narrow" w:cstheme="minorHAnsi"/>
-                <w:b/>
-                <w:color w:val="000000" w:themeColor="text1"/>
-                <w:sz w:val="16"/>
-                <w:szCs w:val="16"/>
-              </w:rPr>
-              <w:t>WebFlow</w:t>
-            </w:r>
-            <w:proofErr w:type="spellEnd"/>
-          </w:p>
-        </w:tc>
-        <w:tc>
-          <w:tcPr>
-            <w:tcW w:w="992" w:type="dxa"/>
-          </w:tcPr>
-          <w:p>
-            <w:pPr>
-              <w:rPr>
-                <w:rFonts w:ascii="Aptos Narrow" w:hAnsi="Aptos Narrow" w:cstheme="minorHAnsi"/>
-                <w:bCs/>
-                <w:color w:val="000000" w:themeColor="text1"/>
-                <w:sz w:val="16"/>
-                <w:szCs w:val="16"/>
-              </w:rPr>
-            </w:pPr>
-            <w:r>
-              <w:rPr>
-                <w:rFonts w:ascii="Aptos Narrow" w:hAnsi="Aptos Narrow" w:cstheme="minorHAnsi"/>
-                <w:bCs/>
-                <w:color w:val="000000" w:themeColor="text1"/>
-                <w:sz w:val="16"/>
-                <w:szCs w:val="16"/>
-              </w:rPr>
-              <w:t>2</w:t>
-            </w:r>
-          </w:p>
-        </w:tc>
-        <w:tc>
-          <w:tcPr>
-            <w:tcW w:w="1473" w:type="dxa"/>
-          </w:tcPr>
-          <w:p>
-            <w:pPr>
-              <w:rPr>
-                <w:rFonts w:ascii="Aptos Narrow" w:hAnsi="Aptos Narrow" w:cstheme="minorHAnsi"/>
-                <w:bCs/>
-                <w:color w:val="000000" w:themeColor="text1"/>
-                <w:sz w:val="16"/>
-                <w:szCs w:val="16"/>
-              </w:rPr>
-            </w:pPr>
-            <w:r>
-              <w:rPr>
-                <w:rFonts w:ascii="Aptos Narrow" w:hAnsi="Aptos Narrow" w:cstheme="minorHAnsi"/>
-                <w:bCs/>
-                <w:color w:val="000000" w:themeColor="text1"/>
-                <w:sz w:val="16"/>
-                <w:szCs w:val="16"/>
-              </w:rPr>
-              <w:t>Senior</w:t>
-            </w:r>
-          </w:p>
-        </w:tc>
-      </w:tr>
-      <w:tr>
-        <w:tc>
-          <w:tcPr>
-            <w:tcW w:w="1809" w:type="dxa"/>
-          </w:tcPr>
-          <w:p>
-            <w:pPr>
-              <w:rPr>
-                <w:rFonts w:ascii="Aptos Narrow" w:hAnsi="Aptos Narrow" w:cstheme="minorHAnsi"/>
-                <w:b/>
-                <w:color w:val="000000" w:themeColor="text1"/>
-                <w:sz w:val="16"/>
-                <w:szCs w:val="16"/>
-              </w:rPr>
-            </w:pPr>
-            <w:r>
-              <w:rPr>
-                <w:rFonts w:ascii="Aptos Narrow" w:hAnsi="Aptos Narrow" w:cstheme="minorHAnsi"/>
-                <w:b/>
-                <w:color w:val="000000" w:themeColor="text1"/>
-                <w:sz w:val="16"/>
-                <w:szCs w:val="16"/>
-              </w:rPr>
-              <w:t>WCAG</w:t>
-            </w:r>
-          </w:p>
-        </w:tc>
-        <w:tc>
-          <w:tcPr>
-            <w:tcW w:w="993" w:type="dxa"/>
-          </w:tcPr>
-          <w:p>
-            <w:pPr>
-              <w:rPr>
-                <w:rFonts w:ascii="Aptos Narrow" w:hAnsi="Aptos Narrow" w:cstheme="minorHAnsi"/>
-                <w:bCs/>
-                <w:color w:val="000000" w:themeColor="text1"/>
-                <w:sz w:val="16"/>
-                <w:szCs w:val="16"/>
-              </w:rPr>
-            </w:pPr>
-            <w:r>
-              <w:rPr>
-                <w:rFonts w:ascii="Aptos Narrow" w:hAnsi="Aptos Narrow" w:cstheme="minorHAnsi"/>
-                <w:bCs/>
-                <w:color w:val="000000" w:themeColor="text1"/>
-                <w:sz w:val="16"/>
-                <w:szCs w:val="16"/>
-              </w:rPr>
-              <w:t>10+</w:t>
-            </w:r>
-          </w:p>
-        </w:tc>
-        <w:tc>
-          <w:tcPr>
-            <w:tcW w:w="1417" w:type="dxa"/>
-          </w:tcPr>
-          <w:p>
-            <w:pPr>
-              <w:rPr>
-                <w:rFonts w:ascii="Aptos Narrow" w:hAnsi="Aptos Narrow" w:cstheme="minorHAnsi"/>
-                <w:bCs/>
-                <w:color w:val="000000" w:themeColor="text1"/>
-                <w:sz w:val="16"/>
-                <w:szCs w:val="16"/>
-              </w:rPr>
-            </w:pPr>
-            <w:r>
-              <w:rPr>
-                <w:rFonts w:ascii="Aptos Narrow" w:hAnsi="Aptos Narrow" w:cstheme="minorHAnsi"/>
-                <w:bCs/>
-                <w:color w:val="000000" w:themeColor="text1"/>
-                <w:sz w:val="16"/>
-                <w:szCs w:val="16"/>
-              </w:rPr>
-              <w:t>Lead</w:t>
-            </w:r>
-          </w:p>
-        </w:tc>
-        <w:tc>
-          <w:tcPr>
-            <w:tcW w:w="2552" w:type="dxa"/>
-          </w:tcPr>
-          <w:p>
-            <w:pPr>
-              <w:rPr>
-                <w:rFonts w:ascii="Aptos Narrow" w:hAnsi="Aptos Narrow" w:cstheme="minorHAnsi"/>
-                <w:b/>
-                <w:color w:val="000000" w:themeColor="text1"/>
-                <w:sz w:val="16"/>
-                <w:szCs w:val="16"/>
-              </w:rPr>
-            </w:pPr>
-            <w:proofErr w:type="spellStart"/>
-            <w:r>
-              <w:rPr>
-                <w:rFonts w:ascii="Aptos Narrow" w:hAnsi="Aptos Narrow" w:cstheme="minorHAnsi"/>
-                <w:b/>
-                <w:color w:val="000000" w:themeColor="text1"/>
-                <w:sz w:val="16"/>
-                <w:szCs w:val="16"/>
-              </w:rPr>
-              <w:t>FlutterFlow</w:t>
-            </w:r>
-            <w:proofErr w:type="spellEnd"/>
-          </w:p>
-        </w:tc>
-        <w:tc>
-          <w:tcPr>
-            <w:tcW w:w="992" w:type="dxa"/>
-          </w:tcPr>
-          <w:p>
-            <w:pPr>
-              <w:rPr>
-                <w:rFonts w:ascii="Aptos Narrow" w:hAnsi="Aptos Narrow" w:cstheme="minorHAnsi"/>
-                <w:bCs/>
-                <w:color w:val="000000" w:themeColor="text1"/>
-                <w:sz w:val="16"/>
-                <w:szCs w:val="16"/>
-              </w:rPr>
-            </w:pPr>
-            <w:r>
-              <w:rPr>
-                <w:rFonts w:ascii="Aptos Narrow" w:hAnsi="Aptos Narrow" w:cstheme="minorHAnsi"/>
-                <w:bCs/>
-                <w:color w:val="000000" w:themeColor="text1"/>
-                <w:sz w:val="16"/>
-                <w:szCs w:val="16"/>
-              </w:rPr>
-              <w:t>2</w:t>
-            </w:r>
-          </w:p>
-        </w:tc>
-        <w:tc>
-          <w:tcPr>
-            <w:tcW w:w="1473" w:type="dxa"/>
-          </w:tcPr>
-          <w:p>
-            <w:pPr>
-              <w:rPr>
-                <w:rFonts w:ascii="Aptos Narrow" w:hAnsi="Aptos Narrow" w:cstheme="minorHAnsi"/>
-                <w:bCs/>
-                <w:color w:val="000000" w:themeColor="text1"/>
-                <w:sz w:val="16"/>
-                <w:szCs w:val="16"/>
-              </w:rPr>
-            </w:pPr>
-            <w:r>
-              <w:rPr>
-                <w:rFonts w:ascii="Aptos Narrow" w:hAnsi="Aptos Narrow" w:cstheme="minorHAnsi"/>
-                <w:bCs/>
-                <w:color w:val="000000" w:themeColor="text1"/>
-                <w:sz w:val="16"/>
-                <w:szCs w:val="16"/>
-              </w:rPr>
-              <w:t>Senior</w:t>
-            </w:r>
-          </w:p>
-        </w:tc>
-      </w:tr>
-      <w:tr>
-        <w:tc>
-          <w:tcPr>
-            <w:tcW w:w="1809" w:type="dxa"/>
-          </w:tcPr>
-          <w:p>
-            <w:pPr>
-              <w:rPr>
-                <w:rFonts w:ascii="Aptos Narrow" w:hAnsi="Aptos Narrow" w:cstheme="minorHAnsi"/>
-                <w:b/>
-                <w:color w:val="000000" w:themeColor="text1"/>
-                <w:sz w:val="16"/>
-                <w:szCs w:val="16"/>
-              </w:rPr>
-            </w:pPr>
-            <w:r>
-              <w:rPr>
-                <w:rFonts w:ascii="Aptos Narrow" w:hAnsi="Aptos Narrow" w:cstheme="minorHAnsi"/>
-                <w:b/>
-                <w:color w:val="000000" w:themeColor="text1"/>
-                <w:sz w:val="16"/>
-                <w:szCs w:val="16"/>
-              </w:rPr>
-              <w:t>TOGAF</w:t>
-            </w:r>
-          </w:p>
-        </w:tc>
-        <w:tc>
-          <w:tcPr>
-            <w:tcW w:w="993" w:type="dxa"/>
-          </w:tcPr>
-          <w:p>
-            <w:pPr>
-              <w:rPr>
-                <w:rFonts w:ascii="Aptos Narrow" w:hAnsi="Aptos Narrow" w:cstheme="minorHAnsi"/>
-                <w:bCs/>
-                <w:color w:val="000000" w:themeColor="text1"/>
-                <w:sz w:val="16"/>
-                <w:szCs w:val="16"/>
-              </w:rPr>
-            </w:pPr>
-            <w:r>
-              <w:rPr>
-                <w:rFonts w:ascii="Aptos Narrow" w:hAnsi="Aptos Narrow" w:cstheme="minorHAnsi"/>
-                <w:bCs/>
-                <w:color w:val="000000" w:themeColor="text1"/>
-                <w:sz w:val="16"/>
-                <w:szCs w:val="16"/>
-              </w:rPr>
-              <w:t>3</w:t>
-            </w:r>
-          </w:p>
-        </w:tc>
-        <w:tc>
-          <w:tcPr>
-            <w:tcW w:w="1417" w:type="dxa"/>
-          </w:tcPr>
-          <w:p>
-            <w:pPr>
-              <w:rPr>
-                <w:rFonts w:ascii="Aptos Narrow" w:hAnsi="Aptos Narrow" w:cstheme="minorHAnsi"/>
-                <w:bCs/>
-                <w:color w:val="000000" w:themeColor="text1"/>
-                <w:sz w:val="16"/>
-                <w:szCs w:val="16"/>
-              </w:rPr>
-            </w:pPr>
-            <w:r>
-              <w:rPr>
-                <w:rFonts w:ascii="Aptos Narrow" w:hAnsi="Aptos Narrow" w:cstheme="minorHAnsi"/>
-                <w:bCs/>
-                <w:color w:val="000000" w:themeColor="text1"/>
-                <w:sz w:val="16"/>
-                <w:szCs w:val="16"/>
-              </w:rPr>
-              <w:t>Mid</w:t>
-            </w:r>
-          </w:p>
-        </w:tc>
-        <w:tc>
-          <w:tcPr>
-            <w:tcW w:w="2552" w:type="dxa"/>
-          </w:tcPr>
-          <w:p>
-            <w:pPr>
-              <w:rPr>
-                <w:rFonts w:ascii="Aptos Narrow" w:hAnsi="Aptos Narrow" w:cstheme="minorHAnsi"/>
-                <w:b/>
-                <w:color w:val="000000" w:themeColor="text1"/>
-                <w:sz w:val="16"/>
-                <w:szCs w:val="16"/>
-              </w:rPr>
-            </w:pPr>
-            <w:r>
-              <w:rPr>
-                <w:rFonts w:ascii="Aptos Narrow" w:hAnsi="Aptos Narrow" w:cstheme="minorHAnsi"/>
-                <w:b/>
-                <w:color w:val="000000" w:themeColor="text1"/>
-                <w:sz w:val="16"/>
-                <w:szCs w:val="16"/>
-              </w:rPr>
-              <w:t>Software Engineering Manager</w:t>
-            </w:r>
-          </w:p>
-        </w:tc>
-        <w:tc>
-          <w:tcPr>
-            <w:tcW w:w="992" w:type="dxa"/>
-          </w:tcPr>
-          <w:p>
-            <w:pPr>
-              <w:rPr>
-                <w:rFonts w:ascii="Aptos Narrow" w:hAnsi="Aptos Narrow" w:cstheme="minorHAnsi"/>
-                <w:bCs/>
-                <w:color w:val="000000" w:themeColor="text1"/>
-                <w:sz w:val="16"/>
-                <w:szCs w:val="16"/>
-              </w:rPr>
-            </w:pPr>
-            <w:r>
-              <w:rPr>
-                <w:rFonts w:ascii="Aptos Narrow" w:hAnsi="Aptos Narrow" w:cstheme="minorHAnsi"/>
-                <w:bCs/>
-                <w:color w:val="000000" w:themeColor="text1"/>
-                <w:sz w:val="16"/>
-                <w:szCs w:val="16"/>
-              </w:rPr>
-              <w:t>7</w:t>
-            </w:r>
-          </w:p>
-        </w:tc>
-        <w:tc>
-          <w:tcPr>
-            <w:tcW w:w="1473" w:type="dxa"/>
-          </w:tcPr>
-          <w:p>
-            <w:pPr>
-              <w:rPr>
-                <w:rFonts w:ascii="Aptos Narrow" w:hAnsi="Aptos Narrow" w:cstheme="minorHAnsi"/>
-                <w:bCs/>
-                <w:color w:val="000000" w:themeColor="text1"/>
-                <w:sz w:val="16"/>
-                <w:szCs w:val="16"/>
-              </w:rPr>
-            </w:pPr>
-            <w:r>
-              <w:rPr>
-                <w:rFonts w:ascii="Aptos Narrow" w:hAnsi="Aptos Narrow" w:cstheme="minorHAnsi"/>
-                <w:bCs/>
-                <w:color w:val="000000" w:themeColor="text1"/>
-                <w:sz w:val="16"/>
-                <w:szCs w:val="16"/>
-              </w:rPr>
-              <w:t>Lead</w:t>
-            </w:r>
-          </w:p>
-        </w:tc>
-      </w:tr>
-      <w:tr>
-        <w:tc>
-          <w:tcPr>
-            <w:tcW w:w="1809" w:type="dxa"/>
-          </w:tcPr>
-          <w:p>
-            <w:pPr>
-              <w:rPr>
-                <w:rFonts w:ascii="Aptos Narrow" w:hAnsi="Aptos Narrow" w:cstheme="minorHAnsi"/>
-                <w:b/>
-                <w:color w:val="000000" w:themeColor="text1"/>
-                <w:sz w:val="16"/>
-                <w:szCs w:val="16"/>
-              </w:rPr>
-            </w:pPr>
-            <w:r>
-              <w:rPr>
-                <w:rFonts w:ascii="Aptos Narrow" w:hAnsi="Aptos Narrow" w:cstheme="minorHAnsi"/>
-                <w:b/>
-                <w:color w:val="000000" w:themeColor="text1"/>
-                <w:sz w:val="16"/>
-                <w:szCs w:val="16"/>
-              </w:rPr>
-              <w:t>ArchiMate</w:t>
-            </w:r>
-          </w:p>
-        </w:tc>
-        <w:tc>
-          <w:tcPr>
-            <w:tcW w:w="993" w:type="dxa"/>
-          </w:tcPr>
-          <w:p>
-            <w:pPr>
-              <w:rPr>
-                <w:rFonts w:ascii="Aptos Narrow" w:hAnsi="Aptos Narrow" w:cstheme="minorHAnsi"/>
-                <w:bCs/>
-                <w:color w:val="000000" w:themeColor="text1"/>
-                <w:sz w:val="16"/>
-                <w:szCs w:val="16"/>
-              </w:rPr>
-            </w:pPr>
-            <w:r>
-              <w:rPr>
-                <w:rFonts w:ascii="Aptos Narrow" w:hAnsi="Aptos Narrow" w:cstheme="minorHAnsi"/>
-                <w:bCs/>
-                <w:color w:val="000000" w:themeColor="text1"/>
-                <w:sz w:val="16"/>
-                <w:szCs w:val="16"/>
-              </w:rPr>
-              <w:t>1</w:t>
-            </w:r>
-          </w:p>
-        </w:tc>
-        <w:tc>
-          <w:tcPr>
-            <w:tcW w:w="1417" w:type="dxa"/>
-          </w:tcPr>
-          <w:p>
-            <w:pPr>
-              <w:rPr>
-                <w:rFonts w:ascii="Aptos Narrow" w:hAnsi="Aptos Narrow" w:cstheme="minorHAnsi"/>
-                <w:bCs/>
-                <w:color w:val="000000" w:themeColor="text1"/>
-                <w:sz w:val="16"/>
-                <w:szCs w:val="16"/>
-              </w:rPr>
-            </w:pPr>
-            <w:r>
-              <w:rPr>
-                <w:rFonts w:ascii="Aptos Narrow" w:hAnsi="Aptos Narrow" w:cstheme="minorHAnsi"/>
-                <w:bCs/>
-                <w:color w:val="000000" w:themeColor="text1"/>
-                <w:sz w:val="16"/>
-                <w:szCs w:val="16"/>
-              </w:rPr>
-              <w:t>New</w:t>
-            </w:r>
-          </w:p>
-        </w:tc>
-        <w:tc>
-          <w:tcPr>
-            <w:tcW w:w="2552" w:type="dxa"/>
-          </w:tcPr>
-          <w:p>
-            <w:pPr>
-              <w:rPr>
-                <w:rFonts w:ascii="Aptos Narrow" w:hAnsi="Aptos Narrow" w:cstheme="minorHAnsi"/>
-                <w:b/>
-                <w:color w:val="000000" w:themeColor="text1"/>
-                <w:sz w:val="16"/>
-                <w:szCs w:val="16"/>
-              </w:rPr>
-            </w:pPr>
-            <w:r>
-              <w:rPr>
-                <w:rFonts w:ascii="Aptos Narrow" w:hAnsi="Aptos Narrow" w:cstheme="minorHAnsi"/>
-                <w:b/>
-                <w:color w:val="000000" w:themeColor="text1"/>
-                <w:sz w:val="16"/>
-                <w:szCs w:val="16"/>
-              </w:rPr>
-              <w:t>D365</w:t>
-            </w:r>
-          </w:p>
-        </w:tc>
-        <w:tc>
-          <w:tcPr>
-            <w:tcW w:w="992" w:type="dxa"/>
-          </w:tcPr>
-          <w:p>
-            <w:pPr>
-              <w:rPr>
-                <w:rFonts w:ascii="Aptos Narrow" w:hAnsi="Aptos Narrow" w:cstheme="minorHAnsi"/>
-                <w:bCs/>
-                <w:color w:val="000000" w:themeColor="text1"/>
-                <w:sz w:val="16"/>
-                <w:szCs w:val="16"/>
-              </w:rPr>
-            </w:pPr>
-            <w:r>
-              <w:rPr>
-                <w:rFonts w:ascii="Aptos Narrow" w:hAnsi="Aptos Narrow" w:cstheme="minorHAnsi"/>
-                <w:bCs/>
-                <w:color w:val="000000" w:themeColor="text1"/>
-                <w:sz w:val="16"/>
-                <w:szCs w:val="16"/>
-              </w:rPr>
-              <w:t>1</w:t>
-            </w:r>
-          </w:p>
-        </w:tc>
-        <w:tc>
-          <w:tcPr>
-            <w:tcW w:w="1473" w:type="dxa"/>
-          </w:tcPr>
-          <w:p>
-            <w:pPr>
-              <w:rPr>
-                <w:rFonts w:ascii="Aptos Narrow" w:hAnsi="Aptos Narrow" w:cstheme="minorHAnsi"/>
-                <w:bCs/>
-                <w:color w:val="000000" w:themeColor="text1"/>
-                <w:sz w:val="16"/>
-                <w:szCs w:val="16"/>
-              </w:rPr>
-            </w:pPr>
-            <w:r>
-              <w:rPr>
-                <w:rFonts w:ascii="Aptos Narrow" w:hAnsi="Aptos Narrow" w:cstheme="minorHAnsi"/>
-                <w:bCs/>
-                <w:color w:val="000000" w:themeColor="text1"/>
-                <w:sz w:val="16"/>
-                <w:szCs w:val="16"/>
-              </w:rPr>
-              <w:t>New</w:t>
-            </w:r>
-          </w:p>
-        </w:tc>
-      </w:tr>
-    </w:tbl>
-    <w:p>
-      <w:pPr>
-        <w:rPr>
-          <w:rFonts w:ascii="Aptos Narrow" w:hAnsi="Aptos Narrow" w:cstheme="minorHAnsi"/>
-          <w:b/>
-          <w:color w:val="000000" w:themeColor="text1"/>
-          <w:sz w:val="20"/>
-          <w:szCs w:val="20"/>
-        </w:rPr>
-      </w:pPr>
-    </w:p>
-    <w:p>
-      <w:pPr>
-        <w:pStyle w:val="Title"/>
-        <w:pBdr>
-          <w:top w:val="single" w:sz="4" w:space="1" w:color="auto"/>
-        </w:pBdr>
-        <w:spacing w:line="264" w:lineRule="auto"/>
-        <w:ind w:left="0"/>
-        <w:jc w:val="left"/>
-        <w:rPr>
           <w:rFonts w:ascii="Aptos Narrow" w:hAnsi="Aptos Narrow" w:cs="Arial"/>
           <w:color w:val="000000" w:themeColor="text1"/>
           <w:sz w:val="20"/>
@@ -2698,6 +3471,50 @@
           <w:sz w:val="20"/>
           <w:szCs w:val="20"/>
         </w:rPr>
+        <w:t xml:space="preserve">Carter </w:t>
+      </w:r>
+      <w:proofErr w:type="spellStart"/>
+      <w:r>
+        <w:rPr>
+          <w:rFonts w:ascii="Aptos Narrow" w:hAnsi="Aptos Narrow" w:cs="Arial"/>
+          <w:color w:val="000000" w:themeColor="text1"/>
+          <w:sz w:val="20"/>
+          <w:szCs w:val="20"/>
+        </w:rPr>
+        <w:t>Capner</w:t>
+      </w:r>
+      <w:proofErr w:type="spellEnd"/>
+      <w:r>
+        <w:rPr>
+          <w:rFonts w:ascii="Aptos Narrow" w:hAnsi="Aptos Narrow" w:cs="Arial"/>
+          <w:color w:val="000000" w:themeColor="text1"/>
+          <w:sz w:val="20"/>
+          <w:szCs w:val="20"/>
+        </w:rPr>
+        <w:t xml:space="preserve"> Law:</w:t>
+      </w:r>
+    </w:p>
+    <w:p>
+      <w:pPr>
+        <w:pStyle w:val="ListParagraph"/>
+        <w:numPr>
+          <w:ilvl w:val="1"/>
+          <w:numId w:val="24"/>
+        </w:numPr>
+        <w:rPr>
+          <w:rFonts w:ascii="Aptos Narrow" w:hAnsi="Aptos Narrow" w:cs="Arial"/>
+          <w:color w:val="000000" w:themeColor="text1"/>
+          <w:sz w:val="20"/>
+          <w:szCs w:val="20"/>
+        </w:rPr>
+      </w:pPr>
+      <w:r>
+        <w:rPr>
+          <w:rFonts w:ascii="Aptos Narrow" w:hAnsi="Aptos Narrow" w:cs="Arial"/>
+          <w:color w:val="000000" w:themeColor="text1"/>
+          <w:sz w:val="20"/>
+          <w:szCs w:val="20"/>
+        </w:rPr>
         <w:t>Azure AI project – Automated phone calls, Teams Chatbot, Report writer, LLM model training</w:t>
       </w:r>
     </w:p>
@@ -2722,25 +3539,7 @@
           <w:sz w:val="20"/>
           <w:szCs w:val="20"/>
         </w:rPr>
-        <w:t xml:space="preserve">Conducted comprehensive accessibility compliance audit for a global </w:t>
-      </w:r>
-      <w:r>
-        <w:rPr>
-          <w:rFonts w:ascii="Aptos Narrow" w:hAnsi="Aptos Narrow" w:cs="Arial"/>
-          <w:color w:val="000000" w:themeColor="text1"/>
-          <w:sz w:val="20"/>
-          <w:szCs w:val="20"/>
-        </w:rPr>
-        <w:t>rostering SaaS vendor</w:t>
-      </w:r>
-      <w:r>
-        <w:rPr>
-          <w:rFonts w:ascii="Aptos Narrow" w:hAnsi="Aptos Narrow" w:cs="Arial"/>
-          <w:color w:val="000000" w:themeColor="text1"/>
-          <w:sz w:val="20"/>
-          <w:szCs w:val="20"/>
-        </w:rPr>
-        <w:t>:</w:t>
+        <w:t>Totalmobile UK</w:t>
       </w:r>
     </w:p>
     <w:p>
@@ -2764,6 +3563,57 @@
           <w:sz w:val="20"/>
           <w:szCs w:val="20"/>
         </w:rPr>
+        <w:t xml:space="preserve">Conducted comprehensive accessibility compliance audit for a global </w:t>
+      </w:r>
+      <w:r>
+        <w:rPr>
+          <w:rFonts w:ascii="Aptos Narrow" w:hAnsi="Aptos Narrow" w:cs="Arial"/>
+          <w:color w:val="000000" w:themeColor="text1"/>
+          <w:sz w:val="20"/>
+          <w:szCs w:val="20"/>
+        </w:rPr>
+        <w:t>rostering SaaS vendor</w:t>
+      </w:r>
+      <w:r>
+        <w:rPr>
+          <w:rFonts w:ascii="Aptos Narrow" w:hAnsi="Aptos Narrow" w:cs="Arial"/>
+          <w:color w:val="000000" w:themeColor="text1"/>
+          <w:sz w:val="20"/>
+          <w:szCs w:val="20"/>
+        </w:rPr>
+        <w:t xml:space="preserve"> entering the Australian market</w:t>
+      </w:r>
+      <w:r>
+        <w:rPr>
+          <w:rFonts w:ascii="Aptos Narrow" w:hAnsi="Aptos Narrow" w:cs="Arial"/>
+          <w:color w:val="000000" w:themeColor="text1"/>
+          <w:sz w:val="20"/>
+          <w:szCs w:val="20"/>
+        </w:rPr>
+        <w:t>:</w:t>
+      </w:r>
+    </w:p>
+    <w:p>
+      <w:pPr>
+        <w:pStyle w:val="ListParagraph"/>
+        <w:numPr>
+          <w:ilvl w:val="2"/>
+          <w:numId w:val="24"/>
+        </w:numPr>
+        <w:rPr>
+          <w:rFonts w:ascii="Aptos Narrow" w:hAnsi="Aptos Narrow" w:cs="Arial"/>
+          <w:color w:val="000000" w:themeColor="text1"/>
+          <w:sz w:val="20"/>
+          <w:szCs w:val="20"/>
+        </w:rPr>
+      </w:pPr>
+      <w:r>
+        <w:rPr>
+          <w:rFonts w:ascii="Aptos Narrow" w:hAnsi="Aptos Narrow" w:cs="Arial"/>
+          <w:color w:val="000000" w:themeColor="text1"/>
+          <w:sz w:val="20"/>
+          <w:szCs w:val="20"/>
+        </w:rPr>
         <w:t>WCAG 2.1 AA standards</w:t>
       </w:r>
       <w:r>
@@ -2801,6 +3651,114 @@
           <w:szCs w:val="20"/>
         </w:rPr>
         <w:t>ADA compliance</w:t>
+      </w:r>
+    </w:p>
+    <w:p>
+      <w:pPr>
+        <w:pStyle w:val="ListParagraph"/>
+        <w:numPr>
+          <w:ilvl w:val="2"/>
+          <w:numId w:val="24"/>
+        </w:numPr>
+        <w:rPr>
+          <w:rFonts w:ascii="Aptos Narrow" w:hAnsi="Aptos Narrow" w:cs="Arial"/>
+          <w:color w:val="000000" w:themeColor="text1"/>
+          <w:sz w:val="20"/>
+          <w:szCs w:val="20"/>
+        </w:rPr>
+      </w:pPr>
+      <w:r>
+        <w:rPr>
+          <w:rFonts w:ascii="Aptos Narrow" w:hAnsi="Aptos Narrow" w:cs="Arial"/>
+          <w:color w:val="000000" w:themeColor="text1"/>
+          <w:sz w:val="20"/>
+          <w:szCs w:val="20"/>
+        </w:rPr>
+        <w:t>VTAP certification for tender eligibility</w:t>
+      </w:r>
+    </w:p>
+    <w:p>
+      <w:pPr>
+        <w:pStyle w:val="ListParagraph"/>
+        <w:numPr>
+          <w:ilvl w:val="0"/>
+          <w:numId w:val="24"/>
+        </w:numPr>
+        <w:rPr>
+          <w:rFonts w:ascii="Aptos Narrow" w:hAnsi="Aptos Narrow" w:cs="Arial"/>
+          <w:color w:val="000000" w:themeColor="text1"/>
+          <w:sz w:val="20"/>
+          <w:szCs w:val="20"/>
+        </w:rPr>
+      </w:pPr>
+      <w:r>
+        <w:rPr>
+          <w:rFonts w:ascii="Aptos Narrow" w:hAnsi="Aptos Narrow" w:cs="Arial"/>
+          <w:color w:val="000000" w:themeColor="text1"/>
+          <w:sz w:val="20"/>
+          <w:szCs w:val="20"/>
+        </w:rPr>
+        <w:t>Built a consolidated timesheet application (.NET 8.0, C#)</w:t>
+      </w:r>
+      <w:r>
+        <w:rPr>
+          <w:rFonts w:ascii="Aptos Narrow" w:hAnsi="Aptos Narrow" w:cs="Arial"/>
+          <w:color w:val="000000" w:themeColor="text1"/>
+          <w:sz w:val="20"/>
+          <w:szCs w:val="20"/>
+        </w:rPr>
+        <w:t xml:space="preserve"> for a legal practice</w:t>
+      </w:r>
+      <w:r>
+        <w:rPr>
+          <w:rFonts w:ascii="Aptos Narrow" w:hAnsi="Aptos Narrow" w:cs="Arial"/>
+          <w:color w:val="000000" w:themeColor="text1"/>
+          <w:sz w:val="20"/>
+          <w:szCs w:val="20"/>
+        </w:rPr>
+        <w:t xml:space="preserve"> integrating multiple business systems to streamline professional services invoicing</w:t>
+      </w:r>
+    </w:p>
+    <w:p>
+      <w:pPr>
+        <w:pStyle w:val="ListParagraph"/>
+        <w:numPr>
+          <w:ilvl w:val="0"/>
+          <w:numId w:val="24"/>
+        </w:numPr>
+        <w:rPr>
+          <w:rFonts w:ascii="Aptos Narrow" w:hAnsi="Aptos Narrow" w:cs="Arial"/>
+          <w:color w:val="000000" w:themeColor="text1"/>
+          <w:sz w:val="20"/>
+          <w:szCs w:val="20"/>
+        </w:rPr>
+      </w:pPr>
+      <w:r>
+        <w:rPr>
+          <w:rFonts w:ascii="Aptos Narrow" w:hAnsi="Aptos Narrow" w:cs="Arial"/>
+          <w:color w:val="000000" w:themeColor="text1"/>
+          <w:sz w:val="20"/>
+          <w:szCs w:val="20"/>
+        </w:rPr>
+        <w:t>Contributed to CSIRO's Data61 quantum computing initiative</w:t>
+      </w:r>
+      <w:r>
+        <w:rPr>
+          <w:rFonts w:ascii="Aptos Narrow" w:hAnsi="Aptos Narrow" w:cs="Arial"/>
+          <w:color w:val="000000" w:themeColor="text1"/>
+          <w:sz w:val="20"/>
+          <w:szCs w:val="20"/>
+        </w:rPr>
+        <w:t xml:space="preserve"> as part of the MBA program at The University of Queensland</w:t>
+      </w:r>
+      <w:r>
+        <w:rPr>
+          <w:rFonts w:ascii="Aptos Narrow" w:hAnsi="Aptos Narrow" w:cs="Arial"/>
+          <w:color w:val="000000" w:themeColor="text1"/>
+          <w:sz w:val="20"/>
+          <w:szCs w:val="20"/>
+        </w:rPr>
+        <w:t>:</w:t>
       </w:r>
     </w:p>
     <w:p>
@@ -2824,7 +3782,94 @@
           <w:sz w:val="20"/>
           <w:szCs w:val="20"/>
         </w:rPr>
-        <w:t>VTAP certification for tender eligibility</w:t>
+        <w:t>C</w:t>
+      </w:r>
+      <w:r>
+        <w:rPr>
+          <w:rFonts w:ascii="Aptos Narrow" w:hAnsi="Aptos Narrow" w:cs="Arial"/>
+          <w:color w:val="000000" w:themeColor="text1"/>
+          <w:sz w:val="20"/>
+          <w:szCs w:val="20"/>
+        </w:rPr>
+        <w:t>onducted 50+ stakeholder interviews</w:t>
+      </w:r>
+      <w:r>
+        <w:rPr>
+          <w:rFonts w:ascii="Aptos Narrow" w:hAnsi="Aptos Narrow" w:cs="Arial"/>
+          <w:color w:val="000000" w:themeColor="text1"/>
+          <w:sz w:val="20"/>
+          <w:szCs w:val="20"/>
+        </w:rPr>
+        <w:t xml:space="preserve"> and experimented with </w:t>
+      </w:r>
+      <w:r>
+        <w:rPr>
+          <w:rFonts w:ascii="Aptos Narrow" w:hAnsi="Aptos Narrow" w:cs="Arial"/>
+          <w:color w:val="000000" w:themeColor="text1"/>
+          <w:sz w:val="20"/>
+          <w:szCs w:val="20"/>
+        </w:rPr>
+        <w:t>several business models</w:t>
+      </w:r>
+    </w:p>
+    <w:p>
+      <w:pPr>
+        <w:pStyle w:val="ListParagraph"/>
+        <w:numPr>
+          <w:ilvl w:val="1"/>
+          <w:numId w:val="24"/>
+        </w:numPr>
+        <w:rPr>
+          <w:rFonts w:ascii="Aptos Narrow" w:hAnsi="Aptos Narrow" w:cs="Arial"/>
+          <w:color w:val="000000" w:themeColor="text1"/>
+          <w:sz w:val="20"/>
+          <w:szCs w:val="20"/>
+        </w:rPr>
+      </w:pPr>
+      <w:r>
+        <w:rPr>
+          <w:rFonts w:ascii="Aptos Narrow" w:hAnsi="Aptos Narrow" w:cs="Arial"/>
+          <w:color w:val="000000" w:themeColor="text1"/>
+          <w:sz w:val="20"/>
+          <w:szCs w:val="20"/>
+        </w:rPr>
+        <w:t xml:space="preserve">Identified commercial </w:t>
+      </w:r>
+      <w:r>
+        <w:rPr>
+          <w:rFonts w:ascii="Aptos Narrow" w:hAnsi="Aptos Narrow" w:cs="Arial"/>
+          <w:color w:val="000000" w:themeColor="text1"/>
+          <w:sz w:val="20"/>
+          <w:szCs w:val="20"/>
+        </w:rPr>
+        <w:t>opportunities</w:t>
+      </w:r>
+      <w:r>
+        <w:rPr>
+          <w:rFonts w:ascii="Aptos Narrow" w:hAnsi="Aptos Narrow" w:cs="Arial"/>
+          <w:color w:val="000000" w:themeColor="text1"/>
+          <w:sz w:val="20"/>
+          <w:szCs w:val="20"/>
+        </w:rPr>
+        <w:t xml:space="preserve"> for quantum-based AI </w:t>
+      </w:r>
+      <w:r>
+        <w:rPr>
+          <w:rFonts w:ascii="Aptos Narrow" w:hAnsi="Aptos Narrow" w:cs="Arial"/>
+          <w:color w:val="000000" w:themeColor="text1"/>
+          <w:sz w:val="20"/>
+          <w:szCs w:val="20"/>
+        </w:rPr>
+        <w:t>cyber</w:t>
+      </w:r>
+      <w:r>
+        <w:rPr>
+          <w:rFonts w:ascii="Aptos Narrow" w:hAnsi="Aptos Narrow" w:cs="Arial"/>
+          <w:color w:val="000000" w:themeColor="text1"/>
+          <w:sz w:val="20"/>
+          <w:szCs w:val="20"/>
+        </w:rPr>
+        <w:t>security algorithm</w:t>
       </w:r>
     </w:p>
     <w:p>
@@ -2848,245 +3893,49 @@
           <w:sz w:val="20"/>
           <w:szCs w:val="20"/>
         </w:rPr>
-        <w:t>Built a consolidated timesheet application (.NET 8.0, C#)</w:t>
-      </w:r>
-      <w:r>
-        <w:rPr>
-          <w:rFonts w:ascii="Aptos Narrow" w:hAnsi="Aptos Narrow" w:cs="Arial"/>
-          <w:color w:val="000000" w:themeColor="text1"/>
-          <w:sz w:val="20"/>
-          <w:szCs w:val="20"/>
-        </w:rPr>
-        <w:t xml:space="preserve"> for a legal practice</w:t>
-      </w:r>
-      <w:r>
-        <w:rPr>
-          <w:rFonts w:ascii="Aptos Narrow" w:hAnsi="Aptos Narrow" w:cs="Arial"/>
-          <w:color w:val="000000" w:themeColor="text1"/>
-          <w:sz w:val="20"/>
-          <w:szCs w:val="20"/>
-        </w:rPr>
-        <w:t xml:space="preserve"> integrating multiple business systems to streamline professional services invoicing</w:t>
+        <w:t xml:space="preserve">Completed </w:t>
+      </w:r>
+      <w:r>
+        <w:rPr>
+          <w:rFonts w:ascii="Aptos Narrow" w:hAnsi="Aptos Narrow" w:cs="Arial"/>
+          <w:color w:val="000000" w:themeColor="text1"/>
+          <w:sz w:val="20"/>
+          <w:szCs w:val="20"/>
+        </w:rPr>
+        <w:t>TOGAF 10</w:t>
+      </w:r>
+      <w:r>
+        <w:rPr>
+          <w:rFonts w:ascii="Aptos Narrow" w:hAnsi="Aptos Narrow" w:cs="Arial"/>
+          <w:color w:val="000000" w:themeColor="text1"/>
+          <w:sz w:val="20"/>
+          <w:szCs w:val="20"/>
+          <w:vertAlign w:val="superscript"/>
+        </w:rPr>
+        <w:t>th</w:t>
+      </w:r>
+      <w:r>
+        <w:rPr>
+          <w:rFonts w:ascii="Aptos Narrow" w:hAnsi="Aptos Narrow" w:cs="Arial"/>
+          <w:color w:val="000000" w:themeColor="text1"/>
+          <w:sz w:val="20"/>
+          <w:szCs w:val="20"/>
+        </w:rPr>
+        <w:t xml:space="preserve"> Edition, and ArchiMate training – Working towards certification</w:t>
       </w:r>
     </w:p>
     <w:p>
       <w:pPr>
-        <w:pStyle w:val="ListParagraph"/>
-        <w:numPr>
-          <w:ilvl w:val="0"/>
-          <w:numId w:val="24"/>
-        </w:numPr>
-        <w:rPr>
-          <w:rFonts w:ascii="Aptos Narrow" w:hAnsi="Aptos Narrow" w:cs="Arial"/>
-          <w:color w:val="000000" w:themeColor="text1"/>
-          <w:sz w:val="20"/>
-          <w:szCs w:val="20"/>
-        </w:rPr>
-      </w:pPr>
-      <w:r>
-        <w:rPr>
-          <w:rFonts w:ascii="Aptos Narrow" w:hAnsi="Aptos Narrow" w:cs="Arial"/>
-          <w:color w:val="000000" w:themeColor="text1"/>
-          <w:sz w:val="20"/>
-          <w:szCs w:val="20"/>
-        </w:rPr>
-        <w:t>Contributed to CSIRO's Data61 quantum computing initiative</w:t>
-      </w:r>
-      <w:r>
-        <w:rPr>
-          <w:rFonts w:ascii="Aptos Narrow" w:hAnsi="Aptos Narrow" w:cs="Arial"/>
-          <w:color w:val="000000" w:themeColor="text1"/>
-          <w:sz w:val="20"/>
-          <w:szCs w:val="20"/>
-        </w:rPr>
-        <w:t xml:space="preserve"> as part of the MBA program at The University of Queensland</w:t>
-      </w:r>
-      <w:r>
-        <w:rPr>
-          <w:rFonts w:ascii="Aptos Narrow" w:hAnsi="Aptos Narrow" w:cs="Arial"/>
-          <w:color w:val="000000" w:themeColor="text1"/>
-          <w:sz w:val="20"/>
-          <w:szCs w:val="20"/>
-        </w:rPr>
-        <w:t>:</w:t>
-      </w:r>
-    </w:p>
-    <w:p>
-      <w:pPr>
-        <w:pStyle w:val="ListParagraph"/>
-        <w:numPr>
-          <w:ilvl w:val="1"/>
-          <w:numId w:val="24"/>
-        </w:numPr>
-        <w:rPr>
-          <w:rFonts w:ascii="Aptos Narrow" w:hAnsi="Aptos Narrow" w:cs="Arial"/>
-          <w:color w:val="000000" w:themeColor="text1"/>
-          <w:sz w:val="20"/>
-          <w:szCs w:val="20"/>
-        </w:rPr>
-      </w:pPr>
-      <w:r>
-        <w:rPr>
-          <w:rFonts w:ascii="Aptos Narrow" w:hAnsi="Aptos Narrow" w:cs="Arial"/>
-          <w:color w:val="000000" w:themeColor="text1"/>
-          <w:sz w:val="20"/>
-          <w:szCs w:val="20"/>
-        </w:rPr>
-        <w:t>C</w:t>
-      </w:r>
-      <w:r>
-        <w:rPr>
-          <w:rFonts w:ascii="Aptos Narrow" w:hAnsi="Aptos Narrow" w:cs="Arial"/>
-          <w:color w:val="000000" w:themeColor="text1"/>
-          <w:sz w:val="20"/>
-          <w:szCs w:val="20"/>
-        </w:rPr>
-        <w:t>onducted 50+ stakeholder interviews</w:t>
-      </w:r>
-      <w:r>
-        <w:rPr>
-          <w:rFonts w:ascii="Aptos Narrow" w:hAnsi="Aptos Narrow" w:cs="Arial"/>
-          <w:color w:val="000000" w:themeColor="text1"/>
-          <w:sz w:val="20"/>
-          <w:szCs w:val="20"/>
-        </w:rPr>
-        <w:t xml:space="preserve"> and experimented with </w:t>
-      </w:r>
-      <w:r>
-        <w:rPr>
-          <w:rFonts w:ascii="Aptos Narrow" w:hAnsi="Aptos Narrow" w:cs="Arial"/>
-          <w:color w:val="000000" w:themeColor="text1"/>
-          <w:sz w:val="20"/>
-          <w:szCs w:val="20"/>
-        </w:rPr>
-        <w:t>several business models</w:t>
-      </w:r>
-    </w:p>
-    <w:p>
-      <w:pPr>
-        <w:pStyle w:val="ListParagraph"/>
-        <w:numPr>
-          <w:ilvl w:val="1"/>
-          <w:numId w:val="24"/>
-        </w:numPr>
-        <w:rPr>
-          <w:rFonts w:ascii="Aptos Narrow" w:hAnsi="Aptos Narrow" w:cs="Arial"/>
-          <w:color w:val="000000" w:themeColor="text1"/>
-          <w:sz w:val="20"/>
-          <w:szCs w:val="20"/>
-        </w:rPr>
-      </w:pPr>
-      <w:r>
-        <w:rPr>
-          <w:rFonts w:ascii="Aptos Narrow" w:hAnsi="Aptos Narrow" w:cs="Arial"/>
-          <w:color w:val="000000" w:themeColor="text1"/>
-          <w:sz w:val="20"/>
-          <w:szCs w:val="20"/>
-        </w:rPr>
-        <w:t xml:space="preserve">Identified commercial </w:t>
-      </w:r>
-      <w:r>
-        <w:rPr>
-          <w:rFonts w:ascii="Aptos Narrow" w:hAnsi="Aptos Narrow" w:cs="Arial"/>
-          <w:color w:val="000000" w:themeColor="text1"/>
-          <w:sz w:val="20"/>
-          <w:szCs w:val="20"/>
-        </w:rPr>
-        <w:t>opportunities</w:t>
-      </w:r>
-      <w:r>
-        <w:rPr>
-          <w:rFonts w:ascii="Aptos Narrow" w:hAnsi="Aptos Narrow" w:cs="Arial"/>
-          <w:color w:val="000000" w:themeColor="text1"/>
-          <w:sz w:val="20"/>
-          <w:szCs w:val="20"/>
-        </w:rPr>
-        <w:t xml:space="preserve"> for quantum-based AI </w:t>
-      </w:r>
-      <w:r>
-        <w:rPr>
-          <w:rFonts w:ascii="Aptos Narrow" w:hAnsi="Aptos Narrow" w:cs="Arial"/>
-          <w:color w:val="000000" w:themeColor="text1"/>
-          <w:sz w:val="20"/>
-          <w:szCs w:val="20"/>
-        </w:rPr>
-        <w:t>cyber</w:t>
-      </w:r>
-      <w:r>
-        <w:rPr>
-          <w:rFonts w:ascii="Aptos Narrow" w:hAnsi="Aptos Narrow" w:cs="Arial"/>
-          <w:color w:val="000000" w:themeColor="text1"/>
-          <w:sz w:val="20"/>
-          <w:szCs w:val="20"/>
-        </w:rPr>
-        <w:t>security algorithm</w:t>
-      </w:r>
-    </w:p>
-    <w:p>
-      <w:pPr>
-        <w:pStyle w:val="ListParagraph"/>
-        <w:numPr>
-          <w:ilvl w:val="0"/>
-          <w:numId w:val="24"/>
-        </w:numPr>
-        <w:rPr>
-          <w:rFonts w:ascii="Aptos Narrow" w:hAnsi="Aptos Narrow" w:cs="Arial"/>
-          <w:color w:val="000000" w:themeColor="text1"/>
-          <w:sz w:val="20"/>
-          <w:szCs w:val="20"/>
-        </w:rPr>
-      </w:pPr>
-      <w:r>
-        <w:rPr>
-          <w:rFonts w:ascii="Aptos Narrow" w:hAnsi="Aptos Narrow" w:cs="Arial"/>
-          <w:color w:val="000000" w:themeColor="text1"/>
-          <w:sz w:val="20"/>
-          <w:szCs w:val="20"/>
-        </w:rPr>
-        <w:t xml:space="preserve">Completed </w:t>
-      </w:r>
-      <w:r>
-        <w:rPr>
-          <w:rFonts w:ascii="Aptos Narrow" w:hAnsi="Aptos Narrow" w:cs="Arial"/>
-          <w:color w:val="000000" w:themeColor="text1"/>
-          <w:sz w:val="20"/>
-          <w:szCs w:val="20"/>
-        </w:rPr>
-        <w:t>TOGAF 10</w:t>
-      </w:r>
-      <w:r>
-        <w:rPr>
-          <w:rFonts w:ascii="Aptos Narrow" w:hAnsi="Aptos Narrow" w:cs="Arial"/>
-          <w:color w:val="000000" w:themeColor="text1"/>
-          <w:sz w:val="20"/>
-          <w:szCs w:val="20"/>
-          <w:vertAlign w:val="superscript"/>
-        </w:rPr>
-        <w:t>th</w:t>
-      </w:r>
-      <w:r>
-        <w:rPr>
-          <w:rFonts w:ascii="Aptos Narrow" w:hAnsi="Aptos Narrow" w:cs="Arial"/>
-          <w:color w:val="000000" w:themeColor="text1"/>
-          <w:sz w:val="20"/>
-          <w:szCs w:val="20"/>
-        </w:rPr>
-        <w:t xml:space="preserve"> Edition, and ArchiMate training – Working towards certification</w:t>
-      </w:r>
-    </w:p>
-    <w:p>
-      <w:pPr>
         <w:spacing w:after="0" w:line="264" w:lineRule="auto"/>
         <w:rPr>
           <w:rFonts w:ascii="Aptos Narrow" w:hAnsi="Aptos Narrow" w:cs="Arial"/>
-          <w:color w:val="000000" w:themeColor="text1"/>
-          <w:sz w:val="20"/>
-          <w:szCs w:val="20"/>
-        </w:rPr>
-      </w:pPr>
-    </w:p>
-    <w:p>
-      <w:pPr>
+          <w:b/>
+          <w:color w:val="000000" w:themeColor="text1"/>
+          <w:sz w:val="20"/>
+          <w:szCs w:val="20"/>
+        </w:rPr>
+      </w:pPr>
+      <w:r>
         <w:rPr>
           <w:rFonts w:ascii="Aptos Narrow" w:hAnsi="Aptos Narrow" w:cs="Arial"/>
           <w:b/>
@@ -3095,39 +3944,6 @@
           <w:sz w:val="20"/>
           <w:szCs w:val="20"/>
         </w:rPr>
-      </w:pPr>
-      <w:r>
-        <w:rPr>
-          <w:rFonts w:ascii="Aptos Narrow" w:hAnsi="Aptos Narrow" w:cs="Arial"/>
-          <w:b/>
-          <w:bCs/>
-          <w:color w:val="000000" w:themeColor="text1"/>
-          <w:sz w:val="20"/>
-          <w:szCs w:val="20"/>
-        </w:rPr>
-        <w:br w:type="page"/>
-      </w:r>
-    </w:p>
-    <w:p>
-      <w:pPr>
-        <w:spacing w:after="0" w:line="264" w:lineRule="auto"/>
-        <w:rPr>
-          <w:rFonts w:ascii="Aptos Narrow" w:hAnsi="Aptos Narrow" w:cs="Arial"/>
-          <w:b/>
-          <w:color w:val="000000" w:themeColor="text1"/>
-          <w:sz w:val="20"/>
-          <w:szCs w:val="20"/>
-        </w:rPr>
-      </w:pPr>
-      <w:r>
-        <w:rPr>
-          <w:rFonts w:ascii="Aptos Narrow" w:hAnsi="Aptos Narrow" w:cs="Arial"/>
-          <w:b/>
-          <w:bCs/>
-          <w:color w:val="000000" w:themeColor="text1"/>
-          <w:sz w:val="20"/>
-          <w:szCs w:val="20"/>
-        </w:rPr>
         <w:lastRenderedPageBreak/>
         <w:t xml:space="preserve">Position: </w:t>
       </w:r>
@@ -3149,7 +3965,7 @@
           <w:sz w:val="20"/>
           <w:szCs w:val="20"/>
         </w:rPr>
-        <w:t>r - Enterprise</w:t>
+        <w:t xml:space="preserve">r </w:t>
       </w:r>
       <w:r>
         <w:rPr>
@@ -3159,7 +3975,7 @@
           <w:sz w:val="20"/>
           <w:szCs w:val="20"/>
         </w:rPr>
-        <w:t xml:space="preserve"> Architecture</w:t>
+        <w:t xml:space="preserve">/ Senior Solution Architect </w:t>
       </w:r>
       <w:r>
         <w:rPr>
@@ -3169,17 +3985,7 @@
           <w:sz w:val="20"/>
           <w:szCs w:val="20"/>
         </w:rPr>
-        <w:t xml:space="preserve"> &amp; Delivery</w:t>
-      </w:r>
-      <w:r>
-        <w:rPr>
-          <w:rFonts w:ascii="Aptos Narrow" w:hAnsi="Aptos Narrow" w:cs="Arial"/>
-          <w:bCs/>
-          <w:color w:val="000000" w:themeColor="text1"/>
-          <w:sz w:val="20"/>
-          <w:szCs w:val="20"/>
-        </w:rPr>
-        <w:t xml:space="preserve"> - </w:t>
+        <w:t xml:space="preserve">- </w:t>
       </w:r>
       <w:r>
         <w:rPr>
@@ -3494,7 +4300,25 @@
           <w:sz w:val="20"/>
           <w:szCs w:val="20"/>
         </w:rPr>
-        <w:t xml:space="preserve"> Shop – Optimizely Commerce B2B </w:t>
+        <w:t xml:space="preserve"> Shop – Optimizely Commerce B2</w:t>
+      </w:r>
+      <w:r>
+        <w:rPr>
+          <w:rFonts w:ascii="Aptos Narrow" w:hAnsi="Aptos Narrow" w:cs="Arial"/>
+          <w:color w:val="000000" w:themeColor="text1"/>
+          <w:sz w:val="20"/>
+          <w:szCs w:val="20"/>
+        </w:rPr>
+        <w:t>C</w:t>
+      </w:r>
+      <w:r>
+        <w:rPr>
+          <w:rFonts w:ascii="Aptos Narrow" w:hAnsi="Aptos Narrow" w:cs="Arial"/>
+          <w:color w:val="000000" w:themeColor="text1"/>
+          <w:sz w:val="20"/>
+          <w:szCs w:val="20"/>
+        </w:rPr>
+        <w:t xml:space="preserve"> </w:t>
       </w:r>
       <w:r>
         <w:rPr>
@@ -3521,9 +4345,26 @@
           <w:sz w:val="20"/>
           <w:szCs w:val="20"/>
         </w:rPr>
-        <w:t xml:space="preserve"> – RFP, </w:t>
-      </w:r>
-      <w:proofErr w:type="gramStart"/>
+        <w:t xml:space="preserve"> –</w:t>
+      </w:r>
+      <w:r>
+        <w:rPr>
+          <w:rFonts w:ascii="Aptos Narrow" w:hAnsi="Aptos Narrow" w:cs="Arial"/>
+          <w:color w:val="000000" w:themeColor="text1"/>
+          <w:sz w:val="20"/>
+          <w:szCs w:val="20"/>
+        </w:rPr>
+        <w:t xml:space="preserve"> </w:t>
+      </w:r>
+      <w:r>
+        <w:rPr>
+          <w:rFonts w:ascii="Aptos Narrow" w:hAnsi="Aptos Narrow" w:cs="Arial"/>
+          <w:color w:val="000000" w:themeColor="text1"/>
+          <w:sz w:val="20"/>
+          <w:szCs w:val="20"/>
+        </w:rPr>
+        <w:t xml:space="preserve">RFP, </w:t>
+      </w:r>
       <w:r>
         <w:rPr>
           <w:rFonts w:ascii="Aptos Narrow" w:hAnsi="Aptos Narrow" w:cs="Arial"/>
@@ -3540,17 +4381,7 @@
           <w:sz w:val="20"/>
           <w:szCs w:val="20"/>
         </w:rPr>
-        <w:t xml:space="preserve"> ,</w:t>
-      </w:r>
-      <w:proofErr w:type="gramEnd"/>
-      <w:r>
-        <w:rPr>
-          <w:rFonts w:ascii="Aptos Narrow" w:hAnsi="Aptos Narrow" w:cs="Arial"/>
-          <w:color w:val="000000" w:themeColor="text1"/>
-          <w:sz w:val="20"/>
-          <w:szCs w:val="20"/>
-        </w:rPr>
-        <w:t xml:space="preserve"> HLD</w:t>
+        <w:t>, HLD</w:t>
       </w:r>
       <w:r>
         <w:rPr>
@@ -3577,16 +4408,70 @@
           <w:sz w:val="20"/>
           <w:szCs w:val="20"/>
         </w:rPr>
-        <w:t xml:space="preserve">, integration and </w:t>
-      </w:r>
-      <w:r>
-        <w:rPr>
-          <w:rFonts w:ascii="Aptos Narrow" w:hAnsi="Aptos Narrow" w:cs="Arial"/>
-          <w:color w:val="000000" w:themeColor="text1"/>
-          <w:sz w:val="20"/>
-          <w:szCs w:val="20"/>
-        </w:rPr>
-        <w:t>test strategy</w:t>
+        <w:t xml:space="preserve">, </w:t>
+      </w:r>
+      <w:r>
+        <w:rPr>
+          <w:rFonts w:ascii="Aptos Narrow" w:hAnsi="Aptos Narrow" w:cs="Arial"/>
+          <w:color w:val="000000" w:themeColor="text1"/>
+          <w:sz w:val="20"/>
+          <w:szCs w:val="20"/>
+        </w:rPr>
+        <w:t>Interface Design, Data Mapping,</w:t>
+      </w:r>
+      <w:r>
+        <w:rPr>
+          <w:rFonts w:ascii="Aptos Narrow" w:hAnsi="Aptos Narrow" w:cs="Arial"/>
+          <w:color w:val="000000" w:themeColor="text1"/>
+          <w:sz w:val="20"/>
+          <w:szCs w:val="20"/>
+        </w:rPr>
+        <w:t xml:space="preserve"> Integrations</w:t>
+      </w:r>
+      <w:r>
+        <w:rPr>
+          <w:rFonts w:ascii="Aptos Narrow" w:hAnsi="Aptos Narrow" w:cs="Arial"/>
+          <w:color w:val="000000" w:themeColor="text1"/>
+          <w:sz w:val="20"/>
+          <w:szCs w:val="20"/>
+        </w:rPr>
+        <w:t xml:space="preserve"> and </w:t>
+      </w:r>
+      <w:r>
+        <w:rPr>
+          <w:rFonts w:ascii="Aptos Narrow" w:hAnsi="Aptos Narrow" w:cs="Arial"/>
+          <w:color w:val="000000" w:themeColor="text1"/>
+          <w:sz w:val="20"/>
+          <w:szCs w:val="20"/>
+        </w:rPr>
+        <w:t>T</w:t>
+      </w:r>
+      <w:r>
+        <w:rPr>
+          <w:rFonts w:ascii="Aptos Narrow" w:hAnsi="Aptos Narrow" w:cs="Arial"/>
+          <w:color w:val="000000" w:themeColor="text1"/>
+          <w:sz w:val="20"/>
+          <w:szCs w:val="20"/>
+        </w:rPr>
+        <w:t xml:space="preserve">est </w:t>
+      </w:r>
+      <w:r>
+        <w:rPr>
+          <w:rFonts w:ascii="Aptos Narrow" w:hAnsi="Aptos Narrow" w:cs="Arial"/>
+          <w:color w:val="000000" w:themeColor="text1"/>
+          <w:sz w:val="20"/>
+          <w:szCs w:val="20"/>
+        </w:rPr>
+        <w:t>S</w:t>
+      </w:r>
+      <w:r>
+        <w:rPr>
+          <w:rFonts w:ascii="Aptos Narrow" w:hAnsi="Aptos Narrow" w:cs="Arial"/>
+          <w:color w:val="000000" w:themeColor="text1"/>
+          <w:sz w:val="20"/>
+          <w:szCs w:val="20"/>
+        </w:rPr>
+        <w:t>trategy</w:t>
       </w:r>
     </w:p>
     <w:p>
@@ -4489,16 +5374,34 @@
           <w:sz w:val="20"/>
           <w:szCs w:val="20"/>
         </w:rPr>
-        <w:t>of</w:t>
-      </w:r>
-      <w:r>
-        <w:rPr>
-          <w:rFonts w:ascii="Aptos Narrow" w:hAnsi="Aptos Narrow" w:cs="Arial"/>
-          <w:color w:val="000000" w:themeColor="text1"/>
-          <w:sz w:val="20"/>
-          <w:szCs w:val="20"/>
-        </w:rPr>
-        <w:t xml:space="preserve"> support</w:t>
+        <w:t>covering</w:t>
+      </w:r>
+      <w:r>
+        <w:rPr>
+          <w:rFonts w:ascii="Aptos Narrow" w:hAnsi="Aptos Narrow" w:cs="Arial"/>
+          <w:color w:val="000000" w:themeColor="text1"/>
+          <w:sz w:val="20"/>
+          <w:szCs w:val="20"/>
+        </w:rPr>
+        <w:t xml:space="preserve"> </w:t>
+      </w:r>
+      <w:r>
+        <w:rPr>
+          <w:rFonts w:ascii="Aptos Narrow" w:hAnsi="Aptos Narrow" w:cs="Arial"/>
+          <w:color w:val="000000" w:themeColor="text1"/>
+          <w:sz w:val="20"/>
+          <w:szCs w:val="20"/>
+        </w:rPr>
+        <w:t xml:space="preserve">onboarding, </w:t>
+      </w:r>
+      <w:r>
+        <w:rPr>
+          <w:rFonts w:ascii="Aptos Narrow" w:hAnsi="Aptos Narrow" w:cs="Arial"/>
+          <w:color w:val="000000" w:themeColor="text1"/>
+          <w:sz w:val="20"/>
+          <w:szCs w:val="20"/>
+        </w:rPr>
+        <w:t>support</w:t>
       </w:r>
       <w:r>
         <w:rPr>
@@ -4516,7 +5419,79 @@
           <w:sz w:val="20"/>
           <w:szCs w:val="20"/>
         </w:rPr>
-        <w:t xml:space="preserve"> onboarding and project enablement including HLDs, guidelines, standards, processes, patterns &amp; practices. Implemented </w:t>
+        <w:t xml:space="preserve"> </w:t>
+      </w:r>
+      <w:r>
+        <w:rPr>
+          <w:rFonts w:ascii="Aptos Narrow" w:hAnsi="Aptos Narrow" w:cs="Arial"/>
+          <w:color w:val="000000" w:themeColor="text1"/>
+          <w:sz w:val="20"/>
+          <w:szCs w:val="20"/>
+        </w:rPr>
+        <w:t xml:space="preserve">as well as </w:t>
+      </w:r>
+      <w:r>
+        <w:rPr>
+          <w:rFonts w:ascii="Aptos Narrow" w:hAnsi="Aptos Narrow" w:cs="Arial"/>
+          <w:color w:val="000000" w:themeColor="text1"/>
+          <w:sz w:val="20"/>
+          <w:szCs w:val="20"/>
+        </w:rPr>
+        <w:t>project enablement including HLDs, guidelines, standards, processes, patterns &amp; practices</w:t>
+      </w:r>
+      <w:r>
+        <w:rPr>
+          <w:rFonts w:ascii="Aptos Narrow" w:hAnsi="Aptos Narrow" w:cs="Arial"/>
+          <w:color w:val="000000" w:themeColor="text1"/>
+          <w:sz w:val="20"/>
+          <w:szCs w:val="20"/>
+        </w:rPr>
+        <w:t xml:space="preserve">, </w:t>
+      </w:r>
+      <w:r>
+        <w:rPr>
+          <w:rFonts w:ascii="Aptos Narrow" w:hAnsi="Aptos Narrow" w:cs="Arial"/>
+          <w:color w:val="000000" w:themeColor="text1"/>
+          <w:sz w:val="20"/>
+          <w:szCs w:val="20"/>
+        </w:rPr>
+        <w:t xml:space="preserve">security, </w:t>
+      </w:r>
+      <w:r>
+        <w:rPr>
+          <w:rFonts w:ascii="Aptos Narrow" w:hAnsi="Aptos Narrow" w:cs="Arial"/>
+          <w:color w:val="000000" w:themeColor="text1"/>
+          <w:sz w:val="20"/>
+          <w:szCs w:val="20"/>
+        </w:rPr>
+        <w:t>and user training</w:t>
+      </w:r>
+      <w:r>
+        <w:rPr>
+          <w:rFonts w:ascii="Aptos Narrow" w:hAnsi="Aptos Narrow" w:cs="Arial"/>
+          <w:color w:val="000000" w:themeColor="text1"/>
+          <w:sz w:val="20"/>
+          <w:szCs w:val="20"/>
+        </w:rPr>
+        <w:t>.</w:t>
+      </w:r>
+      <w:r>
+        <w:rPr>
+          <w:rFonts w:ascii="Aptos Narrow" w:hAnsi="Aptos Narrow" w:cs="Arial"/>
+          <w:color w:val="000000" w:themeColor="text1"/>
+          <w:sz w:val="20"/>
+          <w:szCs w:val="20"/>
+        </w:rPr>
+        <w:t xml:space="preserve"> </w:t>
+      </w:r>
+      <w:r>
+        <w:rPr>
+          <w:rFonts w:ascii="Aptos Narrow" w:hAnsi="Aptos Narrow" w:cs="Arial"/>
+          <w:color w:val="000000" w:themeColor="text1"/>
+          <w:sz w:val="20"/>
+          <w:szCs w:val="20"/>
+        </w:rPr>
+        <w:t xml:space="preserve">Implemented </w:t>
       </w:r>
       <w:r>
         <w:rPr>
@@ -4534,7 +5509,43 @@
           <w:sz w:val="20"/>
           <w:szCs w:val="20"/>
         </w:rPr>
-        <w:t xml:space="preserve">, </w:t>
+        <w:t xml:space="preserve"> with </w:t>
+      </w:r>
+      <w:r>
+        <w:rPr>
+          <w:rFonts w:ascii="Aptos Narrow" w:hAnsi="Aptos Narrow" w:cs="Arial"/>
+          <w:color w:val="000000" w:themeColor="text1"/>
+          <w:sz w:val="20"/>
+          <w:szCs w:val="20"/>
+        </w:rPr>
+        <w:t>analytics</w:t>
+      </w:r>
+      <w:r>
+        <w:rPr>
+          <w:rFonts w:ascii="Aptos Narrow" w:hAnsi="Aptos Narrow" w:cs="Arial"/>
+          <w:color w:val="000000" w:themeColor="text1"/>
+          <w:sz w:val="20"/>
+          <w:szCs w:val="20"/>
+        </w:rPr>
+        <w:t>,</w:t>
+      </w:r>
+      <w:r>
+        <w:rPr>
+          <w:rFonts w:ascii="Aptos Narrow" w:hAnsi="Aptos Narrow" w:cs="Arial"/>
+          <w:color w:val="000000" w:themeColor="text1"/>
+          <w:sz w:val="20"/>
+          <w:szCs w:val="20"/>
+        </w:rPr>
+        <w:t xml:space="preserve"> </w:t>
+      </w:r>
+      <w:r>
+        <w:rPr>
+          <w:rFonts w:ascii="Aptos Narrow" w:hAnsi="Aptos Narrow" w:cs="Arial"/>
+          <w:color w:val="000000" w:themeColor="text1"/>
+          <w:sz w:val="20"/>
+          <w:szCs w:val="20"/>
+        </w:rPr>
+        <w:t xml:space="preserve">CDP, </w:t>
       </w:r>
       <w:r>
         <w:rPr>
@@ -4552,7 +5563,7 @@
           <w:sz w:val="20"/>
           <w:szCs w:val="20"/>
         </w:rPr>
-        <w:t>, experimentation (a/b testing), personalisation, customer data platform, analytics, and HA/</w:t>
+        <w:t>, experimentation (a/b testing), personalisation, and HA/</w:t>
       </w:r>
       <w:r>
         <w:rPr>
@@ -4571,6 +5582,44 @@
           <w:szCs w:val="20"/>
         </w:rPr>
         <w:t>failover</w:t>
+      </w:r>
+      <w:r>
+        <w:rPr>
+          <w:rFonts w:ascii="Aptos Narrow" w:hAnsi="Aptos Narrow" w:cs="Arial"/>
+          <w:color w:val="000000" w:themeColor="text1"/>
+          <w:sz w:val="20"/>
+          <w:szCs w:val="20"/>
+        </w:rPr>
+        <w:t xml:space="preserve">. Provide demos and </w:t>
+      </w:r>
+      <w:proofErr w:type="spellStart"/>
+      <w:r>
+        <w:rPr>
+          <w:rFonts w:ascii="Aptos Narrow" w:hAnsi="Aptos Narrow" w:cs="Arial"/>
+          <w:color w:val="000000" w:themeColor="text1"/>
+          <w:sz w:val="20"/>
+          <w:szCs w:val="20"/>
+        </w:rPr>
+        <w:t>PoCs</w:t>
+      </w:r>
+      <w:proofErr w:type="spellEnd"/>
+      <w:r>
+        <w:rPr>
+          <w:rFonts w:ascii="Aptos Narrow" w:hAnsi="Aptos Narrow" w:cs="Arial"/>
+          <w:color w:val="000000" w:themeColor="text1"/>
+          <w:sz w:val="20"/>
+          <w:szCs w:val="20"/>
+        </w:rPr>
+        <w:t xml:space="preserve"> as needed</w:t>
+      </w:r>
+      <w:r>
+        <w:rPr>
+          <w:rFonts w:ascii="Aptos Narrow" w:hAnsi="Aptos Narrow" w:cs="Arial"/>
+          <w:color w:val="000000" w:themeColor="text1"/>
+          <w:sz w:val="20"/>
+          <w:szCs w:val="20"/>
+        </w:rPr>
+        <w:t xml:space="preserve"> during ideation phases.</w:t>
       </w:r>
     </w:p>
     <w:p>
@@ -6114,6 +7163,7 @@
           <w:sz w:val="20"/>
           <w:szCs w:val="20"/>
         </w:rPr>
+        <w:lastRenderedPageBreak/>
         <w:t xml:space="preserve">Routinely produce and socialise </w:t>
       </w:r>
       <w:r>
@@ -6166,7 +7216,6 @@
           <w:sz w:val="20"/>
           <w:szCs w:val="20"/>
         </w:rPr>
-        <w:lastRenderedPageBreak/>
         <w:t xml:space="preserve">Transformed delivery model from waterfall to agile, 3 feature teams, </w:t>
       </w:r>
       <w:r>
@@ -7148,61 +8197,7 @@
           <w:sz w:val="20"/>
           <w:szCs w:val="20"/>
         </w:rPr>
-        <w:t>Prioritise</w:t>
-      </w:r>
-      <w:r>
-        <w:rPr>
-          <w:rFonts w:ascii="Aptos Narrow" w:hAnsi="Aptos Narrow" w:cs="Arial"/>
-          <w:color w:val="000000" w:themeColor="text1"/>
-          <w:sz w:val="20"/>
-          <w:szCs w:val="20"/>
-        </w:rPr>
-        <w:t>d</w:t>
-      </w:r>
-      <w:r>
-        <w:rPr>
-          <w:rFonts w:ascii="Aptos Narrow" w:hAnsi="Aptos Narrow" w:cs="Arial"/>
-          <w:color w:val="000000" w:themeColor="text1"/>
-          <w:sz w:val="20"/>
-          <w:szCs w:val="20"/>
-        </w:rPr>
-        <w:t xml:space="preserve"> product backlog</w:t>
-      </w:r>
-      <w:r>
-        <w:rPr>
-          <w:rFonts w:ascii="Aptos Narrow" w:hAnsi="Aptos Narrow" w:cs="Arial"/>
-          <w:color w:val="000000" w:themeColor="text1"/>
-          <w:sz w:val="20"/>
-          <w:szCs w:val="20"/>
-        </w:rPr>
-        <w:t>, r</w:t>
-      </w:r>
-      <w:r>
-        <w:rPr>
-          <w:rFonts w:ascii="Aptos Narrow" w:hAnsi="Aptos Narrow" w:cs="Arial"/>
-          <w:color w:val="000000" w:themeColor="text1"/>
-          <w:sz w:val="20"/>
-          <w:szCs w:val="20"/>
-        </w:rPr>
-        <w:t xml:space="preserve">esearch latest trends </w:t>
-      </w:r>
-      <w:r>
-        <w:rPr>
-          <w:rFonts w:ascii="Aptos Narrow" w:hAnsi="Aptos Narrow" w:cs="Arial"/>
-          <w:color w:val="000000" w:themeColor="text1"/>
-          <w:sz w:val="20"/>
-          <w:szCs w:val="20"/>
-        </w:rPr>
-        <w:t>in CX and UX</w:t>
-      </w:r>
-      <w:r>
-        <w:rPr>
-          <w:rFonts w:ascii="Aptos Narrow" w:hAnsi="Aptos Narrow" w:cs="Arial"/>
-          <w:color w:val="000000" w:themeColor="text1"/>
-          <w:sz w:val="20"/>
-          <w:szCs w:val="20"/>
-        </w:rPr>
-        <w:t>, and make data driven decisions</w:t>
+        <w:t>TAFE and University implementation and training of users on the platform</w:t>
       </w:r>
     </w:p>
     <w:p>
@@ -7236,16 +8231,61 @@
           <w:sz w:val="20"/>
           <w:szCs w:val="20"/>
         </w:rPr>
-        <w:t>P</w:t>
-      </w:r>
-      <w:r>
-        <w:rPr>
-          <w:rFonts w:ascii="Aptos Narrow" w:hAnsi="Aptos Narrow" w:cs="Arial"/>
-          <w:color w:val="000000" w:themeColor="text1"/>
-          <w:sz w:val="20"/>
-          <w:szCs w:val="20"/>
-        </w:rPr>
-        <w:t>roduct roadmaps balancing inputs from internal, customer and market</w:t>
+        <w:t>Prioritise</w:t>
+      </w:r>
+      <w:r>
+        <w:rPr>
+          <w:rFonts w:ascii="Aptos Narrow" w:hAnsi="Aptos Narrow" w:cs="Arial"/>
+          <w:color w:val="000000" w:themeColor="text1"/>
+          <w:sz w:val="20"/>
+          <w:szCs w:val="20"/>
+        </w:rPr>
+        <w:t>d</w:t>
+      </w:r>
+      <w:r>
+        <w:rPr>
+          <w:rFonts w:ascii="Aptos Narrow" w:hAnsi="Aptos Narrow" w:cs="Arial"/>
+          <w:color w:val="000000" w:themeColor="text1"/>
+          <w:sz w:val="20"/>
+          <w:szCs w:val="20"/>
+        </w:rPr>
+        <w:t xml:space="preserve"> product backlog</w:t>
+      </w:r>
+      <w:r>
+        <w:rPr>
+          <w:rFonts w:ascii="Aptos Narrow" w:hAnsi="Aptos Narrow" w:cs="Arial"/>
+          <w:color w:val="000000" w:themeColor="text1"/>
+          <w:sz w:val="20"/>
+          <w:szCs w:val="20"/>
+        </w:rPr>
+        <w:t>, r</w:t>
+      </w:r>
+      <w:r>
+        <w:rPr>
+          <w:rFonts w:ascii="Aptos Narrow" w:hAnsi="Aptos Narrow" w:cs="Arial"/>
+          <w:color w:val="000000" w:themeColor="text1"/>
+          <w:sz w:val="20"/>
+          <w:szCs w:val="20"/>
+        </w:rPr>
+        <w:t xml:space="preserve">esearch latest trends </w:t>
+      </w:r>
+      <w:r>
+        <w:rPr>
+          <w:rFonts w:ascii="Aptos Narrow" w:hAnsi="Aptos Narrow" w:cs="Arial"/>
+          <w:color w:val="000000" w:themeColor="text1"/>
+          <w:sz w:val="20"/>
+          <w:szCs w:val="20"/>
+        </w:rPr>
+        <w:t>in CX and UX</w:t>
+      </w:r>
+      <w:r>
+        <w:rPr>
+          <w:rFonts w:ascii="Aptos Narrow" w:hAnsi="Aptos Narrow" w:cs="Arial"/>
+          <w:color w:val="000000" w:themeColor="text1"/>
+          <w:sz w:val="20"/>
+          <w:szCs w:val="20"/>
+        </w:rPr>
+        <w:t>, and make data driven decisions</w:t>
       </w:r>
     </w:p>
     <w:p>
@@ -7279,25 +8319,16 @@
           <w:sz w:val="20"/>
           <w:szCs w:val="20"/>
         </w:rPr>
-        <w:t>Respond</w:t>
-      </w:r>
-      <w:r>
-        <w:rPr>
-          <w:rFonts w:ascii="Aptos Narrow" w:hAnsi="Aptos Narrow" w:cs="Arial"/>
-          <w:color w:val="000000" w:themeColor="text1"/>
-          <w:sz w:val="20"/>
-          <w:szCs w:val="20"/>
-        </w:rPr>
-        <w:t>ed</w:t>
-      </w:r>
-      <w:r>
-        <w:rPr>
-          <w:rFonts w:ascii="Aptos Narrow" w:hAnsi="Aptos Narrow" w:cs="Arial"/>
-          <w:color w:val="000000" w:themeColor="text1"/>
-          <w:sz w:val="20"/>
-          <w:szCs w:val="20"/>
-        </w:rPr>
-        <w:t xml:space="preserve"> to product enhancement and bug requests sent through Zendesk to JIRA</w:t>
+        <w:t>P</w:t>
+      </w:r>
+      <w:r>
+        <w:rPr>
+          <w:rFonts w:ascii="Aptos Narrow" w:hAnsi="Aptos Narrow" w:cs="Arial"/>
+          <w:color w:val="000000" w:themeColor="text1"/>
+          <w:sz w:val="20"/>
+          <w:szCs w:val="20"/>
+        </w:rPr>
+        <w:t>roduct roadmaps balancing inputs from internal, customer and market</w:t>
       </w:r>
     </w:p>
     <w:p>
@@ -7331,7 +8362,7 @@
           <w:sz w:val="20"/>
           <w:szCs w:val="20"/>
         </w:rPr>
-        <w:t>Modernis</w:t>
+        <w:t>Respond</w:t>
       </w:r>
       <w:r>
         <w:rPr>
@@ -7349,7 +8380,7 @@
           <w:sz w:val="20"/>
           <w:szCs w:val="20"/>
         </w:rPr>
-        <w:t xml:space="preserve"> platform to meet latest trends, simplifying user experience, enhancing localisation, implementing responsive design, updates to mobile version and ensuring WCAG compliance</w:t>
+        <w:t xml:space="preserve"> to product enhancement and bug requests sent through Zendesk to JIRA</w:t>
       </w:r>
     </w:p>
     <w:p>
@@ -7383,7 +8414,7 @@
           <w:sz w:val="20"/>
           <w:szCs w:val="20"/>
         </w:rPr>
-        <w:t>Design</w:t>
+        <w:t>Modernis</w:t>
       </w:r>
       <w:r>
         <w:rPr>
@@ -7401,7 +8432,7 @@
           <w:sz w:val="20"/>
           <w:szCs w:val="20"/>
         </w:rPr>
-        <w:t xml:space="preserve"> new round of enhancements to Financial Management System integrations for universities</w:t>
+        <w:t xml:space="preserve"> platform to meet latest trends, simplifying user experience, enhancing localisation, implementing responsive design, updates to mobile version and ensuring WCAG compliance</w:t>
       </w:r>
     </w:p>
     <w:p>
@@ -7435,46 +8466,26 @@
           <w:sz w:val="20"/>
           <w:szCs w:val="20"/>
         </w:rPr>
-        <w:t xml:space="preserve">Engaged UX </w:t>
-      </w:r>
-      <w:r>
-        <w:rPr>
-          <w:rFonts w:ascii="Aptos Narrow" w:hAnsi="Aptos Narrow" w:cs="Arial"/>
-          <w:color w:val="000000" w:themeColor="text1"/>
-          <w:sz w:val="20"/>
-          <w:szCs w:val="20"/>
-        </w:rPr>
-        <w:t>agency and le</w:t>
-      </w:r>
-      <w:r>
-        <w:rPr>
-          <w:rFonts w:ascii="Aptos Narrow" w:hAnsi="Aptos Narrow" w:cs="Arial"/>
-          <w:color w:val="000000" w:themeColor="text1"/>
-          <w:sz w:val="20"/>
-          <w:szCs w:val="20"/>
-        </w:rPr>
-        <w:t>d</w:t>
-      </w:r>
-      <w:r>
-        <w:rPr>
-          <w:rFonts w:ascii="Aptos Narrow" w:hAnsi="Aptos Narrow" w:cs="Arial"/>
-          <w:color w:val="000000" w:themeColor="text1"/>
-          <w:sz w:val="20"/>
-          <w:szCs w:val="20"/>
-        </w:rPr>
-        <w:t xml:space="preserve"> workshops to provide vision for a design required based on business requirements, and brand guidelines of </w:t>
-      </w:r>
-      <w:proofErr w:type="spellStart"/>
-      <w:r>
-        <w:rPr>
-          <w:rFonts w:ascii="Aptos Narrow" w:hAnsi="Aptos Narrow" w:cs="Arial"/>
-          <w:color w:val="000000" w:themeColor="text1"/>
-          <w:sz w:val="20"/>
-          <w:szCs w:val="20"/>
-        </w:rPr>
-        <w:t>InPlace</w:t>
-      </w:r>
-      <w:proofErr w:type="spellEnd"/>
+        <w:t>Design</w:t>
+      </w:r>
+      <w:r>
+        <w:rPr>
+          <w:rFonts w:ascii="Aptos Narrow" w:hAnsi="Aptos Narrow" w:cs="Arial"/>
+          <w:color w:val="000000" w:themeColor="text1"/>
+          <w:sz w:val="20"/>
+          <w:szCs w:val="20"/>
+        </w:rPr>
+        <w:t>ed</w:t>
+      </w:r>
+      <w:r>
+        <w:rPr>
+          <w:rFonts w:ascii="Aptos Narrow" w:hAnsi="Aptos Narrow" w:cs="Arial"/>
+          <w:color w:val="000000" w:themeColor="text1"/>
+          <w:sz w:val="20"/>
+          <w:szCs w:val="20"/>
+        </w:rPr>
+        <w:t xml:space="preserve"> new round of enhancements to Financial Management System integrations for universities</w:t>
+      </w:r>
     </w:p>
     <w:p>
       <w:pPr>
@@ -7507,6 +8518,78 @@
           <w:sz w:val="20"/>
           <w:szCs w:val="20"/>
         </w:rPr>
+        <w:t xml:space="preserve">Engaged UX </w:t>
+      </w:r>
+      <w:r>
+        <w:rPr>
+          <w:rFonts w:ascii="Aptos Narrow" w:hAnsi="Aptos Narrow" w:cs="Arial"/>
+          <w:color w:val="000000" w:themeColor="text1"/>
+          <w:sz w:val="20"/>
+          <w:szCs w:val="20"/>
+        </w:rPr>
+        <w:t>agency and le</w:t>
+      </w:r>
+      <w:r>
+        <w:rPr>
+          <w:rFonts w:ascii="Aptos Narrow" w:hAnsi="Aptos Narrow" w:cs="Arial"/>
+          <w:color w:val="000000" w:themeColor="text1"/>
+          <w:sz w:val="20"/>
+          <w:szCs w:val="20"/>
+        </w:rPr>
+        <w:t>d</w:t>
+      </w:r>
+      <w:r>
+        <w:rPr>
+          <w:rFonts w:ascii="Aptos Narrow" w:hAnsi="Aptos Narrow" w:cs="Arial"/>
+          <w:color w:val="000000" w:themeColor="text1"/>
+          <w:sz w:val="20"/>
+          <w:szCs w:val="20"/>
+        </w:rPr>
+        <w:t xml:space="preserve"> workshops to provide vision for a design required based on business requirements, and brand guidelines of </w:t>
+      </w:r>
+      <w:proofErr w:type="spellStart"/>
+      <w:r>
+        <w:rPr>
+          <w:rFonts w:ascii="Aptos Narrow" w:hAnsi="Aptos Narrow" w:cs="Arial"/>
+          <w:color w:val="000000" w:themeColor="text1"/>
+          <w:sz w:val="20"/>
+          <w:szCs w:val="20"/>
+        </w:rPr>
+        <w:t>InPlace</w:t>
+      </w:r>
+      <w:proofErr w:type="spellEnd"/>
+    </w:p>
+    <w:p>
+      <w:pPr>
+        <w:pStyle w:val="ListParagraph"/>
+        <w:widowControl/>
+        <w:numPr>
+          <w:ilvl w:val="0"/>
+          <w:numId w:val="6"/>
+        </w:numPr>
+        <w:tabs>
+          <w:tab w:val="clear" w:pos="0"/>
+          <w:tab w:val="clear" w:pos="142"/>
+          <w:tab w:val="clear" w:pos="426"/>
+        </w:tabs>
+        <w:autoSpaceDE/>
+        <w:autoSpaceDN/>
+        <w:adjustRightInd/>
+        <w:spacing w:after="200" w:line="276" w:lineRule="auto"/>
+        <w:rPr>
+          <w:rFonts w:ascii="Aptos Narrow" w:hAnsi="Aptos Narrow" w:cs="Arial"/>
+          <w:color w:val="000000" w:themeColor="text1"/>
+          <w:sz w:val="20"/>
+          <w:szCs w:val="20"/>
+        </w:rPr>
+      </w:pPr>
+      <w:r>
+        <w:rPr>
+          <w:rFonts w:ascii="Aptos Narrow" w:hAnsi="Aptos Narrow" w:cs="Arial"/>
+          <w:color w:val="000000" w:themeColor="text1"/>
+          <w:sz w:val="20"/>
+          <w:szCs w:val="20"/>
+        </w:rPr>
         <w:t>Planned d</w:t>
       </w:r>
       <w:r>
@@ -8804,8 +9887,11 @@
     </w:p>
     <w:p>
       <w:pPr>
-        <w:rPr>
-          <w:rFonts w:ascii="Aptos Narrow" w:hAnsi="Aptos Narrow" w:cs="Arial"/>
+        <w:spacing w:after="0" w:line="264" w:lineRule="auto"/>
+        <w:rPr>
+          <w:rFonts w:ascii="Aptos Narrow" w:hAnsi="Aptos Narrow" w:cs="Arial"/>
+          <w:b/>
+          <w:bCs/>
           <w:color w:val="000000" w:themeColor="text1"/>
           <w:sz w:val="20"/>
           <w:szCs w:val="20"/>
@@ -9236,7 +10322,6 @@
         </w:rPr>
         <w:t xml:space="preserve">, ecommerce sites, mobile apps and integrations to cloud and </w:t>
       </w:r>
-      <w:proofErr w:type="gramStart"/>
       <w:r>
         <w:rPr>
           <w:rFonts w:ascii="Aptos Narrow" w:hAnsi="Aptos Narrow" w:cs="Arial"/>
@@ -9246,7 +10331,6 @@
         </w:rPr>
         <w:t>on-premise</w:t>
       </w:r>
-      <w:proofErr w:type="gramEnd"/>
       <w:r>
         <w:rPr>
           <w:rFonts w:ascii="Aptos Narrow" w:hAnsi="Aptos Narrow" w:cs="Arial"/>
@@ -9436,6 +10520,7 @@
     </w:p>
     <w:p>
       <w:pPr>
+        <w:spacing w:after="0" w:line="264" w:lineRule="auto"/>
         <w:rPr>
           <w:rFonts w:ascii="Aptos Narrow" w:hAnsi="Aptos Narrow" w:cs="Arial"/>
           <w:b/>
@@ -9556,6 +10641,44 @@
           <w:szCs w:val="20"/>
         </w:rPr>
         <w:t>Achievements:</w:t>
+      </w:r>
+    </w:p>
+    <w:p>
+      <w:pPr>
+        <w:pStyle w:val="ListParagraph"/>
+        <w:numPr>
+          <w:ilvl w:val="0"/>
+          <w:numId w:val="9"/>
+        </w:numPr>
+        <w:rPr>
+          <w:rFonts w:ascii="Aptos Narrow" w:hAnsi="Aptos Narrow" w:cs="Arial"/>
+          <w:sz w:val="20"/>
+          <w:szCs w:val="20"/>
+        </w:rPr>
+      </w:pPr>
+      <w:r>
+        <w:rPr>
+          <w:rFonts w:ascii="Aptos Narrow" w:hAnsi="Aptos Narrow" w:cs="Arial"/>
+          <w:sz w:val="20"/>
+          <w:szCs w:val="20"/>
+        </w:rPr>
+        <w:t>Designed fleet management platform for</w:t>
+      </w:r>
+      <w:r>
+        <w:rPr>
+          <w:rFonts w:ascii="Aptos Narrow" w:hAnsi="Aptos Narrow" w:cs="Arial"/>
+          <w:sz w:val="20"/>
+          <w:szCs w:val="20"/>
+        </w:rPr>
+        <w:t xml:space="preserve"> Repco</w:t>
+      </w:r>
+      <w:r>
+        <w:rPr>
+          <w:rFonts w:ascii="Aptos Narrow" w:hAnsi="Aptos Narrow" w:cs="Arial"/>
+          <w:sz w:val="20"/>
+          <w:szCs w:val="20"/>
+        </w:rPr>
+        <w:t xml:space="preserve"> from conception through to build</w:t>
       </w:r>
     </w:p>
     <w:p>
@@ -9587,23 +10710,23 @@
           <w:sz w:val="20"/>
           <w:szCs w:val="20"/>
         </w:rPr>
-        <w:t>Designed fleet management platform for</w:t>
-      </w:r>
-      <w:r>
-        <w:rPr>
-          <w:rFonts w:ascii="Aptos Narrow" w:hAnsi="Aptos Narrow" w:cs="Arial"/>
-          <w:sz w:val="20"/>
-          <w:szCs w:val="20"/>
-        </w:rPr>
-        <w:t xml:space="preserve"> Repco</w:t>
-      </w:r>
-      <w:r>
-        <w:rPr>
-          <w:rFonts w:ascii="Aptos Narrow" w:hAnsi="Aptos Narrow" w:cs="Arial"/>
-          <w:sz w:val="20"/>
-          <w:szCs w:val="20"/>
-        </w:rPr>
-        <w:t xml:space="preserve"> from conception through to build</w:t>
+        <w:t xml:space="preserve">Sales of websites, portals, </w:t>
+      </w:r>
+      <w:r>
+        <w:rPr>
+          <w:rFonts w:ascii="Aptos Narrow" w:hAnsi="Aptos Narrow" w:cs="Arial"/>
+          <w:sz w:val="20"/>
+          <w:szCs w:val="20"/>
+        </w:rPr>
+        <w:t>hardware and software</w:t>
+      </w:r>
+      <w:r>
+        <w:rPr>
+          <w:rFonts w:ascii="Aptos Narrow" w:hAnsi="Aptos Narrow" w:cs="Arial"/>
+          <w:sz w:val="20"/>
+          <w:szCs w:val="20"/>
+        </w:rPr>
+        <w:t xml:space="preserve"> to organisations</w:t>
       </w:r>
     </w:p>
     <w:p>
@@ -9635,23 +10758,57 @@
           <w:sz w:val="20"/>
           <w:szCs w:val="20"/>
         </w:rPr>
-        <w:t xml:space="preserve">Sales of websites, portals, </w:t>
-      </w:r>
-      <w:r>
-        <w:rPr>
-          <w:rFonts w:ascii="Aptos Narrow" w:hAnsi="Aptos Narrow" w:cs="Arial"/>
-          <w:sz w:val="20"/>
-          <w:szCs w:val="20"/>
-        </w:rPr>
-        <w:t>hardware and software</w:t>
-      </w:r>
-      <w:r>
-        <w:rPr>
-          <w:rFonts w:ascii="Aptos Narrow" w:hAnsi="Aptos Narrow" w:cs="Arial"/>
-          <w:sz w:val="20"/>
-          <w:szCs w:val="20"/>
-        </w:rPr>
-        <w:t xml:space="preserve"> to organisations</w:t>
+        <w:t>Develop</w:t>
+      </w:r>
+      <w:r>
+        <w:rPr>
+          <w:rFonts w:ascii="Aptos Narrow" w:hAnsi="Aptos Narrow" w:cs="Arial"/>
+          <w:sz w:val="20"/>
+          <w:szCs w:val="20"/>
+        </w:rPr>
+        <w:t>ed</w:t>
+      </w:r>
+      <w:r>
+        <w:rPr>
+          <w:rFonts w:ascii="Aptos Narrow" w:hAnsi="Aptos Narrow" w:cs="Arial"/>
+          <w:sz w:val="20"/>
+          <w:szCs w:val="20"/>
+        </w:rPr>
+        <w:t xml:space="preserve"> </w:t>
+      </w:r>
+      <w:proofErr w:type="spellStart"/>
+      <w:r>
+        <w:rPr>
+          <w:rFonts w:ascii="Aptos Narrow" w:hAnsi="Aptos Narrow" w:cs="Arial"/>
+          <w:sz w:val="20"/>
+          <w:szCs w:val="20"/>
+        </w:rPr>
+        <w:t>MyDesk</w:t>
+      </w:r>
+      <w:proofErr w:type="spellEnd"/>
+      <w:r>
+        <w:rPr>
+          <w:rFonts w:ascii="Aptos Narrow" w:hAnsi="Aptos Narrow" w:cs="Arial"/>
+          <w:sz w:val="20"/>
+          <w:szCs w:val="20"/>
+        </w:rPr>
+        <w:t>, a CRM tailored to the needs of each client with quotes, purchasing, job monitoring, invoicing and expense</w:t>
+      </w:r>
+      <w:r>
+        <w:rPr>
+          <w:rFonts w:ascii="Aptos Narrow" w:hAnsi="Aptos Narrow" w:cs="Arial"/>
+          <w:sz w:val="20"/>
+          <w:szCs w:val="20"/>
+        </w:rPr>
+        <w:t>s</w:t>
+      </w:r>
+      <w:r>
+        <w:rPr>
+          <w:rFonts w:ascii="Aptos Narrow" w:hAnsi="Aptos Narrow" w:cs="Arial"/>
+          <w:sz w:val="20"/>
+          <w:szCs w:val="20"/>
+        </w:rPr>
+        <w:t>. Implemented at leading manufacturing and lighting businesses</w:t>
       </w:r>
     </w:p>
     <w:p>
@@ -9683,57 +10840,220 @@
           <w:sz w:val="20"/>
           <w:szCs w:val="20"/>
         </w:rPr>
-        <w:t>Develop</w:t>
-      </w:r>
-      <w:r>
-        <w:rPr>
-          <w:rFonts w:ascii="Aptos Narrow" w:hAnsi="Aptos Narrow" w:cs="Arial"/>
-          <w:sz w:val="20"/>
-          <w:szCs w:val="20"/>
-        </w:rPr>
-        <w:t>ed</w:t>
-      </w:r>
-      <w:r>
-        <w:rPr>
-          <w:rFonts w:ascii="Aptos Narrow" w:hAnsi="Aptos Narrow" w:cs="Arial"/>
+        <w:t>Develo</w:t>
+      </w:r>
+      <w:r>
+        <w:rPr>
+          <w:rFonts w:ascii="Aptos Narrow" w:hAnsi="Aptos Narrow" w:cs="Arial"/>
+          <w:sz w:val="20"/>
+          <w:szCs w:val="20"/>
+        </w:rPr>
+        <w:t>ped</w:t>
+      </w:r>
+      <w:r>
+        <w:rPr>
+          <w:rFonts w:ascii="Aptos Narrow" w:hAnsi="Aptos Narrow" w:cs="Arial"/>
+          <w:sz w:val="20"/>
+          <w:szCs w:val="20"/>
+        </w:rPr>
+        <w:t xml:space="preserve"> an ASP.Net</w:t>
+      </w:r>
+      <w:r>
+        <w:rPr>
+          <w:rFonts w:ascii="Aptos Narrow" w:hAnsi="Aptos Narrow" w:cs="Arial"/>
+          <w:sz w:val="20"/>
+          <w:szCs w:val="20"/>
+        </w:rPr>
+        <w:t xml:space="preserve"> SMS rostering system, and web to fax invoice system</w:t>
+      </w:r>
+      <w:r>
+        <w:rPr>
+          <w:rFonts w:ascii="Aptos Narrow" w:hAnsi="Aptos Narrow" w:cs="Arial"/>
+          <w:sz w:val="20"/>
+          <w:szCs w:val="20"/>
+        </w:rPr>
+        <w:t xml:space="preserve"> for traffic management</w:t>
+      </w:r>
+    </w:p>
+    <w:p>
+      <w:pPr>
+        <w:spacing w:after="0" w:line="264" w:lineRule="auto"/>
+        <w:rPr>
+          <w:rFonts w:ascii="Aptos Narrow" w:hAnsi="Aptos Narrow" w:cs="Arial"/>
+          <w:b/>
+          <w:bCs/>
+          <w:color w:val="000000" w:themeColor="text1"/>
+          <w:sz w:val="20"/>
+          <w:szCs w:val="20"/>
+        </w:rPr>
+      </w:pPr>
+      <w:r>
+        <w:rPr>
+          <w:rFonts w:ascii="Aptos Narrow" w:hAnsi="Aptos Narrow" w:cs="Arial"/>
+          <w:b/>
+          <w:bCs/>
+          <w:color w:val="000000" w:themeColor="text1"/>
+          <w:sz w:val="20"/>
+          <w:szCs w:val="20"/>
+        </w:rPr>
+        <w:t xml:space="preserve">Position: </w:t>
+      </w:r>
+      <w:r>
+        <w:rPr>
+          <w:rFonts w:ascii="Aptos Narrow" w:hAnsi="Aptos Narrow" w:cs="Arial"/>
+          <w:bCs/>
+          <w:color w:val="000000" w:themeColor="text1"/>
+          <w:sz w:val="20"/>
+          <w:szCs w:val="20"/>
+        </w:rPr>
+        <w:t>Senior Web Developer</w:t>
+      </w:r>
+      <w:r>
+        <w:rPr>
+          <w:rFonts w:ascii="Aptos Narrow" w:hAnsi="Aptos Narrow" w:cs="Arial"/>
+          <w:bCs/>
+          <w:color w:val="000000" w:themeColor="text1"/>
+          <w:sz w:val="20"/>
+          <w:szCs w:val="20"/>
+        </w:rPr>
+        <w:t xml:space="preserve"> – </w:t>
+      </w:r>
+      <w:r>
+        <w:rPr>
+          <w:rFonts w:ascii="Aptos Narrow" w:hAnsi="Aptos Narrow" w:cs="Arial"/>
+          <w:color w:val="000000" w:themeColor="text1"/>
+          <w:sz w:val="20"/>
+          <w:szCs w:val="20"/>
+        </w:rPr>
+        <w:t>January 200</w:t>
+      </w:r>
+      <w:r>
+        <w:rPr>
+          <w:rFonts w:ascii="Aptos Narrow" w:hAnsi="Aptos Narrow" w:cs="Arial"/>
+          <w:color w:val="000000" w:themeColor="text1"/>
+          <w:sz w:val="20"/>
+          <w:szCs w:val="20"/>
+        </w:rPr>
+        <w:t>2</w:t>
+      </w:r>
+      <w:r>
+        <w:rPr>
+          <w:rFonts w:ascii="Aptos Narrow" w:hAnsi="Aptos Narrow" w:cs="Arial"/>
+          <w:color w:val="000000" w:themeColor="text1"/>
+          <w:sz w:val="20"/>
+          <w:szCs w:val="20"/>
+        </w:rPr>
+        <w:t xml:space="preserve"> to J</w:t>
+      </w:r>
+      <w:r>
+        <w:rPr>
+          <w:rFonts w:ascii="Aptos Narrow" w:hAnsi="Aptos Narrow" w:cs="Arial"/>
+          <w:color w:val="000000" w:themeColor="text1"/>
+          <w:sz w:val="20"/>
+          <w:szCs w:val="20"/>
+        </w:rPr>
+        <w:t>anuary 2005</w:t>
+      </w:r>
+      <w:r>
+        <w:rPr>
+          <w:rFonts w:ascii="Aptos Narrow" w:hAnsi="Aptos Narrow" w:cs="Arial"/>
+          <w:b/>
+          <w:bCs/>
+          <w:color w:val="000000" w:themeColor="text1"/>
+          <w:sz w:val="20"/>
+          <w:szCs w:val="20"/>
+        </w:rPr>
+        <w:br/>
+        <w:t>Company:</w:t>
+      </w:r>
+      <w:r>
+        <w:rPr>
+          <w:rFonts w:ascii="Aptos Narrow" w:hAnsi="Aptos Narrow" w:cs="Arial"/>
+          <w:color w:val="000000" w:themeColor="text1"/>
           <w:sz w:val="20"/>
           <w:szCs w:val="20"/>
         </w:rPr>
         <w:t xml:space="preserve"> </w:t>
       </w:r>
+      <w:r>
+        <w:rPr>
+          <w:rFonts w:ascii="Aptos Narrow" w:hAnsi="Aptos Narrow" w:cs="Arial"/>
+          <w:color w:val="000000" w:themeColor="text1"/>
+          <w:sz w:val="20"/>
+          <w:szCs w:val="20"/>
+        </w:rPr>
+        <w:t>iProperty.com.au</w:t>
+      </w:r>
+      <w:r>
+        <w:rPr>
+          <w:rFonts w:ascii="Aptos Narrow" w:hAnsi="Aptos Narrow" w:cs="Arial"/>
+          <w:b/>
+          <w:bCs/>
+          <w:color w:val="000000" w:themeColor="text1"/>
+          <w:sz w:val="20"/>
+          <w:szCs w:val="20"/>
+        </w:rPr>
+        <w:t xml:space="preserve"> </w:t>
+      </w:r>
+      <w:r>
+        <w:rPr>
+          <w:rFonts w:ascii="Aptos Narrow" w:hAnsi="Aptos Narrow" w:cs="Arial"/>
+          <w:b/>
+          <w:bCs/>
+          <w:color w:val="000000" w:themeColor="text1"/>
+          <w:sz w:val="20"/>
+          <w:szCs w:val="20"/>
+        </w:rPr>
+        <w:br/>
+        <w:t>Achievements:</w:t>
+      </w:r>
+    </w:p>
+    <w:p>
+      <w:pPr>
+        <w:pStyle w:val="ListParagraph"/>
+        <w:numPr>
+          <w:ilvl w:val="0"/>
+          <w:numId w:val="10"/>
+        </w:numPr>
+        <w:rPr>
+          <w:rFonts w:ascii="Arial" w:hAnsi="Arial" w:cs="Arial"/>
+          <w:sz w:val="18"/>
+          <w:szCs w:val="18"/>
+        </w:rPr>
+      </w:pPr>
+      <w:r>
+        <w:rPr>
+          <w:rFonts w:ascii="Arial" w:hAnsi="Arial" w:cs="Arial"/>
+          <w:sz w:val="18"/>
+          <w:szCs w:val="18"/>
+        </w:rPr>
+        <w:t xml:space="preserve">Develop new iProperty.com.au frontend. </w:t>
+      </w:r>
+      <w:r>
+        <w:rPr>
+          <w:rFonts w:ascii="Arial" w:hAnsi="Arial" w:cs="Arial"/>
+          <w:sz w:val="18"/>
+          <w:szCs w:val="18"/>
+        </w:rPr>
+        <w:t xml:space="preserve">With several hundred real estate agencies onboard, </w:t>
+      </w:r>
       <w:proofErr w:type="spellStart"/>
       <w:r>
         <w:rPr>
-          <w:rFonts w:ascii="Aptos Narrow" w:hAnsi="Aptos Narrow" w:cs="Arial"/>
-          <w:sz w:val="20"/>
-          <w:szCs w:val="20"/>
-        </w:rPr>
-        <w:t>MyDesk</w:t>
+          <w:rFonts w:ascii="Arial" w:hAnsi="Arial" w:cs="Arial"/>
+          <w:sz w:val="18"/>
+          <w:szCs w:val="18"/>
+        </w:rPr>
+        <w:t>iProperty</w:t>
       </w:r>
       <w:proofErr w:type="spellEnd"/>
       <w:r>
         <w:rPr>
-          <w:rFonts w:ascii="Aptos Narrow" w:hAnsi="Aptos Narrow" w:cs="Arial"/>
-          <w:sz w:val="20"/>
-          <w:szCs w:val="20"/>
-        </w:rPr>
-        <w:t>, a CRM tailored to the needs of each client with quotes, purchasing, job monitoring, invoicing and expense</w:t>
-      </w:r>
-      <w:r>
-        <w:rPr>
-          <w:rFonts w:ascii="Aptos Narrow" w:hAnsi="Aptos Narrow" w:cs="Arial"/>
-          <w:sz w:val="20"/>
-          <w:szCs w:val="20"/>
-        </w:rPr>
-        <w:t>s</w:t>
-      </w:r>
-      <w:r>
-        <w:rPr>
-          <w:rFonts w:ascii="Aptos Narrow" w:hAnsi="Aptos Narrow" w:cs="Arial"/>
-          <w:sz w:val="20"/>
-          <w:szCs w:val="20"/>
-        </w:rPr>
-        <w:t>. Implemented at leading manufacturing and lighting businesses</w:t>
+          <w:rFonts w:ascii="Arial" w:hAnsi="Arial" w:cs="Arial"/>
+          <w:sz w:val="18"/>
+          <w:szCs w:val="18"/>
+        </w:rPr>
+        <w:t xml:space="preserve"> at the time was one of real estate’s most visited websites</w:t>
       </w:r>
     </w:p>
     <w:p>
@@ -9742,7 +11062,7 @@
         <w:widowControl/>
         <w:numPr>
           <w:ilvl w:val="0"/>
-          <w:numId w:val="11"/>
+          <w:numId w:val="12"/>
         </w:numPr>
         <w:tabs>
           <w:tab w:val="clear" w:pos="0"/>
@@ -9754,50 +11074,1156 @@
         <w:adjustRightInd/>
         <w:spacing w:after="200" w:line="276" w:lineRule="auto"/>
         <w:rPr>
-          <w:rFonts w:ascii="Aptos Narrow" w:hAnsi="Aptos Narrow" w:cs="Arial"/>
-          <w:sz w:val="20"/>
-          <w:szCs w:val="20"/>
-        </w:rPr>
-      </w:pPr>
-      <w:r>
-        <w:rPr>
-          <w:rFonts w:ascii="Aptos Narrow" w:hAnsi="Aptos Narrow" w:cs="Arial"/>
-          <w:sz w:val="20"/>
-          <w:szCs w:val="20"/>
-        </w:rPr>
-        <w:t>Develo</w:t>
-      </w:r>
-      <w:r>
-        <w:rPr>
-          <w:rFonts w:ascii="Aptos Narrow" w:hAnsi="Aptos Narrow" w:cs="Arial"/>
-          <w:sz w:val="20"/>
-          <w:szCs w:val="20"/>
-        </w:rPr>
-        <w:t>ped</w:t>
-      </w:r>
-      <w:r>
-        <w:rPr>
-          <w:rFonts w:ascii="Aptos Narrow" w:hAnsi="Aptos Narrow" w:cs="Arial"/>
-          <w:sz w:val="20"/>
-          <w:szCs w:val="20"/>
-        </w:rPr>
-        <w:t xml:space="preserve"> an ASP.Net</w:t>
-      </w:r>
-      <w:r>
-        <w:rPr>
-          <w:rFonts w:ascii="Aptos Narrow" w:hAnsi="Aptos Narrow" w:cs="Arial"/>
-          <w:sz w:val="20"/>
-          <w:szCs w:val="20"/>
-        </w:rPr>
-        <w:t xml:space="preserve"> SMS rostering system, and web to fax invoice system</w:t>
-      </w:r>
-      <w:r>
-        <w:rPr>
-          <w:rFonts w:ascii="Aptos Narrow" w:hAnsi="Aptos Narrow" w:cs="Arial"/>
-          <w:sz w:val="20"/>
-          <w:szCs w:val="20"/>
-        </w:rPr>
-        <w:t xml:space="preserve"> for traffic management</w:t>
+          <w:rFonts w:ascii="Arial" w:hAnsi="Arial" w:cs="Arial"/>
+          <w:sz w:val="18"/>
+          <w:szCs w:val="18"/>
+        </w:rPr>
+      </w:pPr>
+      <w:r>
+        <w:rPr>
+          <w:rFonts w:ascii="Arial" w:hAnsi="Arial" w:cs="Arial"/>
+          <w:sz w:val="18"/>
+          <w:szCs w:val="18"/>
+        </w:rPr>
+        <w:t xml:space="preserve">Develop </w:t>
+      </w:r>
+      <w:proofErr w:type="spellStart"/>
+      <w:r>
+        <w:rPr>
+          <w:rFonts w:ascii="Arial" w:hAnsi="Arial" w:cs="Arial"/>
+          <w:sz w:val="18"/>
+          <w:szCs w:val="18"/>
+        </w:rPr>
+        <w:t>AgentsWeb</w:t>
+      </w:r>
+      <w:proofErr w:type="spellEnd"/>
+      <w:r>
+        <w:rPr>
+          <w:rFonts w:ascii="Arial" w:hAnsi="Arial" w:cs="Arial"/>
+          <w:sz w:val="18"/>
+          <w:szCs w:val="18"/>
+        </w:rPr>
+        <w:t>, the backend for iProperty.com.au</w:t>
+      </w:r>
+      <w:r>
+        <w:rPr>
+          <w:rFonts w:ascii="Arial" w:hAnsi="Arial" w:cs="Arial"/>
+          <w:sz w:val="18"/>
+          <w:szCs w:val="18"/>
+        </w:rPr>
+        <w:t xml:space="preserve"> making it easier for users to upload their properties</w:t>
+      </w:r>
+    </w:p>
+    <w:p>
+      <w:pPr>
+        <w:pStyle w:val="ListParagraph"/>
+        <w:widowControl/>
+        <w:numPr>
+          <w:ilvl w:val="0"/>
+          <w:numId w:val="12"/>
+        </w:numPr>
+        <w:tabs>
+          <w:tab w:val="clear" w:pos="0"/>
+          <w:tab w:val="clear" w:pos="142"/>
+          <w:tab w:val="clear" w:pos="426"/>
+        </w:tabs>
+        <w:autoSpaceDE/>
+        <w:autoSpaceDN/>
+        <w:adjustRightInd/>
+        <w:spacing w:after="200" w:line="276" w:lineRule="auto"/>
+        <w:rPr>
+          <w:rFonts w:ascii="Arial" w:hAnsi="Arial" w:cs="Arial"/>
+          <w:sz w:val="18"/>
+          <w:szCs w:val="18"/>
+        </w:rPr>
+      </w:pPr>
+      <w:r>
+        <w:rPr>
+          <w:rFonts w:ascii="Arial" w:hAnsi="Arial" w:cs="Arial"/>
+          <w:sz w:val="18"/>
+          <w:szCs w:val="18"/>
+        </w:rPr>
+        <w:t>Develop</w:t>
+      </w:r>
+      <w:r>
+        <w:rPr>
+          <w:rFonts w:ascii="Arial" w:hAnsi="Arial" w:cs="Arial"/>
+          <w:sz w:val="18"/>
+          <w:szCs w:val="18"/>
+        </w:rPr>
+        <w:t xml:space="preserve"> scheduled</w:t>
+      </w:r>
+      <w:r>
+        <w:rPr>
+          <w:rFonts w:ascii="Arial" w:hAnsi="Arial" w:cs="Arial"/>
+          <w:sz w:val="18"/>
+          <w:szCs w:val="18"/>
+        </w:rPr>
+        <w:t xml:space="preserve"> data feeds to major real estate websites including realestate.com.au, domain.com.au, and realestateview.com.au</w:t>
+      </w:r>
+    </w:p>
+    <w:p>
+      <w:pPr>
+        <w:pStyle w:val="ListParagraph"/>
+        <w:widowControl/>
+        <w:numPr>
+          <w:ilvl w:val="0"/>
+          <w:numId w:val="12"/>
+        </w:numPr>
+        <w:tabs>
+          <w:tab w:val="clear" w:pos="0"/>
+          <w:tab w:val="clear" w:pos="142"/>
+          <w:tab w:val="clear" w:pos="426"/>
+        </w:tabs>
+        <w:autoSpaceDE/>
+        <w:autoSpaceDN/>
+        <w:adjustRightInd/>
+        <w:spacing w:after="200" w:line="276" w:lineRule="auto"/>
+        <w:rPr>
+          <w:rFonts w:ascii="Arial" w:hAnsi="Arial" w:cs="Arial"/>
+          <w:sz w:val="18"/>
+          <w:szCs w:val="18"/>
+        </w:rPr>
+      </w:pPr>
+      <w:r>
+        <w:rPr>
+          <w:rFonts w:ascii="Arial" w:hAnsi="Arial" w:cs="Arial"/>
+          <w:sz w:val="18"/>
+          <w:szCs w:val="18"/>
+        </w:rPr>
+        <w:t xml:space="preserve">Develop </w:t>
+      </w:r>
+      <w:r>
+        <w:rPr>
+          <w:rFonts w:ascii="Arial" w:hAnsi="Arial" w:cs="Arial"/>
+          <w:sz w:val="18"/>
+          <w:szCs w:val="18"/>
+        </w:rPr>
+        <w:t>o</w:t>
+      </w:r>
+      <w:r>
+        <w:rPr>
+          <w:rFonts w:ascii="Arial" w:hAnsi="Arial" w:cs="Arial"/>
+          <w:sz w:val="18"/>
+          <w:szCs w:val="18"/>
+        </w:rPr>
+        <w:t xml:space="preserve">nline </w:t>
+      </w:r>
+      <w:r>
+        <w:rPr>
+          <w:rFonts w:ascii="Arial" w:hAnsi="Arial" w:cs="Arial"/>
+          <w:sz w:val="18"/>
+          <w:szCs w:val="18"/>
+        </w:rPr>
+        <w:t>s</w:t>
+      </w:r>
+      <w:r>
+        <w:rPr>
+          <w:rFonts w:ascii="Arial" w:hAnsi="Arial" w:cs="Arial"/>
+          <w:sz w:val="18"/>
+          <w:szCs w:val="18"/>
+        </w:rPr>
+        <w:t>tore for Professionals Real Estate Group</w:t>
+      </w:r>
+    </w:p>
+    <w:p>
+      <w:pPr>
+        <w:pStyle w:val="ListParagraph"/>
+        <w:widowControl/>
+        <w:numPr>
+          <w:ilvl w:val="0"/>
+          <w:numId w:val="12"/>
+        </w:numPr>
+        <w:tabs>
+          <w:tab w:val="clear" w:pos="0"/>
+          <w:tab w:val="clear" w:pos="142"/>
+          <w:tab w:val="clear" w:pos="426"/>
+        </w:tabs>
+        <w:autoSpaceDE/>
+        <w:autoSpaceDN/>
+        <w:adjustRightInd/>
+        <w:spacing w:after="200" w:line="276" w:lineRule="auto"/>
+        <w:rPr>
+          <w:rFonts w:ascii="Arial" w:hAnsi="Arial" w:cs="Arial"/>
+          <w:sz w:val="18"/>
+          <w:szCs w:val="18"/>
+        </w:rPr>
+      </w:pPr>
+      <w:r>
+        <w:rPr>
+          <w:rFonts w:ascii="Arial" w:hAnsi="Arial" w:cs="Arial"/>
+          <w:sz w:val="18"/>
+          <w:szCs w:val="18"/>
+        </w:rPr>
+        <w:t>Develop existing Pocket PC application for real estate agents to present properties, and complete inspections</w:t>
+      </w:r>
+    </w:p>
+    <w:p>
+      <w:pPr>
+        <w:spacing w:after="0" w:line="264" w:lineRule="auto"/>
+        <w:rPr>
+          <w:rFonts w:ascii="Aptos Narrow" w:hAnsi="Aptos Narrow" w:cs="Arial"/>
+          <w:b/>
+          <w:bCs/>
+          <w:color w:val="000000" w:themeColor="text1"/>
+          <w:sz w:val="20"/>
+          <w:szCs w:val="20"/>
+        </w:rPr>
+      </w:pPr>
+      <w:r>
+        <w:rPr>
+          <w:rFonts w:ascii="Aptos Narrow" w:hAnsi="Aptos Narrow" w:cs="Arial"/>
+          <w:b/>
+          <w:bCs/>
+          <w:color w:val="000000" w:themeColor="text1"/>
+          <w:sz w:val="20"/>
+          <w:szCs w:val="20"/>
+        </w:rPr>
+        <w:t xml:space="preserve">Position: </w:t>
+      </w:r>
+      <w:r>
+        <w:rPr>
+          <w:rFonts w:ascii="Aptos Narrow" w:hAnsi="Aptos Narrow" w:cs="Arial"/>
+          <w:bCs/>
+          <w:color w:val="000000" w:themeColor="text1"/>
+          <w:sz w:val="20"/>
+          <w:szCs w:val="20"/>
+        </w:rPr>
+        <w:t>Web Developer</w:t>
+      </w:r>
+      <w:r>
+        <w:rPr>
+          <w:rFonts w:ascii="Aptos Narrow" w:hAnsi="Aptos Narrow" w:cs="Arial"/>
+          <w:bCs/>
+          <w:color w:val="000000" w:themeColor="text1"/>
+          <w:sz w:val="20"/>
+          <w:szCs w:val="20"/>
+        </w:rPr>
+        <w:t xml:space="preserve"> – </w:t>
+      </w:r>
+      <w:r>
+        <w:rPr>
+          <w:rFonts w:ascii="Aptos Narrow" w:hAnsi="Aptos Narrow" w:cs="Arial"/>
+          <w:color w:val="000000" w:themeColor="text1"/>
+          <w:sz w:val="20"/>
+          <w:szCs w:val="20"/>
+        </w:rPr>
+        <w:t>February</w:t>
+      </w:r>
+      <w:r>
+        <w:rPr>
+          <w:rFonts w:ascii="Aptos Narrow" w:hAnsi="Aptos Narrow" w:cs="Arial"/>
+          <w:color w:val="000000" w:themeColor="text1"/>
+          <w:sz w:val="20"/>
+          <w:szCs w:val="20"/>
+        </w:rPr>
+        <w:t xml:space="preserve"> 200</w:t>
+      </w:r>
+      <w:r>
+        <w:rPr>
+          <w:rFonts w:ascii="Aptos Narrow" w:hAnsi="Aptos Narrow" w:cs="Arial"/>
+          <w:color w:val="000000" w:themeColor="text1"/>
+          <w:sz w:val="20"/>
+          <w:szCs w:val="20"/>
+        </w:rPr>
+        <w:t>1</w:t>
+      </w:r>
+      <w:r>
+        <w:rPr>
+          <w:rFonts w:ascii="Aptos Narrow" w:hAnsi="Aptos Narrow" w:cs="Arial"/>
+          <w:color w:val="000000" w:themeColor="text1"/>
+          <w:sz w:val="20"/>
+          <w:szCs w:val="20"/>
+        </w:rPr>
+        <w:t xml:space="preserve"> to </w:t>
+      </w:r>
+      <w:r>
+        <w:rPr>
+          <w:rFonts w:ascii="Aptos Narrow" w:hAnsi="Aptos Narrow" w:cs="Arial"/>
+          <w:color w:val="000000" w:themeColor="text1"/>
+          <w:sz w:val="20"/>
+          <w:szCs w:val="20"/>
+        </w:rPr>
+        <w:t>December</w:t>
+      </w:r>
+      <w:r>
+        <w:rPr>
+          <w:rFonts w:ascii="Aptos Narrow" w:hAnsi="Aptos Narrow" w:cs="Arial"/>
+          <w:color w:val="000000" w:themeColor="text1"/>
+          <w:sz w:val="20"/>
+          <w:szCs w:val="20"/>
+        </w:rPr>
+        <w:t xml:space="preserve"> </w:t>
+      </w:r>
+      <w:r>
+        <w:rPr>
+          <w:rFonts w:ascii="Aptos Narrow" w:hAnsi="Aptos Narrow" w:cs="Arial"/>
+          <w:color w:val="000000" w:themeColor="text1"/>
+          <w:sz w:val="20"/>
+          <w:szCs w:val="20"/>
+        </w:rPr>
+        <w:t>2002</w:t>
+      </w:r>
+      <w:r>
+        <w:rPr>
+          <w:rFonts w:ascii="Aptos Narrow" w:hAnsi="Aptos Narrow" w:cs="Arial"/>
+          <w:b/>
+          <w:bCs/>
+          <w:color w:val="000000" w:themeColor="text1"/>
+          <w:sz w:val="20"/>
+          <w:szCs w:val="20"/>
+        </w:rPr>
+        <w:br/>
+        <w:t>Company:</w:t>
+      </w:r>
+      <w:r>
+        <w:rPr>
+          <w:rFonts w:ascii="Aptos Narrow" w:hAnsi="Aptos Narrow" w:cs="Arial"/>
+          <w:color w:val="000000" w:themeColor="text1"/>
+          <w:sz w:val="20"/>
+          <w:szCs w:val="20"/>
+        </w:rPr>
+        <w:t xml:space="preserve"> </w:t>
+      </w:r>
+      <w:r>
+        <w:rPr>
+          <w:rFonts w:ascii="Aptos Narrow" w:hAnsi="Aptos Narrow" w:cs="Arial"/>
+          <w:color w:val="000000" w:themeColor="text1"/>
+          <w:sz w:val="20"/>
+          <w:szCs w:val="20"/>
+        </w:rPr>
+        <w:t>Roadhouse Digital</w:t>
+      </w:r>
+      <w:r>
+        <w:rPr>
+          <w:rFonts w:ascii="Aptos Narrow" w:hAnsi="Aptos Narrow" w:cs="Arial"/>
+          <w:b/>
+          <w:bCs/>
+          <w:color w:val="000000" w:themeColor="text1"/>
+          <w:sz w:val="20"/>
+          <w:szCs w:val="20"/>
+        </w:rPr>
+        <w:t xml:space="preserve"> </w:t>
+      </w:r>
+      <w:r>
+        <w:rPr>
+          <w:rFonts w:ascii="Aptos Narrow" w:hAnsi="Aptos Narrow" w:cs="Arial"/>
+          <w:b/>
+          <w:bCs/>
+          <w:color w:val="000000" w:themeColor="text1"/>
+          <w:sz w:val="20"/>
+          <w:szCs w:val="20"/>
+        </w:rPr>
+        <w:br/>
+        <w:t>Achievements:</w:t>
+      </w:r>
+    </w:p>
+    <w:p>
+      <w:pPr>
+        <w:pStyle w:val="ListParagraph"/>
+        <w:widowControl/>
+        <w:numPr>
+          <w:ilvl w:val="0"/>
+          <w:numId w:val="13"/>
+        </w:numPr>
+        <w:tabs>
+          <w:tab w:val="clear" w:pos="0"/>
+          <w:tab w:val="clear" w:pos="142"/>
+          <w:tab w:val="clear" w:pos="426"/>
+        </w:tabs>
+        <w:autoSpaceDE/>
+        <w:autoSpaceDN/>
+        <w:adjustRightInd/>
+        <w:spacing w:after="200" w:line="276" w:lineRule="auto"/>
+        <w:rPr>
+          <w:rFonts w:ascii="Arial" w:hAnsi="Arial" w:cs="Arial"/>
+          <w:sz w:val="18"/>
+          <w:szCs w:val="18"/>
+        </w:rPr>
+      </w:pPr>
+      <w:r>
+        <w:rPr>
+          <w:rFonts w:ascii="Arial" w:hAnsi="Arial" w:cs="Arial"/>
+          <w:sz w:val="18"/>
+          <w:szCs w:val="18"/>
+        </w:rPr>
+        <w:t xml:space="preserve">Develop </w:t>
+      </w:r>
+      <w:r>
+        <w:rPr>
+          <w:rFonts w:ascii="Arial" w:hAnsi="Arial" w:cs="Arial"/>
+          <w:sz w:val="18"/>
+          <w:szCs w:val="18"/>
+        </w:rPr>
+        <w:t>CMS product for Roadhouse Digital’s clients</w:t>
+      </w:r>
+    </w:p>
+    <w:p>
+      <w:pPr>
+        <w:pStyle w:val="ListParagraph"/>
+        <w:widowControl/>
+        <w:numPr>
+          <w:ilvl w:val="0"/>
+          <w:numId w:val="13"/>
+        </w:numPr>
+        <w:tabs>
+          <w:tab w:val="clear" w:pos="0"/>
+          <w:tab w:val="clear" w:pos="142"/>
+          <w:tab w:val="clear" w:pos="426"/>
+        </w:tabs>
+        <w:autoSpaceDE/>
+        <w:autoSpaceDN/>
+        <w:adjustRightInd/>
+        <w:spacing w:after="200" w:line="276" w:lineRule="auto"/>
+        <w:rPr>
+          <w:rFonts w:ascii="Arial" w:hAnsi="Arial" w:cs="Arial"/>
+          <w:sz w:val="18"/>
+          <w:szCs w:val="18"/>
+        </w:rPr>
+      </w:pPr>
+      <w:r>
+        <w:rPr>
+          <w:rFonts w:ascii="Arial" w:hAnsi="Arial" w:cs="Arial"/>
+          <w:sz w:val="18"/>
+          <w:szCs w:val="18"/>
+        </w:rPr>
+        <w:t>Develop and maintain websites and portals for clients including Ansell, Crown Casino, CUB, VicHealth, and World Vision</w:t>
+      </w:r>
+    </w:p>
+    <w:p>
+      <w:pPr>
+        <w:pStyle w:val="ListParagraph"/>
+        <w:widowControl/>
+        <w:numPr>
+          <w:ilvl w:val="0"/>
+          <w:numId w:val="13"/>
+        </w:numPr>
+        <w:tabs>
+          <w:tab w:val="clear" w:pos="0"/>
+          <w:tab w:val="clear" w:pos="142"/>
+          <w:tab w:val="clear" w:pos="426"/>
+        </w:tabs>
+        <w:autoSpaceDE/>
+        <w:autoSpaceDN/>
+        <w:adjustRightInd/>
+        <w:spacing w:after="200" w:line="276" w:lineRule="auto"/>
+        <w:rPr>
+          <w:rFonts w:ascii="Arial" w:hAnsi="Arial" w:cs="Arial"/>
+          <w:sz w:val="18"/>
+          <w:szCs w:val="18"/>
+        </w:rPr>
+      </w:pPr>
+      <w:r>
+        <w:rPr>
+          <w:rFonts w:ascii="Arial" w:hAnsi="Arial" w:cs="Arial"/>
+          <w:sz w:val="18"/>
+          <w:szCs w:val="18"/>
+        </w:rPr>
+        <w:t>Implement payment gateways into online stores</w:t>
+      </w:r>
+    </w:p>
+    <w:p>
+      <w:pPr>
+        <w:pStyle w:val="ListParagraph"/>
+        <w:widowControl/>
+        <w:numPr>
+          <w:ilvl w:val="0"/>
+          <w:numId w:val="13"/>
+        </w:numPr>
+        <w:tabs>
+          <w:tab w:val="clear" w:pos="0"/>
+          <w:tab w:val="clear" w:pos="142"/>
+          <w:tab w:val="clear" w:pos="426"/>
+        </w:tabs>
+        <w:autoSpaceDE/>
+        <w:autoSpaceDN/>
+        <w:adjustRightInd/>
+        <w:spacing w:after="200" w:line="276" w:lineRule="auto"/>
+        <w:rPr>
+          <w:rFonts w:ascii="Arial" w:hAnsi="Arial" w:cs="Arial"/>
+          <w:sz w:val="18"/>
+          <w:szCs w:val="18"/>
+        </w:rPr>
+      </w:pPr>
+      <w:r>
+        <w:rPr>
+          <w:rFonts w:ascii="Arial" w:hAnsi="Arial" w:cs="Arial"/>
+          <w:sz w:val="18"/>
+          <w:szCs w:val="18"/>
+        </w:rPr>
+        <w:t>Demonstrate portfolio to potential clients and relate the systems to their business problem</w:t>
+      </w:r>
+    </w:p>
+    <w:p>
+      <w:pPr>
+        <w:pStyle w:val="ListParagraph"/>
+        <w:widowControl/>
+        <w:numPr>
+          <w:ilvl w:val="0"/>
+          <w:numId w:val="13"/>
+        </w:numPr>
+        <w:tabs>
+          <w:tab w:val="clear" w:pos="0"/>
+          <w:tab w:val="clear" w:pos="142"/>
+          <w:tab w:val="clear" w:pos="426"/>
+        </w:tabs>
+        <w:autoSpaceDE/>
+        <w:autoSpaceDN/>
+        <w:adjustRightInd/>
+        <w:spacing w:after="200" w:line="276" w:lineRule="auto"/>
+        <w:rPr>
+          <w:rFonts w:ascii="Arial" w:hAnsi="Arial" w:cs="Arial"/>
+          <w:sz w:val="18"/>
+          <w:szCs w:val="18"/>
+        </w:rPr>
+      </w:pPr>
+      <w:r>
+        <w:rPr>
+          <w:rFonts w:ascii="Arial" w:hAnsi="Arial" w:cs="Arial"/>
+          <w:sz w:val="18"/>
+          <w:szCs w:val="18"/>
+        </w:rPr>
+        <w:t>Provide costings on projects, and manage time accordingly</w:t>
+      </w:r>
+    </w:p>
+    <w:p>
+      <w:pPr>
+        <w:pStyle w:val="ListParagraph"/>
+        <w:widowControl/>
+        <w:numPr>
+          <w:ilvl w:val="0"/>
+          <w:numId w:val="13"/>
+        </w:numPr>
+        <w:tabs>
+          <w:tab w:val="clear" w:pos="0"/>
+          <w:tab w:val="clear" w:pos="142"/>
+          <w:tab w:val="clear" w:pos="426"/>
+        </w:tabs>
+        <w:autoSpaceDE/>
+        <w:autoSpaceDN/>
+        <w:adjustRightInd/>
+        <w:spacing w:after="200" w:line="276" w:lineRule="auto"/>
+        <w:rPr>
+          <w:rFonts w:ascii="Arial" w:hAnsi="Arial" w:cs="Arial"/>
+          <w:sz w:val="18"/>
+          <w:szCs w:val="18"/>
+        </w:rPr>
+      </w:pPr>
+      <w:r>
+        <w:rPr>
+          <w:rFonts w:ascii="Arial" w:hAnsi="Arial" w:cs="Arial"/>
+          <w:sz w:val="18"/>
+          <w:szCs w:val="18"/>
+        </w:rPr>
+        <w:lastRenderedPageBreak/>
+        <w:t>Design basic user interfaces for portal back ends</w:t>
+      </w:r>
+    </w:p>
+    <w:p>
+      <w:pPr>
+        <w:pStyle w:val="ListParagraph"/>
+        <w:widowControl/>
+        <w:numPr>
+          <w:ilvl w:val="0"/>
+          <w:numId w:val="13"/>
+        </w:numPr>
+        <w:tabs>
+          <w:tab w:val="clear" w:pos="0"/>
+          <w:tab w:val="clear" w:pos="142"/>
+          <w:tab w:val="clear" w:pos="426"/>
+        </w:tabs>
+        <w:autoSpaceDE/>
+        <w:autoSpaceDN/>
+        <w:adjustRightInd/>
+        <w:spacing w:after="200" w:line="276" w:lineRule="auto"/>
+        <w:rPr>
+          <w:rFonts w:ascii="Arial" w:hAnsi="Arial" w:cs="Arial"/>
+          <w:sz w:val="18"/>
+          <w:szCs w:val="18"/>
+        </w:rPr>
+      </w:pPr>
+      <w:r>
+        <w:rPr>
+          <w:rFonts w:ascii="Arial" w:hAnsi="Arial" w:cs="Arial"/>
+          <w:sz w:val="18"/>
+          <w:szCs w:val="18"/>
+        </w:rPr>
+        <w:t>Deploy web applications onsite and to client data centres</w:t>
+      </w:r>
+    </w:p>
+    <w:p>
+      <w:pPr>
+        <w:pStyle w:val="ListParagraph"/>
+        <w:widowControl/>
+        <w:numPr>
+          <w:ilvl w:val="0"/>
+          <w:numId w:val="13"/>
+        </w:numPr>
+        <w:tabs>
+          <w:tab w:val="clear" w:pos="0"/>
+          <w:tab w:val="clear" w:pos="142"/>
+          <w:tab w:val="clear" w:pos="426"/>
+        </w:tabs>
+        <w:autoSpaceDE/>
+        <w:autoSpaceDN/>
+        <w:adjustRightInd/>
+        <w:spacing w:after="200" w:line="276" w:lineRule="auto"/>
+        <w:rPr>
+          <w:rFonts w:ascii="Arial" w:hAnsi="Arial" w:cs="Arial"/>
+          <w:sz w:val="18"/>
+          <w:szCs w:val="18"/>
+        </w:rPr>
+      </w:pPr>
+      <w:r>
+        <w:rPr>
+          <w:rFonts w:ascii="Arial" w:hAnsi="Arial" w:cs="Arial"/>
+          <w:sz w:val="18"/>
+          <w:szCs w:val="18"/>
+        </w:rPr>
+        <w:t>Adhere to Roadhouse’s methodologies for development, staging, and production, environment, bug tracking, time management and source control</w:t>
+      </w:r>
+    </w:p>
+    <w:p>
+      <w:pPr>
+        <w:pStyle w:val="ListParagraph"/>
+        <w:widowControl/>
+        <w:numPr>
+          <w:ilvl w:val="0"/>
+          <w:numId w:val="13"/>
+        </w:numPr>
+        <w:tabs>
+          <w:tab w:val="clear" w:pos="0"/>
+          <w:tab w:val="clear" w:pos="142"/>
+          <w:tab w:val="clear" w:pos="426"/>
+        </w:tabs>
+        <w:autoSpaceDE/>
+        <w:autoSpaceDN/>
+        <w:adjustRightInd/>
+        <w:spacing w:after="200" w:line="276" w:lineRule="auto"/>
+        <w:rPr>
+          <w:rFonts w:ascii="Arial" w:hAnsi="Arial" w:cs="Arial"/>
+          <w:sz w:val="18"/>
+          <w:szCs w:val="18"/>
+        </w:rPr>
+      </w:pPr>
+      <w:r>
+        <w:rPr>
+          <w:rFonts w:ascii="Arial" w:hAnsi="Arial" w:cs="Arial"/>
+          <w:sz w:val="18"/>
+          <w:szCs w:val="18"/>
+        </w:rPr>
+        <w:t>Provide</w:t>
+      </w:r>
+      <w:r>
+        <w:rPr>
+          <w:rFonts w:ascii="Arial" w:hAnsi="Arial" w:cs="Arial"/>
+          <w:sz w:val="18"/>
+          <w:szCs w:val="18"/>
+        </w:rPr>
+        <w:t xml:space="preserve"> training sessions o</w:t>
+      </w:r>
+      <w:r>
+        <w:rPr>
+          <w:rFonts w:ascii="Arial" w:hAnsi="Arial" w:cs="Arial"/>
+          <w:sz w:val="18"/>
+          <w:szCs w:val="18"/>
+        </w:rPr>
+        <w:t xml:space="preserve">n CMS implementations </w:t>
+      </w:r>
+      <w:r>
+        <w:rPr>
+          <w:rFonts w:ascii="Arial" w:hAnsi="Arial" w:cs="Arial"/>
+          <w:sz w:val="18"/>
+          <w:szCs w:val="18"/>
+        </w:rPr>
+        <w:t>and portals</w:t>
+      </w:r>
+    </w:p>
+    <w:p>
+      <w:pPr>
+        <w:spacing w:after="0" w:line="264" w:lineRule="auto"/>
+        <w:rPr>
+          <w:rFonts w:ascii="Aptos Narrow" w:hAnsi="Aptos Narrow" w:cs="Arial"/>
+          <w:b/>
+          <w:bCs/>
+          <w:color w:val="000000" w:themeColor="text1"/>
+          <w:sz w:val="20"/>
+          <w:szCs w:val="20"/>
+        </w:rPr>
+      </w:pPr>
+      <w:r>
+        <w:rPr>
+          <w:rFonts w:ascii="Aptos Narrow" w:hAnsi="Aptos Narrow" w:cs="Arial"/>
+          <w:b/>
+          <w:bCs/>
+          <w:color w:val="000000" w:themeColor="text1"/>
+          <w:sz w:val="20"/>
+          <w:szCs w:val="20"/>
+        </w:rPr>
+        <w:t xml:space="preserve">Position: </w:t>
+      </w:r>
+      <w:r>
+        <w:rPr>
+          <w:rFonts w:ascii="Aptos Narrow" w:hAnsi="Aptos Narrow" w:cs="Arial"/>
+          <w:bCs/>
+          <w:color w:val="000000" w:themeColor="text1"/>
+          <w:sz w:val="20"/>
+          <w:szCs w:val="20"/>
+        </w:rPr>
+        <w:t>Web Developer</w:t>
+      </w:r>
+      <w:r>
+        <w:rPr>
+          <w:rFonts w:ascii="Aptos Narrow" w:hAnsi="Aptos Narrow" w:cs="Arial"/>
+          <w:bCs/>
+          <w:color w:val="000000" w:themeColor="text1"/>
+          <w:sz w:val="20"/>
+          <w:szCs w:val="20"/>
+        </w:rPr>
+        <w:t xml:space="preserve"> – </w:t>
+      </w:r>
+      <w:r>
+        <w:rPr>
+          <w:rFonts w:ascii="Aptos Narrow" w:hAnsi="Aptos Narrow" w:cs="Arial"/>
+          <w:color w:val="000000" w:themeColor="text1"/>
+          <w:sz w:val="20"/>
+          <w:szCs w:val="20"/>
+        </w:rPr>
+        <w:t>September 2000 to November 2000</w:t>
+      </w:r>
+      <w:r>
+        <w:rPr>
+          <w:rFonts w:ascii="Aptos Narrow" w:hAnsi="Aptos Narrow" w:cs="Arial"/>
+          <w:b/>
+          <w:bCs/>
+          <w:color w:val="000000" w:themeColor="text1"/>
+          <w:sz w:val="20"/>
+          <w:szCs w:val="20"/>
+        </w:rPr>
+        <w:br/>
+        <w:t>Company:</w:t>
+      </w:r>
+      <w:r>
+        <w:rPr>
+          <w:rFonts w:ascii="Aptos Narrow" w:hAnsi="Aptos Narrow" w:cs="Arial"/>
+          <w:color w:val="000000" w:themeColor="text1"/>
+          <w:sz w:val="20"/>
+          <w:szCs w:val="20"/>
+        </w:rPr>
+        <w:t xml:space="preserve"> </w:t>
+      </w:r>
+      <w:r>
+        <w:rPr>
+          <w:rFonts w:ascii="Aptos Narrow" w:hAnsi="Aptos Narrow" w:cs="Arial"/>
+          <w:color w:val="000000" w:themeColor="text1"/>
+          <w:sz w:val="20"/>
+          <w:szCs w:val="20"/>
+        </w:rPr>
+        <w:t>Challenger International</w:t>
+      </w:r>
+      <w:r>
+        <w:rPr>
+          <w:rFonts w:ascii="Aptos Narrow" w:hAnsi="Aptos Narrow" w:cs="Arial"/>
+          <w:b/>
+          <w:bCs/>
+          <w:color w:val="000000" w:themeColor="text1"/>
+          <w:sz w:val="20"/>
+          <w:szCs w:val="20"/>
+        </w:rPr>
+        <w:br/>
+        <w:t>Achievements:</w:t>
+      </w:r>
+    </w:p>
+    <w:p>
+      <w:pPr>
+        <w:pStyle w:val="ListParagraph"/>
+        <w:widowControl/>
+        <w:numPr>
+          <w:ilvl w:val="0"/>
+          <w:numId w:val="14"/>
+        </w:numPr>
+        <w:tabs>
+          <w:tab w:val="clear" w:pos="0"/>
+          <w:tab w:val="clear" w:pos="142"/>
+          <w:tab w:val="clear" w:pos="426"/>
+        </w:tabs>
+        <w:autoSpaceDE/>
+        <w:autoSpaceDN/>
+        <w:adjustRightInd/>
+        <w:spacing w:after="200" w:line="276" w:lineRule="auto"/>
+        <w:rPr>
+          <w:rFonts w:ascii="Arial" w:eastAsia="MS Mincho" w:hAnsi="Arial" w:cs="Arial"/>
+          <w:sz w:val="18"/>
+          <w:szCs w:val="18"/>
+        </w:rPr>
+      </w:pPr>
+      <w:r>
+        <w:rPr>
+          <w:rFonts w:ascii="Arial" w:eastAsia="MS Mincho" w:hAnsi="Arial" w:cs="Arial"/>
+          <w:sz w:val="18"/>
+          <w:szCs w:val="18"/>
+        </w:rPr>
+        <w:t>Develop IT Operations Intranet</w:t>
+      </w:r>
+    </w:p>
+    <w:p>
+      <w:pPr>
+        <w:pStyle w:val="ListParagraph"/>
+        <w:widowControl/>
+        <w:numPr>
+          <w:ilvl w:val="0"/>
+          <w:numId w:val="14"/>
+        </w:numPr>
+        <w:tabs>
+          <w:tab w:val="clear" w:pos="0"/>
+          <w:tab w:val="clear" w:pos="142"/>
+          <w:tab w:val="clear" w:pos="426"/>
+        </w:tabs>
+        <w:autoSpaceDE/>
+        <w:autoSpaceDN/>
+        <w:adjustRightInd/>
+        <w:spacing w:after="200" w:line="276" w:lineRule="auto"/>
+        <w:rPr>
+          <w:rFonts w:ascii="Arial" w:eastAsia="MS Mincho" w:hAnsi="Arial" w:cs="Arial"/>
+          <w:sz w:val="18"/>
+          <w:szCs w:val="18"/>
+        </w:rPr>
+      </w:pPr>
+      <w:r>
+        <w:rPr>
+          <w:rFonts w:ascii="Arial" w:eastAsia="MS Mincho" w:hAnsi="Arial" w:cs="Arial"/>
+          <w:sz w:val="18"/>
+          <w:szCs w:val="18"/>
+        </w:rPr>
+        <w:t>Develop Target $1 Million New Zealand website integrated with Payment Express payment gateway and designed to scale to around 60,000 transactions in the first month</w:t>
+      </w:r>
+    </w:p>
+    <w:p>
+      <w:pPr>
+        <w:spacing w:after="0" w:line="264" w:lineRule="auto"/>
+        <w:rPr>
+          <w:rFonts w:ascii="Aptos Narrow" w:hAnsi="Aptos Narrow" w:cs="Arial"/>
+          <w:b/>
+          <w:bCs/>
+          <w:color w:val="000000" w:themeColor="text1"/>
+          <w:sz w:val="20"/>
+          <w:szCs w:val="20"/>
+        </w:rPr>
+      </w:pPr>
+      <w:r>
+        <w:rPr>
+          <w:rFonts w:ascii="Aptos Narrow" w:hAnsi="Aptos Narrow" w:cs="Arial"/>
+          <w:b/>
+          <w:bCs/>
+          <w:color w:val="000000" w:themeColor="text1"/>
+          <w:sz w:val="20"/>
+          <w:szCs w:val="20"/>
+        </w:rPr>
+        <w:t xml:space="preserve">Position: </w:t>
+      </w:r>
+      <w:r>
+        <w:rPr>
+          <w:rFonts w:ascii="Aptos Narrow" w:hAnsi="Aptos Narrow" w:cs="Arial"/>
+          <w:bCs/>
+          <w:color w:val="000000" w:themeColor="text1"/>
+          <w:sz w:val="20"/>
+          <w:szCs w:val="20"/>
+        </w:rPr>
+        <w:t>Web Developer</w:t>
+      </w:r>
+      <w:r>
+        <w:rPr>
+          <w:rFonts w:ascii="Aptos Narrow" w:hAnsi="Aptos Narrow" w:cs="Arial"/>
+          <w:bCs/>
+          <w:color w:val="000000" w:themeColor="text1"/>
+          <w:sz w:val="20"/>
+          <w:szCs w:val="20"/>
+        </w:rPr>
+        <w:t xml:space="preserve"> – </w:t>
+      </w:r>
+      <w:r>
+        <w:rPr>
+          <w:rFonts w:ascii="Aptos Narrow" w:hAnsi="Aptos Narrow" w:cs="Arial"/>
+          <w:color w:val="000000" w:themeColor="text1"/>
+          <w:sz w:val="20"/>
+          <w:szCs w:val="20"/>
+        </w:rPr>
+        <w:t>November 1998 to August 2000</w:t>
+      </w:r>
+      <w:r>
+        <w:rPr>
+          <w:rFonts w:ascii="Aptos Narrow" w:hAnsi="Aptos Narrow" w:cs="Arial"/>
+          <w:b/>
+          <w:bCs/>
+          <w:color w:val="000000" w:themeColor="text1"/>
+          <w:sz w:val="20"/>
+          <w:szCs w:val="20"/>
+        </w:rPr>
+        <w:br/>
+        <w:t>Company:</w:t>
+      </w:r>
+      <w:r>
+        <w:rPr>
+          <w:rFonts w:ascii="Aptos Narrow" w:hAnsi="Aptos Narrow" w:cs="Arial"/>
+          <w:color w:val="000000" w:themeColor="text1"/>
+          <w:sz w:val="20"/>
+          <w:szCs w:val="20"/>
+        </w:rPr>
+        <w:t xml:space="preserve"> </w:t>
+      </w:r>
+      <w:proofErr w:type="spellStart"/>
+      <w:r>
+        <w:rPr>
+          <w:rFonts w:ascii="Aptos Narrow" w:hAnsi="Aptos Narrow" w:cs="Arial"/>
+          <w:color w:val="000000" w:themeColor="text1"/>
+          <w:sz w:val="20"/>
+          <w:szCs w:val="20"/>
+        </w:rPr>
+        <w:t>DigitalRez</w:t>
+      </w:r>
+      <w:proofErr w:type="spellEnd"/>
+      <w:r>
+        <w:rPr>
+          <w:rFonts w:ascii="Aptos Narrow" w:hAnsi="Aptos Narrow" w:cs="Arial"/>
+          <w:color w:val="000000" w:themeColor="text1"/>
+          <w:sz w:val="20"/>
+          <w:szCs w:val="20"/>
+        </w:rPr>
+        <w:t xml:space="preserve"> Software</w:t>
+      </w:r>
+      <w:r>
+        <w:rPr>
+          <w:rFonts w:ascii="Aptos Narrow" w:hAnsi="Aptos Narrow" w:cs="Arial"/>
+          <w:color w:val="000000" w:themeColor="text1"/>
+          <w:sz w:val="20"/>
+          <w:szCs w:val="20"/>
+        </w:rPr>
+        <w:br/>
+      </w:r>
+      <w:r>
+        <w:rPr>
+          <w:rFonts w:ascii="Aptos Narrow" w:hAnsi="Aptos Narrow" w:cs="Arial"/>
+          <w:b/>
+          <w:bCs/>
+          <w:color w:val="000000" w:themeColor="text1"/>
+          <w:sz w:val="20"/>
+          <w:szCs w:val="20"/>
+        </w:rPr>
+        <w:t>Achievements:</w:t>
+      </w:r>
+    </w:p>
+    <w:p>
+      <w:pPr>
+        <w:pStyle w:val="PlainText"/>
+        <w:numPr>
+          <w:ilvl w:val="0"/>
+          <w:numId w:val="15"/>
+        </w:numPr>
+        <w:spacing w:after="200" w:line="276" w:lineRule="auto"/>
+        <w:ind w:left="714" w:hanging="357"/>
+        <w:contextualSpacing/>
+        <w:rPr>
+          <w:rFonts w:ascii="Arial" w:eastAsia="MS Mincho" w:hAnsi="Arial" w:cs="Arial"/>
+          <w:sz w:val="18"/>
+          <w:szCs w:val="18"/>
+        </w:rPr>
+      </w:pPr>
+      <w:r>
+        <w:rPr>
+          <w:rFonts w:ascii="Arial" w:eastAsia="MS Mincho" w:hAnsi="Arial" w:cs="Arial"/>
+          <w:sz w:val="18"/>
+          <w:szCs w:val="18"/>
+        </w:rPr>
+        <w:t>Develop</w:t>
+      </w:r>
+      <w:r>
+        <w:rPr>
+          <w:rFonts w:ascii="Arial" w:eastAsia="MS Mincho" w:hAnsi="Arial" w:cs="Arial"/>
+          <w:sz w:val="18"/>
+          <w:szCs w:val="18"/>
+        </w:rPr>
+        <w:t xml:space="preserve"> Australian</w:t>
+      </w:r>
+      <w:r>
+        <w:rPr>
+          <w:rFonts w:ascii="Arial" w:eastAsia="MS Mincho" w:hAnsi="Arial" w:cs="Arial"/>
+          <w:sz w:val="18"/>
+          <w:szCs w:val="18"/>
+        </w:rPr>
+        <w:t xml:space="preserve"> accommodation</w:t>
+      </w:r>
+      <w:r>
+        <w:rPr>
+          <w:rFonts w:ascii="Arial" w:eastAsia="MS Mincho" w:hAnsi="Arial" w:cs="Arial"/>
+          <w:sz w:val="18"/>
+          <w:szCs w:val="18"/>
+        </w:rPr>
+        <w:t xml:space="preserve"> booking website</w:t>
+      </w:r>
+      <w:r>
+        <w:rPr>
+          <w:rFonts w:ascii="Arial" w:eastAsia="MS Mincho" w:hAnsi="Arial" w:cs="Arial"/>
+          <w:sz w:val="18"/>
+          <w:szCs w:val="18"/>
+        </w:rPr>
+        <w:t xml:space="preserve"> with ability to show instant online availabilit</w:t>
+      </w:r>
+      <w:r>
+        <w:rPr>
+          <w:rFonts w:ascii="Arial" w:eastAsia="MS Mincho" w:hAnsi="Arial" w:cs="Arial"/>
+          <w:sz w:val="18"/>
+          <w:szCs w:val="18"/>
+        </w:rPr>
+        <w:t>y from each customer’s onsite booking system</w:t>
+      </w:r>
+    </w:p>
+    <w:p>
+      <w:pPr>
+        <w:pStyle w:val="PlainText"/>
+        <w:numPr>
+          <w:ilvl w:val="0"/>
+          <w:numId w:val="15"/>
+        </w:numPr>
+        <w:spacing w:after="200" w:line="276" w:lineRule="auto"/>
+        <w:ind w:left="714" w:hanging="357"/>
+        <w:contextualSpacing/>
+        <w:rPr>
+          <w:rFonts w:ascii="Arial" w:eastAsia="MS Mincho" w:hAnsi="Arial" w:cs="Arial"/>
+          <w:sz w:val="18"/>
+          <w:szCs w:val="18"/>
+        </w:rPr>
+      </w:pPr>
+      <w:r>
+        <w:rPr>
+          <w:rFonts w:ascii="Arial" w:eastAsia="MS Mincho" w:hAnsi="Arial" w:cs="Arial"/>
+          <w:sz w:val="18"/>
+          <w:szCs w:val="18"/>
+        </w:rPr>
+        <w:t xml:space="preserve">Develop website for </w:t>
+      </w:r>
+      <w:r>
+        <w:rPr>
+          <w:rFonts w:ascii="Arial" w:eastAsia="MS Mincho" w:hAnsi="Arial" w:cs="Arial"/>
+          <w:sz w:val="18"/>
+          <w:szCs w:val="18"/>
+        </w:rPr>
+        <w:t>Australia</w:t>
+      </w:r>
+      <w:r>
+        <w:rPr>
+          <w:rFonts w:ascii="Arial" w:eastAsia="MS Mincho" w:hAnsi="Arial" w:cs="Arial"/>
+          <w:sz w:val="18"/>
+          <w:szCs w:val="18"/>
+        </w:rPr>
+        <w:t>n business including</w:t>
+      </w:r>
+      <w:r>
+        <w:rPr>
+          <w:rFonts w:ascii="Arial" w:eastAsia="MS Mincho" w:hAnsi="Arial" w:cs="Arial"/>
+          <w:sz w:val="18"/>
+          <w:szCs w:val="18"/>
+        </w:rPr>
+        <w:t xml:space="preserve"> an online store an</w:t>
+      </w:r>
+      <w:r>
+        <w:rPr>
+          <w:rFonts w:ascii="Arial" w:eastAsia="MS Mincho" w:hAnsi="Arial" w:cs="Arial"/>
+          <w:sz w:val="18"/>
+          <w:szCs w:val="18"/>
+        </w:rPr>
+        <w:t>d help desk</w:t>
+      </w:r>
+    </w:p>
+    <w:p>
+      <w:pPr>
+        <w:pStyle w:val="PlainText"/>
+        <w:numPr>
+          <w:ilvl w:val="0"/>
+          <w:numId w:val="15"/>
+        </w:numPr>
+        <w:spacing w:after="200" w:line="276" w:lineRule="auto"/>
+        <w:ind w:left="714" w:hanging="357"/>
+        <w:contextualSpacing/>
+        <w:rPr>
+          <w:rFonts w:ascii="Arial" w:eastAsia="MS Mincho" w:hAnsi="Arial" w:cs="Arial"/>
+          <w:sz w:val="18"/>
+          <w:szCs w:val="18"/>
+        </w:rPr>
+      </w:pPr>
+      <w:r>
+        <w:rPr>
+          <w:rFonts w:ascii="Arial" w:eastAsia="MS Mincho" w:hAnsi="Arial" w:cs="Arial"/>
+          <w:sz w:val="18"/>
+          <w:szCs w:val="18"/>
+        </w:rPr>
+        <w:t xml:space="preserve">Write custom </w:t>
+      </w:r>
+      <w:r>
+        <w:rPr>
+          <w:rFonts w:ascii="Arial" w:eastAsia="MS Mincho" w:hAnsi="Arial" w:cs="Arial"/>
+          <w:sz w:val="18"/>
+          <w:szCs w:val="18"/>
+        </w:rPr>
+        <w:t>Crystal Reports</w:t>
+      </w:r>
+      <w:r>
+        <w:rPr>
+          <w:rFonts w:ascii="Arial" w:eastAsia="MS Mincho" w:hAnsi="Arial" w:cs="Arial"/>
+          <w:sz w:val="18"/>
+          <w:szCs w:val="18"/>
+        </w:rPr>
+        <w:t xml:space="preserve"> for clients including a tool to export the general ledger to QuickBooks or MYOB and rewrite financial reports for the new GST system</w:t>
+      </w:r>
+    </w:p>
+    <w:p>
+      <w:pPr>
+        <w:pStyle w:val="PlainText"/>
+        <w:numPr>
+          <w:ilvl w:val="0"/>
+          <w:numId w:val="15"/>
+        </w:numPr>
+        <w:spacing w:after="200" w:line="276" w:lineRule="auto"/>
+        <w:ind w:left="714" w:hanging="357"/>
+        <w:contextualSpacing/>
+        <w:rPr>
+          <w:rFonts w:ascii="Arial" w:eastAsia="MS Mincho" w:hAnsi="Arial" w:cs="Arial"/>
+          <w:sz w:val="18"/>
+          <w:szCs w:val="18"/>
+        </w:rPr>
+      </w:pPr>
+      <w:r>
+        <w:rPr>
+          <w:rFonts w:ascii="Arial" w:eastAsia="MS Mincho" w:hAnsi="Arial" w:cs="Arial"/>
+          <w:sz w:val="18"/>
+          <w:szCs w:val="18"/>
+        </w:rPr>
+        <w:t>Administration of web server</w:t>
+      </w:r>
+      <w:r>
+        <w:rPr>
+          <w:rFonts w:ascii="Arial" w:eastAsia="MS Mincho" w:hAnsi="Arial" w:cs="Arial"/>
+          <w:sz w:val="18"/>
+          <w:szCs w:val="18"/>
+        </w:rPr>
+        <w:t>s</w:t>
+      </w:r>
+      <w:r>
+        <w:rPr>
+          <w:rFonts w:ascii="Arial" w:eastAsia="MS Mincho" w:hAnsi="Arial" w:cs="Arial"/>
+          <w:sz w:val="18"/>
+          <w:szCs w:val="18"/>
+        </w:rPr>
+        <w:t xml:space="preserve"> co-located at Telstra</w:t>
+      </w:r>
+    </w:p>
+    <w:p>
+      <w:pPr>
+        <w:tabs>
+          <w:tab w:val="left" w:pos="5097"/>
+        </w:tabs>
+      </w:pPr>
+      <w:r>
+        <w:tab/>
       </w:r>
     </w:p>
     <w:sectPr>
@@ -10979,7 +13405,7 @@
         <w:rFonts w:ascii="Courier New" w:hAnsi="Courier New" w:cs="Courier New" w:hint="default"/>
       </w:rPr>
     </w:lvl>
-    <w:lvl w:ilvl="2" w:tplc="0C090005" w:tentative="1">
+    <w:lvl w:ilvl="2" w:tplc="0C090005">
       <w:start w:val="1"/>
       <w:numFmt w:val="bullet"/>
       <w:lvlText w:val=""/>
@@ -12208,7 +14634,7 @@
   <w:abstractNum w:abstractNumId="20" w15:restartNumberingAfterBreak="0">
     <w:nsid w:val="66505856"/>
     <w:multiLevelType w:val="hybridMultilevel"/>
-    <w:tmpl w:val="C5D8A13C"/>
+    <w:tmpl w:val="0D387F8A"/>
     <w:lvl w:ilvl="0" w:tplc="0C090001">
       <w:start w:val="1"/>
       <w:numFmt w:val="bullet"/>
@@ -12455,7 +14881,7 @@
   <w:abstractNum w:abstractNumId="23" w15:restartNumberingAfterBreak="0">
     <w:nsid w:val="7C3C6D8C"/>
     <w:multiLevelType w:val="hybridMultilevel"/>
-    <w:tmpl w:val="BC64DD50"/>
+    <w:tmpl w:val="8A4E6AEA"/>
     <w:lvl w:ilvl="0" w:tplc="04090001">
       <w:start w:val="1"/>
       <w:numFmt w:val="bullet"/>
@@ -13039,7 +15465,7 @@
   <w:style w:type="paragraph" w:default="1" w:styleId="Normal">
     <w:name w:val="Normal"/>
     <w:qFormat/>
-    <w:rsid w:val="00B364DC"/>
+    <w:rsid w:val="00480356"/>
   </w:style>
   <w:style w:type="paragraph" w:styleId="Heading1">
     <w:name w:val="heading 1"/>
@@ -13243,7 +15669,6 @@
   <w:style w:type="character" w:default="1" w:styleId="DefaultParagraphFont">
     <w:name w:val="Default Paragraph Font"/>
     <w:uiPriority w:val="1"/>
-    <w:semiHidden/>
     <w:unhideWhenUsed/>
   </w:style>
   <w:style w:type="table" w:default="1" w:styleId="TableNormal">

--- a/public/CV Peter Bardenhagen.docx
+++ b/public/CV Peter Bardenhagen.docx
@@ -1459,7 +1459,7 @@
                 <w:sz w:val="16"/>
                 <w:szCs w:val="16"/>
               </w:rPr>
-              <w:t>Node.js /</w:t>
+              <w:t>Node.js</w:t>
             </w:r>
           </w:p>
         </w:tc>
@@ -1604,9 +1604,8 @@
                 <w:sz w:val="16"/>
                 <w:szCs w:val="16"/>
               </w:rPr>
-              <w:t xml:space="preserve">React / </w:t>
+              <w:t>React / Nex</w:t>
             </w:r>
-            <w:proofErr w:type="spellStart"/>
             <w:r>
               <w:rPr>
                 <w:rFonts w:ascii="Aptos Narrow" w:hAnsi="Aptos Narrow" w:cstheme="minorHAnsi"/>
@@ -1615,9 +1614,8 @@
                 <w:sz w:val="16"/>
                 <w:szCs w:val="16"/>
               </w:rPr>
-              <w:t>NextJS</w:t>
+              <w:t>t.js</w:t>
             </w:r>
-            <w:proofErr w:type="spellEnd"/>
             <w:r>
               <w:rPr>
                 <w:rFonts w:ascii="Aptos Narrow" w:hAnsi="Aptos Narrow" w:cstheme="minorHAnsi"/>
@@ -2029,7 +2027,7 @@
                 <w:sz w:val="16"/>
                 <w:szCs w:val="16"/>
               </w:rPr>
-              <w:t>101</w:t>
+              <w:t>10</w:t>
             </w:r>
           </w:p>
         </w:tc>
@@ -2655,7 +2653,43 @@
           <w:sz w:val="18"/>
           <w:szCs w:val="18"/>
         </w:rPr>
-        <w:t>: Created a chatbot trained on extensive documentation and videos for staff onboarding and training using Azure AI and Teams.</w:t>
+        <w:t>: Created a</w:t>
+      </w:r>
+      <w:r>
+        <w:rPr>
+          <w:rFonts w:ascii="Aptos Narrow" w:hAnsi="Aptos Narrow" w:cs="Arial"/>
+          <w:color w:val="000000" w:themeColor="text1"/>
+          <w:sz w:val="18"/>
+          <w:szCs w:val="18"/>
+        </w:rPr>
+        <w:t xml:space="preserve">n Azure AI powered Teams </w:t>
+      </w:r>
+      <w:r>
+        <w:rPr>
+          <w:rFonts w:ascii="Aptos Narrow" w:hAnsi="Aptos Narrow" w:cs="Arial"/>
+          <w:color w:val="000000" w:themeColor="text1"/>
+          <w:sz w:val="18"/>
+          <w:szCs w:val="18"/>
+        </w:rPr>
+        <w:t xml:space="preserve">chatbot trained on extensive documentation and videos for staff </w:t>
+      </w:r>
+      <w:r>
+        <w:rPr>
+          <w:rFonts w:ascii="Aptos Narrow" w:hAnsi="Aptos Narrow" w:cs="Arial"/>
+          <w:color w:val="000000" w:themeColor="text1"/>
+          <w:sz w:val="18"/>
+          <w:szCs w:val="18"/>
+        </w:rPr>
+        <w:t>onboarding</w:t>
+      </w:r>
+      <w:r>
+        <w:rPr>
+          <w:rFonts w:ascii="Aptos Narrow" w:hAnsi="Aptos Narrow" w:cs="Arial"/>
+          <w:color w:val="000000" w:themeColor="text1"/>
+          <w:sz w:val="18"/>
+          <w:szCs w:val="18"/>
+        </w:rPr>
+        <w:t>.</w:t>
       </w:r>
     </w:p>
     <w:p>
@@ -2946,7 +2980,57 @@
           <w:sz w:val="18"/>
           <w:szCs w:val="18"/>
         </w:rPr>
-        <w:t>Senior Manager / Senior Solution Architect</w:t>
+        <w:t>Senior Manager</w:t>
+      </w:r>
+      <w:r>
+        <w:rPr>
+          <w:rFonts w:ascii="Aptos Narrow" w:eastAsia="MS Mincho" w:hAnsi="Aptos Narrow" w:cs="Arial"/>
+          <w:b/>
+          <w:bCs/>
+          <w:sz w:val="18"/>
+          <w:szCs w:val="18"/>
+        </w:rPr>
+        <w:t xml:space="preserve"> </w:t>
+      </w:r>
+      <w:r>
+        <w:rPr>
+          <w:rFonts w:ascii="Aptos Narrow" w:eastAsia="MS Mincho" w:hAnsi="Aptos Narrow" w:cs="Arial"/>
+          <w:b/>
+          <w:bCs/>
+          <w:sz w:val="18"/>
+          <w:szCs w:val="18"/>
+        </w:rPr>
+        <w:t>–</w:t>
+      </w:r>
+      <w:r>
+        <w:rPr>
+          <w:rFonts w:ascii="Aptos Narrow" w:eastAsia="MS Mincho" w:hAnsi="Aptos Narrow" w:cs="Arial"/>
+          <w:b/>
+          <w:bCs/>
+          <w:sz w:val="18"/>
+          <w:szCs w:val="18"/>
+        </w:rPr>
+        <w:t xml:space="preserve"> </w:t>
+      </w:r>
+      <w:r>
+        <w:rPr>
+          <w:rFonts w:ascii="Aptos Narrow" w:eastAsia="MS Mincho" w:hAnsi="Aptos Narrow" w:cs="Arial"/>
+          <w:b/>
+          <w:bCs/>
+          <w:sz w:val="18"/>
+          <w:szCs w:val="18"/>
+        </w:rPr>
+        <w:t>Lead Solutions</w:t>
+      </w:r>
+      <w:r>
+        <w:rPr>
+          <w:rFonts w:ascii="Aptos Narrow" w:eastAsia="MS Mincho" w:hAnsi="Aptos Narrow" w:cs="Arial"/>
+          <w:b/>
+          <w:bCs/>
+          <w:sz w:val="18"/>
+          <w:szCs w:val="18"/>
+        </w:rPr>
+        <w:t xml:space="preserve"> Architect</w:t>
       </w:r>
     </w:p>
     <w:p>
@@ -3121,7 +3205,23 @@
           <w:sz w:val="18"/>
           <w:szCs w:val="18"/>
         </w:rPr>
-        <w:t>Led a $5M+ digital transformation project in the energy sector.</w:t>
+        <w:t xml:space="preserve">Led a $5M+ </w:t>
+      </w:r>
+      <w:r>
+        <w:rPr>
+          <w:rFonts w:ascii="Aptos Narrow" w:eastAsia="MS Mincho" w:hAnsi="Aptos Narrow" w:cs="Arial"/>
+          <w:sz w:val="18"/>
+          <w:szCs w:val="18"/>
+        </w:rPr>
+        <w:t xml:space="preserve">enterprise-wide </w:t>
+      </w:r>
+      <w:r>
+        <w:rPr>
+          <w:rFonts w:ascii="Aptos Narrow" w:eastAsia="MS Mincho" w:hAnsi="Aptos Narrow" w:cs="Arial"/>
+          <w:sz w:val="18"/>
+          <w:szCs w:val="18"/>
+        </w:rPr>
+        <w:t>digital transformation project in the energy sector.</w:t>
       </w:r>
     </w:p>
     <w:p>
@@ -3193,7 +3293,47 @@
           <w:sz w:val="18"/>
           <w:szCs w:val="18"/>
         </w:rPr>
-        <w:t>Architected and implemented Optimizely Customer Data Platform (CDP) with cloud and on-premises integrations.</w:t>
+        <w:t>Architected and implemented Optimizely Customer Data Platform (CDP) with cloud and on-premises integrations</w:t>
+      </w:r>
+      <w:r>
+        <w:rPr>
+          <w:rFonts w:ascii="Aptos Narrow" w:eastAsia="MS Mincho" w:hAnsi="Aptos Narrow" w:cs="Arial"/>
+          <w:sz w:val="18"/>
+          <w:szCs w:val="18"/>
+        </w:rPr>
+        <w:t xml:space="preserve"> via Mule</w:t>
+      </w:r>
+      <w:r>
+        <w:rPr>
+          <w:rFonts w:ascii="Aptos Narrow" w:eastAsia="MS Mincho" w:hAnsi="Aptos Narrow" w:cs="Arial"/>
+          <w:sz w:val="18"/>
+          <w:szCs w:val="18"/>
+        </w:rPr>
+        <w:t>S</w:t>
+      </w:r>
+      <w:r>
+        <w:rPr>
+          <w:rFonts w:ascii="Aptos Narrow" w:eastAsia="MS Mincho" w:hAnsi="Aptos Narrow" w:cs="Arial"/>
+          <w:sz w:val="18"/>
+          <w:szCs w:val="18"/>
+        </w:rPr>
+        <w:t xml:space="preserve">oft to Dynamics </w:t>
+      </w:r>
+      <w:r>
+        <w:rPr>
+          <w:rFonts w:ascii="Aptos Narrow" w:eastAsia="MS Mincho" w:hAnsi="Aptos Narrow" w:cs="Arial"/>
+          <w:sz w:val="18"/>
+          <w:szCs w:val="18"/>
+        </w:rPr>
+        <w:t>CRM</w:t>
+      </w:r>
+      <w:r>
+        <w:rPr>
+          <w:rFonts w:ascii="Aptos Narrow" w:eastAsia="MS Mincho" w:hAnsi="Aptos Narrow" w:cs="Arial"/>
+          <w:sz w:val="18"/>
+          <w:szCs w:val="18"/>
+        </w:rPr>
+        <w:t>.</w:t>
       </w:r>
     </w:p>
     <w:p>
@@ -3365,7 +3505,15 @@
           <w:sz w:val="18"/>
           <w:szCs w:val="18"/>
         </w:rPr>
-        <w:t>, APA Group, and Brisbane City Council.</w:t>
+        <w:t>, APA Group, and Brisbane City Council</w:t>
+      </w:r>
+      <w:r>
+        <w:rPr>
+          <w:rFonts w:ascii="Aptos Narrow" w:eastAsia="MS Mincho" w:hAnsi="Aptos Narrow" w:cs="Arial"/>
+          <w:sz w:val="18"/>
+          <w:szCs w:val="18"/>
+        </w:rPr>
+        <w:t xml:space="preserve"> on their digital transformations.</w:t>
       </w:r>
     </w:p>
     <w:p>
@@ -3389,7 +3537,39 @@
           <w:sz w:val="18"/>
           <w:szCs w:val="18"/>
         </w:rPr>
-        <w:t>Provided technical solutions, strategies, and advisory services.</w:t>
+        <w:t xml:space="preserve">Provided </w:t>
+      </w:r>
+      <w:r>
+        <w:rPr>
+          <w:rFonts w:ascii="Aptos Narrow" w:eastAsia="MS Mincho" w:hAnsi="Aptos Narrow" w:cs="Arial"/>
+          <w:sz w:val="18"/>
+          <w:szCs w:val="18"/>
+        </w:rPr>
+        <w:t>strategy and</w:t>
+      </w:r>
+      <w:r>
+        <w:rPr>
+          <w:rFonts w:ascii="Aptos Narrow" w:eastAsia="MS Mincho" w:hAnsi="Aptos Narrow" w:cs="Arial"/>
+          <w:sz w:val="18"/>
+          <w:szCs w:val="18"/>
+        </w:rPr>
+        <w:t xml:space="preserve"> advisory services</w:t>
+      </w:r>
+      <w:r>
+        <w:rPr>
+          <w:rFonts w:ascii="Aptos Narrow" w:eastAsia="MS Mincho" w:hAnsi="Aptos Narrow" w:cs="Arial"/>
+          <w:sz w:val="18"/>
+          <w:szCs w:val="18"/>
+        </w:rPr>
+        <w:t xml:space="preserve"> to existing customers</w:t>
+      </w:r>
+      <w:r>
+        <w:rPr>
+          <w:rFonts w:ascii="Aptos Narrow" w:eastAsia="MS Mincho" w:hAnsi="Aptos Narrow" w:cs="Arial"/>
+          <w:sz w:val="18"/>
+          <w:szCs w:val="18"/>
+        </w:rPr>
+        <w:t>.</w:t>
       </w:r>
     </w:p>
     <w:p>
@@ -3803,7 +3983,23 @@
           <w:sz w:val="18"/>
           <w:szCs w:val="18"/>
         </w:rPr>
-        <w:t>Developed new features like Patient Check-in Kiosk and Clinic Opening Hours Manager.</w:t>
+        <w:t xml:space="preserve">Developed new </w:t>
+      </w:r>
+      <w:r>
+        <w:rPr>
+          <w:rFonts w:ascii="Aptos Narrow" w:eastAsia="MS Mincho" w:hAnsi="Aptos Narrow" w:cs="Arial"/>
+          <w:sz w:val="18"/>
+          <w:szCs w:val="18"/>
+        </w:rPr>
+        <w:t>products</w:t>
+      </w:r>
+      <w:r>
+        <w:rPr>
+          <w:rFonts w:ascii="Aptos Narrow" w:eastAsia="MS Mincho" w:hAnsi="Aptos Narrow" w:cs="Arial"/>
+          <w:sz w:val="18"/>
+          <w:szCs w:val="18"/>
+        </w:rPr>
+        <w:t xml:space="preserve"> like Patient Check-in Kiosk and Clinic Opening Hours Manager.</w:t>
       </w:r>
     </w:p>
     <w:p>
@@ -3827,7 +4023,39 @@
           <w:sz w:val="18"/>
           <w:szCs w:val="18"/>
         </w:rPr>
-        <w:t>Enhanced existing solutions with unit testing and monitoring (Splunk).</w:t>
+        <w:t>Enhanced existing solutions with unit testing and monitoring (</w:t>
+      </w:r>
+      <w:r>
+        <w:rPr>
+          <w:rFonts w:ascii="Aptos Narrow" w:eastAsia="MS Mincho" w:hAnsi="Aptos Narrow" w:cs="Arial"/>
+          <w:sz w:val="18"/>
+          <w:szCs w:val="18"/>
+        </w:rPr>
+        <w:t>xUnit</w:t>
+      </w:r>
+      <w:r>
+        <w:rPr>
+          <w:rFonts w:ascii="Aptos Narrow" w:eastAsia="MS Mincho" w:hAnsi="Aptos Narrow" w:cs="Arial"/>
+          <w:sz w:val="18"/>
+          <w:szCs w:val="18"/>
+        </w:rPr>
+        <w:t>.net</w:t>
+      </w:r>
+      <w:r>
+        <w:rPr>
+          <w:rFonts w:ascii="Aptos Narrow" w:eastAsia="MS Mincho" w:hAnsi="Aptos Narrow" w:cs="Arial"/>
+          <w:sz w:val="18"/>
+          <w:szCs w:val="18"/>
+        </w:rPr>
+        <w:t xml:space="preserve">, </w:t>
+      </w:r>
+      <w:r>
+        <w:rPr>
+          <w:rFonts w:ascii="Aptos Narrow" w:eastAsia="MS Mincho" w:hAnsi="Aptos Narrow" w:cs="Arial"/>
+          <w:sz w:val="18"/>
+          <w:szCs w:val="18"/>
+        </w:rPr>
+        <w:t>Splunk).</w:t>
       </w:r>
     </w:p>
     <w:p>
@@ -4159,7 +4387,23 @@
           <w:sz w:val="18"/>
           <w:szCs w:val="18"/>
         </w:rPr>
-        <w:t>Delivered projects with budgets ranging from $500,000 to $5 million, ensuring success within scope, time, and budget.</w:t>
+        <w:t>Delivered projects with budgets ranging from $500</w:t>
+      </w:r>
+      <w:r>
+        <w:rPr>
+          <w:rFonts w:ascii="Aptos Narrow" w:eastAsia="MS Mincho" w:hAnsi="Aptos Narrow" w:cs="Arial"/>
+          <w:sz w:val="18"/>
+          <w:szCs w:val="18"/>
+        </w:rPr>
+        <w:t>k</w:t>
+      </w:r>
+      <w:r>
+        <w:rPr>
+          <w:rFonts w:ascii="Aptos Narrow" w:eastAsia="MS Mincho" w:hAnsi="Aptos Narrow" w:cs="Arial"/>
+          <w:sz w:val="18"/>
+          <w:szCs w:val="18"/>
+        </w:rPr>
+        <w:t xml:space="preserve"> to $5 million, ensuring success within scope, time, and budget.</w:t>
       </w:r>
     </w:p>
     <w:p>
@@ -5209,7 +5453,17 @@
           <w:szCs w:val="18"/>
         </w:rPr>
         <w:lastRenderedPageBreak/>
-        <w:t>eHealth Team Leader</w:t>
+        <w:t xml:space="preserve">Software Engineering </w:t>
+      </w:r>
+      <w:r>
+        <w:rPr>
+          <w:rFonts w:ascii="Aptos Narrow" w:eastAsia="MS Mincho" w:hAnsi="Aptos Narrow" w:cs="Arial"/>
+          <w:b/>
+          <w:bCs/>
+          <w:sz w:val="18"/>
+          <w:szCs w:val="18"/>
+        </w:rPr>
+        <w:t>Lead</w:t>
       </w:r>
     </w:p>
     <w:p>
@@ -13491,6 +13745,7 @@
   <w:style w:type="character" w:default="1" w:styleId="DefaultParagraphFont">
     <w:name w:val="Default Paragraph Font"/>
     <w:uiPriority w:val="1"/>
+    <w:semiHidden/>
     <w:unhideWhenUsed/>
   </w:style>
   <w:style w:type="table" w:default="1" w:styleId="TableNormal">

--- a/public/CV Peter Bardenhagen.docx
+++ b/public/CV Peter Bardenhagen.docx
@@ -93,7 +93,6 @@
         <w:t xml:space="preserve">AI Resume: </w:t>
       </w:r>
       <w:hyperlink r:id="rId9" w:history="1">
-        <w:proofErr w:type="spellStart"/>
         <w:r>
           <w:rPr>
             <w:rStyle w:val="Hyperlink"/>
@@ -106,7 +105,6 @@
           </w:rPr>
           <w:t>peter.bardenhagen.xyz</w:t>
         </w:r>
-        <w:proofErr w:type="spellEnd"/>
       </w:hyperlink>
       <w:r>
         <w:rPr>
@@ -1116,7 +1114,6 @@
                 <w:szCs w:val="16"/>
               </w:rPr>
             </w:pPr>
-            <w:proofErr w:type="spellStart"/>
             <w:r>
               <w:rPr>
                 <w:rFonts w:ascii="Aptos Narrow" w:hAnsi="Aptos Narrow" w:cstheme="minorHAnsi"/>
@@ -1125,18 +1122,7 @@
                 <w:sz w:val="16"/>
                 <w:szCs w:val="16"/>
               </w:rPr>
-              <w:t>SAFe</w:t>
-            </w:r>
-            <w:proofErr w:type="spellEnd"/>
-            <w:r>
-              <w:rPr>
-                <w:rFonts w:ascii="Aptos Narrow" w:hAnsi="Aptos Narrow" w:cstheme="minorHAnsi"/>
-                <w:b/>
-                <w:color w:val="000000" w:themeColor="text1"/>
-                <w:sz w:val="16"/>
-                <w:szCs w:val="16"/>
-              </w:rPr>
-              <w:t xml:space="preserve"> Agilist</w:t>
+              <w:t>SAFe Agilist</w:t>
             </w:r>
           </w:p>
         </w:tc>
@@ -2056,7 +2042,7 @@
                 <w:sz w:val="12"/>
                 <w:szCs w:val="12"/>
               </w:rPr>
-              <w:t xml:space="preserve">AI, AI Search, API, Bicep, Copilot Studio (no-code), Cost Management, DevOps, Docker, Entra ID, Entra B2C, Insights, Functions, </w:t>
+              <w:t xml:space="preserve">AI Search, </w:t>
             </w:r>
             <w:r>
               <w:rPr>
@@ -2066,7 +2052,127 @@
                 <w:sz w:val="12"/>
                 <w:szCs w:val="12"/>
               </w:rPr>
-              <w:t xml:space="preserve">Grafana, </w:t>
+              <w:t xml:space="preserve">AI Services, </w:t>
+            </w:r>
+            <w:r>
+              <w:rPr>
+                <w:rFonts w:ascii="Aptos Narrow" w:hAnsi="Aptos Narrow" w:cstheme="minorHAnsi"/>
+                <w:bCs/>
+                <w:color w:val="000000" w:themeColor="text1"/>
+                <w:sz w:val="12"/>
+                <w:szCs w:val="12"/>
+              </w:rPr>
+              <w:t xml:space="preserve">API, Bicep, </w:t>
+            </w:r>
+            <w:r>
+              <w:rPr>
+                <w:rFonts w:ascii="Aptos Narrow" w:hAnsi="Aptos Narrow" w:cstheme="minorHAnsi"/>
+                <w:bCs/>
+                <w:color w:val="000000" w:themeColor="text1"/>
+                <w:sz w:val="12"/>
+                <w:szCs w:val="12"/>
+              </w:rPr>
+              <w:t>Blob</w:t>
+            </w:r>
+            <w:r>
+              <w:rPr>
+                <w:rFonts w:ascii="Aptos Narrow" w:hAnsi="Aptos Narrow" w:cstheme="minorHAnsi"/>
+                <w:bCs/>
+                <w:color w:val="000000" w:themeColor="text1"/>
+                <w:sz w:val="12"/>
+                <w:szCs w:val="12"/>
+              </w:rPr>
+              <w:t xml:space="preserve"> Storage</w:t>
+            </w:r>
+            <w:r>
+              <w:rPr>
+                <w:rFonts w:ascii="Aptos Narrow" w:hAnsi="Aptos Narrow" w:cstheme="minorHAnsi"/>
+                <w:bCs/>
+                <w:color w:val="000000" w:themeColor="text1"/>
+                <w:sz w:val="12"/>
+                <w:szCs w:val="12"/>
+              </w:rPr>
+              <w:t xml:space="preserve">, </w:t>
+            </w:r>
+            <w:r>
+              <w:rPr>
+                <w:rFonts w:ascii="Aptos Narrow" w:hAnsi="Aptos Narrow" w:cstheme="minorHAnsi"/>
+                <w:bCs/>
+                <w:color w:val="000000" w:themeColor="text1"/>
+                <w:sz w:val="12"/>
+                <w:szCs w:val="12"/>
+              </w:rPr>
+              <w:t xml:space="preserve">Copilot Studio (no-code), Cost Management, </w:t>
+            </w:r>
+            <w:r>
+              <w:rPr>
+                <w:rFonts w:ascii="Aptos Narrow" w:hAnsi="Aptos Narrow" w:cstheme="minorHAnsi"/>
+                <w:bCs/>
+                <w:color w:val="000000" w:themeColor="text1"/>
+                <w:sz w:val="12"/>
+                <w:szCs w:val="12"/>
+              </w:rPr>
+              <w:t xml:space="preserve">Cosmos Db, </w:t>
+            </w:r>
+            <w:r>
+              <w:rPr>
+                <w:rFonts w:ascii="Aptos Narrow" w:hAnsi="Aptos Narrow" w:cstheme="minorHAnsi"/>
+                <w:bCs/>
+                <w:color w:val="000000" w:themeColor="text1"/>
+                <w:sz w:val="12"/>
+                <w:szCs w:val="12"/>
+              </w:rPr>
+              <w:t xml:space="preserve">Defender, </w:t>
+            </w:r>
+            <w:r>
+              <w:rPr>
+                <w:rFonts w:ascii="Aptos Narrow" w:hAnsi="Aptos Narrow" w:cstheme="minorHAnsi"/>
+                <w:bCs/>
+                <w:color w:val="000000" w:themeColor="text1"/>
+                <w:sz w:val="12"/>
+                <w:szCs w:val="12"/>
+              </w:rPr>
+              <w:t xml:space="preserve">DevOps, Docker, Entra ID, Entra B2C, Insights, Functions, </w:t>
+            </w:r>
+            <w:r>
+              <w:rPr>
+                <w:rFonts w:ascii="Aptos Narrow" w:hAnsi="Aptos Narrow" w:cstheme="minorHAnsi"/>
+                <w:bCs/>
+                <w:color w:val="000000" w:themeColor="text1"/>
+                <w:sz w:val="12"/>
+                <w:szCs w:val="12"/>
+              </w:rPr>
+              <w:t>Grafana,</w:t>
+            </w:r>
+            <w:r>
+              <w:rPr>
+                <w:rFonts w:ascii="Aptos Narrow" w:hAnsi="Aptos Narrow" w:cstheme="minorHAnsi"/>
+                <w:bCs/>
+                <w:color w:val="000000" w:themeColor="text1"/>
+                <w:sz w:val="12"/>
+                <w:szCs w:val="12"/>
+              </w:rPr>
+              <w:t xml:space="preserve"> Key</w:t>
+            </w:r>
+            <w:r>
+              <w:rPr>
+                <w:rFonts w:ascii="Aptos Narrow" w:hAnsi="Aptos Narrow" w:cstheme="minorHAnsi"/>
+                <w:bCs/>
+                <w:color w:val="000000" w:themeColor="text1"/>
+                <w:sz w:val="12"/>
+                <w:szCs w:val="12"/>
+              </w:rPr>
+              <w:t xml:space="preserve"> </w:t>
+            </w:r>
+            <w:r>
+              <w:rPr>
+                <w:rFonts w:ascii="Aptos Narrow" w:hAnsi="Aptos Narrow" w:cstheme="minorHAnsi"/>
+                <w:bCs/>
+                <w:color w:val="000000" w:themeColor="text1"/>
+                <w:sz w:val="12"/>
+                <w:szCs w:val="12"/>
+              </w:rPr>
+              <w:t xml:space="preserve">Vault, </w:t>
             </w:r>
             <w:r>
               <w:rPr>
@@ -2078,7 +2184,6 @@
               </w:rPr>
               <w:t xml:space="preserve">Log Analytics, Logic Apps, M365, Power Automate, </w:t>
             </w:r>
-            <w:proofErr w:type="spellStart"/>
             <w:r>
               <w:rPr>
                 <w:rFonts w:ascii="Aptos Narrow" w:hAnsi="Aptos Narrow" w:cstheme="minorHAnsi"/>
@@ -2087,9 +2192,8 @@
                 <w:sz w:val="12"/>
                 <w:szCs w:val="12"/>
               </w:rPr>
-              <w:t>PowerBI</w:t>
+              <w:t xml:space="preserve">Power Apps, </w:t>
             </w:r>
-            <w:proofErr w:type="spellEnd"/>
             <w:r>
               <w:rPr>
                 <w:rFonts w:ascii="Aptos Narrow" w:hAnsi="Aptos Narrow" w:cstheme="minorHAnsi"/>
@@ -2098,7 +2202,7 @@
                 <w:sz w:val="12"/>
                 <w:szCs w:val="12"/>
               </w:rPr>
-              <w:t>, Storage, SQL, VMs, VPC</w:t>
+              <w:t>PowerBI, Storage, SQL, VMs, VPC</w:t>
             </w:r>
           </w:p>
         </w:tc>
@@ -2531,31 +2635,7 @@
           <w:sz w:val="18"/>
           <w:szCs w:val="18"/>
         </w:rPr>
-        <w:t xml:space="preserve">Carter </w:t>
-      </w:r>
-      <w:proofErr w:type="spellStart"/>
-      <w:r>
-        <w:rPr>
-          <w:rFonts w:ascii="Aptos Narrow" w:hAnsi="Aptos Narrow" w:cs="Arial"/>
-          <w:b/>
-          <w:bCs/>
-          <w:color w:val="000000" w:themeColor="text1"/>
-          <w:sz w:val="18"/>
-          <w:szCs w:val="18"/>
-        </w:rPr>
-        <w:t>Capner</w:t>
-      </w:r>
-      <w:proofErr w:type="spellEnd"/>
-      <w:r>
-        <w:rPr>
-          <w:rFonts w:ascii="Aptos Narrow" w:hAnsi="Aptos Narrow" w:cs="Arial"/>
-          <w:b/>
-          <w:bCs/>
-          <w:color w:val="000000" w:themeColor="text1"/>
-          <w:sz w:val="18"/>
-          <w:szCs w:val="18"/>
-        </w:rPr>
-        <w:t xml:space="preserve"> Law</w:t>
+        <w:t>Carter Capner Law</w:t>
       </w:r>
       <w:r>
         <w:rPr>
@@ -2599,7 +2679,7 @@
           <w:sz w:val="18"/>
           <w:szCs w:val="18"/>
         </w:rPr>
-        <w:t>: Developed AI-driven inbound and outbound phone calls for customer onboarding with call transcript logging and analysis using Azure A</w:t>
+        <w:t xml:space="preserve">: Developed AI-driven inbound and outbound phone calls for customer onboarding with call transcript logging and </w:t>
       </w:r>
       <w:r>
         <w:rPr>
@@ -2608,7 +2688,7 @@
           <w:sz w:val="18"/>
           <w:szCs w:val="18"/>
         </w:rPr>
-        <w:t>I</w:t>
+        <w:t xml:space="preserve">automated </w:t>
       </w:r>
       <w:r>
         <w:rPr>
@@ -2617,7 +2697,61 @@
           <w:sz w:val="18"/>
           <w:szCs w:val="18"/>
         </w:rPr>
-        <w:t>. Completed UAT and currently in pilot stage.</w:t>
+        <w:t xml:space="preserve">analysis using </w:t>
+      </w:r>
+      <w:r>
+        <w:rPr>
+          <w:rFonts w:ascii="Aptos Narrow" w:hAnsi="Aptos Narrow" w:cs="Arial"/>
+          <w:color w:val="000000" w:themeColor="text1"/>
+          <w:sz w:val="18"/>
+          <w:szCs w:val="18"/>
+        </w:rPr>
+        <w:t xml:space="preserve">DataStax Astra &amp; Langflow, </w:t>
+      </w:r>
+      <w:r>
+        <w:rPr>
+          <w:rFonts w:ascii="Aptos Narrow" w:hAnsi="Aptos Narrow" w:cs="Arial"/>
+          <w:color w:val="000000" w:themeColor="text1"/>
+          <w:sz w:val="18"/>
+          <w:szCs w:val="18"/>
+        </w:rPr>
+        <w:t xml:space="preserve">Azure </w:t>
+      </w:r>
+      <w:r>
+        <w:rPr>
+          <w:rFonts w:ascii="Aptos Narrow" w:hAnsi="Aptos Narrow" w:cs="Arial"/>
+          <w:color w:val="000000" w:themeColor="text1"/>
+          <w:sz w:val="18"/>
+          <w:szCs w:val="18"/>
+        </w:rPr>
+        <w:t>Open</w:t>
+      </w:r>
+      <w:r>
+        <w:rPr>
+          <w:rFonts w:ascii="Aptos Narrow" w:hAnsi="Aptos Narrow" w:cs="Arial"/>
+          <w:color w:val="000000" w:themeColor="text1"/>
+          <w:sz w:val="18"/>
+          <w:szCs w:val="18"/>
+        </w:rPr>
+        <w:t>A</w:t>
+      </w:r>
+      <w:r>
+        <w:rPr>
+          <w:rFonts w:ascii="Aptos Narrow" w:hAnsi="Aptos Narrow" w:cs="Arial"/>
+          <w:color w:val="000000" w:themeColor="text1"/>
+          <w:sz w:val="18"/>
+          <w:szCs w:val="18"/>
+        </w:rPr>
+        <w:t>I</w:t>
+      </w:r>
+      <w:r>
+        <w:rPr>
+          <w:rFonts w:ascii="Aptos Narrow" w:hAnsi="Aptos Narrow" w:cs="Arial"/>
+          <w:color w:val="000000" w:themeColor="text1"/>
+          <w:sz w:val="18"/>
+          <w:szCs w:val="18"/>
+        </w:rPr>
+        <w:t>, and Vapi</w:t>
       </w:r>
     </w:p>
     <w:p>
@@ -2730,7 +2864,7 @@
     <w:p>
       <w:pPr>
         <w:numPr>
-          <w:ilvl w:val="0"/>
+          <w:ilvl w:val="1"/>
           <w:numId w:val="32"/>
         </w:numPr>
         <w:spacing w:after="0" w:line="264" w:lineRule="auto"/>
@@ -2750,7 +2884,7 @@
           <w:sz w:val="18"/>
           <w:szCs w:val="18"/>
         </w:rPr>
-        <w:t>Totalmobile UK</w:t>
+        <w:t>Automated Email Processing</w:t>
       </w:r>
       <w:r>
         <w:rPr>
@@ -2760,6 +2894,24 @@
           <w:szCs w:val="18"/>
         </w:rPr>
         <w:t>:</w:t>
+      </w:r>
+      <w:r>
+        <w:rPr>
+          <w:rFonts w:ascii="Aptos Narrow" w:hAnsi="Aptos Narrow" w:cs="Arial"/>
+          <w:color w:val="000000" w:themeColor="text1"/>
+          <w:sz w:val="18"/>
+          <w:szCs w:val="18"/>
+        </w:rPr>
+        <w:t xml:space="preserve"> </w:t>
+      </w:r>
+      <w:r>
+        <w:rPr>
+          <w:rFonts w:ascii="Aptos Narrow" w:hAnsi="Aptos Narrow" w:cs="Arial"/>
+          <w:color w:val="000000" w:themeColor="text1"/>
+          <w:sz w:val="18"/>
+          <w:szCs w:val="18"/>
+        </w:rPr>
+        <w:t>Designed and implemented automated email processing using Power Automate to generate responses for customer inquiries with built-in approval workflows.</w:t>
       </w:r>
     </w:p>
     <w:p>
@@ -2779,11 +2931,31 @@
       <w:r>
         <w:rPr>
           <w:rFonts w:ascii="Aptos Narrow" w:hAnsi="Aptos Narrow" w:cs="Arial"/>
+          <w:b/>
+          <w:bCs/>
           <w:color w:val="000000" w:themeColor="text1"/>
           <w:sz w:val="18"/>
           <w:szCs w:val="18"/>
         </w:rPr>
-        <w:t>Performed an accessibility compliance audit for a global rostering SaaS vendor entering the Australian market, ensuring compliance with government tender requirements.</w:t>
+        <w:t>PoCs</w:t>
+      </w:r>
+      <w:r>
+        <w:rPr>
+          <w:rFonts w:ascii="Aptos Narrow" w:hAnsi="Aptos Narrow" w:cs="Arial"/>
+          <w:color w:val="000000" w:themeColor="text1"/>
+          <w:sz w:val="18"/>
+          <w:szCs w:val="18"/>
+        </w:rPr>
+        <w:t>:</w:t>
+      </w:r>
+      <w:r>
+        <w:rPr>
+          <w:rFonts w:ascii="Aptos Narrow" w:hAnsi="Aptos Narrow" w:cs="Arial"/>
+          <w:color w:val="000000" w:themeColor="text1"/>
+          <w:sz w:val="18"/>
+          <w:szCs w:val="18"/>
+        </w:rPr>
+        <w:t xml:space="preserve"> Completed a PoC of an Azure AI Search agents on Copilot Studio and Power Apps.</w:t>
       </w:r>
     </w:p>
     <w:p>
@@ -2809,7 +2981,7 @@
           <w:sz w:val="18"/>
           <w:szCs w:val="18"/>
         </w:rPr>
-        <w:t>MBA Capstone Program at CSIRO's Data61</w:t>
+        <w:t>Totalmobile UK</w:t>
       </w:r>
       <w:r>
         <w:rPr>
@@ -2842,16 +3014,33 @@
           <w:sz w:val="18"/>
           <w:szCs w:val="18"/>
         </w:rPr>
-        <w:t>Collaborated on commerciali</w:t>
-      </w:r>
-      <w:r>
+        <w:t>Performed an accessibility compliance audit for a global rostering SaaS vendor entering the Australian market, ensuring compliance with government tender requirements.</w:t>
+      </w:r>
+    </w:p>
+    <w:p>
+      <w:pPr>
+        <w:numPr>
+          <w:ilvl w:val="0"/>
+          <w:numId w:val="32"/>
+        </w:numPr>
+        <w:spacing w:after="0" w:line="264" w:lineRule="auto"/>
         <w:rPr>
           <w:rFonts w:ascii="Aptos Narrow" w:hAnsi="Aptos Narrow" w:cs="Arial"/>
           <w:color w:val="000000" w:themeColor="text1"/>
           <w:sz w:val="18"/>
           <w:szCs w:val="18"/>
         </w:rPr>
-        <w:t>s</w:t>
+      </w:pPr>
+      <w:r>
+        <w:rPr>
+          <w:rFonts w:ascii="Aptos Narrow" w:hAnsi="Aptos Narrow" w:cs="Arial"/>
+          <w:b/>
+          <w:bCs/>
+          <w:color w:val="000000" w:themeColor="text1"/>
+          <w:sz w:val="18"/>
+          <w:szCs w:val="18"/>
+        </w:rPr>
+        <w:t>MBA Capstone Program at CSIRO's Data61</w:t>
       </w:r>
       <w:r>
         <w:rPr>
@@ -2860,7 +3049,7 @@
           <w:sz w:val="18"/>
           <w:szCs w:val="18"/>
         </w:rPr>
-        <w:t>ing a patented quantum computing algorithm to prevent adversarial attacks on AI machine learning.</w:t>
+        <w:t>:</w:t>
       </w:r>
     </w:p>
     <w:p>
@@ -2884,7 +3073,25 @@
           <w:sz w:val="18"/>
           <w:szCs w:val="18"/>
         </w:rPr>
-        <w:t>Conducted experiments to identify potential buyers and partners through LinkedIn articles, Google AdWords campaigns, and targeted outreach using Apollo.ai.</w:t>
+        <w:t>Collaborated on commerciali</w:t>
+      </w:r>
+      <w:r>
+        <w:rPr>
+          <w:rFonts w:ascii="Aptos Narrow" w:hAnsi="Aptos Narrow" w:cs="Arial"/>
+          <w:color w:val="000000" w:themeColor="text1"/>
+          <w:sz w:val="18"/>
+          <w:szCs w:val="18"/>
+        </w:rPr>
+        <w:t>s</w:t>
+      </w:r>
+      <w:r>
+        <w:rPr>
+          <w:rFonts w:ascii="Aptos Narrow" w:hAnsi="Aptos Narrow" w:cs="Arial"/>
+          <w:color w:val="000000" w:themeColor="text1"/>
+          <w:sz w:val="18"/>
+          <w:szCs w:val="18"/>
+        </w:rPr>
+        <w:t>ing a patented quantum computing algorithm to prevent adversarial attacks on AI machine learning.</w:t>
       </w:r>
     </w:p>
     <w:p>
@@ -2908,7 +3115,25 @@
           <w:sz w:val="18"/>
           <w:szCs w:val="18"/>
         </w:rPr>
-        <w:t>Conducted over 50 stakeholder interviews and explored various business models.</w:t>
+        <w:t>Conducted experiments to identify potential buyers and partners through LinkedIn articles, Google AdWords campaigns, and targeted outreach using Apollo.</w:t>
+      </w:r>
+      <w:r>
+        <w:rPr>
+          <w:rFonts w:ascii="Aptos Narrow" w:hAnsi="Aptos Narrow" w:cs="Arial"/>
+          <w:color w:val="000000" w:themeColor="text1"/>
+          <w:sz w:val="18"/>
+          <w:szCs w:val="18"/>
+        </w:rPr>
+        <w:t>io</w:t>
+      </w:r>
+      <w:r>
+        <w:rPr>
+          <w:rFonts w:ascii="Aptos Narrow" w:hAnsi="Aptos Narrow" w:cs="Arial"/>
+          <w:color w:val="000000" w:themeColor="text1"/>
+          <w:sz w:val="18"/>
+          <w:szCs w:val="18"/>
+        </w:rPr>
+        <w:t>.</w:t>
       </w:r>
     </w:p>
     <w:p>
@@ -2932,6 +3157,30 @@
           <w:sz w:val="18"/>
           <w:szCs w:val="18"/>
         </w:rPr>
+        <w:t>Conducted over 50 stakeholder interviews and explored various business models.</w:t>
+      </w:r>
+    </w:p>
+    <w:p>
+      <w:pPr>
+        <w:numPr>
+          <w:ilvl w:val="1"/>
+          <w:numId w:val="32"/>
+        </w:numPr>
+        <w:spacing w:after="0" w:line="264" w:lineRule="auto"/>
+        <w:rPr>
+          <w:rFonts w:ascii="Aptos Narrow" w:hAnsi="Aptos Narrow" w:cs="Arial"/>
+          <w:color w:val="000000" w:themeColor="text1"/>
+          <w:sz w:val="18"/>
+          <w:szCs w:val="18"/>
+        </w:rPr>
+      </w:pPr>
+      <w:r>
+        <w:rPr>
+          <w:rFonts w:ascii="Aptos Narrow" w:hAnsi="Aptos Narrow" w:cs="Arial"/>
+          <w:color w:val="000000" w:themeColor="text1"/>
+          <w:sz w:val="18"/>
+          <w:szCs w:val="18"/>
+        </w:rPr>
         <w:t>Identified two commercial opportunities and recommended strategic pivots.</w:t>
       </w:r>
     </w:p>
@@ -3000,7 +3249,7 @@
           <w:sz w:val="18"/>
           <w:szCs w:val="18"/>
         </w:rPr>
-        <w:t>–</w:t>
+        <w:t xml:space="preserve">– </w:t>
       </w:r>
       <w:r>
         <w:rPr>
@@ -3010,7 +3259,7 @@
           <w:sz w:val="18"/>
           <w:szCs w:val="18"/>
         </w:rPr>
-        <w:t xml:space="preserve"> </w:t>
+        <w:t xml:space="preserve">Digital </w:t>
       </w:r>
       <w:r>
         <w:rPr>
@@ -3020,17 +3269,7 @@
           <w:sz w:val="18"/>
           <w:szCs w:val="18"/>
         </w:rPr>
-        <w:t>Lead Solutions</w:t>
-      </w:r>
-      <w:r>
-        <w:rPr>
-          <w:rFonts w:ascii="Aptos Narrow" w:eastAsia="MS Mincho" w:hAnsi="Aptos Narrow" w:cs="Arial"/>
-          <w:b/>
-          <w:bCs/>
-          <w:sz w:val="18"/>
-          <w:szCs w:val="18"/>
-        </w:rPr>
-        <w:t xml:space="preserve"> Architect</w:t>
+        <w:t>Delivery</w:t>
       </w:r>
     </w:p>
     <w:p>
@@ -3205,7 +3444,15 @@
           <w:sz w:val="18"/>
           <w:szCs w:val="18"/>
         </w:rPr>
-        <w:t xml:space="preserve">Led a $5M+ </w:t>
+        <w:t>Technical Leader on a</w:t>
+      </w:r>
+      <w:r>
+        <w:rPr>
+          <w:rFonts w:ascii="Aptos Narrow" w:eastAsia="MS Mincho" w:hAnsi="Aptos Narrow" w:cs="Arial"/>
+          <w:sz w:val="18"/>
+          <w:szCs w:val="18"/>
+        </w:rPr>
+        <w:t xml:space="preserve"> $5M+ </w:t>
       </w:r>
       <w:r>
         <w:rPr>
@@ -3487,25 +3734,7 @@
           <w:sz w:val="18"/>
           <w:szCs w:val="18"/>
         </w:rPr>
-        <w:t xml:space="preserve">Engaged with clients such as Pharmacy Guild of Australia, Parliament of South Australia, </w:t>
-      </w:r>
-      <w:proofErr w:type="spellStart"/>
-      <w:r>
-        <w:rPr>
-          <w:rFonts w:ascii="Aptos Narrow" w:eastAsia="MS Mincho" w:hAnsi="Aptos Narrow" w:cs="Arial"/>
-          <w:sz w:val="18"/>
-          <w:szCs w:val="18"/>
-        </w:rPr>
-        <w:t>LendLease</w:t>
-      </w:r>
-      <w:proofErr w:type="spellEnd"/>
-      <w:r>
-        <w:rPr>
-          <w:rFonts w:ascii="Aptos Narrow" w:eastAsia="MS Mincho" w:hAnsi="Aptos Narrow" w:cs="Arial"/>
-          <w:sz w:val="18"/>
-          <w:szCs w:val="18"/>
-        </w:rPr>
-        <w:t>, APA Group, and Brisbane City Council</w:t>
+        <w:t>Engaged with clients such as Pharmacy Guild of Australia, Parliament of South Australia, LendLease, APA Group, and Brisbane City Council</w:t>
       </w:r>
       <w:r>
         <w:rPr>
@@ -3595,7 +3824,17 @@
           <w:sz w:val="18"/>
           <w:szCs w:val="18"/>
         </w:rPr>
-        <w:t>Lead Architect for Optimizely Solutions</w:t>
+        <w:t>Delivery Lead for</w:t>
+      </w:r>
+      <w:r>
+        <w:rPr>
+          <w:rFonts w:ascii="Aptos Narrow" w:eastAsia="MS Mincho" w:hAnsi="Aptos Narrow" w:cs="Arial"/>
+          <w:b/>
+          <w:bCs/>
+          <w:sz w:val="18"/>
+          <w:szCs w:val="18"/>
+        </w:rPr>
+        <w:t xml:space="preserve"> Optimizely Solutions</w:t>
       </w:r>
       <w:r>
         <w:rPr>
@@ -3621,7 +3860,6 @@
           <w:szCs w:val="18"/>
         </w:rPr>
       </w:pPr>
-      <w:proofErr w:type="spellStart"/>
       <w:r>
         <w:rPr>
           <w:rFonts w:ascii="Aptos Narrow" w:eastAsia="MS Mincho" w:hAnsi="Aptos Narrow" w:cs="Arial"/>
@@ -3630,18 +3868,7 @@
           <w:sz w:val="18"/>
           <w:szCs w:val="18"/>
         </w:rPr>
-        <w:t>Symbion</w:t>
-      </w:r>
-      <w:proofErr w:type="spellEnd"/>
-      <w:r>
-        <w:rPr>
-          <w:rFonts w:ascii="Aptos Narrow" w:eastAsia="MS Mincho" w:hAnsi="Aptos Narrow" w:cs="Arial"/>
-          <w:b/>
-          <w:bCs/>
-          <w:sz w:val="18"/>
-          <w:szCs w:val="18"/>
-        </w:rPr>
-        <w:t xml:space="preserve"> Shop</w:t>
+        <w:t>Symbion Shop</w:t>
       </w:r>
       <w:r>
         <w:rPr>
@@ -3729,7 +3956,17 @@
           <w:sz w:val="18"/>
           <w:szCs w:val="18"/>
         </w:rPr>
-        <w:t>Solution Architect – Design &amp; Delivery</w:t>
+        <w:t xml:space="preserve">Solution Architect / </w:t>
+      </w:r>
+      <w:r>
+        <w:rPr>
+          <w:rFonts w:ascii="Aptos Narrow" w:eastAsia="MS Mincho" w:hAnsi="Aptos Narrow" w:cs="Arial"/>
+          <w:b/>
+          <w:bCs/>
+          <w:sz w:val="18"/>
+          <w:szCs w:val="18"/>
+        </w:rPr>
+        <w:t>Delivery Lead</w:t>
       </w:r>
     </w:p>
     <w:p>
@@ -3877,7 +4114,6 @@
           <w:szCs w:val="18"/>
         </w:rPr>
       </w:pPr>
-      <w:proofErr w:type="spellStart"/>
       <w:r>
         <w:rPr>
           <w:rFonts w:ascii="Aptos Narrow" w:eastAsia="MS Mincho" w:hAnsi="Aptos Narrow" w:cs="Arial"/>
@@ -3888,7 +4124,6 @@
         </w:rPr>
         <w:t>EasyVisit</w:t>
       </w:r>
-      <w:proofErr w:type="spellEnd"/>
       <w:r>
         <w:rPr>
           <w:rFonts w:ascii="Aptos Narrow" w:eastAsia="MS Mincho" w:hAnsi="Aptos Narrow" w:cs="Arial"/>
@@ -3935,7 +4170,23 @@
           <w:sz w:val="18"/>
           <w:szCs w:val="18"/>
         </w:rPr>
-        <w:t>Collaborated with stakeholders to define new projects.</w:t>
+        <w:t>Collaborated with stakeholders to define new projects</w:t>
+      </w:r>
+      <w:r>
+        <w:rPr>
+          <w:rFonts w:ascii="Aptos Narrow" w:eastAsia="MS Mincho" w:hAnsi="Aptos Narrow" w:cs="Arial"/>
+          <w:sz w:val="18"/>
+          <w:szCs w:val="18"/>
+        </w:rPr>
+        <w:t>, and e</w:t>
+      </w:r>
+      <w:r>
+        <w:rPr>
+          <w:rFonts w:ascii="Aptos Narrow" w:eastAsia="MS Mincho" w:hAnsi="Aptos Narrow" w:cs="Arial"/>
+          <w:sz w:val="18"/>
+          <w:szCs w:val="18"/>
+        </w:rPr>
+        <w:t>ngaged external UX and SEO partners.</w:t>
       </w:r>
     </w:p>
     <w:p>
@@ -3959,7 +4210,23 @@
           <w:sz w:val="18"/>
           <w:szCs w:val="18"/>
         </w:rPr>
-        <w:t>Engaged external UX and SEO partners.</w:t>
+        <w:t xml:space="preserve">Developed new </w:t>
+      </w:r>
+      <w:r>
+        <w:rPr>
+          <w:rFonts w:ascii="Aptos Narrow" w:eastAsia="MS Mincho" w:hAnsi="Aptos Narrow" w:cs="Arial"/>
+          <w:sz w:val="18"/>
+          <w:szCs w:val="18"/>
+        </w:rPr>
+        <w:t>products</w:t>
+      </w:r>
+      <w:r>
+        <w:rPr>
+          <w:rFonts w:ascii="Aptos Narrow" w:eastAsia="MS Mincho" w:hAnsi="Aptos Narrow" w:cs="Arial"/>
+          <w:sz w:val="18"/>
+          <w:szCs w:val="18"/>
+        </w:rPr>
+        <w:t xml:space="preserve"> like Patient Check-in Kiosk and Clinic Opening Hours Manager.</w:t>
       </w:r>
     </w:p>
     <w:p>
@@ -3983,23 +4250,39 @@
           <w:sz w:val="18"/>
           <w:szCs w:val="18"/>
         </w:rPr>
-        <w:t xml:space="preserve">Developed new </w:t>
-      </w:r>
-      <w:r>
-        <w:rPr>
-          <w:rFonts w:ascii="Aptos Narrow" w:eastAsia="MS Mincho" w:hAnsi="Aptos Narrow" w:cs="Arial"/>
-          <w:sz w:val="18"/>
-          <w:szCs w:val="18"/>
-        </w:rPr>
-        <w:t>products</w:t>
-      </w:r>
-      <w:r>
-        <w:rPr>
-          <w:rFonts w:ascii="Aptos Narrow" w:eastAsia="MS Mincho" w:hAnsi="Aptos Narrow" w:cs="Arial"/>
-          <w:sz w:val="18"/>
-          <w:szCs w:val="18"/>
-        </w:rPr>
-        <w:t xml:space="preserve"> like Patient Check-in Kiosk and Clinic Opening Hours Manager.</w:t>
+        <w:t>Enhanced existing solutions with unit testing and monitoring (</w:t>
+      </w:r>
+      <w:r>
+        <w:rPr>
+          <w:rFonts w:ascii="Aptos Narrow" w:eastAsia="MS Mincho" w:hAnsi="Aptos Narrow" w:cs="Arial"/>
+          <w:sz w:val="18"/>
+          <w:szCs w:val="18"/>
+        </w:rPr>
+        <w:t>xUnit</w:t>
+      </w:r>
+      <w:r>
+        <w:rPr>
+          <w:rFonts w:ascii="Aptos Narrow" w:eastAsia="MS Mincho" w:hAnsi="Aptos Narrow" w:cs="Arial"/>
+          <w:sz w:val="18"/>
+          <w:szCs w:val="18"/>
+        </w:rPr>
+        <w:t>.net</w:t>
+      </w:r>
+      <w:r>
+        <w:rPr>
+          <w:rFonts w:ascii="Aptos Narrow" w:eastAsia="MS Mincho" w:hAnsi="Aptos Narrow" w:cs="Arial"/>
+          <w:sz w:val="18"/>
+          <w:szCs w:val="18"/>
+        </w:rPr>
+        <w:t xml:space="preserve">, </w:t>
+      </w:r>
+      <w:r>
+        <w:rPr>
+          <w:rFonts w:ascii="Aptos Narrow" w:eastAsia="MS Mincho" w:hAnsi="Aptos Narrow" w:cs="Arial"/>
+          <w:sz w:val="18"/>
+          <w:szCs w:val="18"/>
+        </w:rPr>
+        <w:t>Splunk).</w:t>
       </w:r>
     </w:p>
     <w:p>
@@ -4023,100 +4306,8 @@
           <w:sz w:val="18"/>
           <w:szCs w:val="18"/>
         </w:rPr>
-        <w:t>Enhanced existing solutions with unit testing and monitoring (</w:t>
-      </w:r>
-      <w:r>
-        <w:rPr>
-          <w:rFonts w:ascii="Aptos Narrow" w:eastAsia="MS Mincho" w:hAnsi="Aptos Narrow" w:cs="Arial"/>
-          <w:sz w:val="18"/>
-          <w:szCs w:val="18"/>
-        </w:rPr>
-        <w:t>xUnit</w:t>
-      </w:r>
-      <w:r>
-        <w:rPr>
-          <w:rFonts w:ascii="Aptos Narrow" w:eastAsia="MS Mincho" w:hAnsi="Aptos Narrow" w:cs="Arial"/>
-          <w:sz w:val="18"/>
-          <w:szCs w:val="18"/>
-        </w:rPr>
-        <w:t>.net</w:t>
-      </w:r>
-      <w:r>
-        <w:rPr>
-          <w:rFonts w:ascii="Aptos Narrow" w:eastAsia="MS Mincho" w:hAnsi="Aptos Narrow" w:cs="Arial"/>
-          <w:sz w:val="18"/>
-          <w:szCs w:val="18"/>
-        </w:rPr>
-        <w:t xml:space="preserve">, </w:t>
-      </w:r>
-      <w:r>
-        <w:rPr>
-          <w:rFonts w:ascii="Aptos Narrow" w:eastAsia="MS Mincho" w:hAnsi="Aptos Narrow" w:cs="Arial"/>
-          <w:sz w:val="18"/>
-          <w:szCs w:val="18"/>
-        </w:rPr>
-        <w:t>Splunk).</w:t>
-      </w:r>
-    </w:p>
-    <w:p>
-      <w:pPr>
-        <w:pStyle w:val="PlainText"/>
-        <w:numPr>
-          <w:ilvl w:val="0"/>
-          <w:numId w:val="34"/>
-        </w:numPr>
-        <w:spacing w:after="200" w:line="276" w:lineRule="auto"/>
-        <w:contextualSpacing/>
-        <w:rPr>
-          <w:rFonts w:ascii="Aptos Narrow" w:eastAsia="MS Mincho" w:hAnsi="Aptos Narrow" w:cs="Arial"/>
-          <w:sz w:val="18"/>
-          <w:szCs w:val="18"/>
-        </w:rPr>
-      </w:pPr>
-      <w:r>
-        <w:rPr>
-          <w:rFonts w:ascii="Aptos Narrow" w:eastAsia="MS Mincho" w:hAnsi="Aptos Narrow" w:cs="Arial"/>
-          <w:sz w:val="18"/>
-          <w:szCs w:val="18"/>
-        </w:rPr>
         <w:t>Developed corporate and clinic websites using Umbraco DXP, .NET Core, HTML5, Bootstrap, and TypeScript.</w:t>
       </w:r>
-    </w:p>
-    <w:p>
-      <w:pPr>
-        <w:pStyle w:val="PlainText"/>
-        <w:spacing w:after="200" w:line="276" w:lineRule="auto"/>
-        <w:contextualSpacing/>
-        <w:rPr>
-          <w:rFonts w:ascii="Aptos Narrow" w:eastAsia="MS Mincho" w:hAnsi="Aptos Narrow" w:cs="Arial"/>
-          <w:sz w:val="18"/>
-          <w:szCs w:val="18"/>
-        </w:rPr>
-      </w:pPr>
-      <w:r>
-        <w:rPr>
-          <w:rFonts w:ascii="Aptos Narrow" w:eastAsia="MS Mincho" w:hAnsi="Aptos Narrow" w:cs="Arial"/>
-          <w:sz w:val="18"/>
-          <w:szCs w:val="18"/>
-        </w:rPr>
-        <w:pict w14:anchorId="0FBB0DCC">
-          <v:rect id="_x0000_i1027" style="width:0;height:1.5pt" o:hralign="center" o:hrstd="t" o:hr="t" fillcolor="#a0a0a0" stroked="f"/>
-        </w:pict>
-      </w:r>
-    </w:p>
-    <w:p>
-      <w:pPr>
-        <w:pStyle w:val="PlainText"/>
-        <w:spacing w:after="200" w:line="276" w:lineRule="auto"/>
-        <w:contextualSpacing/>
-        <w:rPr>
-          <w:rFonts w:ascii="Aptos Narrow" w:eastAsia="MS Mincho" w:hAnsi="Aptos Narrow" w:cs="Arial"/>
-          <w:b/>
-          <w:bCs/>
-          <w:sz w:val="18"/>
-          <w:szCs w:val="18"/>
-        </w:rPr>
-      </w:pPr>
     </w:p>
     <w:p>
       <w:pPr>
@@ -4278,10 +4469,20 @@
       <w:r>
         <w:rPr>
           <w:rFonts w:ascii="Aptos Narrow" w:eastAsia="MS Mincho" w:hAnsi="Aptos Narrow" w:cs="Arial"/>
-          <w:sz w:val="18"/>
-          <w:szCs w:val="18"/>
-        </w:rPr>
-        <w:t>Managed a team of 25 professionals, including Scrum Masters, Product Owners, Architects, Technical Leads, Developers, BAs, and QAs.</w:t>
+          <w:b/>
+          <w:bCs/>
+          <w:sz w:val="18"/>
+          <w:szCs w:val="18"/>
+        </w:rPr>
+        <w:t>Managed a team of 25 professionals</w:t>
+      </w:r>
+      <w:r>
+        <w:rPr>
+          <w:rFonts w:ascii="Aptos Narrow" w:eastAsia="MS Mincho" w:hAnsi="Aptos Narrow" w:cs="Arial"/>
+          <w:sz w:val="18"/>
+          <w:szCs w:val="18"/>
+        </w:rPr>
+        <w:t>, including Scrum Masters, Product Owners, Architects, Technical Leads, Developers, BAs, and QAs.</w:t>
       </w:r>
     </w:p>
     <w:p>
@@ -4299,23 +4500,13 @@
           <w:szCs w:val="18"/>
         </w:rPr>
       </w:pPr>
-      <w:proofErr w:type="gramStart"/>
-      <w:r>
-        <w:rPr>
-          <w:rFonts w:ascii="Aptos Narrow" w:eastAsia="MS Mincho" w:hAnsi="Aptos Narrow" w:cs="Arial"/>
-          <w:sz w:val="18"/>
-          <w:szCs w:val="18"/>
-        </w:rPr>
-        <w:t>Mentored staff,</w:t>
-      </w:r>
-      <w:proofErr w:type="gramEnd"/>
-      <w:r>
-        <w:rPr>
-          <w:rFonts w:ascii="Aptos Narrow" w:eastAsia="MS Mincho" w:hAnsi="Aptos Narrow" w:cs="Arial"/>
-          <w:sz w:val="18"/>
-          <w:szCs w:val="18"/>
-        </w:rPr>
-        <w:t xml:space="preserve"> conducted performance reviews, and managed hiring and capacity planning.</w:t>
+      <w:r>
+        <w:rPr>
+          <w:rFonts w:ascii="Aptos Narrow" w:eastAsia="MS Mincho" w:hAnsi="Aptos Narrow" w:cs="Arial"/>
+          <w:sz w:val="18"/>
+          <w:szCs w:val="18"/>
+        </w:rPr>
+        <w:t>Mentored staff, conducted performance reviews, and managed hiring and capacity planning.</w:t>
       </w:r>
     </w:p>
     <w:p>
@@ -4595,20 +4786,8 @@
           <w:sz w:val="18"/>
           <w:szCs w:val="18"/>
         </w:rPr>
-        <w:t xml:space="preserve">Mobile Apps for </w:t>
-      </w:r>
-      <w:proofErr w:type="spellStart"/>
-      <w:r>
-        <w:rPr>
-          <w:rFonts w:ascii="Aptos Narrow" w:eastAsia="MS Mincho" w:hAnsi="Aptos Narrow" w:cs="Arial"/>
-          <w:b/>
-          <w:bCs/>
-          <w:sz w:val="18"/>
-          <w:szCs w:val="18"/>
-        </w:rPr>
-        <w:t>StatePlus</w:t>
-      </w:r>
-      <w:proofErr w:type="spellEnd"/>
+        <w:t>Mobile Apps for StatePlus</w:t>
+      </w:r>
       <w:r>
         <w:rPr>
           <w:rFonts w:ascii="Aptos Narrow" w:eastAsia="MS Mincho" w:hAnsi="Aptos Narrow" w:cs="Arial"/>
@@ -4661,7 +4840,7 @@
           <w:sz w:val="18"/>
           <w:szCs w:val="18"/>
         </w:rPr>
-        <w:t>Senior Consultant - Technical Business Analyst</w:t>
+        <w:t>Product Owner</w:t>
       </w:r>
     </w:p>
     <w:p>
@@ -4802,25 +4981,25 @@
           <w:sz w:val="18"/>
           <w:szCs w:val="18"/>
         </w:rPr>
-        <w:t xml:space="preserve">Served as Product Owner of </w:t>
-      </w:r>
-      <w:proofErr w:type="spellStart"/>
-      <w:r>
-        <w:rPr>
-          <w:rFonts w:ascii="Aptos Narrow" w:eastAsia="MS Mincho" w:hAnsi="Aptos Narrow" w:cs="Arial"/>
-          <w:sz w:val="18"/>
-          <w:szCs w:val="18"/>
-        </w:rPr>
-        <w:t>InPlace</w:t>
-      </w:r>
-      <w:proofErr w:type="spellEnd"/>
-      <w:r>
-        <w:rPr>
-          <w:rFonts w:ascii="Aptos Narrow" w:eastAsia="MS Mincho" w:hAnsi="Aptos Narrow" w:cs="Arial"/>
-          <w:sz w:val="18"/>
-          <w:szCs w:val="18"/>
-        </w:rPr>
-        <w:t xml:space="preserve"> Software, a SaaS platform used by over 300 universities globally.</w:t>
+        <w:t xml:space="preserve">Served as </w:t>
+      </w:r>
+      <w:r>
+        <w:rPr>
+          <w:rFonts w:ascii="Aptos Narrow" w:eastAsia="MS Mincho" w:hAnsi="Aptos Narrow" w:cs="Arial"/>
+          <w:b/>
+          <w:bCs/>
+          <w:sz w:val="18"/>
+          <w:szCs w:val="18"/>
+        </w:rPr>
+        <w:t>Product Owner of InPlace Software</w:t>
+      </w:r>
+      <w:r>
+        <w:rPr>
+          <w:rFonts w:ascii="Aptos Narrow" w:eastAsia="MS Mincho" w:hAnsi="Aptos Narrow" w:cs="Arial"/>
+          <w:sz w:val="18"/>
+          <w:szCs w:val="18"/>
+        </w:rPr>
+        <w:t>, a SaaS platform used by over 300 universities globally.</w:t>
       </w:r>
     </w:p>
     <w:p>
@@ -5127,7 +5306,25 @@
           <w:sz w:val="18"/>
           <w:szCs w:val="18"/>
         </w:rPr>
-        <w:t>Managed a cross-functional team of up to 15 developers and testers.</w:t>
+        <w:t xml:space="preserve">Managed a cross-functional team of up to </w:t>
+      </w:r>
+      <w:r>
+        <w:rPr>
+          <w:rFonts w:ascii="Aptos Narrow" w:eastAsia="MS Mincho" w:hAnsi="Aptos Narrow" w:cs="Arial"/>
+          <w:b/>
+          <w:bCs/>
+          <w:sz w:val="18"/>
+          <w:szCs w:val="18"/>
+        </w:rPr>
+        <w:t>15 developers and testers</w:t>
+      </w:r>
+      <w:r>
+        <w:rPr>
+          <w:rFonts w:ascii="Aptos Narrow" w:eastAsia="MS Mincho" w:hAnsi="Aptos Narrow" w:cs="Arial"/>
+          <w:sz w:val="18"/>
+          <w:szCs w:val="18"/>
+        </w:rPr>
+        <w:t>.</w:t>
       </w:r>
     </w:p>
     <w:p>
@@ -5309,7 +5506,6 @@
           <w:szCs w:val="18"/>
         </w:rPr>
       </w:pPr>
-      <w:proofErr w:type="spellStart"/>
       <w:r>
         <w:rPr>
           <w:rFonts w:ascii="Aptos Narrow" w:eastAsia="MS Mincho" w:hAnsi="Aptos Narrow" w:cs="Arial"/>
@@ -5320,7 +5516,6 @@
         </w:rPr>
         <w:t>MyFuture</w:t>
       </w:r>
-      <w:proofErr w:type="spellEnd"/>
       <w:r>
         <w:rPr>
           <w:rFonts w:ascii="Aptos Narrow" w:eastAsia="MS Mincho" w:hAnsi="Aptos Narrow" w:cs="Arial"/>
@@ -5453,7 +5648,7 @@
           <w:szCs w:val="18"/>
         </w:rPr>
         <w:lastRenderedPageBreak/>
-        <w:t xml:space="preserve">Software Engineering </w:t>
+        <w:t>Software Engineering</w:t>
       </w:r>
       <w:r>
         <w:rPr>
@@ -5463,7 +5658,37 @@
           <w:sz w:val="18"/>
           <w:szCs w:val="18"/>
         </w:rPr>
+        <w:t xml:space="preserve"> Team</w:t>
+      </w:r>
+      <w:r>
+        <w:rPr>
+          <w:rFonts w:ascii="Aptos Narrow" w:eastAsia="MS Mincho" w:hAnsi="Aptos Narrow" w:cs="Arial"/>
+          <w:b/>
+          <w:bCs/>
+          <w:sz w:val="18"/>
+          <w:szCs w:val="18"/>
+        </w:rPr>
+        <w:t xml:space="preserve"> </w:t>
+      </w:r>
+      <w:r>
+        <w:rPr>
+          <w:rFonts w:ascii="Aptos Narrow" w:eastAsia="MS Mincho" w:hAnsi="Aptos Narrow" w:cs="Arial"/>
+          <w:b/>
+          <w:bCs/>
+          <w:sz w:val="18"/>
+          <w:szCs w:val="18"/>
+        </w:rPr>
         <w:t>Lead</w:t>
+      </w:r>
+      <w:r>
+        <w:rPr>
+          <w:rFonts w:ascii="Aptos Narrow" w:eastAsia="MS Mincho" w:hAnsi="Aptos Narrow" w:cs="Arial"/>
+          <w:b/>
+          <w:bCs/>
+          <w:sz w:val="18"/>
+          <w:szCs w:val="18"/>
+        </w:rPr>
+        <w:t>er</w:t>
       </w:r>
     </w:p>
     <w:p>
@@ -5565,7 +5790,25 @@
           <w:sz w:val="18"/>
           <w:szCs w:val="18"/>
         </w:rPr>
-        <w:t>Managed a team of 10 eHealth software engineers.</w:t>
+        <w:t xml:space="preserve">Managed a team of </w:t>
+      </w:r>
+      <w:r>
+        <w:rPr>
+          <w:rFonts w:ascii="Aptos Narrow" w:eastAsia="MS Mincho" w:hAnsi="Aptos Narrow" w:cs="Arial"/>
+          <w:b/>
+          <w:bCs/>
+          <w:sz w:val="18"/>
+          <w:szCs w:val="18"/>
+        </w:rPr>
+        <w:t>10 eHealth software engineers</w:t>
+      </w:r>
+      <w:r>
+        <w:rPr>
+          <w:rFonts w:ascii="Aptos Narrow" w:eastAsia="MS Mincho" w:hAnsi="Aptos Narrow" w:cs="Arial"/>
+          <w:sz w:val="18"/>
+          <w:szCs w:val="18"/>
+        </w:rPr>
+        <w:t>.</w:t>
       </w:r>
     </w:p>
     <w:p>
@@ -6077,61 +6320,7 @@
           <w:sz w:val="18"/>
           <w:szCs w:val="18"/>
         </w:rPr>
-        <w:t xml:space="preserve">Managed accounts with clients like </w:t>
-      </w:r>
-      <w:proofErr w:type="spellStart"/>
-      <w:r>
-        <w:rPr>
-          <w:rFonts w:ascii="Aptos Narrow" w:eastAsia="MS Mincho" w:hAnsi="Aptos Narrow" w:cs="Arial"/>
-          <w:sz w:val="18"/>
-          <w:szCs w:val="18"/>
-        </w:rPr>
-        <w:t>Britax</w:t>
-      </w:r>
-      <w:proofErr w:type="spellEnd"/>
-      <w:r>
-        <w:rPr>
-          <w:rFonts w:ascii="Aptos Narrow" w:eastAsia="MS Mincho" w:hAnsi="Aptos Narrow" w:cs="Arial"/>
-          <w:sz w:val="18"/>
-          <w:szCs w:val="18"/>
-        </w:rPr>
-        <w:t xml:space="preserve">, </w:t>
-      </w:r>
-      <w:proofErr w:type="spellStart"/>
-      <w:r>
-        <w:rPr>
-          <w:rFonts w:ascii="Aptos Narrow" w:eastAsia="MS Mincho" w:hAnsi="Aptos Narrow" w:cs="Arial"/>
-          <w:sz w:val="18"/>
-          <w:szCs w:val="18"/>
-        </w:rPr>
-        <w:t>BlueChipIT</w:t>
-      </w:r>
-      <w:proofErr w:type="spellEnd"/>
-      <w:r>
-        <w:rPr>
-          <w:rFonts w:ascii="Aptos Narrow" w:eastAsia="MS Mincho" w:hAnsi="Aptos Narrow" w:cs="Arial"/>
-          <w:sz w:val="18"/>
-          <w:szCs w:val="18"/>
-        </w:rPr>
-        <w:t xml:space="preserve">, Bob Jane T-Marts, Isuzu, Live Combat Sports, </w:t>
-      </w:r>
-      <w:proofErr w:type="spellStart"/>
-      <w:r>
-        <w:rPr>
-          <w:rFonts w:ascii="Aptos Narrow" w:eastAsia="MS Mincho" w:hAnsi="Aptos Narrow" w:cs="Arial"/>
-          <w:sz w:val="18"/>
-          <w:szCs w:val="18"/>
-        </w:rPr>
-        <w:t>SecureCorp</w:t>
-      </w:r>
-      <w:proofErr w:type="spellEnd"/>
-      <w:r>
-        <w:rPr>
-          <w:rFonts w:ascii="Aptos Narrow" w:eastAsia="MS Mincho" w:hAnsi="Aptos Narrow" w:cs="Arial"/>
-          <w:sz w:val="18"/>
-          <w:szCs w:val="18"/>
-        </w:rPr>
-        <w:t>, and Traffic Technologies.</w:t>
+        <w:t>Managed accounts with clients like Britax, BlueChipIT, Bob Jane T-Marts, Isuzu, Live Combat Sports, SecureCorp, and Traffic Technologies.</w:t>
       </w:r>
     </w:p>
     <w:p>
@@ -6179,25 +6368,7 @@
           <w:sz w:val="18"/>
           <w:szCs w:val="18"/>
         </w:rPr>
-        <w:t xml:space="preserve">Developed a digital platform for </w:t>
-      </w:r>
-      <w:proofErr w:type="spellStart"/>
-      <w:r>
-        <w:rPr>
-          <w:rFonts w:ascii="Aptos Narrow" w:eastAsia="MS Mincho" w:hAnsi="Aptos Narrow" w:cs="Arial"/>
-          <w:sz w:val="18"/>
-          <w:szCs w:val="18"/>
-        </w:rPr>
-        <w:t>BlueChipIT</w:t>
-      </w:r>
-      <w:proofErr w:type="spellEnd"/>
-      <w:r>
-        <w:rPr>
-          <w:rFonts w:ascii="Aptos Narrow" w:eastAsia="MS Mincho" w:hAnsi="Aptos Narrow" w:cs="Arial"/>
-          <w:sz w:val="18"/>
-          <w:szCs w:val="18"/>
-        </w:rPr>
-        <w:t>, integrating with ERP systems and selling the solution to other clients.</w:t>
+        <w:t>Developed a digital platform for BlueChipIT, integrating with ERP systems and selling the solution to other clients.</w:t>
       </w:r>
     </w:p>
     <w:p>
@@ -6291,18 +6462,8 @@
           <w:sz w:val="18"/>
           <w:szCs w:val="18"/>
         </w:rPr>
-        <w:t xml:space="preserve">: </w:t>
-      </w:r>
-      <w:proofErr w:type="spellStart"/>
-      <w:r>
-        <w:rPr>
-          <w:rFonts w:ascii="Aptos Narrow" w:eastAsia="MS Mincho" w:hAnsi="Aptos Narrow" w:cs="Arial"/>
-          <w:sz w:val="18"/>
-          <w:szCs w:val="18"/>
-        </w:rPr>
-        <w:t>SolutionsCorp</w:t>
-      </w:r>
-      <w:proofErr w:type="spellEnd"/>
+        <w:t>: SolutionsCorp</w:t>
+      </w:r>
     </w:p>
     <w:p>
       <w:pPr>
@@ -6444,7 +6605,6 @@
         </w:rPr>
         <w:t xml:space="preserve">Developed </w:t>
       </w:r>
-      <w:proofErr w:type="spellStart"/>
       <w:r>
         <w:rPr>
           <w:rFonts w:ascii="Aptos Narrow" w:eastAsia="MS Mincho" w:hAnsi="Aptos Narrow" w:cs="Arial"/>
@@ -6455,7 +6615,6 @@
         </w:rPr>
         <w:t>MyDesk</w:t>
       </w:r>
-      <w:proofErr w:type="spellEnd"/>
       <w:r>
         <w:rPr>
           <w:rFonts w:ascii="Aptos Narrow" w:eastAsia="MS Mincho" w:hAnsi="Aptos Narrow" w:cs="Arial"/>
@@ -6660,7 +6819,6 @@
         </w:rPr>
         <w:t xml:space="preserve">Created </w:t>
       </w:r>
-      <w:proofErr w:type="spellStart"/>
       <w:r>
         <w:rPr>
           <w:rFonts w:ascii="Aptos Narrow" w:eastAsia="MS Mincho" w:hAnsi="Aptos Narrow" w:cs="Arial"/>
@@ -6671,7 +6829,6 @@
         </w:rPr>
         <w:t>AgentsWeb</w:t>
       </w:r>
-      <w:proofErr w:type="spellEnd"/>
       <w:r>
         <w:rPr>
           <w:rFonts w:ascii="Aptos Narrow" w:eastAsia="MS Mincho" w:hAnsi="Aptos Narrow" w:cs="Arial"/>
@@ -7228,25 +7385,7 @@
           <w:sz w:val="18"/>
           <w:szCs w:val="18"/>
         </w:rPr>
-        <w:t xml:space="preserve">: </w:t>
-      </w:r>
-      <w:proofErr w:type="spellStart"/>
-      <w:r>
-        <w:rPr>
-          <w:rFonts w:ascii="Aptos Narrow" w:eastAsia="MS Mincho" w:hAnsi="Aptos Narrow" w:cs="Arial"/>
-          <w:sz w:val="18"/>
-          <w:szCs w:val="18"/>
-        </w:rPr>
-        <w:t>DigitalRez</w:t>
-      </w:r>
-      <w:proofErr w:type="spellEnd"/>
-      <w:r>
-        <w:rPr>
-          <w:rFonts w:ascii="Aptos Narrow" w:eastAsia="MS Mincho" w:hAnsi="Aptos Narrow" w:cs="Arial"/>
-          <w:sz w:val="18"/>
-          <w:szCs w:val="18"/>
-        </w:rPr>
-        <w:t xml:space="preserve"> Software</w:t>
+        <w:t>: DigitalRez Software</w:t>
       </w:r>
     </w:p>
     <w:p>

--- a/public/CV Peter Bardenhagen.docx
+++ b/public/CV Peter Bardenhagen.docx
@@ -1564,12 +1564,13 @@
         </w:tc>
       </w:tr>
       <w:tr>
+        <w:trPr>
+          <w:trHeight w:val="140"/>
+        </w:trPr>
         <w:tc>
           <w:tcPr>
             <w:tcW w:w="2406" w:type="dxa"/>
-            <w:tcBorders>
-              <w:bottom w:val="single" w:sz="4" w:space="0" w:color="auto"/>
-            </w:tcBorders>
+            <w:vMerge w:val="restart"/>
             <w:shd w:val="clear" w:color="auto" w:fill="auto"/>
           </w:tcPr>
           <w:p>
@@ -1617,9 +1618,7 @@
         <w:tc>
           <w:tcPr>
             <w:tcW w:w="589" w:type="dxa"/>
-            <w:tcBorders>
-              <w:bottom w:val="single" w:sz="4" w:space="0" w:color="auto"/>
-            </w:tcBorders>
+            <w:vMerge w:val="restart"/>
             <w:shd w:val="clear" w:color="auto" w:fill="auto"/>
           </w:tcPr>
           <w:p>
@@ -1676,6 +1675,141 @@
         <w:tc>
           <w:tcPr>
             <w:tcW w:w="589" w:type="dxa"/>
+          </w:tcPr>
+          <w:p>
+            <w:pPr>
+              <w:rPr>
+                <w:rFonts w:ascii="Aptos Narrow" w:hAnsi="Aptos Narrow" w:cstheme="minorHAnsi"/>
+                <w:bCs/>
+                <w:color w:val="000000" w:themeColor="text1"/>
+                <w:sz w:val="16"/>
+                <w:szCs w:val="16"/>
+              </w:rPr>
+            </w:pPr>
+          </w:p>
+        </w:tc>
+        <w:tc>
+          <w:tcPr>
+            <w:tcW w:w="2171" w:type="dxa"/>
+          </w:tcPr>
+          <w:p>
+            <w:pPr>
+              <w:rPr>
+                <w:rFonts w:ascii="Aptos Narrow" w:hAnsi="Aptos Narrow" w:cstheme="minorHAnsi"/>
+                <w:bCs/>
+                <w:color w:val="000000" w:themeColor="text1"/>
+                <w:sz w:val="16"/>
+                <w:szCs w:val="16"/>
+              </w:rPr>
+            </w:pPr>
+            <w:r>
+              <w:rPr>
+                <w:rFonts w:ascii="Aptos Narrow" w:hAnsi="Aptos Narrow" w:cstheme="minorHAnsi"/>
+                <w:b/>
+                <w:bCs/>
+                <w:color w:val="000000" w:themeColor="text1"/>
+                <w:sz w:val="16"/>
+                <w:szCs w:val="16"/>
+              </w:rPr>
+              <w:t xml:space="preserve">Mental Health First Aid </w:t>
+            </w:r>
+          </w:p>
+        </w:tc>
+        <w:tc>
+          <w:tcPr>
+            <w:tcW w:w="589" w:type="dxa"/>
+          </w:tcPr>
+          <w:p>
+            <w:pPr>
+              <w:rPr>
+                <w:rFonts w:ascii="Aptos Narrow" w:hAnsi="Aptos Narrow" w:cstheme="minorHAnsi"/>
+                <w:bCs/>
+                <w:color w:val="000000" w:themeColor="text1"/>
+                <w:sz w:val="16"/>
+                <w:szCs w:val="16"/>
+              </w:rPr>
+            </w:pPr>
+          </w:p>
+        </w:tc>
+      </w:tr>
+      <w:tr>
+        <w:trPr>
+          <w:trHeight w:val="139"/>
+        </w:trPr>
+        <w:tc>
+          <w:tcPr>
+            <w:tcW w:w="2406" w:type="dxa"/>
+            <w:vMerge/>
+            <w:tcBorders>
+              <w:bottom w:val="single" w:sz="4" w:space="0" w:color="auto"/>
+            </w:tcBorders>
+            <w:shd w:val="clear" w:color="auto" w:fill="auto"/>
+          </w:tcPr>
+          <w:p>
+            <w:pPr>
+              <w:rPr>
+                <w:rFonts w:ascii="Aptos Narrow" w:hAnsi="Aptos Narrow" w:cstheme="minorHAnsi"/>
+                <w:b/>
+                <w:color w:val="000000" w:themeColor="text1"/>
+                <w:sz w:val="16"/>
+                <w:szCs w:val="16"/>
+              </w:rPr>
+            </w:pPr>
+          </w:p>
+        </w:tc>
+        <w:tc>
+          <w:tcPr>
+            <w:tcW w:w="589" w:type="dxa"/>
+            <w:vMerge/>
+            <w:tcBorders>
+              <w:bottom w:val="single" w:sz="4" w:space="0" w:color="auto"/>
+            </w:tcBorders>
+            <w:shd w:val="clear" w:color="auto" w:fill="auto"/>
+          </w:tcPr>
+          <w:p>
+            <w:pPr>
+              <w:rPr>
+                <w:rFonts w:ascii="Aptos Narrow" w:hAnsi="Aptos Narrow" w:cstheme="minorHAnsi"/>
+                <w:bCs/>
+                <w:color w:val="000000" w:themeColor="text1"/>
+                <w:sz w:val="16"/>
+                <w:szCs w:val="16"/>
+              </w:rPr>
+            </w:pPr>
+          </w:p>
+        </w:tc>
+        <w:tc>
+          <w:tcPr>
+            <w:tcW w:w="2837" w:type="dxa"/>
+            <w:tcBorders>
+              <w:bottom w:val="single" w:sz="4" w:space="0" w:color="auto"/>
+            </w:tcBorders>
+          </w:tcPr>
+          <w:p>
+            <w:pPr>
+              <w:rPr>
+                <w:rFonts w:ascii="Aptos Narrow" w:hAnsi="Aptos Narrow" w:cstheme="minorHAnsi"/>
+                <w:b/>
+                <w:color w:val="000000" w:themeColor="text1"/>
+                <w:sz w:val="16"/>
+                <w:szCs w:val="16"/>
+              </w:rPr>
+            </w:pPr>
+            <w:r>
+              <w:rPr>
+                <w:rFonts w:ascii="Aptos Narrow" w:hAnsi="Aptos Narrow" w:cstheme="minorHAnsi"/>
+                <w:b/>
+                <w:color w:val="000000" w:themeColor="text1"/>
+                <w:sz w:val="16"/>
+                <w:szCs w:val="16"/>
+              </w:rPr>
+              <w:t>Australian Computer Society Member</w:t>
+            </w:r>
+          </w:p>
+        </w:tc>
+        <w:tc>
+          <w:tcPr>
+            <w:tcW w:w="589" w:type="dxa"/>
             <w:tcBorders>
               <w:bottom w:val="single" w:sz="4" w:space="0" w:color="auto"/>
             </w:tcBorders>
@@ -1703,6 +1837,7 @@
             <w:pPr>
               <w:rPr>
                 <w:rFonts w:ascii="Aptos Narrow" w:hAnsi="Aptos Narrow" w:cstheme="minorHAnsi"/>
+                <w:b/>
                 <w:bCs/>
                 <w:color w:val="000000" w:themeColor="text1"/>
                 <w:sz w:val="16"/>
@@ -1718,7 +1853,7 @@
                 <w:sz w:val="16"/>
                 <w:szCs w:val="16"/>
               </w:rPr>
-              <w:t>Mental Health First Aid Officer and St John’s First Aid</w:t>
+              <w:t>St John’s First Aid</w:t>
             </w:r>
           </w:p>
         </w:tc>
@@ -4146,7 +4281,23 @@
           <w:sz w:val="18"/>
           <w:szCs w:val="18"/>
         </w:rPr>
-        <w:t>, handling over 5 million bookings in the first year.</w:t>
+        <w:t>, handling over 5</w:t>
+      </w:r>
+      <w:r>
+        <w:rPr>
+          <w:rFonts w:ascii="Aptos Narrow" w:eastAsia="MS Mincho" w:hAnsi="Aptos Narrow" w:cs="Arial"/>
+          <w:sz w:val="18"/>
+          <w:szCs w:val="18"/>
+        </w:rPr>
+        <w:t>00,000</w:t>
+      </w:r>
+      <w:r>
+        <w:rPr>
+          <w:rFonts w:ascii="Aptos Narrow" w:eastAsia="MS Mincho" w:hAnsi="Aptos Narrow" w:cs="Arial"/>
+          <w:sz w:val="18"/>
+          <w:szCs w:val="18"/>
+        </w:rPr>
+        <w:t xml:space="preserve"> bookings in the first year.</w:t>
       </w:r>
     </w:p>
     <w:p>
@@ -4815,7 +4966,7 @@
           <w:szCs w:val="18"/>
         </w:rPr>
         <w:pict w14:anchorId="160D0B1A">
-          <v:rect id="_x0000_i1028" style="width:0;height:1.5pt" o:hralign="center" o:hrstd="t" o:hr="t" fillcolor="#a0a0a0" stroked="f"/>
+          <v:rect id="_x0000_i1027" style="width:0;height:1.5pt" o:hralign="center" o:hrstd="t" o:hr="t" fillcolor="#a0a0a0" stroked="f"/>
         </w:pict>
       </w:r>
     </w:p>
@@ -5140,7 +5291,7 @@
           <w:szCs w:val="18"/>
         </w:rPr>
         <w:pict w14:anchorId="0D6F9C92">
-          <v:rect id="_x0000_i1029" style="width:0;height:1.5pt" o:hralign="center" o:hrstd="t" o:hr="t" fillcolor="#a0a0a0" stroked="f"/>
+          <v:rect id="_x0000_i1028" style="width:0;height:1.5pt" o:hralign="center" o:hrstd="t" o:hr="t" fillcolor="#a0a0a0" stroked="f"/>
         </w:pict>
       </w:r>
     </w:p>
@@ -5601,7 +5752,7 @@
           <w:szCs w:val="18"/>
         </w:rPr>
         <w:pict w14:anchorId="0DD64264">
-          <v:rect id="_x0000_i1030" style="width:0;height:1.5pt" o:hralign="center" o:hrstd="t" o:hr="t" fillcolor="#a0a0a0" stroked="f"/>
+          <v:rect id="_x0000_i1029" style="width:0;height:1.5pt" o:hralign="center" o:hrstd="t" o:hr="t" fillcolor="#a0a0a0" stroked="f"/>
         </w:pict>
       </w:r>
     </w:p>
@@ -6029,7 +6180,7 @@
           <w:szCs w:val="18"/>
         </w:rPr>
         <w:pict w14:anchorId="6FBDB664">
-          <v:rect id="_x0000_i1031" style="width:0;height:1.5pt" o:hralign="center" o:hrstd="t" o:hr="t" fillcolor="#a0a0a0" stroked="f"/>
+          <v:rect id="_x0000_i1030" style="width:0;height:1.5pt" o:hralign="center" o:hrstd="t" o:hr="t" fillcolor="#a0a0a0" stroked="f"/>
         </w:pict>
       </w:r>
     </w:p>
@@ -6389,7 +6540,7 @@
           <w:szCs w:val="18"/>
         </w:rPr>
         <w:pict w14:anchorId="5C0AFFC8">
-          <v:rect id="_x0000_i1032" style="width:0;height:1.5pt" o:hralign="center" o:hrstd="t" o:hr="t" fillcolor="#a0a0a0" stroked="f"/>
+          <v:rect id="_x0000_i1031" style="width:0;height:1.5pt" o:hralign="center" o:hrstd="t" o:hr="t" fillcolor="#a0a0a0" stroked="f"/>
         </w:pict>
       </w:r>
     </w:p>
@@ -6666,7 +6817,7 @@
           <w:szCs w:val="18"/>
         </w:rPr>
         <w:pict w14:anchorId="2D037366">
-          <v:rect id="_x0000_i1033" style="width:0;height:1.5pt" o:hralign="center" o:hrstd="t" o:hr="t" fillcolor="#a0a0a0" stroked="f"/>
+          <v:rect id="_x0000_i1032" style="width:0;height:1.5pt" o:hralign="center" o:hrstd="t" o:hr="t" fillcolor="#a0a0a0" stroked="f"/>
         </w:pict>
       </w:r>
     </w:p>
@@ -6904,7 +7055,7 @@
           <w:szCs w:val="18"/>
         </w:rPr>
         <w:pict w14:anchorId="786EDE6D">
-          <v:rect id="_x0000_i1034" style="width:0;height:1.5pt" o:hralign="center" o:hrstd="t" o:hr="t" fillcolor="#a0a0a0" stroked="f"/>
+          <v:rect id="_x0000_i1033" style="width:0;height:1.5pt" o:hralign="center" o:hrstd="t" o:hr="t" fillcolor="#a0a0a0" stroked="f"/>
         </w:pict>
       </w:r>
     </w:p>
@@ -7122,7 +7273,7 @@
           <w:szCs w:val="18"/>
         </w:rPr>
         <w:pict w14:anchorId="5057FBA6">
-          <v:rect id="_x0000_i1035" style="width:0;height:1.5pt" o:hralign="center" o:hrstd="t" o:hr="t" fillcolor="#a0a0a0" stroked="f"/>
+          <v:rect id="_x0000_i1034" style="width:0;height:1.5pt" o:hralign="center" o:hrstd="t" o:hr="t" fillcolor="#a0a0a0" stroked="f"/>
         </w:pict>
       </w:r>
     </w:p>
@@ -7312,7 +7463,7 @@
           <w:szCs w:val="18"/>
         </w:rPr>
         <w:pict w14:anchorId="5A5DF97A">
-          <v:rect id="_x0000_i1036" style="width:0;height:1.5pt" o:hralign="center" o:hrstd="t" o:hr="t" fillcolor="#a0a0a0" stroked="f"/>
+          <v:rect id="_x0000_i1035" style="width:0;height:1.5pt" o:hralign="center" o:hrstd="t" o:hr="t" fillcolor="#a0a0a0" stroked="f"/>
         </w:pict>
       </w:r>
     </w:p>

--- a/public/CV Peter Bardenhagen.docx
+++ b/public/CV Peter Bardenhagen.docx
@@ -1,6 +1,6 @@
 
 <file path=word/document.xml><?xml version="1.0" encoding="utf-8"?>
-<w:document xmlns:wpc="http://schemas.microsoft.com/office/word/2010/wordprocessingCanvas" xmlns:cx="http://schemas.microsoft.com/office/drawing/2014/chartex" xmlns:cx1="http://schemas.microsoft.com/office/drawing/2015/9/8/chartex" xmlns:cx2="http://schemas.microsoft.com/office/drawing/2015/10/21/chartex" xmlns:cx3="http://schemas.microsoft.com/office/drawing/2016/5/9/chartex" xmlns:cx4="http://schemas.microsoft.com/office/drawing/2016/5/10/chartex" xmlns:cx5="http://schemas.microsoft.com/office/drawing/2016/5/11/chartex" xmlns:cx6="http://schemas.microsoft.com/office/drawing/2016/5/12/chartex" xmlns:cx7="http://schemas.microsoft.com/office/drawing/2016/5/13/chartex" xmlns:cx8="http://schemas.microsoft.com/office/drawing/2016/5/14/chartex" xmlns:mc="http://schemas.openxmlformats.org/markup-compatibility/2006" xmlns:aink="http://schemas.microsoft.com/office/drawing/2016/ink" xmlns:am3d="http://schemas.microsoft.com/office/drawing/2017/model3d" xmlns:o="urn:schemas-microsoft-com:office:office" xmlns:oel="http://schemas.microsoft.com/office/2019/extlst" xmlns:r="http://schemas.openxmlformats.org/officeDocument/2006/relationships" xmlns:m="http://schemas.openxmlformats.org/officeDocument/2006/math" xmlns:v="urn:schemas-microsoft-com:vml" xmlns:wp14="http://schemas.microsoft.com/office/word/2010/wordprocessingDrawing" xmlns:wp="http://schemas.openxmlformats.org/drawingml/2006/wordprocessingDrawing" xmlns:w10="urn:schemas-microsoft-com:office:word" xmlns:w="http://schemas.openxmlformats.org/wordprocessingml/2006/main" xmlns:w14="http://schemas.microsoft.com/office/word/2010/wordml" xmlns:w15="http://schemas.microsoft.com/office/word/2012/wordml" xmlns:w16cex="http://schemas.microsoft.com/office/word/2018/wordml/cex" xmlns:w16cid="http://schemas.microsoft.com/office/word/2016/wordml/cid" xmlns:w16="http://schemas.microsoft.com/office/word/2018/wordml" xmlns:w16du="http://schemas.microsoft.com/office/word/2023/wordml/word16du" xmlns:w16sdtdh="http://schemas.microsoft.com/office/word/2020/wordml/sdtdatahash" xmlns:w16se="http://schemas.microsoft.com/office/word/2015/wordml/symex" xmlns:wpg="http://schemas.microsoft.com/office/word/2010/wordprocessingGroup" xmlns:wpi="http://schemas.microsoft.com/office/word/2010/wordprocessingInk" xmlns:wne="http://schemas.microsoft.com/office/word/2006/wordml" xmlns:wps="http://schemas.microsoft.com/office/word/2010/wordprocessingShape" mc:Ignorable="w14 w15 w16se w16cid w16 w16cex w16sdtdh w16du wp14">
+<w:document xmlns:wpc="http://schemas.microsoft.com/office/word/2010/wordprocessingCanvas" xmlns:cx="http://schemas.microsoft.com/office/drawing/2014/chartex" xmlns:cx1="http://schemas.microsoft.com/office/drawing/2015/9/8/chartex" xmlns:cx2="http://schemas.microsoft.com/office/drawing/2015/10/21/chartex" xmlns:cx3="http://schemas.microsoft.com/office/drawing/2016/5/9/chartex" xmlns:cx4="http://schemas.microsoft.com/office/drawing/2016/5/10/chartex" xmlns:cx5="http://schemas.microsoft.com/office/drawing/2016/5/11/chartex" xmlns:cx6="http://schemas.microsoft.com/office/drawing/2016/5/12/chartex" xmlns:cx7="http://schemas.microsoft.com/office/drawing/2016/5/13/chartex" xmlns:cx8="http://schemas.microsoft.com/office/drawing/2016/5/14/chartex" xmlns:mc="http://schemas.openxmlformats.org/markup-compatibility/2006" xmlns:aink="http://schemas.microsoft.com/office/drawing/2016/ink" xmlns:am3d="http://schemas.microsoft.com/office/drawing/2017/model3d" xmlns:o="urn:schemas-microsoft-com:office:office" xmlns:oel="http://schemas.microsoft.com/office/2019/extlst" xmlns:r="http://schemas.openxmlformats.org/officeDocument/2006/relationships" xmlns:m="http://schemas.openxmlformats.org/officeDocument/2006/math" xmlns:v="urn:schemas-microsoft-com:vml" xmlns:wp14="http://schemas.microsoft.com/office/word/2010/wordprocessingDrawing" xmlns:wp="http://schemas.openxmlformats.org/drawingml/2006/wordprocessingDrawing" xmlns:w10="urn:schemas-microsoft-com:office:word" xmlns:w="http://schemas.openxmlformats.org/wordprocessingml/2006/main" xmlns:w14="http://schemas.microsoft.com/office/word/2010/wordml" xmlns:w15="http://schemas.microsoft.com/office/word/2012/wordml" xmlns:w16cex="http://schemas.microsoft.com/office/word/2018/wordml/cex" xmlns:w16cid="http://schemas.microsoft.com/office/word/2016/wordml/cid" xmlns:w16="http://schemas.microsoft.com/office/word/2018/wordml" xmlns:w16du="http://schemas.microsoft.com/office/word/2023/wordml/word16du" xmlns:w16sdtdh="http://schemas.microsoft.com/office/word/2020/wordml/sdtdatahash" xmlns:w16sdtfl="http://schemas.microsoft.com/office/word/2024/wordml/sdtformatlock" xmlns:w16se="http://schemas.microsoft.com/office/word/2015/wordml/symex" xmlns:wpg="http://schemas.microsoft.com/office/word/2010/wordprocessingGroup" xmlns:wpi="http://schemas.microsoft.com/office/word/2010/wordprocessingInk" xmlns:wne="http://schemas.microsoft.com/office/word/2006/wordml" xmlns:wps="http://schemas.microsoft.com/office/word/2010/wordprocessingShape" mc:Ignorable="w14 w15 w16se w16cid w16 w16cex w16sdtdh w16sdtfl w16du wp14">
   <w:body>
     <w:p>
       <w:pPr>
@@ -408,7 +408,7 @@
           <w:szCs w:val="18"/>
           <w:lang w:eastAsia="en-GB"/>
         </w:rPr>
-        <w:t>Project</w:t>
+        <w:t>Delivery</w:t>
       </w:r>
       <w:r>
         <w:rPr>
@@ -417,7 +417,7 @@
           <w:szCs w:val="18"/>
           <w:lang w:eastAsia="en-GB"/>
         </w:rPr>
-        <w:t xml:space="preserve"> Management: </w:t>
+        <w:t xml:space="preserve">: </w:t>
       </w:r>
       <w:r>
         <w:rPr>
@@ -428,7 +428,18 @@
           <w:szCs w:val="18"/>
           <w:lang w:eastAsia="en-GB"/>
         </w:rPr>
-        <w:t>Agile methodologies, DevOps practices,</w:t>
+        <w:t>Product ownership, a</w:t>
+      </w:r>
+      <w:r>
+        <w:rPr>
+          <w:rFonts w:ascii="Aptos Narrow" w:hAnsi="Aptos Narrow"/>
+          <w:b w:val="0"/>
+          <w:bCs/>
+          <w:sz w:val="18"/>
+          <w:szCs w:val="18"/>
+          <w:lang w:eastAsia="en-GB"/>
+        </w:rPr>
+        <w:t>gile methodologies, DevOps practices,</w:t>
       </w:r>
       <w:r>
         <w:rPr>
@@ -699,6 +710,7 @@
                 <w:color w:val="000000" w:themeColor="text1"/>
                 <w:sz w:val="16"/>
                 <w:szCs w:val="16"/>
+                <w:lang w:val="de-DE"/>
               </w:rPr>
             </w:pPr>
             <w:r>
@@ -708,8 +720,31 @@
                 <w:color w:val="000000" w:themeColor="text1"/>
                 <w:sz w:val="16"/>
                 <w:szCs w:val="16"/>
+                <w:lang w:val="de-DE"/>
               </w:rPr>
               <w:t>.Net, ASP.Net, C#</w:t>
+            </w:r>
+            <w:r>
+              <w:rPr>
+                <w:rFonts w:ascii="Aptos Narrow" w:hAnsi="Aptos Narrow" w:cstheme="minorHAnsi"/>
+                <w:bCs/>
+                <w:color w:val="000000" w:themeColor="text1"/>
+                <w:sz w:val="16"/>
+                <w:szCs w:val="16"/>
+                <w:lang w:val="de-DE"/>
+              </w:rPr>
+              <w:t>, Ja</w:t>
+            </w:r>
+            <w:r>
+              <w:rPr>
+                <w:rFonts w:ascii="Aptos Narrow" w:hAnsi="Aptos Narrow" w:cstheme="minorHAnsi"/>
+                <w:bCs/>
+                <w:color w:val="000000" w:themeColor="text1"/>
+                <w:sz w:val="16"/>
+                <w:szCs w:val="16"/>
+                <w:lang w:val="de-DE"/>
+              </w:rPr>
+              <w:t>va</w:t>
             </w:r>
           </w:p>
         </w:tc>
@@ -867,7 +902,7 @@
                 <w:sz w:val="16"/>
                 <w:szCs w:val="16"/>
               </w:rPr>
-              <w:t>On</w:t>
+              <w:t>Azure Administrator (AZ-104), Azure AI Engineer (AI-102) and Azure Designing Solutions (AZ-</w:t>
             </w:r>
             <w:r>
               <w:rPr>
@@ -877,7 +912,7 @@
                 <w:sz w:val="16"/>
                 <w:szCs w:val="16"/>
               </w:rPr>
-              <w:t xml:space="preserve"> track for Azure Architect</w:t>
+              <w:t>304)</w:t>
             </w:r>
             <w:r>
               <w:rPr>
@@ -887,7 +922,7 @@
                 <w:sz w:val="16"/>
                 <w:szCs w:val="16"/>
               </w:rPr>
-              <w:t xml:space="preserve"> Expert by end of Jan 2025</w:t>
+              <w:t xml:space="preserve"> </w:t>
             </w:r>
           </w:p>
         </w:tc>
@@ -1439,6 +1474,16 @@
               </w:rPr>
               <w:t>Mental Health First Aid</w:t>
             </w:r>
+            <w:r>
+              <w:rPr>
+                <w:rFonts w:ascii="Aptos Narrow" w:hAnsi="Aptos Narrow" w:cstheme="minorHAnsi"/>
+                <w:bCs/>
+                <w:color w:val="000000" w:themeColor="text1"/>
+                <w:sz w:val="16"/>
+                <w:szCs w:val="16"/>
+              </w:rPr>
+              <w:t xml:space="preserve"> Officer</w:t>
+            </w:r>
           </w:p>
         </w:tc>
       </w:tr>
@@ -1513,7 +1558,7 @@
                 <w:sz w:val="16"/>
                 <w:szCs w:val="16"/>
               </w:rPr>
-              <w:t>ArchiMate &amp; TOGAF (</w:t>
+              <w:t>T</w:t>
             </w:r>
             <w:r>
               <w:rPr>
@@ -1523,7 +1568,7 @@
                 <w:sz w:val="16"/>
                 <w:szCs w:val="16"/>
               </w:rPr>
-              <w:t>exams pending</w:t>
+              <w:t>OGAF</w:t>
             </w:r>
             <w:r>
               <w:rPr>
@@ -1533,7 +1578,27 @@
                 <w:sz w:val="16"/>
                 <w:szCs w:val="16"/>
               </w:rPr>
-              <w:t>)</w:t>
+              <w:t xml:space="preserve"> 10 &amp; </w:t>
+            </w:r>
+            <w:r>
+              <w:rPr>
+                <w:rFonts w:ascii="Aptos Narrow" w:hAnsi="Aptos Narrow" w:cstheme="minorHAnsi"/>
+                <w:bCs/>
+                <w:color w:val="000000" w:themeColor="text1"/>
+                <w:sz w:val="16"/>
+                <w:szCs w:val="16"/>
+              </w:rPr>
+              <w:t>ArchiMate</w:t>
+            </w:r>
+            <w:r>
+              <w:rPr>
+                <w:rFonts w:ascii="Aptos Narrow" w:hAnsi="Aptos Narrow" w:cstheme="minorHAnsi"/>
+                <w:bCs/>
+                <w:color w:val="000000" w:themeColor="text1"/>
+                <w:sz w:val="16"/>
+                <w:szCs w:val="16"/>
+              </w:rPr>
+              <w:t xml:space="preserve"> 3.1</w:t>
             </w:r>
           </w:p>
         </w:tc>
@@ -1900,17 +1965,7 @@
                 <w:sz w:val="12"/>
                 <w:szCs w:val="12"/>
               </w:rPr>
-              <w:t>Power Apps</w:t>
-            </w:r>
-            <w:r>
-              <w:rPr>
-                <w:rFonts w:ascii="Aptos Narrow" w:hAnsi="Aptos Narrow" w:cstheme="minorHAnsi"/>
-                <w:bCs/>
-                <w:color w:val="000000" w:themeColor="text1"/>
-                <w:sz w:val="12"/>
-                <w:szCs w:val="12"/>
-              </w:rPr>
-              <w:t xml:space="preserve">, </w:t>
+              <w:t xml:space="preserve">Power Apps, </w:t>
             </w:r>
             <w:r>
               <w:rPr>
@@ -2545,7 +2600,18 @@
           <w:sz w:val="18"/>
           <w:szCs w:val="18"/>
         </w:rPr>
-        <w:t>Staff Onboarding Chatbot</w:t>
+        <w:t>Teams</w:t>
+      </w:r>
+      <w:r>
+        <w:rPr>
+          <w:rFonts w:ascii="Aptos Narrow" w:hAnsi="Aptos Narrow" w:cs="Arial"/>
+          <w:b/>
+          <w:bCs/>
+          <w:color w:val="000000" w:themeColor="text1"/>
+          <w:sz w:val="18"/>
+          <w:szCs w:val="18"/>
+        </w:rPr>
+        <w:t xml:space="preserve"> Chatbot</w:t>
       </w:r>
       <w:r>
         <w:rPr>
@@ -2616,7 +2682,7 @@
           <w:sz w:val="18"/>
           <w:szCs w:val="18"/>
         </w:rPr>
-        <w:t>Timesheet Consolidation Application</w:t>
+        <w:t>Custom App</w:t>
       </w:r>
       <w:r>
         <w:rPr>
@@ -2625,7 +2691,36 @@
           <w:sz w:val="18"/>
           <w:szCs w:val="18"/>
         </w:rPr>
-        <w:t>: Built an application integrating multiple business systems to streamline professional services invoicing, saving significant administrative time (.NET 8.0, C#, Web API).</w:t>
+        <w:t xml:space="preserve">: Built </w:t>
+      </w:r>
+      <w:proofErr w:type="spellStart"/>
+      <w:r>
+        <w:rPr>
+          <w:rFonts w:ascii="Aptos Narrow" w:hAnsi="Aptos Narrow" w:cs="Arial"/>
+          <w:color w:val="000000" w:themeColor="text1"/>
+          <w:sz w:val="18"/>
+          <w:szCs w:val="18"/>
+        </w:rPr>
+        <w:t>a</w:t>
+      </w:r>
+      <w:proofErr w:type="spellEnd"/>
+      <w:r>
+        <w:rPr>
+          <w:rFonts w:ascii="Aptos Narrow" w:hAnsi="Aptos Narrow" w:cs="Arial"/>
+          <w:color w:val="000000" w:themeColor="text1"/>
+          <w:sz w:val="18"/>
+          <w:szCs w:val="18"/>
+        </w:rPr>
+        <w:t xml:space="preserve"> timesheet consolidation</w:t>
+      </w:r>
+      <w:r>
+        <w:rPr>
+          <w:rFonts w:ascii="Aptos Narrow" w:hAnsi="Aptos Narrow" w:cs="Arial"/>
+          <w:color w:val="000000" w:themeColor="text1"/>
+          <w:sz w:val="18"/>
+          <w:szCs w:val="18"/>
+        </w:rPr>
+        <w:t xml:space="preserve"> application integrating multiple business systems to streamline professional services invoicing, saving significant administrative time (.NET 8.0, C#, Web API).</w:t>
       </w:r>
     </w:p>
     <w:p>
@@ -2652,7 +2747,7 @@
           <w:szCs w:val="18"/>
         </w:rPr>
         <w:lastRenderedPageBreak/>
-        <w:t>Automated Email Processing</w:t>
+        <w:t>AI Automation</w:t>
       </w:r>
       <w:r>
         <w:rPr>
@@ -2942,7 +3037,7 @@
           <w:szCs w:val="18"/>
         </w:rPr>
         <w:pict w14:anchorId="3FB3CA5C">
-          <v:rect id="_x0000_i1049" style="width:0;height:1.5pt" o:hralign="center" o:hrstd="t" o:hr="t" fillcolor="#a0a0a0" stroked="f"/>
+          <v:rect id="_x0000_i1025" style="width:0;height:1.5pt" o:hralign="center" o:hrstd="t" o:hr="t" fillcolor="#a0a0a0" stroked="f"/>
         </w:pict>
       </w:r>
     </w:p>
@@ -3593,31 +3688,7 @@
           <w:sz w:val="18"/>
           <w:szCs w:val="18"/>
         </w:rPr>
-        <w:t xml:space="preserve">Authored content covering all operations of the new platform </w:t>
-      </w:r>
-      <w:r>
-        <w:rPr>
-          <w:rFonts w:ascii="Aptos Narrow" w:eastAsia="MS Mincho" w:hAnsi="Aptos Narrow" w:cs="Arial"/>
-          <w:sz w:val="18"/>
-          <w:szCs w:val="18"/>
-        </w:rPr>
-        <w:t>including</w:t>
-      </w:r>
-      <w:r>
-        <w:rPr>
-          <w:rFonts w:ascii="Aptos Narrow" w:eastAsia="MS Mincho" w:hAnsi="Aptos Narrow" w:cs="Arial"/>
-          <w:sz w:val="18"/>
-          <w:szCs w:val="18"/>
-        </w:rPr>
-        <w:t xml:space="preserve"> CI/CD</w:t>
-      </w:r>
-      <w:r>
-        <w:rPr>
-          <w:rFonts w:ascii="Aptos Narrow" w:eastAsia="MS Mincho" w:hAnsi="Aptos Narrow" w:cs="Arial"/>
-          <w:sz w:val="18"/>
-          <w:szCs w:val="18"/>
-        </w:rPr>
-        <w:t>, codebase management, disaster recovery, identity management and upgrades. Handed over to new BAU team.</w:t>
+        <w:t>Authored content covering all operations of the new platform including CI/CD, codebase management, disaster recovery, identity management and upgrades. Handed over to new BAU team.</w:t>
       </w:r>
     </w:p>
     <w:p>
@@ -3942,7 +4013,7 @@
           <w:szCs w:val="18"/>
         </w:rPr>
         <w:pict w14:anchorId="3C3D1E2A">
-          <v:rect id="_x0000_i1044" style="width:0;height:1.5pt" o:hralign="center" o:hrstd="t" o:hr="t" fillcolor="#a0a0a0" stroked="f"/>
+          <v:rect id="_x0000_i1026" style="width:0;height:1.5pt" o:hralign="center" o:hrstd="t" o:hr="t" fillcolor="#a0a0a0" stroked="f"/>
         </w:pict>
       </w:r>
     </w:p>
@@ -4925,7 +4996,7 @@
           <w:szCs w:val="18"/>
         </w:rPr>
         <w:pict w14:anchorId="160D0B1A">
-          <v:rect id="_x0000_i1028" style="width:0;height:1.5pt" o:hralign="center" o:hrstd="t" o:hr="t" fillcolor="#a0a0a0" stroked="f"/>
+          <v:rect id="_x0000_i1027" style="width:0;height:1.5pt" o:hralign="center" o:hrstd="t" o:hr="t" fillcolor="#a0a0a0" stroked="f"/>
         </w:pict>
       </w:r>
     </w:p>
@@ -5463,7 +5534,7 @@
           <w:szCs w:val="18"/>
         </w:rPr>
         <w:pict w14:anchorId="0D6F9C92">
-          <v:rect id="_x0000_i1029" style="width:0;height:1.5pt" o:hralign="center" o:hrstd="t" o:hr="t" fillcolor="#a0a0a0" stroked="f"/>
+          <v:rect id="_x0000_i1028" style="width:0;height:1.5pt" o:hralign="center" o:hrstd="t" o:hr="t" fillcolor="#a0a0a0" stroked="f"/>
         </w:pict>
       </w:r>
     </w:p>
@@ -6135,7 +6206,7 @@
           <w:szCs w:val="18"/>
         </w:rPr>
         <w:pict w14:anchorId="61F55D87">
-          <v:rect id="_x0000_i1030" style="width:0;height:1.5pt" o:hralign="center" o:hrstd="t" o:hr="t" fillcolor="#a0a0a0" stroked="f"/>
+          <v:rect id="_x0000_i1029" style="width:0;height:1.5pt" o:hralign="center" o:hrstd="t" o:hr="t" fillcolor="#a0a0a0" stroked="f"/>
         </w:pict>
       </w:r>
     </w:p>
@@ -6737,7 +6808,7 @@
           <w:szCs w:val="18"/>
         </w:rPr>
         <w:pict w14:anchorId="6FBDB664">
-          <v:rect id="_x0000_i1031" style="width:0;height:1.5pt" o:hralign="center" o:hrstd="t" o:hr="t" fillcolor="#a0a0a0" stroked="f"/>
+          <v:rect id="_x0000_i1030" style="width:0;height:1.5pt" o:hralign="center" o:hrstd="t" o:hr="t" fillcolor="#a0a0a0" stroked="f"/>
         </w:pict>
       </w:r>
     </w:p>
@@ -7309,7 +7380,7 @@
           <w:szCs w:val="18"/>
         </w:rPr>
         <w:pict w14:anchorId="5C0AFFC8">
-          <v:rect id="_x0000_i1032" style="width:0;height:1.5pt" o:hralign="center" o:hrstd="t" o:hr="t" fillcolor="#a0a0a0" stroked="f"/>
+          <v:rect id="_x0000_i1031" style="width:0;height:1.5pt" o:hralign="center" o:hrstd="t" o:hr="t" fillcolor="#a0a0a0" stroked="f"/>
         </w:pict>
       </w:r>
     </w:p>
@@ -7703,7 +7774,7 @@
           <w:szCs w:val="18"/>
         </w:rPr>
         <w:pict w14:anchorId="2D037366">
-          <v:rect id="_x0000_i1040" style="width:0;height:1.5pt" o:hralign="center" o:hrstd="t" o:hr="t" fillcolor="#a0a0a0" stroked="f"/>
+          <v:rect id="_x0000_i1032" style="width:0;height:1.5pt" o:hralign="center" o:hrstd="t" o:hr="t" fillcolor="#a0a0a0" stroked="f"/>
         </w:pict>
       </w:r>
     </w:p>
@@ -8006,7 +8077,7 @@
           <w:szCs w:val="18"/>
         </w:rPr>
         <w:pict w14:anchorId="786EDE6D">
-          <v:rect id="_x0000_i1034" style="width:0;height:1.5pt" o:hralign="center" o:hrstd="t" o:hr="t" fillcolor="#a0a0a0" stroked="f"/>
+          <v:rect id="_x0000_i1033" style="width:0;height:1.5pt" o:hralign="center" o:hrstd="t" o:hr="t" fillcolor="#a0a0a0" stroked="f"/>
         </w:pict>
       </w:r>
     </w:p>
@@ -8254,7 +8325,7 @@
           <w:szCs w:val="18"/>
         </w:rPr>
         <w:pict w14:anchorId="5057FBA6">
-          <v:rect id="_x0000_i1035" style="width:0;height:1.5pt" o:hralign="center" o:hrstd="t" o:hr="t" fillcolor="#a0a0a0" stroked="f"/>
+          <v:rect id="_x0000_i1034" style="width:0;height:1.5pt" o:hralign="center" o:hrstd="t" o:hr="t" fillcolor="#a0a0a0" stroked="f"/>
         </w:pict>
       </w:r>
     </w:p>
@@ -8480,7 +8551,7 @@
           <w:szCs w:val="18"/>
         </w:rPr>
         <w:pict w14:anchorId="5A5DF97A">
-          <v:rect id="_x0000_i1036" style="width:0;height:1.5pt" o:hralign="center" o:hrstd="t" o:hr="t" fillcolor="#a0a0a0" stroked="f"/>
+          <v:rect id="_x0000_i1035" style="width:0;height:1.5pt" o:hralign="center" o:hrstd="t" o:hr="t" fillcolor="#a0a0a0" stroked="f"/>
         </w:pict>
       </w:r>
     </w:p>
@@ -8739,7 +8810,7 @@
 </file>
 
 <file path=word/endnotes.xml><?xml version="1.0" encoding="utf-8"?>
-<w:endnotes xmlns:wpc="http://schemas.microsoft.com/office/word/2010/wordprocessingCanvas" xmlns:cx="http://schemas.microsoft.com/office/drawing/2014/chartex" xmlns:cx1="http://schemas.microsoft.com/office/drawing/2015/9/8/chartex" xmlns:cx2="http://schemas.microsoft.com/office/drawing/2015/10/21/chartex" xmlns:cx3="http://schemas.microsoft.com/office/drawing/2016/5/9/chartex" xmlns:cx4="http://schemas.microsoft.com/office/drawing/2016/5/10/chartex" xmlns:cx5="http://schemas.microsoft.com/office/drawing/2016/5/11/chartex" xmlns:cx6="http://schemas.microsoft.com/office/drawing/2016/5/12/chartex" xmlns:cx7="http://schemas.microsoft.com/office/drawing/2016/5/13/chartex" xmlns:cx8="http://schemas.microsoft.com/office/drawing/2016/5/14/chartex" xmlns:mc="http://schemas.openxmlformats.org/markup-compatibility/2006" xmlns:aink="http://schemas.microsoft.com/office/drawing/2016/ink" xmlns:am3d="http://schemas.microsoft.com/office/drawing/2017/model3d" xmlns:o="urn:schemas-microsoft-com:office:office" xmlns:oel="http://schemas.microsoft.com/office/2019/extlst" xmlns:r="http://schemas.openxmlformats.org/officeDocument/2006/relationships" xmlns:m="http://schemas.openxmlformats.org/officeDocument/2006/math" xmlns:v="urn:schemas-microsoft-com:vml" xmlns:wp14="http://schemas.microsoft.com/office/word/2010/wordprocessingDrawing" xmlns:wp="http://schemas.openxmlformats.org/drawingml/2006/wordprocessingDrawing" xmlns:w10="urn:schemas-microsoft-com:office:word" xmlns:w="http://schemas.openxmlformats.org/wordprocessingml/2006/main" xmlns:w14="http://schemas.microsoft.com/office/word/2010/wordml" xmlns:w15="http://schemas.microsoft.com/office/word/2012/wordml" xmlns:w16cex="http://schemas.microsoft.com/office/word/2018/wordml/cex" xmlns:w16cid="http://schemas.microsoft.com/office/word/2016/wordml/cid" xmlns:w16="http://schemas.microsoft.com/office/word/2018/wordml" xmlns:w16du="http://schemas.microsoft.com/office/word/2023/wordml/word16du" xmlns:w16sdtdh="http://schemas.microsoft.com/office/word/2020/wordml/sdtdatahash" xmlns:w16se="http://schemas.microsoft.com/office/word/2015/wordml/symex" xmlns:wpg="http://schemas.microsoft.com/office/word/2010/wordprocessingGroup" xmlns:wpi="http://schemas.microsoft.com/office/word/2010/wordprocessingInk" xmlns:wne="http://schemas.microsoft.com/office/word/2006/wordml" xmlns:wps="http://schemas.microsoft.com/office/word/2010/wordprocessingShape" mc:Ignorable="w14 w15 w16se w16cid w16 w16cex w16sdtdh w16du wp14">
+<w:endnotes xmlns:wpc="http://schemas.microsoft.com/office/word/2010/wordprocessingCanvas" xmlns:cx="http://schemas.microsoft.com/office/drawing/2014/chartex" xmlns:cx1="http://schemas.microsoft.com/office/drawing/2015/9/8/chartex" xmlns:cx2="http://schemas.microsoft.com/office/drawing/2015/10/21/chartex" xmlns:cx3="http://schemas.microsoft.com/office/drawing/2016/5/9/chartex" xmlns:cx4="http://schemas.microsoft.com/office/drawing/2016/5/10/chartex" xmlns:cx5="http://schemas.microsoft.com/office/drawing/2016/5/11/chartex" xmlns:cx6="http://schemas.microsoft.com/office/drawing/2016/5/12/chartex" xmlns:cx7="http://schemas.microsoft.com/office/drawing/2016/5/13/chartex" xmlns:cx8="http://schemas.microsoft.com/office/drawing/2016/5/14/chartex" xmlns:mc="http://schemas.openxmlformats.org/markup-compatibility/2006" xmlns:aink="http://schemas.microsoft.com/office/drawing/2016/ink" xmlns:am3d="http://schemas.microsoft.com/office/drawing/2017/model3d" xmlns:o="urn:schemas-microsoft-com:office:office" xmlns:oel="http://schemas.microsoft.com/office/2019/extlst" xmlns:r="http://schemas.openxmlformats.org/officeDocument/2006/relationships" xmlns:m="http://schemas.openxmlformats.org/officeDocument/2006/math" xmlns:v="urn:schemas-microsoft-com:vml" xmlns:wp14="http://schemas.microsoft.com/office/word/2010/wordprocessingDrawing" xmlns:wp="http://schemas.openxmlformats.org/drawingml/2006/wordprocessingDrawing" xmlns:w10="urn:schemas-microsoft-com:office:word" xmlns:w="http://schemas.openxmlformats.org/wordprocessingml/2006/main" xmlns:w14="http://schemas.microsoft.com/office/word/2010/wordml" xmlns:w15="http://schemas.microsoft.com/office/word/2012/wordml" xmlns:w16cex="http://schemas.microsoft.com/office/word/2018/wordml/cex" xmlns:w16cid="http://schemas.microsoft.com/office/word/2016/wordml/cid" xmlns:w16="http://schemas.microsoft.com/office/word/2018/wordml" xmlns:w16du="http://schemas.microsoft.com/office/word/2023/wordml/word16du" xmlns:w16sdtdh="http://schemas.microsoft.com/office/word/2020/wordml/sdtdatahash" xmlns:w16sdtfl="http://schemas.microsoft.com/office/word/2024/wordml/sdtformatlock" xmlns:w16se="http://schemas.microsoft.com/office/word/2015/wordml/symex" xmlns:wpg="http://schemas.microsoft.com/office/word/2010/wordprocessingGroup" xmlns:wpi="http://schemas.microsoft.com/office/word/2010/wordprocessingInk" xmlns:wne="http://schemas.microsoft.com/office/word/2006/wordml" xmlns:wps="http://schemas.microsoft.com/office/word/2010/wordprocessingShape" mc:Ignorable="w14 w15 w16se w16cid w16 w16cex w16sdtdh w16sdtfl w16du wp14">
   <w:endnote w:type="separator" w:id="-1">
     <w:p>
       <w:pPr>
@@ -8764,7 +8835,7 @@
 </file>
 
 <file path=word/footer1.xml><?xml version="1.0" encoding="utf-8"?>
-<w:ftr xmlns:wpc="http://schemas.microsoft.com/office/word/2010/wordprocessingCanvas" xmlns:cx="http://schemas.microsoft.com/office/drawing/2014/chartex" xmlns:cx1="http://schemas.microsoft.com/office/drawing/2015/9/8/chartex" xmlns:cx2="http://schemas.microsoft.com/office/drawing/2015/10/21/chartex" xmlns:cx3="http://schemas.microsoft.com/office/drawing/2016/5/9/chartex" xmlns:cx4="http://schemas.microsoft.com/office/drawing/2016/5/10/chartex" xmlns:cx5="http://schemas.microsoft.com/office/drawing/2016/5/11/chartex" xmlns:cx6="http://schemas.microsoft.com/office/drawing/2016/5/12/chartex" xmlns:cx7="http://schemas.microsoft.com/office/drawing/2016/5/13/chartex" xmlns:cx8="http://schemas.microsoft.com/office/drawing/2016/5/14/chartex" xmlns:mc="http://schemas.openxmlformats.org/markup-compatibility/2006" xmlns:aink="http://schemas.microsoft.com/office/drawing/2016/ink" xmlns:am3d="http://schemas.microsoft.com/office/drawing/2017/model3d" xmlns:o="urn:schemas-microsoft-com:office:office" xmlns:oel="http://schemas.microsoft.com/office/2019/extlst" xmlns:r="http://schemas.openxmlformats.org/officeDocument/2006/relationships" xmlns:m="http://schemas.openxmlformats.org/officeDocument/2006/math" xmlns:v="urn:schemas-microsoft-com:vml" xmlns:wp14="http://schemas.microsoft.com/office/word/2010/wordprocessingDrawing" xmlns:wp="http://schemas.openxmlformats.org/drawingml/2006/wordprocessingDrawing" xmlns:w10="urn:schemas-microsoft-com:office:word" xmlns:w="http://schemas.openxmlformats.org/wordprocessingml/2006/main" xmlns:w14="http://schemas.microsoft.com/office/word/2010/wordml" xmlns:w15="http://schemas.microsoft.com/office/word/2012/wordml" xmlns:w16cex="http://schemas.microsoft.com/office/word/2018/wordml/cex" xmlns:w16cid="http://schemas.microsoft.com/office/word/2016/wordml/cid" xmlns:w16="http://schemas.microsoft.com/office/word/2018/wordml" xmlns:w16du="http://schemas.microsoft.com/office/word/2023/wordml/word16du" xmlns:w16sdtdh="http://schemas.microsoft.com/office/word/2020/wordml/sdtdatahash" xmlns:w16se="http://schemas.microsoft.com/office/word/2015/wordml/symex" xmlns:wpg="http://schemas.microsoft.com/office/word/2010/wordprocessingGroup" xmlns:wpi="http://schemas.microsoft.com/office/word/2010/wordprocessingInk" xmlns:wne="http://schemas.microsoft.com/office/word/2006/wordml" xmlns:wps="http://schemas.microsoft.com/office/word/2010/wordprocessingShape" mc:Ignorable="w14 w15 w16se w16cid w16 w16cex w16sdtdh w16du wp14">
+<w:ftr xmlns:wpc="http://schemas.microsoft.com/office/word/2010/wordprocessingCanvas" xmlns:cx="http://schemas.microsoft.com/office/drawing/2014/chartex" xmlns:cx1="http://schemas.microsoft.com/office/drawing/2015/9/8/chartex" xmlns:cx2="http://schemas.microsoft.com/office/drawing/2015/10/21/chartex" xmlns:cx3="http://schemas.microsoft.com/office/drawing/2016/5/9/chartex" xmlns:cx4="http://schemas.microsoft.com/office/drawing/2016/5/10/chartex" xmlns:cx5="http://schemas.microsoft.com/office/drawing/2016/5/11/chartex" xmlns:cx6="http://schemas.microsoft.com/office/drawing/2016/5/12/chartex" xmlns:cx7="http://schemas.microsoft.com/office/drawing/2016/5/13/chartex" xmlns:cx8="http://schemas.microsoft.com/office/drawing/2016/5/14/chartex" xmlns:mc="http://schemas.openxmlformats.org/markup-compatibility/2006" xmlns:aink="http://schemas.microsoft.com/office/drawing/2016/ink" xmlns:am3d="http://schemas.microsoft.com/office/drawing/2017/model3d" xmlns:o="urn:schemas-microsoft-com:office:office" xmlns:oel="http://schemas.microsoft.com/office/2019/extlst" xmlns:r="http://schemas.openxmlformats.org/officeDocument/2006/relationships" xmlns:m="http://schemas.openxmlformats.org/officeDocument/2006/math" xmlns:v="urn:schemas-microsoft-com:vml" xmlns:wp14="http://schemas.microsoft.com/office/word/2010/wordprocessingDrawing" xmlns:wp="http://schemas.openxmlformats.org/drawingml/2006/wordprocessingDrawing" xmlns:w10="urn:schemas-microsoft-com:office:word" xmlns:w="http://schemas.openxmlformats.org/wordprocessingml/2006/main" xmlns:w14="http://schemas.microsoft.com/office/word/2010/wordml" xmlns:w15="http://schemas.microsoft.com/office/word/2012/wordml" xmlns:w16cex="http://schemas.microsoft.com/office/word/2018/wordml/cex" xmlns:w16cid="http://schemas.microsoft.com/office/word/2016/wordml/cid" xmlns:w16="http://schemas.microsoft.com/office/word/2018/wordml" xmlns:w16du="http://schemas.microsoft.com/office/word/2023/wordml/word16du" xmlns:w16sdtdh="http://schemas.microsoft.com/office/word/2020/wordml/sdtdatahash" xmlns:w16sdtfl="http://schemas.microsoft.com/office/word/2024/wordml/sdtformatlock" xmlns:w16se="http://schemas.microsoft.com/office/word/2015/wordml/symex" xmlns:wpg="http://schemas.microsoft.com/office/word/2010/wordprocessingGroup" xmlns:wpi="http://schemas.microsoft.com/office/word/2010/wordprocessingInk" xmlns:wne="http://schemas.microsoft.com/office/word/2006/wordml" xmlns:wps="http://schemas.microsoft.com/office/word/2010/wordprocessingShape" mc:Ignorable="w14 w15 w16se w16cid w16 w16cex w16sdtdh w16sdtfl w16du wp14">
   <w:p>
     <w:pPr>
       <w:pStyle w:val="Footer"/>
@@ -8802,7 +8873,7 @@
 </file>
 
 <file path=word/footer2.xml><?xml version="1.0" encoding="utf-8"?>
-<w:ftr xmlns:wpc="http://schemas.microsoft.com/office/word/2010/wordprocessingCanvas" xmlns:cx="http://schemas.microsoft.com/office/drawing/2014/chartex" xmlns:cx1="http://schemas.microsoft.com/office/drawing/2015/9/8/chartex" xmlns:cx2="http://schemas.microsoft.com/office/drawing/2015/10/21/chartex" xmlns:cx3="http://schemas.microsoft.com/office/drawing/2016/5/9/chartex" xmlns:cx4="http://schemas.microsoft.com/office/drawing/2016/5/10/chartex" xmlns:cx5="http://schemas.microsoft.com/office/drawing/2016/5/11/chartex" xmlns:cx6="http://schemas.microsoft.com/office/drawing/2016/5/12/chartex" xmlns:cx7="http://schemas.microsoft.com/office/drawing/2016/5/13/chartex" xmlns:cx8="http://schemas.microsoft.com/office/drawing/2016/5/14/chartex" xmlns:mc="http://schemas.openxmlformats.org/markup-compatibility/2006" xmlns:aink="http://schemas.microsoft.com/office/drawing/2016/ink" xmlns:am3d="http://schemas.microsoft.com/office/drawing/2017/model3d" xmlns:o="urn:schemas-microsoft-com:office:office" xmlns:oel="http://schemas.microsoft.com/office/2019/extlst" xmlns:r="http://schemas.openxmlformats.org/officeDocument/2006/relationships" xmlns:m="http://schemas.openxmlformats.org/officeDocument/2006/math" xmlns:v="urn:schemas-microsoft-com:vml" xmlns:wp14="http://schemas.microsoft.com/office/word/2010/wordprocessingDrawing" xmlns:wp="http://schemas.openxmlformats.org/drawingml/2006/wordprocessingDrawing" xmlns:w10="urn:schemas-microsoft-com:office:word" xmlns:w="http://schemas.openxmlformats.org/wordprocessingml/2006/main" xmlns:w14="http://schemas.microsoft.com/office/word/2010/wordml" xmlns:w15="http://schemas.microsoft.com/office/word/2012/wordml" xmlns:w16cex="http://schemas.microsoft.com/office/word/2018/wordml/cex" xmlns:w16cid="http://schemas.microsoft.com/office/word/2016/wordml/cid" xmlns:w16="http://schemas.microsoft.com/office/word/2018/wordml" xmlns:w16du="http://schemas.microsoft.com/office/word/2023/wordml/word16du" xmlns:w16sdtdh="http://schemas.microsoft.com/office/word/2020/wordml/sdtdatahash" xmlns:w16se="http://schemas.microsoft.com/office/word/2015/wordml/symex" xmlns:wpg="http://schemas.microsoft.com/office/word/2010/wordprocessingGroup" xmlns:wpi="http://schemas.microsoft.com/office/word/2010/wordprocessingInk" xmlns:wne="http://schemas.microsoft.com/office/word/2006/wordml" xmlns:wps="http://schemas.microsoft.com/office/word/2010/wordprocessingShape" mc:Ignorable="w14 w15 w16se w16cid w16 w16cex w16sdtdh w16du wp14">
+<w:ftr xmlns:wpc="http://schemas.microsoft.com/office/word/2010/wordprocessingCanvas" xmlns:cx="http://schemas.microsoft.com/office/drawing/2014/chartex" xmlns:cx1="http://schemas.microsoft.com/office/drawing/2015/9/8/chartex" xmlns:cx2="http://schemas.microsoft.com/office/drawing/2015/10/21/chartex" xmlns:cx3="http://schemas.microsoft.com/office/drawing/2016/5/9/chartex" xmlns:cx4="http://schemas.microsoft.com/office/drawing/2016/5/10/chartex" xmlns:cx5="http://schemas.microsoft.com/office/drawing/2016/5/11/chartex" xmlns:cx6="http://schemas.microsoft.com/office/drawing/2016/5/12/chartex" xmlns:cx7="http://schemas.microsoft.com/office/drawing/2016/5/13/chartex" xmlns:cx8="http://schemas.microsoft.com/office/drawing/2016/5/14/chartex" xmlns:mc="http://schemas.openxmlformats.org/markup-compatibility/2006" xmlns:aink="http://schemas.microsoft.com/office/drawing/2016/ink" xmlns:am3d="http://schemas.microsoft.com/office/drawing/2017/model3d" xmlns:o="urn:schemas-microsoft-com:office:office" xmlns:oel="http://schemas.microsoft.com/office/2019/extlst" xmlns:r="http://schemas.openxmlformats.org/officeDocument/2006/relationships" xmlns:m="http://schemas.openxmlformats.org/officeDocument/2006/math" xmlns:v="urn:schemas-microsoft-com:vml" xmlns:wp14="http://schemas.microsoft.com/office/word/2010/wordprocessingDrawing" xmlns:wp="http://schemas.openxmlformats.org/drawingml/2006/wordprocessingDrawing" xmlns:w10="urn:schemas-microsoft-com:office:word" xmlns:w="http://schemas.openxmlformats.org/wordprocessingml/2006/main" xmlns:w14="http://schemas.microsoft.com/office/word/2010/wordml" xmlns:w15="http://schemas.microsoft.com/office/word/2012/wordml" xmlns:w16cex="http://schemas.microsoft.com/office/word/2018/wordml/cex" xmlns:w16cid="http://schemas.microsoft.com/office/word/2016/wordml/cid" xmlns:w16="http://schemas.microsoft.com/office/word/2018/wordml" xmlns:w16du="http://schemas.microsoft.com/office/word/2023/wordml/word16du" xmlns:w16sdtdh="http://schemas.microsoft.com/office/word/2020/wordml/sdtdatahash" xmlns:w16sdtfl="http://schemas.microsoft.com/office/word/2024/wordml/sdtformatlock" xmlns:w16se="http://schemas.microsoft.com/office/word/2015/wordml/symex" xmlns:wpg="http://schemas.microsoft.com/office/word/2010/wordprocessingGroup" xmlns:wpi="http://schemas.microsoft.com/office/word/2010/wordprocessingInk" xmlns:wne="http://schemas.microsoft.com/office/word/2006/wordml" xmlns:wps="http://schemas.microsoft.com/office/word/2010/wordprocessingShape" mc:Ignorable="w14 w15 w16se w16cid w16 w16cex w16sdtdh w16sdtfl w16du wp14">
   <w:p>
     <w:pPr>
       <w:pStyle w:val="Footer"/>
@@ -8862,7 +8933,7 @@
 </file>
 
 <file path=word/footnotes.xml><?xml version="1.0" encoding="utf-8"?>
-<w:footnotes xmlns:wpc="http://schemas.microsoft.com/office/word/2010/wordprocessingCanvas" xmlns:cx="http://schemas.microsoft.com/office/drawing/2014/chartex" xmlns:cx1="http://schemas.microsoft.com/office/drawing/2015/9/8/chartex" xmlns:cx2="http://schemas.microsoft.com/office/drawing/2015/10/21/chartex" xmlns:cx3="http://schemas.microsoft.com/office/drawing/2016/5/9/chartex" xmlns:cx4="http://schemas.microsoft.com/office/drawing/2016/5/10/chartex" xmlns:cx5="http://schemas.microsoft.com/office/drawing/2016/5/11/chartex" xmlns:cx6="http://schemas.microsoft.com/office/drawing/2016/5/12/chartex" xmlns:cx7="http://schemas.microsoft.com/office/drawing/2016/5/13/chartex" xmlns:cx8="http://schemas.microsoft.com/office/drawing/2016/5/14/chartex" xmlns:mc="http://schemas.openxmlformats.org/markup-compatibility/2006" xmlns:aink="http://schemas.microsoft.com/office/drawing/2016/ink" xmlns:am3d="http://schemas.microsoft.com/office/drawing/2017/model3d" xmlns:o="urn:schemas-microsoft-com:office:office" xmlns:oel="http://schemas.microsoft.com/office/2019/extlst" xmlns:r="http://schemas.openxmlformats.org/officeDocument/2006/relationships" xmlns:m="http://schemas.openxmlformats.org/officeDocument/2006/math" xmlns:v="urn:schemas-microsoft-com:vml" xmlns:wp14="http://schemas.microsoft.com/office/word/2010/wordprocessingDrawing" xmlns:wp="http://schemas.openxmlformats.org/drawingml/2006/wordprocessingDrawing" xmlns:w10="urn:schemas-microsoft-com:office:word" xmlns:w="http://schemas.openxmlformats.org/wordprocessingml/2006/main" xmlns:w14="http://schemas.microsoft.com/office/word/2010/wordml" xmlns:w15="http://schemas.microsoft.com/office/word/2012/wordml" xmlns:w16cex="http://schemas.microsoft.com/office/word/2018/wordml/cex" xmlns:w16cid="http://schemas.microsoft.com/office/word/2016/wordml/cid" xmlns:w16="http://schemas.microsoft.com/office/word/2018/wordml" xmlns:w16du="http://schemas.microsoft.com/office/word/2023/wordml/word16du" xmlns:w16sdtdh="http://schemas.microsoft.com/office/word/2020/wordml/sdtdatahash" xmlns:w16se="http://schemas.microsoft.com/office/word/2015/wordml/symex" xmlns:wpg="http://schemas.microsoft.com/office/word/2010/wordprocessingGroup" xmlns:wpi="http://schemas.microsoft.com/office/word/2010/wordprocessingInk" xmlns:wne="http://schemas.microsoft.com/office/word/2006/wordml" xmlns:wps="http://schemas.microsoft.com/office/word/2010/wordprocessingShape" mc:Ignorable="w14 w15 w16se w16cid w16 w16cex w16sdtdh w16du wp14">
+<w:footnotes xmlns:wpc="http://schemas.microsoft.com/office/word/2010/wordprocessingCanvas" xmlns:cx="http://schemas.microsoft.com/office/drawing/2014/chartex" xmlns:cx1="http://schemas.microsoft.com/office/drawing/2015/9/8/chartex" xmlns:cx2="http://schemas.microsoft.com/office/drawing/2015/10/21/chartex" xmlns:cx3="http://schemas.microsoft.com/office/drawing/2016/5/9/chartex" xmlns:cx4="http://schemas.microsoft.com/office/drawing/2016/5/10/chartex" xmlns:cx5="http://schemas.microsoft.com/office/drawing/2016/5/11/chartex" xmlns:cx6="http://schemas.microsoft.com/office/drawing/2016/5/12/chartex" xmlns:cx7="http://schemas.microsoft.com/office/drawing/2016/5/13/chartex" xmlns:cx8="http://schemas.microsoft.com/office/drawing/2016/5/14/chartex" xmlns:mc="http://schemas.openxmlformats.org/markup-compatibility/2006" xmlns:aink="http://schemas.microsoft.com/office/drawing/2016/ink" xmlns:am3d="http://schemas.microsoft.com/office/drawing/2017/model3d" xmlns:o="urn:schemas-microsoft-com:office:office" xmlns:oel="http://schemas.microsoft.com/office/2019/extlst" xmlns:r="http://schemas.openxmlformats.org/officeDocument/2006/relationships" xmlns:m="http://schemas.openxmlformats.org/officeDocument/2006/math" xmlns:v="urn:schemas-microsoft-com:vml" xmlns:wp14="http://schemas.microsoft.com/office/word/2010/wordprocessingDrawing" xmlns:wp="http://schemas.openxmlformats.org/drawingml/2006/wordprocessingDrawing" xmlns:w10="urn:schemas-microsoft-com:office:word" xmlns:w="http://schemas.openxmlformats.org/wordprocessingml/2006/main" xmlns:w14="http://schemas.microsoft.com/office/word/2010/wordml" xmlns:w15="http://schemas.microsoft.com/office/word/2012/wordml" xmlns:w16cex="http://schemas.microsoft.com/office/word/2018/wordml/cex" xmlns:w16cid="http://schemas.microsoft.com/office/word/2016/wordml/cid" xmlns:w16="http://schemas.microsoft.com/office/word/2018/wordml" xmlns:w16du="http://schemas.microsoft.com/office/word/2023/wordml/word16du" xmlns:w16sdtdh="http://schemas.microsoft.com/office/word/2020/wordml/sdtdatahash" xmlns:w16sdtfl="http://schemas.microsoft.com/office/word/2024/wordml/sdtformatlock" xmlns:w16se="http://schemas.microsoft.com/office/word/2015/wordml/symex" xmlns:wpg="http://schemas.microsoft.com/office/word/2010/wordprocessingGroup" xmlns:wpi="http://schemas.microsoft.com/office/word/2010/wordprocessingInk" xmlns:wne="http://schemas.microsoft.com/office/word/2006/wordml" xmlns:wps="http://schemas.microsoft.com/office/word/2010/wordprocessingShape" mc:Ignorable="w14 w15 w16se w16cid w16 w16cex w16sdtdh w16sdtfl w16du wp14">
   <w:footnote w:type="separator" w:id="-1">
     <w:p>
       <w:pPr>
@@ -8887,7 +8958,7 @@
 </file>
 
 <file path=word/header1.xml><?xml version="1.0" encoding="utf-8"?>
-<w:hdr xmlns:wpc="http://schemas.microsoft.com/office/word/2010/wordprocessingCanvas" xmlns:cx="http://schemas.microsoft.com/office/drawing/2014/chartex" xmlns:cx1="http://schemas.microsoft.com/office/drawing/2015/9/8/chartex" xmlns:cx2="http://schemas.microsoft.com/office/drawing/2015/10/21/chartex" xmlns:cx3="http://schemas.microsoft.com/office/drawing/2016/5/9/chartex" xmlns:cx4="http://schemas.microsoft.com/office/drawing/2016/5/10/chartex" xmlns:cx5="http://schemas.microsoft.com/office/drawing/2016/5/11/chartex" xmlns:cx6="http://schemas.microsoft.com/office/drawing/2016/5/12/chartex" xmlns:cx7="http://schemas.microsoft.com/office/drawing/2016/5/13/chartex" xmlns:cx8="http://schemas.microsoft.com/office/drawing/2016/5/14/chartex" xmlns:mc="http://schemas.openxmlformats.org/markup-compatibility/2006" xmlns:aink="http://schemas.microsoft.com/office/drawing/2016/ink" xmlns:am3d="http://schemas.microsoft.com/office/drawing/2017/model3d" xmlns:o="urn:schemas-microsoft-com:office:office" xmlns:oel="http://schemas.microsoft.com/office/2019/extlst" xmlns:r="http://schemas.openxmlformats.org/officeDocument/2006/relationships" xmlns:m="http://schemas.openxmlformats.org/officeDocument/2006/math" xmlns:v="urn:schemas-microsoft-com:vml" xmlns:wp14="http://schemas.microsoft.com/office/word/2010/wordprocessingDrawing" xmlns:wp="http://schemas.openxmlformats.org/drawingml/2006/wordprocessingDrawing" xmlns:w10="urn:schemas-microsoft-com:office:word" xmlns:w="http://schemas.openxmlformats.org/wordprocessingml/2006/main" xmlns:w14="http://schemas.microsoft.com/office/word/2010/wordml" xmlns:w15="http://schemas.microsoft.com/office/word/2012/wordml" xmlns:w16cex="http://schemas.microsoft.com/office/word/2018/wordml/cex" xmlns:w16cid="http://schemas.microsoft.com/office/word/2016/wordml/cid" xmlns:w16="http://schemas.microsoft.com/office/word/2018/wordml" xmlns:w16du="http://schemas.microsoft.com/office/word/2023/wordml/word16du" xmlns:w16sdtdh="http://schemas.microsoft.com/office/word/2020/wordml/sdtdatahash" xmlns:w16se="http://schemas.microsoft.com/office/word/2015/wordml/symex" xmlns:wpg="http://schemas.microsoft.com/office/word/2010/wordprocessingGroup" xmlns:wpi="http://schemas.microsoft.com/office/word/2010/wordprocessingInk" xmlns:wne="http://schemas.microsoft.com/office/word/2006/wordml" xmlns:wps="http://schemas.microsoft.com/office/word/2010/wordprocessingShape" mc:Ignorable="w14 w15 w16se w16cid w16 w16cex w16sdtdh w16du wp14">
+<w:hdr xmlns:wpc="http://schemas.microsoft.com/office/word/2010/wordprocessingCanvas" xmlns:cx="http://schemas.microsoft.com/office/drawing/2014/chartex" xmlns:cx1="http://schemas.microsoft.com/office/drawing/2015/9/8/chartex" xmlns:cx2="http://schemas.microsoft.com/office/drawing/2015/10/21/chartex" xmlns:cx3="http://schemas.microsoft.com/office/drawing/2016/5/9/chartex" xmlns:cx4="http://schemas.microsoft.com/office/drawing/2016/5/10/chartex" xmlns:cx5="http://schemas.microsoft.com/office/drawing/2016/5/11/chartex" xmlns:cx6="http://schemas.microsoft.com/office/drawing/2016/5/12/chartex" xmlns:cx7="http://schemas.microsoft.com/office/drawing/2016/5/13/chartex" xmlns:cx8="http://schemas.microsoft.com/office/drawing/2016/5/14/chartex" xmlns:mc="http://schemas.openxmlformats.org/markup-compatibility/2006" xmlns:aink="http://schemas.microsoft.com/office/drawing/2016/ink" xmlns:am3d="http://schemas.microsoft.com/office/drawing/2017/model3d" xmlns:o="urn:schemas-microsoft-com:office:office" xmlns:oel="http://schemas.microsoft.com/office/2019/extlst" xmlns:r="http://schemas.openxmlformats.org/officeDocument/2006/relationships" xmlns:m="http://schemas.openxmlformats.org/officeDocument/2006/math" xmlns:v="urn:schemas-microsoft-com:vml" xmlns:wp14="http://schemas.microsoft.com/office/word/2010/wordprocessingDrawing" xmlns:wp="http://schemas.openxmlformats.org/drawingml/2006/wordprocessingDrawing" xmlns:w10="urn:schemas-microsoft-com:office:word" xmlns:w="http://schemas.openxmlformats.org/wordprocessingml/2006/main" xmlns:w14="http://schemas.microsoft.com/office/word/2010/wordml" xmlns:w15="http://schemas.microsoft.com/office/word/2012/wordml" xmlns:w16cex="http://schemas.microsoft.com/office/word/2018/wordml/cex" xmlns:w16cid="http://schemas.microsoft.com/office/word/2016/wordml/cid" xmlns:w16="http://schemas.microsoft.com/office/word/2018/wordml" xmlns:w16du="http://schemas.microsoft.com/office/word/2023/wordml/word16du" xmlns:w16sdtdh="http://schemas.microsoft.com/office/word/2020/wordml/sdtdatahash" xmlns:w16sdtfl="http://schemas.microsoft.com/office/word/2024/wordml/sdtformatlock" xmlns:w16se="http://schemas.microsoft.com/office/word/2015/wordml/symex" xmlns:wpg="http://schemas.microsoft.com/office/word/2010/wordprocessingGroup" xmlns:wpi="http://schemas.microsoft.com/office/word/2010/wordprocessingInk" xmlns:wne="http://schemas.microsoft.com/office/word/2006/wordml" xmlns:wps="http://schemas.microsoft.com/office/word/2010/wordprocessingShape" mc:Ignorable="w14 w15 w16se w16cid w16 w16cex w16sdtdh w16sdtfl w16du wp14">
   <w:p>
     <w:pPr>
       <w:pStyle w:val="Header"/>
@@ -8906,7 +8977,7 @@
 </file>
 
 <file path=word/header2.xml><?xml version="1.0" encoding="utf-8"?>
-<w:hdr xmlns:wpc="http://schemas.microsoft.com/office/word/2010/wordprocessingCanvas" xmlns:cx="http://schemas.microsoft.com/office/drawing/2014/chartex" xmlns:cx1="http://schemas.microsoft.com/office/drawing/2015/9/8/chartex" xmlns:cx2="http://schemas.microsoft.com/office/drawing/2015/10/21/chartex" xmlns:cx3="http://schemas.microsoft.com/office/drawing/2016/5/9/chartex" xmlns:cx4="http://schemas.microsoft.com/office/drawing/2016/5/10/chartex" xmlns:cx5="http://schemas.microsoft.com/office/drawing/2016/5/11/chartex" xmlns:cx6="http://schemas.microsoft.com/office/drawing/2016/5/12/chartex" xmlns:cx7="http://schemas.microsoft.com/office/drawing/2016/5/13/chartex" xmlns:cx8="http://schemas.microsoft.com/office/drawing/2016/5/14/chartex" xmlns:mc="http://schemas.openxmlformats.org/markup-compatibility/2006" xmlns:aink="http://schemas.microsoft.com/office/drawing/2016/ink" xmlns:am3d="http://schemas.microsoft.com/office/drawing/2017/model3d" xmlns:o="urn:schemas-microsoft-com:office:office" xmlns:oel="http://schemas.microsoft.com/office/2019/extlst" xmlns:r="http://schemas.openxmlformats.org/officeDocument/2006/relationships" xmlns:m="http://schemas.openxmlformats.org/officeDocument/2006/math" xmlns:v="urn:schemas-microsoft-com:vml" xmlns:wp14="http://schemas.microsoft.com/office/word/2010/wordprocessingDrawing" xmlns:wp="http://schemas.openxmlformats.org/drawingml/2006/wordprocessingDrawing" xmlns:w10="urn:schemas-microsoft-com:office:word" xmlns:w="http://schemas.openxmlformats.org/wordprocessingml/2006/main" xmlns:w14="http://schemas.microsoft.com/office/word/2010/wordml" xmlns:w15="http://schemas.microsoft.com/office/word/2012/wordml" xmlns:w16cex="http://schemas.microsoft.com/office/word/2018/wordml/cex" xmlns:w16cid="http://schemas.microsoft.com/office/word/2016/wordml/cid" xmlns:w16="http://schemas.microsoft.com/office/word/2018/wordml" xmlns:w16du="http://schemas.microsoft.com/office/word/2023/wordml/word16du" xmlns:w16sdtdh="http://schemas.microsoft.com/office/word/2020/wordml/sdtdatahash" xmlns:w16se="http://schemas.microsoft.com/office/word/2015/wordml/symex" xmlns:wpg="http://schemas.microsoft.com/office/word/2010/wordprocessingGroup" xmlns:wpi="http://schemas.microsoft.com/office/word/2010/wordprocessingInk" xmlns:wne="http://schemas.microsoft.com/office/word/2006/wordml" xmlns:wps="http://schemas.microsoft.com/office/word/2010/wordprocessingShape" mc:Ignorable="w14 w15 w16se w16cid w16 w16cex w16sdtdh w16du wp14">
+<w:hdr xmlns:wpc="http://schemas.microsoft.com/office/word/2010/wordprocessingCanvas" xmlns:cx="http://schemas.microsoft.com/office/drawing/2014/chartex" xmlns:cx1="http://schemas.microsoft.com/office/drawing/2015/9/8/chartex" xmlns:cx2="http://schemas.microsoft.com/office/drawing/2015/10/21/chartex" xmlns:cx3="http://schemas.microsoft.com/office/drawing/2016/5/9/chartex" xmlns:cx4="http://schemas.microsoft.com/office/drawing/2016/5/10/chartex" xmlns:cx5="http://schemas.microsoft.com/office/drawing/2016/5/11/chartex" xmlns:cx6="http://schemas.microsoft.com/office/drawing/2016/5/12/chartex" xmlns:cx7="http://schemas.microsoft.com/office/drawing/2016/5/13/chartex" xmlns:cx8="http://schemas.microsoft.com/office/drawing/2016/5/14/chartex" xmlns:mc="http://schemas.openxmlformats.org/markup-compatibility/2006" xmlns:aink="http://schemas.microsoft.com/office/drawing/2016/ink" xmlns:am3d="http://schemas.microsoft.com/office/drawing/2017/model3d" xmlns:o="urn:schemas-microsoft-com:office:office" xmlns:oel="http://schemas.microsoft.com/office/2019/extlst" xmlns:r="http://schemas.openxmlformats.org/officeDocument/2006/relationships" xmlns:m="http://schemas.openxmlformats.org/officeDocument/2006/math" xmlns:v="urn:schemas-microsoft-com:vml" xmlns:wp14="http://schemas.microsoft.com/office/word/2010/wordprocessingDrawing" xmlns:wp="http://schemas.openxmlformats.org/drawingml/2006/wordprocessingDrawing" xmlns:w10="urn:schemas-microsoft-com:office:word" xmlns:w="http://schemas.openxmlformats.org/wordprocessingml/2006/main" xmlns:w14="http://schemas.microsoft.com/office/word/2010/wordml" xmlns:w15="http://schemas.microsoft.com/office/word/2012/wordml" xmlns:w16cex="http://schemas.microsoft.com/office/word/2018/wordml/cex" xmlns:w16cid="http://schemas.microsoft.com/office/word/2016/wordml/cid" xmlns:w16="http://schemas.microsoft.com/office/word/2018/wordml" xmlns:w16du="http://schemas.microsoft.com/office/word/2023/wordml/word16du" xmlns:w16sdtdh="http://schemas.microsoft.com/office/word/2020/wordml/sdtdatahash" xmlns:w16sdtfl="http://schemas.microsoft.com/office/word/2024/wordml/sdtformatlock" xmlns:w16se="http://schemas.microsoft.com/office/word/2015/wordml/symex" xmlns:wpg="http://schemas.microsoft.com/office/word/2010/wordprocessingGroup" xmlns:wpi="http://schemas.microsoft.com/office/word/2010/wordprocessingInk" xmlns:wne="http://schemas.microsoft.com/office/word/2006/wordml" xmlns:wps="http://schemas.microsoft.com/office/word/2010/wordprocessingShape" mc:Ignorable="w14 w15 w16se w16cid w16 w16cex w16sdtdh w16sdtfl w16du wp14">
   <w:p>
     <w:pPr>
       <w:shd w:val="clear" w:color="auto" w:fill="FFFFFF" w:themeFill="background1"/>
@@ -8917,7 +8988,7 @@
 </file>
 
 <file path=word/numbering.xml><?xml version="1.0" encoding="utf-8"?>
-<w:numbering xmlns:wpc="http://schemas.microsoft.com/office/word/2010/wordprocessingCanvas" xmlns:cx="http://schemas.microsoft.com/office/drawing/2014/chartex" xmlns:cx1="http://schemas.microsoft.com/office/drawing/2015/9/8/chartex" xmlns:cx2="http://schemas.microsoft.com/office/drawing/2015/10/21/chartex" xmlns:cx3="http://schemas.microsoft.com/office/drawing/2016/5/9/chartex" xmlns:cx4="http://schemas.microsoft.com/office/drawing/2016/5/10/chartex" xmlns:cx5="http://schemas.microsoft.com/office/drawing/2016/5/11/chartex" xmlns:cx6="http://schemas.microsoft.com/office/drawing/2016/5/12/chartex" xmlns:cx7="http://schemas.microsoft.com/office/drawing/2016/5/13/chartex" xmlns:cx8="http://schemas.microsoft.com/office/drawing/2016/5/14/chartex" xmlns:mc="http://schemas.openxmlformats.org/markup-compatibility/2006" xmlns:aink="http://schemas.microsoft.com/office/drawing/2016/ink" xmlns:am3d="http://schemas.microsoft.com/office/drawing/2017/model3d" xmlns:o="urn:schemas-microsoft-com:office:office" xmlns:oel="http://schemas.microsoft.com/office/2019/extlst" xmlns:r="http://schemas.openxmlformats.org/officeDocument/2006/relationships" xmlns:m="http://schemas.openxmlformats.org/officeDocument/2006/math" xmlns:v="urn:schemas-microsoft-com:vml" xmlns:wp14="http://schemas.microsoft.com/office/word/2010/wordprocessingDrawing" xmlns:wp="http://schemas.openxmlformats.org/drawingml/2006/wordprocessingDrawing" xmlns:w10="urn:schemas-microsoft-com:office:word" xmlns:w="http://schemas.openxmlformats.org/wordprocessingml/2006/main" xmlns:w14="http://schemas.microsoft.com/office/word/2010/wordml" xmlns:w15="http://schemas.microsoft.com/office/word/2012/wordml" xmlns:w16cex="http://schemas.microsoft.com/office/word/2018/wordml/cex" xmlns:w16cid="http://schemas.microsoft.com/office/word/2016/wordml/cid" xmlns:w16="http://schemas.microsoft.com/office/word/2018/wordml" xmlns:w16du="http://schemas.microsoft.com/office/word/2023/wordml/word16du" xmlns:w16sdtdh="http://schemas.microsoft.com/office/word/2020/wordml/sdtdatahash" xmlns:w16se="http://schemas.microsoft.com/office/word/2015/wordml/symex" xmlns:wpg="http://schemas.microsoft.com/office/word/2010/wordprocessingGroup" xmlns:wpi="http://schemas.microsoft.com/office/word/2010/wordprocessingInk" xmlns:wne="http://schemas.microsoft.com/office/word/2006/wordml" xmlns:wps="http://schemas.microsoft.com/office/word/2010/wordprocessingShape" mc:Ignorable="w14 w15 w16se w16cid w16 w16cex w16sdtdh w16du wp14">
+<w:numbering xmlns:wpc="http://schemas.microsoft.com/office/word/2010/wordprocessingCanvas" xmlns:cx="http://schemas.microsoft.com/office/drawing/2014/chartex" xmlns:cx1="http://schemas.microsoft.com/office/drawing/2015/9/8/chartex" xmlns:cx2="http://schemas.microsoft.com/office/drawing/2015/10/21/chartex" xmlns:cx3="http://schemas.microsoft.com/office/drawing/2016/5/9/chartex" xmlns:cx4="http://schemas.microsoft.com/office/drawing/2016/5/10/chartex" xmlns:cx5="http://schemas.microsoft.com/office/drawing/2016/5/11/chartex" xmlns:cx6="http://schemas.microsoft.com/office/drawing/2016/5/12/chartex" xmlns:cx7="http://schemas.microsoft.com/office/drawing/2016/5/13/chartex" xmlns:cx8="http://schemas.microsoft.com/office/drawing/2016/5/14/chartex" xmlns:mc="http://schemas.openxmlformats.org/markup-compatibility/2006" xmlns:aink="http://schemas.microsoft.com/office/drawing/2016/ink" xmlns:am3d="http://schemas.microsoft.com/office/drawing/2017/model3d" xmlns:o="urn:schemas-microsoft-com:office:office" xmlns:oel="http://schemas.microsoft.com/office/2019/extlst" xmlns:r="http://schemas.openxmlformats.org/officeDocument/2006/relationships" xmlns:m="http://schemas.openxmlformats.org/officeDocument/2006/math" xmlns:v="urn:schemas-microsoft-com:vml" xmlns:wp14="http://schemas.microsoft.com/office/word/2010/wordprocessingDrawing" xmlns:wp="http://schemas.openxmlformats.org/drawingml/2006/wordprocessingDrawing" xmlns:w10="urn:schemas-microsoft-com:office:word" xmlns:w="http://schemas.openxmlformats.org/wordprocessingml/2006/main" xmlns:w14="http://schemas.microsoft.com/office/word/2010/wordml" xmlns:w15="http://schemas.microsoft.com/office/word/2012/wordml" xmlns:w16cex="http://schemas.microsoft.com/office/word/2018/wordml/cex" xmlns:w16cid="http://schemas.microsoft.com/office/word/2016/wordml/cid" xmlns:w16="http://schemas.microsoft.com/office/word/2018/wordml" xmlns:w16du="http://schemas.microsoft.com/office/word/2023/wordml/word16du" xmlns:w16sdtdh="http://schemas.microsoft.com/office/word/2020/wordml/sdtdatahash" xmlns:w16sdtfl="http://schemas.microsoft.com/office/word/2024/wordml/sdtformatlock" xmlns:w16se="http://schemas.microsoft.com/office/word/2015/wordml/symex" xmlns:wpg="http://schemas.microsoft.com/office/word/2010/wordprocessingGroup" xmlns:wpi="http://schemas.microsoft.com/office/word/2010/wordprocessingInk" xmlns:wne="http://schemas.microsoft.com/office/word/2006/wordml" xmlns:wps="http://schemas.microsoft.com/office/word/2010/wordprocessingShape" mc:Ignorable="w14 w15 w16se w16cid w16 w16cex w16sdtdh w16sdtfl w16du wp14">
   <w:abstractNum w:abstractNumId="0" w15:restartNumberingAfterBreak="0">
     <w:nsid w:val="FFFFFF89"/>
     <w:multiLevelType w:val="singleLevel"/>
@@ -13511,7 +13582,7 @@
 </file>
 
 <file path=word/styles.xml><?xml version="1.0" encoding="utf-8"?>
-<w:styles xmlns:mc="http://schemas.openxmlformats.org/markup-compatibility/2006" xmlns:r="http://schemas.openxmlformats.org/officeDocument/2006/relationships" xmlns:w="http://schemas.openxmlformats.org/wordprocessingml/2006/main" xmlns:w14="http://schemas.microsoft.com/office/word/2010/wordml" xmlns:w15="http://schemas.microsoft.com/office/word/2012/wordml" xmlns:w16cex="http://schemas.microsoft.com/office/word/2018/wordml/cex" xmlns:w16cid="http://schemas.microsoft.com/office/word/2016/wordml/cid" xmlns:w16="http://schemas.microsoft.com/office/word/2018/wordml" xmlns:w16du="http://schemas.microsoft.com/office/word/2023/wordml/word16du" xmlns:w16sdtdh="http://schemas.microsoft.com/office/word/2020/wordml/sdtdatahash" xmlns:w16se="http://schemas.microsoft.com/office/word/2015/wordml/symex" mc:Ignorable="w14 w15 w16se w16cid w16 w16cex w16sdtdh w16du">
+<w:styles xmlns:mc="http://schemas.openxmlformats.org/markup-compatibility/2006" xmlns:r="http://schemas.openxmlformats.org/officeDocument/2006/relationships" xmlns:w="http://schemas.openxmlformats.org/wordprocessingml/2006/main" xmlns:w14="http://schemas.microsoft.com/office/word/2010/wordml" xmlns:w15="http://schemas.microsoft.com/office/word/2012/wordml" xmlns:w16cex="http://schemas.microsoft.com/office/word/2018/wordml/cex" xmlns:w16cid="http://schemas.microsoft.com/office/word/2016/wordml/cid" xmlns:w16="http://schemas.microsoft.com/office/word/2018/wordml" xmlns:w16du="http://schemas.microsoft.com/office/word/2023/wordml/word16du" xmlns:w16sdtdh="http://schemas.microsoft.com/office/word/2020/wordml/sdtdatahash" xmlns:w16sdtfl="http://schemas.microsoft.com/office/word/2024/wordml/sdtformatlock" xmlns:w16se="http://schemas.microsoft.com/office/word/2015/wordml/symex" mc:Ignorable="w14 w15 w16se w16cid w16 w16cex w16sdtdh w16sdtfl w16du">
   <w:docDefaults>
     <w:rPrDefault>
       <w:rPr>
@@ -14112,6 +14183,7 @@
   <w:style w:type="character" w:default="1" w:styleId="DefaultParagraphFont">
     <w:name w:val="Default Paragraph Font"/>
     <w:uiPriority w:val="1"/>
+    <w:semiHidden/>
     <w:unhideWhenUsed/>
   </w:style>
   <w:style w:type="table" w:default="1" w:styleId="TableNormal">

--- a/public/CV Peter Bardenhagen.docx
+++ b/public/CV Peter Bardenhagen.docx
@@ -292,7 +292,7 @@
           <w:szCs w:val="18"/>
           <w:lang w:eastAsia="en-GB"/>
         </w:rPr>
-        <w:t xml:space="preserve">Enterprise-scale distributed </w:t>
+        <w:t xml:space="preserve">Enterprise-scale </w:t>
       </w:r>
       <w:r>
         <w:rPr>
@@ -303,7 +303,7 @@
           <w:szCs w:val="18"/>
           <w:lang w:eastAsia="en-GB"/>
         </w:rPr>
-        <w:t>systems</w:t>
+        <w:t>platforms</w:t>
       </w:r>
       <w:r>
         <w:rPr>
@@ -336,7 +336,18 @@
           <w:szCs w:val="18"/>
           <w:lang w:eastAsia="en-GB"/>
         </w:rPr>
-        <w:t>, integration patterns</w:t>
+        <w:t xml:space="preserve">, </w:t>
+      </w:r>
+      <w:r>
+        <w:rPr>
+          <w:rFonts w:ascii="Aptos Narrow" w:hAnsi="Aptos Narrow"/>
+          <w:b w:val="0"/>
+          <w:bCs/>
+          <w:sz w:val="18"/>
+          <w:szCs w:val="18"/>
+          <w:lang w:eastAsia="en-GB"/>
+        </w:rPr>
+        <w:t>integration and AI</w:t>
       </w:r>
     </w:p>
     <w:p>
@@ -724,28 +735,6 @@
               </w:rPr>
               <w:t>.Net, ASP.Net, C#</w:t>
             </w:r>
-            <w:r>
-              <w:rPr>
-                <w:rFonts w:ascii="Aptos Narrow" w:hAnsi="Aptos Narrow" w:cstheme="minorHAnsi"/>
-                <w:bCs/>
-                <w:color w:val="000000" w:themeColor="text1"/>
-                <w:sz w:val="16"/>
-                <w:szCs w:val="16"/>
-                <w:lang w:val="de-DE"/>
-              </w:rPr>
-              <w:t>, Ja</w:t>
-            </w:r>
-            <w:r>
-              <w:rPr>
-                <w:rFonts w:ascii="Aptos Narrow" w:hAnsi="Aptos Narrow" w:cstheme="minorHAnsi"/>
-                <w:bCs/>
-                <w:color w:val="000000" w:themeColor="text1"/>
-                <w:sz w:val="16"/>
-                <w:szCs w:val="16"/>
-                <w:lang w:val="de-DE"/>
-              </w:rPr>
-              <w:t>va</w:t>
-            </w:r>
           </w:p>
         </w:tc>
         <w:tc>
@@ -902,7 +891,17 @@
                 <w:sz w:val="16"/>
                 <w:szCs w:val="16"/>
               </w:rPr>
-              <w:t>Azure Administrator (AZ-104), Azure AI Engineer (AI-102) and Azure Designing Solutions (AZ-</w:t>
+              <w:t>Azure AI Fundamentals (</w:t>
+            </w:r>
+            <w:r>
+              <w:rPr>
+                <w:rFonts w:ascii="Aptos Narrow" w:hAnsi="Aptos Narrow" w:cstheme="minorHAnsi"/>
+                <w:b/>
+                <w:color w:val="000000" w:themeColor="text1"/>
+                <w:sz w:val="16"/>
+                <w:szCs w:val="16"/>
+              </w:rPr>
+              <w:t>AI-900</w:t>
             </w:r>
             <w:r>
               <w:rPr>
@@ -912,7 +911,207 @@
                 <w:sz w:val="16"/>
                 <w:szCs w:val="16"/>
               </w:rPr>
-              <w:t>304)</w:t>
+              <w:t>)</w:t>
+            </w:r>
+            <w:r>
+              <w:rPr>
+                <w:rFonts w:ascii="Aptos Narrow" w:hAnsi="Aptos Narrow" w:cstheme="minorHAnsi"/>
+                <w:bCs/>
+                <w:color w:val="000000" w:themeColor="text1"/>
+                <w:sz w:val="16"/>
+                <w:szCs w:val="16"/>
+              </w:rPr>
+              <w:t xml:space="preserve">, </w:t>
+            </w:r>
+            <w:r>
+              <w:rPr>
+                <w:rFonts w:ascii="Aptos Narrow" w:hAnsi="Aptos Narrow" w:cstheme="minorHAnsi"/>
+                <w:bCs/>
+                <w:color w:val="000000" w:themeColor="text1"/>
+                <w:sz w:val="16"/>
+                <w:szCs w:val="16"/>
+              </w:rPr>
+              <w:t>Azure AI Engineer (</w:t>
+            </w:r>
+            <w:r>
+              <w:rPr>
+                <w:rFonts w:ascii="Aptos Narrow" w:hAnsi="Aptos Narrow" w:cstheme="minorHAnsi"/>
+                <w:b/>
+                <w:color w:val="000000" w:themeColor="text1"/>
+                <w:sz w:val="16"/>
+                <w:szCs w:val="16"/>
+              </w:rPr>
+              <w:t>AI-102</w:t>
+            </w:r>
+            <w:r>
+              <w:rPr>
+                <w:rFonts w:ascii="Aptos Narrow" w:hAnsi="Aptos Narrow" w:cstheme="minorHAnsi"/>
+                <w:bCs/>
+                <w:color w:val="000000" w:themeColor="text1"/>
+                <w:sz w:val="16"/>
+                <w:szCs w:val="16"/>
+              </w:rPr>
+              <w:t>)</w:t>
+            </w:r>
+            <w:r>
+              <w:rPr>
+                <w:rFonts w:ascii="Aptos Narrow" w:hAnsi="Aptos Narrow" w:cstheme="minorHAnsi"/>
+                <w:bCs/>
+                <w:color w:val="000000" w:themeColor="text1"/>
+                <w:sz w:val="16"/>
+                <w:szCs w:val="16"/>
+              </w:rPr>
+              <w:t xml:space="preserve">, </w:t>
+            </w:r>
+            <w:r>
+              <w:rPr>
+                <w:rFonts w:ascii="Aptos Narrow" w:hAnsi="Aptos Narrow" w:cstheme="minorHAnsi"/>
+                <w:bCs/>
+                <w:color w:val="000000" w:themeColor="text1"/>
+                <w:sz w:val="16"/>
+                <w:szCs w:val="16"/>
+              </w:rPr>
+              <w:t>Azure Administrator (</w:t>
+            </w:r>
+            <w:r>
+              <w:rPr>
+                <w:rFonts w:ascii="Aptos Narrow" w:hAnsi="Aptos Narrow" w:cstheme="minorHAnsi"/>
+                <w:b/>
+                <w:color w:val="000000" w:themeColor="text1"/>
+                <w:sz w:val="16"/>
+                <w:szCs w:val="16"/>
+              </w:rPr>
+              <w:t>AZ-104</w:t>
+            </w:r>
+            <w:r>
+              <w:rPr>
+                <w:rFonts w:ascii="Aptos Narrow" w:hAnsi="Aptos Narrow" w:cstheme="minorHAnsi"/>
+                <w:bCs/>
+                <w:color w:val="000000" w:themeColor="text1"/>
+                <w:sz w:val="16"/>
+                <w:szCs w:val="16"/>
+              </w:rPr>
+              <w:t>)</w:t>
+            </w:r>
+            <w:r>
+              <w:rPr>
+                <w:rFonts w:ascii="Aptos Narrow" w:hAnsi="Aptos Narrow" w:cstheme="minorHAnsi"/>
+                <w:bCs/>
+                <w:color w:val="000000" w:themeColor="text1"/>
+                <w:sz w:val="16"/>
+                <w:szCs w:val="16"/>
+              </w:rPr>
+              <w:t xml:space="preserve">, </w:t>
+            </w:r>
+            <w:r>
+              <w:rPr>
+                <w:rFonts w:ascii="Aptos Narrow" w:hAnsi="Aptos Narrow" w:cstheme="minorHAnsi"/>
+                <w:bCs/>
+                <w:color w:val="000000" w:themeColor="text1"/>
+                <w:sz w:val="16"/>
+                <w:szCs w:val="16"/>
+              </w:rPr>
+              <w:t xml:space="preserve">Azure </w:t>
+            </w:r>
+            <w:r>
+              <w:rPr>
+                <w:rFonts w:ascii="Aptos Narrow" w:hAnsi="Aptos Narrow" w:cstheme="minorHAnsi"/>
+                <w:bCs/>
+                <w:color w:val="000000" w:themeColor="text1"/>
+                <w:sz w:val="16"/>
+                <w:szCs w:val="16"/>
+              </w:rPr>
+              <w:t xml:space="preserve">Developing Solutions </w:t>
+            </w:r>
+            <w:r>
+              <w:rPr>
+                <w:rFonts w:ascii="Aptos Narrow" w:hAnsi="Aptos Narrow" w:cstheme="minorHAnsi"/>
+                <w:bCs/>
+                <w:color w:val="000000" w:themeColor="text1"/>
+                <w:sz w:val="16"/>
+                <w:szCs w:val="16"/>
+              </w:rPr>
+              <w:t>(</w:t>
+            </w:r>
+            <w:r>
+              <w:rPr>
+                <w:rFonts w:ascii="Aptos Narrow" w:hAnsi="Aptos Narrow" w:cstheme="minorHAnsi"/>
+                <w:b/>
+                <w:color w:val="000000" w:themeColor="text1"/>
+                <w:sz w:val="16"/>
+                <w:szCs w:val="16"/>
+              </w:rPr>
+              <w:t>AZ-204</w:t>
+            </w:r>
+            <w:r>
+              <w:rPr>
+                <w:rFonts w:ascii="Aptos Narrow" w:hAnsi="Aptos Narrow" w:cstheme="minorHAnsi"/>
+                <w:bCs/>
+                <w:color w:val="000000" w:themeColor="text1"/>
+                <w:sz w:val="16"/>
+                <w:szCs w:val="16"/>
+              </w:rPr>
+              <w:t>)</w:t>
+            </w:r>
+            <w:r>
+              <w:rPr>
+                <w:rFonts w:ascii="Aptos Narrow" w:hAnsi="Aptos Narrow" w:cstheme="minorHAnsi"/>
+                <w:bCs/>
+                <w:color w:val="000000" w:themeColor="text1"/>
+                <w:sz w:val="16"/>
+                <w:szCs w:val="16"/>
+              </w:rPr>
+              <w:t xml:space="preserve"> &amp; </w:t>
+            </w:r>
+            <w:r>
+              <w:rPr>
+                <w:rFonts w:ascii="Aptos Narrow" w:hAnsi="Aptos Narrow" w:cstheme="minorHAnsi"/>
+                <w:bCs/>
+                <w:color w:val="000000" w:themeColor="text1"/>
+                <w:sz w:val="16"/>
+                <w:szCs w:val="16"/>
+              </w:rPr>
+              <w:t>Azure Designing Solutions (</w:t>
+            </w:r>
+            <w:r>
+              <w:rPr>
+                <w:rFonts w:ascii="Aptos Narrow" w:hAnsi="Aptos Narrow" w:cstheme="minorHAnsi"/>
+                <w:b/>
+                <w:color w:val="000000" w:themeColor="text1"/>
+                <w:sz w:val="16"/>
+                <w:szCs w:val="16"/>
+              </w:rPr>
+              <w:t>AZ-</w:t>
+            </w:r>
+            <w:r>
+              <w:rPr>
+                <w:rFonts w:ascii="Aptos Narrow" w:hAnsi="Aptos Narrow" w:cstheme="minorHAnsi"/>
+                <w:b/>
+                <w:color w:val="000000" w:themeColor="text1"/>
+                <w:sz w:val="16"/>
+                <w:szCs w:val="16"/>
+              </w:rPr>
+              <w:t>30</w:t>
+            </w:r>
+            <w:r>
+              <w:rPr>
+                <w:rFonts w:ascii="Aptos Narrow" w:hAnsi="Aptos Narrow" w:cstheme="minorHAnsi"/>
+                <w:b/>
+                <w:color w:val="000000" w:themeColor="text1"/>
+                <w:sz w:val="16"/>
+                <w:szCs w:val="16"/>
+              </w:rPr>
+              <w:t>5</w:t>
+            </w:r>
+            <w:r>
+              <w:rPr>
+                <w:rFonts w:ascii="Aptos Narrow" w:hAnsi="Aptos Narrow" w:cstheme="minorHAnsi"/>
+                <w:bCs/>
+                <w:color w:val="000000" w:themeColor="text1"/>
+                <w:sz w:val="16"/>
+                <w:szCs w:val="16"/>
+              </w:rPr>
+              <w:t>)</w:t>
             </w:r>
             <w:r>
               <w:rPr>
@@ -1845,6 +2044,16 @@
                 <w:sz w:val="12"/>
                 <w:szCs w:val="12"/>
               </w:rPr>
+              <w:t xml:space="preserve">ACR, AKR, </w:t>
+            </w:r>
+            <w:r>
+              <w:rPr>
+                <w:rFonts w:ascii="Aptos Narrow" w:hAnsi="Aptos Narrow" w:cstheme="minorHAnsi"/>
+                <w:bCs/>
+                <w:color w:val="000000" w:themeColor="text1"/>
+                <w:sz w:val="12"/>
+                <w:szCs w:val="12"/>
+              </w:rPr>
               <w:t xml:space="preserve">AI Search, </w:t>
             </w:r>
             <w:r>
@@ -1925,7 +2134,27 @@
                 <w:sz w:val="12"/>
                 <w:szCs w:val="12"/>
               </w:rPr>
-              <w:t>DevOps, Docker, Entra ID, Entra B2C, Insights, Functions</w:t>
+              <w:t xml:space="preserve">DevOps, Entra ID, Entra B2C, </w:t>
+            </w:r>
+            <w:r>
+              <w:rPr>
+                <w:rFonts w:ascii="Aptos Narrow" w:hAnsi="Aptos Narrow" w:cstheme="minorHAnsi"/>
+                <w:bCs/>
+                <w:color w:val="000000" w:themeColor="text1"/>
+                <w:sz w:val="12"/>
+                <w:szCs w:val="12"/>
+              </w:rPr>
+              <w:t xml:space="preserve">Event Grid, </w:t>
+            </w:r>
+            <w:r>
+              <w:rPr>
+                <w:rFonts w:ascii="Aptos Narrow" w:hAnsi="Aptos Narrow" w:cstheme="minorHAnsi"/>
+                <w:bCs/>
+                <w:color w:val="000000" w:themeColor="text1"/>
+                <w:sz w:val="12"/>
+                <w:szCs w:val="12"/>
+              </w:rPr>
+              <w:t>Insights, Functions</w:t>
             </w:r>
             <w:r>
               <w:rPr>
@@ -2007,7 +2236,27 @@
                 <w:sz w:val="12"/>
                 <w:szCs w:val="12"/>
               </w:rPr>
-              <w:t>, Storage, SQL, VMs, VPC</w:t>
+              <w:t xml:space="preserve">, </w:t>
+            </w:r>
+            <w:r>
+              <w:rPr>
+                <w:rFonts w:ascii="Aptos Narrow" w:hAnsi="Aptos Narrow" w:cstheme="minorHAnsi"/>
+                <w:bCs/>
+                <w:color w:val="000000" w:themeColor="text1"/>
+                <w:sz w:val="12"/>
+                <w:szCs w:val="12"/>
+              </w:rPr>
+              <w:t xml:space="preserve">Service Bus, </w:t>
+            </w:r>
+            <w:r>
+              <w:rPr>
+                <w:rFonts w:ascii="Aptos Narrow" w:hAnsi="Aptos Narrow" w:cstheme="minorHAnsi"/>
+                <w:bCs/>
+                <w:color w:val="000000" w:themeColor="text1"/>
+                <w:sz w:val="12"/>
+                <w:szCs w:val="12"/>
+              </w:rPr>
+              <w:t>Storage, SQL, VMs, VPC</w:t>
             </w:r>
           </w:p>
         </w:tc>
@@ -2357,7 +2606,7 @@
           <w:sz w:val="18"/>
           <w:szCs w:val="18"/>
         </w:rPr>
-        <w:t>Oversaw stakeholder management, high-level design, proof of concept development, weekly showcases, development, deployment, UAT, and final handover.</w:t>
+        <w:t>Oversaw stakeholder management, high-level design, proof of concept development, showcases, development, deployment, UAT, and final handover.</w:t>
       </w:r>
     </w:p>
     <w:p>
@@ -2491,7 +2740,7 @@
           <w:sz w:val="18"/>
           <w:szCs w:val="18"/>
         </w:rPr>
-        <w:t xml:space="preserve">analysis using </w:t>
+        <w:t>analysi</w:t>
       </w:r>
       <w:r>
         <w:rPr>
@@ -2500,72 +2749,7 @@
           <w:sz w:val="18"/>
           <w:szCs w:val="18"/>
         </w:rPr>
-        <w:t xml:space="preserve">DataStax Astra &amp; </w:t>
-      </w:r>
-      <w:proofErr w:type="spellStart"/>
-      <w:r>
-        <w:rPr>
-          <w:rFonts w:ascii="Aptos Narrow" w:hAnsi="Aptos Narrow" w:cs="Arial"/>
-          <w:color w:val="000000" w:themeColor="text1"/>
-          <w:sz w:val="18"/>
-          <w:szCs w:val="18"/>
-        </w:rPr>
-        <w:t>Langflow</w:t>
-      </w:r>
-      <w:proofErr w:type="spellEnd"/>
-      <w:r>
-        <w:rPr>
-          <w:rFonts w:ascii="Aptos Narrow" w:hAnsi="Aptos Narrow" w:cs="Arial"/>
-          <w:color w:val="000000" w:themeColor="text1"/>
-          <w:sz w:val="18"/>
-          <w:szCs w:val="18"/>
-        </w:rPr>
-        <w:t xml:space="preserve">, </w:t>
-      </w:r>
-      <w:r>
-        <w:rPr>
-          <w:rFonts w:ascii="Aptos Narrow" w:hAnsi="Aptos Narrow" w:cs="Arial"/>
-          <w:color w:val="000000" w:themeColor="text1"/>
-          <w:sz w:val="18"/>
-          <w:szCs w:val="18"/>
-        </w:rPr>
-        <w:t xml:space="preserve">Azure </w:t>
-      </w:r>
-      <w:r>
-        <w:rPr>
-          <w:rFonts w:ascii="Aptos Narrow" w:hAnsi="Aptos Narrow" w:cs="Arial"/>
-          <w:color w:val="000000" w:themeColor="text1"/>
-          <w:sz w:val="18"/>
-          <w:szCs w:val="18"/>
-        </w:rPr>
-        <w:t>Open</w:t>
-      </w:r>
-      <w:r>
-        <w:rPr>
-          <w:rFonts w:ascii="Aptos Narrow" w:hAnsi="Aptos Narrow" w:cs="Arial"/>
-          <w:color w:val="000000" w:themeColor="text1"/>
-          <w:sz w:val="18"/>
-          <w:szCs w:val="18"/>
-        </w:rPr>
-        <w:t>A</w:t>
-      </w:r>
-      <w:r>
-        <w:rPr>
-          <w:rFonts w:ascii="Aptos Narrow" w:hAnsi="Aptos Narrow" w:cs="Arial"/>
-          <w:color w:val="000000" w:themeColor="text1"/>
-          <w:sz w:val="18"/>
-          <w:szCs w:val="18"/>
-        </w:rPr>
-        <w:t>I</w:t>
-      </w:r>
-      <w:r>
-        <w:rPr>
-          <w:rFonts w:ascii="Aptos Narrow" w:hAnsi="Aptos Narrow" w:cs="Arial"/>
-          <w:color w:val="000000" w:themeColor="text1"/>
-          <w:sz w:val="18"/>
-          <w:szCs w:val="18"/>
-        </w:rPr>
-        <w:t>, and Vapi</w:t>
+        <w:t>s</w:t>
       </w:r>
       <w:r>
         <w:rPr>
@@ -2682,6 +2866,7 @@
           <w:sz w:val="18"/>
           <w:szCs w:val="18"/>
         </w:rPr>
+        <w:lastRenderedPageBreak/>
         <w:t>Custom App</w:t>
       </w:r>
       <w:r>
@@ -2691,9 +2876,8 @@
           <w:sz w:val="18"/>
           <w:szCs w:val="18"/>
         </w:rPr>
-        <w:t xml:space="preserve">: Built </w:t>
-      </w:r>
-      <w:proofErr w:type="spellStart"/>
+        <w:t>: Built a</w:t>
+      </w:r>
       <w:r>
         <w:rPr>
           <w:rFonts w:ascii="Aptos Narrow" w:hAnsi="Aptos Narrow" w:cs="Arial"/>
@@ -2701,9 +2885,8 @@
           <w:sz w:val="18"/>
           <w:szCs w:val="18"/>
         </w:rPr>
-        <w:t>a</w:t>
-      </w:r>
-      <w:proofErr w:type="spellEnd"/>
+        <w:t xml:space="preserve"> timesheet consolidation</w:t>
+      </w:r>
       <w:r>
         <w:rPr>
           <w:rFonts w:ascii="Aptos Narrow" w:hAnsi="Aptos Narrow" w:cs="Arial"/>
@@ -2711,7 +2894,40 @@
           <w:sz w:val="18"/>
           <w:szCs w:val="18"/>
         </w:rPr>
-        <w:t xml:space="preserve"> timesheet consolidation</w:t>
+        <w:t xml:space="preserve"> application integrating multiple business systems to streamline professional services invoicing, saving significant administrative time (</w:t>
+      </w:r>
+      <w:r>
+        <w:rPr>
+          <w:rFonts w:ascii="Aptos Narrow" w:hAnsi="Aptos Narrow" w:cs="Arial"/>
+          <w:i/>
+          <w:iCs/>
+          <w:color w:val="000000" w:themeColor="text1"/>
+          <w:sz w:val="18"/>
+          <w:szCs w:val="18"/>
+        </w:rPr>
+        <w:t>.N</w:t>
+      </w:r>
+      <w:r>
+        <w:rPr>
+          <w:rFonts w:ascii="Aptos Narrow" w:hAnsi="Aptos Narrow" w:cs="Arial"/>
+          <w:i/>
+          <w:iCs/>
+          <w:color w:val="000000" w:themeColor="text1"/>
+          <w:sz w:val="18"/>
+          <w:szCs w:val="18"/>
+        </w:rPr>
+        <w:t>et</w:t>
+      </w:r>
+      <w:r>
+        <w:rPr>
+          <w:rFonts w:ascii="Aptos Narrow" w:hAnsi="Aptos Narrow" w:cs="Arial"/>
+          <w:i/>
+          <w:iCs/>
+          <w:color w:val="000000" w:themeColor="text1"/>
+          <w:sz w:val="18"/>
+          <w:szCs w:val="18"/>
+        </w:rPr>
+        <w:t xml:space="preserve"> 8.0, C#, Web API</w:t>
       </w:r>
       <w:r>
         <w:rPr>
@@ -2720,7 +2936,7 @@
           <w:sz w:val="18"/>
           <w:szCs w:val="18"/>
         </w:rPr>
-        <w:t xml:space="preserve"> application integrating multiple business systems to streamline professional services invoicing, saving significant administrative time (.NET 8.0, C#, Web API).</w:t>
+        <w:t>).</w:t>
       </w:r>
     </w:p>
     <w:p>
@@ -2746,7 +2962,6 @@
           <w:sz w:val="18"/>
           <w:szCs w:val="18"/>
         </w:rPr>
-        <w:lastRenderedPageBreak/>
         <w:t>AI Automation</w:t>
       </w:r>
       <w:r>
@@ -3400,6 +3615,32 @@
           <w:sz w:val="18"/>
           <w:szCs w:val="18"/>
         </w:rPr>
+        <w:t xml:space="preserve"> (</w:t>
+      </w:r>
+      <w:r>
+        <w:rPr>
+          <w:rFonts w:ascii="Aptos Narrow" w:eastAsia="MS Mincho" w:hAnsi="Aptos Narrow" w:cs="Arial"/>
+          <w:i/>
+          <w:iCs/>
+          <w:sz w:val="18"/>
+          <w:szCs w:val="18"/>
+        </w:rPr>
+        <w:t>.Net, Azure, Optimizely</w:t>
+      </w:r>
+      <w:r>
+        <w:rPr>
+          <w:rFonts w:ascii="Aptos Narrow" w:eastAsia="MS Mincho" w:hAnsi="Aptos Narrow" w:cs="Arial"/>
+          <w:sz w:val="18"/>
+          <w:szCs w:val="18"/>
+        </w:rPr>
+        <w:t>)</w:t>
+      </w:r>
+      <w:r>
+        <w:rPr>
+          <w:rFonts w:ascii="Aptos Narrow" w:eastAsia="MS Mincho" w:hAnsi="Aptos Narrow" w:cs="Arial"/>
+          <w:sz w:val="18"/>
+          <w:szCs w:val="18"/>
+        </w:rPr>
         <w:t>.</w:t>
       </w:r>
     </w:p>
@@ -3448,47 +3689,23 @@
           <w:sz w:val="18"/>
           <w:szCs w:val="18"/>
         </w:rPr>
-        <w:t>Architected and implemented Optimizely Customer Data Platform (CDP) with cloud and on-premises integrations</w:t>
-      </w:r>
-      <w:r>
-        <w:rPr>
-          <w:rFonts w:ascii="Aptos Narrow" w:eastAsia="MS Mincho" w:hAnsi="Aptos Narrow" w:cs="Arial"/>
-          <w:sz w:val="18"/>
-          <w:szCs w:val="18"/>
-        </w:rPr>
-        <w:t xml:space="preserve"> via Mule</w:t>
-      </w:r>
-      <w:r>
-        <w:rPr>
-          <w:rFonts w:ascii="Aptos Narrow" w:eastAsia="MS Mincho" w:hAnsi="Aptos Narrow" w:cs="Arial"/>
-          <w:sz w:val="18"/>
-          <w:szCs w:val="18"/>
-        </w:rPr>
-        <w:t>S</w:t>
-      </w:r>
-      <w:r>
-        <w:rPr>
-          <w:rFonts w:ascii="Aptos Narrow" w:eastAsia="MS Mincho" w:hAnsi="Aptos Narrow" w:cs="Arial"/>
-          <w:sz w:val="18"/>
-          <w:szCs w:val="18"/>
-        </w:rPr>
-        <w:t xml:space="preserve">oft to Dynamics </w:t>
-      </w:r>
-      <w:r>
-        <w:rPr>
-          <w:rFonts w:ascii="Aptos Narrow" w:eastAsia="MS Mincho" w:hAnsi="Aptos Narrow" w:cs="Arial"/>
-          <w:sz w:val="18"/>
-          <w:szCs w:val="18"/>
-        </w:rPr>
-        <w:t>CRM</w:t>
-      </w:r>
-      <w:r>
-        <w:rPr>
-          <w:rFonts w:ascii="Aptos Narrow" w:eastAsia="MS Mincho" w:hAnsi="Aptos Narrow" w:cs="Arial"/>
-          <w:sz w:val="18"/>
-          <w:szCs w:val="18"/>
-        </w:rPr>
-        <w:t>.</w:t>
+        <w:t>D</w:t>
+      </w:r>
+      <w:r>
+        <w:rPr>
+          <w:rFonts w:ascii="Aptos Narrow" w:eastAsia="MS Mincho" w:hAnsi="Aptos Narrow" w:cs="Arial"/>
+          <w:sz w:val="18"/>
+          <w:szCs w:val="18"/>
+        </w:rPr>
+        <w:t>emonstrated operational efficiency improvements</w:t>
+      </w:r>
+      <w:r>
+        <w:rPr>
+          <w:rFonts w:ascii="Aptos Narrow" w:eastAsia="MS Mincho" w:hAnsi="Aptos Narrow" w:cs="Arial"/>
+          <w:sz w:val="18"/>
+          <w:szCs w:val="18"/>
+        </w:rPr>
+        <w:t xml:space="preserve"> leading to new project opportunities.</w:t>
       </w:r>
     </w:p>
     <w:p>
@@ -3512,23 +3729,63 @@
           <w:sz w:val="18"/>
           <w:szCs w:val="18"/>
         </w:rPr>
-        <w:t>D</w:t>
-      </w:r>
-      <w:r>
-        <w:rPr>
-          <w:rFonts w:ascii="Aptos Narrow" w:eastAsia="MS Mincho" w:hAnsi="Aptos Narrow" w:cs="Arial"/>
-          <w:sz w:val="18"/>
-          <w:szCs w:val="18"/>
-        </w:rPr>
-        <w:t>emonstrated operational efficiency improvements</w:t>
-      </w:r>
-      <w:r>
-        <w:rPr>
-          <w:rFonts w:ascii="Aptos Narrow" w:eastAsia="MS Mincho" w:hAnsi="Aptos Narrow" w:cs="Arial"/>
-          <w:sz w:val="18"/>
-          <w:szCs w:val="18"/>
-        </w:rPr>
-        <w:t xml:space="preserve"> leading to new project opportunities.</w:t>
+        <w:t>Authored</w:t>
+      </w:r>
+      <w:r>
+        <w:rPr>
+          <w:rFonts w:ascii="Aptos Narrow" w:eastAsia="MS Mincho" w:hAnsi="Aptos Narrow" w:cs="Arial"/>
+          <w:sz w:val="18"/>
+          <w:szCs w:val="18"/>
+        </w:rPr>
+        <w:t xml:space="preserve"> technical documentation</w:t>
+      </w:r>
+      <w:r>
+        <w:rPr>
+          <w:rFonts w:ascii="Aptos Narrow" w:eastAsia="MS Mincho" w:hAnsi="Aptos Narrow" w:cs="Arial"/>
+          <w:sz w:val="18"/>
+          <w:szCs w:val="18"/>
+        </w:rPr>
+        <w:t xml:space="preserve"> and designs</w:t>
+      </w:r>
+      <w:r>
+        <w:rPr>
+          <w:rFonts w:ascii="Aptos Narrow" w:eastAsia="MS Mincho" w:hAnsi="Aptos Narrow" w:cs="Arial"/>
+          <w:sz w:val="18"/>
+          <w:szCs w:val="18"/>
+        </w:rPr>
+        <w:t xml:space="preserve"> validat</w:t>
+      </w:r>
+      <w:r>
+        <w:rPr>
+          <w:rFonts w:ascii="Aptos Narrow" w:eastAsia="MS Mincho" w:hAnsi="Aptos Narrow" w:cs="Arial"/>
+          <w:sz w:val="18"/>
+          <w:szCs w:val="18"/>
+        </w:rPr>
+        <w:t>ing</w:t>
+      </w:r>
+      <w:r>
+        <w:rPr>
+          <w:rFonts w:ascii="Aptos Narrow" w:eastAsia="MS Mincho" w:hAnsi="Aptos Narrow" w:cs="Arial"/>
+          <w:sz w:val="18"/>
+          <w:szCs w:val="18"/>
+        </w:rPr>
+        <w:t xml:space="preserve"> solutions through pilots and proof of concept</w:t>
+      </w:r>
+      <w:r>
+        <w:rPr>
+          <w:rFonts w:ascii="Aptos Narrow" w:eastAsia="MS Mincho" w:hAnsi="Aptos Narrow" w:cs="Arial"/>
+          <w:sz w:val="18"/>
+          <w:szCs w:val="18"/>
+        </w:rPr>
+        <w:t>s</w:t>
+      </w:r>
+      <w:r>
+        <w:rPr>
+          <w:rFonts w:ascii="Aptos Narrow" w:eastAsia="MS Mincho" w:hAnsi="Aptos Narrow" w:cs="Arial"/>
+          <w:sz w:val="18"/>
+          <w:szCs w:val="18"/>
+        </w:rPr>
+        <w:t>.</w:t>
       </w:r>
     </w:p>
     <w:p>
@@ -3552,63 +3809,39 @@
           <w:sz w:val="18"/>
           <w:szCs w:val="18"/>
         </w:rPr>
-        <w:t>Authored</w:t>
-      </w:r>
-      <w:r>
-        <w:rPr>
-          <w:rFonts w:ascii="Aptos Narrow" w:eastAsia="MS Mincho" w:hAnsi="Aptos Narrow" w:cs="Arial"/>
-          <w:sz w:val="18"/>
-          <w:szCs w:val="18"/>
-        </w:rPr>
-        <w:t xml:space="preserve"> technical documentation</w:t>
-      </w:r>
-      <w:r>
-        <w:rPr>
-          <w:rFonts w:ascii="Aptos Narrow" w:eastAsia="MS Mincho" w:hAnsi="Aptos Narrow" w:cs="Arial"/>
-          <w:sz w:val="18"/>
-          <w:szCs w:val="18"/>
-        </w:rPr>
-        <w:t xml:space="preserve"> and designs</w:t>
-      </w:r>
-      <w:r>
-        <w:rPr>
-          <w:rFonts w:ascii="Aptos Narrow" w:eastAsia="MS Mincho" w:hAnsi="Aptos Narrow" w:cs="Arial"/>
-          <w:sz w:val="18"/>
-          <w:szCs w:val="18"/>
-        </w:rPr>
-        <w:t xml:space="preserve"> validat</w:t>
-      </w:r>
-      <w:r>
-        <w:rPr>
-          <w:rFonts w:ascii="Aptos Narrow" w:eastAsia="MS Mincho" w:hAnsi="Aptos Narrow" w:cs="Arial"/>
-          <w:sz w:val="18"/>
-          <w:szCs w:val="18"/>
-        </w:rPr>
-        <w:t>ing</w:t>
-      </w:r>
-      <w:r>
-        <w:rPr>
-          <w:rFonts w:ascii="Aptos Narrow" w:eastAsia="MS Mincho" w:hAnsi="Aptos Narrow" w:cs="Arial"/>
-          <w:sz w:val="18"/>
-          <w:szCs w:val="18"/>
-        </w:rPr>
-        <w:t xml:space="preserve"> solutions through pilots and proof of concept</w:t>
-      </w:r>
-      <w:r>
-        <w:rPr>
-          <w:rFonts w:ascii="Aptos Narrow" w:eastAsia="MS Mincho" w:hAnsi="Aptos Narrow" w:cs="Arial"/>
-          <w:sz w:val="18"/>
-          <w:szCs w:val="18"/>
-        </w:rPr>
-        <w:t>s</w:t>
-      </w:r>
-      <w:r>
-        <w:rPr>
-          <w:rFonts w:ascii="Aptos Narrow" w:eastAsia="MS Mincho" w:hAnsi="Aptos Narrow" w:cs="Arial"/>
-          <w:sz w:val="18"/>
-          <w:szCs w:val="18"/>
-        </w:rPr>
-        <w:t>.</w:t>
+        <w:t>Defined</w:t>
+      </w:r>
+      <w:r>
+        <w:rPr>
+          <w:rFonts w:ascii="Aptos Narrow" w:eastAsia="MS Mincho" w:hAnsi="Aptos Narrow" w:cs="Arial"/>
+          <w:sz w:val="18"/>
+          <w:szCs w:val="18"/>
+        </w:rPr>
+        <w:t xml:space="preserve"> Enterprise platform</w:t>
+      </w:r>
+      <w:r>
+        <w:rPr>
+          <w:rFonts w:ascii="Aptos Narrow" w:eastAsia="MS Mincho" w:hAnsi="Aptos Narrow" w:cs="Arial"/>
+          <w:sz w:val="18"/>
+          <w:szCs w:val="18"/>
+        </w:rPr>
+        <w:t xml:space="preserve"> KPIs and built real-time monitoring dashboards</w:t>
+      </w:r>
+      <w:r>
+        <w:rPr>
+          <w:rFonts w:ascii="Aptos Narrow" w:eastAsia="MS Mincho" w:hAnsi="Aptos Narrow" w:cs="Arial"/>
+          <w:sz w:val="18"/>
+          <w:szCs w:val="18"/>
+        </w:rPr>
+        <w:t xml:space="preserve"> for A</w:t>
+      </w:r>
+      <w:r>
+        <w:rPr>
+          <w:rFonts w:ascii="Aptos Narrow" w:eastAsia="MS Mincho" w:hAnsi="Aptos Narrow" w:cs="Arial"/>
+          <w:sz w:val="18"/>
+          <w:szCs w:val="18"/>
+        </w:rPr>
+        <w:t>PM.</w:t>
       </w:r>
     </w:p>
     <w:p>
@@ -3632,39 +3865,41 @@
           <w:sz w:val="18"/>
           <w:szCs w:val="18"/>
         </w:rPr>
-        <w:t>Defined</w:t>
-      </w:r>
-      <w:r>
-        <w:rPr>
-          <w:rFonts w:ascii="Aptos Narrow" w:eastAsia="MS Mincho" w:hAnsi="Aptos Narrow" w:cs="Arial"/>
-          <w:sz w:val="18"/>
-          <w:szCs w:val="18"/>
-        </w:rPr>
-        <w:t xml:space="preserve"> Enterprise platform</w:t>
-      </w:r>
-      <w:r>
-        <w:rPr>
-          <w:rFonts w:ascii="Aptos Narrow" w:eastAsia="MS Mincho" w:hAnsi="Aptos Narrow" w:cs="Arial"/>
-          <w:sz w:val="18"/>
-          <w:szCs w:val="18"/>
-        </w:rPr>
-        <w:t xml:space="preserve"> KPIs and built real-time monitoring dashboards</w:t>
-      </w:r>
-      <w:r>
-        <w:rPr>
-          <w:rFonts w:ascii="Aptos Narrow" w:eastAsia="MS Mincho" w:hAnsi="Aptos Narrow" w:cs="Arial"/>
-          <w:sz w:val="18"/>
-          <w:szCs w:val="18"/>
-        </w:rPr>
-        <w:t xml:space="preserve"> for A</w:t>
-      </w:r>
-      <w:r>
-        <w:rPr>
-          <w:rFonts w:ascii="Aptos Narrow" w:eastAsia="MS Mincho" w:hAnsi="Aptos Narrow" w:cs="Arial"/>
-          <w:sz w:val="18"/>
-          <w:szCs w:val="18"/>
-        </w:rPr>
-        <w:t>PM.</w:t>
+        <w:t>Authored content covering all operations of the new platform including CI/CD, codebase management, disaster recovery, identity management and upgrades. Handed over to new BAU team.</w:t>
+      </w:r>
+    </w:p>
+    <w:p>
+      <w:pPr>
+        <w:pStyle w:val="PlainText"/>
+        <w:numPr>
+          <w:ilvl w:val="0"/>
+          <w:numId w:val="7"/>
+        </w:numPr>
+        <w:spacing w:after="200" w:line="276" w:lineRule="auto"/>
+        <w:contextualSpacing/>
+        <w:rPr>
+          <w:rFonts w:ascii="Aptos Narrow" w:eastAsia="MS Mincho" w:hAnsi="Aptos Narrow" w:cs="Arial"/>
+          <w:sz w:val="18"/>
+          <w:szCs w:val="18"/>
+        </w:rPr>
+      </w:pPr>
+      <w:r>
+        <w:rPr>
+          <w:rFonts w:ascii="Aptos Narrow" w:eastAsia="MS Mincho" w:hAnsi="Aptos Narrow" w:cs="Arial"/>
+          <w:b/>
+          <w:bCs/>
+          <w:sz w:val="18"/>
+          <w:szCs w:val="18"/>
+        </w:rPr>
+        <w:t>Presales Architect</w:t>
+      </w:r>
+      <w:r>
+        <w:rPr>
+          <w:rFonts w:ascii="Aptos Narrow" w:eastAsia="MS Mincho" w:hAnsi="Aptos Narrow" w:cs="Arial"/>
+          <w:sz w:val="18"/>
+          <w:szCs w:val="18"/>
+        </w:rPr>
+        <w:t>:</w:t>
       </w:r>
     </w:p>
     <w:p>
@@ -3688,7 +3923,129 @@
           <w:sz w:val="18"/>
           <w:szCs w:val="18"/>
         </w:rPr>
-        <w:t>Authored content covering all operations of the new platform including CI/CD, codebase management, disaster recovery, identity management and upgrades. Handed over to new BAU team.</w:t>
+        <w:t>Consulted on platforms including Optimizely, Sitecore, Azure, and AWS</w:t>
+      </w:r>
+      <w:r>
+        <w:rPr>
+          <w:rFonts w:ascii="Aptos Narrow" w:eastAsia="MS Mincho" w:hAnsi="Aptos Narrow" w:cs="Arial"/>
+          <w:sz w:val="18"/>
+          <w:szCs w:val="18"/>
+        </w:rPr>
+        <w:t xml:space="preserve"> aligning solutions to </w:t>
+      </w:r>
+      <w:r>
+        <w:rPr>
+          <w:rFonts w:ascii="Aptos Narrow" w:eastAsia="MS Mincho" w:hAnsi="Aptos Narrow" w:cs="Arial"/>
+          <w:sz w:val="18"/>
+          <w:szCs w:val="18"/>
+        </w:rPr>
+        <w:t>industry and vendor best practices.</w:t>
+      </w:r>
+    </w:p>
+    <w:p>
+      <w:pPr>
+        <w:pStyle w:val="PlainText"/>
+        <w:numPr>
+          <w:ilvl w:val="1"/>
+          <w:numId w:val="7"/>
+        </w:numPr>
+        <w:spacing w:after="200" w:line="276" w:lineRule="auto"/>
+        <w:contextualSpacing/>
+        <w:rPr>
+          <w:rFonts w:ascii="Aptos Narrow" w:eastAsia="MS Mincho" w:hAnsi="Aptos Narrow" w:cs="Arial"/>
+          <w:sz w:val="18"/>
+          <w:szCs w:val="18"/>
+        </w:rPr>
+      </w:pPr>
+      <w:r>
+        <w:rPr>
+          <w:rFonts w:ascii="Aptos Narrow" w:eastAsia="MS Mincho" w:hAnsi="Aptos Narrow" w:cs="Arial"/>
+          <w:sz w:val="18"/>
+          <w:szCs w:val="18"/>
+        </w:rPr>
+        <w:t xml:space="preserve">Engaged with clients such as Pharmacy Guild of Australia, Parliament of South Australia, </w:t>
+      </w:r>
+      <w:proofErr w:type="spellStart"/>
+      <w:r>
+        <w:rPr>
+          <w:rFonts w:ascii="Aptos Narrow" w:eastAsia="MS Mincho" w:hAnsi="Aptos Narrow" w:cs="Arial"/>
+          <w:sz w:val="18"/>
+          <w:szCs w:val="18"/>
+        </w:rPr>
+        <w:t>LendLease</w:t>
+      </w:r>
+      <w:proofErr w:type="spellEnd"/>
+      <w:r>
+        <w:rPr>
+          <w:rFonts w:ascii="Aptos Narrow" w:eastAsia="MS Mincho" w:hAnsi="Aptos Narrow" w:cs="Arial"/>
+          <w:sz w:val="18"/>
+          <w:szCs w:val="18"/>
+        </w:rPr>
+        <w:t>, APA Group, and Brisbane City Council</w:t>
+      </w:r>
+      <w:r>
+        <w:rPr>
+          <w:rFonts w:ascii="Aptos Narrow" w:eastAsia="MS Mincho" w:hAnsi="Aptos Narrow" w:cs="Arial"/>
+          <w:sz w:val="18"/>
+          <w:szCs w:val="18"/>
+        </w:rPr>
+        <w:t xml:space="preserve"> on their digital transformations.</w:t>
+      </w:r>
+    </w:p>
+    <w:p>
+      <w:pPr>
+        <w:pStyle w:val="PlainText"/>
+        <w:numPr>
+          <w:ilvl w:val="1"/>
+          <w:numId w:val="7"/>
+        </w:numPr>
+        <w:spacing w:after="200" w:line="276" w:lineRule="auto"/>
+        <w:contextualSpacing/>
+        <w:rPr>
+          <w:rFonts w:ascii="Aptos Narrow" w:eastAsia="MS Mincho" w:hAnsi="Aptos Narrow" w:cs="Arial"/>
+          <w:sz w:val="18"/>
+          <w:szCs w:val="18"/>
+        </w:rPr>
+      </w:pPr>
+      <w:r>
+        <w:rPr>
+          <w:rFonts w:ascii="Aptos Narrow" w:eastAsia="MS Mincho" w:hAnsi="Aptos Narrow" w:cs="Arial"/>
+          <w:sz w:val="18"/>
+          <w:szCs w:val="18"/>
+        </w:rPr>
+        <w:t xml:space="preserve">Provided </w:t>
+      </w:r>
+      <w:r>
+        <w:rPr>
+          <w:rFonts w:ascii="Aptos Narrow" w:eastAsia="MS Mincho" w:hAnsi="Aptos Narrow" w:cs="Arial"/>
+          <w:sz w:val="18"/>
+          <w:szCs w:val="18"/>
+        </w:rPr>
+        <w:t>strategy and</w:t>
+      </w:r>
+      <w:r>
+        <w:rPr>
+          <w:rFonts w:ascii="Aptos Narrow" w:eastAsia="MS Mincho" w:hAnsi="Aptos Narrow" w:cs="Arial"/>
+          <w:sz w:val="18"/>
+          <w:szCs w:val="18"/>
+        </w:rPr>
+        <w:t xml:space="preserve"> advisory services</w:t>
+      </w:r>
+      <w:r>
+        <w:rPr>
+          <w:rFonts w:ascii="Aptos Narrow" w:eastAsia="MS Mincho" w:hAnsi="Aptos Narrow" w:cs="Arial"/>
+          <w:sz w:val="18"/>
+          <w:szCs w:val="18"/>
+        </w:rPr>
+        <w:t xml:space="preserve"> to existing customers</w:t>
+      </w:r>
+      <w:r>
+        <w:rPr>
+          <w:rFonts w:ascii="Aptos Narrow" w:eastAsia="MS Mincho" w:hAnsi="Aptos Narrow" w:cs="Arial"/>
+          <w:sz w:val="18"/>
+          <w:szCs w:val="18"/>
+        </w:rPr>
+        <w:t>.</w:t>
       </w:r>
     </w:p>
     <w:p>
@@ -3714,7 +4071,37 @@
           <w:sz w:val="18"/>
           <w:szCs w:val="18"/>
         </w:rPr>
-        <w:t>Presales Architect</w:t>
+        <w:t>Delivery Lead for</w:t>
+      </w:r>
+      <w:r>
+        <w:rPr>
+          <w:rFonts w:ascii="Aptos Narrow" w:eastAsia="MS Mincho" w:hAnsi="Aptos Narrow" w:cs="Arial"/>
+          <w:b/>
+          <w:bCs/>
+          <w:sz w:val="18"/>
+          <w:szCs w:val="18"/>
+        </w:rPr>
+        <w:t xml:space="preserve"> Optimizely </w:t>
+      </w:r>
+      <w:r>
+        <w:rPr>
+          <w:rFonts w:ascii="Aptos Narrow" w:eastAsia="MS Mincho" w:hAnsi="Aptos Narrow" w:cs="Arial"/>
+          <w:b/>
+          <w:bCs/>
+          <w:sz w:val="18"/>
+          <w:szCs w:val="18"/>
+        </w:rPr>
+        <w:t>S</w:t>
+      </w:r>
+      <w:r>
+        <w:rPr>
+          <w:rFonts w:ascii="Aptos Narrow" w:eastAsia="MS Mincho" w:hAnsi="Aptos Narrow" w:cs="Arial"/>
+          <w:b/>
+          <w:bCs/>
+          <w:sz w:val="18"/>
+          <w:szCs w:val="18"/>
+        </w:rPr>
+        <w:t>olutions</w:t>
       </w:r>
       <w:r>
         <w:rPr>
@@ -3740,29 +4127,35 @@
           <w:szCs w:val="18"/>
         </w:rPr>
       </w:pPr>
-      <w:r>
-        <w:rPr>
-          <w:rFonts w:ascii="Aptos Narrow" w:eastAsia="MS Mincho" w:hAnsi="Aptos Narrow" w:cs="Arial"/>
-          <w:sz w:val="18"/>
-          <w:szCs w:val="18"/>
-        </w:rPr>
-        <w:t>Consulted on platforms including Optimizely, Sitecore, Azure, and AWS</w:t>
-      </w:r>
-      <w:r>
-        <w:rPr>
-          <w:rFonts w:ascii="Aptos Narrow" w:eastAsia="MS Mincho" w:hAnsi="Aptos Narrow" w:cs="Arial"/>
-          <w:sz w:val="18"/>
-          <w:szCs w:val="18"/>
-        </w:rPr>
-        <w:t xml:space="preserve"> aligning solutions to </w:t>
-      </w:r>
-      <w:r>
-        <w:rPr>
-          <w:rFonts w:ascii="Aptos Narrow" w:eastAsia="MS Mincho" w:hAnsi="Aptos Narrow" w:cs="Arial"/>
-          <w:sz w:val="18"/>
-          <w:szCs w:val="18"/>
-        </w:rPr>
-        <w:t>industry and vendor best practices.</w:t>
+      <w:proofErr w:type="spellStart"/>
+      <w:r>
+        <w:rPr>
+          <w:rFonts w:ascii="Aptos Narrow" w:eastAsia="MS Mincho" w:hAnsi="Aptos Narrow" w:cs="Arial"/>
+          <w:b/>
+          <w:bCs/>
+          <w:sz w:val="18"/>
+          <w:szCs w:val="18"/>
+        </w:rPr>
+        <w:t>Symbion</w:t>
+      </w:r>
+      <w:proofErr w:type="spellEnd"/>
+      <w:r>
+        <w:rPr>
+          <w:rFonts w:ascii="Aptos Narrow" w:eastAsia="MS Mincho" w:hAnsi="Aptos Narrow" w:cs="Arial"/>
+          <w:b/>
+          <w:bCs/>
+          <w:sz w:val="18"/>
+          <w:szCs w:val="18"/>
+        </w:rPr>
+        <w:t xml:space="preserve"> Shop</w:t>
+      </w:r>
+      <w:r>
+        <w:rPr>
+          <w:rFonts w:ascii="Aptos Narrow" w:eastAsia="MS Mincho" w:hAnsi="Aptos Narrow" w:cs="Arial"/>
+          <w:sz w:val="18"/>
+          <w:szCs w:val="18"/>
+        </w:rPr>
+        <w:t>: Developed an Optimizely Commerce B2C platform rolled out to 4,000 pharmacies. Managed RFP, BRD, HLD, DevOps, interface design, data mapping, integrations, and test strategy.</w:t>
       </w:r>
     </w:p>
     <w:p>
@@ -3783,202 +4176,6 @@
       <w:r>
         <w:rPr>
           <w:rFonts w:ascii="Aptos Narrow" w:eastAsia="MS Mincho" w:hAnsi="Aptos Narrow" w:cs="Arial"/>
-          <w:sz w:val="18"/>
-          <w:szCs w:val="18"/>
-        </w:rPr>
-        <w:t xml:space="preserve">Engaged with clients such as Pharmacy Guild of Australia, Parliament of South Australia, </w:t>
-      </w:r>
-      <w:proofErr w:type="spellStart"/>
-      <w:r>
-        <w:rPr>
-          <w:rFonts w:ascii="Aptos Narrow" w:eastAsia="MS Mincho" w:hAnsi="Aptos Narrow" w:cs="Arial"/>
-          <w:sz w:val="18"/>
-          <w:szCs w:val="18"/>
-        </w:rPr>
-        <w:t>LendLease</w:t>
-      </w:r>
-      <w:proofErr w:type="spellEnd"/>
-      <w:r>
-        <w:rPr>
-          <w:rFonts w:ascii="Aptos Narrow" w:eastAsia="MS Mincho" w:hAnsi="Aptos Narrow" w:cs="Arial"/>
-          <w:sz w:val="18"/>
-          <w:szCs w:val="18"/>
-        </w:rPr>
-        <w:t>, APA Group, and Brisbane City Council</w:t>
-      </w:r>
-      <w:r>
-        <w:rPr>
-          <w:rFonts w:ascii="Aptos Narrow" w:eastAsia="MS Mincho" w:hAnsi="Aptos Narrow" w:cs="Arial"/>
-          <w:sz w:val="18"/>
-          <w:szCs w:val="18"/>
-        </w:rPr>
-        <w:t xml:space="preserve"> on their digital transformations.</w:t>
-      </w:r>
-    </w:p>
-    <w:p>
-      <w:pPr>
-        <w:pStyle w:val="PlainText"/>
-        <w:numPr>
-          <w:ilvl w:val="1"/>
-          <w:numId w:val="7"/>
-        </w:numPr>
-        <w:spacing w:after="200" w:line="276" w:lineRule="auto"/>
-        <w:contextualSpacing/>
-        <w:rPr>
-          <w:rFonts w:ascii="Aptos Narrow" w:eastAsia="MS Mincho" w:hAnsi="Aptos Narrow" w:cs="Arial"/>
-          <w:sz w:val="18"/>
-          <w:szCs w:val="18"/>
-        </w:rPr>
-      </w:pPr>
-      <w:r>
-        <w:rPr>
-          <w:rFonts w:ascii="Aptos Narrow" w:eastAsia="MS Mincho" w:hAnsi="Aptos Narrow" w:cs="Arial"/>
-          <w:sz w:val="18"/>
-          <w:szCs w:val="18"/>
-        </w:rPr>
-        <w:t xml:space="preserve">Provided </w:t>
-      </w:r>
-      <w:r>
-        <w:rPr>
-          <w:rFonts w:ascii="Aptos Narrow" w:eastAsia="MS Mincho" w:hAnsi="Aptos Narrow" w:cs="Arial"/>
-          <w:sz w:val="18"/>
-          <w:szCs w:val="18"/>
-        </w:rPr>
-        <w:t>strategy and</w:t>
-      </w:r>
-      <w:r>
-        <w:rPr>
-          <w:rFonts w:ascii="Aptos Narrow" w:eastAsia="MS Mincho" w:hAnsi="Aptos Narrow" w:cs="Arial"/>
-          <w:sz w:val="18"/>
-          <w:szCs w:val="18"/>
-        </w:rPr>
-        <w:t xml:space="preserve"> advisory services</w:t>
-      </w:r>
-      <w:r>
-        <w:rPr>
-          <w:rFonts w:ascii="Aptos Narrow" w:eastAsia="MS Mincho" w:hAnsi="Aptos Narrow" w:cs="Arial"/>
-          <w:sz w:val="18"/>
-          <w:szCs w:val="18"/>
-        </w:rPr>
-        <w:t xml:space="preserve"> to existing customers</w:t>
-      </w:r>
-      <w:r>
-        <w:rPr>
-          <w:rFonts w:ascii="Aptos Narrow" w:eastAsia="MS Mincho" w:hAnsi="Aptos Narrow" w:cs="Arial"/>
-          <w:sz w:val="18"/>
-          <w:szCs w:val="18"/>
-        </w:rPr>
-        <w:t>.</w:t>
-      </w:r>
-    </w:p>
-    <w:p>
-      <w:pPr>
-        <w:pStyle w:val="PlainText"/>
-        <w:numPr>
-          <w:ilvl w:val="0"/>
-          <w:numId w:val="7"/>
-        </w:numPr>
-        <w:spacing w:after="200" w:line="276" w:lineRule="auto"/>
-        <w:contextualSpacing/>
-        <w:rPr>
-          <w:rFonts w:ascii="Aptos Narrow" w:eastAsia="MS Mincho" w:hAnsi="Aptos Narrow" w:cs="Arial"/>
-          <w:sz w:val="18"/>
-          <w:szCs w:val="18"/>
-        </w:rPr>
-      </w:pPr>
-      <w:r>
-        <w:rPr>
-          <w:rFonts w:ascii="Aptos Narrow" w:eastAsia="MS Mincho" w:hAnsi="Aptos Narrow" w:cs="Arial"/>
-          <w:b/>
-          <w:bCs/>
-          <w:sz w:val="18"/>
-          <w:szCs w:val="18"/>
-        </w:rPr>
-        <w:t>Delivery Lead for</w:t>
-      </w:r>
-      <w:r>
-        <w:rPr>
-          <w:rFonts w:ascii="Aptos Narrow" w:eastAsia="MS Mincho" w:hAnsi="Aptos Narrow" w:cs="Arial"/>
-          <w:b/>
-          <w:bCs/>
-          <w:sz w:val="18"/>
-          <w:szCs w:val="18"/>
-        </w:rPr>
-        <w:t xml:space="preserve"> Optimizely Solutions</w:t>
-      </w:r>
-      <w:r>
-        <w:rPr>
-          <w:rFonts w:ascii="Aptos Narrow" w:eastAsia="MS Mincho" w:hAnsi="Aptos Narrow" w:cs="Arial"/>
-          <w:sz w:val="18"/>
-          <w:szCs w:val="18"/>
-        </w:rPr>
-        <w:t>:</w:t>
-      </w:r>
-    </w:p>
-    <w:p>
-      <w:pPr>
-        <w:pStyle w:val="PlainText"/>
-        <w:numPr>
-          <w:ilvl w:val="1"/>
-          <w:numId w:val="7"/>
-        </w:numPr>
-        <w:spacing w:after="200" w:line="276" w:lineRule="auto"/>
-        <w:contextualSpacing/>
-        <w:rPr>
-          <w:rFonts w:ascii="Aptos Narrow" w:eastAsia="MS Mincho" w:hAnsi="Aptos Narrow" w:cs="Arial"/>
-          <w:sz w:val="18"/>
-          <w:szCs w:val="18"/>
-        </w:rPr>
-      </w:pPr>
-      <w:proofErr w:type="spellStart"/>
-      <w:r>
-        <w:rPr>
-          <w:rFonts w:ascii="Aptos Narrow" w:eastAsia="MS Mincho" w:hAnsi="Aptos Narrow" w:cs="Arial"/>
-          <w:b/>
-          <w:bCs/>
-          <w:sz w:val="18"/>
-          <w:szCs w:val="18"/>
-        </w:rPr>
-        <w:t>Symbion</w:t>
-      </w:r>
-      <w:proofErr w:type="spellEnd"/>
-      <w:r>
-        <w:rPr>
-          <w:rFonts w:ascii="Aptos Narrow" w:eastAsia="MS Mincho" w:hAnsi="Aptos Narrow" w:cs="Arial"/>
-          <w:b/>
-          <w:bCs/>
-          <w:sz w:val="18"/>
-          <w:szCs w:val="18"/>
-        </w:rPr>
-        <w:t xml:space="preserve"> Shop</w:t>
-      </w:r>
-      <w:r>
-        <w:rPr>
-          <w:rFonts w:ascii="Aptos Narrow" w:eastAsia="MS Mincho" w:hAnsi="Aptos Narrow" w:cs="Arial"/>
-          <w:sz w:val="18"/>
-          <w:szCs w:val="18"/>
-        </w:rPr>
-        <w:t>: Developed an Optimizely Commerce B2C platform rolled out to 4,000 pharmacies. Managed RFP, BRD, HLD, DevOps, interface design, data mapping, integrations, and test strategy.</w:t>
-      </w:r>
-    </w:p>
-    <w:p>
-      <w:pPr>
-        <w:pStyle w:val="PlainText"/>
-        <w:numPr>
-          <w:ilvl w:val="1"/>
-          <w:numId w:val="7"/>
-        </w:numPr>
-        <w:spacing w:after="200" w:line="276" w:lineRule="auto"/>
-        <w:contextualSpacing/>
-        <w:rPr>
-          <w:rFonts w:ascii="Aptos Narrow" w:eastAsia="MS Mincho" w:hAnsi="Aptos Narrow" w:cs="Arial"/>
-          <w:sz w:val="18"/>
-          <w:szCs w:val="18"/>
-        </w:rPr>
-      </w:pPr>
-      <w:r>
-        <w:rPr>
-          <w:rFonts w:ascii="Aptos Narrow" w:eastAsia="MS Mincho" w:hAnsi="Aptos Narrow" w:cs="Arial"/>
           <w:b/>
           <w:bCs/>
           <w:sz w:val="18"/>
@@ -4348,7 +4545,53 @@
           <w:sz w:val="18"/>
           <w:szCs w:val="18"/>
         </w:rPr>
-        <w:t xml:space="preserve"> GP appointments platform, supporting 200+ medical centres and 500,000+ bookings in its first year, along with complementary tools like a Check-in Kiosk and Hours Manager.</w:t>
+        <w:t xml:space="preserve"> GP appointments platform, supporting 200+ medical centres and 500,000+ bookings in its first year, along with complementary tools like a Check-in Kiosk and Hours Manager</w:t>
+      </w:r>
+      <w:r>
+        <w:rPr>
+          <w:rFonts w:ascii="Aptos Narrow" w:eastAsia="MS Mincho" w:hAnsi="Aptos Narrow" w:cs="Arial"/>
+          <w:sz w:val="18"/>
+          <w:szCs w:val="18"/>
+        </w:rPr>
+        <w:t xml:space="preserve"> (</w:t>
+      </w:r>
+      <w:r>
+        <w:rPr>
+          <w:rFonts w:ascii="Aptos Narrow" w:eastAsia="MS Mincho" w:hAnsi="Aptos Narrow" w:cs="Arial"/>
+          <w:i/>
+          <w:iCs/>
+          <w:sz w:val="18"/>
+          <w:szCs w:val="18"/>
+        </w:rPr>
+        <w:t xml:space="preserve">.Net Core, Angular, Web API, </w:t>
+      </w:r>
+      <w:proofErr w:type="spellStart"/>
+      <w:r>
+        <w:rPr>
+          <w:rFonts w:ascii="Aptos Narrow" w:eastAsia="MS Mincho" w:hAnsi="Aptos Narrow" w:cs="Arial"/>
+          <w:i/>
+          <w:iCs/>
+          <w:sz w:val="18"/>
+          <w:szCs w:val="18"/>
+        </w:rPr>
+        <w:t>SignalR</w:t>
+      </w:r>
+      <w:proofErr w:type="spellEnd"/>
+      <w:r>
+        <w:rPr>
+          <w:rFonts w:ascii="Aptos Narrow" w:eastAsia="MS Mincho" w:hAnsi="Aptos Narrow" w:cs="Arial"/>
+          <w:sz w:val="18"/>
+          <w:szCs w:val="18"/>
+        </w:rPr>
+        <w:t>)</w:t>
+      </w:r>
+      <w:r>
+        <w:rPr>
+          <w:rFonts w:ascii="Aptos Narrow" w:eastAsia="MS Mincho" w:hAnsi="Aptos Narrow" w:cs="Arial"/>
+          <w:sz w:val="18"/>
+          <w:szCs w:val="18"/>
+        </w:rPr>
+        <w:t>.</w:t>
       </w:r>
     </w:p>
     <w:p>
@@ -4412,7 +4655,41 @@
           <w:sz w:val="18"/>
           <w:szCs w:val="18"/>
         </w:rPr>
-        <w:t>websites using Umbraco DXP, .NET Core, HTML5, Bootstrap, and TypeScript.</w:t>
+        <w:t xml:space="preserve">websites </w:t>
+      </w:r>
+      <w:r>
+        <w:rPr>
+          <w:rFonts w:ascii="Aptos Narrow" w:eastAsia="MS Mincho" w:hAnsi="Aptos Narrow" w:cs="Arial"/>
+          <w:sz w:val="18"/>
+          <w:szCs w:val="18"/>
+        </w:rPr>
+        <w:t>(</w:t>
+      </w:r>
+      <w:r>
+        <w:rPr>
+          <w:rFonts w:ascii="Aptos Narrow" w:eastAsia="MS Mincho" w:hAnsi="Aptos Narrow" w:cs="Arial"/>
+          <w:i/>
+          <w:iCs/>
+          <w:sz w:val="18"/>
+          <w:szCs w:val="18"/>
+        </w:rPr>
+        <w:t>Umbraco DXP, .NET Core, HTML5, Bootstrap, and TypeScript</w:t>
+      </w:r>
+      <w:r>
+        <w:rPr>
+          <w:rFonts w:ascii="Aptos Narrow" w:eastAsia="MS Mincho" w:hAnsi="Aptos Narrow" w:cs="Arial"/>
+          <w:sz w:val="18"/>
+          <w:szCs w:val="18"/>
+        </w:rPr>
+        <w:t>)</w:t>
+      </w:r>
+      <w:r>
+        <w:rPr>
+          <w:rFonts w:ascii="Aptos Narrow" w:eastAsia="MS Mincho" w:hAnsi="Aptos Narrow" w:cs="Arial"/>
+          <w:sz w:val="18"/>
+          <w:szCs w:val="18"/>
+        </w:rPr>
+        <w:t>.</w:t>
       </w:r>
     </w:p>
     <w:p>
@@ -5013,6 +5290,20 @@
           <w:szCs w:val="18"/>
         </w:rPr>
       </w:pPr>
+    </w:p>
+    <w:p>
+      <w:pPr>
+        <w:pStyle w:val="PlainText"/>
+        <w:spacing w:after="200" w:line="276" w:lineRule="auto"/>
+        <w:contextualSpacing/>
+        <w:rPr>
+          <w:rFonts w:ascii="Aptos Narrow" w:eastAsia="MS Mincho" w:hAnsi="Aptos Narrow" w:cs="Arial"/>
+          <w:b/>
+          <w:bCs/>
+          <w:sz w:val="18"/>
+          <w:szCs w:val="18"/>
+        </w:rPr>
+      </w:pPr>
       <w:r>
         <w:rPr>
           <w:rFonts w:ascii="Aptos Narrow" w:eastAsia="MS Mincho" w:hAnsi="Aptos Narrow" w:cs="Arial"/>
@@ -5551,6 +5842,20 @@
           <w:szCs w:val="18"/>
         </w:rPr>
       </w:pPr>
+    </w:p>
+    <w:p>
+      <w:pPr>
+        <w:pStyle w:val="PlainText"/>
+        <w:spacing w:after="200" w:line="276" w:lineRule="auto"/>
+        <w:contextualSpacing/>
+        <w:rPr>
+          <w:rFonts w:ascii="Aptos Narrow" w:eastAsia="MS Mincho" w:hAnsi="Aptos Narrow" w:cs="Arial"/>
+          <w:b/>
+          <w:bCs/>
+          <w:sz w:val="18"/>
+          <w:szCs w:val="18"/>
+        </w:rPr>
+      </w:pPr>
       <w:r>
         <w:rPr>
           <w:rFonts w:ascii="Aptos Narrow" w:eastAsia="MS Mincho" w:hAnsi="Aptos Narrow" w:cs="Arial"/>
@@ -6199,37 +6504,54 @@
           <w:szCs w:val="18"/>
         </w:rPr>
       </w:pPr>
-      <w:r>
-        <w:rPr>
-          <w:rFonts w:ascii="Aptos Narrow" w:eastAsia="MS Mincho" w:hAnsi="Aptos Narrow" w:cs="Arial"/>
-          <w:sz w:val="18"/>
-          <w:szCs w:val="18"/>
-        </w:rPr>
-        <w:pict w14:anchorId="61F55D87">
-          <v:rect id="_x0000_i1029" style="width:0;height:1.5pt" o:hralign="center" o:hrstd="t" o:hr="t" fillcolor="#a0a0a0" stroked="f"/>
-        </w:pict>
-      </w:r>
-    </w:p>
-    <w:p>
-      <w:pPr>
-        <w:rPr>
-          <w:rFonts w:ascii="Aptos Narrow" w:eastAsia="MS Mincho" w:hAnsi="Aptos Narrow" w:cs="Arial"/>
-          <w:b/>
-          <w:bCs/>
-          <w:sz w:val="18"/>
-          <w:szCs w:val="18"/>
-        </w:rPr>
-      </w:pPr>
-      <w:r>
-        <w:rPr>
-          <w:rFonts w:ascii="Aptos Narrow" w:eastAsia="MS Mincho" w:hAnsi="Aptos Narrow" w:cs="Arial"/>
-          <w:b/>
-          <w:bCs/>
-          <w:sz w:val="18"/>
-          <w:szCs w:val="18"/>
-        </w:rPr>
-        <w:br w:type="page"/>
-      </w:r>
+    </w:p>
+    <w:p>
+      <w:pPr>
+        <w:pStyle w:val="PlainText"/>
+        <w:spacing w:after="200" w:line="276" w:lineRule="auto"/>
+        <w:contextualSpacing/>
+        <w:rPr>
+          <w:rFonts w:ascii="Aptos Narrow" w:eastAsia="MS Mincho" w:hAnsi="Aptos Narrow" w:cs="Arial"/>
+          <w:sz w:val="18"/>
+          <w:szCs w:val="18"/>
+        </w:rPr>
+      </w:pPr>
+    </w:p>
+    <w:p>
+      <w:pPr>
+        <w:pStyle w:val="PlainText"/>
+        <w:spacing w:after="200" w:line="276" w:lineRule="auto"/>
+        <w:contextualSpacing/>
+        <w:rPr>
+          <w:rFonts w:ascii="Aptos Narrow" w:eastAsia="MS Mincho" w:hAnsi="Aptos Narrow" w:cs="Arial"/>
+          <w:sz w:val="18"/>
+          <w:szCs w:val="18"/>
+        </w:rPr>
+      </w:pPr>
+    </w:p>
+    <w:p>
+      <w:pPr>
+        <w:pStyle w:val="PlainText"/>
+        <w:spacing w:after="200" w:line="276" w:lineRule="auto"/>
+        <w:contextualSpacing/>
+        <w:rPr>
+          <w:rFonts w:ascii="Aptos Narrow" w:eastAsia="MS Mincho" w:hAnsi="Aptos Narrow" w:cs="Arial"/>
+          <w:sz w:val="18"/>
+          <w:szCs w:val="18"/>
+        </w:rPr>
+      </w:pPr>
+    </w:p>
+    <w:p>
+      <w:pPr>
+        <w:pStyle w:val="PlainText"/>
+        <w:spacing w:after="200" w:line="276" w:lineRule="auto"/>
+        <w:contextualSpacing/>
+        <w:rPr>
+          <w:rFonts w:ascii="Aptos Narrow" w:eastAsia="MS Mincho" w:hAnsi="Aptos Narrow" w:cs="Arial"/>
+          <w:sz w:val="18"/>
+          <w:szCs w:val="18"/>
+        </w:rPr>
+      </w:pPr>
     </w:p>
     <w:p>
       <w:pPr>
@@ -6808,9 +7130,23 @@
           <w:szCs w:val="18"/>
         </w:rPr>
         <w:pict w14:anchorId="6FBDB664">
-          <v:rect id="_x0000_i1030" style="width:0;height:1.5pt" o:hralign="center" o:hrstd="t" o:hr="t" fillcolor="#a0a0a0" stroked="f"/>
+          <v:rect id="_x0000_i1029" style="width:0;height:1.5pt" o:hralign="center" o:hrstd="t" o:hr="t" fillcolor="#a0a0a0" stroked="f"/>
         </w:pict>
       </w:r>
+    </w:p>
+    <w:p>
+      <w:pPr>
+        <w:pStyle w:val="PlainText"/>
+        <w:spacing w:after="200" w:line="276" w:lineRule="auto"/>
+        <w:contextualSpacing/>
+        <w:rPr>
+          <w:rFonts w:ascii="Aptos Narrow" w:eastAsia="MS Mincho" w:hAnsi="Aptos Narrow" w:cs="Arial"/>
+          <w:b/>
+          <w:bCs/>
+          <w:sz w:val="18"/>
+          <w:szCs w:val="18"/>
+        </w:rPr>
+      </w:pPr>
     </w:p>
     <w:p>
       <w:pPr>
@@ -6915,39 +7251,21 @@
         <w:contextualSpacing/>
         <w:rPr>
           <w:rFonts w:ascii="Aptos Narrow" w:eastAsia="MS Mincho" w:hAnsi="Aptos Narrow" w:cs="Arial"/>
-          <w:sz w:val="18"/>
-          <w:szCs w:val="18"/>
-        </w:rPr>
-      </w:pPr>
-      <w:r>
-        <w:rPr>
-          <w:rFonts w:ascii="Aptos Narrow" w:eastAsia="MS Mincho" w:hAnsi="Aptos Narrow" w:cs="Arial"/>
-          <w:b/>
-          <w:bCs/>
-          <w:sz w:val="18"/>
-          <w:szCs w:val="18"/>
-        </w:rPr>
-        <w:t>Achievements</w:t>
-      </w:r>
-      <w:r>
-        <w:rPr>
-          <w:rFonts w:ascii="Aptos Narrow" w:eastAsia="MS Mincho" w:hAnsi="Aptos Narrow" w:cs="Arial"/>
-          <w:b/>
-          <w:bCs/>
-          <w:sz w:val="18"/>
-          <w:szCs w:val="18"/>
-        </w:rPr>
-        <w:t xml:space="preserve"> &amp; Responsibilities</w:t>
-      </w:r>
-      <w:r>
-        <w:rPr>
-          <w:rFonts w:ascii="Aptos Narrow" w:eastAsia="MS Mincho" w:hAnsi="Aptos Narrow" w:cs="Arial"/>
-          <w:b/>
-          <w:bCs/>
-          <w:sz w:val="18"/>
-          <w:szCs w:val="18"/>
-        </w:rPr>
-        <w:t>:</w:t>
+          <w:b/>
+          <w:bCs/>
+          <w:sz w:val="18"/>
+          <w:szCs w:val="18"/>
+        </w:rPr>
+      </w:pPr>
+      <w:r>
+        <w:rPr>
+          <w:rFonts w:ascii="Aptos Narrow" w:eastAsia="MS Mincho" w:hAnsi="Aptos Narrow" w:cs="Arial"/>
+          <w:b/>
+          <w:bCs/>
+          <w:sz w:val="18"/>
+          <w:szCs w:val="18"/>
+        </w:rPr>
+        <w:t>Brand Integrity/Marketing Platform:</w:t>
       </w:r>
     </w:p>
     <w:p>
@@ -6971,135 +7289,7 @@
           <w:sz w:val="18"/>
           <w:szCs w:val="18"/>
         </w:rPr>
-        <w:t>Brand Integrity/Marketing Platform:</w:t>
-      </w:r>
-    </w:p>
-    <w:p>
-      <w:pPr>
-        <w:pStyle w:val="PlainText"/>
-        <w:numPr>
-          <w:ilvl w:val="1"/>
-          <w:numId w:val="29"/>
-        </w:numPr>
-        <w:spacing w:after="200" w:line="276" w:lineRule="auto"/>
-        <w:contextualSpacing/>
-        <w:rPr>
-          <w:rFonts w:ascii="Aptos Narrow" w:eastAsia="MS Mincho" w:hAnsi="Aptos Narrow" w:cs="Arial"/>
-          <w:sz w:val="18"/>
-          <w:szCs w:val="18"/>
-        </w:rPr>
-      </w:pPr>
-      <w:r>
-        <w:rPr>
-          <w:rFonts w:ascii="Aptos Narrow" w:eastAsia="MS Mincho" w:hAnsi="Aptos Narrow" w:cs="Arial"/>
-          <w:sz w:val="18"/>
-          <w:szCs w:val="18"/>
-        </w:rPr>
         <w:t>Designed and developed a SaaS platform for automotive dealerships, taking it from concept to delivery.</w:t>
-      </w:r>
-    </w:p>
-    <w:p>
-      <w:pPr>
-        <w:pStyle w:val="PlainText"/>
-        <w:numPr>
-          <w:ilvl w:val="1"/>
-          <w:numId w:val="29"/>
-        </w:numPr>
-        <w:spacing w:after="200" w:line="276" w:lineRule="auto"/>
-        <w:contextualSpacing/>
-        <w:rPr>
-          <w:rFonts w:ascii="Aptos Narrow" w:eastAsia="MS Mincho" w:hAnsi="Aptos Narrow" w:cs="Arial"/>
-          <w:sz w:val="18"/>
-          <w:szCs w:val="18"/>
-        </w:rPr>
-      </w:pPr>
-      <w:r>
-        <w:rPr>
-          <w:rFonts w:ascii="Aptos Narrow" w:eastAsia="MS Mincho" w:hAnsi="Aptos Narrow" w:cs="Arial"/>
-          <w:sz w:val="18"/>
-          <w:szCs w:val="18"/>
-        </w:rPr>
-        <w:t xml:space="preserve">Collaborated with major clients, including Mercedes-Benz and Chrysler Jeep Dodge, to meet their </w:t>
-      </w:r>
-      <w:r>
-        <w:rPr>
-          <w:rFonts w:ascii="Aptos Narrow" w:eastAsia="MS Mincho" w:hAnsi="Aptos Narrow" w:cs="Arial"/>
-          <w:sz w:val="18"/>
-          <w:szCs w:val="18"/>
-        </w:rPr>
-        <w:t>needs.</w:t>
-      </w:r>
-    </w:p>
-    <w:p>
-      <w:pPr>
-        <w:pStyle w:val="PlainText"/>
-        <w:numPr>
-          <w:ilvl w:val="1"/>
-          <w:numId w:val="29"/>
-        </w:numPr>
-        <w:spacing w:after="200" w:line="276" w:lineRule="auto"/>
-        <w:contextualSpacing/>
-        <w:rPr>
-          <w:rFonts w:ascii="Aptos Narrow" w:eastAsia="MS Mincho" w:hAnsi="Aptos Narrow" w:cs="Arial"/>
-          <w:sz w:val="18"/>
-          <w:szCs w:val="18"/>
-        </w:rPr>
-      </w:pPr>
-      <w:r>
-        <w:rPr>
-          <w:rFonts w:ascii="Aptos Narrow" w:eastAsia="MS Mincho" w:hAnsi="Aptos Narrow" w:cs="Arial"/>
-          <w:sz w:val="18"/>
-          <w:szCs w:val="18"/>
-        </w:rPr>
-        <w:t>Enabled dealerships to create localised and personalised SMS, email, print, and direct mail campaigns within brand guidelines, using approved collateral.</w:t>
-      </w:r>
-    </w:p>
-    <w:p>
-      <w:pPr>
-        <w:pStyle w:val="PlainText"/>
-        <w:numPr>
-          <w:ilvl w:val="1"/>
-          <w:numId w:val="29"/>
-        </w:numPr>
-        <w:spacing w:after="200" w:line="276" w:lineRule="auto"/>
-        <w:contextualSpacing/>
-        <w:rPr>
-          <w:rFonts w:ascii="Aptos Narrow" w:eastAsia="MS Mincho" w:hAnsi="Aptos Narrow" w:cs="Arial"/>
-          <w:sz w:val="18"/>
-          <w:szCs w:val="18"/>
-        </w:rPr>
-      </w:pPr>
-      <w:r>
-        <w:rPr>
-          <w:rFonts w:ascii="Aptos Narrow" w:eastAsia="MS Mincho" w:hAnsi="Aptos Narrow" w:cs="Arial"/>
-          <w:sz w:val="18"/>
-          <w:szCs w:val="18"/>
-        </w:rPr>
-        <w:t>Oversaw account and product development, continuously evolving the platform based on client feedback.</w:t>
-      </w:r>
-    </w:p>
-    <w:p>
-      <w:pPr>
-        <w:pStyle w:val="PlainText"/>
-        <w:numPr>
-          <w:ilvl w:val="1"/>
-          <w:numId w:val="29"/>
-        </w:numPr>
-        <w:spacing w:after="200" w:line="276" w:lineRule="auto"/>
-        <w:contextualSpacing/>
-        <w:rPr>
-          <w:rFonts w:ascii="Aptos Narrow" w:eastAsia="MS Mincho" w:hAnsi="Aptos Narrow" w:cs="Arial"/>
-          <w:sz w:val="18"/>
-          <w:szCs w:val="18"/>
-        </w:rPr>
-      </w:pPr>
-      <w:r>
-        <w:rPr>
-          <w:rFonts w:ascii="Aptos Narrow" w:eastAsia="MS Mincho" w:hAnsi="Aptos Narrow" w:cs="Arial"/>
-          <w:sz w:val="18"/>
-          <w:szCs w:val="18"/>
-        </w:rPr>
-        <w:t>Achieved a 97% user satisfaction score, delivered over 1,000 personalised marketing campaigns, and generated more than 1 million brand impressions annually.</w:t>
       </w:r>
     </w:p>
     <w:p>
@@ -7123,14 +7313,22 @@
           <w:sz w:val="18"/>
           <w:szCs w:val="18"/>
         </w:rPr>
-        <w:t>Delivery of Digital Projects:</w:t>
+        <w:t xml:space="preserve">Collaborated with major clients, including Mercedes-Benz and Chrysler Jeep Dodge, to meet their </w:t>
+      </w:r>
+      <w:r>
+        <w:rPr>
+          <w:rFonts w:ascii="Aptos Narrow" w:eastAsia="MS Mincho" w:hAnsi="Aptos Narrow" w:cs="Arial"/>
+          <w:sz w:val="18"/>
+          <w:szCs w:val="18"/>
+        </w:rPr>
+        <w:t>needs.</w:t>
       </w:r>
     </w:p>
     <w:p>
       <w:pPr>
         <w:pStyle w:val="PlainText"/>
         <w:numPr>
-          <w:ilvl w:val="1"/>
+          <w:ilvl w:val="0"/>
           <w:numId w:val="29"/>
         </w:numPr>
         <w:spacing w:after="200" w:line="276" w:lineRule="auto"/>
@@ -7147,68 +7345,14 @@
           <w:sz w:val="18"/>
           <w:szCs w:val="18"/>
         </w:rPr>
-        <w:t xml:space="preserve">Managed accounts for high-profile clients including </w:t>
-      </w:r>
-      <w:proofErr w:type="spellStart"/>
-      <w:r>
-        <w:rPr>
-          <w:rFonts w:ascii="Aptos Narrow" w:eastAsia="MS Mincho" w:hAnsi="Aptos Narrow" w:cs="Arial"/>
-          <w:sz w:val="18"/>
-          <w:szCs w:val="18"/>
-        </w:rPr>
-        <w:t>Britax</w:t>
-      </w:r>
-      <w:proofErr w:type="spellEnd"/>
-      <w:r>
-        <w:rPr>
-          <w:rFonts w:ascii="Aptos Narrow" w:eastAsia="MS Mincho" w:hAnsi="Aptos Narrow" w:cs="Arial"/>
-          <w:sz w:val="18"/>
-          <w:szCs w:val="18"/>
-        </w:rPr>
-        <w:t xml:space="preserve">, </w:t>
-      </w:r>
-      <w:proofErr w:type="spellStart"/>
-      <w:r>
-        <w:rPr>
-          <w:rFonts w:ascii="Aptos Narrow" w:eastAsia="MS Mincho" w:hAnsi="Aptos Narrow" w:cs="Arial"/>
-          <w:sz w:val="18"/>
-          <w:szCs w:val="18"/>
-        </w:rPr>
-        <w:t>BlueChipIT</w:t>
-      </w:r>
-      <w:proofErr w:type="spellEnd"/>
-      <w:r>
-        <w:rPr>
-          <w:rFonts w:ascii="Aptos Narrow" w:eastAsia="MS Mincho" w:hAnsi="Aptos Narrow" w:cs="Arial"/>
-          <w:sz w:val="18"/>
-          <w:szCs w:val="18"/>
-        </w:rPr>
-        <w:t xml:space="preserve">, Bob Jane T-Marts, Isuzu, Live Combat Sports, </w:t>
-      </w:r>
-      <w:proofErr w:type="spellStart"/>
-      <w:r>
-        <w:rPr>
-          <w:rFonts w:ascii="Aptos Narrow" w:eastAsia="MS Mincho" w:hAnsi="Aptos Narrow" w:cs="Arial"/>
-          <w:sz w:val="18"/>
-          <w:szCs w:val="18"/>
-        </w:rPr>
-        <w:t>SecureCorp</w:t>
-      </w:r>
-      <w:proofErr w:type="spellEnd"/>
-      <w:r>
-        <w:rPr>
-          <w:rFonts w:ascii="Aptos Narrow" w:eastAsia="MS Mincho" w:hAnsi="Aptos Narrow" w:cs="Arial"/>
-          <w:sz w:val="18"/>
-          <w:szCs w:val="18"/>
-        </w:rPr>
-        <w:t>, and Traffic Technologies.</w:t>
+        <w:t>Enabled dealerships to create localised and personalised SMS, email, print, and direct mail campaigns within brand guidelines, using approved collateral.</w:t>
       </w:r>
     </w:p>
     <w:p>
       <w:pPr>
         <w:pStyle w:val="PlainText"/>
         <w:numPr>
-          <w:ilvl w:val="1"/>
+          <w:ilvl w:val="0"/>
           <w:numId w:val="29"/>
         </w:numPr>
         <w:spacing w:after="200" w:line="276" w:lineRule="auto"/>
@@ -7225,22 +7369,14 @@
           <w:sz w:val="18"/>
           <w:szCs w:val="18"/>
         </w:rPr>
-        <w:t>Delivered a range of websites, e-commerce solutions, and mobile applications</w:t>
-      </w:r>
-      <w:r>
-        <w:rPr>
-          <w:rFonts w:ascii="Aptos Narrow" w:eastAsia="MS Mincho" w:hAnsi="Aptos Narrow" w:cs="Arial"/>
-          <w:sz w:val="18"/>
-          <w:szCs w:val="18"/>
-        </w:rPr>
-        <w:t>.</w:t>
+        <w:t>Oversaw account and product development, continuously evolving the platform based on client feedback.</w:t>
       </w:r>
     </w:p>
     <w:p>
       <w:pPr>
         <w:pStyle w:val="PlainText"/>
         <w:numPr>
-          <w:ilvl w:val="1"/>
+          <w:ilvl w:val="0"/>
           <w:numId w:val="29"/>
         </w:numPr>
         <w:spacing w:after="200" w:line="276" w:lineRule="auto"/>
@@ -7257,56 +7393,38 @@
           <w:sz w:val="18"/>
           <w:szCs w:val="18"/>
         </w:rPr>
-        <w:t xml:space="preserve">Managed an IT account </w:t>
-      </w:r>
-      <w:r>
-        <w:rPr>
-          <w:rFonts w:ascii="Aptos Narrow" w:eastAsia="MS Mincho" w:hAnsi="Aptos Narrow" w:cs="Arial"/>
-          <w:sz w:val="18"/>
-          <w:szCs w:val="18"/>
-        </w:rPr>
-        <w:t xml:space="preserve">modernising their environment from </w:t>
-      </w:r>
-      <w:proofErr w:type="gramStart"/>
-      <w:r>
-        <w:rPr>
-          <w:rFonts w:ascii="Aptos Narrow" w:eastAsia="MS Mincho" w:hAnsi="Aptos Narrow" w:cs="Arial"/>
-          <w:sz w:val="18"/>
-          <w:szCs w:val="18"/>
-        </w:rPr>
-        <w:t>on-premise</w:t>
-      </w:r>
-      <w:proofErr w:type="gramEnd"/>
-      <w:r>
-        <w:rPr>
-          <w:rFonts w:ascii="Aptos Narrow" w:eastAsia="MS Mincho" w:hAnsi="Aptos Narrow" w:cs="Arial"/>
-          <w:sz w:val="18"/>
-          <w:szCs w:val="18"/>
-        </w:rPr>
-        <w:t xml:space="preserve"> to </w:t>
-      </w:r>
-      <w:r>
-        <w:rPr>
-          <w:rFonts w:ascii="Aptos Narrow" w:eastAsia="MS Mincho" w:hAnsi="Aptos Narrow" w:cs="Arial"/>
-          <w:sz w:val="18"/>
-          <w:szCs w:val="18"/>
-        </w:rPr>
-        <w:t>cloud</w:t>
-      </w:r>
-      <w:r>
-        <w:rPr>
-          <w:rFonts w:ascii="Aptos Narrow" w:eastAsia="MS Mincho" w:hAnsi="Aptos Narrow" w:cs="Arial"/>
-          <w:sz w:val="18"/>
-          <w:szCs w:val="18"/>
-        </w:rPr>
-        <w:t>.</w:t>
+        <w:t>Achieved a 97% user satisfaction score, delivered over 1,000 personalised marketing campaigns, and generated more than 1 million brand impressions annually.</w:t>
+      </w:r>
+    </w:p>
+    <w:p>
+      <w:pPr>
+        <w:pStyle w:val="PlainText"/>
+        <w:spacing w:after="200" w:line="276" w:lineRule="auto"/>
+        <w:contextualSpacing/>
+        <w:rPr>
+          <w:rFonts w:ascii="Aptos Narrow" w:eastAsia="MS Mincho" w:hAnsi="Aptos Narrow" w:cs="Arial"/>
+          <w:b/>
+          <w:bCs/>
+          <w:sz w:val="18"/>
+          <w:szCs w:val="18"/>
+        </w:rPr>
+      </w:pPr>
+      <w:r>
+        <w:rPr>
+          <w:rFonts w:ascii="Aptos Narrow" w:eastAsia="MS Mincho" w:hAnsi="Aptos Narrow" w:cs="Arial"/>
+          <w:b/>
+          <w:bCs/>
+          <w:sz w:val="18"/>
+          <w:szCs w:val="18"/>
+        </w:rPr>
+        <w:t>Delivery of Digital Projects:</w:t>
       </w:r>
     </w:p>
     <w:p>
       <w:pPr>
         <w:pStyle w:val="PlainText"/>
         <w:numPr>
-          <w:ilvl w:val="1"/>
+          <w:ilvl w:val="0"/>
           <w:numId w:val="29"/>
         </w:numPr>
         <w:spacing w:after="200" w:line="276" w:lineRule="auto"/>
@@ -7323,6 +7441,200 @@
           <w:sz w:val="18"/>
           <w:szCs w:val="18"/>
         </w:rPr>
+        <w:t xml:space="preserve">Managed accounts for high-profile clients including </w:t>
+      </w:r>
+      <w:proofErr w:type="spellStart"/>
+      <w:r>
+        <w:rPr>
+          <w:rFonts w:ascii="Aptos Narrow" w:eastAsia="MS Mincho" w:hAnsi="Aptos Narrow" w:cs="Arial"/>
+          <w:sz w:val="18"/>
+          <w:szCs w:val="18"/>
+        </w:rPr>
+        <w:t>Britax</w:t>
+      </w:r>
+      <w:proofErr w:type="spellEnd"/>
+      <w:r>
+        <w:rPr>
+          <w:rFonts w:ascii="Aptos Narrow" w:eastAsia="MS Mincho" w:hAnsi="Aptos Narrow" w:cs="Arial"/>
+          <w:sz w:val="18"/>
+          <w:szCs w:val="18"/>
+        </w:rPr>
+        <w:t xml:space="preserve">, </w:t>
+      </w:r>
+      <w:proofErr w:type="spellStart"/>
+      <w:r>
+        <w:rPr>
+          <w:rFonts w:ascii="Aptos Narrow" w:eastAsia="MS Mincho" w:hAnsi="Aptos Narrow" w:cs="Arial"/>
+          <w:sz w:val="18"/>
+          <w:szCs w:val="18"/>
+        </w:rPr>
+        <w:t>BlueChipIT</w:t>
+      </w:r>
+      <w:proofErr w:type="spellEnd"/>
+      <w:r>
+        <w:rPr>
+          <w:rFonts w:ascii="Aptos Narrow" w:eastAsia="MS Mincho" w:hAnsi="Aptos Narrow" w:cs="Arial"/>
+          <w:sz w:val="18"/>
+          <w:szCs w:val="18"/>
+        </w:rPr>
+        <w:t xml:space="preserve">, Bob Jane T-Marts, Isuzu, Live Combat Sports, </w:t>
+      </w:r>
+      <w:proofErr w:type="spellStart"/>
+      <w:r>
+        <w:rPr>
+          <w:rFonts w:ascii="Aptos Narrow" w:eastAsia="MS Mincho" w:hAnsi="Aptos Narrow" w:cs="Arial"/>
+          <w:sz w:val="18"/>
+          <w:szCs w:val="18"/>
+        </w:rPr>
+        <w:t>SecureCorp</w:t>
+      </w:r>
+      <w:proofErr w:type="spellEnd"/>
+      <w:r>
+        <w:rPr>
+          <w:rFonts w:ascii="Aptos Narrow" w:eastAsia="MS Mincho" w:hAnsi="Aptos Narrow" w:cs="Arial"/>
+          <w:sz w:val="18"/>
+          <w:szCs w:val="18"/>
+        </w:rPr>
+        <w:t>, and Traffic Technologies.</w:t>
+      </w:r>
+    </w:p>
+    <w:p>
+      <w:pPr>
+        <w:pStyle w:val="PlainText"/>
+        <w:numPr>
+          <w:ilvl w:val="0"/>
+          <w:numId w:val="29"/>
+        </w:numPr>
+        <w:spacing w:after="200" w:line="276" w:lineRule="auto"/>
+        <w:contextualSpacing/>
+        <w:rPr>
+          <w:rFonts w:ascii="Aptos Narrow" w:eastAsia="MS Mincho" w:hAnsi="Aptos Narrow" w:cs="Arial"/>
+          <w:sz w:val="18"/>
+          <w:szCs w:val="18"/>
+        </w:rPr>
+      </w:pPr>
+      <w:r>
+        <w:rPr>
+          <w:rFonts w:ascii="Aptos Narrow" w:eastAsia="MS Mincho" w:hAnsi="Aptos Narrow" w:cs="Arial"/>
+          <w:sz w:val="18"/>
+          <w:szCs w:val="18"/>
+        </w:rPr>
+        <w:t xml:space="preserve">Delivered a </w:t>
+      </w:r>
+      <w:proofErr w:type="gramStart"/>
+      <w:r>
+        <w:rPr>
+          <w:rFonts w:ascii="Aptos Narrow" w:eastAsia="MS Mincho" w:hAnsi="Aptos Narrow" w:cs="Arial"/>
+          <w:sz w:val="18"/>
+          <w:szCs w:val="18"/>
+        </w:rPr>
+        <w:t>websites</w:t>
+      </w:r>
+      <w:proofErr w:type="gramEnd"/>
+      <w:r>
+        <w:rPr>
+          <w:rFonts w:ascii="Aptos Narrow" w:eastAsia="MS Mincho" w:hAnsi="Aptos Narrow" w:cs="Arial"/>
+          <w:sz w:val="18"/>
+          <w:szCs w:val="18"/>
+        </w:rPr>
+        <w:t>, e-commerce solutions, and mobile applications</w:t>
+      </w:r>
+      <w:r>
+        <w:rPr>
+          <w:rFonts w:ascii="Aptos Narrow" w:eastAsia="MS Mincho" w:hAnsi="Aptos Narrow" w:cs="Arial"/>
+          <w:sz w:val="18"/>
+          <w:szCs w:val="18"/>
+        </w:rPr>
+        <w:t>.</w:t>
+      </w:r>
+    </w:p>
+    <w:p>
+      <w:pPr>
+        <w:pStyle w:val="PlainText"/>
+        <w:numPr>
+          <w:ilvl w:val="0"/>
+          <w:numId w:val="29"/>
+        </w:numPr>
+        <w:spacing w:after="200" w:line="276" w:lineRule="auto"/>
+        <w:contextualSpacing/>
+        <w:rPr>
+          <w:rFonts w:ascii="Aptos Narrow" w:eastAsia="MS Mincho" w:hAnsi="Aptos Narrow" w:cs="Arial"/>
+          <w:sz w:val="18"/>
+          <w:szCs w:val="18"/>
+        </w:rPr>
+      </w:pPr>
+      <w:r>
+        <w:rPr>
+          <w:rFonts w:ascii="Aptos Narrow" w:eastAsia="MS Mincho" w:hAnsi="Aptos Narrow" w:cs="Arial"/>
+          <w:sz w:val="18"/>
+          <w:szCs w:val="18"/>
+        </w:rPr>
+        <w:t xml:space="preserve">Managed an IT account </w:t>
+      </w:r>
+      <w:r>
+        <w:rPr>
+          <w:rFonts w:ascii="Aptos Narrow" w:eastAsia="MS Mincho" w:hAnsi="Aptos Narrow" w:cs="Arial"/>
+          <w:sz w:val="18"/>
+          <w:szCs w:val="18"/>
+        </w:rPr>
+        <w:t xml:space="preserve">modernising their environment from </w:t>
+      </w:r>
+      <w:proofErr w:type="gramStart"/>
+      <w:r>
+        <w:rPr>
+          <w:rFonts w:ascii="Aptos Narrow" w:eastAsia="MS Mincho" w:hAnsi="Aptos Narrow" w:cs="Arial"/>
+          <w:sz w:val="18"/>
+          <w:szCs w:val="18"/>
+        </w:rPr>
+        <w:t>on-premise</w:t>
+      </w:r>
+      <w:proofErr w:type="gramEnd"/>
+      <w:r>
+        <w:rPr>
+          <w:rFonts w:ascii="Aptos Narrow" w:eastAsia="MS Mincho" w:hAnsi="Aptos Narrow" w:cs="Arial"/>
+          <w:sz w:val="18"/>
+          <w:szCs w:val="18"/>
+        </w:rPr>
+        <w:t xml:space="preserve"> to </w:t>
+      </w:r>
+      <w:r>
+        <w:rPr>
+          <w:rFonts w:ascii="Aptos Narrow" w:eastAsia="MS Mincho" w:hAnsi="Aptos Narrow" w:cs="Arial"/>
+          <w:sz w:val="18"/>
+          <w:szCs w:val="18"/>
+        </w:rPr>
+        <w:t>cloud</w:t>
+      </w:r>
+      <w:r>
+        <w:rPr>
+          <w:rFonts w:ascii="Aptos Narrow" w:eastAsia="MS Mincho" w:hAnsi="Aptos Narrow" w:cs="Arial"/>
+          <w:sz w:val="18"/>
+          <w:szCs w:val="18"/>
+        </w:rPr>
+        <w:t>.</w:t>
+      </w:r>
+    </w:p>
+    <w:p>
+      <w:pPr>
+        <w:pStyle w:val="PlainText"/>
+        <w:numPr>
+          <w:ilvl w:val="0"/>
+          <w:numId w:val="29"/>
+        </w:numPr>
+        <w:spacing w:after="200" w:line="276" w:lineRule="auto"/>
+        <w:contextualSpacing/>
+        <w:rPr>
+          <w:rFonts w:ascii="Aptos Narrow" w:eastAsia="MS Mincho" w:hAnsi="Aptos Narrow" w:cs="Arial"/>
+          <w:sz w:val="18"/>
+          <w:szCs w:val="18"/>
+        </w:rPr>
+      </w:pPr>
+      <w:r>
+        <w:rPr>
+          <w:rFonts w:ascii="Aptos Narrow" w:eastAsia="MS Mincho" w:hAnsi="Aptos Narrow" w:cs="Arial"/>
+          <w:sz w:val="18"/>
+          <w:szCs w:val="18"/>
+        </w:rPr>
         <w:t xml:space="preserve">Developed a comprehensive digital platform for </w:t>
       </w:r>
       <w:proofErr w:type="spellStart"/>
@@ -7380,9 +7692,23 @@
           <w:szCs w:val="18"/>
         </w:rPr>
         <w:pict w14:anchorId="5C0AFFC8">
-          <v:rect id="_x0000_i1031" style="width:0;height:1.5pt" o:hralign="center" o:hrstd="t" o:hr="t" fillcolor="#a0a0a0" stroked="f"/>
+          <v:rect id="_x0000_i1030" style="width:0;height:1.5pt" o:hralign="center" o:hrstd="t" o:hr="t" fillcolor="#a0a0a0" stroked="f"/>
         </w:pict>
       </w:r>
+    </w:p>
+    <w:p>
+      <w:pPr>
+        <w:pStyle w:val="PlainText"/>
+        <w:spacing w:after="200" w:line="276" w:lineRule="auto"/>
+        <w:contextualSpacing/>
+        <w:rPr>
+          <w:rFonts w:ascii="Aptos Narrow" w:eastAsia="MS Mincho" w:hAnsi="Aptos Narrow" w:cs="Arial"/>
+          <w:b/>
+          <w:bCs/>
+          <w:sz w:val="18"/>
+          <w:szCs w:val="18"/>
+        </w:rPr>
+      </w:pPr>
     </w:p>
     <w:p>
       <w:pPr>
@@ -7517,7 +7843,15 @@
           <w:sz w:val="18"/>
           <w:szCs w:val="18"/>
         </w:rPr>
-        <w:t>A multidisciplinary firm specialising in IT, marketing, digital development, graphic design, and business consulting.</w:t>
+        <w:t xml:space="preserve">A multidisciplinary firm specialising in </w:t>
+      </w:r>
+      <w:r>
+        <w:rPr>
+          <w:rFonts w:ascii="Aptos Narrow" w:eastAsia="MS Mincho" w:hAnsi="Aptos Narrow" w:cs="Arial"/>
+          <w:sz w:val="18"/>
+          <w:szCs w:val="18"/>
+        </w:rPr>
+        <w:t>managed services, software engineering and digital marketing</w:t>
       </w:r>
     </w:p>
     <w:p>
@@ -7693,7 +8027,31 @@
           <w:sz w:val="18"/>
           <w:szCs w:val="18"/>
         </w:rPr>
-        <w:t>, a bespoke CRM tailored to client requirements, successfully implemented in manufacturing and lighting businesses.</w:t>
+        <w:t xml:space="preserve">, a bespoke CRM tailored to client requirements, </w:t>
+      </w:r>
+      <w:r>
+        <w:rPr>
+          <w:rFonts w:ascii="Aptos Narrow" w:eastAsia="MS Mincho" w:hAnsi="Aptos Narrow" w:cs="Arial"/>
+          <w:sz w:val="18"/>
+          <w:szCs w:val="18"/>
+        </w:rPr>
+        <w:t>primarily</w:t>
+      </w:r>
+      <w:r>
+        <w:rPr>
+          <w:rFonts w:ascii="Aptos Narrow" w:eastAsia="MS Mincho" w:hAnsi="Aptos Narrow" w:cs="Arial"/>
+          <w:sz w:val="18"/>
+          <w:szCs w:val="18"/>
+        </w:rPr>
+        <w:t xml:space="preserve"> manufacturing</w:t>
+      </w:r>
+      <w:r>
+        <w:rPr>
+          <w:rFonts w:ascii="Aptos Narrow" w:eastAsia="MS Mincho" w:hAnsi="Aptos Narrow" w:cs="Arial"/>
+          <w:sz w:val="18"/>
+          <w:szCs w:val="18"/>
+        </w:rPr>
+        <w:t xml:space="preserve"> businesses.</w:t>
       </w:r>
     </w:p>
     <w:p>
@@ -7717,7 +8075,15 @@
           <w:sz w:val="18"/>
           <w:szCs w:val="18"/>
         </w:rPr>
-        <w:t xml:space="preserve">Collaborated with AFL legend Peter </w:t>
+        <w:t xml:space="preserve">Collaborated </w:t>
+      </w:r>
+      <w:r>
+        <w:rPr>
+          <w:rFonts w:ascii="Aptos Narrow" w:eastAsia="MS Mincho" w:hAnsi="Aptos Narrow" w:cs="Arial"/>
+          <w:sz w:val="18"/>
+          <w:szCs w:val="18"/>
+        </w:rPr>
+        <w:t xml:space="preserve">with </w:t>
       </w:r>
       <w:proofErr w:type="spellStart"/>
       <w:r>
@@ -7726,7 +8092,7 @@
           <w:sz w:val="18"/>
           <w:szCs w:val="18"/>
         </w:rPr>
-        <w:t>Daicos</w:t>
+        <w:t>SportzStats</w:t>
       </w:r>
       <w:proofErr w:type="spellEnd"/>
       <w:r>
@@ -7735,48 +8101,44 @@
           <w:sz w:val="18"/>
           <w:szCs w:val="18"/>
         </w:rPr>
-        <w:t xml:space="preserve"> to design and develop </w:t>
-      </w:r>
-      <w:proofErr w:type="spellStart"/>
-      <w:r>
-        <w:rPr>
-          <w:rFonts w:ascii="Aptos Narrow" w:eastAsia="MS Mincho" w:hAnsi="Aptos Narrow" w:cs="Arial"/>
-          <w:sz w:val="18"/>
-          <w:szCs w:val="18"/>
-        </w:rPr>
-        <w:t>SportzStats</w:t>
-      </w:r>
-      <w:proofErr w:type="spellEnd"/>
-      <w:r>
-        <w:rPr>
-          <w:rFonts w:ascii="Aptos Narrow" w:eastAsia="MS Mincho" w:hAnsi="Aptos Narrow" w:cs="Arial"/>
-          <w:sz w:val="18"/>
-          <w:szCs w:val="18"/>
-        </w:rPr>
-        <w:t>, a community website and a handheld game shaped like a football or soccer ball, enabling children to record goals and points.</w:t>
-      </w:r>
-    </w:p>
-    <w:p>
-      <w:pPr>
-        <w:pStyle w:val="PlainText"/>
-        <w:spacing w:after="200" w:line="276" w:lineRule="auto"/>
-        <w:contextualSpacing/>
-        <w:rPr>
-          <w:rFonts w:ascii="Aptos Narrow" w:eastAsia="MS Mincho" w:hAnsi="Aptos Narrow" w:cs="Arial"/>
-          <w:sz w:val="18"/>
-          <w:szCs w:val="18"/>
-        </w:rPr>
-      </w:pPr>
-      <w:r>
-        <w:rPr>
-          <w:rFonts w:ascii="Aptos Narrow" w:eastAsia="MS Mincho" w:hAnsi="Aptos Narrow" w:cs="Arial"/>
-          <w:sz w:val="18"/>
-          <w:szCs w:val="18"/>
-        </w:rPr>
-        <w:pict w14:anchorId="2D037366">
-          <v:rect id="_x0000_i1032" style="width:0;height:1.5pt" o:hralign="center" o:hrstd="t" o:hr="t" fillcolor="#a0a0a0" stroked="f"/>
-        </w:pict>
-      </w:r>
+        <w:t xml:space="preserve"> to build</w:t>
+      </w:r>
+      <w:r>
+        <w:rPr>
+          <w:rFonts w:ascii="Aptos Narrow" w:eastAsia="MS Mincho" w:hAnsi="Aptos Narrow" w:cs="Arial"/>
+          <w:sz w:val="18"/>
+          <w:szCs w:val="18"/>
+        </w:rPr>
+        <w:t xml:space="preserve"> a community website and a handheld game shaped like a football or soccer ball, enabling children to record goals and points.</w:t>
+      </w:r>
+    </w:p>
+    <w:p>
+      <w:pPr>
+        <w:pStyle w:val="PlainText"/>
+        <w:spacing w:after="200" w:line="276" w:lineRule="auto"/>
+        <w:contextualSpacing/>
+        <w:rPr>
+          <w:rFonts w:ascii="Aptos Narrow" w:eastAsia="MS Mincho" w:hAnsi="Aptos Narrow" w:cs="Arial"/>
+          <w:b/>
+          <w:bCs/>
+          <w:sz w:val="18"/>
+          <w:szCs w:val="18"/>
+        </w:rPr>
+      </w:pPr>
+    </w:p>
+    <w:p>
+      <w:pPr>
+        <w:pStyle w:val="PlainText"/>
+        <w:spacing w:after="200" w:line="276" w:lineRule="auto"/>
+        <w:contextualSpacing/>
+        <w:rPr>
+          <w:rFonts w:ascii="Aptos Narrow" w:eastAsia="MS Mincho" w:hAnsi="Aptos Narrow" w:cs="Arial"/>
+          <w:b/>
+          <w:bCs/>
+          <w:sz w:val="18"/>
+          <w:szCs w:val="18"/>
+        </w:rPr>
+      </w:pPr>
     </w:p>
     <w:p>
       <w:pPr>
@@ -8076,10 +8438,24 @@
           <w:sz w:val="18"/>
           <w:szCs w:val="18"/>
         </w:rPr>
-        <w:pict w14:anchorId="786EDE6D">
-          <v:rect id="_x0000_i1033" style="width:0;height:1.5pt" o:hralign="center" o:hrstd="t" o:hr="t" fillcolor="#a0a0a0" stroked="f"/>
+        <w:pict w14:anchorId="2AD337E6">
+          <v:rect id="_x0000_i1031" style="width:0;height:1.5pt" o:hralign="center" o:hrstd="t" o:hr="t" fillcolor="#a0a0a0" stroked="f"/>
         </w:pict>
       </w:r>
+    </w:p>
+    <w:p>
+      <w:pPr>
+        <w:pStyle w:val="PlainText"/>
+        <w:spacing w:after="200" w:line="276" w:lineRule="auto"/>
+        <w:contextualSpacing/>
+        <w:rPr>
+          <w:rFonts w:ascii="Aptos Narrow" w:eastAsia="MS Mincho" w:hAnsi="Aptos Narrow" w:cs="Arial"/>
+          <w:b/>
+          <w:bCs/>
+          <w:sz w:val="18"/>
+          <w:szCs w:val="18"/>
+        </w:rPr>
+      </w:pPr>
     </w:p>
     <w:p>
       <w:pPr>
@@ -8325,9 +8701,23 @@
           <w:szCs w:val="18"/>
         </w:rPr>
         <w:pict w14:anchorId="5057FBA6">
-          <v:rect id="_x0000_i1034" style="width:0;height:1.5pt" o:hralign="center" o:hrstd="t" o:hr="t" fillcolor="#a0a0a0" stroked="f"/>
+          <v:rect id="_x0000_i1032" style="width:0;height:1.5pt" o:hralign="center" o:hrstd="t" o:hr="t" fillcolor="#a0a0a0" stroked="f"/>
         </w:pict>
       </w:r>
+    </w:p>
+    <w:p>
+      <w:pPr>
+        <w:pStyle w:val="PlainText"/>
+        <w:spacing w:after="200" w:line="276" w:lineRule="auto"/>
+        <w:contextualSpacing/>
+        <w:rPr>
+          <w:rFonts w:ascii="Aptos Narrow" w:eastAsia="MS Mincho" w:hAnsi="Aptos Narrow" w:cs="Arial"/>
+          <w:b/>
+          <w:bCs/>
+          <w:sz w:val="18"/>
+          <w:szCs w:val="18"/>
+        </w:rPr>
+      </w:pPr>
     </w:p>
     <w:p>
       <w:pPr>
@@ -8551,9 +8941,23 @@
           <w:szCs w:val="18"/>
         </w:rPr>
         <w:pict w14:anchorId="5A5DF97A">
-          <v:rect id="_x0000_i1035" style="width:0;height:1.5pt" o:hralign="center" o:hrstd="t" o:hr="t" fillcolor="#a0a0a0" stroked="f"/>
+          <v:rect id="_x0000_i1033" style="width:0;height:1.5pt" o:hralign="center" o:hrstd="t" o:hr="t" fillcolor="#a0a0a0" stroked="f"/>
         </w:pict>
       </w:r>
+    </w:p>
+    <w:p>
+      <w:pPr>
+        <w:pStyle w:val="PlainText"/>
+        <w:spacing w:after="200" w:line="276" w:lineRule="auto"/>
+        <w:contextualSpacing/>
+        <w:rPr>
+          <w:rFonts w:ascii="Aptos Narrow" w:eastAsia="MS Mincho" w:hAnsi="Aptos Narrow" w:cs="Arial"/>
+          <w:b/>
+          <w:bCs/>
+          <w:sz w:val="18"/>
+          <w:szCs w:val="18"/>
+        </w:rPr>
+      </w:pPr>
     </w:p>
     <w:p>
       <w:pPr>
@@ -8799,7 +9203,7 @@
       <w:footerReference w:type="default" r:id="rId12"/>
       <w:headerReference w:type="first" r:id="rId13"/>
       <w:pgSz w:w="11900" w:h="16820"/>
-      <w:pgMar w:top="1440" w:right="1440" w:bottom="1135" w:left="1440" w:header="708" w:footer="0" w:gutter="0"/>
+      <w:pgMar w:top="1135" w:right="1440" w:bottom="1135" w:left="1440" w:header="708" w:footer="0" w:gutter="0"/>
       <w:pgNumType w:start="1"/>
       <w:cols w:space="708"/>
       <w:titlePg/>
@@ -11591,9 +11995,9 @@
       <w:lvlJc w:val="left"/>
       <w:pPr>
         <w:tabs>
-          <w:tab w:val="num" w:pos="720"/>
-        </w:tabs>
-        <w:ind w:left="720" w:hanging="360"/>
+          <w:tab w:val="num" w:pos="360"/>
+        </w:tabs>
+        <w:ind w:left="360" w:hanging="360"/>
       </w:pPr>
       <w:rPr>
         <w:rFonts w:ascii="Symbol" w:hAnsi="Symbol" w:hint="default"/>
@@ -11607,9 +12011,9 @@
       <w:lvlJc w:val="left"/>
       <w:pPr>
         <w:tabs>
-          <w:tab w:val="num" w:pos="1440"/>
-        </w:tabs>
-        <w:ind w:left="1440" w:hanging="360"/>
+          <w:tab w:val="num" w:pos="1080"/>
+        </w:tabs>
+        <w:ind w:left="1080" w:hanging="360"/>
       </w:pPr>
       <w:rPr>
         <w:rFonts w:ascii="Courier New" w:hAnsi="Courier New" w:hint="default"/>
@@ -11623,9 +12027,9 @@
       <w:lvlJc w:val="left"/>
       <w:pPr>
         <w:tabs>
-          <w:tab w:val="num" w:pos="2160"/>
-        </w:tabs>
-        <w:ind w:left="2160" w:hanging="360"/>
+          <w:tab w:val="num" w:pos="1800"/>
+        </w:tabs>
+        <w:ind w:left="1800" w:hanging="360"/>
       </w:pPr>
       <w:rPr>
         <w:rFonts w:ascii="Wingdings" w:hAnsi="Wingdings" w:hint="default"/>
@@ -11639,9 +12043,9 @@
       <w:lvlJc w:val="left"/>
       <w:pPr>
         <w:tabs>
-          <w:tab w:val="num" w:pos="2880"/>
-        </w:tabs>
-        <w:ind w:left="2880" w:hanging="360"/>
+          <w:tab w:val="num" w:pos="2520"/>
+        </w:tabs>
+        <w:ind w:left="2520" w:hanging="360"/>
       </w:pPr>
       <w:rPr>
         <w:rFonts w:ascii="Wingdings" w:hAnsi="Wingdings" w:hint="default"/>
@@ -11655,9 +12059,9 @@
       <w:lvlJc w:val="left"/>
       <w:pPr>
         <w:tabs>
-          <w:tab w:val="num" w:pos="3600"/>
-        </w:tabs>
-        <w:ind w:left="3600" w:hanging="360"/>
+          <w:tab w:val="num" w:pos="3240"/>
+        </w:tabs>
+        <w:ind w:left="3240" w:hanging="360"/>
       </w:pPr>
       <w:rPr>
         <w:rFonts w:ascii="Wingdings" w:hAnsi="Wingdings" w:hint="default"/>
@@ -11671,9 +12075,9 @@
       <w:lvlJc w:val="left"/>
       <w:pPr>
         <w:tabs>
-          <w:tab w:val="num" w:pos="4320"/>
-        </w:tabs>
-        <w:ind w:left="4320" w:hanging="360"/>
+          <w:tab w:val="num" w:pos="3960"/>
+        </w:tabs>
+        <w:ind w:left="3960" w:hanging="360"/>
       </w:pPr>
       <w:rPr>
         <w:rFonts w:ascii="Wingdings" w:hAnsi="Wingdings" w:hint="default"/>
@@ -11687,9 +12091,9 @@
       <w:lvlJc w:val="left"/>
       <w:pPr>
         <w:tabs>
-          <w:tab w:val="num" w:pos="5040"/>
-        </w:tabs>
-        <w:ind w:left="5040" w:hanging="360"/>
+          <w:tab w:val="num" w:pos="4680"/>
+        </w:tabs>
+        <w:ind w:left="4680" w:hanging="360"/>
       </w:pPr>
       <w:rPr>
         <w:rFonts w:ascii="Wingdings" w:hAnsi="Wingdings" w:hint="default"/>
@@ -11703,9 +12107,9 @@
       <w:lvlJc w:val="left"/>
       <w:pPr>
         <w:tabs>
-          <w:tab w:val="num" w:pos="5760"/>
-        </w:tabs>
-        <w:ind w:left="5760" w:hanging="360"/>
+          <w:tab w:val="num" w:pos="5400"/>
+        </w:tabs>
+        <w:ind w:left="5400" w:hanging="360"/>
       </w:pPr>
       <w:rPr>
         <w:rFonts w:ascii="Wingdings" w:hAnsi="Wingdings" w:hint="default"/>
@@ -11719,9 +12123,9 @@
       <w:lvlJc w:val="left"/>
       <w:pPr>
         <w:tabs>
-          <w:tab w:val="num" w:pos="6480"/>
-        </w:tabs>
-        <w:ind w:left="6480" w:hanging="360"/>
+          <w:tab w:val="num" w:pos="6120"/>
+        </w:tabs>
+        <w:ind w:left="6120" w:hanging="360"/>
       </w:pPr>
       <w:rPr>
         <w:rFonts w:ascii="Wingdings" w:hAnsi="Wingdings" w:hint="default"/>

--- a/public/CV Peter Bardenhagen.docx
+++ b/public/CV Peter Bardenhagen.docx
@@ -1237,29 +1237,7 @@
                 <w:sz w:val="16"/>
                 <w:szCs w:val="16"/>
               </w:rPr>
-              <w:t xml:space="preserve">Capgemini </w:t>
-            </w:r>
-            <w:proofErr w:type="gramStart"/>
-            <w:r>
-              <w:rPr>
-                <w:rFonts w:ascii="Aptos Narrow" w:hAnsi="Aptos Narrow" w:cstheme="minorHAnsi"/>
-                <w:bCs/>
-                <w:color w:val="000000" w:themeColor="text1"/>
-                <w:sz w:val="16"/>
-                <w:szCs w:val="16"/>
-              </w:rPr>
-              <w:t>Lead</w:t>
-            </w:r>
-            <w:proofErr w:type="gramEnd"/>
-            <w:r>
-              <w:rPr>
-                <w:rFonts w:ascii="Aptos Narrow" w:hAnsi="Aptos Narrow" w:cstheme="minorHAnsi"/>
-                <w:bCs/>
-                <w:color w:val="000000" w:themeColor="text1"/>
-                <w:sz w:val="16"/>
-                <w:szCs w:val="16"/>
-              </w:rPr>
-              <w:t xml:space="preserve"> Architect</w:t>
+              <w:t>Capgemini Lead Architect</w:t>
             </w:r>
           </w:p>
         </w:tc>
@@ -1525,7 +1503,6 @@
                 <w:szCs w:val="16"/>
               </w:rPr>
             </w:pPr>
-            <w:proofErr w:type="spellStart"/>
             <w:r>
               <w:rPr>
                 <w:rFonts w:ascii="Aptos Narrow" w:hAnsi="Aptos Narrow" w:cstheme="minorHAnsi"/>
@@ -1534,18 +1511,7 @@
                 <w:sz w:val="16"/>
                 <w:szCs w:val="16"/>
               </w:rPr>
-              <w:t>SAFe</w:t>
-            </w:r>
-            <w:proofErr w:type="spellEnd"/>
-            <w:r>
-              <w:rPr>
-                <w:rFonts w:ascii="Aptos Narrow" w:hAnsi="Aptos Narrow" w:cstheme="minorHAnsi"/>
-                <w:bCs/>
-                <w:color w:val="000000" w:themeColor="text1"/>
-                <w:sz w:val="16"/>
-                <w:szCs w:val="16"/>
-              </w:rPr>
-              <w:t xml:space="preserve"> Agilist 5.0</w:t>
+              <w:t>SAFe Agilist 5.0</w:t>
             </w:r>
           </w:p>
         </w:tc>
@@ -2216,7 +2182,6 @@
               </w:rPr>
               <w:t xml:space="preserve">, </w:t>
             </w:r>
-            <w:proofErr w:type="spellStart"/>
             <w:r>
               <w:rPr>
                 <w:rFonts w:ascii="Aptos Narrow" w:hAnsi="Aptos Narrow" w:cstheme="minorHAnsi"/>
@@ -2225,18 +2190,7 @@
                 <w:sz w:val="12"/>
                 <w:szCs w:val="12"/>
               </w:rPr>
-              <w:t>PowerBI</w:t>
-            </w:r>
-            <w:proofErr w:type="spellEnd"/>
-            <w:r>
-              <w:rPr>
-                <w:rFonts w:ascii="Aptos Narrow" w:hAnsi="Aptos Narrow" w:cstheme="minorHAnsi"/>
-                <w:bCs/>
-                <w:color w:val="000000" w:themeColor="text1"/>
-                <w:sz w:val="12"/>
-                <w:szCs w:val="12"/>
-              </w:rPr>
-              <w:t xml:space="preserve">, </w:t>
+              <w:t xml:space="preserve">PowerBI, </w:t>
             </w:r>
             <w:r>
               <w:rPr>
@@ -2355,6 +2309,413 @@
     </w:p>
     <w:p>
       <w:pPr>
+        <w:pStyle w:val="PlainText"/>
+        <w:spacing w:after="200" w:line="276" w:lineRule="auto"/>
+        <w:contextualSpacing/>
+        <w:rPr>
+          <w:rFonts w:ascii="Aptos Narrow" w:eastAsia="MS Mincho" w:hAnsi="Aptos Narrow" w:cs="Arial"/>
+          <w:b/>
+          <w:bCs/>
+          <w:sz w:val="18"/>
+          <w:szCs w:val="18"/>
+        </w:rPr>
+      </w:pPr>
+      <w:r>
+        <w:rPr>
+          <w:rFonts w:ascii="Aptos Narrow" w:eastAsia="MS Mincho" w:hAnsi="Aptos Narrow" w:cs="Arial"/>
+          <w:b/>
+          <w:bCs/>
+          <w:sz w:val="18"/>
+          <w:szCs w:val="18"/>
+        </w:rPr>
+        <w:t>Solution Architect</w:t>
+      </w:r>
+    </w:p>
+    <w:p>
+      <w:pPr>
+        <w:pStyle w:val="PlainText"/>
+        <w:spacing w:after="200" w:line="276" w:lineRule="auto"/>
+        <w:contextualSpacing/>
+        <w:rPr>
+          <w:rFonts w:ascii="Aptos Narrow" w:hAnsi="Aptos Narrow" w:cs="Arial"/>
+          <w:i/>
+          <w:iCs/>
+          <w:color w:val="000000" w:themeColor="text1"/>
+          <w:sz w:val="18"/>
+          <w:szCs w:val="18"/>
+        </w:rPr>
+      </w:pPr>
+      <w:r>
+        <w:rPr>
+          <w:rFonts w:ascii="Aptos Narrow" w:eastAsia="MS Mincho" w:hAnsi="Aptos Narrow" w:cs="Arial"/>
+          <w:b/>
+          <w:bCs/>
+          <w:sz w:val="18"/>
+          <w:szCs w:val="18"/>
+        </w:rPr>
+        <w:t xml:space="preserve">Recusant </w:t>
+      </w:r>
+      <w:r>
+        <w:rPr>
+          <w:rFonts w:ascii="Aptos Narrow" w:eastAsia="MS Mincho" w:hAnsi="Aptos Narrow" w:cs="Arial"/>
+          <w:sz w:val="18"/>
+          <w:szCs w:val="18"/>
+        </w:rPr>
+        <w:t>–</w:t>
+      </w:r>
+      <w:r>
+        <w:rPr>
+          <w:rFonts w:ascii="Aptos Narrow" w:eastAsia="MS Mincho" w:hAnsi="Aptos Narrow" w:cs="Arial"/>
+          <w:sz w:val="18"/>
+          <w:szCs w:val="18"/>
+        </w:rPr>
+        <w:t xml:space="preserve"> Brisbane</w:t>
+      </w:r>
+      <w:r>
+        <w:rPr>
+          <w:rFonts w:ascii="Aptos Narrow" w:eastAsia="MS Mincho" w:hAnsi="Aptos Narrow" w:cs="Arial"/>
+          <w:sz w:val="18"/>
+          <w:szCs w:val="18"/>
+        </w:rPr>
+        <w:br/>
+      </w:r>
+      <w:r>
+        <w:rPr>
+          <w:rFonts w:ascii="Aptos Narrow" w:hAnsi="Aptos Narrow" w:cs="Arial"/>
+          <w:i/>
+          <w:iCs/>
+          <w:color w:val="000000" w:themeColor="text1"/>
+          <w:sz w:val="18"/>
+          <w:szCs w:val="18"/>
+        </w:rPr>
+        <w:t>March</w:t>
+      </w:r>
+      <w:r>
+        <w:rPr>
+          <w:rFonts w:ascii="Aptos Narrow" w:hAnsi="Aptos Narrow" w:cs="Arial"/>
+          <w:i/>
+          <w:iCs/>
+          <w:color w:val="000000" w:themeColor="text1"/>
+          <w:sz w:val="18"/>
+          <w:szCs w:val="18"/>
+        </w:rPr>
+        <w:t xml:space="preserve"> 2024 – Present</w:t>
+      </w:r>
+    </w:p>
+    <w:p>
+      <w:pPr>
+        <w:pStyle w:val="PlainText"/>
+        <w:spacing w:after="200" w:line="276" w:lineRule="auto"/>
+        <w:contextualSpacing/>
+        <w:rPr>
+          <w:rFonts w:ascii="Aptos Narrow" w:hAnsi="Aptos Narrow" w:cs="Arial"/>
+          <w:color w:val="000000" w:themeColor="text1"/>
+          <w:sz w:val="18"/>
+          <w:szCs w:val="18"/>
+        </w:rPr>
+      </w:pPr>
+      <w:r>
+        <w:rPr>
+          <w:rFonts w:ascii="Aptos Narrow" w:hAnsi="Aptos Narrow" w:cs="Arial"/>
+          <w:b/>
+          <w:bCs/>
+          <w:color w:val="000000" w:themeColor="text1"/>
+          <w:sz w:val="18"/>
+          <w:szCs w:val="18"/>
+        </w:rPr>
+        <w:t>Overview</w:t>
+      </w:r>
+      <w:r>
+        <w:rPr>
+          <w:rFonts w:ascii="Aptos Narrow" w:hAnsi="Aptos Narrow" w:cs="Arial"/>
+          <w:color w:val="000000" w:themeColor="text1"/>
+          <w:sz w:val="18"/>
+          <w:szCs w:val="18"/>
+        </w:rPr>
+        <w:t>:</w:t>
+      </w:r>
+      <w:r>
+        <w:rPr>
+          <w:rFonts w:ascii="Aptos Narrow" w:hAnsi="Aptos Narrow" w:cs="Arial"/>
+          <w:color w:val="000000" w:themeColor="text1"/>
+          <w:sz w:val="18"/>
+          <w:szCs w:val="18"/>
+        </w:rPr>
+        <w:t xml:space="preserve"> </w:t>
+      </w:r>
+      <w:r>
+        <w:rPr>
+          <w:rFonts w:ascii="Aptos Narrow" w:hAnsi="Aptos Narrow" w:cs="Arial"/>
+          <w:color w:val="000000" w:themeColor="text1"/>
+          <w:sz w:val="18"/>
+          <w:szCs w:val="18"/>
+        </w:rPr>
+        <w:t>Engaged in short-term contracts while pursuing opportunities for longer-term roles.</w:t>
+      </w:r>
+      <w:r>
+        <w:rPr>
+          <w:rFonts w:ascii="Aptos Narrow" w:hAnsi="Aptos Narrow" w:cs="Arial"/>
+          <w:color w:val="000000" w:themeColor="text1"/>
+          <w:sz w:val="18"/>
+          <w:szCs w:val="18"/>
+        </w:rPr>
+        <w:br/>
+      </w:r>
+      <w:r>
+        <w:rPr>
+          <w:rFonts w:ascii="Aptos Narrow" w:hAnsi="Aptos Narrow" w:cs="Arial"/>
+          <w:b/>
+          <w:bCs/>
+          <w:color w:val="000000" w:themeColor="text1"/>
+          <w:sz w:val="18"/>
+          <w:szCs w:val="18"/>
+        </w:rPr>
+        <w:t>Responsibilities</w:t>
+      </w:r>
+      <w:r>
+        <w:rPr>
+          <w:rFonts w:ascii="Aptos Narrow" w:hAnsi="Aptos Narrow" w:cs="Arial"/>
+          <w:color w:val="000000" w:themeColor="text1"/>
+          <w:sz w:val="18"/>
+          <w:szCs w:val="18"/>
+        </w:rPr>
+        <w:t>:</w:t>
+      </w:r>
+    </w:p>
+    <w:p>
+      <w:pPr>
+        <w:pStyle w:val="PlainText"/>
+        <w:numPr>
+          <w:ilvl w:val="0"/>
+          <w:numId w:val="36"/>
+        </w:numPr>
+        <w:spacing w:after="200" w:line="276" w:lineRule="auto"/>
+        <w:contextualSpacing/>
+        <w:rPr>
+          <w:rFonts w:ascii="Aptos Narrow" w:hAnsi="Aptos Narrow" w:cs="Arial"/>
+          <w:color w:val="000000" w:themeColor="text1"/>
+          <w:sz w:val="18"/>
+          <w:szCs w:val="18"/>
+        </w:rPr>
+      </w:pPr>
+      <w:r>
+        <w:rPr>
+          <w:rFonts w:ascii="Aptos Narrow" w:hAnsi="Aptos Narrow" w:cs="Arial"/>
+          <w:color w:val="000000" w:themeColor="text1"/>
+          <w:sz w:val="18"/>
+          <w:szCs w:val="18"/>
+        </w:rPr>
+        <w:t>Lead the architecture and delivery of innovative, AI-driven information management solutions tailored to enterprise clients.</w:t>
+      </w:r>
+    </w:p>
+    <w:p>
+      <w:pPr>
+        <w:pStyle w:val="PlainText"/>
+        <w:numPr>
+          <w:ilvl w:val="0"/>
+          <w:numId w:val="36"/>
+        </w:numPr>
+        <w:spacing w:after="200" w:line="276" w:lineRule="auto"/>
+        <w:contextualSpacing/>
+        <w:rPr>
+          <w:rFonts w:ascii="Aptos Narrow" w:hAnsi="Aptos Narrow" w:cs="Arial"/>
+          <w:color w:val="000000" w:themeColor="text1"/>
+          <w:sz w:val="18"/>
+          <w:szCs w:val="18"/>
+        </w:rPr>
+      </w:pPr>
+      <w:r>
+        <w:rPr>
+          <w:rFonts w:ascii="Aptos Narrow" w:hAnsi="Aptos Narrow" w:cs="Arial"/>
+          <w:color w:val="000000" w:themeColor="text1"/>
+          <w:sz w:val="18"/>
+          <w:szCs w:val="18"/>
+        </w:rPr>
+        <w:t>Provide strategic architectural governance, ensuring alignment between technical implementations and client business objectives.</w:t>
+      </w:r>
+    </w:p>
+    <w:p>
+      <w:pPr>
+        <w:pStyle w:val="PlainText"/>
+        <w:numPr>
+          <w:ilvl w:val="0"/>
+          <w:numId w:val="36"/>
+        </w:numPr>
+        <w:spacing w:after="200" w:line="276" w:lineRule="auto"/>
+        <w:contextualSpacing/>
+        <w:rPr>
+          <w:rFonts w:ascii="Aptos Narrow" w:hAnsi="Aptos Narrow" w:cs="Arial"/>
+          <w:color w:val="000000" w:themeColor="text1"/>
+          <w:sz w:val="18"/>
+          <w:szCs w:val="18"/>
+        </w:rPr>
+      </w:pPr>
+      <w:r>
+        <w:rPr>
+          <w:rFonts w:ascii="Aptos Narrow" w:hAnsi="Aptos Narrow" w:cs="Arial"/>
+          <w:color w:val="000000" w:themeColor="text1"/>
+          <w:sz w:val="18"/>
+          <w:szCs w:val="18"/>
+        </w:rPr>
+        <w:t>Manage and mentor cross-functional development teams, ensuring high-quality, scalable, and secure software delivery.</w:t>
+      </w:r>
+    </w:p>
+    <w:p>
+      <w:pPr>
+        <w:pStyle w:val="PlainText"/>
+        <w:numPr>
+          <w:ilvl w:val="0"/>
+          <w:numId w:val="36"/>
+        </w:numPr>
+        <w:spacing w:after="200" w:line="276" w:lineRule="auto"/>
+        <w:contextualSpacing/>
+        <w:rPr>
+          <w:rFonts w:ascii="Aptos Narrow" w:hAnsi="Aptos Narrow" w:cs="Arial"/>
+          <w:color w:val="000000" w:themeColor="text1"/>
+          <w:sz w:val="18"/>
+          <w:szCs w:val="18"/>
+        </w:rPr>
+      </w:pPr>
+      <w:r>
+        <w:rPr>
+          <w:rFonts w:ascii="Aptos Narrow" w:hAnsi="Aptos Narrow" w:cs="Arial"/>
+          <w:color w:val="000000" w:themeColor="text1"/>
+          <w:sz w:val="18"/>
+          <w:szCs w:val="18"/>
+        </w:rPr>
+        <w:t>Translate complex business requirements into clear, robust, and maintainable technical solutions.</w:t>
+      </w:r>
+    </w:p>
+    <w:p>
+      <w:pPr>
+        <w:pStyle w:val="PlainText"/>
+        <w:numPr>
+          <w:ilvl w:val="0"/>
+          <w:numId w:val="36"/>
+        </w:numPr>
+        <w:spacing w:after="200" w:line="276" w:lineRule="auto"/>
+        <w:contextualSpacing/>
+        <w:rPr>
+          <w:rFonts w:ascii="Aptos Narrow" w:hAnsi="Aptos Narrow" w:cs="Arial"/>
+          <w:color w:val="000000" w:themeColor="text1"/>
+          <w:sz w:val="18"/>
+          <w:szCs w:val="18"/>
+        </w:rPr>
+      </w:pPr>
+      <w:r>
+        <w:rPr>
+          <w:rFonts w:ascii="Aptos Narrow" w:hAnsi="Aptos Narrow" w:cs="Arial"/>
+          <w:color w:val="000000" w:themeColor="text1"/>
+          <w:sz w:val="18"/>
+          <w:szCs w:val="18"/>
+        </w:rPr>
+        <w:t>Facilitate effective stakeholder engagement, clarifying technical strategy and ensuring successful project outcomes.</w:t>
+      </w:r>
+    </w:p>
+    <w:p>
+      <w:pPr>
+        <w:pStyle w:val="PlainText"/>
+        <w:numPr>
+          <w:ilvl w:val="0"/>
+          <w:numId w:val="36"/>
+        </w:numPr>
+        <w:spacing w:after="200" w:line="276" w:lineRule="auto"/>
+        <w:contextualSpacing/>
+        <w:rPr>
+          <w:rFonts w:ascii="Aptos Narrow" w:hAnsi="Aptos Narrow" w:cs="Arial"/>
+          <w:color w:val="000000" w:themeColor="text1"/>
+          <w:sz w:val="18"/>
+          <w:szCs w:val="18"/>
+        </w:rPr>
+      </w:pPr>
+      <w:r>
+        <w:rPr>
+          <w:rFonts w:ascii="Aptos Narrow" w:hAnsi="Aptos Narrow" w:cs="Arial"/>
+          <w:color w:val="000000" w:themeColor="text1"/>
+          <w:sz w:val="18"/>
+          <w:szCs w:val="18"/>
+        </w:rPr>
+        <w:t>Drive continuous innovation by integrating cutting-edge cloud technologies and automation frameworks into Recusant's product offerings.</w:t>
+      </w:r>
+    </w:p>
+    <w:p>
+      <w:pPr>
+        <w:pStyle w:val="PlainText"/>
+        <w:numPr>
+          <w:ilvl w:val="0"/>
+          <w:numId w:val="36"/>
+        </w:numPr>
+        <w:spacing w:after="200" w:line="276" w:lineRule="auto"/>
+        <w:contextualSpacing/>
+        <w:rPr>
+          <w:rFonts w:ascii="Aptos Narrow" w:hAnsi="Aptos Narrow" w:cs="Arial"/>
+          <w:color w:val="000000" w:themeColor="text1"/>
+          <w:sz w:val="18"/>
+          <w:szCs w:val="18"/>
+        </w:rPr>
+      </w:pPr>
+      <w:r>
+        <w:rPr>
+          <w:rFonts w:ascii="Aptos Narrow" w:hAnsi="Aptos Narrow" w:cs="Arial"/>
+          <w:color w:val="000000" w:themeColor="text1"/>
+          <w:sz w:val="18"/>
+          <w:szCs w:val="18"/>
+        </w:rPr>
+        <w:lastRenderedPageBreak/>
+        <w:t>Develop and execute tactical marketing plans and strategic positioning, including targeted campaigns, content marketing, and industry engagement to enhance Recusant’s market presence and generate qualified leads.</w:t>
+      </w:r>
+    </w:p>
+    <w:p>
+      <w:pPr>
+        <w:pStyle w:val="PlainText"/>
+        <w:numPr>
+          <w:ilvl w:val="0"/>
+          <w:numId w:val="36"/>
+        </w:numPr>
+        <w:spacing w:after="200" w:line="276" w:lineRule="auto"/>
+        <w:contextualSpacing/>
+        <w:rPr>
+          <w:rFonts w:ascii="Aptos Narrow" w:eastAsia="MS Mincho" w:hAnsi="Aptos Narrow" w:cs="Arial"/>
+          <w:b/>
+          <w:bCs/>
+          <w:sz w:val="18"/>
+          <w:szCs w:val="18"/>
+        </w:rPr>
+      </w:pPr>
+      <w:r>
+        <w:rPr>
+          <w:rFonts w:ascii="Aptos Narrow" w:hAnsi="Aptos Narrow" w:cs="Arial"/>
+          <w:color w:val="000000" w:themeColor="text1"/>
+          <w:sz w:val="18"/>
+          <w:szCs w:val="18"/>
+        </w:rPr>
+        <w:t>Collaborate closely with leadership on marketing strategy to effectively communicate value propositions, strengthen brand identity, and support business development objectives.</w:t>
+      </w:r>
+    </w:p>
+    <w:p>
+      <w:pPr>
+        <w:pStyle w:val="PlainText"/>
+        <w:spacing w:after="200" w:line="276" w:lineRule="auto"/>
+        <w:contextualSpacing/>
+        <w:rPr>
+          <w:rFonts w:ascii="Aptos Narrow" w:eastAsia="MS Mincho" w:hAnsi="Aptos Narrow" w:cs="Arial"/>
+          <w:sz w:val="18"/>
+          <w:szCs w:val="18"/>
+        </w:rPr>
+      </w:pPr>
+      <w:r>
+        <w:rPr>
+          <w:rFonts w:ascii="Aptos Narrow" w:eastAsia="MS Mincho" w:hAnsi="Aptos Narrow" w:cs="Arial"/>
+          <w:sz w:val="18"/>
+          <w:szCs w:val="18"/>
+        </w:rPr>
+        <w:pict w14:anchorId="66CBA543">
+          <v:rect id="_x0000_i1040" style="width:0;height:1.5pt" o:hralign="center" o:hrstd="t" o:hr="t" fillcolor="#a0a0a0" stroked="f"/>
+        </w:pict>
+      </w:r>
+    </w:p>
+    <w:p>
+      <w:pPr>
         <w:spacing w:after="0" w:line="264" w:lineRule="auto"/>
         <w:rPr>
           <w:rFonts w:ascii="Aptos Narrow" w:hAnsi="Aptos Narrow" w:cs="Arial"/>
@@ -2654,31 +3015,7 @@
           <w:sz w:val="18"/>
           <w:szCs w:val="18"/>
         </w:rPr>
-        <w:t xml:space="preserve">Carter </w:t>
-      </w:r>
-      <w:proofErr w:type="spellStart"/>
-      <w:r>
-        <w:rPr>
-          <w:rFonts w:ascii="Aptos Narrow" w:hAnsi="Aptos Narrow" w:cs="Arial"/>
-          <w:b/>
-          <w:bCs/>
-          <w:color w:val="000000" w:themeColor="text1"/>
-          <w:sz w:val="18"/>
-          <w:szCs w:val="18"/>
-        </w:rPr>
-        <w:t>Capner</w:t>
-      </w:r>
-      <w:proofErr w:type="spellEnd"/>
-      <w:r>
-        <w:rPr>
-          <w:rFonts w:ascii="Aptos Narrow" w:hAnsi="Aptos Narrow" w:cs="Arial"/>
-          <w:b/>
-          <w:bCs/>
-          <w:color w:val="000000" w:themeColor="text1"/>
-          <w:sz w:val="18"/>
-          <w:szCs w:val="18"/>
-        </w:rPr>
-        <w:t xml:space="preserve"> Law</w:t>
+        <w:t>Carter Capner Law</w:t>
       </w:r>
       <w:r>
         <w:rPr>
@@ -2866,7 +3203,6 @@
           <w:sz w:val="18"/>
           <w:szCs w:val="18"/>
         </w:rPr>
-        <w:lastRenderedPageBreak/>
         <w:t>Custom App</w:t>
       </w:r>
       <w:r>
@@ -3963,25 +4299,7 @@
           <w:sz w:val="18"/>
           <w:szCs w:val="18"/>
         </w:rPr>
-        <w:t xml:space="preserve">Engaged with clients such as Pharmacy Guild of Australia, Parliament of South Australia, </w:t>
-      </w:r>
-      <w:proofErr w:type="spellStart"/>
-      <w:r>
-        <w:rPr>
-          <w:rFonts w:ascii="Aptos Narrow" w:eastAsia="MS Mincho" w:hAnsi="Aptos Narrow" w:cs="Arial"/>
-          <w:sz w:val="18"/>
-          <w:szCs w:val="18"/>
-        </w:rPr>
-        <w:t>LendLease</w:t>
-      </w:r>
-      <w:proofErr w:type="spellEnd"/>
-      <w:r>
-        <w:rPr>
-          <w:rFonts w:ascii="Aptos Narrow" w:eastAsia="MS Mincho" w:hAnsi="Aptos Narrow" w:cs="Arial"/>
-          <w:sz w:val="18"/>
-          <w:szCs w:val="18"/>
-        </w:rPr>
-        <w:t>, APA Group, and Brisbane City Council</w:t>
+        <w:t>Engaged with clients such as Pharmacy Guild of Australia, Parliament of South Australia, LendLease, APA Group, and Brisbane City Council</w:t>
       </w:r>
       <w:r>
         <w:rPr>
@@ -4127,27 +4445,16 @@
           <w:szCs w:val="18"/>
         </w:rPr>
       </w:pPr>
-      <w:proofErr w:type="spellStart"/>
-      <w:r>
-        <w:rPr>
-          <w:rFonts w:ascii="Aptos Narrow" w:eastAsia="MS Mincho" w:hAnsi="Aptos Narrow" w:cs="Arial"/>
-          <w:b/>
-          <w:bCs/>
-          <w:sz w:val="18"/>
-          <w:szCs w:val="18"/>
-        </w:rPr>
-        <w:t>Symbion</w:t>
-      </w:r>
-      <w:proofErr w:type="spellEnd"/>
-      <w:r>
-        <w:rPr>
-          <w:rFonts w:ascii="Aptos Narrow" w:eastAsia="MS Mincho" w:hAnsi="Aptos Narrow" w:cs="Arial"/>
-          <w:b/>
-          <w:bCs/>
-          <w:sz w:val="18"/>
-          <w:szCs w:val="18"/>
-        </w:rPr>
-        <w:t xml:space="preserve"> Shop</w:t>
+      <w:r>
+        <w:rPr>
+          <w:rFonts w:ascii="Aptos Narrow" w:eastAsia="MS Mincho" w:hAnsi="Aptos Narrow" w:cs="Arial"/>
+          <w:b/>
+          <w:bCs/>
+          <w:sz w:val="18"/>
+          <w:szCs w:val="18"/>
+        </w:rPr>
+        <w:lastRenderedPageBreak/>
+        <w:t>Symbion Shop</w:t>
       </w:r>
       <w:r>
         <w:rPr>
@@ -4529,23 +4836,13 @@
           <w:szCs w:val="18"/>
         </w:rPr>
       </w:pPr>
-      <w:proofErr w:type="spellStart"/>
-      <w:r>
-        <w:rPr>
-          <w:rFonts w:ascii="Aptos Narrow" w:eastAsia="MS Mincho" w:hAnsi="Aptos Narrow" w:cs="Arial"/>
-          <w:sz w:val="18"/>
-          <w:szCs w:val="18"/>
-        </w:rPr>
-        <w:t>EasyVisit</w:t>
-      </w:r>
-      <w:proofErr w:type="spellEnd"/>
-      <w:r>
-        <w:rPr>
-          <w:rFonts w:ascii="Aptos Narrow" w:eastAsia="MS Mincho" w:hAnsi="Aptos Narrow" w:cs="Arial"/>
-          <w:sz w:val="18"/>
-          <w:szCs w:val="18"/>
-        </w:rPr>
-        <w:t xml:space="preserve"> GP appointments platform, supporting 200+ medical centres and 500,000+ bookings in its first year, along with complementary tools like a Check-in Kiosk and Hours Manager</w:t>
+      <w:r>
+        <w:rPr>
+          <w:rFonts w:ascii="Aptos Narrow" w:eastAsia="MS Mincho" w:hAnsi="Aptos Narrow" w:cs="Arial"/>
+          <w:sz w:val="18"/>
+          <w:szCs w:val="18"/>
+        </w:rPr>
+        <w:t>EasyVisit GP appointments platform, supporting 200+ medical centres and 500,000+ bookings in its first year, along with complementary tools like a Check-in Kiosk and Hours Manager</w:t>
       </w:r>
       <w:r>
         <w:rPr>
@@ -4563,20 +4860,8 @@
           <w:sz w:val="18"/>
           <w:szCs w:val="18"/>
         </w:rPr>
-        <w:t xml:space="preserve">.Net Core, Angular, Web API, </w:t>
-      </w:r>
-      <w:proofErr w:type="spellStart"/>
-      <w:r>
-        <w:rPr>
-          <w:rFonts w:ascii="Aptos Narrow" w:eastAsia="MS Mincho" w:hAnsi="Aptos Narrow" w:cs="Arial"/>
-          <w:i/>
-          <w:iCs/>
-          <w:sz w:val="18"/>
-          <w:szCs w:val="18"/>
-        </w:rPr>
-        <w:t>SignalR</w:t>
-      </w:r>
-      <w:proofErr w:type="spellEnd"/>
+        <w:t>.Net Core, Angular, Web API, SignalR</w:t>
+      </w:r>
       <w:r>
         <w:rPr>
           <w:rFonts w:ascii="Aptos Narrow" w:eastAsia="MS Mincho" w:hAnsi="Aptos Narrow" w:cs="Arial"/>
@@ -4711,7 +4996,6 @@
           <w:sz w:val="18"/>
           <w:szCs w:val="18"/>
         </w:rPr>
-        <w:lastRenderedPageBreak/>
         <w:t>Technical Project Manager – R&amp;D, Messaging, and Data Migration</w:t>
       </w:r>
     </w:p>
@@ -4920,7 +5204,6 @@
           <w:szCs w:val="18"/>
         </w:rPr>
       </w:pPr>
-      <w:proofErr w:type="gramStart"/>
       <w:r>
         <w:rPr>
           <w:rFonts w:ascii="Aptos Narrow" w:eastAsia="MS Mincho" w:hAnsi="Aptos Narrow" w:cs="Arial"/>
@@ -4935,16 +5218,7 @@
           <w:sz w:val="18"/>
           <w:szCs w:val="18"/>
         </w:rPr>
-        <w:t>,</w:t>
-      </w:r>
-      <w:proofErr w:type="gramEnd"/>
-      <w:r>
-        <w:rPr>
-          <w:rFonts w:ascii="Aptos Narrow" w:eastAsia="MS Mincho" w:hAnsi="Aptos Narrow" w:cs="Arial"/>
-          <w:sz w:val="18"/>
-          <w:szCs w:val="18"/>
-        </w:rPr>
-        <w:t xml:space="preserve"> </w:t>
+        <w:t xml:space="preserve">, </w:t>
       </w:r>
       <w:r>
         <w:rPr>
@@ -5232,20 +5506,8 @@
           <w:sz w:val="18"/>
           <w:szCs w:val="18"/>
         </w:rPr>
-        <w:t xml:space="preserve">Mobile Apps for </w:t>
-      </w:r>
-      <w:proofErr w:type="spellStart"/>
-      <w:r>
-        <w:rPr>
-          <w:rFonts w:ascii="Aptos Narrow" w:eastAsia="MS Mincho" w:hAnsi="Aptos Narrow" w:cs="Arial"/>
-          <w:b/>
-          <w:bCs/>
-          <w:sz w:val="18"/>
-          <w:szCs w:val="18"/>
-        </w:rPr>
-        <w:t>StatePlus</w:t>
-      </w:r>
-      <w:proofErr w:type="spellEnd"/>
+        <w:t>Mobile Apps for StatePlus</w:t>
+      </w:r>
       <w:r>
         <w:rPr>
           <w:rFonts w:ascii="Aptos Narrow" w:eastAsia="MS Mincho" w:hAnsi="Aptos Narrow" w:cs="Arial"/>
@@ -5518,29 +5780,7 @@
           <w:sz w:val="18"/>
           <w:szCs w:val="18"/>
         </w:rPr>
-        <w:t xml:space="preserve">Product Owner of </w:t>
-      </w:r>
-      <w:proofErr w:type="spellStart"/>
-      <w:r>
-        <w:rPr>
-          <w:rFonts w:ascii="Aptos Narrow" w:eastAsia="MS Mincho" w:hAnsi="Aptos Narrow" w:cs="Arial"/>
-          <w:b/>
-          <w:bCs/>
-          <w:sz w:val="18"/>
-          <w:szCs w:val="18"/>
-        </w:rPr>
-        <w:t>InPlace</w:t>
-      </w:r>
-      <w:proofErr w:type="spellEnd"/>
-      <w:r>
-        <w:rPr>
-          <w:rFonts w:ascii="Aptos Narrow" w:eastAsia="MS Mincho" w:hAnsi="Aptos Narrow" w:cs="Arial"/>
-          <w:b/>
-          <w:bCs/>
-          <w:sz w:val="18"/>
-          <w:szCs w:val="18"/>
-        </w:rPr>
-        <w:t xml:space="preserve"> Software</w:t>
+        <w:t>Product Owner of InPlace Software</w:t>
       </w:r>
       <w:r>
         <w:rPr>
@@ -5864,6 +6104,7 @@
           <w:sz w:val="18"/>
           <w:szCs w:val="18"/>
         </w:rPr>
+        <w:lastRenderedPageBreak/>
         <w:t>Manager, Development &amp; Testing</w:t>
       </w:r>
     </w:p>
@@ -6456,7 +6697,6 @@
           <w:szCs w:val="18"/>
         </w:rPr>
       </w:pPr>
-      <w:proofErr w:type="spellStart"/>
       <w:r>
         <w:rPr>
           <w:rFonts w:ascii="Aptos Narrow" w:eastAsia="MS Mincho" w:hAnsi="Aptos Narrow" w:cs="Arial"/>
@@ -6467,7 +6707,6 @@
         </w:rPr>
         <w:t>MyFuture</w:t>
       </w:r>
-      <w:proofErr w:type="spellEnd"/>
       <w:r>
         <w:rPr>
           <w:rFonts w:ascii="Aptos Narrow" w:eastAsia="MS Mincho" w:hAnsi="Aptos Narrow" w:cs="Arial"/>
@@ -6574,7 +6813,6 @@
           <w:sz w:val="18"/>
           <w:szCs w:val="18"/>
         </w:rPr>
-        <w:lastRenderedPageBreak/>
         <w:t>Software Engineering</w:t>
       </w:r>
       <w:r>
@@ -7441,61 +7679,7 @@
           <w:sz w:val="18"/>
           <w:szCs w:val="18"/>
         </w:rPr>
-        <w:t xml:space="preserve">Managed accounts for high-profile clients including </w:t>
-      </w:r>
-      <w:proofErr w:type="spellStart"/>
-      <w:r>
-        <w:rPr>
-          <w:rFonts w:ascii="Aptos Narrow" w:eastAsia="MS Mincho" w:hAnsi="Aptos Narrow" w:cs="Arial"/>
-          <w:sz w:val="18"/>
-          <w:szCs w:val="18"/>
-        </w:rPr>
-        <w:t>Britax</w:t>
-      </w:r>
-      <w:proofErr w:type="spellEnd"/>
-      <w:r>
-        <w:rPr>
-          <w:rFonts w:ascii="Aptos Narrow" w:eastAsia="MS Mincho" w:hAnsi="Aptos Narrow" w:cs="Arial"/>
-          <w:sz w:val="18"/>
-          <w:szCs w:val="18"/>
-        </w:rPr>
-        <w:t xml:space="preserve">, </w:t>
-      </w:r>
-      <w:proofErr w:type="spellStart"/>
-      <w:r>
-        <w:rPr>
-          <w:rFonts w:ascii="Aptos Narrow" w:eastAsia="MS Mincho" w:hAnsi="Aptos Narrow" w:cs="Arial"/>
-          <w:sz w:val="18"/>
-          <w:szCs w:val="18"/>
-        </w:rPr>
-        <w:t>BlueChipIT</w:t>
-      </w:r>
-      <w:proofErr w:type="spellEnd"/>
-      <w:r>
-        <w:rPr>
-          <w:rFonts w:ascii="Aptos Narrow" w:eastAsia="MS Mincho" w:hAnsi="Aptos Narrow" w:cs="Arial"/>
-          <w:sz w:val="18"/>
-          <w:szCs w:val="18"/>
-        </w:rPr>
-        <w:t xml:space="preserve">, Bob Jane T-Marts, Isuzu, Live Combat Sports, </w:t>
-      </w:r>
-      <w:proofErr w:type="spellStart"/>
-      <w:r>
-        <w:rPr>
-          <w:rFonts w:ascii="Aptos Narrow" w:eastAsia="MS Mincho" w:hAnsi="Aptos Narrow" w:cs="Arial"/>
-          <w:sz w:val="18"/>
-          <w:szCs w:val="18"/>
-        </w:rPr>
-        <w:t>SecureCorp</w:t>
-      </w:r>
-      <w:proofErr w:type="spellEnd"/>
-      <w:r>
-        <w:rPr>
-          <w:rFonts w:ascii="Aptos Narrow" w:eastAsia="MS Mincho" w:hAnsi="Aptos Narrow" w:cs="Arial"/>
-          <w:sz w:val="18"/>
-          <w:szCs w:val="18"/>
-        </w:rPr>
-        <w:t>, and Traffic Technologies.</w:t>
+        <w:t>Managed accounts for high-profile clients including Britax, BlueChipIT, Bob Jane T-Marts, Isuzu, Live Combat Sports, SecureCorp, and Traffic Technologies.</w:t>
       </w:r>
     </w:p>
     <w:p>
@@ -7519,25 +7703,8 @@
           <w:sz w:val="18"/>
           <w:szCs w:val="18"/>
         </w:rPr>
-        <w:t xml:space="preserve">Delivered a </w:t>
-      </w:r>
-      <w:proofErr w:type="gramStart"/>
-      <w:r>
-        <w:rPr>
-          <w:rFonts w:ascii="Aptos Narrow" w:eastAsia="MS Mincho" w:hAnsi="Aptos Narrow" w:cs="Arial"/>
-          <w:sz w:val="18"/>
-          <w:szCs w:val="18"/>
-        </w:rPr>
-        <w:t>websites</w:t>
-      </w:r>
-      <w:proofErr w:type="gramEnd"/>
-      <w:r>
-        <w:rPr>
-          <w:rFonts w:ascii="Aptos Narrow" w:eastAsia="MS Mincho" w:hAnsi="Aptos Narrow" w:cs="Arial"/>
-          <w:sz w:val="18"/>
-          <w:szCs w:val="18"/>
-        </w:rPr>
-        <w:t>, e-commerce solutions, and mobile applications</w:t>
+        <w:lastRenderedPageBreak/>
+        <w:t>Delivered a websites, e-commerce solutions, and mobile applications</w:t>
       </w:r>
       <w:r>
         <w:rPr>
@@ -7579,7 +7746,6 @@
         </w:rPr>
         <w:t xml:space="preserve">modernising their environment from </w:t>
       </w:r>
-      <w:proofErr w:type="gramStart"/>
       <w:r>
         <w:rPr>
           <w:rFonts w:ascii="Aptos Narrow" w:eastAsia="MS Mincho" w:hAnsi="Aptos Narrow" w:cs="Arial"/>
@@ -7588,7 +7754,6 @@
         </w:rPr>
         <w:t>on-premise</w:t>
       </w:r>
-      <w:proofErr w:type="gramEnd"/>
       <w:r>
         <w:rPr>
           <w:rFonts w:ascii="Aptos Narrow" w:eastAsia="MS Mincho" w:hAnsi="Aptos Narrow" w:cs="Arial"/>
@@ -7635,25 +7800,7 @@
           <w:sz w:val="18"/>
           <w:szCs w:val="18"/>
         </w:rPr>
-        <w:t xml:space="preserve">Developed a comprehensive digital platform for </w:t>
-      </w:r>
-      <w:proofErr w:type="spellStart"/>
-      <w:r>
-        <w:rPr>
-          <w:rFonts w:ascii="Aptos Narrow" w:eastAsia="MS Mincho" w:hAnsi="Aptos Narrow" w:cs="Arial"/>
-          <w:sz w:val="18"/>
-          <w:szCs w:val="18"/>
-        </w:rPr>
-        <w:t>BlueChipIT</w:t>
-      </w:r>
-      <w:proofErr w:type="spellEnd"/>
-      <w:r>
-        <w:rPr>
-          <w:rFonts w:ascii="Aptos Narrow" w:eastAsia="MS Mincho" w:hAnsi="Aptos Narrow" w:cs="Arial"/>
-          <w:sz w:val="18"/>
-          <w:szCs w:val="18"/>
-        </w:rPr>
-        <w:t xml:space="preserve">, integrating it with </w:t>
+        <w:t xml:space="preserve">Developed a comprehensive digital platform for BlueChipIT, integrating it with </w:t>
       </w:r>
       <w:r>
         <w:rPr>
@@ -7747,7 +7894,6 @@
           <w:szCs w:val="18"/>
         </w:rPr>
       </w:pPr>
-      <w:proofErr w:type="spellStart"/>
       <w:r>
         <w:rPr>
           <w:rFonts w:ascii="Aptos Narrow" w:eastAsia="MS Mincho" w:hAnsi="Aptos Narrow" w:cs="Arial"/>
@@ -7758,7 +7904,6 @@
         </w:rPr>
         <w:t>SolutionsCorp</w:t>
       </w:r>
-      <w:proofErr w:type="spellEnd"/>
       <w:r>
         <w:rPr>
           <w:rFonts w:ascii="Aptos Narrow" w:eastAsia="MS Mincho" w:hAnsi="Aptos Narrow" w:cs="Arial"/>
@@ -8009,25 +8154,7 @@
           <w:sz w:val="18"/>
           <w:szCs w:val="18"/>
         </w:rPr>
-        <w:t xml:space="preserve">Developed </w:t>
-      </w:r>
-      <w:proofErr w:type="spellStart"/>
-      <w:r>
-        <w:rPr>
-          <w:rFonts w:ascii="Aptos Narrow" w:eastAsia="MS Mincho" w:hAnsi="Aptos Narrow" w:cs="Arial"/>
-          <w:sz w:val="18"/>
-          <w:szCs w:val="18"/>
-        </w:rPr>
-        <w:t>MyDesk</w:t>
-      </w:r>
-      <w:proofErr w:type="spellEnd"/>
-      <w:r>
-        <w:rPr>
-          <w:rFonts w:ascii="Aptos Narrow" w:eastAsia="MS Mincho" w:hAnsi="Aptos Narrow" w:cs="Arial"/>
-          <w:sz w:val="18"/>
-          <w:szCs w:val="18"/>
-        </w:rPr>
-        <w:t xml:space="preserve">, a bespoke CRM tailored to client requirements, </w:t>
+        <w:t xml:space="preserve">Developed MyDesk, a bespoke CRM tailored to client requirements, </w:t>
       </w:r>
       <w:r>
         <w:rPr>
@@ -8085,7 +8212,6 @@
         </w:rPr>
         <w:t xml:space="preserve">with </w:t>
       </w:r>
-      <w:proofErr w:type="spellStart"/>
       <w:r>
         <w:rPr>
           <w:rFonts w:ascii="Aptos Narrow" w:eastAsia="MS Mincho" w:hAnsi="Aptos Narrow" w:cs="Arial"/>
@@ -8094,7 +8220,6 @@
         </w:rPr>
         <w:t>SportzStats</w:t>
       </w:r>
-      <w:proofErr w:type="spellEnd"/>
       <w:r>
         <w:rPr>
           <w:rFonts w:ascii="Aptos Narrow" w:eastAsia="MS Mincho" w:hAnsi="Aptos Narrow" w:cs="Arial"/>
@@ -8161,7 +8286,6 @@
           <w:sz w:val="18"/>
           <w:szCs w:val="18"/>
         </w:rPr>
-        <w:lastRenderedPageBreak/>
         <w:t>Senior Web Developer</w:t>
       </w:r>
     </w:p>
@@ -8352,25 +8476,7 @@
           <w:sz w:val="18"/>
           <w:szCs w:val="18"/>
         </w:rPr>
-        <w:t xml:space="preserve">Built </w:t>
-      </w:r>
-      <w:proofErr w:type="spellStart"/>
-      <w:r>
-        <w:rPr>
-          <w:rFonts w:ascii="Aptos Narrow" w:eastAsia="MS Mincho" w:hAnsi="Aptos Narrow" w:cs="Arial"/>
-          <w:sz w:val="18"/>
-          <w:szCs w:val="18"/>
-        </w:rPr>
-        <w:t>AgentsWeb</w:t>
-      </w:r>
-      <w:proofErr w:type="spellEnd"/>
-      <w:r>
-        <w:rPr>
-          <w:rFonts w:ascii="Aptos Narrow" w:eastAsia="MS Mincho" w:hAnsi="Aptos Narrow" w:cs="Arial"/>
-          <w:sz w:val="18"/>
-          <w:szCs w:val="18"/>
-        </w:rPr>
-        <w:t>, a backend system for property uploads.</w:t>
+        <w:t>Built AgentsWeb, a backend system for property uploads.</w:t>
       </w:r>
     </w:p>
     <w:p>
@@ -8994,27 +9100,15 @@
           <w:szCs w:val="18"/>
         </w:rPr>
       </w:pPr>
-      <w:proofErr w:type="spellStart"/>
-      <w:r>
-        <w:rPr>
-          <w:rFonts w:ascii="Aptos Narrow" w:eastAsia="MS Mincho" w:hAnsi="Aptos Narrow" w:cs="Arial"/>
-          <w:b/>
-          <w:bCs/>
-          <w:sz w:val="18"/>
-          <w:szCs w:val="18"/>
-        </w:rPr>
-        <w:t>DigitalRez</w:t>
-      </w:r>
-      <w:proofErr w:type="spellEnd"/>
-      <w:r>
-        <w:rPr>
-          <w:rFonts w:ascii="Aptos Narrow" w:eastAsia="MS Mincho" w:hAnsi="Aptos Narrow" w:cs="Arial"/>
-          <w:b/>
-          <w:bCs/>
-          <w:sz w:val="18"/>
-          <w:szCs w:val="18"/>
-        </w:rPr>
-        <w:t xml:space="preserve"> Software</w:t>
+      <w:r>
+        <w:rPr>
+          <w:rFonts w:ascii="Aptos Narrow" w:eastAsia="MS Mincho" w:hAnsi="Aptos Narrow" w:cs="Arial"/>
+          <w:b/>
+          <w:bCs/>
+          <w:sz w:val="18"/>
+          <w:szCs w:val="18"/>
+        </w:rPr>
+        <w:t>DigitalRez Software</w:t>
       </w:r>
       <w:r>
         <w:rPr>
@@ -9044,6 +9138,7 @@
           <w:sz w:val="18"/>
           <w:szCs w:val="18"/>
         </w:rPr>
+        <w:lastRenderedPageBreak/>
         <w:t>November 1998 – August 2000</w:t>
       </w:r>
     </w:p>
@@ -11425,6 +11520,92 @@
     </w:lvl>
   </w:abstractNum>
   <w:abstractNum w:abstractNumId="15" w15:restartNumberingAfterBreak="0">
+    <w:nsid w:val="2A535F02"/>
+    <w:multiLevelType w:val="hybridMultilevel"/>
+    <w:tmpl w:val="242E4C26"/>
+    <w:lvl w:ilvl="0" w:tplc="0C09000F">
+      <w:start w:val="1"/>
+      <w:numFmt w:val="decimal"/>
+      <w:lvlText w:val="%1."/>
+      <w:lvlJc w:val="left"/>
+      <w:pPr>
+        <w:ind w:left="720" w:hanging="360"/>
+      </w:pPr>
+    </w:lvl>
+    <w:lvl w:ilvl="1" w:tplc="0C090019" w:tentative="1">
+      <w:start w:val="1"/>
+      <w:numFmt w:val="lowerLetter"/>
+      <w:lvlText w:val="%2."/>
+      <w:lvlJc w:val="left"/>
+      <w:pPr>
+        <w:ind w:left="1440" w:hanging="360"/>
+      </w:pPr>
+    </w:lvl>
+    <w:lvl w:ilvl="2" w:tplc="0C09001B" w:tentative="1">
+      <w:start w:val="1"/>
+      <w:numFmt w:val="lowerRoman"/>
+      <w:lvlText w:val="%3."/>
+      <w:lvlJc w:val="right"/>
+      <w:pPr>
+        <w:ind w:left="2160" w:hanging="180"/>
+      </w:pPr>
+    </w:lvl>
+    <w:lvl w:ilvl="3" w:tplc="0C09000F" w:tentative="1">
+      <w:start w:val="1"/>
+      <w:numFmt w:val="decimal"/>
+      <w:lvlText w:val="%4."/>
+      <w:lvlJc w:val="left"/>
+      <w:pPr>
+        <w:ind w:left="2880" w:hanging="360"/>
+      </w:pPr>
+    </w:lvl>
+    <w:lvl w:ilvl="4" w:tplc="0C090019" w:tentative="1">
+      <w:start w:val="1"/>
+      <w:numFmt w:val="lowerLetter"/>
+      <w:lvlText w:val="%5."/>
+      <w:lvlJc w:val="left"/>
+      <w:pPr>
+        <w:ind w:left="3600" w:hanging="360"/>
+      </w:pPr>
+    </w:lvl>
+    <w:lvl w:ilvl="5" w:tplc="0C09001B" w:tentative="1">
+      <w:start w:val="1"/>
+      <w:numFmt w:val="lowerRoman"/>
+      <w:lvlText w:val="%6."/>
+      <w:lvlJc w:val="right"/>
+      <w:pPr>
+        <w:ind w:left="4320" w:hanging="180"/>
+      </w:pPr>
+    </w:lvl>
+    <w:lvl w:ilvl="6" w:tplc="0C09000F" w:tentative="1">
+      <w:start w:val="1"/>
+      <w:numFmt w:val="decimal"/>
+      <w:lvlText w:val="%7."/>
+      <w:lvlJc w:val="left"/>
+      <w:pPr>
+        <w:ind w:left="5040" w:hanging="360"/>
+      </w:pPr>
+    </w:lvl>
+    <w:lvl w:ilvl="7" w:tplc="0C090019" w:tentative="1">
+      <w:start w:val="1"/>
+      <w:numFmt w:val="lowerLetter"/>
+      <w:lvlText w:val="%8."/>
+      <w:lvlJc w:val="left"/>
+      <w:pPr>
+        <w:ind w:left="5760" w:hanging="360"/>
+      </w:pPr>
+    </w:lvl>
+    <w:lvl w:ilvl="8" w:tplc="0C09001B" w:tentative="1">
+      <w:start w:val="1"/>
+      <w:numFmt w:val="lowerRoman"/>
+      <w:lvlText w:val="%9."/>
+      <w:lvlJc w:val="right"/>
+      <w:pPr>
+        <w:ind w:left="6480" w:hanging="180"/>
+      </w:pPr>
+    </w:lvl>
+  </w:abstractNum>
+  <w:abstractNum w:abstractNumId="16" w15:restartNumberingAfterBreak="0">
     <w:nsid w:val="2B562AA5"/>
     <w:multiLevelType w:val="multilevel"/>
     <w:tmpl w:val="573AA73A"/>
@@ -11573,7 +11754,7 @@
       </w:rPr>
     </w:lvl>
   </w:abstractNum>
-  <w:abstractNum w:abstractNumId="16" w15:restartNumberingAfterBreak="0">
+  <w:abstractNum w:abstractNumId="17" w15:restartNumberingAfterBreak="0">
     <w:nsid w:val="2B727361"/>
     <w:multiLevelType w:val="multilevel"/>
     <w:tmpl w:val="9028EC9A"/>
@@ -11686,7 +11867,7 @@
       </w:pPr>
     </w:lvl>
   </w:abstractNum>
-  <w:abstractNum w:abstractNumId="17" w15:restartNumberingAfterBreak="0">
+  <w:abstractNum w:abstractNumId="18" w15:restartNumberingAfterBreak="0">
     <w:nsid w:val="2BE11489"/>
     <w:multiLevelType w:val="multilevel"/>
     <w:tmpl w:val="1A1860A0"/>
@@ -11835,7 +12016,7 @@
       </w:rPr>
     </w:lvl>
   </w:abstractNum>
-  <w:abstractNum w:abstractNumId="18" w15:restartNumberingAfterBreak="0">
+  <w:abstractNum w:abstractNumId="19" w15:restartNumberingAfterBreak="0">
     <w:nsid w:val="30BD0DF8"/>
     <w:multiLevelType w:val="multilevel"/>
     <w:tmpl w:val="43BE3108"/>
@@ -11984,7 +12165,7 @@
       </w:rPr>
     </w:lvl>
   </w:abstractNum>
-  <w:abstractNum w:abstractNumId="19" w15:restartNumberingAfterBreak="0">
+  <w:abstractNum w:abstractNumId="20" w15:restartNumberingAfterBreak="0">
     <w:nsid w:val="33C2458E"/>
     <w:multiLevelType w:val="multilevel"/>
     <w:tmpl w:val="3A66C16E"/>
@@ -12133,7 +12314,7 @@
       </w:rPr>
     </w:lvl>
   </w:abstractNum>
-  <w:abstractNum w:abstractNumId="20" w15:restartNumberingAfterBreak="0">
+  <w:abstractNum w:abstractNumId="21" w15:restartNumberingAfterBreak="0">
     <w:nsid w:val="37FF5DB5"/>
     <w:multiLevelType w:val="multilevel"/>
     <w:tmpl w:val="4010F368"/>
@@ -12282,7 +12463,7 @@
       </w:rPr>
     </w:lvl>
   </w:abstractNum>
-  <w:abstractNum w:abstractNumId="21" w15:restartNumberingAfterBreak="0">
+  <w:abstractNum w:abstractNumId="22" w15:restartNumberingAfterBreak="0">
     <w:nsid w:val="4093128F"/>
     <w:multiLevelType w:val="multilevel"/>
     <w:tmpl w:val="72A6BA6A"/>
@@ -12431,7 +12612,7 @@
       </w:rPr>
     </w:lvl>
   </w:abstractNum>
-  <w:abstractNum w:abstractNumId="22" w15:restartNumberingAfterBreak="0">
+  <w:abstractNum w:abstractNumId="23" w15:restartNumberingAfterBreak="0">
     <w:nsid w:val="41510AA2"/>
     <w:multiLevelType w:val="multilevel"/>
     <w:tmpl w:val="8BCA6D34"/>
@@ -12580,7 +12761,7 @@
       </w:rPr>
     </w:lvl>
   </w:abstractNum>
-  <w:abstractNum w:abstractNumId="23" w15:restartNumberingAfterBreak="0">
+  <w:abstractNum w:abstractNumId="24" w15:restartNumberingAfterBreak="0">
     <w:nsid w:val="44E5529C"/>
     <w:multiLevelType w:val="hybridMultilevel"/>
     <w:tmpl w:val="B5868BDC"/>
@@ -12696,7 +12877,7 @@
       </w:rPr>
     </w:lvl>
   </w:abstractNum>
-  <w:abstractNum w:abstractNumId="24" w15:restartNumberingAfterBreak="0">
+  <w:abstractNum w:abstractNumId="25" w15:restartNumberingAfterBreak="0">
     <w:nsid w:val="5038454B"/>
     <w:multiLevelType w:val="multilevel"/>
     <w:tmpl w:val="3F5AAB12"/>
@@ -12845,7 +13026,7 @@
       </w:rPr>
     </w:lvl>
   </w:abstractNum>
-  <w:abstractNum w:abstractNumId="25" w15:restartNumberingAfterBreak="0">
+  <w:abstractNum w:abstractNumId="26" w15:restartNumberingAfterBreak="0">
     <w:nsid w:val="52A13B0D"/>
     <w:multiLevelType w:val="multilevel"/>
     <w:tmpl w:val="3F5AAB12"/>
@@ -12994,7 +13175,7 @@
       </w:rPr>
     </w:lvl>
   </w:abstractNum>
-  <w:abstractNum w:abstractNumId="26" w15:restartNumberingAfterBreak="0">
+  <w:abstractNum w:abstractNumId="27" w15:restartNumberingAfterBreak="0">
     <w:nsid w:val="546E39FA"/>
     <w:multiLevelType w:val="multilevel"/>
     <w:tmpl w:val="CBE83602"/>
@@ -13143,7 +13324,7 @@
       </w:rPr>
     </w:lvl>
   </w:abstractNum>
-  <w:abstractNum w:abstractNumId="27" w15:restartNumberingAfterBreak="0">
+  <w:abstractNum w:abstractNumId="28" w15:restartNumberingAfterBreak="0">
     <w:nsid w:val="5B080A67"/>
     <w:multiLevelType w:val="multilevel"/>
     <w:tmpl w:val="8AC89512"/>
@@ -13265,7 +13446,7 @@
       </w:rPr>
     </w:lvl>
   </w:abstractNum>
-  <w:abstractNum w:abstractNumId="28" w15:restartNumberingAfterBreak="0">
+  <w:abstractNum w:abstractNumId="29" w15:restartNumberingAfterBreak="0">
     <w:nsid w:val="66895FF9"/>
     <w:multiLevelType w:val="multilevel"/>
     <w:tmpl w:val="39386666"/>
@@ -13414,7 +13595,7 @@
       </w:rPr>
     </w:lvl>
   </w:abstractNum>
-  <w:abstractNum w:abstractNumId="29" w15:restartNumberingAfterBreak="0">
+  <w:abstractNum w:abstractNumId="30" w15:restartNumberingAfterBreak="0">
     <w:nsid w:val="66B75600"/>
     <w:multiLevelType w:val="singleLevel"/>
     <w:tmpl w:val="B7F0ED64"/>
@@ -13435,7 +13616,7 @@
       </w:rPr>
     </w:lvl>
   </w:abstractNum>
-  <w:abstractNum w:abstractNumId="30" w15:restartNumberingAfterBreak="0">
+  <w:abstractNum w:abstractNumId="31" w15:restartNumberingAfterBreak="0">
     <w:nsid w:val="66BD35CD"/>
     <w:multiLevelType w:val="multilevel"/>
     <w:tmpl w:val="67C20DC6"/>
@@ -13584,7 +13765,120 @@
       </w:rPr>
     </w:lvl>
   </w:abstractNum>
-  <w:abstractNum w:abstractNumId="31" w15:restartNumberingAfterBreak="0">
+  <w:abstractNum w:abstractNumId="32" w15:restartNumberingAfterBreak="0">
+    <w:nsid w:val="6A72756E"/>
+    <w:multiLevelType w:val="hybridMultilevel"/>
+    <w:tmpl w:val="B88C89C2"/>
+    <w:lvl w:ilvl="0" w:tplc="0C090001">
+      <w:start w:val="1"/>
+      <w:numFmt w:val="bullet"/>
+      <w:lvlText w:val=""/>
+      <w:lvlJc w:val="left"/>
+      <w:pPr>
+        <w:ind w:left="720" w:hanging="360"/>
+      </w:pPr>
+      <w:rPr>
+        <w:rFonts w:ascii="Symbol" w:hAnsi="Symbol" w:hint="default"/>
+      </w:rPr>
+    </w:lvl>
+    <w:lvl w:ilvl="1" w:tplc="0C090003" w:tentative="1">
+      <w:start w:val="1"/>
+      <w:numFmt w:val="bullet"/>
+      <w:lvlText w:val="o"/>
+      <w:lvlJc w:val="left"/>
+      <w:pPr>
+        <w:ind w:left="1440" w:hanging="360"/>
+      </w:pPr>
+      <w:rPr>
+        <w:rFonts w:ascii="Courier New" w:hAnsi="Courier New" w:cs="Courier New" w:hint="default"/>
+      </w:rPr>
+    </w:lvl>
+    <w:lvl w:ilvl="2" w:tplc="0C090005" w:tentative="1">
+      <w:start w:val="1"/>
+      <w:numFmt w:val="bullet"/>
+      <w:lvlText w:val=""/>
+      <w:lvlJc w:val="left"/>
+      <w:pPr>
+        <w:ind w:left="2160" w:hanging="360"/>
+      </w:pPr>
+      <w:rPr>
+        <w:rFonts w:ascii="Wingdings" w:hAnsi="Wingdings" w:hint="default"/>
+      </w:rPr>
+    </w:lvl>
+    <w:lvl w:ilvl="3" w:tplc="0C090001" w:tentative="1">
+      <w:start w:val="1"/>
+      <w:numFmt w:val="bullet"/>
+      <w:lvlText w:val=""/>
+      <w:lvlJc w:val="left"/>
+      <w:pPr>
+        <w:ind w:left="2880" w:hanging="360"/>
+      </w:pPr>
+      <w:rPr>
+        <w:rFonts w:ascii="Symbol" w:hAnsi="Symbol" w:hint="default"/>
+      </w:rPr>
+    </w:lvl>
+    <w:lvl w:ilvl="4" w:tplc="0C090003" w:tentative="1">
+      <w:start w:val="1"/>
+      <w:numFmt w:val="bullet"/>
+      <w:lvlText w:val="o"/>
+      <w:lvlJc w:val="left"/>
+      <w:pPr>
+        <w:ind w:left="3600" w:hanging="360"/>
+      </w:pPr>
+      <w:rPr>
+        <w:rFonts w:ascii="Courier New" w:hAnsi="Courier New" w:cs="Courier New" w:hint="default"/>
+      </w:rPr>
+    </w:lvl>
+    <w:lvl w:ilvl="5" w:tplc="0C090005" w:tentative="1">
+      <w:start w:val="1"/>
+      <w:numFmt w:val="bullet"/>
+      <w:lvlText w:val=""/>
+      <w:lvlJc w:val="left"/>
+      <w:pPr>
+        <w:ind w:left="4320" w:hanging="360"/>
+      </w:pPr>
+      <w:rPr>
+        <w:rFonts w:ascii="Wingdings" w:hAnsi="Wingdings" w:hint="default"/>
+      </w:rPr>
+    </w:lvl>
+    <w:lvl w:ilvl="6" w:tplc="0C090001" w:tentative="1">
+      <w:start w:val="1"/>
+      <w:numFmt w:val="bullet"/>
+      <w:lvlText w:val=""/>
+      <w:lvlJc w:val="left"/>
+      <w:pPr>
+        <w:ind w:left="5040" w:hanging="360"/>
+      </w:pPr>
+      <w:rPr>
+        <w:rFonts w:ascii="Symbol" w:hAnsi="Symbol" w:hint="default"/>
+      </w:rPr>
+    </w:lvl>
+    <w:lvl w:ilvl="7" w:tplc="0C090003" w:tentative="1">
+      <w:start w:val="1"/>
+      <w:numFmt w:val="bullet"/>
+      <w:lvlText w:val="o"/>
+      <w:lvlJc w:val="left"/>
+      <w:pPr>
+        <w:ind w:left="5760" w:hanging="360"/>
+      </w:pPr>
+      <w:rPr>
+        <w:rFonts w:ascii="Courier New" w:hAnsi="Courier New" w:cs="Courier New" w:hint="default"/>
+      </w:rPr>
+    </w:lvl>
+    <w:lvl w:ilvl="8" w:tplc="0C090005" w:tentative="1">
+      <w:start w:val="1"/>
+      <w:numFmt w:val="bullet"/>
+      <w:lvlText w:val=""/>
+      <w:lvlJc w:val="left"/>
+      <w:pPr>
+        <w:ind w:left="6480" w:hanging="360"/>
+      </w:pPr>
+      <w:rPr>
+        <w:rFonts w:ascii="Wingdings" w:hAnsi="Wingdings" w:hint="default"/>
+      </w:rPr>
+    </w:lvl>
+  </w:abstractNum>
+  <w:abstractNum w:abstractNumId="33" w15:restartNumberingAfterBreak="0">
     <w:nsid w:val="6FA01851"/>
     <w:multiLevelType w:val="multilevel"/>
     <w:tmpl w:val="0066930E"/>
@@ -13733,7 +14027,96 @@
       </w:rPr>
     </w:lvl>
   </w:abstractNum>
-  <w:abstractNum w:abstractNumId="32" w15:restartNumberingAfterBreak="0">
+  <w:abstractNum w:abstractNumId="34" w15:restartNumberingAfterBreak="0">
+    <w:nsid w:val="74DF71BD"/>
+    <w:multiLevelType w:val="hybridMultilevel"/>
+    <w:tmpl w:val="02688E50"/>
+    <w:lvl w:ilvl="0" w:tplc="0C090001">
+      <w:start w:val="1"/>
+      <w:numFmt w:val="bullet"/>
+      <w:lvlText w:val=""/>
+      <w:lvlJc w:val="left"/>
+      <w:pPr>
+        <w:ind w:left="720" w:hanging="360"/>
+      </w:pPr>
+      <w:rPr>
+        <w:rFonts w:ascii="Symbol" w:hAnsi="Symbol" w:hint="default"/>
+      </w:rPr>
+    </w:lvl>
+    <w:lvl w:ilvl="1" w:tplc="FFFFFFFF" w:tentative="1">
+      <w:start w:val="1"/>
+      <w:numFmt w:val="lowerLetter"/>
+      <w:lvlText w:val="%2."/>
+      <w:lvlJc w:val="left"/>
+      <w:pPr>
+        <w:ind w:left="1440" w:hanging="360"/>
+      </w:pPr>
+    </w:lvl>
+    <w:lvl w:ilvl="2" w:tplc="FFFFFFFF" w:tentative="1">
+      <w:start w:val="1"/>
+      <w:numFmt w:val="lowerRoman"/>
+      <w:lvlText w:val="%3."/>
+      <w:lvlJc w:val="right"/>
+      <w:pPr>
+        <w:ind w:left="2160" w:hanging="180"/>
+      </w:pPr>
+    </w:lvl>
+    <w:lvl w:ilvl="3" w:tplc="FFFFFFFF" w:tentative="1">
+      <w:start w:val="1"/>
+      <w:numFmt w:val="decimal"/>
+      <w:lvlText w:val="%4."/>
+      <w:lvlJc w:val="left"/>
+      <w:pPr>
+        <w:ind w:left="2880" w:hanging="360"/>
+      </w:pPr>
+    </w:lvl>
+    <w:lvl w:ilvl="4" w:tplc="FFFFFFFF" w:tentative="1">
+      <w:start w:val="1"/>
+      <w:numFmt w:val="lowerLetter"/>
+      <w:lvlText w:val="%5."/>
+      <w:lvlJc w:val="left"/>
+      <w:pPr>
+        <w:ind w:left="3600" w:hanging="360"/>
+      </w:pPr>
+    </w:lvl>
+    <w:lvl w:ilvl="5" w:tplc="FFFFFFFF" w:tentative="1">
+      <w:start w:val="1"/>
+      <w:numFmt w:val="lowerRoman"/>
+      <w:lvlText w:val="%6."/>
+      <w:lvlJc w:val="right"/>
+      <w:pPr>
+        <w:ind w:left="4320" w:hanging="180"/>
+      </w:pPr>
+    </w:lvl>
+    <w:lvl w:ilvl="6" w:tplc="FFFFFFFF" w:tentative="1">
+      <w:start w:val="1"/>
+      <w:numFmt w:val="decimal"/>
+      <w:lvlText w:val="%7."/>
+      <w:lvlJc w:val="left"/>
+      <w:pPr>
+        <w:ind w:left="5040" w:hanging="360"/>
+      </w:pPr>
+    </w:lvl>
+    <w:lvl w:ilvl="7" w:tplc="FFFFFFFF" w:tentative="1">
+      <w:start w:val="1"/>
+      <w:numFmt w:val="lowerLetter"/>
+      <w:lvlText w:val="%8."/>
+      <w:lvlJc w:val="left"/>
+      <w:pPr>
+        <w:ind w:left="5760" w:hanging="360"/>
+      </w:pPr>
+    </w:lvl>
+    <w:lvl w:ilvl="8" w:tplc="FFFFFFFF" w:tentative="1">
+      <w:start w:val="1"/>
+      <w:numFmt w:val="lowerRoman"/>
+      <w:lvlText w:val="%9."/>
+      <w:lvlJc w:val="right"/>
+      <w:pPr>
+        <w:ind w:left="6480" w:hanging="180"/>
+      </w:pPr>
+    </w:lvl>
+  </w:abstractNum>
+  <w:abstractNum w:abstractNumId="35" w15:restartNumberingAfterBreak="0">
     <w:nsid w:val="7F790ABB"/>
     <w:multiLevelType w:val="multilevel"/>
     <w:tmpl w:val="B0706766"/>
@@ -13883,46 +14266,46 @@
     </w:lvl>
   </w:abstractNum>
   <w:num w:numId="1" w16cid:durableId="1785343581">
-    <w:abstractNumId w:val="29"/>
+    <w:abstractNumId w:val="30"/>
   </w:num>
   <w:num w:numId="2" w16cid:durableId="665324747">
-    <w:abstractNumId w:val="27"/>
+    <w:abstractNumId w:val="28"/>
   </w:num>
   <w:num w:numId="3" w16cid:durableId="2105761701">
-    <w:abstractNumId w:val="23"/>
+    <w:abstractNumId w:val="24"/>
   </w:num>
   <w:num w:numId="4" w16cid:durableId="2060199216">
     <w:abstractNumId w:val="0"/>
   </w:num>
   <w:num w:numId="5" w16cid:durableId="272716562">
-    <w:abstractNumId w:val="19"/>
+    <w:abstractNumId w:val="20"/>
   </w:num>
   <w:num w:numId="6" w16cid:durableId="6760380">
     <w:abstractNumId w:val="1"/>
   </w:num>
   <w:num w:numId="7" w16cid:durableId="1876041239">
-    <w:abstractNumId w:val="30"/>
+    <w:abstractNumId w:val="31"/>
   </w:num>
   <w:num w:numId="8" w16cid:durableId="2108888128">
     <w:abstractNumId w:val="11"/>
   </w:num>
   <w:num w:numId="9" w16cid:durableId="710691315">
-    <w:abstractNumId w:val="32"/>
+    <w:abstractNumId w:val="35"/>
   </w:num>
   <w:num w:numId="10" w16cid:durableId="989945359">
-    <w:abstractNumId w:val="20"/>
+    <w:abstractNumId w:val="21"/>
   </w:num>
   <w:num w:numId="11" w16cid:durableId="896863403">
-    <w:abstractNumId w:val="17"/>
+    <w:abstractNumId w:val="18"/>
   </w:num>
   <w:num w:numId="12" w16cid:durableId="373116302">
-    <w:abstractNumId w:val="21"/>
+    <w:abstractNumId w:val="22"/>
   </w:num>
   <w:num w:numId="13" w16cid:durableId="2049602650">
     <w:abstractNumId w:val="7"/>
   </w:num>
   <w:num w:numId="14" w16cid:durableId="2115706578">
-    <w:abstractNumId w:val="31"/>
+    <w:abstractNumId w:val="33"/>
   </w:num>
   <w:num w:numId="15" w16cid:durableId="1673293457">
     <w:abstractNumId w:val="10"/>
@@ -13937,13 +14320,13 @@
     <w:abstractNumId w:val="9"/>
   </w:num>
   <w:num w:numId="19" w16cid:durableId="638727657">
-    <w:abstractNumId w:val="26"/>
+    <w:abstractNumId w:val="27"/>
   </w:num>
   <w:num w:numId="20" w16cid:durableId="520750274">
     <w:abstractNumId w:val="3"/>
   </w:num>
   <w:num w:numId="21" w16cid:durableId="558248591">
-    <w:abstractNumId w:val="16"/>
+    <w:abstractNumId w:val="17"/>
   </w:num>
   <w:num w:numId="22" w16cid:durableId="984239418">
     <w:abstractNumId w:val="6"/>
@@ -13958,28 +14341,37 @@
     <w:abstractNumId w:val="12"/>
   </w:num>
   <w:num w:numId="26" w16cid:durableId="1682660921">
-    <w:abstractNumId w:val="28"/>
+    <w:abstractNumId w:val="29"/>
   </w:num>
   <w:num w:numId="27" w16cid:durableId="1782144591">
     <w:abstractNumId w:val="8"/>
   </w:num>
   <w:num w:numId="28" w16cid:durableId="1950117319">
-    <w:abstractNumId w:val="15"/>
+    <w:abstractNumId w:val="16"/>
   </w:num>
   <w:num w:numId="29" w16cid:durableId="980353169">
-    <w:abstractNumId w:val="18"/>
+    <w:abstractNumId w:val="19"/>
   </w:num>
   <w:num w:numId="30" w16cid:durableId="1007514199">
-    <w:abstractNumId w:val="25"/>
+    <w:abstractNumId w:val="26"/>
   </w:num>
   <w:num w:numId="31" w16cid:durableId="1633749370">
-    <w:abstractNumId w:val="24"/>
+    <w:abstractNumId w:val="25"/>
   </w:num>
   <w:num w:numId="32" w16cid:durableId="1638991782">
     <w:abstractNumId w:val="14"/>
   </w:num>
   <w:num w:numId="33" w16cid:durableId="599993371">
-    <w:abstractNumId w:val="22"/>
+    <w:abstractNumId w:val="23"/>
+  </w:num>
+  <w:num w:numId="34" w16cid:durableId="1951276021">
+    <w:abstractNumId w:val="15"/>
+  </w:num>
+  <w:num w:numId="35" w16cid:durableId="951983445">
+    <w:abstractNumId w:val="34"/>
+  </w:num>
+  <w:num w:numId="36" w16cid:durableId="576985475">
+    <w:abstractNumId w:val="32"/>
   </w:num>
   <w:numIdMacAtCleanup w:val="22"/>
 </w:numbering>
@@ -14587,7 +14979,6 @@
   <w:style w:type="character" w:default="1" w:styleId="DefaultParagraphFont">
     <w:name w:val="Default Paragraph Font"/>
     <w:uiPriority w:val="1"/>
-    <w:semiHidden/>
     <w:unhideWhenUsed/>
   </w:style>
   <w:style w:type="table" w:default="1" w:styleId="TableNormal">

--- a/public/CV Peter Bardenhagen.docx
+++ b/public/CV Peter Bardenhagen.docx
@@ -44,45 +44,25 @@
           <w:szCs w:val="20"/>
         </w:rPr>
       </w:pPr>
-      <w:hyperlink r:id="rId8" w:history="1">
-        <w:r>
-          <w:rPr>
-            <w:rStyle w:val="Hyperlink"/>
-            <w:rFonts w:ascii="Aptos Narrow" w:hAnsi="Aptos Narrow"/>
-            <w:b/>
-            <w:bCs/>
-            <w:color w:val="auto"/>
-          </w:rPr>
-          <w:t>peter@bardenhagen.xyz</w:t>
-        </w:r>
-      </w:hyperlink>
-      <w:r>
-        <w:rPr>
-          <w:rFonts w:ascii="Aptos Narrow" w:hAnsi="Aptos Narrow"/>
-          <w:b/>
-          <w:bCs/>
-        </w:rPr>
-        <w:t xml:space="preserve">   </w:t>
-      </w:r>
       <w:r>
         <w:rPr>
           <w:rFonts w:ascii="Aptos Narrow" w:hAnsi="Aptos Narrow" w:cs="Arial"/>
           <w:b/>
           <w:bCs/>
-          <w:color w:val="000000" w:themeColor="text1"/>
           <w:sz w:val="20"/>
           <w:szCs w:val="20"/>
         </w:rPr>
-        <w:t>+61 (0) 452 491 013</w:t>
+        <w:t>Spring Hill</w:t>
       </w:r>
       <w:r>
         <w:rPr>
           <w:rFonts w:ascii="Aptos Narrow" w:hAnsi="Aptos Narrow" w:cs="Arial"/>
-          <w:color w:val="000000" w:themeColor="text1"/>
+          <w:b/>
+          <w:bCs/>
           <w:sz w:val="20"/>
           <w:szCs w:val="20"/>
         </w:rPr>
-        <w:t xml:space="preserve">   </w:t>
+        <w:t xml:space="preserve">, QLD | </w:t>
       </w:r>
       <w:r>
         <w:rPr>
@@ -92,7 +72,7 @@
           <w:sz w:val="20"/>
           <w:szCs w:val="20"/>
         </w:rPr>
-        <w:t>AI Resume:</w:t>
+        <w:t>0</w:t>
       </w:r>
       <w:r>
         <w:rPr>
@@ -102,9 +82,32 @@
           <w:sz w:val="20"/>
           <w:szCs w:val="20"/>
         </w:rPr>
-        <w:t xml:space="preserve"> </w:t>
-      </w:r>
-      <w:hyperlink r:id="rId9" w:history="1">
+        <w:t xml:space="preserve">452 491 013 | </w:t>
+      </w:r>
+      <w:proofErr w:type="spellStart"/>
+      <w:r>
+        <w:rPr>
+          <w:rFonts w:ascii="Aptos Narrow" w:hAnsi="Aptos Narrow" w:cs="Arial"/>
+          <w:b/>
+          <w:bCs/>
+          <w:sz w:val="20"/>
+          <w:szCs w:val="20"/>
+        </w:rPr>
+        <w:t>peter@bardenhagen.xyz</w:t>
+      </w:r>
+      <w:proofErr w:type="spellEnd"/>
+      <w:r>
+        <w:rPr>
+          <w:rFonts w:ascii="Aptos Narrow" w:hAnsi="Aptos Narrow" w:cs="Arial"/>
+          <w:b/>
+          <w:bCs/>
+          <w:sz w:val="20"/>
+          <w:szCs w:val="20"/>
+        </w:rPr>
+        <w:t xml:space="preserve"> | </w:t>
+      </w:r>
+      <w:hyperlink r:id="rId8" w:tgtFrame="_new" w:history="1">
+        <w:proofErr w:type="spellStart"/>
         <w:r>
           <w:rPr>
             <w:rStyle w:val="Hyperlink"/>
@@ -115,7 +118,32 @@
             <w:sz w:val="20"/>
             <w:szCs w:val="20"/>
           </w:rPr>
-          <w:t>https://peter.bardenhagen.xyz</w:t>
+          <w:t>peter.bardenhagen.xyz</w:t>
+        </w:r>
+        <w:proofErr w:type="spellEnd"/>
+      </w:hyperlink>
+      <w:r>
+        <w:rPr>
+          <w:rFonts w:ascii="Aptos Narrow" w:hAnsi="Aptos Narrow" w:cs="Arial"/>
+          <w:b/>
+          <w:bCs/>
+          <w:sz w:val="20"/>
+          <w:szCs w:val="20"/>
+        </w:rPr>
+        <w:t xml:space="preserve"> | </w:t>
+      </w:r>
+      <w:hyperlink r:id="rId9" w:tgtFrame="_new" w:history="1">
+        <w:r>
+          <w:rPr>
+            <w:rStyle w:val="Hyperlink"/>
+            <w:rFonts w:ascii="Aptos Narrow" w:hAnsi="Aptos Narrow" w:cs="Arial"/>
+            <w:b/>
+            <w:bCs/>
+            <w:color w:val="auto"/>
+            <w:sz w:val="20"/>
+            <w:szCs w:val="20"/>
+          </w:rPr>
+          <w:t>LinkedIn</w:t>
         </w:r>
       </w:hyperlink>
     </w:p>
@@ -168,7 +196,7 @@
           <w:szCs w:val="18"/>
           <w:lang w:eastAsia="en-GB"/>
         </w:rPr>
-        <w:t>I am a results-driven digital enterprise leader with extensive experience collaborating with top-tier global consulting firms and renowned Australian businesses. By leveraging cutting-edge digital technologies, I tackle complex business challenges, enhance customer experiences, and drive sustainable growth. My passion lies in leading high-performing teams, building innovative products, solving intricate problems, and delivering measurable outcomes that exceed expectations.</w:t>
+        <w:t>Results-driven Senior Solution Architect with 20+ years’ experience designing and delivering enterprise-grade digital solutions across healthcare, energy, finance, and government. Combines deep technical expertise in Azure, AWS, GCP, AI, and enterprise platforms with strategic leadership in large-scale transformations. Adept at aligning technical architecture with business objectives, delivering regulatory-compliant, scalable, and secure solutions. Experienced in presales, governance, and C-level engagement, with a track record of driving measurable business outcomes.</w:t>
       </w:r>
     </w:p>
     <w:p>
@@ -225,17 +253,10 @@
     </w:p>
     <w:p>
       <w:pPr>
-        <w:pStyle w:val="APA-TitleLine3"/>
-        <w:numPr>
-          <w:ilvl w:val="0"/>
-          <w:numId w:val="5"/>
-        </w:numPr>
-        <w:jc w:val="left"/>
         <w:rPr>
           <w:rFonts w:ascii="Aptos Narrow" w:hAnsi="Aptos Narrow"/>
           <w:sz w:val="18"/>
           <w:szCs w:val="18"/>
-          <w:lang w:eastAsia="en-GB"/>
         </w:rPr>
       </w:pPr>
       <w:r>
@@ -243,283 +264,162 @@
           <w:rFonts w:ascii="Aptos Narrow" w:hAnsi="Aptos Narrow"/>
           <w:sz w:val="18"/>
           <w:szCs w:val="18"/>
-          <w:lang w:eastAsia="en-GB"/>
-        </w:rPr>
-        <w:t>Technical Leadership</w:t>
+        </w:rPr>
+        <w:t xml:space="preserve">• </w:t>
       </w:r>
       <w:r>
         <w:rPr>
           <w:rFonts w:ascii="Aptos Narrow" w:hAnsi="Aptos Narrow"/>
-          <w:b w:val="0"/>
-          <w:bCs/>
-          <w:sz w:val="18"/>
-          <w:szCs w:val="18"/>
-          <w:lang w:eastAsia="en-GB"/>
-        </w:rPr>
-        <w:t>: Led teams of 25+ technologists across multiple delivery streams</w:t>
-      </w:r>
-    </w:p>
-    <w:p>
-      <w:pPr>
-        <w:pStyle w:val="APA-TitleLine3"/>
-        <w:numPr>
-          <w:ilvl w:val="0"/>
-          <w:numId w:val="5"/>
-        </w:numPr>
-        <w:jc w:val="left"/>
+          <w:b/>
+          <w:bCs/>
+          <w:sz w:val="18"/>
+          <w:szCs w:val="18"/>
+        </w:rPr>
+        <w:t>AI &amp; Innovation</w:t>
+      </w:r>
+      <w:r>
         <w:rPr>
           <w:rFonts w:ascii="Aptos Narrow" w:hAnsi="Aptos Narrow"/>
           <w:sz w:val="18"/>
           <w:szCs w:val="18"/>
-          <w:lang w:eastAsia="en-GB"/>
-        </w:rPr>
-      </w:pPr>
+        </w:rPr>
+        <w:t xml:space="preserve"> – Delivered AI-driven phone onboarding system and Azure AI-powered Teams chatbot for Carter Capner Law, reducing onboarding time and improving accuracy.</w:t>
+      </w:r>
       <w:r>
         <w:rPr>
           <w:rFonts w:ascii="Aptos Narrow" w:hAnsi="Aptos Narrow"/>
           <w:sz w:val="18"/>
           <w:szCs w:val="18"/>
-          <w:lang w:eastAsia="en-GB"/>
-        </w:rPr>
-        <w:t xml:space="preserve">Solution Architecture: </w:t>
+        </w:rPr>
+        <w:br/>
       </w:r>
       <w:r>
         <w:rPr>
           <w:rFonts w:ascii="Aptos Narrow" w:hAnsi="Aptos Narrow"/>
-          <w:b w:val="0"/>
-          <w:bCs/>
-          <w:sz w:val="18"/>
-          <w:szCs w:val="18"/>
-          <w:lang w:eastAsia="en-GB"/>
-        </w:rPr>
-        <w:t xml:space="preserve">Enterprise-scale </w:t>
+          <w:sz w:val="18"/>
+          <w:szCs w:val="18"/>
+        </w:rPr>
+        <w:t xml:space="preserve">• </w:t>
       </w:r>
       <w:r>
         <w:rPr>
           <w:rFonts w:ascii="Aptos Narrow" w:hAnsi="Aptos Narrow"/>
-          <w:b w:val="0"/>
-          <w:bCs/>
-          <w:sz w:val="18"/>
-          <w:szCs w:val="18"/>
-          <w:lang w:eastAsia="en-GB"/>
-        </w:rPr>
-        <w:t>platforms</w:t>
+          <w:b/>
+          <w:bCs/>
+          <w:sz w:val="18"/>
+          <w:szCs w:val="18"/>
+        </w:rPr>
+        <w:t>Quantum Computing Commercialisation</w:t>
       </w:r>
       <w:r>
         <w:rPr>
           <w:rFonts w:ascii="Aptos Narrow" w:hAnsi="Aptos Narrow"/>
-          <w:b w:val="0"/>
-          <w:bCs/>
-          <w:sz w:val="18"/>
-          <w:szCs w:val="18"/>
-          <w:lang w:eastAsia="en-GB"/>
-        </w:rPr>
-        <w:t xml:space="preserve">, </w:t>
+          <w:sz w:val="18"/>
+          <w:szCs w:val="18"/>
+        </w:rPr>
+        <w:t xml:space="preserve"> – As part of CSIRO Data61 MBA Capstone, designed go-to-market strategy for patented algorithm to protect AI from adversarial attacks, identifying commercial partners and pivot opportunities.</w:t>
       </w:r>
       <w:r>
         <w:rPr>
           <w:rFonts w:ascii="Aptos Narrow" w:hAnsi="Aptos Narrow"/>
-          <w:b w:val="0"/>
-          <w:bCs/>
-          <w:sz w:val="18"/>
-          <w:szCs w:val="18"/>
-          <w:lang w:eastAsia="en-GB"/>
-        </w:rPr>
-        <w:t>cloud platforms</w:t>
+          <w:sz w:val="18"/>
+          <w:szCs w:val="18"/>
+        </w:rPr>
+        <w:br/>
       </w:r>
       <w:r>
         <w:rPr>
           <w:rFonts w:ascii="Aptos Narrow" w:hAnsi="Aptos Narrow"/>
-          <w:b w:val="0"/>
-          <w:bCs/>
-          <w:sz w:val="18"/>
-          <w:szCs w:val="18"/>
-          <w:lang w:eastAsia="en-GB"/>
-        </w:rPr>
-        <w:t xml:space="preserve">, </w:t>
+          <w:sz w:val="18"/>
+          <w:szCs w:val="18"/>
+        </w:rPr>
+        <w:t xml:space="preserve">• </w:t>
       </w:r>
       <w:r>
         <w:rPr>
           <w:rFonts w:ascii="Aptos Narrow" w:hAnsi="Aptos Narrow"/>
-          <w:b w:val="0"/>
-          <w:bCs/>
-          <w:sz w:val="18"/>
-          <w:szCs w:val="18"/>
-          <w:lang w:eastAsia="en-GB"/>
-        </w:rPr>
-        <w:t>integration and AI</w:t>
-      </w:r>
-    </w:p>
-    <w:p>
-      <w:pPr>
-        <w:pStyle w:val="APA-TitleLine3"/>
-        <w:numPr>
-          <w:ilvl w:val="0"/>
-          <w:numId w:val="5"/>
-        </w:numPr>
-        <w:jc w:val="left"/>
+          <w:b/>
+          <w:bCs/>
+          <w:sz w:val="18"/>
+          <w:szCs w:val="18"/>
+        </w:rPr>
+        <w:t>Enterprise Transformation Leadership</w:t>
+      </w:r>
+      <w:r>
         <w:rPr>
           <w:rFonts w:ascii="Aptos Narrow" w:hAnsi="Aptos Narrow"/>
           <w:sz w:val="18"/>
           <w:szCs w:val="18"/>
-          <w:lang w:eastAsia="en-GB"/>
-        </w:rPr>
-      </w:pPr>
+        </w:rPr>
+        <w:t xml:space="preserve"> – Technical Lead for a $5M+ enterprise-wide digital transformation at Western Power, establishing an Optimizely Centre of Excellence and reusable delivery patterns.</w:t>
+      </w:r>
       <w:r>
         <w:rPr>
           <w:rFonts w:ascii="Aptos Narrow" w:hAnsi="Aptos Narrow"/>
           <w:sz w:val="18"/>
           <w:szCs w:val="18"/>
-          <w:lang w:eastAsia="en-GB"/>
-        </w:rPr>
-        <w:t xml:space="preserve">Presales &amp; Consulting: </w:t>
+        </w:rPr>
+        <w:br/>
       </w:r>
       <w:r>
         <w:rPr>
           <w:rFonts w:ascii="Aptos Narrow" w:hAnsi="Aptos Narrow"/>
-          <w:b w:val="0"/>
-          <w:bCs/>
-          <w:sz w:val="18"/>
-          <w:szCs w:val="18"/>
-          <w:lang w:eastAsia="en-GB"/>
-        </w:rPr>
-        <w:t>Technical discovery, solution design, client engagement</w:t>
+          <w:sz w:val="18"/>
+          <w:szCs w:val="18"/>
+        </w:rPr>
+        <w:t xml:space="preserve">• </w:t>
       </w:r>
       <w:r>
         <w:rPr>
           <w:rFonts w:ascii="Aptos Narrow" w:hAnsi="Aptos Narrow"/>
-          <w:b w:val="0"/>
-          <w:bCs/>
-          <w:sz w:val="18"/>
-          <w:szCs w:val="18"/>
-          <w:lang w:eastAsia="en-GB"/>
-        </w:rPr>
-        <w:t>, proposals</w:t>
-      </w:r>
-    </w:p>
-    <w:p>
-      <w:pPr>
-        <w:pStyle w:val="APA-TitleLine3"/>
-        <w:numPr>
-          <w:ilvl w:val="0"/>
-          <w:numId w:val="5"/>
-        </w:numPr>
-        <w:jc w:val="left"/>
+          <w:b/>
+          <w:bCs/>
+          <w:sz w:val="18"/>
+          <w:szCs w:val="18"/>
+        </w:rPr>
+        <w:t>Global SaaS Delivery</w:t>
+      </w:r>
+      <w:r>
         <w:rPr>
           <w:rFonts w:ascii="Aptos Narrow" w:hAnsi="Aptos Narrow"/>
           <w:sz w:val="18"/>
           <w:szCs w:val="18"/>
-          <w:lang w:eastAsia="en-GB"/>
-        </w:rPr>
-      </w:pPr>
+        </w:rPr>
+        <w:t xml:space="preserve"> – Led design and launch of EasyVisit GP appointments platform (200+ centres, 500k bookings first year) at Sonic Healthcare, plus complementary patient-facing tools.</w:t>
+      </w:r>
       <w:r>
         <w:rPr>
           <w:rFonts w:ascii="Aptos Narrow" w:hAnsi="Aptos Narrow"/>
           <w:sz w:val="18"/>
           <w:szCs w:val="18"/>
-          <w:lang w:eastAsia="en-GB"/>
-        </w:rPr>
-        <w:t>Delivery</w:t>
+        </w:rPr>
+        <w:br/>
       </w:r>
       <w:r>
         <w:rPr>
           <w:rFonts w:ascii="Aptos Narrow" w:hAnsi="Aptos Narrow"/>
           <w:sz w:val="18"/>
           <w:szCs w:val="18"/>
-          <w:lang w:eastAsia="en-GB"/>
-        </w:rPr>
-        <w:t xml:space="preserve">: </w:t>
+        </w:rPr>
+        <w:t xml:space="preserve">• </w:t>
       </w:r>
       <w:r>
         <w:rPr>
           <w:rFonts w:ascii="Aptos Narrow" w:hAnsi="Aptos Narrow"/>
-          <w:b w:val="0"/>
-          <w:bCs/>
-          <w:sz w:val="18"/>
-          <w:szCs w:val="18"/>
-          <w:lang w:eastAsia="en-GB"/>
-        </w:rPr>
-        <w:t>Product ownership, a</w:t>
+          <w:b/>
+          <w:bCs/>
+          <w:sz w:val="18"/>
+          <w:szCs w:val="18"/>
+        </w:rPr>
+        <w:t>Multi-Cloud Expertise</w:t>
       </w:r>
       <w:r>
         <w:rPr>
           <w:rFonts w:ascii="Aptos Narrow" w:hAnsi="Aptos Narrow"/>
-          <w:b w:val="0"/>
-          <w:bCs/>
-          <w:sz w:val="18"/>
-          <w:szCs w:val="18"/>
-          <w:lang w:eastAsia="en-GB"/>
-        </w:rPr>
-        <w:t>gile methodologies, DevOps practices,</w:t>
-      </w:r>
-      <w:r>
-        <w:rPr>
-          <w:rFonts w:ascii="Aptos Narrow" w:hAnsi="Aptos Narrow"/>
-          <w:b w:val="0"/>
-          <w:bCs/>
-          <w:sz w:val="18"/>
-          <w:szCs w:val="18"/>
-          <w:lang w:eastAsia="en-GB"/>
-        </w:rPr>
-        <w:t xml:space="preserve"> P&amp;L, ways of working,</w:t>
-      </w:r>
-      <w:r>
-        <w:rPr>
-          <w:rFonts w:ascii="Aptos Narrow" w:hAnsi="Aptos Narrow"/>
-          <w:b w:val="0"/>
-          <w:bCs/>
-          <w:sz w:val="18"/>
-          <w:szCs w:val="18"/>
-          <w:lang w:eastAsia="en-GB"/>
-        </w:rPr>
-        <w:t xml:space="preserve"> program governance</w:t>
-      </w:r>
-    </w:p>
-    <w:p>
-      <w:pPr>
-        <w:pStyle w:val="APA-TitleLine3"/>
-        <w:numPr>
-          <w:ilvl w:val="0"/>
-          <w:numId w:val="5"/>
-        </w:numPr>
-        <w:jc w:val="left"/>
-        <w:rPr>
-          <w:rFonts w:ascii="Aptos Narrow" w:hAnsi="Aptos Narrow"/>
-          <w:sz w:val="18"/>
-          <w:szCs w:val="18"/>
-          <w:lang w:eastAsia="en-GB"/>
-        </w:rPr>
-      </w:pPr>
-      <w:r>
-        <w:rPr>
-          <w:rFonts w:ascii="Aptos Narrow" w:hAnsi="Aptos Narrow"/>
-          <w:sz w:val="18"/>
-          <w:szCs w:val="18"/>
-          <w:lang w:eastAsia="en-GB"/>
-        </w:rPr>
-        <w:t xml:space="preserve">Stakeholder Management: </w:t>
-      </w:r>
-      <w:r>
-        <w:rPr>
-          <w:rFonts w:ascii="Aptos Narrow" w:hAnsi="Aptos Narrow"/>
-          <w:b w:val="0"/>
-          <w:bCs/>
-          <w:sz w:val="18"/>
-          <w:szCs w:val="18"/>
-          <w:lang w:eastAsia="en-GB"/>
-        </w:rPr>
-        <w:t>C-level engagement, technical advisory, team mentoring</w:t>
-      </w:r>
-      <w:r>
-        <w:rPr>
-          <w:rFonts w:ascii="Aptos Narrow" w:hAnsi="Aptos Narrow"/>
-          <w:b w:val="0"/>
-          <w:bCs/>
-          <w:sz w:val="18"/>
-          <w:szCs w:val="18"/>
-          <w:lang w:eastAsia="en-GB"/>
-        </w:rPr>
-        <w:t>, incident management</w:t>
+          <w:sz w:val="18"/>
+          <w:szCs w:val="18"/>
+        </w:rPr>
+        <w:t xml:space="preserve"> – 10+ years in Azure and AWS, 1 year in GCP, delivering cloud-native, AI-integrated, and highly available enterprise platforms in regulated industries.</w:t>
       </w:r>
     </w:p>
     <w:p>
@@ -545,8 +445,196 @@
           <w:sz w:val="20"/>
           <w:szCs w:val="20"/>
         </w:rPr>
+        <w:t>CORE COMPENTENCIES</w:t>
+      </w:r>
+    </w:p>
+    <w:p>
+      <w:pPr>
+        <w:rPr>
+          <w:rFonts w:ascii="Aptos Narrow" w:hAnsi="Aptos Narrow"/>
+          <w:sz w:val="18"/>
+          <w:szCs w:val="18"/>
+        </w:rPr>
+      </w:pPr>
+      <w:r>
+        <w:rPr>
+          <w:rFonts w:ascii="Aptos Narrow" w:hAnsi="Aptos Narrow"/>
+          <w:sz w:val="18"/>
+          <w:szCs w:val="18"/>
+        </w:rPr>
+        <w:t xml:space="preserve">• </w:t>
+      </w:r>
+      <w:r>
+        <w:rPr>
+          <w:rFonts w:ascii="Aptos Narrow" w:hAnsi="Aptos Narrow"/>
+          <w:b/>
+          <w:bCs/>
+          <w:sz w:val="18"/>
+          <w:szCs w:val="18"/>
+        </w:rPr>
+        <w:t>Architecture &amp; Strategy:</w:t>
+      </w:r>
+      <w:r>
+        <w:rPr>
+          <w:rFonts w:ascii="Aptos Narrow" w:hAnsi="Aptos Narrow"/>
+          <w:sz w:val="18"/>
+          <w:szCs w:val="18"/>
+        </w:rPr>
+        <w:t xml:space="preserve"> Enterprise/Solution Architecture, Target State Design, Capability Mapping, Regulatory Compliance (APRA, CPS 230, NER)</w:t>
+      </w:r>
+      <w:r>
+        <w:rPr>
+          <w:rFonts w:ascii="Aptos Narrow" w:hAnsi="Aptos Narrow"/>
+          <w:sz w:val="18"/>
+          <w:szCs w:val="18"/>
+        </w:rPr>
         <w:br/>
       </w:r>
+      <w:r>
+        <w:rPr>
+          <w:rFonts w:ascii="Aptos Narrow" w:hAnsi="Aptos Narrow"/>
+          <w:sz w:val="18"/>
+          <w:szCs w:val="18"/>
+        </w:rPr>
+        <w:t xml:space="preserve">• </w:t>
+      </w:r>
+      <w:r>
+        <w:rPr>
+          <w:rFonts w:ascii="Aptos Narrow" w:hAnsi="Aptos Narrow"/>
+          <w:b/>
+          <w:bCs/>
+          <w:sz w:val="18"/>
+          <w:szCs w:val="18"/>
+        </w:rPr>
+        <w:t>Delivery Leadership:</w:t>
+      </w:r>
+      <w:r>
+        <w:rPr>
+          <w:rFonts w:ascii="Aptos Narrow" w:hAnsi="Aptos Narrow"/>
+          <w:sz w:val="18"/>
+          <w:szCs w:val="18"/>
+        </w:rPr>
+        <w:t xml:space="preserve"> Agile, DevOps, Program Governance, Multi-Stream Delivery, Presales Consulting</w:t>
+      </w:r>
+      <w:r>
+        <w:rPr>
+          <w:rFonts w:ascii="Aptos Narrow" w:hAnsi="Aptos Narrow"/>
+          <w:sz w:val="18"/>
+          <w:szCs w:val="18"/>
+        </w:rPr>
+        <w:br/>
+      </w:r>
+      <w:r>
+        <w:rPr>
+          <w:rFonts w:ascii="Aptos Narrow" w:hAnsi="Aptos Narrow"/>
+          <w:sz w:val="18"/>
+          <w:szCs w:val="18"/>
+        </w:rPr>
+        <w:t xml:space="preserve">• </w:t>
+      </w:r>
+      <w:r>
+        <w:rPr>
+          <w:rFonts w:ascii="Aptos Narrow" w:hAnsi="Aptos Narrow"/>
+          <w:b/>
+          <w:bCs/>
+          <w:sz w:val="18"/>
+          <w:szCs w:val="18"/>
+        </w:rPr>
+        <w:t>Cloud &amp; AI:</w:t>
+      </w:r>
+      <w:r>
+        <w:rPr>
+          <w:rFonts w:ascii="Aptos Narrow" w:hAnsi="Aptos Narrow"/>
+          <w:sz w:val="18"/>
+          <w:szCs w:val="18"/>
+        </w:rPr>
+        <w:t xml:space="preserve"> Azure PaaS/IaaS/AI, AWS Cloud Services, GCP Data &amp; AI, AI/ML Solution Integration</w:t>
+      </w:r>
+      <w:r>
+        <w:rPr>
+          <w:rFonts w:ascii="Aptos Narrow" w:hAnsi="Aptos Narrow"/>
+          <w:sz w:val="18"/>
+          <w:szCs w:val="18"/>
+        </w:rPr>
+        <w:br/>
+      </w:r>
+      <w:r>
+        <w:rPr>
+          <w:rFonts w:ascii="Aptos Narrow" w:hAnsi="Aptos Narrow"/>
+          <w:sz w:val="18"/>
+          <w:szCs w:val="18"/>
+        </w:rPr>
+        <w:t xml:space="preserve">• </w:t>
+      </w:r>
+      <w:r>
+        <w:rPr>
+          <w:rFonts w:ascii="Aptos Narrow" w:hAnsi="Aptos Narrow"/>
+          <w:b/>
+          <w:bCs/>
+          <w:sz w:val="18"/>
+          <w:szCs w:val="18"/>
+        </w:rPr>
+        <w:t>Technology:</w:t>
+      </w:r>
+      <w:r>
+        <w:rPr>
+          <w:rFonts w:ascii="Aptos Narrow" w:hAnsi="Aptos Narrow"/>
+          <w:sz w:val="18"/>
+          <w:szCs w:val="18"/>
+        </w:rPr>
+        <w:t xml:space="preserve"> .NET, Angular, React, Node.js, Power Platform, SQL, Optimizely, Sitecore</w:t>
+      </w:r>
+      <w:r>
+        <w:rPr>
+          <w:rFonts w:ascii="Aptos Narrow" w:hAnsi="Aptos Narrow"/>
+          <w:sz w:val="18"/>
+          <w:szCs w:val="18"/>
+        </w:rPr>
+        <w:br/>
+      </w:r>
+      <w:r>
+        <w:rPr>
+          <w:rFonts w:ascii="Aptos Narrow" w:hAnsi="Aptos Narrow"/>
+          <w:sz w:val="18"/>
+          <w:szCs w:val="18"/>
+        </w:rPr>
+        <w:t xml:space="preserve">• </w:t>
+      </w:r>
+      <w:r>
+        <w:rPr>
+          <w:rFonts w:ascii="Aptos Narrow" w:hAnsi="Aptos Narrow"/>
+          <w:b/>
+          <w:bCs/>
+          <w:sz w:val="18"/>
+          <w:szCs w:val="18"/>
+        </w:rPr>
+        <w:t>Stakeholder Engagement:</w:t>
+      </w:r>
+      <w:r>
+        <w:rPr>
+          <w:rFonts w:ascii="Aptos Narrow" w:hAnsi="Aptos Narrow"/>
+          <w:sz w:val="18"/>
+          <w:szCs w:val="18"/>
+        </w:rPr>
+        <w:t xml:space="preserve"> C-level Advisory, Technical Governance, Change Management, Coaching</w:t>
+      </w:r>
+    </w:p>
+    <w:p>
+      <w:pPr>
+        <w:pStyle w:val="Title"/>
+        <w:pBdr>
+          <w:top w:val="single" w:sz="4" w:space="1" w:color="auto"/>
+        </w:pBdr>
+        <w:spacing w:line="264" w:lineRule="auto"/>
+        <w:ind w:left="0"/>
+        <w:jc w:val="left"/>
+        <w:rPr>
+          <w:rFonts w:ascii="Aptos Narrow" w:hAnsi="Aptos Narrow"/>
+          <w:color w:val="000000" w:themeColor="text1"/>
+          <w:sz w:val="20"/>
+          <w:szCs w:val="20"/>
+        </w:rPr>
+      </w:pPr>
       <w:r>
         <w:rPr>
           <w:rFonts w:ascii="Aptos Narrow" w:hAnsi="Aptos Narrow"/>
@@ -811,7 +899,27 @@
                 <w:sz w:val="16"/>
                 <w:szCs w:val="16"/>
               </w:rPr>
-              <w:t>MBA Candidate, UQ (2025)</w:t>
+              <w:t>MB</w:t>
+            </w:r>
+            <w:r>
+              <w:rPr>
+                <w:rFonts w:ascii="Aptos Narrow" w:hAnsi="Aptos Narrow" w:cstheme="minorHAnsi"/>
+                <w:bCs/>
+                <w:color w:val="000000" w:themeColor="text1"/>
+                <w:sz w:val="16"/>
+                <w:szCs w:val="16"/>
+              </w:rPr>
+              <w:t>A</w:t>
+            </w:r>
+            <w:r>
+              <w:rPr>
+                <w:rFonts w:ascii="Aptos Narrow" w:hAnsi="Aptos Narrow" w:cstheme="minorHAnsi"/>
+                <w:bCs/>
+                <w:color w:val="000000" w:themeColor="text1"/>
+                <w:sz w:val="16"/>
+                <w:szCs w:val="16"/>
+              </w:rPr>
+              <w:t>, UQ (2025)</w:t>
             </w:r>
           </w:p>
         </w:tc>
@@ -1503,6 +1611,7 @@
                 <w:szCs w:val="16"/>
               </w:rPr>
             </w:pPr>
+            <w:proofErr w:type="spellStart"/>
             <w:r>
               <w:rPr>
                 <w:rFonts w:ascii="Aptos Narrow" w:hAnsi="Aptos Narrow" w:cstheme="minorHAnsi"/>
@@ -1511,7 +1620,18 @@
                 <w:sz w:val="16"/>
                 <w:szCs w:val="16"/>
               </w:rPr>
-              <w:t>SAFe Agilist 5.0</w:t>
+              <w:t>SAFe</w:t>
+            </w:r>
+            <w:proofErr w:type="spellEnd"/>
+            <w:r>
+              <w:rPr>
+                <w:rFonts w:ascii="Aptos Narrow" w:hAnsi="Aptos Narrow" w:cstheme="minorHAnsi"/>
+                <w:bCs/>
+                <w:color w:val="000000" w:themeColor="text1"/>
+                <w:sz w:val="16"/>
+                <w:szCs w:val="16"/>
+              </w:rPr>
+              <w:t xml:space="preserve"> Agilist 5.0</w:t>
             </w:r>
           </w:p>
         </w:tc>
@@ -1524,7 +1644,6 @@
           <w:tcPr>
             <w:tcW w:w="2776" w:type="dxa"/>
             <w:vMerge w:val="restart"/>
-            <w:shd w:val="clear" w:color="auto" w:fill="auto"/>
           </w:tcPr>
           <w:p>
             <w:pPr>
@@ -1552,7 +1671,6 @@
           <w:tcPr>
             <w:tcW w:w="680" w:type="dxa"/>
             <w:vMerge w:val="restart"/>
-            <w:shd w:val="clear" w:color="auto" w:fill="auto"/>
           </w:tcPr>
           <w:p>
             <w:pPr>
@@ -1663,7 +1781,6 @@
             <w:tcBorders>
               <w:bottom w:val="single" w:sz="4" w:space="0" w:color="auto"/>
             </w:tcBorders>
-            <w:shd w:val="clear" w:color="auto" w:fill="auto"/>
           </w:tcPr>
           <w:p>
             <w:pPr>
@@ -1684,7 +1801,6 @@
             <w:tcBorders>
               <w:bottom w:val="single" w:sz="4" w:space="0" w:color="auto"/>
             </w:tcBorders>
-            <w:shd w:val="clear" w:color="auto" w:fill="auto"/>
           </w:tcPr>
           <w:p>
             <w:pPr>
@@ -2182,6 +2298,7 @@
               </w:rPr>
               <w:t xml:space="preserve">, </w:t>
             </w:r>
+            <w:proofErr w:type="spellStart"/>
             <w:r>
               <w:rPr>
                 <w:rFonts w:ascii="Aptos Narrow" w:hAnsi="Aptos Narrow" w:cstheme="minorHAnsi"/>
@@ -2190,7 +2307,18 @@
                 <w:sz w:val="12"/>
                 <w:szCs w:val="12"/>
               </w:rPr>
-              <w:t xml:space="preserve">PowerBI, </w:t>
+              <w:t>PowerBI</w:t>
+            </w:r>
+            <w:proofErr w:type="spellEnd"/>
+            <w:r>
+              <w:rPr>
+                <w:rFonts w:ascii="Aptos Narrow" w:hAnsi="Aptos Narrow" w:cstheme="minorHAnsi"/>
+                <w:bCs/>
+                <w:color w:val="000000" w:themeColor="text1"/>
+                <w:sz w:val="12"/>
+                <w:szCs w:val="12"/>
+              </w:rPr>
+              <w:t xml:space="preserve">, </w:t>
             </w:r>
             <w:r>
               <w:rPr>
@@ -2297,6 +2425,18 @@
         </w:rPr>
         <w:br/>
       </w:r>
+    </w:p>
+    <w:p>
+      <w:pPr>
+        <w:rPr>
+          <w:rFonts w:ascii="Aptos Narrow" w:hAnsi="Aptos Narrow" w:cs="Arial"/>
+          <w:b/>
+          <w:caps/>
+          <w:color w:val="000000" w:themeColor="text1"/>
+          <w:sz w:val="20"/>
+          <w:szCs w:val="20"/>
+        </w:rPr>
+      </w:pPr>
       <w:r>
         <w:rPr>
           <w:rFonts w:ascii="Aptos Narrow" w:hAnsi="Aptos Narrow" w:cs="Arial"/>
@@ -2304,6 +2444,30 @@
           <w:sz w:val="20"/>
           <w:szCs w:val="20"/>
         </w:rPr>
+        <w:br w:type="page"/>
+      </w:r>
+    </w:p>
+    <w:p>
+      <w:pPr>
+        <w:pStyle w:val="Title"/>
+        <w:spacing w:line="264" w:lineRule="auto"/>
+        <w:ind w:left="0"/>
+        <w:jc w:val="left"/>
+        <w:rPr>
+          <w:rFonts w:ascii="Aptos Narrow" w:hAnsi="Aptos Narrow" w:cs="Arial"/>
+          <w:color w:val="000000" w:themeColor="text1"/>
+          <w:sz w:val="20"/>
+          <w:szCs w:val="20"/>
+        </w:rPr>
+      </w:pPr>
+      <w:r>
+        <w:rPr>
+          <w:rFonts w:ascii="Aptos Narrow" w:hAnsi="Aptos Narrow" w:cs="Arial"/>
+          <w:color w:val="000000" w:themeColor="text1"/>
+          <w:sz w:val="20"/>
+          <w:szCs w:val="20"/>
+        </w:rPr>
+        <w:lastRenderedPageBreak/>
         <w:t>professional experience</w:t>
       </w:r>
     </w:p>
@@ -2320,6 +2484,26 @@
           <w:szCs w:val="18"/>
         </w:rPr>
       </w:pPr>
+      <w:r>
+        <w:rPr>
+          <w:rFonts w:ascii="Aptos Narrow" w:eastAsia="MS Mincho" w:hAnsi="Aptos Narrow" w:cs="Arial"/>
+          <w:b/>
+          <w:bCs/>
+          <w:sz w:val="18"/>
+          <w:szCs w:val="18"/>
+        </w:rPr>
+        <w:t>Senior</w:t>
+      </w:r>
+      <w:r>
+        <w:rPr>
+          <w:rFonts w:ascii="Aptos Narrow" w:eastAsia="MS Mincho" w:hAnsi="Aptos Narrow" w:cs="Arial"/>
+          <w:b/>
+          <w:bCs/>
+          <w:sz w:val="18"/>
+          <w:szCs w:val="18"/>
+        </w:rPr>
+        <w:t xml:space="preserve"> </w:t>
+      </w:r>
       <w:r>
         <w:rPr>
           <w:rFonts w:ascii="Aptos Narrow" w:eastAsia="MS Mincho" w:hAnsi="Aptos Narrow" w:cs="Arial"/>
@@ -2450,7 +2634,7 @@
           <w:sz w:val="18"/>
           <w:szCs w:val="18"/>
         </w:rPr>
-        <w:t>Engaged in short-term contracts while pursuing opportunities for longer-term roles.</w:t>
+        <w:t xml:space="preserve">Recusant is a Brisbane-based consultancy specialising in </w:t>
       </w:r>
       <w:r>
         <w:rPr>
@@ -2459,18 +2643,7 @@
           <w:sz w:val="18"/>
           <w:szCs w:val="18"/>
         </w:rPr>
-        <w:br/>
-      </w:r>
-      <w:r>
-        <w:rPr>
-          <w:rFonts w:ascii="Aptos Narrow" w:hAnsi="Aptos Narrow" w:cs="Arial"/>
-          <w:b/>
-          <w:bCs/>
-          <w:color w:val="000000" w:themeColor="text1"/>
-          <w:sz w:val="18"/>
-          <w:szCs w:val="18"/>
-        </w:rPr>
-        <w:t>Responsibilities</w:t>
+        <w:t xml:space="preserve">business-led </w:t>
       </w:r>
       <w:r>
         <w:rPr>
@@ -2479,7 +2652,284 @@
           <w:sz w:val="18"/>
           <w:szCs w:val="18"/>
         </w:rPr>
+        <w:t>enterprise</w:t>
+      </w:r>
+      <w:r>
+        <w:rPr>
+          <w:rFonts w:ascii="Aptos Narrow" w:hAnsi="Aptos Narrow" w:cs="Arial"/>
+          <w:color w:val="000000" w:themeColor="text1"/>
+          <w:sz w:val="18"/>
+          <w:szCs w:val="18"/>
+        </w:rPr>
+        <w:t xml:space="preserve"> &amp;</w:t>
+      </w:r>
+      <w:r>
+        <w:rPr>
+          <w:rFonts w:ascii="Aptos Narrow" w:hAnsi="Aptos Narrow" w:cs="Arial"/>
+          <w:color w:val="000000" w:themeColor="text1"/>
+          <w:sz w:val="18"/>
+          <w:szCs w:val="18"/>
+        </w:rPr>
+        <w:t xml:space="preserve"> solution architecture</w:t>
+      </w:r>
+    </w:p>
+    <w:p>
+      <w:pPr>
+        <w:pStyle w:val="PlainText"/>
+        <w:spacing w:line="276" w:lineRule="auto"/>
+        <w:contextualSpacing/>
+        <w:rPr>
+          <w:rFonts w:ascii="Aptos Narrow" w:hAnsi="Aptos Narrow" w:cs="Arial"/>
+          <w:color w:val="000000" w:themeColor="text1"/>
+          <w:sz w:val="18"/>
+          <w:szCs w:val="18"/>
+        </w:rPr>
+      </w:pPr>
+      <w:r>
+        <w:rPr>
+          <w:rFonts w:ascii="Aptos Narrow" w:hAnsi="Aptos Narrow" w:cs="Arial"/>
+          <w:b/>
+          <w:bCs/>
+          <w:color w:val="000000" w:themeColor="text1"/>
+          <w:sz w:val="18"/>
+          <w:szCs w:val="18"/>
+        </w:rPr>
+        <w:t>Responsibilities</w:t>
+      </w:r>
+      <w:r>
+        <w:rPr>
+          <w:rFonts w:ascii="Aptos Narrow" w:hAnsi="Aptos Narrow" w:cs="Arial"/>
+          <w:color w:val="000000" w:themeColor="text1"/>
+          <w:sz w:val="18"/>
+          <w:szCs w:val="18"/>
+        </w:rPr>
         <w:t>:</w:t>
+      </w:r>
+    </w:p>
+    <w:p>
+      <w:pPr>
+        <w:pStyle w:val="ListParagraph"/>
+        <w:numPr>
+          <w:ilvl w:val="0"/>
+          <w:numId w:val="39"/>
+        </w:numPr>
+        <w:spacing w:line="240" w:lineRule="auto"/>
+        <w:ind w:left="714" w:hanging="357"/>
+        <w:rPr>
+          <w:rFonts w:ascii="Aptos Narrow" w:eastAsia="Times New Roman" w:hAnsi="Aptos Narrow" w:cs="Times New Roman"/>
+          <w:sz w:val="18"/>
+          <w:szCs w:val="18"/>
+          <w:lang w:eastAsia="en-AU"/>
+        </w:rPr>
+      </w:pPr>
+      <w:r>
+        <w:rPr>
+          <w:rFonts w:ascii="Aptos Narrow" w:eastAsia="Times New Roman" w:hAnsi="Aptos Narrow" w:cs="Times New Roman"/>
+          <w:sz w:val="18"/>
+          <w:szCs w:val="18"/>
+          <w:lang w:eastAsia="en-AU"/>
+        </w:rPr>
+        <w:t>Retail Solution Architect at CS Energy:</w:t>
+      </w:r>
+    </w:p>
+    <w:p>
+      <w:pPr>
+        <w:pStyle w:val="ListParagraph"/>
+        <w:numPr>
+          <w:ilvl w:val="1"/>
+          <w:numId w:val="39"/>
+        </w:numPr>
+        <w:spacing w:line="240" w:lineRule="auto"/>
+        <w:rPr>
+          <w:rFonts w:ascii="Aptos Narrow" w:eastAsia="Times New Roman" w:hAnsi="Aptos Narrow" w:cs="Times New Roman"/>
+          <w:sz w:val="18"/>
+          <w:szCs w:val="18"/>
+          <w:lang w:eastAsia="en-AU"/>
+        </w:rPr>
+      </w:pPr>
+      <w:r>
+        <w:rPr>
+          <w:rFonts w:ascii="Aptos Narrow" w:eastAsia="Times New Roman" w:hAnsi="Aptos Narrow" w:cs="Times New Roman"/>
+          <w:sz w:val="18"/>
+          <w:szCs w:val="18"/>
+          <w:lang w:eastAsia="en-AU"/>
+        </w:rPr>
+        <w:t xml:space="preserve">Provided </w:t>
+      </w:r>
+      <w:r>
+        <w:rPr>
+          <w:rFonts w:ascii="Aptos Narrow" w:eastAsia="Times New Roman" w:hAnsi="Aptos Narrow" w:cs="Times New Roman"/>
+          <w:b/>
+          <w:bCs/>
+          <w:sz w:val="18"/>
+          <w:szCs w:val="18"/>
+          <w:lang w:eastAsia="en-AU"/>
+        </w:rPr>
+        <w:t>strategic architectural governance</w:t>
+      </w:r>
+      <w:r>
+        <w:rPr>
+          <w:rFonts w:ascii="Aptos Narrow" w:eastAsia="Times New Roman" w:hAnsi="Aptos Narrow" w:cs="Times New Roman"/>
+          <w:sz w:val="18"/>
+          <w:szCs w:val="18"/>
+          <w:lang w:eastAsia="en-AU"/>
+        </w:rPr>
+        <w:t xml:space="preserve"> to ensure technical solutions align with enterprise business goals.</w:t>
+      </w:r>
+    </w:p>
+    <w:p>
+      <w:pPr>
+        <w:pStyle w:val="ListParagraph"/>
+        <w:numPr>
+          <w:ilvl w:val="1"/>
+          <w:numId w:val="39"/>
+        </w:numPr>
+        <w:spacing w:before="100" w:beforeAutospacing="1" w:after="100" w:afterAutospacing="1" w:line="240" w:lineRule="auto"/>
+        <w:rPr>
+          <w:rFonts w:ascii="Aptos Narrow" w:eastAsia="Times New Roman" w:hAnsi="Aptos Narrow" w:cs="Times New Roman"/>
+          <w:sz w:val="18"/>
+          <w:szCs w:val="18"/>
+          <w:lang w:eastAsia="en-AU"/>
+        </w:rPr>
+      </w:pPr>
+      <w:r>
+        <w:rPr>
+          <w:rFonts w:ascii="Aptos Narrow" w:eastAsia="Times New Roman" w:hAnsi="Aptos Narrow" w:cs="Times New Roman"/>
+          <w:sz w:val="18"/>
+          <w:szCs w:val="18"/>
+          <w:lang w:eastAsia="en-AU"/>
+        </w:rPr>
+        <w:t xml:space="preserve">Translated complex </w:t>
+      </w:r>
+      <w:r>
+        <w:rPr>
+          <w:rFonts w:ascii="Aptos Narrow" w:eastAsia="Times New Roman" w:hAnsi="Aptos Narrow" w:cs="Times New Roman"/>
+          <w:b/>
+          <w:bCs/>
+          <w:sz w:val="18"/>
+          <w:szCs w:val="18"/>
+          <w:lang w:eastAsia="en-AU"/>
+        </w:rPr>
+        <w:t>business strategies and requirements</w:t>
+      </w:r>
+      <w:r>
+        <w:rPr>
+          <w:rFonts w:ascii="Aptos Narrow" w:eastAsia="Times New Roman" w:hAnsi="Aptos Narrow" w:cs="Times New Roman"/>
+          <w:sz w:val="18"/>
+          <w:szCs w:val="18"/>
+          <w:lang w:eastAsia="en-AU"/>
+        </w:rPr>
+        <w:t xml:space="preserve"> into robust, scalable, and maintainable solution designs.</w:t>
+      </w:r>
+    </w:p>
+    <w:p>
+      <w:pPr>
+        <w:pStyle w:val="ListParagraph"/>
+        <w:numPr>
+          <w:ilvl w:val="1"/>
+          <w:numId w:val="39"/>
+        </w:numPr>
+        <w:spacing w:before="100" w:beforeAutospacing="1" w:after="100" w:afterAutospacing="1" w:line="240" w:lineRule="auto"/>
+        <w:rPr>
+          <w:rFonts w:ascii="Aptos Narrow" w:eastAsia="Times New Roman" w:hAnsi="Aptos Narrow" w:cs="Times New Roman"/>
+          <w:sz w:val="18"/>
+          <w:szCs w:val="18"/>
+          <w:lang w:eastAsia="en-AU"/>
+        </w:rPr>
+      </w:pPr>
+      <w:r>
+        <w:rPr>
+          <w:rFonts w:ascii="Aptos Narrow" w:eastAsia="Times New Roman" w:hAnsi="Aptos Narrow" w:cs="Times New Roman"/>
+          <w:sz w:val="18"/>
+          <w:szCs w:val="18"/>
+          <w:lang w:eastAsia="en-AU"/>
+        </w:rPr>
+        <w:t xml:space="preserve">Presented and secured approval for designs at the </w:t>
+      </w:r>
+      <w:r>
+        <w:rPr>
+          <w:rFonts w:ascii="Aptos Narrow" w:eastAsia="Times New Roman" w:hAnsi="Aptos Narrow" w:cs="Times New Roman"/>
+          <w:b/>
+          <w:bCs/>
+          <w:sz w:val="18"/>
+          <w:szCs w:val="18"/>
+          <w:lang w:eastAsia="en-AU"/>
+        </w:rPr>
+        <w:t>Architecture Forum</w:t>
+      </w:r>
+      <w:r>
+        <w:rPr>
+          <w:rFonts w:ascii="Aptos Narrow" w:eastAsia="Times New Roman" w:hAnsi="Aptos Narrow" w:cs="Times New Roman"/>
+          <w:sz w:val="18"/>
+          <w:szCs w:val="18"/>
+          <w:lang w:eastAsia="en-AU"/>
+        </w:rPr>
+        <w:t xml:space="preserve"> and </w:t>
+      </w:r>
+      <w:r>
+        <w:rPr>
+          <w:rFonts w:ascii="Aptos Narrow" w:eastAsia="Times New Roman" w:hAnsi="Aptos Narrow" w:cs="Times New Roman"/>
+          <w:b/>
+          <w:bCs/>
+          <w:sz w:val="18"/>
+          <w:szCs w:val="18"/>
+          <w:lang w:eastAsia="en-AU"/>
+        </w:rPr>
+        <w:t>Architecture Review Board</w:t>
+      </w:r>
+      <w:r>
+        <w:rPr>
+          <w:rFonts w:ascii="Aptos Narrow" w:eastAsia="Times New Roman" w:hAnsi="Aptos Narrow" w:cs="Times New Roman"/>
+          <w:sz w:val="18"/>
+          <w:szCs w:val="18"/>
+          <w:lang w:eastAsia="en-AU"/>
+        </w:rPr>
+        <w:t>.</w:t>
+      </w:r>
+    </w:p>
+    <w:p>
+      <w:pPr>
+        <w:pStyle w:val="ListParagraph"/>
+        <w:numPr>
+          <w:ilvl w:val="1"/>
+          <w:numId w:val="39"/>
+        </w:numPr>
+        <w:spacing w:before="100" w:beforeAutospacing="1" w:after="100" w:afterAutospacing="1" w:line="240" w:lineRule="auto"/>
+        <w:rPr>
+          <w:rFonts w:ascii="Aptos Narrow" w:eastAsia="Times New Roman" w:hAnsi="Aptos Narrow" w:cs="Times New Roman"/>
+          <w:sz w:val="18"/>
+          <w:szCs w:val="18"/>
+          <w:lang w:eastAsia="en-AU"/>
+        </w:rPr>
+      </w:pPr>
+      <w:r>
+        <w:rPr>
+          <w:rFonts w:ascii="Aptos Narrow" w:eastAsia="Times New Roman" w:hAnsi="Aptos Narrow" w:cs="Times New Roman"/>
+          <w:sz w:val="18"/>
+          <w:szCs w:val="18"/>
+          <w:lang w:eastAsia="en-AU"/>
+        </w:rPr>
+        <w:t xml:space="preserve">Led the design and delivery of </w:t>
+      </w:r>
+      <w:r>
+        <w:rPr>
+          <w:rFonts w:ascii="Aptos Narrow" w:eastAsia="Times New Roman" w:hAnsi="Aptos Narrow" w:cs="Times New Roman"/>
+          <w:b/>
+          <w:bCs/>
+          <w:sz w:val="18"/>
+          <w:szCs w:val="18"/>
+          <w:lang w:eastAsia="en-AU"/>
+        </w:rPr>
+        <w:t>AI-powered and automation solutions</w:t>
+      </w:r>
+      <w:r>
+        <w:rPr>
+          <w:rFonts w:ascii="Aptos Narrow" w:eastAsia="Times New Roman" w:hAnsi="Aptos Narrow" w:cs="Times New Roman"/>
+          <w:sz w:val="18"/>
+          <w:szCs w:val="18"/>
+          <w:lang w:eastAsia="en-AU"/>
+        </w:rPr>
+        <w:t>, improving operational efficiency and customer engagement.</w:t>
       </w:r>
     </w:p>
     <w:p>
@@ -2487,217 +2937,186 @@
         <w:pStyle w:val="PlainText"/>
         <w:numPr>
           <w:ilvl w:val="0"/>
-          <w:numId w:val="36"/>
+          <w:numId w:val="39"/>
         </w:numPr>
         <w:spacing w:after="200" w:line="276" w:lineRule="auto"/>
         <w:contextualSpacing/>
         <w:rPr>
-          <w:rFonts w:ascii="Aptos Narrow" w:hAnsi="Aptos Narrow" w:cs="Arial"/>
-          <w:color w:val="000000" w:themeColor="text1"/>
-          <w:sz w:val="18"/>
-          <w:szCs w:val="18"/>
-        </w:rPr>
-      </w:pPr>
-      <w:r>
-        <w:rPr>
-          <w:rFonts w:ascii="Aptos Narrow" w:hAnsi="Aptos Narrow" w:cs="Arial"/>
-          <w:color w:val="000000" w:themeColor="text1"/>
-          <w:sz w:val="18"/>
-          <w:szCs w:val="18"/>
-        </w:rPr>
-        <w:t>Lead the architecture and delivery of innovative, AI-driven information management solutions tailored to enterprise clients.</w:t>
+          <w:rFonts w:ascii="Aptos Narrow" w:eastAsia="MS Mincho" w:hAnsi="Aptos Narrow" w:cs="Arial"/>
+          <w:sz w:val="18"/>
+          <w:szCs w:val="18"/>
+        </w:rPr>
+      </w:pPr>
+      <w:r>
+        <w:rPr>
+          <w:rFonts w:ascii="Aptos Narrow" w:eastAsia="MS Mincho" w:hAnsi="Aptos Narrow" w:cs="Arial"/>
+          <w:b/>
+          <w:bCs/>
+          <w:sz w:val="18"/>
+          <w:szCs w:val="18"/>
+        </w:rPr>
+        <w:t xml:space="preserve">Presales </w:t>
+      </w:r>
+      <w:r>
+        <w:rPr>
+          <w:rFonts w:ascii="Aptos Narrow" w:eastAsia="MS Mincho" w:hAnsi="Aptos Narrow" w:cs="Arial"/>
+          <w:b/>
+          <w:bCs/>
+          <w:sz w:val="18"/>
+          <w:szCs w:val="18"/>
+        </w:rPr>
+        <w:t>&amp; Strategic Advisory</w:t>
+      </w:r>
+      <w:r>
+        <w:rPr>
+          <w:rFonts w:ascii="Aptos Narrow" w:eastAsia="MS Mincho" w:hAnsi="Aptos Narrow" w:cs="Arial"/>
+          <w:sz w:val="18"/>
+          <w:szCs w:val="18"/>
+        </w:rPr>
+        <w:t>:</w:t>
       </w:r>
     </w:p>
     <w:p>
       <w:pPr>
         <w:pStyle w:val="PlainText"/>
         <w:numPr>
-          <w:ilvl w:val="0"/>
-          <w:numId w:val="36"/>
+          <w:ilvl w:val="1"/>
+          <w:numId w:val="39"/>
         </w:numPr>
-        <w:spacing w:after="200" w:line="276" w:lineRule="auto"/>
+        <w:spacing w:line="22" w:lineRule="atLeast"/>
         <w:contextualSpacing/>
         <w:rPr>
-          <w:rFonts w:ascii="Aptos Narrow" w:hAnsi="Aptos Narrow" w:cs="Arial"/>
-          <w:color w:val="000000" w:themeColor="text1"/>
-          <w:sz w:val="18"/>
-          <w:szCs w:val="18"/>
-        </w:rPr>
-      </w:pPr>
-      <w:r>
-        <w:rPr>
-          <w:rFonts w:ascii="Aptos Narrow" w:hAnsi="Aptos Narrow" w:cs="Arial"/>
-          <w:color w:val="000000" w:themeColor="text1"/>
-          <w:sz w:val="18"/>
-          <w:szCs w:val="18"/>
-        </w:rPr>
-        <w:t>Provide strategic architectural governance, ensuring alignment between technical implementations and client business objectives.</w:t>
+          <w:rFonts w:ascii="Aptos Narrow" w:eastAsia="MS Mincho" w:hAnsi="Aptos Narrow" w:cs="Arial"/>
+          <w:sz w:val="18"/>
+          <w:szCs w:val="18"/>
+        </w:rPr>
+      </w:pPr>
+      <w:r>
+        <w:rPr>
+          <w:rFonts w:ascii="Aptos Narrow" w:eastAsia="Times New Roman" w:hAnsi="Aptos Narrow" w:cs="Times New Roman"/>
+          <w:sz w:val="18"/>
+          <w:szCs w:val="18"/>
+          <w:lang w:eastAsia="en-AU"/>
+        </w:rPr>
+        <w:t xml:space="preserve">Partnered with leadership on </w:t>
+      </w:r>
+      <w:r>
+        <w:rPr>
+          <w:rFonts w:ascii="Aptos Narrow" w:eastAsia="Times New Roman" w:hAnsi="Aptos Narrow" w:cs="Times New Roman"/>
+          <w:b/>
+          <w:bCs/>
+          <w:sz w:val="18"/>
+          <w:szCs w:val="18"/>
+          <w:lang w:eastAsia="en-AU"/>
+        </w:rPr>
+        <w:t>go-to-market strategies</w:t>
+      </w:r>
+      <w:r>
+        <w:rPr>
+          <w:rFonts w:ascii="Aptos Narrow" w:eastAsia="Times New Roman" w:hAnsi="Aptos Narrow" w:cs="Times New Roman"/>
+          <w:sz w:val="18"/>
+          <w:szCs w:val="18"/>
+          <w:lang w:eastAsia="en-AU"/>
+        </w:rPr>
+        <w:t>, strengthening Recusant’s brand and market positioning.</w:t>
+      </w:r>
+    </w:p>
+    <w:p>
+      <w:pPr>
+        <w:pStyle w:val="ListParagraph"/>
+        <w:numPr>
+          <w:ilvl w:val="1"/>
+          <w:numId w:val="39"/>
+        </w:numPr>
+        <w:spacing w:line="22" w:lineRule="atLeast"/>
+        <w:rPr>
+          <w:rFonts w:ascii="Aptos Narrow" w:eastAsia="Times New Roman" w:hAnsi="Aptos Narrow" w:cs="Times New Roman"/>
+          <w:sz w:val="18"/>
+          <w:szCs w:val="18"/>
+          <w:lang w:eastAsia="en-AU"/>
+        </w:rPr>
+      </w:pPr>
+      <w:r>
+        <w:rPr>
+          <w:rFonts w:ascii="Aptos Narrow" w:eastAsia="Times New Roman" w:hAnsi="Aptos Narrow" w:cs="Times New Roman"/>
+          <w:sz w:val="18"/>
+          <w:szCs w:val="18"/>
+          <w:lang w:eastAsia="en-AU"/>
+        </w:rPr>
+        <w:t xml:space="preserve">Supported </w:t>
+      </w:r>
+      <w:r>
+        <w:rPr>
+          <w:rFonts w:ascii="Aptos Narrow" w:eastAsia="Times New Roman" w:hAnsi="Aptos Narrow" w:cs="Times New Roman"/>
+          <w:b/>
+          <w:bCs/>
+          <w:sz w:val="18"/>
+          <w:szCs w:val="18"/>
+          <w:lang w:eastAsia="en-AU"/>
+        </w:rPr>
+        <w:t>business development and presales</w:t>
+      </w:r>
+      <w:r>
+        <w:rPr>
+          <w:rFonts w:ascii="Aptos Narrow" w:eastAsia="Times New Roman" w:hAnsi="Aptos Narrow" w:cs="Times New Roman"/>
+          <w:sz w:val="18"/>
+          <w:szCs w:val="18"/>
+          <w:lang w:eastAsia="en-AU"/>
+        </w:rPr>
+        <w:t>, scoping solutions, preparing proposals, and engaging directly with enterprise clients.</w:t>
+      </w:r>
+    </w:p>
+    <w:p>
+      <w:pPr>
+        <w:pStyle w:val="ListParagraph"/>
+        <w:numPr>
+          <w:ilvl w:val="1"/>
+          <w:numId w:val="39"/>
+        </w:numPr>
+        <w:spacing w:line="22" w:lineRule="atLeast"/>
+        <w:rPr>
+          <w:rFonts w:ascii="Aptos Narrow" w:eastAsia="Times New Roman" w:hAnsi="Aptos Narrow" w:cs="Times New Roman"/>
+          <w:sz w:val="18"/>
+          <w:szCs w:val="18"/>
+          <w:lang w:eastAsia="en-AU"/>
+        </w:rPr>
+      </w:pPr>
+      <w:r>
+        <w:rPr>
+          <w:rFonts w:ascii="Aptos Narrow" w:eastAsia="Times New Roman" w:hAnsi="Aptos Narrow" w:cs="Times New Roman"/>
+          <w:sz w:val="18"/>
+          <w:szCs w:val="18"/>
+          <w:lang w:eastAsia="en-AU"/>
+        </w:rPr>
+        <w:t xml:space="preserve">Oversaw </w:t>
+      </w:r>
+      <w:r>
+        <w:rPr>
+          <w:rFonts w:ascii="Aptos Narrow" w:eastAsia="Times New Roman" w:hAnsi="Aptos Narrow" w:cs="Times New Roman"/>
+          <w:b/>
+          <w:bCs/>
+          <w:sz w:val="18"/>
+          <w:szCs w:val="18"/>
+          <w:lang w:eastAsia="en-AU"/>
+        </w:rPr>
+        <w:t>technical delivery and cross-team collaboration</w:t>
+      </w:r>
+      <w:r>
+        <w:rPr>
+          <w:rFonts w:ascii="Aptos Narrow" w:eastAsia="Times New Roman" w:hAnsi="Aptos Narrow" w:cs="Times New Roman"/>
+          <w:sz w:val="18"/>
+          <w:szCs w:val="18"/>
+          <w:lang w:eastAsia="en-AU"/>
+        </w:rPr>
+        <w:t>, ensuring high-quality outcomes and adherence to best practices.</w:t>
       </w:r>
     </w:p>
     <w:p>
       <w:pPr>
         <w:pStyle w:val="PlainText"/>
-        <w:numPr>
-          <w:ilvl w:val="0"/>
-          <w:numId w:val="36"/>
-        </w:numPr>
-        <w:spacing w:after="200" w:line="276" w:lineRule="auto"/>
+        <w:spacing w:line="276" w:lineRule="auto"/>
         <w:contextualSpacing/>
         <w:rPr>
-          <w:rFonts w:ascii="Aptos Narrow" w:hAnsi="Aptos Narrow" w:cs="Arial"/>
-          <w:color w:val="000000" w:themeColor="text1"/>
-          <w:sz w:val="18"/>
-          <w:szCs w:val="18"/>
-        </w:rPr>
-      </w:pPr>
-      <w:r>
-        <w:rPr>
-          <w:rFonts w:ascii="Aptos Narrow" w:hAnsi="Aptos Narrow" w:cs="Arial"/>
-          <w:color w:val="000000" w:themeColor="text1"/>
-          <w:sz w:val="18"/>
-          <w:szCs w:val="18"/>
-        </w:rPr>
-        <w:t>Manage and mentor cross-functional development teams, ensuring high-quality, scalable, and secure software delivery.</w:t>
-      </w:r>
-    </w:p>
-    <w:p>
-      <w:pPr>
-        <w:pStyle w:val="PlainText"/>
-        <w:numPr>
-          <w:ilvl w:val="0"/>
-          <w:numId w:val="36"/>
-        </w:numPr>
-        <w:spacing w:after="200" w:line="276" w:lineRule="auto"/>
-        <w:contextualSpacing/>
-        <w:rPr>
-          <w:rFonts w:ascii="Aptos Narrow" w:hAnsi="Aptos Narrow" w:cs="Arial"/>
-          <w:color w:val="000000" w:themeColor="text1"/>
-          <w:sz w:val="18"/>
-          <w:szCs w:val="18"/>
-        </w:rPr>
-      </w:pPr>
-      <w:r>
-        <w:rPr>
-          <w:rFonts w:ascii="Aptos Narrow" w:hAnsi="Aptos Narrow" w:cs="Arial"/>
-          <w:color w:val="000000" w:themeColor="text1"/>
-          <w:sz w:val="18"/>
-          <w:szCs w:val="18"/>
-        </w:rPr>
-        <w:t>Translate complex business requirements into clear, robust, and maintainable technical solutions.</w:t>
-      </w:r>
-    </w:p>
-    <w:p>
-      <w:pPr>
-        <w:pStyle w:val="PlainText"/>
-        <w:numPr>
-          <w:ilvl w:val="0"/>
-          <w:numId w:val="36"/>
-        </w:numPr>
-        <w:spacing w:after="200" w:line="276" w:lineRule="auto"/>
-        <w:contextualSpacing/>
-        <w:rPr>
-          <w:rFonts w:ascii="Aptos Narrow" w:hAnsi="Aptos Narrow" w:cs="Arial"/>
-          <w:color w:val="000000" w:themeColor="text1"/>
-          <w:sz w:val="18"/>
-          <w:szCs w:val="18"/>
-        </w:rPr>
-      </w:pPr>
-      <w:r>
-        <w:rPr>
-          <w:rFonts w:ascii="Aptos Narrow" w:hAnsi="Aptos Narrow" w:cs="Arial"/>
-          <w:color w:val="000000" w:themeColor="text1"/>
-          <w:sz w:val="18"/>
-          <w:szCs w:val="18"/>
-        </w:rPr>
-        <w:t>Facilitate effective stakeholder engagement, clarifying technical strategy and ensuring successful project outcomes.</w:t>
-      </w:r>
-    </w:p>
-    <w:p>
-      <w:pPr>
-        <w:pStyle w:val="PlainText"/>
-        <w:numPr>
-          <w:ilvl w:val="0"/>
-          <w:numId w:val="36"/>
-        </w:numPr>
-        <w:spacing w:after="200" w:line="276" w:lineRule="auto"/>
-        <w:contextualSpacing/>
-        <w:rPr>
-          <w:rFonts w:ascii="Aptos Narrow" w:hAnsi="Aptos Narrow" w:cs="Arial"/>
-          <w:color w:val="000000" w:themeColor="text1"/>
-          <w:sz w:val="18"/>
-          <w:szCs w:val="18"/>
-        </w:rPr>
-      </w:pPr>
-      <w:r>
-        <w:rPr>
-          <w:rFonts w:ascii="Aptos Narrow" w:hAnsi="Aptos Narrow" w:cs="Arial"/>
-          <w:color w:val="000000" w:themeColor="text1"/>
-          <w:sz w:val="18"/>
-          <w:szCs w:val="18"/>
-        </w:rPr>
-        <w:t>Drive continuous innovation by integrating cutting-edge cloud technologies and automation frameworks into Recusant's product offerings.</w:t>
-      </w:r>
-    </w:p>
-    <w:p>
-      <w:pPr>
-        <w:pStyle w:val="PlainText"/>
-        <w:numPr>
-          <w:ilvl w:val="0"/>
-          <w:numId w:val="36"/>
-        </w:numPr>
-        <w:spacing w:after="200" w:line="276" w:lineRule="auto"/>
-        <w:contextualSpacing/>
-        <w:rPr>
-          <w:rFonts w:ascii="Aptos Narrow" w:hAnsi="Aptos Narrow" w:cs="Arial"/>
-          <w:color w:val="000000" w:themeColor="text1"/>
-          <w:sz w:val="18"/>
-          <w:szCs w:val="18"/>
-        </w:rPr>
-      </w:pPr>
-      <w:r>
-        <w:rPr>
-          <w:rFonts w:ascii="Aptos Narrow" w:hAnsi="Aptos Narrow" w:cs="Arial"/>
-          <w:color w:val="000000" w:themeColor="text1"/>
-          <w:sz w:val="18"/>
-          <w:szCs w:val="18"/>
-        </w:rPr>
-        <w:lastRenderedPageBreak/>
-        <w:t>Develop and execute tactical marketing plans and strategic positioning, including targeted campaigns, content marketing, and industry engagement to enhance Recusant’s market presence and generate qualified leads.</w:t>
-      </w:r>
-    </w:p>
-    <w:p>
-      <w:pPr>
-        <w:pStyle w:val="PlainText"/>
-        <w:numPr>
-          <w:ilvl w:val="0"/>
-          <w:numId w:val="36"/>
-        </w:numPr>
-        <w:spacing w:after="200" w:line="276" w:lineRule="auto"/>
-        <w:contextualSpacing/>
-        <w:rPr>
-          <w:rFonts w:ascii="Aptos Narrow" w:eastAsia="MS Mincho" w:hAnsi="Aptos Narrow" w:cs="Arial"/>
-          <w:b/>
-          <w:bCs/>
-          <w:sz w:val="18"/>
-          <w:szCs w:val="18"/>
-        </w:rPr>
-      </w:pPr>
-      <w:r>
-        <w:rPr>
-          <w:rFonts w:ascii="Aptos Narrow" w:hAnsi="Aptos Narrow" w:cs="Arial"/>
-          <w:color w:val="000000" w:themeColor="text1"/>
-          <w:sz w:val="18"/>
-          <w:szCs w:val="18"/>
-        </w:rPr>
-        <w:t>Collaborate closely with leadership on marketing strategy to effectively communicate value propositions, strengthen brand identity, and support business development objectives.</w:t>
-      </w:r>
-    </w:p>
-    <w:p>
-      <w:pPr>
-        <w:pStyle w:val="PlainText"/>
-        <w:spacing w:after="200" w:line="276" w:lineRule="auto"/>
-        <w:contextualSpacing/>
-        <w:rPr>
           <w:rFonts w:ascii="Aptos Narrow" w:eastAsia="MS Mincho" w:hAnsi="Aptos Narrow" w:cs="Arial"/>
           <w:sz w:val="18"/>
           <w:szCs w:val="18"/>
@@ -2710,7 +3129,7 @@
           <w:szCs w:val="18"/>
         </w:rPr>
         <w:pict w14:anchorId="66CBA543">
-          <v:rect id="_x0000_i1040" style="width:0;height:1.5pt" o:hralign="center" o:hrstd="t" o:hr="t" fillcolor="#a0a0a0" stroked="f"/>
+          <v:rect id="_x0000_i1026" style="width:0;height:1.5pt" o:hralign="center" o:bullet="t" o:hrstd="t" o:hr="t" fillcolor="#a0a0a0" stroked="f"/>
         </w:pict>
       </w:r>
     </w:p>
@@ -2780,7 +3199,7 @@
           <w:sz w:val="18"/>
           <w:szCs w:val="18"/>
         </w:rPr>
-        <w:t>June 2024 – Present</w:t>
+        <w:t xml:space="preserve">June 2024 – </w:t>
       </w:r>
       <w:r>
         <w:rPr>
@@ -2791,6 +3210,17 @@
           <w:sz w:val="18"/>
           <w:szCs w:val="18"/>
         </w:rPr>
+        <w:t>March 2025</w:t>
+      </w:r>
+      <w:r>
+        <w:rPr>
+          <w:rFonts w:ascii="Aptos Narrow" w:hAnsi="Aptos Narrow" w:cs="Arial"/>
+          <w:i/>
+          <w:iCs/>
+          <w:color w:val="000000" w:themeColor="text1"/>
+          <w:sz w:val="18"/>
+          <w:szCs w:val="18"/>
+        </w:rPr>
         <w:tab/>
       </w:r>
     </w:p>
@@ -2840,7 +3270,16 @@
           <w:sz w:val="18"/>
           <w:szCs w:val="18"/>
         </w:rPr>
-        <w:t>Engaged in short-term contracts while pursuing opportunities for longer-term roles.</w:t>
+        <w:t>Delivered short-term, high-impact architecture and delivery engagement</w:t>
+      </w:r>
+      <w:r>
+        <w:rPr>
+          <w:rFonts w:ascii="Aptos Narrow" w:hAnsi="Aptos Narrow" w:cs="Arial"/>
+          <w:color w:val="000000" w:themeColor="text1"/>
+          <w:sz w:val="18"/>
+          <w:szCs w:val="18"/>
+        </w:rPr>
+        <w:t>s</w:t>
       </w:r>
     </w:p>
     <w:p>
@@ -2879,7 +3318,7 @@
         <w:pStyle w:val="ListParagraph"/>
         <w:numPr>
           <w:ilvl w:val="0"/>
-          <w:numId w:val="20"/>
+          <w:numId w:val="38"/>
         </w:numPr>
         <w:rPr>
           <w:rFonts w:ascii="Aptos Narrow" w:hAnsi="Aptos Narrow" w:cs="Arial"/>
@@ -2903,7 +3342,7 @@
         <w:pStyle w:val="ListParagraph"/>
         <w:numPr>
           <w:ilvl w:val="0"/>
-          <w:numId w:val="20"/>
+          <w:numId w:val="38"/>
         </w:numPr>
         <w:rPr>
           <w:rFonts w:ascii="Aptos Narrow" w:hAnsi="Aptos Narrow" w:cs="Arial"/>
@@ -2919,7 +3358,27 @@
           <w:sz w:val="18"/>
           <w:szCs w:val="18"/>
         </w:rPr>
-        <w:t>Gathered requirements, designed scalable solutions, and prepared proposals and estimates.</w:t>
+        <w:t xml:space="preserve">Led </w:t>
+      </w:r>
+      <w:r>
+        <w:rPr>
+          <w:rFonts w:ascii="Aptos Narrow" w:hAnsi="Aptos Narrow" w:cs="Arial"/>
+          <w:b/>
+          <w:bCs/>
+          <w:color w:val="000000" w:themeColor="text1"/>
+          <w:sz w:val="18"/>
+          <w:szCs w:val="18"/>
+        </w:rPr>
+        <w:t>business development and presales</w:t>
+      </w:r>
+      <w:r>
+        <w:rPr>
+          <w:rFonts w:ascii="Aptos Narrow" w:hAnsi="Aptos Narrow" w:cs="Arial"/>
+          <w:color w:val="000000" w:themeColor="text1"/>
+          <w:sz w:val="18"/>
+          <w:szCs w:val="18"/>
+        </w:rPr>
+        <w:t xml:space="preserve"> efforts, from client engagement through to solution scoping and proposal development.</w:t>
       </w:r>
     </w:p>
     <w:p>
@@ -2927,7 +3386,7 @@
         <w:pStyle w:val="ListParagraph"/>
         <w:numPr>
           <w:ilvl w:val="0"/>
-          <w:numId w:val="20"/>
+          <w:numId w:val="38"/>
         </w:numPr>
         <w:rPr>
           <w:rFonts w:ascii="Aptos Narrow" w:hAnsi="Aptos Narrow" w:cs="Arial"/>
@@ -2943,7 +3402,27 @@
           <w:sz w:val="18"/>
           <w:szCs w:val="18"/>
         </w:rPr>
-        <w:t>Managed projects from initiation through delivery and post-deployment support.</w:t>
+        <w:t xml:space="preserve">Gathered requirements, </w:t>
+      </w:r>
+      <w:r>
+        <w:rPr>
+          <w:rFonts w:ascii="Aptos Narrow" w:hAnsi="Aptos Narrow" w:cs="Arial"/>
+          <w:b/>
+          <w:bCs/>
+          <w:color w:val="000000" w:themeColor="text1"/>
+          <w:sz w:val="18"/>
+          <w:szCs w:val="18"/>
+        </w:rPr>
+        <w:t>designed scalable enterprise solutions</w:t>
+      </w:r>
+      <w:r>
+        <w:rPr>
+          <w:rFonts w:ascii="Aptos Narrow" w:hAnsi="Aptos Narrow" w:cs="Arial"/>
+          <w:color w:val="000000" w:themeColor="text1"/>
+          <w:sz w:val="18"/>
+          <w:szCs w:val="18"/>
+        </w:rPr>
+        <w:t>, and prepared detailed estimates aligned to client objectives.</w:t>
       </w:r>
     </w:p>
     <w:p>
@@ -2951,7 +3430,7 @@
         <w:pStyle w:val="ListParagraph"/>
         <w:numPr>
           <w:ilvl w:val="0"/>
-          <w:numId w:val="20"/>
+          <w:numId w:val="38"/>
         </w:numPr>
         <w:rPr>
           <w:rFonts w:ascii="Aptos Narrow" w:hAnsi="Aptos Narrow" w:cs="Arial"/>
@@ -2967,7 +3446,51 @@
           <w:sz w:val="18"/>
           <w:szCs w:val="18"/>
         </w:rPr>
-        <w:t>Oversaw stakeholder management, high-level design, proof of concept development, showcases, development, deployment, UAT, and final handover.</w:t>
+        <w:t>Managed projects end-to-end — initiation, high-level design, proof-of-concept, showcases, development, deployment, UAT, and post-go-live support.</w:t>
+      </w:r>
+    </w:p>
+    <w:p>
+      <w:pPr>
+        <w:pStyle w:val="ListParagraph"/>
+        <w:numPr>
+          <w:ilvl w:val="0"/>
+          <w:numId w:val="38"/>
+        </w:numPr>
+        <w:rPr>
+          <w:rFonts w:ascii="Aptos Narrow" w:hAnsi="Aptos Narrow" w:cs="Arial"/>
+          <w:color w:val="000000" w:themeColor="text1"/>
+          <w:sz w:val="18"/>
+          <w:szCs w:val="18"/>
+        </w:rPr>
+      </w:pPr>
+      <w:r>
+        <w:rPr>
+          <w:rFonts w:ascii="Aptos Narrow" w:hAnsi="Aptos Narrow" w:cs="Arial"/>
+          <w:color w:val="000000" w:themeColor="text1"/>
+          <w:sz w:val="18"/>
+          <w:szCs w:val="18"/>
+        </w:rPr>
+        <w:t xml:space="preserve">Oversaw </w:t>
+      </w:r>
+      <w:r>
+        <w:rPr>
+          <w:rFonts w:ascii="Aptos Narrow" w:hAnsi="Aptos Narrow" w:cs="Arial"/>
+          <w:b/>
+          <w:bCs/>
+          <w:color w:val="000000" w:themeColor="text1"/>
+          <w:sz w:val="18"/>
+          <w:szCs w:val="18"/>
+        </w:rPr>
+        <w:t>stakeholder engagement</w:t>
+      </w:r>
+      <w:r>
+        <w:rPr>
+          <w:rFonts w:ascii="Aptos Narrow" w:hAnsi="Aptos Narrow" w:cs="Arial"/>
+          <w:color w:val="000000" w:themeColor="text1"/>
+          <w:sz w:val="18"/>
+          <w:szCs w:val="18"/>
+        </w:rPr>
+        <w:t xml:space="preserve"> to ensure alignment between technical delivery and business needs.</w:t>
       </w:r>
     </w:p>
     <w:p>
@@ -3397,6 +3920,7 @@
           <w:szCs w:val="18"/>
         </w:rPr>
       </w:pPr>
+      <w:proofErr w:type="spellStart"/>
       <w:r>
         <w:rPr>
           <w:rFonts w:ascii="Aptos Narrow" w:hAnsi="Aptos Narrow" w:cs="Arial"/>
@@ -3406,7 +3930,19 @@
           <w:sz w:val="18"/>
           <w:szCs w:val="18"/>
         </w:rPr>
-        <w:t>Totalmobile UK</w:t>
+        <w:t>Totalmobile</w:t>
+      </w:r>
+      <w:proofErr w:type="spellEnd"/>
+      <w:r>
+        <w:rPr>
+          <w:rFonts w:ascii="Aptos Narrow" w:hAnsi="Aptos Narrow" w:cs="Arial"/>
+          <w:b/>
+          <w:bCs/>
+          <w:color w:val="000000" w:themeColor="text1"/>
+          <w:sz w:val="18"/>
+          <w:szCs w:val="18"/>
+        </w:rPr>
+        <w:t xml:space="preserve"> UK</w:t>
       </w:r>
       <w:r>
         <w:rPr>
@@ -3426,12 +3962,31 @@
         </w:numPr>
         <w:spacing w:after="0" w:line="264" w:lineRule="auto"/>
         <w:rPr>
+          <w:rFonts w:ascii="Aptos Narrow" w:eastAsia="MS Mincho" w:hAnsi="Aptos Narrow" w:cs="Arial"/>
+          <w:sz w:val="18"/>
+          <w:szCs w:val="18"/>
+        </w:rPr>
+      </w:pPr>
+      <w:r>
+        <w:rPr>
           <w:rFonts w:ascii="Aptos Narrow" w:hAnsi="Aptos Narrow" w:cs="Arial"/>
           <w:color w:val="000000" w:themeColor="text1"/>
           <w:sz w:val="18"/>
           <w:szCs w:val="18"/>
         </w:rPr>
-      </w:pPr>
+        <w:t xml:space="preserve">Conducted a </w:t>
+      </w:r>
+      <w:r>
+        <w:rPr>
+          <w:rFonts w:ascii="Aptos Narrow" w:hAnsi="Aptos Narrow" w:cs="Arial"/>
+          <w:b/>
+          <w:bCs/>
+          <w:color w:val="000000" w:themeColor="text1"/>
+          <w:sz w:val="18"/>
+          <w:szCs w:val="18"/>
+        </w:rPr>
+        <w:t>WCAG accessibility compliance audit</w:t>
+      </w:r>
       <w:r>
         <w:rPr>
           <w:rFonts w:ascii="Aptos Narrow" w:hAnsi="Aptos Narrow" w:cs="Arial"/>
@@ -3439,161 +3994,33 @@
           <w:sz w:val="18"/>
           <w:szCs w:val="18"/>
         </w:rPr>
-        <w:t xml:space="preserve">Conducted a </w:t>
-      </w:r>
-      <w:r>
-        <w:rPr>
-          <w:rFonts w:ascii="Aptos Narrow" w:hAnsi="Aptos Narrow" w:cs="Arial"/>
-          <w:b/>
-          <w:bCs/>
-          <w:color w:val="000000" w:themeColor="text1"/>
-          <w:sz w:val="18"/>
-          <w:szCs w:val="18"/>
-        </w:rPr>
-        <w:t>WCAG accessibility compliance audit</w:t>
-      </w:r>
-      <w:r>
-        <w:rPr>
-          <w:rFonts w:ascii="Aptos Narrow" w:hAnsi="Aptos Narrow" w:cs="Arial"/>
-          <w:color w:val="000000" w:themeColor="text1"/>
-          <w:sz w:val="18"/>
-          <w:szCs w:val="18"/>
-        </w:rPr>
-        <w:t xml:space="preserve"> for a global rostering SaaS vendor entering the Australian market, ensuring alignment with Australian government accessibility requirements.</w:t>
-      </w:r>
-    </w:p>
-    <w:p>
-      <w:pPr>
-        <w:spacing w:after="0" w:line="264" w:lineRule="auto"/>
-        <w:rPr>
-          <w:rFonts w:ascii="Aptos Narrow" w:hAnsi="Aptos Narrow" w:cs="Arial"/>
-          <w:color w:val="000000" w:themeColor="text1"/>
-          <w:sz w:val="18"/>
-          <w:szCs w:val="18"/>
-        </w:rPr>
-      </w:pPr>
-      <w:r>
-        <w:rPr>
-          <w:rFonts w:ascii="Aptos Narrow" w:hAnsi="Aptos Narrow" w:cs="Arial"/>
-          <w:b/>
-          <w:bCs/>
-          <w:color w:val="000000" w:themeColor="text1"/>
-          <w:sz w:val="18"/>
-          <w:szCs w:val="18"/>
-        </w:rPr>
-        <w:t>MBA Capstone Program at CSIRO's Data61</w:t>
-      </w:r>
-      <w:r>
-        <w:rPr>
-          <w:rFonts w:ascii="Aptos Narrow" w:hAnsi="Aptos Narrow" w:cs="Arial"/>
-          <w:color w:val="000000" w:themeColor="text1"/>
-          <w:sz w:val="18"/>
-          <w:szCs w:val="18"/>
-        </w:rPr>
-        <w:t>:</w:t>
-      </w:r>
-    </w:p>
-    <w:p>
-      <w:pPr>
-        <w:pStyle w:val="PlainText"/>
-        <w:numPr>
-          <w:ilvl w:val="0"/>
-          <w:numId w:val="32"/>
-        </w:numPr>
-        <w:spacing w:after="200" w:line="276" w:lineRule="auto"/>
-        <w:contextualSpacing/>
-        <w:rPr>
-          <w:rFonts w:ascii="Aptos Narrow" w:hAnsi="Aptos Narrow" w:cs="Arial"/>
-          <w:color w:val="000000" w:themeColor="text1"/>
-          <w:sz w:val="18"/>
-          <w:szCs w:val="18"/>
-        </w:rPr>
-      </w:pPr>
-      <w:r>
-        <w:rPr>
-          <w:rFonts w:ascii="Aptos Narrow" w:hAnsi="Aptos Narrow" w:cs="Arial"/>
-          <w:color w:val="000000" w:themeColor="text1"/>
-          <w:sz w:val="18"/>
-          <w:szCs w:val="18"/>
-        </w:rPr>
-        <w:t xml:space="preserve">Collaborated on commercialising a patented quantum computing algorithm to safeguard AI from adversarial attacks. </w:t>
-      </w:r>
-    </w:p>
-    <w:p>
-      <w:pPr>
-        <w:pStyle w:val="PlainText"/>
-        <w:numPr>
-          <w:ilvl w:val="0"/>
-          <w:numId w:val="32"/>
-        </w:numPr>
-        <w:spacing w:after="200" w:line="276" w:lineRule="auto"/>
-        <w:contextualSpacing/>
-        <w:rPr>
-          <w:rFonts w:ascii="Aptos Narrow" w:hAnsi="Aptos Narrow" w:cs="Arial"/>
-          <w:color w:val="000000" w:themeColor="text1"/>
-          <w:sz w:val="18"/>
-          <w:szCs w:val="18"/>
-        </w:rPr>
-      </w:pPr>
-      <w:r>
-        <w:rPr>
-          <w:rFonts w:ascii="Aptos Narrow" w:hAnsi="Aptos Narrow" w:cs="Arial"/>
-          <w:color w:val="000000" w:themeColor="text1"/>
-          <w:sz w:val="18"/>
-          <w:szCs w:val="18"/>
-        </w:rPr>
-        <w:t xml:space="preserve">Conducted 50+ interviews, designed outreach campaigns, and explored models to identify buyers and partners. </w:t>
-      </w:r>
-    </w:p>
-    <w:p>
-      <w:pPr>
-        <w:pStyle w:val="PlainText"/>
-        <w:numPr>
-          <w:ilvl w:val="0"/>
-          <w:numId w:val="32"/>
-        </w:numPr>
-        <w:spacing w:after="200" w:line="276" w:lineRule="auto"/>
-        <w:contextualSpacing/>
-        <w:rPr>
-          <w:rFonts w:ascii="Aptos Narrow" w:eastAsia="MS Mincho" w:hAnsi="Aptos Narrow" w:cs="Arial"/>
-          <w:sz w:val="18"/>
-          <w:szCs w:val="18"/>
-        </w:rPr>
-      </w:pPr>
-      <w:r>
-        <w:rPr>
-          <w:rFonts w:ascii="Aptos Narrow" w:hAnsi="Aptos Narrow" w:cs="Arial"/>
-          <w:color w:val="000000" w:themeColor="text1"/>
-          <w:sz w:val="18"/>
-          <w:szCs w:val="18"/>
-        </w:rPr>
-        <w:t>Discovered two commercial opportunities and recommended a strategic pivot for market alignment.</w:t>
-      </w:r>
-    </w:p>
-    <w:p>
-      <w:pPr>
-        <w:pStyle w:val="PlainText"/>
-        <w:spacing w:after="200" w:line="276" w:lineRule="auto"/>
-        <w:contextualSpacing/>
-        <w:rPr>
-          <w:rFonts w:ascii="Aptos Narrow" w:eastAsia="MS Mincho" w:hAnsi="Aptos Narrow" w:cs="Arial"/>
-          <w:sz w:val="18"/>
-          <w:szCs w:val="18"/>
-        </w:rPr>
-      </w:pPr>
-      <w:r>
-        <w:rPr>
-          <w:rFonts w:ascii="Aptos Narrow" w:eastAsia="MS Mincho" w:hAnsi="Aptos Narrow" w:cs="Arial"/>
-          <w:sz w:val="18"/>
-          <w:szCs w:val="18"/>
-        </w:rPr>
-        <w:pict w14:anchorId="3FB3CA5C">
-          <v:rect id="_x0000_i1025" style="width:0;height:1.5pt" o:hralign="center" o:hrstd="t" o:hr="t" fillcolor="#a0a0a0" stroked="f"/>
-        </w:pict>
+        <w:t xml:space="preserve"> for a global rostering SaaS vendor entering the Australian market, ensuring alignment with Australian government accessibility requirements</w:t>
       </w:r>
     </w:p>
     <w:bookmarkEnd w:id="0"/>
     <w:bookmarkEnd w:id="1"/>
+    <w:p>
+      <w:pPr>
+        <w:pStyle w:val="PlainText"/>
+        <w:spacing w:line="276" w:lineRule="auto"/>
+        <w:contextualSpacing/>
+        <w:rPr>
+          <w:rFonts w:ascii="Aptos Narrow" w:eastAsia="MS Mincho" w:hAnsi="Aptos Narrow" w:cs="Arial"/>
+          <w:sz w:val="18"/>
+          <w:szCs w:val="18"/>
+        </w:rPr>
+      </w:pPr>
+      <w:r>
+        <w:rPr>
+          <w:rFonts w:ascii="Aptos Narrow" w:eastAsia="MS Mincho" w:hAnsi="Aptos Narrow" w:cs="Arial"/>
+          <w:sz w:val="18"/>
+          <w:szCs w:val="18"/>
+        </w:rPr>
+        <w:pict w14:anchorId="7EC071B6">
+          <v:rect id="_x0000_i1027" style="width:0;height:1.5pt" o:hralign="center" o:bullet="t" o:hrstd="t" o:hr="t" fillcolor="#a0a0a0" stroked="f"/>
+        </w:pict>
+      </w:r>
+    </w:p>
     <w:p>
       <w:pPr>
         <w:pStyle w:val="PlainText"/>
@@ -3911,7 +4338,23 @@
           <w:sz w:val="18"/>
           <w:szCs w:val="18"/>
         </w:rPr>
-        <w:t>digital transformation project in the energy sector.</w:t>
+        <w:t>digital transformation projec</w:t>
+      </w:r>
+      <w:r>
+        <w:rPr>
+          <w:rFonts w:ascii="Aptos Narrow" w:eastAsia="MS Mincho" w:hAnsi="Aptos Narrow" w:cs="Arial"/>
+          <w:sz w:val="18"/>
+          <w:szCs w:val="18"/>
+        </w:rPr>
+        <w:t>t</w:t>
+      </w:r>
+      <w:r>
+        <w:rPr>
+          <w:rFonts w:ascii="Aptos Narrow" w:eastAsia="MS Mincho" w:hAnsi="Aptos Narrow" w:cs="Arial"/>
+          <w:sz w:val="18"/>
+          <w:szCs w:val="18"/>
+        </w:rPr>
+        <w:t>.</w:t>
       </w:r>
     </w:p>
     <w:p>
@@ -3935,49 +4378,25 @@
           <w:sz w:val="18"/>
           <w:szCs w:val="18"/>
         </w:rPr>
-        <w:t>Established an Optimizely Chapter and Centre of Excellence</w:t>
-      </w:r>
-      <w:r>
-        <w:rPr>
-          <w:rFonts w:ascii="Aptos Narrow" w:eastAsia="MS Mincho" w:hAnsi="Aptos Narrow" w:cs="Arial"/>
-          <w:sz w:val="18"/>
-          <w:szCs w:val="18"/>
-        </w:rPr>
-        <w:t xml:space="preserve"> enabling several new projects</w:t>
-      </w:r>
-      <w:r>
-        <w:rPr>
-          <w:rFonts w:ascii="Aptos Narrow" w:eastAsia="MS Mincho" w:hAnsi="Aptos Narrow" w:cs="Arial"/>
-          <w:sz w:val="18"/>
-          <w:szCs w:val="18"/>
-        </w:rPr>
-        <w:t xml:space="preserve"> (</w:t>
-      </w:r>
-      <w:r>
-        <w:rPr>
-          <w:rFonts w:ascii="Aptos Narrow" w:eastAsia="MS Mincho" w:hAnsi="Aptos Narrow" w:cs="Arial"/>
-          <w:i/>
-          <w:iCs/>
-          <w:sz w:val="18"/>
-          <w:szCs w:val="18"/>
-        </w:rPr>
-        <w:t>.Net, Azure, Optimizely</w:t>
-      </w:r>
-      <w:r>
-        <w:rPr>
-          <w:rFonts w:ascii="Aptos Narrow" w:eastAsia="MS Mincho" w:hAnsi="Aptos Narrow" w:cs="Arial"/>
-          <w:sz w:val="18"/>
-          <w:szCs w:val="18"/>
-        </w:rPr>
-        <w:t>)</w:t>
-      </w:r>
-      <w:r>
-        <w:rPr>
-          <w:rFonts w:ascii="Aptos Narrow" w:eastAsia="MS Mincho" w:hAnsi="Aptos Narrow" w:cs="Arial"/>
-          <w:sz w:val="18"/>
-          <w:szCs w:val="18"/>
-        </w:rPr>
-        <w:t>.</w:t>
+        <w:t xml:space="preserve">Established an </w:t>
+      </w:r>
+      <w:r>
+        <w:rPr>
+          <w:rFonts w:ascii="Aptos Narrow" w:eastAsia="MS Mincho" w:hAnsi="Aptos Narrow" w:cs="Arial"/>
+          <w:b/>
+          <w:bCs/>
+          <w:sz w:val="18"/>
+          <w:szCs w:val="18"/>
+        </w:rPr>
+        <w:t>Optimizely One Centre of Excellence</w:t>
+      </w:r>
+      <w:r>
+        <w:rPr>
+          <w:rFonts w:ascii="Aptos Narrow" w:eastAsia="MS Mincho" w:hAnsi="Aptos Narrow" w:cs="Arial"/>
+          <w:sz w:val="18"/>
+          <w:szCs w:val="18"/>
+        </w:rPr>
+        <w:t>, enabling multiple high-profile projects (.NET, Azure, Optimizely) and setting scalable delivery patterns.</w:t>
       </w:r>
     </w:p>
     <w:p>
@@ -4001,7 +4420,8 @@
           <w:sz w:val="18"/>
           <w:szCs w:val="18"/>
         </w:rPr>
-        <w:t>Conducted technical workshops and ensured platform scalability and redundancy.</w:t>
+        <w:lastRenderedPageBreak/>
+        <w:t>Facilitated technical workshops, defined enterprise platform KPIs, and built real-time monitoring dashboards for application performance.</w:t>
       </w:r>
     </w:p>
     <w:p>
@@ -4025,23 +4445,51 @@
           <w:sz w:val="18"/>
           <w:szCs w:val="18"/>
         </w:rPr>
-        <w:t>D</w:t>
-      </w:r>
-      <w:r>
-        <w:rPr>
-          <w:rFonts w:ascii="Aptos Narrow" w:eastAsia="MS Mincho" w:hAnsi="Aptos Narrow" w:cs="Arial"/>
-          <w:sz w:val="18"/>
-          <w:szCs w:val="18"/>
-        </w:rPr>
-        <w:t>emonstrated operational efficiency improvements</w:t>
-      </w:r>
-      <w:r>
-        <w:rPr>
-          <w:rFonts w:ascii="Aptos Narrow" w:eastAsia="MS Mincho" w:hAnsi="Aptos Narrow" w:cs="Arial"/>
-          <w:sz w:val="18"/>
-          <w:szCs w:val="18"/>
-        </w:rPr>
-        <w:t xml:space="preserve"> leading to new project opportunities.</w:t>
+        <w:t>Produced comprehensive documentation covering CI/CD pipelines, disaster recovery, identity management, and codebase governance, ensuring a seamless transition to BAU teams.</w:t>
+      </w:r>
+    </w:p>
+    <w:p>
+      <w:pPr>
+        <w:pStyle w:val="PlainText"/>
+        <w:numPr>
+          <w:ilvl w:val="0"/>
+          <w:numId w:val="7"/>
+        </w:numPr>
+        <w:spacing w:after="200" w:line="276" w:lineRule="auto"/>
+        <w:contextualSpacing/>
+        <w:rPr>
+          <w:rFonts w:ascii="Aptos Narrow" w:eastAsia="MS Mincho" w:hAnsi="Aptos Narrow" w:cs="Arial"/>
+          <w:sz w:val="18"/>
+          <w:szCs w:val="18"/>
+        </w:rPr>
+      </w:pPr>
+      <w:r>
+        <w:rPr>
+          <w:rFonts w:ascii="Aptos Narrow" w:eastAsia="MS Mincho" w:hAnsi="Aptos Narrow" w:cs="Arial"/>
+          <w:b/>
+          <w:bCs/>
+          <w:sz w:val="18"/>
+          <w:szCs w:val="18"/>
+        </w:rPr>
+        <w:t xml:space="preserve">Presales </w:t>
+      </w:r>
+      <w:r>
+        <w:rPr>
+          <w:rFonts w:ascii="Aptos Narrow" w:eastAsia="MS Mincho" w:hAnsi="Aptos Narrow" w:cs="Arial"/>
+          <w:b/>
+          <w:bCs/>
+          <w:sz w:val="18"/>
+          <w:szCs w:val="18"/>
+        </w:rPr>
+        <w:t>&amp; Strategic Advisory</w:t>
+      </w:r>
+      <w:r>
+        <w:rPr>
+          <w:rFonts w:ascii="Aptos Narrow" w:eastAsia="MS Mincho" w:hAnsi="Aptos Narrow" w:cs="Arial"/>
+          <w:sz w:val="18"/>
+          <w:szCs w:val="18"/>
+        </w:rPr>
+        <w:t>:</w:t>
       </w:r>
     </w:p>
     <w:p>
@@ -4065,63 +4513,43 @@
           <w:sz w:val="18"/>
           <w:szCs w:val="18"/>
         </w:rPr>
-        <w:t>Authored</w:t>
-      </w:r>
-      <w:r>
-        <w:rPr>
-          <w:rFonts w:ascii="Aptos Narrow" w:eastAsia="MS Mincho" w:hAnsi="Aptos Narrow" w:cs="Arial"/>
-          <w:sz w:val="18"/>
-          <w:szCs w:val="18"/>
-        </w:rPr>
-        <w:t xml:space="preserve"> technical documentation</w:t>
-      </w:r>
-      <w:r>
-        <w:rPr>
-          <w:rFonts w:ascii="Aptos Narrow" w:eastAsia="MS Mincho" w:hAnsi="Aptos Narrow" w:cs="Arial"/>
-          <w:sz w:val="18"/>
-          <w:szCs w:val="18"/>
-        </w:rPr>
-        <w:t xml:space="preserve"> and designs</w:t>
-      </w:r>
-      <w:r>
-        <w:rPr>
-          <w:rFonts w:ascii="Aptos Narrow" w:eastAsia="MS Mincho" w:hAnsi="Aptos Narrow" w:cs="Arial"/>
-          <w:sz w:val="18"/>
-          <w:szCs w:val="18"/>
-        </w:rPr>
-        <w:t xml:space="preserve"> validat</w:t>
-      </w:r>
-      <w:r>
-        <w:rPr>
-          <w:rFonts w:ascii="Aptos Narrow" w:eastAsia="MS Mincho" w:hAnsi="Aptos Narrow" w:cs="Arial"/>
-          <w:sz w:val="18"/>
-          <w:szCs w:val="18"/>
-        </w:rPr>
-        <w:t>ing</w:t>
-      </w:r>
-      <w:r>
-        <w:rPr>
-          <w:rFonts w:ascii="Aptos Narrow" w:eastAsia="MS Mincho" w:hAnsi="Aptos Narrow" w:cs="Arial"/>
-          <w:sz w:val="18"/>
-          <w:szCs w:val="18"/>
-        </w:rPr>
-        <w:t xml:space="preserve"> solutions through pilots and proof of concept</w:t>
-      </w:r>
-      <w:r>
-        <w:rPr>
-          <w:rFonts w:ascii="Aptos Narrow" w:eastAsia="MS Mincho" w:hAnsi="Aptos Narrow" w:cs="Arial"/>
-          <w:sz w:val="18"/>
-          <w:szCs w:val="18"/>
-        </w:rPr>
-        <w:t>s</w:t>
-      </w:r>
-      <w:r>
-        <w:rPr>
-          <w:rFonts w:ascii="Aptos Narrow" w:eastAsia="MS Mincho" w:hAnsi="Aptos Narrow" w:cs="Arial"/>
-          <w:sz w:val="18"/>
-          <w:szCs w:val="18"/>
-        </w:rPr>
-        <w:t>.</w:t>
+        <w:t xml:space="preserve">Acted as </w:t>
+      </w:r>
+      <w:r>
+        <w:rPr>
+          <w:rFonts w:ascii="Aptos Narrow" w:eastAsia="MS Mincho" w:hAnsi="Aptos Narrow" w:cs="Arial"/>
+          <w:b/>
+          <w:bCs/>
+          <w:sz w:val="18"/>
+          <w:szCs w:val="18"/>
+        </w:rPr>
+        <w:t>Presales Architect</w:t>
+      </w:r>
+      <w:r>
+        <w:rPr>
+          <w:rFonts w:ascii="Aptos Narrow" w:eastAsia="MS Mincho" w:hAnsi="Aptos Narrow" w:cs="Arial"/>
+          <w:sz w:val="18"/>
+          <w:szCs w:val="18"/>
+        </w:rPr>
+        <w:t xml:space="preserve"> for major accounts, including APA Group, </w:t>
+      </w:r>
+      <w:proofErr w:type="spellStart"/>
+      <w:r>
+        <w:rPr>
+          <w:rFonts w:ascii="Aptos Narrow" w:eastAsia="MS Mincho" w:hAnsi="Aptos Narrow" w:cs="Arial"/>
+          <w:sz w:val="18"/>
+          <w:szCs w:val="18"/>
+        </w:rPr>
+        <w:t>LendLease</w:t>
+      </w:r>
+      <w:proofErr w:type="spellEnd"/>
+      <w:r>
+        <w:rPr>
+          <w:rFonts w:ascii="Aptos Narrow" w:eastAsia="MS Mincho" w:hAnsi="Aptos Narrow" w:cs="Arial"/>
+          <w:sz w:val="18"/>
+          <w:szCs w:val="18"/>
+        </w:rPr>
+        <w:t>, Brisbane City Council, Pharmacy Guild of Australia, and Parliament of South Australia.</w:t>
       </w:r>
     </w:p>
     <w:p>
@@ -4145,39 +4573,25 @@
           <w:sz w:val="18"/>
           <w:szCs w:val="18"/>
         </w:rPr>
-        <w:t>Defined</w:t>
-      </w:r>
-      <w:r>
-        <w:rPr>
-          <w:rFonts w:ascii="Aptos Narrow" w:eastAsia="MS Mincho" w:hAnsi="Aptos Narrow" w:cs="Arial"/>
-          <w:sz w:val="18"/>
-          <w:szCs w:val="18"/>
-        </w:rPr>
-        <w:t xml:space="preserve"> Enterprise platform</w:t>
-      </w:r>
-      <w:r>
-        <w:rPr>
-          <w:rFonts w:ascii="Aptos Narrow" w:eastAsia="MS Mincho" w:hAnsi="Aptos Narrow" w:cs="Arial"/>
-          <w:sz w:val="18"/>
-          <w:szCs w:val="18"/>
-        </w:rPr>
-        <w:t xml:space="preserve"> KPIs and built real-time monitoring dashboards</w:t>
-      </w:r>
-      <w:r>
-        <w:rPr>
-          <w:rFonts w:ascii="Aptos Narrow" w:eastAsia="MS Mincho" w:hAnsi="Aptos Narrow" w:cs="Arial"/>
-          <w:sz w:val="18"/>
-          <w:szCs w:val="18"/>
-        </w:rPr>
-        <w:t xml:space="preserve"> for A</w:t>
-      </w:r>
-      <w:r>
-        <w:rPr>
-          <w:rFonts w:ascii="Aptos Narrow" w:eastAsia="MS Mincho" w:hAnsi="Aptos Narrow" w:cs="Arial"/>
-          <w:sz w:val="18"/>
-          <w:szCs w:val="18"/>
-        </w:rPr>
-        <w:t>PM.</w:t>
+        <w:t xml:space="preserve">Designed solutions across </w:t>
+      </w:r>
+      <w:r>
+        <w:rPr>
+          <w:rFonts w:ascii="Aptos Narrow" w:eastAsia="MS Mincho" w:hAnsi="Aptos Narrow" w:cs="Arial"/>
+          <w:b/>
+          <w:bCs/>
+          <w:sz w:val="18"/>
+          <w:szCs w:val="18"/>
+        </w:rPr>
+        <w:t>Optimizely, Sitecore, Azure, and AWS</w:t>
+      </w:r>
+      <w:r>
+        <w:rPr>
+          <w:rFonts w:ascii="Aptos Narrow" w:eastAsia="MS Mincho" w:hAnsi="Aptos Narrow" w:cs="Arial"/>
+          <w:sz w:val="18"/>
+          <w:szCs w:val="18"/>
+        </w:rPr>
+        <w:t>, ensuring alignment with industry and vendor best practices.</w:t>
       </w:r>
     </w:p>
     <w:p>
@@ -4201,7 +4615,7 @@
           <w:sz w:val="18"/>
           <w:szCs w:val="18"/>
         </w:rPr>
-        <w:t>Authored content covering all operations of the new platform including CI/CD, codebase management, disaster recovery, identity management and upgrades. Handed over to new BAU team.</w:t>
+        <w:t>Provided strategy and advisory services to drive digital transformation initiatives and unlock new opportunities.</w:t>
       </w:r>
     </w:p>
     <w:p>
@@ -4227,15 +4641,7 @@
           <w:sz w:val="18"/>
           <w:szCs w:val="18"/>
         </w:rPr>
-        <w:t>Presales Architect</w:t>
-      </w:r>
-      <w:r>
-        <w:rPr>
-          <w:rFonts w:ascii="Aptos Narrow" w:eastAsia="MS Mincho" w:hAnsi="Aptos Narrow" w:cs="Arial"/>
-          <w:sz w:val="18"/>
-          <w:szCs w:val="18"/>
-        </w:rPr>
-        <w:t>:</w:t>
+        <w:t>Optimizely Commerce &amp; DXP Delivery</w:t>
       </w:r>
     </w:p>
     <w:p>
@@ -4253,29 +4659,35 @@
           <w:szCs w:val="18"/>
         </w:rPr>
       </w:pPr>
-      <w:r>
-        <w:rPr>
-          <w:rFonts w:ascii="Aptos Narrow" w:eastAsia="MS Mincho" w:hAnsi="Aptos Narrow" w:cs="Arial"/>
-          <w:sz w:val="18"/>
-          <w:szCs w:val="18"/>
-        </w:rPr>
-        <w:t>Consulted on platforms including Optimizely, Sitecore, Azure, and AWS</w:t>
-      </w:r>
-      <w:r>
-        <w:rPr>
-          <w:rFonts w:ascii="Aptos Narrow" w:eastAsia="MS Mincho" w:hAnsi="Aptos Narrow" w:cs="Arial"/>
-          <w:sz w:val="18"/>
-          <w:szCs w:val="18"/>
-        </w:rPr>
-        <w:t xml:space="preserve"> aligning solutions to </w:t>
-      </w:r>
-      <w:r>
-        <w:rPr>
-          <w:rFonts w:ascii="Aptos Narrow" w:eastAsia="MS Mincho" w:hAnsi="Aptos Narrow" w:cs="Arial"/>
-          <w:sz w:val="18"/>
-          <w:szCs w:val="18"/>
-        </w:rPr>
-        <w:t>industry and vendor best practices.</w:t>
+      <w:proofErr w:type="spellStart"/>
+      <w:r>
+        <w:rPr>
+          <w:rFonts w:ascii="Aptos Narrow" w:eastAsia="MS Mincho" w:hAnsi="Aptos Narrow" w:cs="Arial"/>
+          <w:b/>
+          <w:bCs/>
+          <w:sz w:val="18"/>
+          <w:szCs w:val="18"/>
+        </w:rPr>
+        <w:t>Symbion</w:t>
+      </w:r>
+      <w:proofErr w:type="spellEnd"/>
+      <w:r>
+        <w:rPr>
+          <w:rFonts w:ascii="Aptos Narrow" w:eastAsia="MS Mincho" w:hAnsi="Aptos Narrow" w:cs="Arial"/>
+          <w:b/>
+          <w:bCs/>
+          <w:sz w:val="18"/>
+          <w:szCs w:val="18"/>
+        </w:rPr>
+        <w:t xml:space="preserve"> Shop</w:t>
+      </w:r>
+      <w:r>
+        <w:rPr>
+          <w:rFonts w:ascii="Aptos Narrow" w:eastAsia="MS Mincho" w:hAnsi="Aptos Narrow" w:cs="Arial"/>
+          <w:sz w:val="18"/>
+          <w:szCs w:val="18"/>
+        </w:rPr>
+        <w:t>: Designed and delivered an Optimizely Commerce B2C platform for 4,000 pharmacies; managed the full lifecycle from RFP and high-level design to integrations, DevOps, and testing.</w:t>
       </w:r>
     </w:p>
     <w:p>
@@ -4296,193 +4708,6 @@
       <w:r>
         <w:rPr>
           <w:rFonts w:ascii="Aptos Narrow" w:eastAsia="MS Mincho" w:hAnsi="Aptos Narrow" w:cs="Arial"/>
-          <w:sz w:val="18"/>
-          <w:szCs w:val="18"/>
-        </w:rPr>
-        <w:t>Engaged with clients such as Pharmacy Guild of Australia, Parliament of South Australia, LendLease, APA Group, and Brisbane City Council</w:t>
-      </w:r>
-      <w:r>
-        <w:rPr>
-          <w:rFonts w:ascii="Aptos Narrow" w:eastAsia="MS Mincho" w:hAnsi="Aptos Narrow" w:cs="Arial"/>
-          <w:sz w:val="18"/>
-          <w:szCs w:val="18"/>
-        </w:rPr>
-        <w:t xml:space="preserve"> on their digital transformations.</w:t>
-      </w:r>
-    </w:p>
-    <w:p>
-      <w:pPr>
-        <w:pStyle w:val="PlainText"/>
-        <w:numPr>
-          <w:ilvl w:val="1"/>
-          <w:numId w:val="7"/>
-        </w:numPr>
-        <w:spacing w:after="200" w:line="276" w:lineRule="auto"/>
-        <w:contextualSpacing/>
-        <w:rPr>
-          <w:rFonts w:ascii="Aptos Narrow" w:eastAsia="MS Mincho" w:hAnsi="Aptos Narrow" w:cs="Arial"/>
-          <w:sz w:val="18"/>
-          <w:szCs w:val="18"/>
-        </w:rPr>
-      </w:pPr>
-      <w:r>
-        <w:rPr>
-          <w:rFonts w:ascii="Aptos Narrow" w:eastAsia="MS Mincho" w:hAnsi="Aptos Narrow" w:cs="Arial"/>
-          <w:sz w:val="18"/>
-          <w:szCs w:val="18"/>
-        </w:rPr>
-        <w:t xml:space="preserve">Provided </w:t>
-      </w:r>
-      <w:r>
-        <w:rPr>
-          <w:rFonts w:ascii="Aptos Narrow" w:eastAsia="MS Mincho" w:hAnsi="Aptos Narrow" w:cs="Arial"/>
-          <w:sz w:val="18"/>
-          <w:szCs w:val="18"/>
-        </w:rPr>
-        <w:t>strategy and</w:t>
-      </w:r>
-      <w:r>
-        <w:rPr>
-          <w:rFonts w:ascii="Aptos Narrow" w:eastAsia="MS Mincho" w:hAnsi="Aptos Narrow" w:cs="Arial"/>
-          <w:sz w:val="18"/>
-          <w:szCs w:val="18"/>
-        </w:rPr>
-        <w:t xml:space="preserve"> advisory services</w:t>
-      </w:r>
-      <w:r>
-        <w:rPr>
-          <w:rFonts w:ascii="Aptos Narrow" w:eastAsia="MS Mincho" w:hAnsi="Aptos Narrow" w:cs="Arial"/>
-          <w:sz w:val="18"/>
-          <w:szCs w:val="18"/>
-        </w:rPr>
-        <w:t xml:space="preserve"> to existing customers</w:t>
-      </w:r>
-      <w:r>
-        <w:rPr>
-          <w:rFonts w:ascii="Aptos Narrow" w:eastAsia="MS Mincho" w:hAnsi="Aptos Narrow" w:cs="Arial"/>
-          <w:sz w:val="18"/>
-          <w:szCs w:val="18"/>
-        </w:rPr>
-        <w:t>.</w:t>
-      </w:r>
-    </w:p>
-    <w:p>
-      <w:pPr>
-        <w:pStyle w:val="PlainText"/>
-        <w:numPr>
-          <w:ilvl w:val="0"/>
-          <w:numId w:val="7"/>
-        </w:numPr>
-        <w:spacing w:after="200" w:line="276" w:lineRule="auto"/>
-        <w:contextualSpacing/>
-        <w:rPr>
-          <w:rFonts w:ascii="Aptos Narrow" w:eastAsia="MS Mincho" w:hAnsi="Aptos Narrow" w:cs="Arial"/>
-          <w:sz w:val="18"/>
-          <w:szCs w:val="18"/>
-        </w:rPr>
-      </w:pPr>
-      <w:r>
-        <w:rPr>
-          <w:rFonts w:ascii="Aptos Narrow" w:eastAsia="MS Mincho" w:hAnsi="Aptos Narrow" w:cs="Arial"/>
-          <w:b/>
-          <w:bCs/>
-          <w:sz w:val="18"/>
-          <w:szCs w:val="18"/>
-        </w:rPr>
-        <w:t>Delivery Lead for</w:t>
-      </w:r>
-      <w:r>
-        <w:rPr>
-          <w:rFonts w:ascii="Aptos Narrow" w:eastAsia="MS Mincho" w:hAnsi="Aptos Narrow" w:cs="Arial"/>
-          <w:b/>
-          <w:bCs/>
-          <w:sz w:val="18"/>
-          <w:szCs w:val="18"/>
-        </w:rPr>
-        <w:t xml:space="preserve"> Optimizely </w:t>
-      </w:r>
-      <w:r>
-        <w:rPr>
-          <w:rFonts w:ascii="Aptos Narrow" w:eastAsia="MS Mincho" w:hAnsi="Aptos Narrow" w:cs="Arial"/>
-          <w:b/>
-          <w:bCs/>
-          <w:sz w:val="18"/>
-          <w:szCs w:val="18"/>
-        </w:rPr>
-        <w:t>S</w:t>
-      </w:r>
-      <w:r>
-        <w:rPr>
-          <w:rFonts w:ascii="Aptos Narrow" w:eastAsia="MS Mincho" w:hAnsi="Aptos Narrow" w:cs="Arial"/>
-          <w:b/>
-          <w:bCs/>
-          <w:sz w:val="18"/>
-          <w:szCs w:val="18"/>
-        </w:rPr>
-        <w:t>olutions</w:t>
-      </w:r>
-      <w:r>
-        <w:rPr>
-          <w:rFonts w:ascii="Aptos Narrow" w:eastAsia="MS Mincho" w:hAnsi="Aptos Narrow" w:cs="Arial"/>
-          <w:sz w:val="18"/>
-          <w:szCs w:val="18"/>
-        </w:rPr>
-        <w:t>:</w:t>
-      </w:r>
-    </w:p>
-    <w:p>
-      <w:pPr>
-        <w:pStyle w:val="PlainText"/>
-        <w:numPr>
-          <w:ilvl w:val="1"/>
-          <w:numId w:val="7"/>
-        </w:numPr>
-        <w:spacing w:after="200" w:line="276" w:lineRule="auto"/>
-        <w:contextualSpacing/>
-        <w:rPr>
-          <w:rFonts w:ascii="Aptos Narrow" w:eastAsia="MS Mincho" w:hAnsi="Aptos Narrow" w:cs="Arial"/>
-          <w:sz w:val="18"/>
-          <w:szCs w:val="18"/>
-        </w:rPr>
-      </w:pPr>
-      <w:r>
-        <w:rPr>
-          <w:rFonts w:ascii="Aptos Narrow" w:eastAsia="MS Mincho" w:hAnsi="Aptos Narrow" w:cs="Arial"/>
-          <w:b/>
-          <w:bCs/>
-          <w:sz w:val="18"/>
-          <w:szCs w:val="18"/>
-        </w:rPr>
-        <w:lastRenderedPageBreak/>
-        <w:t>Symbion Shop</w:t>
-      </w:r>
-      <w:r>
-        <w:rPr>
-          <w:rFonts w:ascii="Aptos Narrow" w:eastAsia="MS Mincho" w:hAnsi="Aptos Narrow" w:cs="Arial"/>
-          <w:sz w:val="18"/>
-          <w:szCs w:val="18"/>
-        </w:rPr>
-        <w:t>: Developed an Optimizely Commerce B2C platform rolled out to 4,000 pharmacies. Managed RFP, BRD, HLD, DevOps, interface design, data mapping, integrations, and test strategy.</w:t>
-      </w:r>
-    </w:p>
-    <w:p>
-      <w:pPr>
-        <w:pStyle w:val="PlainText"/>
-        <w:numPr>
-          <w:ilvl w:val="1"/>
-          <w:numId w:val="7"/>
-        </w:numPr>
-        <w:spacing w:after="200" w:line="276" w:lineRule="auto"/>
-        <w:contextualSpacing/>
-        <w:rPr>
-          <w:rFonts w:ascii="Aptos Narrow" w:eastAsia="MS Mincho" w:hAnsi="Aptos Narrow" w:cs="Arial"/>
-          <w:sz w:val="18"/>
-          <w:szCs w:val="18"/>
-        </w:rPr>
-      </w:pPr>
-      <w:r>
-        <w:rPr>
-          <w:rFonts w:ascii="Aptos Narrow" w:eastAsia="MS Mincho" w:hAnsi="Aptos Narrow" w:cs="Arial"/>
           <w:b/>
           <w:bCs/>
           <w:sz w:val="18"/>
@@ -4496,7 +4721,7 @@
           <w:sz w:val="18"/>
           <w:szCs w:val="18"/>
         </w:rPr>
-        <w:t>: Delivered global and regional websites. Chaired architectural workshops and managed relationships with business and technical stakeholders.</w:t>
+        <w:t>: Delivered global and regional websites, chairing architectural workshops and managing relationships with business and technical stakeholders.</w:t>
       </w:r>
     </w:p>
     <w:p>
@@ -4517,7 +4742,7 @@
           <w:szCs w:val="18"/>
         </w:rPr>
         <w:pict w14:anchorId="3C3D1E2A">
-          <v:rect id="_x0000_i1026" style="width:0;height:1.5pt" o:hralign="center" o:hrstd="t" o:hr="t" fillcolor="#a0a0a0" stroked="f"/>
+          <v:rect id="_x0000_i1028" style="width:0;height:1.5pt" o:hralign="center" o:hrstd="t" o:hr="t" fillcolor="#a0a0a0" stroked="f"/>
         </w:pict>
       </w:r>
     </w:p>
@@ -4836,13 +5061,23 @@
           <w:szCs w:val="18"/>
         </w:rPr>
       </w:pPr>
-      <w:r>
-        <w:rPr>
-          <w:rFonts w:ascii="Aptos Narrow" w:eastAsia="MS Mincho" w:hAnsi="Aptos Narrow" w:cs="Arial"/>
-          <w:sz w:val="18"/>
-          <w:szCs w:val="18"/>
-        </w:rPr>
-        <w:t>EasyVisit GP appointments platform, supporting 200+ medical centres and 500,000+ bookings in its first year, along with complementary tools like a Check-in Kiosk and Hours Manager</w:t>
+      <w:proofErr w:type="spellStart"/>
+      <w:r>
+        <w:rPr>
+          <w:rFonts w:ascii="Aptos Narrow" w:eastAsia="MS Mincho" w:hAnsi="Aptos Narrow" w:cs="Arial"/>
+          <w:sz w:val="18"/>
+          <w:szCs w:val="18"/>
+        </w:rPr>
+        <w:t>EasyVisit</w:t>
+      </w:r>
+      <w:proofErr w:type="spellEnd"/>
+      <w:r>
+        <w:rPr>
+          <w:rFonts w:ascii="Aptos Narrow" w:eastAsia="MS Mincho" w:hAnsi="Aptos Narrow" w:cs="Arial"/>
+          <w:sz w:val="18"/>
+          <w:szCs w:val="18"/>
+        </w:rPr>
+        <w:t xml:space="preserve"> GP appointments platform, supporting 200+ medical centres and 500,000+ bookings in its first year, along with complementary tools like a Check-in Kiosk and Hours Manager</w:t>
       </w:r>
       <w:r>
         <w:rPr>
@@ -4860,8 +5095,20 @@
           <w:sz w:val="18"/>
           <w:szCs w:val="18"/>
         </w:rPr>
-        <w:t>.Net Core, Angular, Web API, SignalR</w:t>
-      </w:r>
+        <w:t xml:space="preserve">.Net Core, Angular, Web API, </w:t>
+      </w:r>
+      <w:proofErr w:type="spellStart"/>
+      <w:r>
+        <w:rPr>
+          <w:rFonts w:ascii="Aptos Narrow" w:eastAsia="MS Mincho" w:hAnsi="Aptos Narrow" w:cs="Arial"/>
+          <w:i/>
+          <w:iCs/>
+          <w:sz w:val="18"/>
+          <w:szCs w:val="18"/>
+        </w:rPr>
+        <w:t>SignalR</w:t>
+      </w:r>
+      <w:proofErr w:type="spellEnd"/>
       <w:r>
         <w:rPr>
           <w:rFonts w:ascii="Aptos Narrow" w:eastAsia="MS Mincho" w:hAnsi="Aptos Narrow" w:cs="Arial"/>
@@ -4980,6 +5227,28 @@
     <w:p>
       <w:pPr>
         <w:pStyle w:val="PlainText"/>
+        <w:spacing w:line="276" w:lineRule="auto"/>
+        <w:contextualSpacing/>
+        <w:rPr>
+          <w:rFonts w:ascii="Aptos Narrow" w:eastAsia="MS Mincho" w:hAnsi="Aptos Narrow" w:cs="Arial"/>
+          <w:sz w:val="18"/>
+          <w:szCs w:val="18"/>
+        </w:rPr>
+      </w:pPr>
+      <w:r>
+        <w:rPr>
+          <w:rFonts w:ascii="Aptos Narrow" w:eastAsia="MS Mincho" w:hAnsi="Aptos Narrow" w:cs="Arial"/>
+          <w:sz w:val="18"/>
+          <w:szCs w:val="18"/>
+        </w:rPr>
+        <w:pict w14:anchorId="7F7F510E">
+          <v:rect id="_x0000_i1029" style="width:0;height:1.5pt" o:hralign="center" o:bullet="t" o:hrstd="t" o:hr="t" fillcolor="#a0a0a0" stroked="f"/>
+        </w:pict>
+      </w:r>
+    </w:p>
+    <w:p>
+      <w:pPr>
+        <w:pStyle w:val="PlainText"/>
         <w:spacing w:after="200" w:line="276" w:lineRule="auto"/>
         <w:contextualSpacing/>
         <w:rPr>
@@ -5506,8 +5775,20 @@
           <w:sz w:val="18"/>
           <w:szCs w:val="18"/>
         </w:rPr>
-        <w:t>Mobile Apps for StatePlus</w:t>
-      </w:r>
+        <w:t xml:space="preserve">Mobile Apps for </w:t>
+      </w:r>
+      <w:proofErr w:type="spellStart"/>
+      <w:r>
+        <w:rPr>
+          <w:rFonts w:ascii="Aptos Narrow" w:eastAsia="MS Mincho" w:hAnsi="Aptos Narrow" w:cs="Arial"/>
+          <w:b/>
+          <w:bCs/>
+          <w:sz w:val="18"/>
+          <w:szCs w:val="18"/>
+        </w:rPr>
+        <w:t>StatePlus</w:t>
+      </w:r>
+      <w:proofErr w:type="spellEnd"/>
       <w:r>
         <w:rPr>
           <w:rFonts w:ascii="Aptos Narrow" w:eastAsia="MS Mincho" w:hAnsi="Aptos Narrow" w:cs="Arial"/>
@@ -5515,6 +5796,27 @@
           <w:szCs w:val="18"/>
         </w:rPr>
         <w:t>: Managed a $1 million budget.</w:t>
+      </w:r>
+    </w:p>
+    <w:p>
+      <w:pPr>
+        <w:rPr>
+          <w:rFonts w:ascii="Aptos Narrow" w:eastAsia="MS Mincho" w:hAnsi="Aptos Narrow" w:cs="Arial"/>
+          <w:b/>
+          <w:bCs/>
+          <w:sz w:val="18"/>
+          <w:szCs w:val="18"/>
+        </w:rPr>
+      </w:pPr>
+      <w:r>
+        <w:rPr>
+          <w:rFonts w:ascii="Aptos Narrow" w:eastAsia="MS Mincho" w:hAnsi="Aptos Narrow" w:cs="Arial"/>
+          <w:b/>
+          <w:bCs/>
+          <w:sz w:val="18"/>
+          <w:szCs w:val="18"/>
+        </w:rPr>
+        <w:br w:type="page"/>
       </w:r>
     </w:p>
     <w:p>
@@ -5524,56 +5826,21 @@
         <w:contextualSpacing/>
         <w:rPr>
           <w:rFonts w:ascii="Aptos Narrow" w:eastAsia="MS Mincho" w:hAnsi="Aptos Narrow" w:cs="Arial"/>
-          <w:sz w:val="18"/>
-          <w:szCs w:val="18"/>
-        </w:rPr>
-      </w:pPr>
-      <w:r>
-        <w:rPr>
-          <w:rFonts w:ascii="Aptos Narrow" w:eastAsia="MS Mincho" w:hAnsi="Aptos Narrow" w:cs="Arial"/>
-          <w:sz w:val="18"/>
-          <w:szCs w:val="18"/>
-        </w:rPr>
-        <w:pict w14:anchorId="160D0B1A">
-          <v:rect id="_x0000_i1027" style="width:0;height:1.5pt" o:hralign="center" o:hrstd="t" o:hr="t" fillcolor="#a0a0a0" stroked="f"/>
-        </w:pict>
-      </w:r>
-    </w:p>
-    <w:p>
-      <w:pPr>
-        <w:pStyle w:val="PlainText"/>
-        <w:spacing w:after="200" w:line="276" w:lineRule="auto"/>
-        <w:contextualSpacing/>
-        <w:rPr>
-          <w:rFonts w:ascii="Aptos Narrow" w:eastAsia="MS Mincho" w:hAnsi="Aptos Narrow" w:cs="Arial"/>
-          <w:b/>
-          <w:bCs/>
-          <w:sz w:val="18"/>
-          <w:szCs w:val="18"/>
-        </w:rPr>
-      </w:pPr>
-    </w:p>
-    <w:p>
-      <w:pPr>
-        <w:pStyle w:val="PlainText"/>
-        <w:spacing w:after="200" w:line="276" w:lineRule="auto"/>
-        <w:contextualSpacing/>
-        <w:rPr>
-          <w:rFonts w:ascii="Aptos Narrow" w:eastAsia="MS Mincho" w:hAnsi="Aptos Narrow" w:cs="Arial"/>
-          <w:b/>
-          <w:bCs/>
-          <w:sz w:val="18"/>
-          <w:szCs w:val="18"/>
-        </w:rPr>
-      </w:pPr>
-      <w:r>
-        <w:rPr>
-          <w:rFonts w:ascii="Aptos Narrow" w:eastAsia="MS Mincho" w:hAnsi="Aptos Narrow" w:cs="Arial"/>
-          <w:b/>
-          <w:bCs/>
-          <w:sz w:val="18"/>
-          <w:szCs w:val="18"/>
-        </w:rPr>
+          <w:b/>
+          <w:bCs/>
+          <w:sz w:val="18"/>
+          <w:szCs w:val="18"/>
+        </w:rPr>
+      </w:pPr>
+      <w:r>
+        <w:rPr>
+          <w:rFonts w:ascii="Aptos Narrow" w:eastAsia="MS Mincho" w:hAnsi="Aptos Narrow" w:cs="Arial"/>
+          <w:b/>
+          <w:bCs/>
+          <w:sz w:val="18"/>
+          <w:szCs w:val="18"/>
+        </w:rPr>
+        <w:lastRenderedPageBreak/>
         <w:t>Product Owner</w:t>
       </w:r>
     </w:p>
@@ -5780,7 +6047,29 @@
           <w:sz w:val="18"/>
           <w:szCs w:val="18"/>
         </w:rPr>
-        <w:t>Product Owner of InPlace Software</w:t>
+        <w:t xml:space="preserve">Product Owner of </w:t>
+      </w:r>
+      <w:proofErr w:type="spellStart"/>
+      <w:r>
+        <w:rPr>
+          <w:rFonts w:ascii="Aptos Narrow" w:eastAsia="MS Mincho" w:hAnsi="Aptos Narrow" w:cs="Arial"/>
+          <w:b/>
+          <w:bCs/>
+          <w:sz w:val="18"/>
+          <w:szCs w:val="18"/>
+        </w:rPr>
+        <w:t>InPlace</w:t>
+      </w:r>
+      <w:proofErr w:type="spellEnd"/>
+      <w:r>
+        <w:rPr>
+          <w:rFonts w:ascii="Aptos Narrow" w:eastAsia="MS Mincho" w:hAnsi="Aptos Narrow" w:cs="Arial"/>
+          <w:b/>
+          <w:bCs/>
+          <w:sz w:val="18"/>
+          <w:szCs w:val="18"/>
+        </w:rPr>
+        <w:t xml:space="preserve"> Software</w:t>
       </w:r>
       <w:r>
         <w:rPr>
@@ -6065,7 +6354,7 @@
           <w:szCs w:val="18"/>
         </w:rPr>
         <w:pict w14:anchorId="0D6F9C92">
-          <v:rect id="_x0000_i1028" style="width:0;height:1.5pt" o:hralign="center" o:hrstd="t" o:hr="t" fillcolor="#a0a0a0" stroked="f"/>
+          <v:rect id="_x0000_i1030" style="width:0;height:1.5pt" o:hralign="center" o:hrstd="t" o:hr="t" fillcolor="#a0a0a0" stroked="f"/>
         </w:pict>
       </w:r>
     </w:p>
@@ -6082,29 +6371,14 @@
           <w:szCs w:val="18"/>
         </w:rPr>
       </w:pPr>
-    </w:p>
-    <w:p>
-      <w:pPr>
-        <w:pStyle w:val="PlainText"/>
-        <w:spacing w:after="200" w:line="276" w:lineRule="auto"/>
-        <w:contextualSpacing/>
-        <w:rPr>
-          <w:rFonts w:ascii="Aptos Narrow" w:eastAsia="MS Mincho" w:hAnsi="Aptos Narrow" w:cs="Arial"/>
-          <w:b/>
-          <w:bCs/>
-          <w:sz w:val="18"/>
-          <w:szCs w:val="18"/>
-        </w:rPr>
-      </w:pPr>
-      <w:r>
-        <w:rPr>
-          <w:rFonts w:ascii="Aptos Narrow" w:eastAsia="MS Mincho" w:hAnsi="Aptos Narrow" w:cs="Arial"/>
-          <w:b/>
-          <w:bCs/>
-          <w:sz w:val="18"/>
-          <w:szCs w:val="18"/>
-        </w:rPr>
-        <w:lastRenderedPageBreak/>
+      <w:r>
+        <w:rPr>
+          <w:rFonts w:ascii="Aptos Narrow" w:eastAsia="MS Mincho" w:hAnsi="Aptos Narrow" w:cs="Arial"/>
+          <w:b/>
+          <w:bCs/>
+          <w:sz w:val="18"/>
+          <w:szCs w:val="18"/>
+        </w:rPr>
         <w:t>Manager, Development &amp; Testing</w:t>
       </w:r>
     </w:p>
@@ -6319,7 +6593,17 @@
           <w:sz w:val="18"/>
           <w:szCs w:val="18"/>
         </w:rPr>
-        <w:t>15 developers and testers</w:t>
+        <w:t xml:space="preserve">15 developers and </w:t>
+      </w:r>
+      <w:r>
+        <w:rPr>
+          <w:rFonts w:ascii="Aptos Narrow" w:eastAsia="MS Mincho" w:hAnsi="Aptos Narrow" w:cs="Arial"/>
+          <w:b/>
+          <w:bCs/>
+          <w:sz w:val="18"/>
+          <w:szCs w:val="18"/>
+        </w:rPr>
+        <w:t>test analysts</w:t>
       </w:r>
       <w:r>
         <w:rPr>
@@ -6697,6 +6981,7 @@
           <w:szCs w:val="18"/>
         </w:rPr>
       </w:pPr>
+      <w:proofErr w:type="spellStart"/>
       <w:r>
         <w:rPr>
           <w:rFonts w:ascii="Aptos Narrow" w:eastAsia="MS Mincho" w:hAnsi="Aptos Narrow" w:cs="Arial"/>
@@ -6707,6 +6992,7 @@
         </w:rPr>
         <w:t>MyFuture</w:t>
       </w:r>
+      <w:proofErr w:type="spellEnd"/>
       <w:r>
         <w:rPr>
           <w:rFonts w:ascii="Aptos Narrow" w:eastAsia="MS Mincho" w:hAnsi="Aptos Narrow" w:cs="Arial"/>
@@ -6743,54 +7029,16 @@
           <w:szCs w:val="18"/>
         </w:rPr>
       </w:pPr>
-    </w:p>
-    <w:p>
-      <w:pPr>
-        <w:pStyle w:val="PlainText"/>
-        <w:spacing w:after="200" w:line="276" w:lineRule="auto"/>
-        <w:contextualSpacing/>
-        <w:rPr>
-          <w:rFonts w:ascii="Aptos Narrow" w:eastAsia="MS Mincho" w:hAnsi="Aptos Narrow" w:cs="Arial"/>
-          <w:sz w:val="18"/>
-          <w:szCs w:val="18"/>
-        </w:rPr>
-      </w:pPr>
-    </w:p>
-    <w:p>
-      <w:pPr>
-        <w:pStyle w:val="PlainText"/>
-        <w:spacing w:after="200" w:line="276" w:lineRule="auto"/>
-        <w:contextualSpacing/>
-        <w:rPr>
-          <w:rFonts w:ascii="Aptos Narrow" w:eastAsia="MS Mincho" w:hAnsi="Aptos Narrow" w:cs="Arial"/>
-          <w:sz w:val="18"/>
-          <w:szCs w:val="18"/>
-        </w:rPr>
-      </w:pPr>
-    </w:p>
-    <w:p>
-      <w:pPr>
-        <w:pStyle w:val="PlainText"/>
-        <w:spacing w:after="200" w:line="276" w:lineRule="auto"/>
-        <w:contextualSpacing/>
-        <w:rPr>
-          <w:rFonts w:ascii="Aptos Narrow" w:eastAsia="MS Mincho" w:hAnsi="Aptos Narrow" w:cs="Arial"/>
-          <w:sz w:val="18"/>
-          <w:szCs w:val="18"/>
-        </w:rPr>
-      </w:pPr>
-    </w:p>
-    <w:p>
-      <w:pPr>
-        <w:pStyle w:val="PlainText"/>
-        <w:spacing w:after="200" w:line="276" w:lineRule="auto"/>
-        <w:contextualSpacing/>
-        <w:rPr>
-          <w:rFonts w:ascii="Aptos Narrow" w:eastAsia="MS Mincho" w:hAnsi="Aptos Narrow" w:cs="Arial"/>
-          <w:sz w:val="18"/>
-          <w:szCs w:val="18"/>
-        </w:rPr>
-      </w:pPr>
+      <w:r>
+        <w:rPr>
+          <w:rFonts w:ascii="Aptos Narrow" w:eastAsia="MS Mincho" w:hAnsi="Aptos Narrow" w:cs="Arial"/>
+          <w:sz w:val="18"/>
+          <w:szCs w:val="18"/>
+        </w:rPr>
+        <w:pict w14:anchorId="43D80897">
+          <v:rect id="_x0000_i1031" style="width:0;height:1.5pt" o:hralign="center" o:hrstd="t" o:hr="t" fillcolor="#a0a0a0" stroked="f"/>
+        </w:pict>
+      </w:r>
     </w:p>
     <w:p>
       <w:pPr>
@@ -6961,25 +7209,7 @@
           <w:sz w:val="18"/>
           <w:szCs w:val="18"/>
         </w:rPr>
-        <w:t xml:space="preserve">Managed a geographically distributed team of </w:t>
-      </w:r>
-      <w:r>
-        <w:rPr>
-          <w:rFonts w:ascii="Aptos Narrow" w:eastAsia="MS Mincho" w:hAnsi="Aptos Narrow" w:cs="Arial"/>
-          <w:b/>
-          <w:bCs/>
-          <w:sz w:val="18"/>
-          <w:szCs w:val="18"/>
-        </w:rPr>
-        <w:t>10 eHealth engineers</w:t>
-      </w:r>
-      <w:r>
-        <w:rPr>
-          <w:rFonts w:ascii="Aptos Narrow" w:eastAsia="MS Mincho" w:hAnsi="Aptos Narrow" w:cs="Arial"/>
-          <w:sz w:val="18"/>
-          <w:szCs w:val="18"/>
-        </w:rPr>
-        <w:t xml:space="preserve"> across Australia and the USA, overseeing project delivery, change management, deployments, and BAU transitions. </w:t>
+        <w:t xml:space="preserve">Managed a geographically distributed team of 10 eHealth engineers across Australia and the USA, overseeing project delivery, change management, deployments, and BAU transitions. </w:t>
       </w:r>
     </w:p>
     <w:p>
@@ -7059,43 +7289,7 @@
           <w:sz w:val="18"/>
           <w:szCs w:val="18"/>
         </w:rPr>
-        <w:t xml:space="preserve">Migrated to </w:t>
-      </w:r>
-      <w:r>
-        <w:rPr>
-          <w:rFonts w:ascii="Aptos Narrow" w:eastAsia="MS Mincho" w:hAnsi="Aptos Narrow" w:cs="Arial"/>
-          <w:b/>
-          <w:bCs/>
-          <w:sz w:val="18"/>
-          <w:szCs w:val="18"/>
-        </w:rPr>
-        <w:t>JIRA</w:t>
-      </w:r>
-      <w:r>
-        <w:rPr>
-          <w:rFonts w:ascii="Aptos Narrow" w:eastAsia="MS Mincho" w:hAnsi="Aptos Narrow" w:cs="Arial"/>
-          <w:sz w:val="18"/>
-          <w:szCs w:val="18"/>
-        </w:rPr>
-        <w:t xml:space="preserve"> for task management and </w:t>
-      </w:r>
-      <w:r>
-        <w:rPr>
-          <w:rFonts w:ascii="Aptos Narrow" w:eastAsia="MS Mincho" w:hAnsi="Aptos Narrow" w:cs="Arial"/>
-          <w:b/>
-          <w:bCs/>
-          <w:sz w:val="18"/>
-          <w:szCs w:val="18"/>
-        </w:rPr>
-        <w:t>Confluence</w:t>
-      </w:r>
-      <w:r>
-        <w:rPr>
-          <w:rFonts w:ascii="Aptos Narrow" w:eastAsia="MS Mincho" w:hAnsi="Aptos Narrow" w:cs="Arial"/>
-          <w:sz w:val="18"/>
-          <w:szCs w:val="18"/>
-        </w:rPr>
-        <w:t xml:space="preserve"> for knowledge sharing, ensuring smooth adoption. </w:t>
+        <w:t xml:space="preserve">Migrated to JIRA for task management and Confluence for knowledge sharing, ensuring smooth adoption. </w:t>
       </w:r>
     </w:p>
     <w:p>
@@ -7109,8 +7303,6 @@
         <w:contextualSpacing/>
         <w:rPr>
           <w:rFonts w:ascii="Aptos Narrow" w:eastAsia="MS Mincho" w:hAnsi="Aptos Narrow" w:cs="Arial"/>
-          <w:b/>
-          <w:bCs/>
           <w:sz w:val="18"/>
           <w:szCs w:val="18"/>
         </w:rPr>
@@ -7352,61 +7544,47 @@
     </w:p>
     <w:p>
       <w:pPr>
+        <w:rPr>
+          <w:rFonts w:ascii="Aptos Narrow" w:eastAsia="MS Mincho" w:hAnsi="Aptos Narrow" w:cs="Arial"/>
+          <w:b/>
+          <w:bCs/>
+          <w:sz w:val="18"/>
+          <w:szCs w:val="18"/>
+        </w:rPr>
+      </w:pPr>
+      <w:r>
+        <w:rPr>
+          <w:rFonts w:ascii="Aptos Narrow" w:eastAsia="MS Mincho" w:hAnsi="Aptos Narrow" w:cs="Arial"/>
+          <w:b/>
+          <w:bCs/>
+          <w:sz w:val="18"/>
+          <w:szCs w:val="18"/>
+        </w:rPr>
+        <w:br w:type="page"/>
+      </w:r>
+    </w:p>
+    <w:p>
+      <w:pPr>
         <w:pStyle w:val="PlainText"/>
         <w:spacing w:after="200" w:line="276" w:lineRule="auto"/>
         <w:contextualSpacing/>
         <w:rPr>
           <w:rFonts w:ascii="Aptos Narrow" w:eastAsia="MS Mincho" w:hAnsi="Aptos Narrow" w:cs="Arial"/>
-          <w:sz w:val="18"/>
-          <w:szCs w:val="18"/>
-        </w:rPr>
-      </w:pPr>
-      <w:r>
-        <w:rPr>
-          <w:rFonts w:ascii="Aptos Narrow" w:eastAsia="MS Mincho" w:hAnsi="Aptos Narrow" w:cs="Arial"/>
-          <w:sz w:val="18"/>
-          <w:szCs w:val="18"/>
-        </w:rPr>
-        <w:pict w14:anchorId="6FBDB664">
-          <v:rect id="_x0000_i1029" style="width:0;height:1.5pt" o:hralign="center" o:hrstd="t" o:hr="t" fillcolor="#a0a0a0" stroked="f"/>
-        </w:pict>
-      </w:r>
-    </w:p>
-    <w:p>
-      <w:pPr>
-        <w:pStyle w:val="PlainText"/>
-        <w:spacing w:after="200" w:line="276" w:lineRule="auto"/>
-        <w:contextualSpacing/>
-        <w:rPr>
-          <w:rFonts w:ascii="Aptos Narrow" w:eastAsia="MS Mincho" w:hAnsi="Aptos Narrow" w:cs="Arial"/>
-          <w:b/>
-          <w:bCs/>
-          <w:sz w:val="18"/>
-          <w:szCs w:val="18"/>
-        </w:rPr>
-      </w:pPr>
-    </w:p>
-    <w:p>
-      <w:pPr>
-        <w:pStyle w:val="PlainText"/>
-        <w:spacing w:after="200" w:line="276" w:lineRule="auto"/>
-        <w:contextualSpacing/>
-        <w:rPr>
-          <w:rFonts w:ascii="Aptos Narrow" w:eastAsia="MS Mincho" w:hAnsi="Aptos Narrow" w:cs="Arial"/>
-          <w:b/>
-          <w:bCs/>
-          <w:sz w:val="18"/>
-          <w:szCs w:val="18"/>
-        </w:rPr>
-      </w:pPr>
-      <w:r>
-        <w:rPr>
-          <w:rFonts w:ascii="Aptos Narrow" w:eastAsia="MS Mincho" w:hAnsi="Aptos Narrow" w:cs="Arial"/>
-          <w:b/>
-          <w:bCs/>
-          <w:sz w:val="18"/>
-          <w:szCs w:val="18"/>
-        </w:rPr>
+          <w:b/>
+          <w:bCs/>
+          <w:sz w:val="18"/>
+          <w:szCs w:val="18"/>
+        </w:rPr>
+      </w:pPr>
+      <w:r>
+        <w:rPr>
+          <w:rFonts w:ascii="Aptos Narrow" w:eastAsia="MS Mincho" w:hAnsi="Aptos Narrow" w:cs="Arial"/>
+          <w:b/>
+          <w:bCs/>
+          <w:sz w:val="18"/>
+          <w:szCs w:val="18"/>
+        </w:rPr>
+        <w:lastRenderedPageBreak/>
         <w:t>Managing Director</w:t>
       </w:r>
     </w:p>
@@ -7679,7 +7857,43 @@
           <w:sz w:val="18"/>
           <w:szCs w:val="18"/>
         </w:rPr>
-        <w:t>Managed accounts for high-profile clients including Britax, BlueChipIT, Bob Jane T-Marts, Isuzu, Live Combat Sports, SecureCorp, and Traffic Technologies.</w:t>
+        <w:t xml:space="preserve">Managed accounts for high-profile clients including Britax, </w:t>
+      </w:r>
+      <w:proofErr w:type="spellStart"/>
+      <w:r>
+        <w:rPr>
+          <w:rFonts w:ascii="Aptos Narrow" w:eastAsia="MS Mincho" w:hAnsi="Aptos Narrow" w:cs="Arial"/>
+          <w:sz w:val="18"/>
+          <w:szCs w:val="18"/>
+        </w:rPr>
+        <w:t>BlueChipIT</w:t>
+      </w:r>
+      <w:proofErr w:type="spellEnd"/>
+      <w:r>
+        <w:rPr>
+          <w:rFonts w:ascii="Aptos Narrow" w:eastAsia="MS Mincho" w:hAnsi="Aptos Narrow" w:cs="Arial"/>
+          <w:sz w:val="18"/>
+          <w:szCs w:val="18"/>
+        </w:rPr>
+        <w:t xml:space="preserve">, Bob Jane T-Marts, Isuzu, Live Combat Sports, </w:t>
+      </w:r>
+      <w:proofErr w:type="spellStart"/>
+      <w:r>
+        <w:rPr>
+          <w:rFonts w:ascii="Aptos Narrow" w:eastAsia="MS Mincho" w:hAnsi="Aptos Narrow" w:cs="Arial"/>
+          <w:sz w:val="18"/>
+          <w:szCs w:val="18"/>
+        </w:rPr>
+        <w:t>SecureCorp</w:t>
+      </w:r>
+      <w:proofErr w:type="spellEnd"/>
+      <w:r>
+        <w:rPr>
+          <w:rFonts w:ascii="Aptos Narrow" w:eastAsia="MS Mincho" w:hAnsi="Aptos Narrow" w:cs="Arial"/>
+          <w:sz w:val="18"/>
+          <w:szCs w:val="18"/>
+        </w:rPr>
+        <w:t>, and Traffic Technologies.</w:t>
       </w:r>
     </w:p>
     <w:p>
@@ -7703,8 +7917,7 @@
           <w:sz w:val="18"/>
           <w:szCs w:val="18"/>
         </w:rPr>
-        <w:lastRenderedPageBreak/>
-        <w:t>Delivered a websites, e-commerce solutions, and mobile applications</w:t>
+        <w:t>Delivered websites, e-commerce solutions, and mobile applications</w:t>
       </w:r>
       <w:r>
         <w:rPr>
@@ -7800,7 +8013,25 @@
           <w:sz w:val="18"/>
           <w:szCs w:val="18"/>
         </w:rPr>
-        <w:t xml:space="preserve">Developed a comprehensive digital platform for BlueChipIT, integrating it with </w:t>
+        <w:t xml:space="preserve">Developed a comprehensive digital platform for </w:t>
+      </w:r>
+      <w:proofErr w:type="spellStart"/>
+      <w:r>
+        <w:rPr>
+          <w:rFonts w:ascii="Aptos Narrow" w:eastAsia="MS Mincho" w:hAnsi="Aptos Narrow" w:cs="Arial"/>
+          <w:sz w:val="18"/>
+          <w:szCs w:val="18"/>
+        </w:rPr>
+        <w:t>BlueChipIT</w:t>
+      </w:r>
+      <w:proofErr w:type="spellEnd"/>
+      <w:r>
+        <w:rPr>
+          <w:rFonts w:ascii="Aptos Narrow" w:eastAsia="MS Mincho" w:hAnsi="Aptos Narrow" w:cs="Arial"/>
+          <w:sz w:val="18"/>
+          <w:szCs w:val="18"/>
+        </w:rPr>
+        <w:t xml:space="preserve">, integrating it with </w:t>
       </w:r>
       <w:r>
         <w:rPr>
@@ -7839,7 +8070,7 @@
           <w:szCs w:val="18"/>
         </w:rPr>
         <w:pict w14:anchorId="5C0AFFC8">
-          <v:rect id="_x0000_i1030" style="width:0;height:1.5pt" o:hralign="center" o:hrstd="t" o:hr="t" fillcolor="#a0a0a0" stroked="f"/>
+          <v:rect id="_x0000_i1032" style="width:0;height:1.5pt" o:hralign="center" o:hrstd="t" o:hr="t" fillcolor="#a0a0a0" stroked="f"/>
         </w:pict>
       </w:r>
     </w:p>
@@ -7856,6 +8087,16 @@
           <w:szCs w:val="18"/>
         </w:rPr>
       </w:pPr>
+      <w:r>
+        <w:rPr>
+          <w:rFonts w:ascii="Aptos Narrow" w:eastAsia="MS Mincho" w:hAnsi="Aptos Narrow" w:cs="Arial"/>
+          <w:b/>
+          <w:bCs/>
+          <w:sz w:val="18"/>
+          <w:szCs w:val="18"/>
+        </w:rPr>
+        <w:t>Technical Lead</w:t>
+      </w:r>
     </w:p>
     <w:p>
       <w:pPr>
@@ -7870,15 +8111,25 @@
           <w:szCs w:val="18"/>
         </w:rPr>
       </w:pPr>
-      <w:r>
-        <w:rPr>
-          <w:rFonts w:ascii="Aptos Narrow" w:eastAsia="MS Mincho" w:hAnsi="Aptos Narrow" w:cs="Arial"/>
-          <w:b/>
-          <w:bCs/>
-          <w:sz w:val="18"/>
-          <w:szCs w:val="18"/>
-        </w:rPr>
-        <w:t>Technical Lead</w:t>
+      <w:proofErr w:type="spellStart"/>
+      <w:r>
+        <w:rPr>
+          <w:rFonts w:ascii="Aptos Narrow" w:eastAsia="MS Mincho" w:hAnsi="Aptos Narrow" w:cs="Arial"/>
+          <w:b/>
+          <w:bCs/>
+          <w:sz w:val="18"/>
+          <w:szCs w:val="18"/>
+        </w:rPr>
+        <w:t>SolutionsCorp</w:t>
+      </w:r>
+      <w:proofErr w:type="spellEnd"/>
+      <w:r>
+        <w:rPr>
+          <w:rFonts w:ascii="Aptos Narrow" w:eastAsia="MS Mincho" w:hAnsi="Aptos Narrow" w:cs="Arial"/>
+          <w:sz w:val="18"/>
+          <w:szCs w:val="18"/>
+        </w:rPr>
+        <w:t xml:space="preserve"> - Melbourne</w:t>
       </w:r>
     </w:p>
     <w:p>
@@ -7888,29 +8139,19 @@
         <w:contextualSpacing/>
         <w:rPr>
           <w:rFonts w:ascii="Aptos Narrow" w:eastAsia="MS Mincho" w:hAnsi="Aptos Narrow" w:cs="Arial"/>
-          <w:b/>
-          <w:bCs/>
-          <w:sz w:val="18"/>
-          <w:szCs w:val="18"/>
-        </w:rPr>
-      </w:pPr>
-      <w:r>
-        <w:rPr>
-          <w:rFonts w:ascii="Aptos Narrow" w:eastAsia="MS Mincho" w:hAnsi="Aptos Narrow" w:cs="Arial"/>
-          <w:b/>
-          <w:bCs/>
-          <w:sz w:val="18"/>
-          <w:szCs w:val="18"/>
-        </w:rPr>
-        <w:t>SolutionsCorp</w:t>
-      </w:r>
-      <w:r>
-        <w:rPr>
-          <w:rFonts w:ascii="Aptos Narrow" w:eastAsia="MS Mincho" w:hAnsi="Aptos Narrow" w:cs="Arial"/>
-          <w:sz w:val="18"/>
-          <w:szCs w:val="18"/>
-        </w:rPr>
-        <w:t xml:space="preserve"> - Melbourne</w:t>
+          <w:sz w:val="18"/>
+          <w:szCs w:val="18"/>
+        </w:rPr>
+      </w:pPr>
+      <w:r>
+        <w:rPr>
+          <w:rFonts w:ascii="Aptos Narrow" w:eastAsia="MS Mincho" w:hAnsi="Aptos Narrow" w:cs="Arial"/>
+          <w:i/>
+          <w:iCs/>
+          <w:sz w:val="18"/>
+          <w:szCs w:val="18"/>
+        </w:rPr>
+        <w:t>January 2005 – July 2008</w:t>
       </w:r>
     </w:p>
     <w:p>
@@ -7927,12 +8168,12 @@
       <w:r>
         <w:rPr>
           <w:rFonts w:ascii="Aptos Narrow" w:eastAsia="MS Mincho" w:hAnsi="Aptos Narrow" w:cs="Arial"/>
-          <w:i/>
-          <w:iCs/>
-          <w:sz w:val="18"/>
-          <w:szCs w:val="18"/>
-        </w:rPr>
-        <w:t>January 2005 – July 2008</w:t>
+          <w:sz w:val="18"/>
+          <w:szCs w:val="18"/>
+        </w:rPr>
+        <w:pict w14:anchorId="6304BDEB">
+          <v:rect id="_x0000_i1033" style="width:0;height:1.5pt" o:hralign="center" o:hrstd="t" o:hr="t" fillcolor="#a0a0a0" stroked="f"/>
+        </w:pict>
       </w:r>
     </w:p>
     <w:p>
@@ -7942,61 +8183,21 @@
         <w:contextualSpacing/>
         <w:rPr>
           <w:rFonts w:ascii="Aptos Narrow" w:eastAsia="MS Mincho" w:hAnsi="Aptos Narrow" w:cs="Arial"/>
-          <w:sz w:val="18"/>
-          <w:szCs w:val="18"/>
-        </w:rPr>
-      </w:pPr>
-      <w:r>
-        <w:rPr>
-          <w:rFonts w:ascii="Aptos Narrow" w:eastAsia="MS Mincho" w:hAnsi="Aptos Narrow" w:cs="Arial"/>
-          <w:b/>
-          <w:bCs/>
-          <w:sz w:val="18"/>
-          <w:szCs w:val="18"/>
-        </w:rPr>
-        <w:t xml:space="preserve">Company </w:t>
-      </w:r>
-      <w:r>
-        <w:rPr>
-          <w:rFonts w:ascii="Aptos Narrow" w:eastAsia="MS Mincho" w:hAnsi="Aptos Narrow" w:cs="Arial"/>
-          <w:b/>
-          <w:bCs/>
-          <w:sz w:val="18"/>
-          <w:szCs w:val="18"/>
-        </w:rPr>
-        <w:t>Overview</w:t>
-      </w:r>
-      <w:r>
-        <w:rPr>
-          <w:rFonts w:ascii="Aptos Narrow" w:eastAsia="MS Mincho" w:hAnsi="Aptos Narrow" w:cs="Arial"/>
-          <w:sz w:val="18"/>
-          <w:szCs w:val="18"/>
-        </w:rPr>
-        <w:t>:</w:t>
-      </w:r>
-      <w:r>
-        <w:rPr>
-          <w:rFonts w:ascii="Aptos Narrow" w:eastAsia="MS Mincho" w:hAnsi="Aptos Narrow" w:cs="Arial"/>
-          <w:sz w:val="18"/>
-          <w:szCs w:val="18"/>
-        </w:rPr>
-        <w:t xml:space="preserve"> </w:t>
-      </w:r>
-      <w:r>
-        <w:rPr>
-          <w:rFonts w:ascii="Aptos Narrow" w:eastAsia="MS Mincho" w:hAnsi="Aptos Narrow" w:cs="Arial"/>
-          <w:sz w:val="18"/>
-          <w:szCs w:val="18"/>
-        </w:rPr>
-        <w:t xml:space="preserve">A multidisciplinary firm specialising in </w:t>
-      </w:r>
-      <w:r>
-        <w:rPr>
-          <w:rFonts w:ascii="Aptos Narrow" w:eastAsia="MS Mincho" w:hAnsi="Aptos Narrow" w:cs="Arial"/>
-          <w:sz w:val="18"/>
-          <w:szCs w:val="18"/>
-        </w:rPr>
-        <w:t>managed services, software engineering and digital marketing</w:t>
+          <w:b/>
+          <w:bCs/>
+          <w:sz w:val="18"/>
+          <w:szCs w:val="18"/>
+        </w:rPr>
+      </w:pPr>
+      <w:r>
+        <w:rPr>
+          <w:rFonts w:ascii="Aptos Narrow" w:eastAsia="MS Mincho" w:hAnsi="Aptos Narrow" w:cs="Arial"/>
+          <w:b/>
+          <w:bCs/>
+          <w:sz w:val="18"/>
+          <w:szCs w:val="18"/>
+        </w:rPr>
+        <w:t>Senior Web Developer</w:t>
       </w:r>
     </w:p>
     <w:p>
@@ -8006,83 +8207,29 @@
         <w:contextualSpacing/>
         <w:rPr>
           <w:rFonts w:ascii="Aptos Narrow" w:eastAsia="MS Mincho" w:hAnsi="Aptos Narrow" w:cs="Arial"/>
-          <w:sz w:val="18"/>
-          <w:szCs w:val="18"/>
-        </w:rPr>
-      </w:pPr>
-      <w:r>
-        <w:rPr>
-          <w:rFonts w:ascii="Aptos Narrow" w:eastAsia="MS Mincho" w:hAnsi="Aptos Narrow" w:cs="Arial"/>
-          <w:b/>
-          <w:bCs/>
-          <w:sz w:val="18"/>
-          <w:szCs w:val="18"/>
-        </w:rPr>
-        <w:t>Responsibilities:</w:t>
-      </w:r>
-    </w:p>
-    <w:p>
-      <w:pPr>
-        <w:pStyle w:val="PlainText"/>
-        <w:numPr>
-          <w:ilvl w:val="0"/>
-          <w:numId w:val="24"/>
-        </w:numPr>
-        <w:spacing w:after="200" w:line="276" w:lineRule="auto"/>
-        <w:contextualSpacing/>
-        <w:rPr>
-          <w:rFonts w:ascii="Aptos Narrow" w:eastAsia="MS Mincho" w:hAnsi="Aptos Narrow" w:cs="Arial"/>
-          <w:sz w:val="18"/>
-          <w:szCs w:val="18"/>
-        </w:rPr>
-      </w:pPr>
-      <w:r>
-        <w:rPr>
-          <w:rFonts w:ascii="Aptos Narrow" w:eastAsia="MS Mincho" w:hAnsi="Aptos Narrow" w:cs="Arial"/>
-          <w:sz w:val="18"/>
-          <w:szCs w:val="18"/>
-        </w:rPr>
-        <w:t>Managed a software development practice with two developers, implementing software development methodologies</w:t>
-      </w:r>
-      <w:r>
-        <w:rPr>
-          <w:rFonts w:ascii="Aptos Narrow" w:eastAsia="MS Mincho" w:hAnsi="Aptos Narrow" w:cs="Arial"/>
-          <w:sz w:val="18"/>
-          <w:szCs w:val="18"/>
-        </w:rPr>
-        <w:t xml:space="preserve"> (SDLC)</w:t>
-      </w:r>
-      <w:r>
-        <w:rPr>
-          <w:rFonts w:ascii="Aptos Narrow" w:eastAsia="MS Mincho" w:hAnsi="Aptos Narrow" w:cs="Arial"/>
-          <w:sz w:val="18"/>
-          <w:szCs w:val="18"/>
-        </w:rPr>
-        <w:t>, CI/CD, test environments, and production servers.</w:t>
-      </w:r>
-    </w:p>
-    <w:p>
-      <w:pPr>
-        <w:pStyle w:val="PlainText"/>
-        <w:numPr>
-          <w:ilvl w:val="0"/>
-          <w:numId w:val="24"/>
-        </w:numPr>
-        <w:spacing w:after="200" w:line="276" w:lineRule="auto"/>
-        <w:contextualSpacing/>
-        <w:rPr>
-          <w:rFonts w:ascii="Aptos Narrow" w:eastAsia="MS Mincho" w:hAnsi="Aptos Narrow" w:cs="Arial"/>
-          <w:sz w:val="18"/>
-          <w:szCs w:val="18"/>
-        </w:rPr>
-      </w:pPr>
-      <w:r>
-        <w:rPr>
-          <w:rFonts w:ascii="Aptos Narrow" w:eastAsia="MS Mincho" w:hAnsi="Aptos Narrow" w:cs="Arial"/>
-          <w:sz w:val="18"/>
-          <w:szCs w:val="18"/>
-        </w:rPr>
-        <w:t>Engage with customers for requirements gathering, presales and business development.</w:t>
+          <w:b/>
+          <w:bCs/>
+          <w:sz w:val="18"/>
+          <w:szCs w:val="18"/>
+        </w:rPr>
+      </w:pPr>
+      <w:r>
+        <w:rPr>
+          <w:rFonts w:ascii="Aptos Narrow" w:eastAsia="MS Mincho" w:hAnsi="Aptos Narrow" w:cs="Arial"/>
+          <w:b/>
+          <w:bCs/>
+          <w:sz w:val="18"/>
+          <w:szCs w:val="18"/>
+        </w:rPr>
+        <w:t>iProperty.com.au / Professionals Real Estate</w:t>
+      </w:r>
+      <w:r>
+        <w:rPr>
+          <w:rFonts w:ascii="Aptos Narrow" w:eastAsia="MS Mincho" w:hAnsi="Aptos Narrow" w:cs="Arial"/>
+          <w:sz w:val="18"/>
+          <w:szCs w:val="18"/>
+        </w:rPr>
+        <w:t xml:space="preserve"> - Melbourne</w:t>
       </w:r>
     </w:p>
     <w:p>
@@ -8092,149 +8239,29 @@
         <w:contextualSpacing/>
         <w:rPr>
           <w:rFonts w:ascii="Aptos Narrow" w:eastAsia="MS Mincho" w:hAnsi="Aptos Narrow" w:cs="Arial"/>
-          <w:b/>
-          <w:bCs/>
-          <w:sz w:val="18"/>
-          <w:szCs w:val="18"/>
-        </w:rPr>
-      </w:pPr>
-      <w:r>
-        <w:rPr>
-          <w:rFonts w:ascii="Aptos Narrow" w:eastAsia="MS Mincho" w:hAnsi="Aptos Narrow" w:cs="Arial"/>
-          <w:b/>
-          <w:bCs/>
-          <w:sz w:val="18"/>
-          <w:szCs w:val="18"/>
-        </w:rPr>
-        <w:t>Key Projects:</w:t>
-      </w:r>
-    </w:p>
-    <w:p>
-      <w:pPr>
-        <w:pStyle w:val="PlainText"/>
-        <w:numPr>
-          <w:ilvl w:val="0"/>
-          <w:numId w:val="24"/>
-        </w:numPr>
-        <w:spacing w:after="200" w:line="276" w:lineRule="auto"/>
-        <w:contextualSpacing/>
-        <w:rPr>
-          <w:rFonts w:ascii="Aptos Narrow" w:eastAsia="MS Mincho" w:hAnsi="Aptos Narrow" w:cs="Arial"/>
-          <w:sz w:val="18"/>
-          <w:szCs w:val="18"/>
-        </w:rPr>
-      </w:pPr>
-      <w:r>
-        <w:rPr>
-          <w:rFonts w:ascii="Aptos Narrow" w:eastAsia="MS Mincho" w:hAnsi="Aptos Narrow" w:cs="Arial"/>
-          <w:sz w:val="18"/>
-          <w:szCs w:val="18"/>
-        </w:rPr>
-        <w:t>Designed and delivered a fleet management platform for Repco, taking it from initial concept to completion.</w:t>
-      </w:r>
-    </w:p>
-    <w:p>
-      <w:pPr>
-        <w:pStyle w:val="PlainText"/>
-        <w:numPr>
-          <w:ilvl w:val="0"/>
-          <w:numId w:val="24"/>
-        </w:numPr>
-        <w:spacing w:after="200" w:line="276" w:lineRule="auto"/>
-        <w:contextualSpacing/>
-        <w:rPr>
-          <w:rFonts w:ascii="Aptos Narrow" w:eastAsia="MS Mincho" w:hAnsi="Aptos Narrow" w:cs="Arial"/>
-          <w:sz w:val="18"/>
-          <w:szCs w:val="18"/>
-        </w:rPr>
-      </w:pPr>
-      <w:r>
-        <w:rPr>
-          <w:rFonts w:ascii="Aptos Narrow" w:eastAsia="MS Mincho" w:hAnsi="Aptos Narrow" w:cs="Arial"/>
-          <w:sz w:val="18"/>
-          <w:szCs w:val="18"/>
-        </w:rPr>
-        <w:t xml:space="preserve">Developed MyDesk, a bespoke CRM tailored to client requirements, </w:t>
-      </w:r>
-      <w:r>
-        <w:rPr>
-          <w:rFonts w:ascii="Aptos Narrow" w:eastAsia="MS Mincho" w:hAnsi="Aptos Narrow" w:cs="Arial"/>
-          <w:sz w:val="18"/>
-          <w:szCs w:val="18"/>
-        </w:rPr>
-        <w:t>primarily</w:t>
-      </w:r>
-      <w:r>
-        <w:rPr>
-          <w:rFonts w:ascii="Aptos Narrow" w:eastAsia="MS Mincho" w:hAnsi="Aptos Narrow" w:cs="Arial"/>
-          <w:sz w:val="18"/>
-          <w:szCs w:val="18"/>
-        </w:rPr>
-        <w:t xml:space="preserve"> manufacturing</w:t>
-      </w:r>
-      <w:r>
-        <w:rPr>
-          <w:rFonts w:ascii="Aptos Narrow" w:eastAsia="MS Mincho" w:hAnsi="Aptos Narrow" w:cs="Arial"/>
-          <w:sz w:val="18"/>
-          <w:szCs w:val="18"/>
-        </w:rPr>
-        <w:t xml:space="preserve"> businesses.</w:t>
-      </w:r>
-    </w:p>
-    <w:p>
-      <w:pPr>
-        <w:pStyle w:val="PlainText"/>
-        <w:numPr>
-          <w:ilvl w:val="0"/>
-          <w:numId w:val="24"/>
-        </w:numPr>
-        <w:spacing w:after="200" w:line="276" w:lineRule="auto"/>
-        <w:contextualSpacing/>
-        <w:rPr>
-          <w:rFonts w:ascii="Aptos Narrow" w:eastAsia="MS Mincho" w:hAnsi="Aptos Narrow" w:cs="Arial"/>
-          <w:sz w:val="18"/>
-          <w:szCs w:val="18"/>
-        </w:rPr>
-      </w:pPr>
-      <w:r>
-        <w:rPr>
-          <w:rFonts w:ascii="Aptos Narrow" w:eastAsia="MS Mincho" w:hAnsi="Aptos Narrow" w:cs="Arial"/>
-          <w:sz w:val="18"/>
-          <w:szCs w:val="18"/>
-        </w:rPr>
-        <w:t xml:space="preserve">Collaborated </w:t>
-      </w:r>
-      <w:r>
-        <w:rPr>
-          <w:rFonts w:ascii="Aptos Narrow" w:eastAsia="MS Mincho" w:hAnsi="Aptos Narrow" w:cs="Arial"/>
-          <w:sz w:val="18"/>
-          <w:szCs w:val="18"/>
-        </w:rPr>
-        <w:t xml:space="preserve">with </w:t>
-      </w:r>
-      <w:r>
-        <w:rPr>
-          <w:rFonts w:ascii="Aptos Narrow" w:eastAsia="MS Mincho" w:hAnsi="Aptos Narrow" w:cs="Arial"/>
-          <w:sz w:val="18"/>
-          <w:szCs w:val="18"/>
-        </w:rPr>
-        <w:t>SportzStats</w:t>
-      </w:r>
-      <w:r>
-        <w:rPr>
-          <w:rFonts w:ascii="Aptos Narrow" w:eastAsia="MS Mincho" w:hAnsi="Aptos Narrow" w:cs="Arial"/>
-          <w:sz w:val="18"/>
-          <w:szCs w:val="18"/>
-        </w:rPr>
-        <w:t xml:space="preserve"> to build</w:t>
-      </w:r>
-      <w:r>
-        <w:rPr>
-          <w:rFonts w:ascii="Aptos Narrow" w:eastAsia="MS Mincho" w:hAnsi="Aptos Narrow" w:cs="Arial"/>
-          <w:sz w:val="18"/>
-          <w:szCs w:val="18"/>
-        </w:rPr>
-        <w:t xml:space="preserve"> a community website and a handheld game shaped like a football or soccer ball, enabling children to record goals and points.</w:t>
+          <w:sz w:val="18"/>
+          <w:szCs w:val="18"/>
+        </w:rPr>
+      </w:pPr>
+      <w:r>
+        <w:rPr>
+          <w:rFonts w:ascii="Aptos Narrow" w:eastAsia="MS Mincho" w:hAnsi="Aptos Narrow" w:cs="Arial"/>
+          <w:i/>
+          <w:iCs/>
+          <w:sz w:val="18"/>
+          <w:szCs w:val="18"/>
+        </w:rPr>
+        <w:t>January 2002 – July 200</w:t>
+      </w:r>
+      <w:r>
+        <w:rPr>
+          <w:rFonts w:ascii="Aptos Narrow" w:eastAsia="MS Mincho" w:hAnsi="Aptos Narrow" w:cs="Arial"/>
+          <w:i/>
+          <w:iCs/>
+          <w:sz w:val="18"/>
+          <w:szCs w:val="18"/>
+        </w:rPr>
+        <w:t>5</w:t>
       </w:r>
     </w:p>
     <w:p>
@@ -8244,12 +8271,20 @@
         <w:contextualSpacing/>
         <w:rPr>
           <w:rFonts w:ascii="Aptos Narrow" w:eastAsia="MS Mincho" w:hAnsi="Aptos Narrow" w:cs="Arial"/>
-          <w:b/>
-          <w:bCs/>
-          <w:sz w:val="18"/>
-          <w:szCs w:val="18"/>
-        </w:rPr>
-      </w:pPr>
+          <w:sz w:val="18"/>
+          <w:szCs w:val="18"/>
+        </w:rPr>
+      </w:pPr>
+      <w:r>
+        <w:rPr>
+          <w:rFonts w:ascii="Aptos Narrow" w:eastAsia="MS Mincho" w:hAnsi="Aptos Narrow" w:cs="Arial"/>
+          <w:sz w:val="18"/>
+          <w:szCs w:val="18"/>
+        </w:rPr>
+        <w:pict w14:anchorId="2AD337E6">
+          <v:rect id="_x0000_i1034" style="width:0;height:1.5pt" o:hralign="center" o:hrstd="t" o:hr="t" fillcolor="#a0a0a0" stroked="f"/>
+        </w:pict>
+      </w:r>
     </w:p>
     <w:p>
       <w:pPr>
@@ -8264,6 +8299,16 @@
           <w:szCs w:val="18"/>
         </w:rPr>
       </w:pPr>
+      <w:r>
+        <w:rPr>
+          <w:rFonts w:ascii="Aptos Narrow" w:eastAsia="MS Mincho" w:hAnsi="Aptos Narrow" w:cs="Arial"/>
+          <w:b/>
+          <w:bCs/>
+          <w:sz w:val="18"/>
+          <w:szCs w:val="18"/>
+        </w:rPr>
+        <w:t>Web Developer</w:t>
+      </w:r>
     </w:p>
     <w:p>
       <w:pPr>
@@ -8286,7 +8331,15 @@
           <w:sz w:val="18"/>
           <w:szCs w:val="18"/>
         </w:rPr>
-        <w:t>Senior Web Developer</w:t>
+        <w:t xml:space="preserve">Roadhouse Digital </w:t>
+      </w:r>
+      <w:r>
+        <w:rPr>
+          <w:rFonts w:ascii="Aptos Narrow" w:eastAsia="MS Mincho" w:hAnsi="Aptos Narrow" w:cs="Arial"/>
+          <w:sz w:val="18"/>
+          <w:szCs w:val="18"/>
+        </w:rPr>
+        <w:t>– Melbourne</w:t>
       </w:r>
     </w:p>
     <w:p>
@@ -8296,29 +8349,19 @@
         <w:contextualSpacing/>
         <w:rPr>
           <w:rFonts w:ascii="Aptos Narrow" w:eastAsia="MS Mincho" w:hAnsi="Aptos Narrow" w:cs="Arial"/>
-          <w:b/>
-          <w:bCs/>
-          <w:sz w:val="18"/>
-          <w:szCs w:val="18"/>
-        </w:rPr>
-      </w:pPr>
-      <w:r>
-        <w:rPr>
-          <w:rFonts w:ascii="Aptos Narrow" w:eastAsia="MS Mincho" w:hAnsi="Aptos Narrow" w:cs="Arial"/>
-          <w:b/>
-          <w:bCs/>
-          <w:sz w:val="18"/>
-          <w:szCs w:val="18"/>
-        </w:rPr>
-        <w:t>iProperty.com.au / Professionals Real Estate</w:t>
-      </w:r>
-      <w:r>
-        <w:rPr>
-          <w:rFonts w:ascii="Aptos Narrow" w:eastAsia="MS Mincho" w:hAnsi="Aptos Narrow" w:cs="Arial"/>
-          <w:sz w:val="18"/>
-          <w:szCs w:val="18"/>
-        </w:rPr>
-        <w:t xml:space="preserve"> - Melbourne</w:t>
+          <w:sz w:val="18"/>
+          <w:szCs w:val="18"/>
+        </w:rPr>
+      </w:pPr>
+      <w:r>
+        <w:rPr>
+          <w:rFonts w:ascii="Aptos Narrow" w:eastAsia="MS Mincho" w:hAnsi="Aptos Narrow" w:cs="Arial"/>
+          <w:i/>
+          <w:iCs/>
+          <w:sz w:val="18"/>
+          <w:szCs w:val="18"/>
+        </w:rPr>
+        <w:t>February 2001 – December 2002</w:t>
       </w:r>
     </w:p>
     <w:p>
@@ -8335,22 +8378,12 @@
       <w:r>
         <w:rPr>
           <w:rFonts w:ascii="Aptos Narrow" w:eastAsia="MS Mincho" w:hAnsi="Aptos Narrow" w:cs="Arial"/>
-          <w:i/>
-          <w:iCs/>
-          <w:sz w:val="18"/>
-          <w:szCs w:val="18"/>
-        </w:rPr>
-        <w:t>January 2002 – July 200</w:t>
-      </w:r>
-      <w:r>
-        <w:rPr>
-          <w:rFonts w:ascii="Aptos Narrow" w:eastAsia="MS Mincho" w:hAnsi="Aptos Narrow" w:cs="Arial"/>
-          <w:i/>
-          <w:iCs/>
-          <w:sz w:val="18"/>
-          <w:szCs w:val="18"/>
-        </w:rPr>
-        <w:t>5</w:t>
+          <w:sz w:val="18"/>
+          <w:szCs w:val="18"/>
+        </w:rPr>
+        <w:pict w14:anchorId="5057FBA6">
+          <v:rect id="_x0000_i1035" style="width:0;height:1.5pt" o:hralign="center" o:hrstd="t" o:hr="t" fillcolor="#a0a0a0" stroked="f"/>
+        </w:pict>
       </w:r>
     </w:p>
     <w:p>
@@ -8360,53 +8393,21 @@
         <w:contextualSpacing/>
         <w:rPr>
           <w:rFonts w:ascii="Aptos Narrow" w:eastAsia="MS Mincho" w:hAnsi="Aptos Narrow" w:cs="Arial"/>
-          <w:sz w:val="18"/>
-          <w:szCs w:val="18"/>
-        </w:rPr>
-      </w:pPr>
-      <w:r>
-        <w:rPr>
-          <w:rFonts w:ascii="Aptos Narrow" w:eastAsia="MS Mincho" w:hAnsi="Aptos Narrow" w:cs="Arial"/>
-          <w:b/>
-          <w:bCs/>
-          <w:sz w:val="18"/>
-          <w:szCs w:val="18"/>
-        </w:rPr>
-        <w:t xml:space="preserve">Company </w:t>
-      </w:r>
-      <w:r>
-        <w:rPr>
-          <w:rFonts w:ascii="Aptos Narrow" w:eastAsia="MS Mincho" w:hAnsi="Aptos Narrow" w:cs="Arial"/>
-          <w:b/>
-          <w:bCs/>
-          <w:sz w:val="18"/>
-          <w:szCs w:val="18"/>
-        </w:rPr>
-        <w:t>Overview</w:t>
-      </w:r>
-      <w:r>
-        <w:rPr>
-          <w:rFonts w:ascii="Aptos Narrow" w:eastAsia="MS Mincho" w:hAnsi="Aptos Narrow" w:cs="Arial"/>
-          <w:sz w:val="18"/>
-          <w:szCs w:val="18"/>
-        </w:rPr>
-        <w:t>:</w:t>
-      </w:r>
-      <w:r>
-        <w:rPr>
-          <w:rFonts w:ascii="Aptos Narrow" w:eastAsia="MS Mincho" w:hAnsi="Aptos Narrow" w:cs="Arial"/>
-          <w:sz w:val="18"/>
-          <w:szCs w:val="18"/>
-        </w:rPr>
-        <w:t xml:space="preserve"> A startup owned by Professionals Real Estate to provide digital services throughout the network</w:t>
-      </w:r>
-      <w:r>
-        <w:rPr>
-          <w:rFonts w:ascii="Aptos Narrow" w:eastAsia="MS Mincho" w:hAnsi="Aptos Narrow" w:cs="Arial"/>
-          <w:sz w:val="18"/>
-          <w:szCs w:val="18"/>
-        </w:rPr>
-        <w:t>.</w:t>
+          <w:b/>
+          <w:bCs/>
+          <w:sz w:val="18"/>
+          <w:szCs w:val="18"/>
+        </w:rPr>
+      </w:pPr>
+      <w:r>
+        <w:rPr>
+          <w:rFonts w:ascii="Aptos Narrow" w:eastAsia="MS Mincho" w:hAnsi="Aptos Narrow" w:cs="Arial"/>
+          <w:b/>
+          <w:bCs/>
+          <w:sz w:val="18"/>
+          <w:szCs w:val="18"/>
+        </w:rPr>
+        <w:t>Web Developer</w:t>
       </w:r>
     </w:p>
     <w:p>
@@ -8416,115 +8417,37 @@
         <w:contextualSpacing/>
         <w:rPr>
           <w:rFonts w:ascii="Aptos Narrow" w:eastAsia="MS Mincho" w:hAnsi="Aptos Narrow" w:cs="Arial"/>
-          <w:sz w:val="18"/>
-          <w:szCs w:val="18"/>
-        </w:rPr>
-      </w:pPr>
-      <w:r>
-        <w:rPr>
-          <w:rFonts w:ascii="Aptos Narrow" w:eastAsia="MS Mincho" w:hAnsi="Aptos Narrow" w:cs="Arial"/>
-          <w:b/>
-          <w:bCs/>
-          <w:sz w:val="18"/>
-          <w:szCs w:val="18"/>
-        </w:rPr>
-        <w:t>Responsibilities:</w:t>
-      </w:r>
-    </w:p>
-    <w:p>
-      <w:pPr>
-        <w:pStyle w:val="PlainText"/>
-        <w:numPr>
-          <w:ilvl w:val="0"/>
-          <w:numId w:val="25"/>
-        </w:numPr>
-        <w:spacing w:after="200" w:line="276" w:lineRule="auto"/>
-        <w:contextualSpacing/>
-        <w:rPr>
-          <w:rFonts w:ascii="Aptos Narrow" w:eastAsia="MS Mincho" w:hAnsi="Aptos Narrow" w:cs="Arial"/>
-          <w:sz w:val="18"/>
-          <w:szCs w:val="18"/>
-        </w:rPr>
-      </w:pPr>
-      <w:r>
-        <w:rPr>
-          <w:rFonts w:ascii="Aptos Narrow" w:eastAsia="MS Mincho" w:hAnsi="Aptos Narrow" w:cs="Arial"/>
-          <w:sz w:val="18"/>
-          <w:szCs w:val="18"/>
-        </w:rPr>
-        <w:t>Developed a new frontend for iProperty.com.au, one of the most visited real estate websites at the time.</w:t>
-      </w:r>
-    </w:p>
-    <w:p>
-      <w:pPr>
-        <w:pStyle w:val="PlainText"/>
-        <w:numPr>
-          <w:ilvl w:val="0"/>
-          <w:numId w:val="25"/>
-        </w:numPr>
-        <w:spacing w:after="200" w:line="276" w:lineRule="auto"/>
-        <w:contextualSpacing/>
-        <w:rPr>
-          <w:rFonts w:ascii="Aptos Narrow" w:eastAsia="MS Mincho" w:hAnsi="Aptos Narrow" w:cs="Arial"/>
-          <w:sz w:val="18"/>
-          <w:szCs w:val="18"/>
-        </w:rPr>
-      </w:pPr>
-      <w:r>
-        <w:rPr>
-          <w:rFonts w:ascii="Aptos Narrow" w:eastAsia="MS Mincho" w:hAnsi="Aptos Narrow" w:cs="Arial"/>
-          <w:sz w:val="18"/>
-          <w:szCs w:val="18"/>
-        </w:rPr>
-        <w:t>Built AgentsWeb, a backend system for property uploads.</w:t>
-      </w:r>
-    </w:p>
-    <w:p>
-      <w:pPr>
-        <w:pStyle w:val="PlainText"/>
-        <w:numPr>
-          <w:ilvl w:val="0"/>
-          <w:numId w:val="25"/>
-        </w:numPr>
-        <w:spacing w:after="200" w:line="276" w:lineRule="auto"/>
-        <w:contextualSpacing/>
-        <w:rPr>
-          <w:rFonts w:ascii="Aptos Narrow" w:eastAsia="MS Mincho" w:hAnsi="Aptos Narrow" w:cs="Arial"/>
-          <w:sz w:val="18"/>
-          <w:szCs w:val="18"/>
-        </w:rPr>
-      </w:pPr>
-      <w:r>
-        <w:rPr>
-          <w:rFonts w:ascii="Aptos Narrow" w:eastAsia="MS Mincho" w:hAnsi="Aptos Narrow" w:cs="Arial"/>
-          <w:sz w:val="18"/>
-          <w:szCs w:val="18"/>
-        </w:rPr>
-        <w:t>Designed and implemented data feeds to integrate with major real estate websites.</w:t>
-      </w:r>
-    </w:p>
-    <w:p>
-      <w:pPr>
-        <w:pStyle w:val="PlainText"/>
-        <w:numPr>
-          <w:ilvl w:val="0"/>
-          <w:numId w:val="25"/>
-        </w:numPr>
-        <w:spacing w:after="200" w:line="276" w:lineRule="auto"/>
-        <w:contextualSpacing/>
-        <w:rPr>
-          <w:rFonts w:ascii="Aptos Narrow" w:eastAsia="MS Mincho" w:hAnsi="Aptos Narrow" w:cs="Arial"/>
-          <w:sz w:val="18"/>
-          <w:szCs w:val="18"/>
-        </w:rPr>
-      </w:pPr>
-      <w:r>
-        <w:rPr>
-          <w:rFonts w:ascii="Aptos Narrow" w:eastAsia="MS Mincho" w:hAnsi="Aptos Narrow" w:cs="Arial"/>
-          <w:sz w:val="18"/>
-          <w:szCs w:val="18"/>
-        </w:rPr>
-        <w:t>Maintained a Pocket PC app to support real estate agents in the field.</w:t>
+          <w:b/>
+          <w:bCs/>
+          <w:sz w:val="18"/>
+          <w:szCs w:val="18"/>
+        </w:rPr>
+      </w:pPr>
+      <w:r>
+        <w:rPr>
+          <w:rFonts w:ascii="Aptos Narrow" w:eastAsia="MS Mincho" w:hAnsi="Aptos Narrow" w:cs="Arial"/>
+          <w:b/>
+          <w:bCs/>
+          <w:sz w:val="18"/>
+          <w:szCs w:val="18"/>
+        </w:rPr>
+        <w:t xml:space="preserve">Challenger International </w:t>
+      </w:r>
+      <w:r>
+        <w:rPr>
+          <w:rFonts w:ascii="Aptos Narrow" w:eastAsia="MS Mincho" w:hAnsi="Aptos Narrow" w:cs="Arial"/>
+          <w:sz w:val="18"/>
+          <w:szCs w:val="18"/>
+        </w:rPr>
+        <w:t>– Hobar</w:t>
+      </w:r>
+      <w:r>
+        <w:rPr>
+          <w:rFonts w:ascii="Aptos Narrow" w:eastAsia="MS Mincho" w:hAnsi="Aptos Narrow" w:cs="Arial"/>
+          <w:sz w:val="18"/>
+          <w:szCs w:val="18"/>
+        </w:rPr>
+        <w:t>t</w:t>
       </w:r>
     </w:p>
     <w:p>
@@ -8541,12 +8464,12 @@
       <w:r>
         <w:rPr>
           <w:rFonts w:ascii="Aptos Narrow" w:eastAsia="MS Mincho" w:hAnsi="Aptos Narrow" w:cs="Arial"/>
-          <w:sz w:val="18"/>
-          <w:szCs w:val="18"/>
-        </w:rPr>
-        <w:pict w14:anchorId="2AD337E6">
-          <v:rect id="_x0000_i1031" style="width:0;height:1.5pt" o:hralign="center" o:hrstd="t" o:hr="t" fillcolor="#a0a0a0" stroked="f"/>
-        </w:pict>
+          <w:i/>
+          <w:iCs/>
+          <w:sz w:val="18"/>
+          <w:szCs w:val="18"/>
+        </w:rPr>
+        <w:t>September 2000 – November 2000</w:t>
       </w:r>
     </w:p>
     <w:p>
@@ -8556,12 +8479,20 @@
         <w:contextualSpacing/>
         <w:rPr>
           <w:rFonts w:ascii="Aptos Narrow" w:eastAsia="MS Mincho" w:hAnsi="Aptos Narrow" w:cs="Arial"/>
-          <w:b/>
-          <w:bCs/>
-          <w:sz w:val="18"/>
-          <w:szCs w:val="18"/>
-        </w:rPr>
-      </w:pPr>
+          <w:sz w:val="18"/>
+          <w:szCs w:val="18"/>
+        </w:rPr>
+      </w:pPr>
+      <w:r>
+        <w:rPr>
+          <w:rFonts w:ascii="Aptos Narrow" w:eastAsia="MS Mincho" w:hAnsi="Aptos Narrow" w:cs="Arial"/>
+          <w:sz w:val="18"/>
+          <w:szCs w:val="18"/>
+        </w:rPr>
+        <w:pict w14:anchorId="5A5DF97A">
+          <v:rect id="_x0000_i1036" style="width:0;height:1.5pt" o:hralign="center" o:hrstd="t" o:hr="t" fillcolor="#a0a0a0" stroked="f"/>
+        </w:pict>
+      </w:r>
     </w:p>
     <w:p>
       <w:pPr>
@@ -8594,29 +8525,39 @@
         <w:contextualSpacing/>
         <w:rPr>
           <w:rFonts w:ascii="Aptos Narrow" w:eastAsia="MS Mincho" w:hAnsi="Aptos Narrow" w:cs="Arial"/>
-          <w:b/>
-          <w:bCs/>
-          <w:sz w:val="18"/>
-          <w:szCs w:val="18"/>
-        </w:rPr>
-      </w:pPr>
-      <w:r>
-        <w:rPr>
-          <w:rFonts w:ascii="Aptos Narrow" w:eastAsia="MS Mincho" w:hAnsi="Aptos Narrow" w:cs="Arial"/>
-          <w:b/>
-          <w:bCs/>
-          <w:sz w:val="18"/>
-          <w:szCs w:val="18"/>
-        </w:rPr>
-        <w:t xml:space="preserve">Roadhouse Digital </w:t>
-      </w:r>
-      <w:r>
-        <w:rPr>
-          <w:rFonts w:ascii="Aptos Narrow" w:eastAsia="MS Mincho" w:hAnsi="Aptos Narrow" w:cs="Arial"/>
-          <w:sz w:val="18"/>
-          <w:szCs w:val="18"/>
-        </w:rPr>
-        <w:t>– Melbourne</w:t>
+          <w:sz w:val="18"/>
+          <w:szCs w:val="18"/>
+        </w:rPr>
+      </w:pPr>
+      <w:proofErr w:type="spellStart"/>
+      <w:r>
+        <w:rPr>
+          <w:rFonts w:ascii="Aptos Narrow" w:eastAsia="MS Mincho" w:hAnsi="Aptos Narrow" w:cs="Arial"/>
+          <w:b/>
+          <w:bCs/>
+          <w:sz w:val="18"/>
+          <w:szCs w:val="18"/>
+        </w:rPr>
+        <w:t>DigitalRez</w:t>
+      </w:r>
+      <w:proofErr w:type="spellEnd"/>
+      <w:r>
+        <w:rPr>
+          <w:rFonts w:ascii="Aptos Narrow" w:eastAsia="MS Mincho" w:hAnsi="Aptos Narrow" w:cs="Arial"/>
+          <w:b/>
+          <w:bCs/>
+          <w:sz w:val="18"/>
+          <w:szCs w:val="18"/>
+        </w:rPr>
+        <w:t xml:space="preserve"> Software</w:t>
+      </w:r>
+      <w:r>
+        <w:rPr>
+          <w:rFonts w:ascii="Aptos Narrow" w:eastAsia="MS Mincho" w:hAnsi="Aptos Narrow" w:cs="Arial"/>
+          <w:sz w:val="18"/>
+          <w:szCs w:val="18"/>
+        </w:rPr>
+        <w:t xml:space="preserve"> – Hobart</w:t>
       </w:r>
     </w:p>
     <w:p>
@@ -8638,658 +8579,7 @@
           <w:sz w:val="18"/>
           <w:szCs w:val="18"/>
         </w:rPr>
-        <w:t>February 2001 – December 2002</w:t>
-      </w:r>
-    </w:p>
-    <w:p>
-      <w:pPr>
-        <w:pStyle w:val="PlainText"/>
-        <w:spacing w:after="200" w:line="276" w:lineRule="auto"/>
-        <w:contextualSpacing/>
-        <w:rPr>
-          <w:rFonts w:ascii="Aptos Narrow" w:eastAsia="MS Mincho" w:hAnsi="Aptos Narrow" w:cs="Arial"/>
-          <w:sz w:val="18"/>
-          <w:szCs w:val="18"/>
-        </w:rPr>
-      </w:pPr>
-      <w:r>
-        <w:rPr>
-          <w:rFonts w:ascii="Aptos Narrow" w:eastAsia="MS Mincho" w:hAnsi="Aptos Narrow" w:cs="Arial"/>
-          <w:b/>
-          <w:bCs/>
-          <w:sz w:val="18"/>
-          <w:szCs w:val="18"/>
-        </w:rPr>
-        <w:t>Company Overview</w:t>
-      </w:r>
-      <w:r>
-        <w:rPr>
-          <w:rFonts w:ascii="Aptos Narrow" w:eastAsia="MS Mincho" w:hAnsi="Aptos Narrow" w:cs="Arial"/>
-          <w:sz w:val="18"/>
-          <w:szCs w:val="18"/>
-        </w:rPr>
-        <w:t>:</w:t>
-      </w:r>
-      <w:r>
-        <w:rPr>
-          <w:rFonts w:ascii="Aptos Narrow" w:eastAsia="MS Mincho" w:hAnsi="Aptos Narrow" w:cs="Arial"/>
-          <w:sz w:val="18"/>
-          <w:szCs w:val="18"/>
-        </w:rPr>
-        <w:t xml:space="preserve"> </w:t>
-      </w:r>
-      <w:r>
-        <w:rPr>
-          <w:rFonts w:ascii="Aptos Narrow" w:eastAsia="MS Mincho" w:hAnsi="Aptos Narrow" w:cs="Arial"/>
-          <w:sz w:val="18"/>
-          <w:szCs w:val="18"/>
-        </w:rPr>
-        <w:t xml:space="preserve">A leading Melbourne-based web development agency known for delivering award-winning </w:t>
-      </w:r>
-      <w:r>
-        <w:rPr>
-          <w:rFonts w:ascii="Aptos Narrow" w:eastAsia="MS Mincho" w:hAnsi="Aptos Narrow" w:cs="Arial"/>
-          <w:sz w:val="18"/>
-          <w:szCs w:val="18"/>
-        </w:rPr>
-        <w:t>digital projects.</w:t>
-      </w:r>
-    </w:p>
-    <w:p>
-      <w:pPr>
-        <w:pStyle w:val="PlainText"/>
-        <w:spacing w:after="200" w:line="276" w:lineRule="auto"/>
-        <w:contextualSpacing/>
-        <w:rPr>
-          <w:rFonts w:ascii="Aptos Narrow" w:eastAsia="MS Mincho" w:hAnsi="Aptos Narrow" w:cs="Arial"/>
-          <w:sz w:val="18"/>
-          <w:szCs w:val="18"/>
-        </w:rPr>
-      </w:pPr>
-      <w:r>
-        <w:rPr>
-          <w:rFonts w:ascii="Aptos Narrow" w:eastAsia="MS Mincho" w:hAnsi="Aptos Narrow" w:cs="Arial"/>
-          <w:b/>
-          <w:bCs/>
-          <w:sz w:val="18"/>
-          <w:szCs w:val="18"/>
-        </w:rPr>
-        <w:t>Responsibilities:</w:t>
-      </w:r>
-    </w:p>
-    <w:p>
-      <w:pPr>
-        <w:pStyle w:val="PlainText"/>
-        <w:numPr>
-          <w:ilvl w:val="0"/>
-          <w:numId w:val="26"/>
-        </w:numPr>
-        <w:spacing w:after="200" w:line="276" w:lineRule="auto"/>
-        <w:contextualSpacing/>
-        <w:rPr>
-          <w:rFonts w:ascii="Aptos Narrow" w:eastAsia="MS Mincho" w:hAnsi="Aptos Narrow" w:cs="Arial"/>
-          <w:sz w:val="18"/>
-          <w:szCs w:val="18"/>
-        </w:rPr>
-      </w:pPr>
-      <w:r>
-        <w:rPr>
-          <w:rFonts w:ascii="Aptos Narrow" w:eastAsia="MS Mincho" w:hAnsi="Aptos Narrow" w:cs="Arial"/>
-          <w:sz w:val="18"/>
-          <w:szCs w:val="18"/>
-        </w:rPr>
-        <w:t>Presented the agency’s portfolio to potential clients, tailoring solutions to their business needs.</w:t>
-      </w:r>
-    </w:p>
-    <w:p>
-      <w:pPr>
-        <w:pStyle w:val="PlainText"/>
-        <w:numPr>
-          <w:ilvl w:val="0"/>
-          <w:numId w:val="26"/>
-        </w:numPr>
-        <w:spacing w:after="200" w:line="276" w:lineRule="auto"/>
-        <w:contextualSpacing/>
-        <w:rPr>
-          <w:rFonts w:ascii="Aptos Narrow" w:eastAsia="MS Mincho" w:hAnsi="Aptos Narrow" w:cs="Arial"/>
-          <w:sz w:val="18"/>
-          <w:szCs w:val="18"/>
-        </w:rPr>
-      </w:pPr>
-      <w:r>
-        <w:rPr>
-          <w:rFonts w:ascii="Aptos Narrow" w:eastAsia="MS Mincho" w:hAnsi="Aptos Narrow" w:cs="Arial"/>
-          <w:sz w:val="18"/>
-          <w:szCs w:val="18"/>
-        </w:rPr>
-        <w:t>Developed an in-house CMS and bespoke frontends for high-profile clients, including Ansell, Crown Casino, CUB, and World Vision.</w:t>
-      </w:r>
-    </w:p>
-    <w:p>
-      <w:pPr>
-        <w:pStyle w:val="PlainText"/>
-        <w:numPr>
-          <w:ilvl w:val="0"/>
-          <w:numId w:val="26"/>
-        </w:numPr>
-        <w:spacing w:after="200" w:line="276" w:lineRule="auto"/>
-        <w:contextualSpacing/>
-        <w:rPr>
-          <w:rFonts w:ascii="Aptos Narrow" w:eastAsia="MS Mincho" w:hAnsi="Aptos Narrow" w:cs="Arial"/>
-          <w:sz w:val="18"/>
-          <w:szCs w:val="18"/>
-        </w:rPr>
-      </w:pPr>
-      <w:r>
-        <w:rPr>
-          <w:rFonts w:ascii="Aptos Narrow" w:eastAsia="MS Mincho" w:hAnsi="Aptos Narrow" w:cs="Arial"/>
-          <w:sz w:val="18"/>
-          <w:szCs w:val="18"/>
-        </w:rPr>
-        <w:t>Integrated payment gateways and provided training on CMS implementations to clients.</w:t>
-      </w:r>
-    </w:p>
-    <w:p>
-      <w:pPr>
-        <w:pStyle w:val="PlainText"/>
-        <w:spacing w:after="200" w:line="276" w:lineRule="auto"/>
-        <w:contextualSpacing/>
-        <w:rPr>
-          <w:rFonts w:ascii="Aptos Narrow" w:eastAsia="MS Mincho" w:hAnsi="Aptos Narrow" w:cs="Arial"/>
-          <w:sz w:val="18"/>
-          <w:szCs w:val="18"/>
-        </w:rPr>
-      </w:pPr>
-      <w:r>
-        <w:rPr>
-          <w:rFonts w:ascii="Aptos Narrow" w:eastAsia="MS Mincho" w:hAnsi="Aptos Narrow" w:cs="Arial"/>
-          <w:sz w:val="18"/>
-          <w:szCs w:val="18"/>
-        </w:rPr>
-        <w:pict w14:anchorId="5057FBA6">
-          <v:rect id="_x0000_i1032" style="width:0;height:1.5pt" o:hralign="center" o:hrstd="t" o:hr="t" fillcolor="#a0a0a0" stroked="f"/>
-        </w:pict>
-      </w:r>
-    </w:p>
-    <w:p>
-      <w:pPr>
-        <w:pStyle w:val="PlainText"/>
-        <w:spacing w:after="200" w:line="276" w:lineRule="auto"/>
-        <w:contextualSpacing/>
-        <w:rPr>
-          <w:rFonts w:ascii="Aptos Narrow" w:eastAsia="MS Mincho" w:hAnsi="Aptos Narrow" w:cs="Arial"/>
-          <w:b/>
-          <w:bCs/>
-          <w:sz w:val="18"/>
-          <w:szCs w:val="18"/>
-        </w:rPr>
-      </w:pPr>
-    </w:p>
-    <w:p>
-      <w:pPr>
-        <w:pStyle w:val="PlainText"/>
-        <w:spacing w:after="200" w:line="276" w:lineRule="auto"/>
-        <w:contextualSpacing/>
-        <w:rPr>
-          <w:rFonts w:ascii="Aptos Narrow" w:eastAsia="MS Mincho" w:hAnsi="Aptos Narrow" w:cs="Arial"/>
-          <w:b/>
-          <w:bCs/>
-          <w:sz w:val="18"/>
-          <w:szCs w:val="18"/>
-        </w:rPr>
-      </w:pPr>
-      <w:r>
-        <w:rPr>
-          <w:rFonts w:ascii="Aptos Narrow" w:eastAsia="MS Mincho" w:hAnsi="Aptos Narrow" w:cs="Arial"/>
-          <w:b/>
-          <w:bCs/>
-          <w:sz w:val="18"/>
-          <w:szCs w:val="18"/>
-        </w:rPr>
-        <w:t>Web Developer</w:t>
-      </w:r>
-    </w:p>
-    <w:p>
-      <w:pPr>
-        <w:pStyle w:val="PlainText"/>
-        <w:spacing w:after="200" w:line="276" w:lineRule="auto"/>
-        <w:contextualSpacing/>
-        <w:rPr>
-          <w:rFonts w:ascii="Aptos Narrow" w:eastAsia="MS Mincho" w:hAnsi="Aptos Narrow" w:cs="Arial"/>
-          <w:b/>
-          <w:bCs/>
-          <w:sz w:val="18"/>
-          <w:szCs w:val="18"/>
-        </w:rPr>
-      </w:pPr>
-      <w:r>
-        <w:rPr>
-          <w:rFonts w:ascii="Aptos Narrow" w:eastAsia="MS Mincho" w:hAnsi="Aptos Narrow" w:cs="Arial"/>
-          <w:b/>
-          <w:bCs/>
-          <w:sz w:val="18"/>
-          <w:szCs w:val="18"/>
-        </w:rPr>
-        <w:t xml:space="preserve">Challenger International </w:t>
-      </w:r>
-      <w:r>
-        <w:rPr>
-          <w:rFonts w:ascii="Aptos Narrow" w:eastAsia="MS Mincho" w:hAnsi="Aptos Narrow" w:cs="Arial"/>
-          <w:sz w:val="18"/>
-          <w:szCs w:val="18"/>
-        </w:rPr>
-        <w:t>– Hobar</w:t>
-      </w:r>
-      <w:r>
-        <w:rPr>
-          <w:rFonts w:ascii="Aptos Narrow" w:eastAsia="MS Mincho" w:hAnsi="Aptos Narrow" w:cs="Arial"/>
-          <w:sz w:val="18"/>
-          <w:szCs w:val="18"/>
-        </w:rPr>
-        <w:t>t</w:t>
-      </w:r>
-    </w:p>
-    <w:p>
-      <w:pPr>
-        <w:pStyle w:val="PlainText"/>
-        <w:spacing w:after="200" w:line="276" w:lineRule="auto"/>
-        <w:contextualSpacing/>
-        <w:rPr>
-          <w:rFonts w:ascii="Aptos Narrow" w:eastAsia="MS Mincho" w:hAnsi="Aptos Narrow" w:cs="Arial"/>
-          <w:sz w:val="18"/>
-          <w:szCs w:val="18"/>
-        </w:rPr>
-      </w:pPr>
-      <w:r>
-        <w:rPr>
-          <w:rFonts w:ascii="Aptos Narrow" w:eastAsia="MS Mincho" w:hAnsi="Aptos Narrow" w:cs="Arial"/>
-          <w:i/>
-          <w:iCs/>
-          <w:sz w:val="18"/>
-          <w:szCs w:val="18"/>
-        </w:rPr>
-        <w:t>September 2000 – November 2000</w:t>
-      </w:r>
-    </w:p>
-    <w:p>
-      <w:pPr>
-        <w:pStyle w:val="PlainText"/>
-        <w:spacing w:after="200" w:line="276" w:lineRule="auto"/>
-        <w:contextualSpacing/>
-        <w:rPr>
-          <w:rFonts w:ascii="Aptos Narrow" w:eastAsia="MS Mincho" w:hAnsi="Aptos Narrow" w:cs="Arial"/>
-          <w:sz w:val="18"/>
-          <w:szCs w:val="18"/>
-        </w:rPr>
-      </w:pPr>
-      <w:r>
-        <w:rPr>
-          <w:rFonts w:ascii="Aptos Narrow" w:eastAsia="MS Mincho" w:hAnsi="Aptos Narrow" w:cs="Arial"/>
-          <w:b/>
-          <w:bCs/>
-          <w:sz w:val="18"/>
-          <w:szCs w:val="18"/>
-        </w:rPr>
-        <w:t xml:space="preserve">Company </w:t>
-      </w:r>
-      <w:r>
-        <w:rPr>
-          <w:rFonts w:ascii="Aptos Narrow" w:eastAsia="MS Mincho" w:hAnsi="Aptos Narrow" w:cs="Arial"/>
-          <w:b/>
-          <w:bCs/>
-          <w:sz w:val="18"/>
-          <w:szCs w:val="18"/>
-        </w:rPr>
-        <w:t>Overview:</w:t>
-      </w:r>
-      <w:r>
-        <w:rPr>
-          <w:rFonts w:ascii="Aptos Narrow" w:eastAsia="MS Mincho" w:hAnsi="Aptos Narrow" w:cs="Arial"/>
-          <w:sz w:val="18"/>
-          <w:szCs w:val="18"/>
-        </w:rPr>
-        <w:t xml:space="preserve"> </w:t>
-      </w:r>
-      <w:r>
-        <w:rPr>
-          <w:rFonts w:ascii="Aptos Narrow" w:eastAsia="MS Mincho" w:hAnsi="Aptos Narrow" w:cs="Arial"/>
-          <w:sz w:val="18"/>
-          <w:szCs w:val="18"/>
-        </w:rPr>
-        <w:t>An Australian investment management firm specialising in retirement income solutions.</w:t>
-      </w:r>
-    </w:p>
-    <w:p>
-      <w:pPr>
-        <w:pStyle w:val="PlainText"/>
-        <w:spacing w:after="200" w:line="276" w:lineRule="auto"/>
-        <w:contextualSpacing/>
-        <w:rPr>
-          <w:rFonts w:ascii="Aptos Narrow" w:eastAsia="MS Mincho" w:hAnsi="Aptos Narrow" w:cs="Arial"/>
-          <w:sz w:val="18"/>
-          <w:szCs w:val="18"/>
-        </w:rPr>
-      </w:pPr>
-      <w:r>
-        <w:rPr>
-          <w:rFonts w:ascii="Aptos Narrow" w:eastAsia="MS Mincho" w:hAnsi="Aptos Narrow" w:cs="Arial"/>
-          <w:b/>
-          <w:bCs/>
-          <w:sz w:val="18"/>
-          <w:szCs w:val="18"/>
-        </w:rPr>
-        <w:t>Responsibilities:</w:t>
-      </w:r>
-    </w:p>
-    <w:p>
-      <w:pPr>
-        <w:pStyle w:val="PlainText"/>
-        <w:numPr>
-          <w:ilvl w:val="0"/>
-          <w:numId w:val="27"/>
-        </w:numPr>
-        <w:spacing w:after="200" w:line="276" w:lineRule="auto"/>
-        <w:contextualSpacing/>
-        <w:rPr>
-          <w:rFonts w:ascii="Aptos Narrow" w:eastAsia="MS Mincho" w:hAnsi="Aptos Narrow" w:cs="Arial"/>
-          <w:sz w:val="18"/>
-          <w:szCs w:val="18"/>
-        </w:rPr>
-      </w:pPr>
-      <w:r>
-        <w:rPr>
-          <w:rFonts w:ascii="Aptos Narrow" w:eastAsia="MS Mincho" w:hAnsi="Aptos Narrow" w:cs="Arial"/>
-          <w:sz w:val="18"/>
-          <w:szCs w:val="18"/>
-        </w:rPr>
-        <w:t>Designed and developed an IT operations intranet to enhance internal workflows.</w:t>
-      </w:r>
-    </w:p>
-    <w:p>
-      <w:pPr>
-        <w:pStyle w:val="PlainText"/>
-        <w:numPr>
-          <w:ilvl w:val="0"/>
-          <w:numId w:val="27"/>
-        </w:numPr>
-        <w:spacing w:after="200" w:line="276" w:lineRule="auto"/>
-        <w:contextualSpacing/>
-        <w:rPr>
-          <w:rFonts w:ascii="Aptos Narrow" w:eastAsia="MS Mincho" w:hAnsi="Aptos Narrow" w:cs="Arial"/>
-          <w:sz w:val="18"/>
-          <w:szCs w:val="18"/>
-        </w:rPr>
-      </w:pPr>
-      <w:r>
-        <w:rPr>
-          <w:rFonts w:ascii="Aptos Narrow" w:eastAsia="MS Mincho" w:hAnsi="Aptos Narrow" w:cs="Arial"/>
-          <w:sz w:val="18"/>
-          <w:szCs w:val="18"/>
-        </w:rPr>
-        <w:t>Built the Target $1 Million New Zealand website, integrating a payment gateway to handle high transaction volumes efficiently.</w:t>
-      </w:r>
-    </w:p>
-    <w:p>
-      <w:pPr>
-        <w:pStyle w:val="PlainText"/>
-        <w:spacing w:after="200" w:line="276" w:lineRule="auto"/>
-        <w:contextualSpacing/>
-        <w:rPr>
-          <w:rFonts w:ascii="Aptos Narrow" w:eastAsia="MS Mincho" w:hAnsi="Aptos Narrow" w:cs="Arial"/>
-          <w:sz w:val="18"/>
-          <w:szCs w:val="18"/>
-        </w:rPr>
-      </w:pPr>
-      <w:r>
-        <w:rPr>
-          <w:rFonts w:ascii="Aptos Narrow" w:eastAsia="MS Mincho" w:hAnsi="Aptos Narrow" w:cs="Arial"/>
-          <w:sz w:val="18"/>
-          <w:szCs w:val="18"/>
-        </w:rPr>
-        <w:pict w14:anchorId="5A5DF97A">
-          <v:rect id="_x0000_i1033" style="width:0;height:1.5pt" o:hralign="center" o:hrstd="t" o:hr="t" fillcolor="#a0a0a0" stroked="f"/>
-        </w:pict>
-      </w:r>
-    </w:p>
-    <w:p>
-      <w:pPr>
-        <w:pStyle w:val="PlainText"/>
-        <w:spacing w:after="200" w:line="276" w:lineRule="auto"/>
-        <w:contextualSpacing/>
-        <w:rPr>
-          <w:rFonts w:ascii="Aptos Narrow" w:eastAsia="MS Mincho" w:hAnsi="Aptos Narrow" w:cs="Arial"/>
-          <w:b/>
-          <w:bCs/>
-          <w:sz w:val="18"/>
-          <w:szCs w:val="18"/>
-        </w:rPr>
-      </w:pPr>
-    </w:p>
-    <w:p>
-      <w:pPr>
-        <w:pStyle w:val="PlainText"/>
-        <w:spacing w:after="200" w:line="276" w:lineRule="auto"/>
-        <w:contextualSpacing/>
-        <w:rPr>
-          <w:rFonts w:ascii="Aptos Narrow" w:eastAsia="MS Mincho" w:hAnsi="Aptos Narrow" w:cs="Arial"/>
-          <w:b/>
-          <w:bCs/>
-          <w:sz w:val="18"/>
-          <w:szCs w:val="18"/>
-        </w:rPr>
-      </w:pPr>
-      <w:r>
-        <w:rPr>
-          <w:rFonts w:ascii="Aptos Narrow" w:eastAsia="MS Mincho" w:hAnsi="Aptos Narrow" w:cs="Arial"/>
-          <w:b/>
-          <w:bCs/>
-          <w:sz w:val="18"/>
-          <w:szCs w:val="18"/>
-        </w:rPr>
-        <w:t>Web Developer</w:t>
-      </w:r>
-    </w:p>
-    <w:p>
-      <w:pPr>
-        <w:pStyle w:val="PlainText"/>
-        <w:spacing w:after="200" w:line="276" w:lineRule="auto"/>
-        <w:contextualSpacing/>
-        <w:rPr>
-          <w:rFonts w:ascii="Aptos Narrow" w:eastAsia="MS Mincho" w:hAnsi="Aptos Narrow" w:cs="Arial"/>
-          <w:sz w:val="18"/>
-          <w:szCs w:val="18"/>
-        </w:rPr>
-      </w:pPr>
-      <w:r>
-        <w:rPr>
-          <w:rFonts w:ascii="Aptos Narrow" w:eastAsia="MS Mincho" w:hAnsi="Aptos Narrow" w:cs="Arial"/>
-          <w:b/>
-          <w:bCs/>
-          <w:sz w:val="18"/>
-          <w:szCs w:val="18"/>
-        </w:rPr>
-        <w:t>DigitalRez Software</w:t>
-      </w:r>
-      <w:r>
-        <w:rPr>
-          <w:rFonts w:ascii="Aptos Narrow" w:eastAsia="MS Mincho" w:hAnsi="Aptos Narrow" w:cs="Arial"/>
-          <w:sz w:val="18"/>
-          <w:szCs w:val="18"/>
-        </w:rPr>
-        <w:t xml:space="preserve"> – Hobart</w:t>
-      </w:r>
-    </w:p>
-    <w:p>
-      <w:pPr>
-        <w:pStyle w:val="PlainText"/>
-        <w:spacing w:after="200" w:line="276" w:lineRule="auto"/>
-        <w:contextualSpacing/>
-        <w:rPr>
-          <w:rFonts w:ascii="Aptos Narrow" w:eastAsia="MS Mincho" w:hAnsi="Aptos Narrow" w:cs="Arial"/>
-          <w:sz w:val="18"/>
-          <w:szCs w:val="18"/>
-        </w:rPr>
-      </w:pPr>
-      <w:r>
-        <w:rPr>
-          <w:rFonts w:ascii="Aptos Narrow" w:eastAsia="MS Mincho" w:hAnsi="Aptos Narrow" w:cs="Arial"/>
-          <w:i/>
-          <w:iCs/>
-          <w:sz w:val="18"/>
-          <w:szCs w:val="18"/>
-        </w:rPr>
-        <w:lastRenderedPageBreak/>
         <w:t>November 1998 – August 2000</w:t>
-      </w:r>
-    </w:p>
-    <w:p>
-      <w:pPr>
-        <w:pStyle w:val="PlainText"/>
-        <w:spacing w:after="200" w:line="276" w:lineRule="auto"/>
-        <w:contextualSpacing/>
-        <w:rPr>
-          <w:rFonts w:ascii="Aptos Narrow" w:eastAsia="MS Mincho" w:hAnsi="Aptos Narrow" w:cs="Arial"/>
-          <w:sz w:val="18"/>
-          <w:szCs w:val="18"/>
-        </w:rPr>
-      </w:pPr>
-      <w:r>
-        <w:rPr>
-          <w:rFonts w:ascii="Aptos Narrow" w:eastAsia="MS Mincho" w:hAnsi="Aptos Narrow" w:cs="Arial"/>
-          <w:b/>
-          <w:bCs/>
-          <w:sz w:val="18"/>
-          <w:szCs w:val="18"/>
-        </w:rPr>
-        <w:t xml:space="preserve">Company </w:t>
-      </w:r>
-      <w:r>
-        <w:rPr>
-          <w:rFonts w:ascii="Aptos Narrow" w:eastAsia="MS Mincho" w:hAnsi="Aptos Narrow" w:cs="Arial"/>
-          <w:b/>
-          <w:bCs/>
-          <w:sz w:val="18"/>
-          <w:szCs w:val="18"/>
-        </w:rPr>
-        <w:t xml:space="preserve">Overview: </w:t>
-      </w:r>
-      <w:r>
-        <w:rPr>
-          <w:rFonts w:ascii="Aptos Narrow" w:eastAsia="MS Mincho" w:hAnsi="Aptos Narrow" w:cs="Arial"/>
-          <w:sz w:val="18"/>
-          <w:szCs w:val="18"/>
-        </w:rPr>
-        <w:t>R</w:t>
-      </w:r>
-      <w:r>
-        <w:rPr>
-          <w:rFonts w:ascii="Aptos Narrow" w:eastAsia="MS Mincho" w:hAnsi="Aptos Narrow" w:cs="Arial"/>
-          <w:sz w:val="18"/>
-          <w:szCs w:val="18"/>
-        </w:rPr>
-        <w:t>eservation management software and solutions for the hospitality and tourism industries</w:t>
-      </w:r>
-      <w:r>
-        <w:rPr>
-          <w:rFonts w:ascii="Aptos Narrow" w:eastAsia="MS Mincho" w:hAnsi="Aptos Narrow" w:cs="Arial"/>
-          <w:sz w:val="18"/>
-          <w:szCs w:val="18"/>
-        </w:rPr>
-        <w:t>.</w:t>
-      </w:r>
-    </w:p>
-    <w:p>
-      <w:pPr>
-        <w:pStyle w:val="PlainText"/>
-        <w:spacing w:after="200" w:line="276" w:lineRule="auto"/>
-        <w:contextualSpacing/>
-        <w:rPr>
-          <w:rFonts w:ascii="Aptos Narrow" w:eastAsia="MS Mincho" w:hAnsi="Aptos Narrow" w:cs="Arial"/>
-          <w:sz w:val="18"/>
-          <w:szCs w:val="18"/>
-        </w:rPr>
-      </w:pPr>
-      <w:r>
-        <w:rPr>
-          <w:rFonts w:ascii="Aptos Narrow" w:eastAsia="MS Mincho" w:hAnsi="Aptos Narrow" w:cs="Arial"/>
-          <w:b/>
-          <w:bCs/>
-          <w:sz w:val="18"/>
-          <w:szCs w:val="18"/>
-        </w:rPr>
-        <w:t>Responsibilities:</w:t>
-      </w:r>
-    </w:p>
-    <w:p>
-      <w:pPr>
-        <w:pStyle w:val="PlainText"/>
-        <w:numPr>
-          <w:ilvl w:val="0"/>
-          <w:numId w:val="28"/>
-        </w:numPr>
-        <w:spacing w:after="200" w:line="276" w:lineRule="auto"/>
-        <w:contextualSpacing/>
-        <w:rPr>
-          <w:rFonts w:ascii="Aptos Narrow" w:eastAsia="MS Mincho" w:hAnsi="Aptos Narrow" w:cs="Arial"/>
-          <w:sz w:val="18"/>
-          <w:szCs w:val="18"/>
-        </w:rPr>
-      </w:pPr>
-      <w:r>
-        <w:rPr>
-          <w:rFonts w:ascii="Aptos Narrow" w:eastAsia="MS Mincho" w:hAnsi="Aptos Narrow" w:cs="Arial"/>
-          <w:sz w:val="18"/>
-          <w:szCs w:val="18"/>
-        </w:rPr>
-        <w:t>Developed a B2C accommodation booking website featuring real-time availability.</w:t>
-      </w:r>
-    </w:p>
-    <w:p>
-      <w:pPr>
-        <w:pStyle w:val="PlainText"/>
-        <w:numPr>
-          <w:ilvl w:val="0"/>
-          <w:numId w:val="28"/>
-        </w:numPr>
-        <w:spacing w:after="200" w:line="276" w:lineRule="auto"/>
-        <w:contextualSpacing/>
-        <w:rPr>
-          <w:rFonts w:ascii="Aptos Narrow" w:eastAsia="MS Mincho" w:hAnsi="Aptos Narrow" w:cs="Arial"/>
-          <w:sz w:val="18"/>
-          <w:szCs w:val="18"/>
-        </w:rPr>
-      </w:pPr>
-      <w:r>
-        <w:rPr>
-          <w:rFonts w:ascii="Aptos Narrow" w:eastAsia="MS Mincho" w:hAnsi="Aptos Narrow" w:cs="Arial"/>
-          <w:sz w:val="18"/>
-          <w:szCs w:val="18"/>
-        </w:rPr>
-        <w:t>Created websites, online stores, and help desk systems tailored to clients’ needs.</w:t>
-      </w:r>
-    </w:p>
-    <w:p>
-      <w:pPr>
-        <w:pStyle w:val="PlainText"/>
-        <w:numPr>
-          <w:ilvl w:val="0"/>
-          <w:numId w:val="28"/>
-        </w:numPr>
-        <w:spacing w:after="200" w:line="276" w:lineRule="auto"/>
-        <w:contextualSpacing/>
-        <w:rPr>
-          <w:rFonts w:ascii="Aptos Narrow" w:eastAsia="MS Mincho" w:hAnsi="Aptos Narrow" w:cs="Arial"/>
-          <w:sz w:val="18"/>
-          <w:szCs w:val="18"/>
-        </w:rPr>
-      </w:pPr>
-      <w:r>
-        <w:rPr>
-          <w:rFonts w:ascii="Aptos Narrow" w:eastAsia="MS Mincho" w:hAnsi="Aptos Narrow" w:cs="Arial"/>
-          <w:sz w:val="18"/>
-          <w:szCs w:val="18"/>
-        </w:rPr>
-        <w:t>Designed custom reports and financial tools for clients, ensuring compliance with the newly introduced GST systems.</w:t>
       </w:r>
     </w:p>
     <w:sectPr>
@@ -9488,6 +8778,11 @@
 
 <file path=word/numbering.xml><?xml version="1.0" encoding="utf-8"?>
 <w:numbering xmlns:wpc="http://schemas.microsoft.com/office/word/2010/wordprocessingCanvas" xmlns:cx="http://schemas.microsoft.com/office/drawing/2014/chartex" xmlns:cx1="http://schemas.microsoft.com/office/drawing/2015/9/8/chartex" xmlns:cx2="http://schemas.microsoft.com/office/drawing/2015/10/21/chartex" xmlns:cx3="http://schemas.microsoft.com/office/drawing/2016/5/9/chartex" xmlns:cx4="http://schemas.microsoft.com/office/drawing/2016/5/10/chartex" xmlns:cx5="http://schemas.microsoft.com/office/drawing/2016/5/11/chartex" xmlns:cx6="http://schemas.microsoft.com/office/drawing/2016/5/12/chartex" xmlns:cx7="http://schemas.microsoft.com/office/drawing/2016/5/13/chartex" xmlns:cx8="http://schemas.microsoft.com/office/drawing/2016/5/14/chartex" xmlns:mc="http://schemas.openxmlformats.org/markup-compatibility/2006" xmlns:aink="http://schemas.microsoft.com/office/drawing/2016/ink" xmlns:am3d="http://schemas.microsoft.com/office/drawing/2017/model3d" xmlns:o="urn:schemas-microsoft-com:office:office" xmlns:oel="http://schemas.microsoft.com/office/2019/extlst" xmlns:r="http://schemas.openxmlformats.org/officeDocument/2006/relationships" xmlns:m="http://schemas.openxmlformats.org/officeDocument/2006/math" xmlns:v="urn:schemas-microsoft-com:vml" xmlns:wp14="http://schemas.microsoft.com/office/word/2010/wordprocessingDrawing" xmlns:wp="http://schemas.openxmlformats.org/drawingml/2006/wordprocessingDrawing" xmlns:w10="urn:schemas-microsoft-com:office:word" xmlns:w="http://schemas.openxmlformats.org/wordprocessingml/2006/main" xmlns:w14="http://schemas.microsoft.com/office/word/2010/wordml" xmlns:w15="http://schemas.microsoft.com/office/word/2012/wordml" xmlns:w16cex="http://schemas.microsoft.com/office/word/2018/wordml/cex" xmlns:w16cid="http://schemas.microsoft.com/office/word/2016/wordml/cid" xmlns:w16="http://schemas.microsoft.com/office/word/2018/wordml" xmlns:w16du="http://schemas.microsoft.com/office/word/2023/wordml/word16du" xmlns:w16sdtdh="http://schemas.microsoft.com/office/word/2020/wordml/sdtdatahash" xmlns:w16sdtfl="http://schemas.microsoft.com/office/word/2024/wordml/sdtformatlock" xmlns:w16se="http://schemas.microsoft.com/office/word/2015/wordml/symex" xmlns:wpg="http://schemas.microsoft.com/office/word/2010/wordprocessingGroup" xmlns:wpi="http://schemas.microsoft.com/office/word/2010/wordprocessingInk" xmlns:wne="http://schemas.microsoft.com/office/word/2006/wordml" xmlns:wps="http://schemas.microsoft.com/office/word/2010/wordprocessingShape" mc:Ignorable="w14 w15 w16se w16cid w16 w16cex w16sdtdh w16sdtfl w16du wp14">
+  <w:numPicBullet w:numPicBulletId="0">
+    <w:pict>
+      <v:rect id="_x0000_i1040" style="width:0;height:1.5pt" o:hralign="center" o:bullet="t" o:hrstd="t" o:hr="t" fillcolor="#a0a0a0" stroked="f"/>
+    </w:pict>
+  </w:numPicBullet>
   <w:abstractNum w:abstractNumId="0" w15:restartNumberingAfterBreak="0">
     <w:nsid w:val="FFFFFF89"/>
     <w:multiLevelType w:val="singleLevel"/>
@@ -10477,6 +9772,119 @@
     </w:lvl>
   </w:abstractNum>
   <w:abstractNum w:abstractNumId="8" w15:restartNumberingAfterBreak="0">
+    <w:nsid w:val="16F72422"/>
+    <w:multiLevelType w:val="hybridMultilevel"/>
+    <w:tmpl w:val="CF38344A"/>
+    <w:lvl w:ilvl="0" w:tplc="0C090001">
+      <w:start w:val="1"/>
+      <w:numFmt w:val="bullet"/>
+      <w:lvlText w:val=""/>
+      <w:lvlJc w:val="left"/>
+      <w:pPr>
+        <w:ind w:left="720" w:hanging="360"/>
+      </w:pPr>
+      <w:rPr>
+        <w:rFonts w:ascii="Symbol" w:hAnsi="Symbol" w:hint="default"/>
+      </w:rPr>
+    </w:lvl>
+    <w:lvl w:ilvl="1" w:tplc="0C090003" w:tentative="1">
+      <w:start w:val="1"/>
+      <w:numFmt w:val="bullet"/>
+      <w:lvlText w:val="o"/>
+      <w:lvlJc w:val="left"/>
+      <w:pPr>
+        <w:ind w:left="1440" w:hanging="360"/>
+      </w:pPr>
+      <w:rPr>
+        <w:rFonts w:ascii="Courier New" w:hAnsi="Courier New" w:cs="Courier New" w:hint="default"/>
+      </w:rPr>
+    </w:lvl>
+    <w:lvl w:ilvl="2" w:tplc="0C090005" w:tentative="1">
+      <w:start w:val="1"/>
+      <w:numFmt w:val="bullet"/>
+      <w:lvlText w:val=""/>
+      <w:lvlJc w:val="left"/>
+      <w:pPr>
+        <w:ind w:left="2160" w:hanging="360"/>
+      </w:pPr>
+      <w:rPr>
+        <w:rFonts w:ascii="Wingdings" w:hAnsi="Wingdings" w:hint="default"/>
+      </w:rPr>
+    </w:lvl>
+    <w:lvl w:ilvl="3" w:tplc="0C090001" w:tentative="1">
+      <w:start w:val="1"/>
+      <w:numFmt w:val="bullet"/>
+      <w:lvlText w:val=""/>
+      <w:lvlJc w:val="left"/>
+      <w:pPr>
+        <w:ind w:left="2880" w:hanging="360"/>
+      </w:pPr>
+      <w:rPr>
+        <w:rFonts w:ascii="Symbol" w:hAnsi="Symbol" w:hint="default"/>
+      </w:rPr>
+    </w:lvl>
+    <w:lvl w:ilvl="4" w:tplc="0C090003" w:tentative="1">
+      <w:start w:val="1"/>
+      <w:numFmt w:val="bullet"/>
+      <w:lvlText w:val="o"/>
+      <w:lvlJc w:val="left"/>
+      <w:pPr>
+        <w:ind w:left="3600" w:hanging="360"/>
+      </w:pPr>
+      <w:rPr>
+        <w:rFonts w:ascii="Courier New" w:hAnsi="Courier New" w:cs="Courier New" w:hint="default"/>
+      </w:rPr>
+    </w:lvl>
+    <w:lvl w:ilvl="5" w:tplc="0C090005" w:tentative="1">
+      <w:start w:val="1"/>
+      <w:numFmt w:val="bullet"/>
+      <w:lvlText w:val=""/>
+      <w:lvlJc w:val="left"/>
+      <w:pPr>
+        <w:ind w:left="4320" w:hanging="360"/>
+      </w:pPr>
+      <w:rPr>
+        <w:rFonts w:ascii="Wingdings" w:hAnsi="Wingdings" w:hint="default"/>
+      </w:rPr>
+    </w:lvl>
+    <w:lvl w:ilvl="6" w:tplc="0C090001" w:tentative="1">
+      <w:start w:val="1"/>
+      <w:numFmt w:val="bullet"/>
+      <w:lvlText w:val=""/>
+      <w:lvlJc w:val="left"/>
+      <w:pPr>
+        <w:ind w:left="5040" w:hanging="360"/>
+      </w:pPr>
+      <w:rPr>
+        <w:rFonts w:ascii="Symbol" w:hAnsi="Symbol" w:hint="default"/>
+      </w:rPr>
+    </w:lvl>
+    <w:lvl w:ilvl="7" w:tplc="0C090003" w:tentative="1">
+      <w:start w:val="1"/>
+      <w:numFmt w:val="bullet"/>
+      <w:lvlText w:val="o"/>
+      <w:lvlJc w:val="left"/>
+      <w:pPr>
+        <w:ind w:left="5760" w:hanging="360"/>
+      </w:pPr>
+      <w:rPr>
+        <w:rFonts w:ascii="Courier New" w:hAnsi="Courier New" w:cs="Courier New" w:hint="default"/>
+      </w:rPr>
+    </w:lvl>
+    <w:lvl w:ilvl="8" w:tplc="0C090005" w:tentative="1">
+      <w:start w:val="1"/>
+      <w:numFmt w:val="bullet"/>
+      <w:lvlText w:val=""/>
+      <w:lvlJc w:val="left"/>
+      <w:pPr>
+        <w:ind w:left="6480" w:hanging="360"/>
+      </w:pPr>
+      <w:rPr>
+        <w:rFonts w:ascii="Wingdings" w:hAnsi="Wingdings" w:hint="default"/>
+      </w:rPr>
+    </w:lvl>
+  </w:abstractNum>
+  <w:abstractNum w:abstractNumId="9" w15:restartNumberingAfterBreak="0">
     <w:nsid w:val="17A671C3"/>
     <w:multiLevelType w:val="multilevel"/>
     <w:tmpl w:val="4260EA30"/>
@@ -10625,7 +10033,7 @@
       </w:rPr>
     </w:lvl>
   </w:abstractNum>
-  <w:abstractNum w:abstractNumId="9" w15:restartNumberingAfterBreak="0">
+  <w:abstractNum w:abstractNumId="10" w15:restartNumberingAfterBreak="0">
     <w:nsid w:val="185828F8"/>
     <w:multiLevelType w:val="multilevel"/>
     <w:tmpl w:val="B6E0360C"/>
@@ -10774,7 +10182,7 @@
       </w:rPr>
     </w:lvl>
   </w:abstractNum>
-  <w:abstractNum w:abstractNumId="10" w15:restartNumberingAfterBreak="0">
+  <w:abstractNum w:abstractNumId="11" w15:restartNumberingAfterBreak="0">
     <w:nsid w:val="18FE0353"/>
     <w:multiLevelType w:val="multilevel"/>
     <w:tmpl w:val="65A03872"/>
@@ -10923,7 +10331,7 @@
       </w:rPr>
     </w:lvl>
   </w:abstractNum>
-  <w:abstractNum w:abstractNumId="11" w15:restartNumberingAfterBreak="0">
+  <w:abstractNum w:abstractNumId="12" w15:restartNumberingAfterBreak="0">
     <w:nsid w:val="1B3F07A5"/>
     <w:multiLevelType w:val="multilevel"/>
     <w:tmpl w:val="E098E2A2"/>
@@ -11072,7 +10480,7 @@
       </w:rPr>
     </w:lvl>
   </w:abstractNum>
-  <w:abstractNum w:abstractNumId="12" w15:restartNumberingAfterBreak="0">
+  <w:abstractNum w:abstractNumId="13" w15:restartNumberingAfterBreak="0">
     <w:nsid w:val="1D171FC0"/>
     <w:multiLevelType w:val="multilevel"/>
     <w:tmpl w:val="8E5E4722"/>
@@ -11221,7 +10629,7 @@
       </w:rPr>
     </w:lvl>
   </w:abstractNum>
-  <w:abstractNum w:abstractNumId="13" w15:restartNumberingAfterBreak="0">
+  <w:abstractNum w:abstractNumId="14" w15:restartNumberingAfterBreak="0">
     <w:nsid w:val="1F0529E5"/>
     <w:multiLevelType w:val="multilevel"/>
     <w:tmpl w:val="08423A5E"/>
@@ -11370,7 +10778,152 @@
       </w:rPr>
     </w:lvl>
   </w:abstractNum>
-  <w:abstractNum w:abstractNumId="14" w15:restartNumberingAfterBreak="0">
+  <w:abstractNum w:abstractNumId="15" w15:restartNumberingAfterBreak="0">
+    <w:nsid w:val="200A4508"/>
+    <w:multiLevelType w:val="multilevel"/>
+    <w:tmpl w:val="DE8C362E"/>
+    <w:lvl w:ilvl="0">
+      <w:start w:val="1"/>
+      <w:numFmt w:val="bullet"/>
+      <w:lvlText w:val=""/>
+      <w:lvlJc w:val="left"/>
+      <w:pPr>
+        <w:tabs>
+          <w:tab w:val="num" w:pos="720"/>
+        </w:tabs>
+        <w:ind w:left="720" w:hanging="360"/>
+      </w:pPr>
+      <w:rPr>
+        <w:rFonts w:ascii="Symbol" w:hAnsi="Symbol" w:hint="default"/>
+        <w:sz w:val="20"/>
+      </w:rPr>
+    </w:lvl>
+    <w:lvl w:ilvl="1">
+      <w:start w:val="1"/>
+      <w:numFmt w:val="decimal"/>
+      <w:lvlText w:val="%2."/>
+      <w:lvlJc w:val="left"/>
+      <w:pPr>
+        <w:ind w:left="1440" w:hanging="360"/>
+      </w:pPr>
+      <w:rPr>
+        <w:rFonts w:hint="default"/>
+      </w:rPr>
+    </w:lvl>
+    <w:lvl w:ilvl="2" w:tentative="1">
+      <w:start w:val="1"/>
+      <w:numFmt w:val="bullet"/>
+      <w:lvlText w:val=""/>
+      <w:lvlJc w:val="left"/>
+      <w:pPr>
+        <w:tabs>
+          <w:tab w:val="num" w:pos="2160"/>
+        </w:tabs>
+        <w:ind w:left="2160" w:hanging="360"/>
+      </w:pPr>
+      <w:rPr>
+        <w:rFonts w:ascii="Wingdings" w:hAnsi="Wingdings" w:hint="default"/>
+        <w:sz w:val="20"/>
+      </w:rPr>
+    </w:lvl>
+    <w:lvl w:ilvl="3" w:tentative="1">
+      <w:start w:val="1"/>
+      <w:numFmt w:val="bullet"/>
+      <w:lvlText w:val=""/>
+      <w:lvlJc w:val="left"/>
+      <w:pPr>
+        <w:tabs>
+          <w:tab w:val="num" w:pos="2880"/>
+        </w:tabs>
+        <w:ind w:left="2880" w:hanging="360"/>
+      </w:pPr>
+      <w:rPr>
+        <w:rFonts w:ascii="Wingdings" w:hAnsi="Wingdings" w:hint="default"/>
+        <w:sz w:val="20"/>
+      </w:rPr>
+    </w:lvl>
+    <w:lvl w:ilvl="4" w:tentative="1">
+      <w:start w:val="1"/>
+      <w:numFmt w:val="bullet"/>
+      <w:lvlText w:val=""/>
+      <w:lvlJc w:val="left"/>
+      <w:pPr>
+        <w:tabs>
+          <w:tab w:val="num" w:pos="3600"/>
+        </w:tabs>
+        <w:ind w:left="3600" w:hanging="360"/>
+      </w:pPr>
+      <w:rPr>
+        <w:rFonts w:ascii="Wingdings" w:hAnsi="Wingdings" w:hint="default"/>
+        <w:sz w:val="20"/>
+      </w:rPr>
+    </w:lvl>
+    <w:lvl w:ilvl="5" w:tentative="1">
+      <w:start w:val="1"/>
+      <w:numFmt w:val="bullet"/>
+      <w:lvlText w:val=""/>
+      <w:lvlJc w:val="left"/>
+      <w:pPr>
+        <w:tabs>
+          <w:tab w:val="num" w:pos="4320"/>
+        </w:tabs>
+        <w:ind w:left="4320" w:hanging="360"/>
+      </w:pPr>
+      <w:rPr>
+        <w:rFonts w:ascii="Wingdings" w:hAnsi="Wingdings" w:hint="default"/>
+        <w:sz w:val="20"/>
+      </w:rPr>
+    </w:lvl>
+    <w:lvl w:ilvl="6" w:tentative="1">
+      <w:start w:val="1"/>
+      <w:numFmt w:val="bullet"/>
+      <w:lvlText w:val=""/>
+      <w:lvlJc w:val="left"/>
+      <w:pPr>
+        <w:tabs>
+          <w:tab w:val="num" w:pos="5040"/>
+        </w:tabs>
+        <w:ind w:left="5040" w:hanging="360"/>
+      </w:pPr>
+      <w:rPr>
+        <w:rFonts w:ascii="Wingdings" w:hAnsi="Wingdings" w:hint="default"/>
+        <w:sz w:val="20"/>
+      </w:rPr>
+    </w:lvl>
+    <w:lvl w:ilvl="7" w:tentative="1">
+      <w:start w:val="1"/>
+      <w:numFmt w:val="bullet"/>
+      <w:lvlText w:val=""/>
+      <w:lvlJc w:val="left"/>
+      <w:pPr>
+        <w:tabs>
+          <w:tab w:val="num" w:pos="5760"/>
+        </w:tabs>
+        <w:ind w:left="5760" w:hanging="360"/>
+      </w:pPr>
+      <w:rPr>
+        <w:rFonts w:ascii="Wingdings" w:hAnsi="Wingdings" w:hint="default"/>
+        <w:sz w:val="20"/>
+      </w:rPr>
+    </w:lvl>
+    <w:lvl w:ilvl="8" w:tentative="1">
+      <w:start w:val="1"/>
+      <w:numFmt w:val="bullet"/>
+      <w:lvlText w:val=""/>
+      <w:lvlJc w:val="left"/>
+      <w:pPr>
+        <w:tabs>
+          <w:tab w:val="num" w:pos="6480"/>
+        </w:tabs>
+        <w:ind w:left="6480" w:hanging="360"/>
+      </w:pPr>
+      <w:rPr>
+        <w:rFonts w:ascii="Wingdings" w:hAnsi="Wingdings" w:hint="default"/>
+        <w:sz w:val="20"/>
+      </w:rPr>
+    </w:lvl>
+  </w:abstractNum>
+  <w:abstractNum w:abstractNumId="16" w15:restartNumberingAfterBreak="0">
     <w:nsid w:val="2A510FB9"/>
     <w:multiLevelType w:val="multilevel"/>
     <w:tmpl w:val="3F5AAB12"/>
@@ -11519,7 +11072,7 @@
       </w:rPr>
     </w:lvl>
   </w:abstractNum>
-  <w:abstractNum w:abstractNumId="15" w15:restartNumberingAfterBreak="0">
+  <w:abstractNum w:abstractNumId="17" w15:restartNumberingAfterBreak="0">
     <w:nsid w:val="2A535F02"/>
     <w:multiLevelType w:val="hybridMultilevel"/>
     <w:tmpl w:val="242E4C26"/>
@@ -11605,7 +11158,7 @@
       </w:pPr>
     </w:lvl>
   </w:abstractNum>
-  <w:abstractNum w:abstractNumId="16" w15:restartNumberingAfterBreak="0">
+  <w:abstractNum w:abstractNumId="18" w15:restartNumberingAfterBreak="0">
     <w:nsid w:val="2B562AA5"/>
     <w:multiLevelType w:val="multilevel"/>
     <w:tmpl w:val="573AA73A"/>
@@ -11754,7 +11307,7 @@
       </w:rPr>
     </w:lvl>
   </w:abstractNum>
-  <w:abstractNum w:abstractNumId="17" w15:restartNumberingAfterBreak="0">
+  <w:abstractNum w:abstractNumId="19" w15:restartNumberingAfterBreak="0">
     <w:nsid w:val="2B727361"/>
     <w:multiLevelType w:val="multilevel"/>
     <w:tmpl w:val="9028EC9A"/>
@@ -11867,7 +11420,7 @@
       </w:pPr>
     </w:lvl>
   </w:abstractNum>
-  <w:abstractNum w:abstractNumId="18" w15:restartNumberingAfterBreak="0">
+  <w:abstractNum w:abstractNumId="20" w15:restartNumberingAfterBreak="0">
     <w:nsid w:val="2BE11489"/>
     <w:multiLevelType w:val="multilevel"/>
     <w:tmpl w:val="1A1860A0"/>
@@ -12016,7 +11569,7 @@
       </w:rPr>
     </w:lvl>
   </w:abstractNum>
-  <w:abstractNum w:abstractNumId="19" w15:restartNumberingAfterBreak="0">
+  <w:abstractNum w:abstractNumId="21" w15:restartNumberingAfterBreak="0">
     <w:nsid w:val="30BD0DF8"/>
     <w:multiLevelType w:val="multilevel"/>
     <w:tmpl w:val="43BE3108"/>
@@ -12165,7 +11718,7 @@
       </w:rPr>
     </w:lvl>
   </w:abstractNum>
-  <w:abstractNum w:abstractNumId="20" w15:restartNumberingAfterBreak="0">
+  <w:abstractNum w:abstractNumId="22" w15:restartNumberingAfterBreak="0">
     <w:nsid w:val="33C2458E"/>
     <w:multiLevelType w:val="multilevel"/>
     <w:tmpl w:val="3A66C16E"/>
@@ -12314,7 +11867,7 @@
       </w:rPr>
     </w:lvl>
   </w:abstractNum>
-  <w:abstractNum w:abstractNumId="21" w15:restartNumberingAfterBreak="0">
+  <w:abstractNum w:abstractNumId="23" w15:restartNumberingAfterBreak="0">
     <w:nsid w:val="37FF5DB5"/>
     <w:multiLevelType w:val="multilevel"/>
     <w:tmpl w:val="4010F368"/>
@@ -12463,7 +12016,7 @@
       </w:rPr>
     </w:lvl>
   </w:abstractNum>
-  <w:abstractNum w:abstractNumId="22" w15:restartNumberingAfterBreak="0">
+  <w:abstractNum w:abstractNumId="24" w15:restartNumberingAfterBreak="0">
     <w:nsid w:val="4093128F"/>
     <w:multiLevelType w:val="multilevel"/>
     <w:tmpl w:val="72A6BA6A"/>
@@ -12612,7 +12165,7 @@
       </w:rPr>
     </w:lvl>
   </w:abstractNum>
-  <w:abstractNum w:abstractNumId="23" w15:restartNumberingAfterBreak="0">
+  <w:abstractNum w:abstractNumId="25" w15:restartNumberingAfterBreak="0">
     <w:nsid w:val="41510AA2"/>
     <w:multiLevelType w:val="multilevel"/>
     <w:tmpl w:val="8BCA6D34"/>
@@ -12761,7 +12314,7 @@
       </w:rPr>
     </w:lvl>
   </w:abstractNum>
-  <w:abstractNum w:abstractNumId="24" w15:restartNumberingAfterBreak="0">
+  <w:abstractNum w:abstractNumId="26" w15:restartNumberingAfterBreak="0">
     <w:nsid w:val="44E5529C"/>
     <w:multiLevelType w:val="hybridMultilevel"/>
     <w:tmpl w:val="B5868BDC"/>
@@ -12877,7 +12430,7 @@
       </w:rPr>
     </w:lvl>
   </w:abstractNum>
-  <w:abstractNum w:abstractNumId="25" w15:restartNumberingAfterBreak="0">
+  <w:abstractNum w:abstractNumId="27" w15:restartNumberingAfterBreak="0">
     <w:nsid w:val="5038454B"/>
     <w:multiLevelType w:val="multilevel"/>
     <w:tmpl w:val="3F5AAB12"/>
@@ -13026,7 +12579,7 @@
       </w:rPr>
     </w:lvl>
   </w:abstractNum>
-  <w:abstractNum w:abstractNumId="26" w15:restartNumberingAfterBreak="0">
+  <w:abstractNum w:abstractNumId="28" w15:restartNumberingAfterBreak="0">
     <w:nsid w:val="52A13B0D"/>
     <w:multiLevelType w:val="multilevel"/>
     <w:tmpl w:val="3F5AAB12"/>
@@ -13175,7 +12728,7 @@
       </w:rPr>
     </w:lvl>
   </w:abstractNum>
-  <w:abstractNum w:abstractNumId="27" w15:restartNumberingAfterBreak="0">
+  <w:abstractNum w:abstractNumId="29" w15:restartNumberingAfterBreak="0">
     <w:nsid w:val="546E39FA"/>
     <w:multiLevelType w:val="multilevel"/>
     <w:tmpl w:val="CBE83602"/>
@@ -13324,7 +12877,120 @@
       </w:rPr>
     </w:lvl>
   </w:abstractNum>
-  <w:abstractNum w:abstractNumId="28" w15:restartNumberingAfterBreak="0">
+  <w:abstractNum w:abstractNumId="30" w15:restartNumberingAfterBreak="0">
+    <w:nsid w:val="54EE0565"/>
+    <w:multiLevelType w:val="hybridMultilevel"/>
+    <w:tmpl w:val="756E7F22"/>
+    <w:lvl w:ilvl="0" w:tplc="0C090001">
+      <w:start w:val="1"/>
+      <w:numFmt w:val="bullet"/>
+      <w:lvlText w:val=""/>
+      <w:lvlJc w:val="left"/>
+      <w:pPr>
+        <w:ind w:left="720" w:hanging="360"/>
+      </w:pPr>
+      <w:rPr>
+        <w:rFonts w:ascii="Symbol" w:hAnsi="Symbol" w:hint="default"/>
+      </w:rPr>
+    </w:lvl>
+    <w:lvl w:ilvl="1" w:tplc="FFFFFFFF">
+      <w:start w:val="1"/>
+      <w:numFmt w:val="bullet"/>
+      <w:lvlText w:val="o"/>
+      <w:lvlJc w:val="left"/>
+      <w:pPr>
+        <w:ind w:left="1440" w:hanging="360"/>
+      </w:pPr>
+      <w:rPr>
+        <w:rFonts w:ascii="Courier New" w:hAnsi="Courier New" w:cs="Courier New" w:hint="default"/>
+      </w:rPr>
+    </w:lvl>
+    <w:lvl w:ilvl="2" w:tplc="FFFFFFFF" w:tentative="1">
+      <w:start w:val="1"/>
+      <w:numFmt w:val="bullet"/>
+      <w:lvlText w:val=""/>
+      <w:lvlJc w:val="left"/>
+      <w:pPr>
+        <w:ind w:left="2160" w:hanging="360"/>
+      </w:pPr>
+      <w:rPr>
+        <w:rFonts w:ascii="Wingdings" w:hAnsi="Wingdings" w:hint="default"/>
+      </w:rPr>
+    </w:lvl>
+    <w:lvl w:ilvl="3" w:tplc="FFFFFFFF" w:tentative="1">
+      <w:start w:val="1"/>
+      <w:numFmt w:val="bullet"/>
+      <w:lvlText w:val=""/>
+      <w:lvlJc w:val="left"/>
+      <w:pPr>
+        <w:ind w:left="2880" w:hanging="360"/>
+      </w:pPr>
+      <w:rPr>
+        <w:rFonts w:ascii="Symbol" w:hAnsi="Symbol" w:hint="default"/>
+      </w:rPr>
+    </w:lvl>
+    <w:lvl w:ilvl="4" w:tplc="FFFFFFFF" w:tentative="1">
+      <w:start w:val="1"/>
+      <w:numFmt w:val="bullet"/>
+      <w:lvlText w:val="o"/>
+      <w:lvlJc w:val="left"/>
+      <w:pPr>
+        <w:ind w:left="3600" w:hanging="360"/>
+      </w:pPr>
+      <w:rPr>
+        <w:rFonts w:ascii="Courier New" w:hAnsi="Courier New" w:cs="Courier New" w:hint="default"/>
+      </w:rPr>
+    </w:lvl>
+    <w:lvl w:ilvl="5" w:tplc="FFFFFFFF" w:tentative="1">
+      <w:start w:val="1"/>
+      <w:numFmt w:val="bullet"/>
+      <w:lvlText w:val=""/>
+      <w:lvlJc w:val="left"/>
+      <w:pPr>
+        <w:ind w:left="4320" w:hanging="360"/>
+      </w:pPr>
+      <w:rPr>
+        <w:rFonts w:ascii="Wingdings" w:hAnsi="Wingdings" w:hint="default"/>
+      </w:rPr>
+    </w:lvl>
+    <w:lvl w:ilvl="6" w:tplc="FFFFFFFF" w:tentative="1">
+      <w:start w:val="1"/>
+      <w:numFmt w:val="bullet"/>
+      <w:lvlText w:val=""/>
+      <w:lvlJc w:val="left"/>
+      <w:pPr>
+        <w:ind w:left="5040" w:hanging="360"/>
+      </w:pPr>
+      <w:rPr>
+        <w:rFonts w:ascii="Symbol" w:hAnsi="Symbol" w:hint="default"/>
+      </w:rPr>
+    </w:lvl>
+    <w:lvl w:ilvl="7" w:tplc="FFFFFFFF" w:tentative="1">
+      <w:start w:val="1"/>
+      <w:numFmt w:val="bullet"/>
+      <w:lvlText w:val="o"/>
+      <w:lvlJc w:val="left"/>
+      <w:pPr>
+        <w:ind w:left="5760" w:hanging="360"/>
+      </w:pPr>
+      <w:rPr>
+        <w:rFonts w:ascii="Courier New" w:hAnsi="Courier New" w:cs="Courier New" w:hint="default"/>
+      </w:rPr>
+    </w:lvl>
+    <w:lvl w:ilvl="8" w:tplc="FFFFFFFF" w:tentative="1">
+      <w:start w:val="1"/>
+      <w:numFmt w:val="bullet"/>
+      <w:lvlText w:val=""/>
+      <w:lvlJc w:val="left"/>
+      <w:pPr>
+        <w:ind w:left="6480" w:hanging="360"/>
+      </w:pPr>
+      <w:rPr>
+        <w:rFonts w:ascii="Wingdings" w:hAnsi="Wingdings" w:hint="default"/>
+      </w:rPr>
+    </w:lvl>
+  </w:abstractNum>
+  <w:abstractNum w:abstractNumId="31" w15:restartNumberingAfterBreak="0">
     <w:nsid w:val="5B080A67"/>
     <w:multiLevelType w:val="multilevel"/>
     <w:tmpl w:val="8AC89512"/>
@@ -13446,7 +13112,7 @@
       </w:rPr>
     </w:lvl>
   </w:abstractNum>
-  <w:abstractNum w:abstractNumId="29" w15:restartNumberingAfterBreak="0">
+  <w:abstractNum w:abstractNumId="32" w15:restartNumberingAfterBreak="0">
     <w:nsid w:val="66895FF9"/>
     <w:multiLevelType w:val="multilevel"/>
     <w:tmpl w:val="39386666"/>
@@ -13595,7 +13261,7 @@
       </w:rPr>
     </w:lvl>
   </w:abstractNum>
-  <w:abstractNum w:abstractNumId="30" w15:restartNumberingAfterBreak="0">
+  <w:abstractNum w:abstractNumId="33" w15:restartNumberingAfterBreak="0">
     <w:nsid w:val="66B75600"/>
     <w:multiLevelType w:val="singleLevel"/>
     <w:tmpl w:val="B7F0ED64"/>
@@ -13616,7 +13282,7 @@
       </w:rPr>
     </w:lvl>
   </w:abstractNum>
-  <w:abstractNum w:abstractNumId="31" w15:restartNumberingAfterBreak="0">
+  <w:abstractNum w:abstractNumId="34" w15:restartNumberingAfterBreak="0">
     <w:nsid w:val="66BD35CD"/>
     <w:multiLevelType w:val="multilevel"/>
     <w:tmpl w:val="67C20DC6"/>
@@ -13765,7 +13431,7 @@
       </w:rPr>
     </w:lvl>
   </w:abstractNum>
-  <w:abstractNum w:abstractNumId="32" w15:restartNumberingAfterBreak="0">
+  <w:abstractNum w:abstractNumId="35" w15:restartNumberingAfterBreak="0">
     <w:nsid w:val="6A72756E"/>
     <w:multiLevelType w:val="hybridMultilevel"/>
     <w:tmpl w:val="B88C89C2"/>
@@ -13878,7 +13544,7 @@
       </w:rPr>
     </w:lvl>
   </w:abstractNum>
-  <w:abstractNum w:abstractNumId="33" w15:restartNumberingAfterBreak="0">
+  <w:abstractNum w:abstractNumId="36" w15:restartNumberingAfterBreak="0">
     <w:nsid w:val="6FA01851"/>
     <w:multiLevelType w:val="multilevel"/>
     <w:tmpl w:val="0066930E"/>
@@ -14027,7 +13693,7 @@
       </w:rPr>
     </w:lvl>
   </w:abstractNum>
-  <w:abstractNum w:abstractNumId="34" w15:restartNumberingAfterBreak="0">
+  <w:abstractNum w:abstractNumId="37" w15:restartNumberingAfterBreak="0">
     <w:nsid w:val="74DF71BD"/>
     <w:multiLevelType w:val="hybridMultilevel"/>
     <w:tmpl w:val="02688E50"/>
@@ -14116,7 +13782,7 @@
       </w:pPr>
     </w:lvl>
   </w:abstractNum>
-  <w:abstractNum w:abstractNumId="35" w15:restartNumberingAfterBreak="0">
+  <w:abstractNum w:abstractNumId="38" w15:restartNumberingAfterBreak="0">
     <w:nsid w:val="7F790ABB"/>
     <w:multiLevelType w:val="multilevel"/>
     <w:tmpl w:val="B0706766"/>
@@ -14266,49 +13932,49 @@
     </w:lvl>
   </w:abstractNum>
   <w:num w:numId="1" w16cid:durableId="1785343581">
-    <w:abstractNumId w:val="30"/>
+    <w:abstractNumId w:val="33"/>
   </w:num>
   <w:num w:numId="2" w16cid:durableId="665324747">
-    <w:abstractNumId w:val="28"/>
+    <w:abstractNumId w:val="31"/>
   </w:num>
   <w:num w:numId="3" w16cid:durableId="2105761701">
-    <w:abstractNumId w:val="24"/>
+    <w:abstractNumId w:val="26"/>
   </w:num>
   <w:num w:numId="4" w16cid:durableId="2060199216">
     <w:abstractNumId w:val="0"/>
   </w:num>
   <w:num w:numId="5" w16cid:durableId="272716562">
-    <w:abstractNumId w:val="20"/>
+    <w:abstractNumId w:val="22"/>
   </w:num>
   <w:num w:numId="6" w16cid:durableId="6760380">
     <w:abstractNumId w:val="1"/>
   </w:num>
   <w:num w:numId="7" w16cid:durableId="1876041239">
-    <w:abstractNumId w:val="31"/>
+    <w:abstractNumId w:val="34"/>
   </w:num>
   <w:num w:numId="8" w16cid:durableId="2108888128">
-    <w:abstractNumId w:val="11"/>
+    <w:abstractNumId w:val="12"/>
   </w:num>
   <w:num w:numId="9" w16cid:durableId="710691315">
-    <w:abstractNumId w:val="35"/>
+    <w:abstractNumId w:val="38"/>
   </w:num>
   <w:num w:numId="10" w16cid:durableId="989945359">
-    <w:abstractNumId w:val="21"/>
+    <w:abstractNumId w:val="23"/>
   </w:num>
   <w:num w:numId="11" w16cid:durableId="896863403">
-    <w:abstractNumId w:val="18"/>
+    <w:abstractNumId w:val="20"/>
   </w:num>
   <w:num w:numId="12" w16cid:durableId="373116302">
-    <w:abstractNumId w:val="22"/>
+    <w:abstractNumId w:val="24"/>
   </w:num>
   <w:num w:numId="13" w16cid:durableId="2049602650">
     <w:abstractNumId w:val="7"/>
   </w:num>
   <w:num w:numId="14" w16cid:durableId="2115706578">
-    <w:abstractNumId w:val="33"/>
+    <w:abstractNumId w:val="36"/>
   </w:num>
   <w:num w:numId="15" w16cid:durableId="1673293457">
-    <w:abstractNumId w:val="10"/>
+    <w:abstractNumId w:val="11"/>
   </w:num>
   <w:num w:numId="16" w16cid:durableId="529875819">
     <w:abstractNumId w:val="2"/>
@@ -14317,16 +13983,16 @@
     <w:abstractNumId w:val="5"/>
   </w:num>
   <w:num w:numId="18" w16cid:durableId="1753697360">
-    <w:abstractNumId w:val="9"/>
+    <w:abstractNumId w:val="10"/>
   </w:num>
   <w:num w:numId="19" w16cid:durableId="638727657">
-    <w:abstractNumId w:val="27"/>
+    <w:abstractNumId w:val="29"/>
   </w:num>
   <w:num w:numId="20" w16cid:durableId="520750274">
     <w:abstractNumId w:val="3"/>
   </w:num>
   <w:num w:numId="21" w16cid:durableId="558248591">
-    <w:abstractNumId w:val="17"/>
+    <w:abstractNumId w:val="19"/>
   </w:num>
   <w:num w:numId="22" w16cid:durableId="984239418">
     <w:abstractNumId w:val="6"/>
@@ -14335,43 +14001,52 @@
     <w:abstractNumId w:val="4"/>
   </w:num>
   <w:num w:numId="24" w16cid:durableId="1550339559">
+    <w:abstractNumId w:val="14"/>
+  </w:num>
+  <w:num w:numId="25" w16cid:durableId="1035814619">
     <w:abstractNumId w:val="13"/>
   </w:num>
-  <w:num w:numId="25" w16cid:durableId="1035814619">
-    <w:abstractNumId w:val="12"/>
-  </w:num>
   <w:num w:numId="26" w16cid:durableId="1682660921">
-    <w:abstractNumId w:val="29"/>
+    <w:abstractNumId w:val="32"/>
   </w:num>
   <w:num w:numId="27" w16cid:durableId="1782144591">
+    <w:abstractNumId w:val="9"/>
+  </w:num>
+  <w:num w:numId="28" w16cid:durableId="1950117319">
+    <w:abstractNumId w:val="18"/>
+  </w:num>
+  <w:num w:numId="29" w16cid:durableId="980353169">
+    <w:abstractNumId w:val="21"/>
+  </w:num>
+  <w:num w:numId="30" w16cid:durableId="1007514199">
+    <w:abstractNumId w:val="28"/>
+  </w:num>
+  <w:num w:numId="31" w16cid:durableId="1633749370">
+    <w:abstractNumId w:val="27"/>
+  </w:num>
+  <w:num w:numId="32" w16cid:durableId="1638991782">
+    <w:abstractNumId w:val="16"/>
+  </w:num>
+  <w:num w:numId="33" w16cid:durableId="599993371">
+    <w:abstractNumId w:val="25"/>
+  </w:num>
+  <w:num w:numId="34" w16cid:durableId="1951276021">
+    <w:abstractNumId w:val="17"/>
+  </w:num>
+  <w:num w:numId="35" w16cid:durableId="951983445">
+    <w:abstractNumId w:val="37"/>
+  </w:num>
+  <w:num w:numId="36" w16cid:durableId="576985475">
+    <w:abstractNumId w:val="35"/>
+  </w:num>
+  <w:num w:numId="37" w16cid:durableId="869949406">
     <w:abstractNumId w:val="8"/>
   </w:num>
-  <w:num w:numId="28" w16cid:durableId="1950117319">
-    <w:abstractNumId w:val="16"/>
-  </w:num>
-  <w:num w:numId="29" w16cid:durableId="980353169">
-    <w:abstractNumId w:val="19"/>
-  </w:num>
-  <w:num w:numId="30" w16cid:durableId="1007514199">
-    <w:abstractNumId w:val="26"/>
-  </w:num>
-  <w:num w:numId="31" w16cid:durableId="1633749370">
-    <w:abstractNumId w:val="25"/>
-  </w:num>
-  <w:num w:numId="32" w16cid:durableId="1638991782">
-    <w:abstractNumId w:val="14"/>
-  </w:num>
-  <w:num w:numId="33" w16cid:durableId="599993371">
-    <w:abstractNumId w:val="23"/>
-  </w:num>
-  <w:num w:numId="34" w16cid:durableId="1951276021">
+  <w:num w:numId="38" w16cid:durableId="115566241">
     <w:abstractNumId w:val="15"/>
   </w:num>
-  <w:num w:numId="35" w16cid:durableId="951983445">
-    <w:abstractNumId w:val="34"/>
-  </w:num>
-  <w:num w:numId="36" w16cid:durableId="576985475">
-    <w:abstractNumId w:val="32"/>
+  <w:num w:numId="39" w16cid:durableId="516578995">
+    <w:abstractNumId w:val="30"/>
   </w:num>
   <w:numIdMacAtCleanup w:val="22"/>
 </w:numbering>
@@ -14979,6 +14654,7 @@
   <w:style w:type="character" w:default="1" w:styleId="DefaultParagraphFont">
     <w:name w:val="Default Paragraph Font"/>
     <w:uiPriority w:val="1"/>
+    <w:semiHidden/>
     <w:unhideWhenUsed/>
   </w:style>
   <w:style w:type="table" w:default="1" w:styleId="TableNormal">
@@ -15512,6 +15188,17 @@
       <w:contextualSpacing/>
     </w:pPr>
   </w:style>
+  <w:style w:type="character" w:styleId="Strong">
+    <w:name w:val="Strong"/>
+    <w:basedOn w:val="DefaultParagraphFont"/>
+    <w:uiPriority w:val="22"/>
+    <w:qFormat/>
+    <w:rsid w:val="00484ACD"/>
+    <w:rPr>
+      <w:b/>
+      <w:bCs/>
+    </w:rPr>
+  </w:style>
 </w:styles>
 </file>
 
